--- a/Proiect_RC.docx
+++ b/Proiect_RC.docx
@@ -65,8 +65,43 @@
         <w:spacing w:before="120" w:after="120"/>
         <w:jc w:val="center"/>
       </w:pPr>
-      <w:r>
-        <w:t>Profesor Îndrumător: S.l. Dr. Ing. Cristian Codău</w:t>
+      <w:proofErr w:type="spellStart"/>
+      <w:r>
+        <w:t>Profesor</w:t>
+      </w:r>
+      <w:proofErr w:type="spellEnd"/>
+      <w:r>
+        <w:t xml:space="preserve"> </w:t>
+      </w:r>
+      <w:proofErr w:type="spellStart"/>
+      <w:r>
+        <w:t>î</w:t>
+      </w:r>
+      <w:r>
+        <w:t>ndrumător</w:t>
+      </w:r>
+      <w:proofErr w:type="spellEnd"/>
+      <w:r>
+        <w:t xml:space="preserve">: </w:t>
+      </w:r>
+      <w:proofErr w:type="spellStart"/>
+      <w:r>
+        <w:t>S.l.</w:t>
+      </w:r>
+      <w:proofErr w:type="spellEnd"/>
+      <w:r>
+        <w:t xml:space="preserve"> Dr. Ing. </w:t>
+      </w:r>
+      <w:proofErr w:type="spellStart"/>
+      <w:r>
+        <w:t>C</w:t>
+      </w:r>
+      <w:r>
+        <w:t>odău</w:t>
+      </w:r>
+      <w:proofErr w:type="spellEnd"/>
+      <w:r>
+        <w:t xml:space="preserve"> Cristian</w:t>
       </w:r>
     </w:p>
     <w:p>
@@ -215,7 +250,21 @@
         <w:jc w:val="both"/>
       </w:pPr>
       <w:r>
-        <w:t xml:space="preserve">Simularea este structurată în trei etape: construirea scenariului satelit–aeronavă–sol, analiza accesului prin linie de vizibilitate directă (Line of Sight – LoS) și analiza închiderii bugetului de legătură (link closure). Un aspect central îl constituie degradarea semnalului în segmentele de zbor deasupra apelor internaționale, unde curbura terestră obstrucționează vizibilitatea față de stațiile de la sol. Soluția investigată în acest proiect constă în integrarea infrastructurii Space-Based ADS-B (SB-ADS-B), implementată prin constelația Iridium NEXT (66 sateliți LEO, altitudine ~780 km, înclinație ~86,4°), operată de Aireon LLC, care asigură acoperire globală continuă. Antena satelitului Iridium este modelată atât ca element izotrop, cât și ca antenă cu 48 de fascicole, conform specificațiilor FCC (Federal Communications Commission) </w:t>
+        <w:t>Simularea este structurată în trei etape: construirea scenariului satelit–aeronavă–sol, analiza accesului prin linie de vizibilitate directă (Line of Sight – LoS) și analiza închiderii bugetului de legătură (link closure). Un aspect central îl constituie degradarea semnalului în segmentele de zbor deasupra apelor internaționale, unde curbura terestră obstrucționează vizibilitatea față de stațiile de la sol. Soluția investigată în acest proiect constă în integrarea infrastructurii Space-Based ADS-B (SB-ADS-B), implementată prin constelația Iridium NEXT (66 sateliți LEO, altitudine ~780 km, înclinație ~86,4°), operată de Aireon LLC, care asigură acoperire globală continuă. Antena satelitului Iridium este modelată atât ca element izotrop, cât și ca antenă cu 48 de fascic</w:t>
+      </w:r>
+      <w:r>
+        <w:t>u</w:t>
+      </w:r>
+      <w:r>
+        <w:t xml:space="preserve">le, conform </w:t>
+      </w:r>
+      <w:proofErr w:type="spellStart"/>
+      <w:r>
+        <w:t>specificațiilor</w:t>
+      </w:r>
+      <w:proofErr w:type="spellEnd"/>
+      <w:r>
+        <w:t xml:space="preserve"> FCC (Federal Communications Commission) </w:t>
       </w:r>
       <w:proofErr w:type="spellStart"/>
       <w:r>
@@ -236,7 +285,23 @@
         <w:jc w:val="both"/>
       </w:pPr>
       <w:r>
-        <w:t xml:space="preserve">Configurația fizică a sistemului aeronavei include antene omnidirecționale cu diagramă toroidală de radiație, montate pe fețele superioară și inferioară ale fuzelajului. Selecția căii active de comunicație, terestră sau spațială, este guvernată de marja maximă de legătură (maximum link margin) calculată ca diferența dintre Eb/N₀ recepționat </w:t>
+        <w:t xml:space="preserve">Configurația fizică a sistemului aeronavei include antene omnidirecționale cu diagramă toroidală de radiație, montate pe fețele superioară și inferioară ale fuzelajului. Selecția căii active de comunicație, terestră sau spațială, este guvernată de marja maximă de legătură (maximum link margin) calculată ca diferența </w:t>
+      </w:r>
+      <w:proofErr w:type="spellStart"/>
+      <w:r>
+        <w:t>dintre</w:t>
+      </w:r>
+      <w:proofErr w:type="spellEnd"/>
+      <w:r>
+        <w:t xml:space="preserve"> Eb/N₀ </w:t>
+      </w:r>
+      <w:proofErr w:type="spellStart"/>
+      <w:r>
+        <w:t>recepționat</w:t>
+      </w:r>
+      <w:proofErr w:type="spellEnd"/>
+      <w:r>
+        <w:t xml:space="preserve"> </w:t>
       </w:r>
       <w:proofErr w:type="spellStart"/>
       <w:r>
@@ -692,7 +757,39 @@
         <w:t xml:space="preserve">Câmpul de Date / ME (56 biți): </w:t>
       </w:r>
       <w:r>
-        <w:t xml:space="preserve">Payload-ul propriu-zis. Acesta conține coordonatele spațiale (latitudine, longitudine), altitudinea barometrică/geometrică </w:t>
+        <w:t xml:space="preserve">Payload-ul propriu-zis. Acesta conține coordonatele spațiale (latitudine, </w:t>
+      </w:r>
+      <w:proofErr w:type="spellStart"/>
+      <w:r>
+        <w:t>longitudine</w:t>
+      </w:r>
+      <w:proofErr w:type="spellEnd"/>
+      <w:r>
+        <w:t xml:space="preserve">), </w:t>
+      </w:r>
+      <w:proofErr w:type="spellStart"/>
+      <w:r>
+        <w:t>altitudinea</w:t>
+      </w:r>
+      <w:proofErr w:type="spellEnd"/>
+      <w:r>
+        <w:t xml:space="preserve"> </w:t>
+      </w:r>
+      <w:proofErr w:type="spellStart"/>
+      <w:r>
+        <w:t>barometrică</w:t>
+      </w:r>
+      <w:proofErr w:type="spellEnd"/>
+      <w:r>
+        <w:t>/</w:t>
+      </w:r>
+      <w:proofErr w:type="spellStart"/>
+      <w:r>
+        <w:t>geometrică</w:t>
+      </w:r>
+      <w:proofErr w:type="spellEnd"/>
+      <w:r>
+        <w:t xml:space="preserve"> </w:t>
       </w:r>
       <w:proofErr w:type="spellStart"/>
       <w:r>
@@ -771,7 +868,23 @@
         <w:t xml:space="preserve">Paritate / CRC (24 biți): </w:t>
       </w:r>
       <w:r>
-        <w:t xml:space="preserve">Câmp esențial pentru detectarea erorilor de transmisie. Asigură validarea datelor la nivelul receptorului prin verificarea integrității celor 88 de biți precedenți; în cazul în care CRC-ul calculat nu corespunde cu cel recepționat, mesajul </w:t>
+        <w:t xml:space="preserve">Câmp esențial pentru detectarea erorilor de transmisie. Asigură validarea datelor la nivelul receptorului prin verificarea integrității celor 88 de biți precedenți; în cazul în care CRC-ul calculat nu corespunde cu cel </w:t>
+      </w:r>
+      <w:proofErr w:type="spellStart"/>
+      <w:r>
+        <w:t>recepționat</w:t>
+      </w:r>
+      <w:proofErr w:type="spellEnd"/>
+      <w:r>
+        <w:t xml:space="preserve">, </w:t>
+      </w:r>
+      <w:proofErr w:type="spellStart"/>
+      <w:r>
+        <w:t>mesajul</w:t>
+      </w:r>
+      <w:proofErr w:type="spellEnd"/>
+      <w:r>
+        <w:t xml:space="preserve"> </w:t>
       </w:r>
       <w:proofErr w:type="spellStart"/>
       <w:r>
@@ -837,7 +950,21 @@
         <w:t>Antenele Echipamentelor Terestre și de Bord.</w:t>
       </w:r>
       <w:r>
-        <w:t xml:space="preserve"> Pentru aeronave și stațiile de la sol (aeroporturi), sistemul este modelat folosind o antenă cu caracteristică de radiație izotropă. În mediul de simulare, aceasta este definită printr-o configurație elementară matriceală de tip array cu dimensiunea [1 1]. Această abordare garantează că recepția și transmisia semnalelor nu sunt condiționate de unghiurile de atitudine ale aeronavei pe durata zborului.</w:t>
+        <w:t xml:space="preserve"> Pentru aeronave și stațiile de la sol (aeroporturi), sistemul este modelat folosind o antenă cu caracteristică de radiație izotropă. În mediul de simulare, aceasta este definită printr-o configurație elementară matriceală de tip array cu dimensiunea [1 1]. Această abordare garantează că recepția și transmisia semnalelor nu sunt condiționate de unghiurile de </w:t>
+      </w:r>
+      <w:proofErr w:type="spellStart"/>
+      <w:r>
+        <w:t>a</w:t>
+      </w:r>
+      <w:r>
+        <w:t>l</w:t>
+      </w:r>
+      <w:r>
+        <w:t>titudine</w:t>
+      </w:r>
+      <w:proofErr w:type="spellEnd"/>
+      <w:r>
+        <w:t xml:space="preserve"> ale aeronavei pe durata zborului.</w:t>
       </w:r>
     </w:p>
     <w:p/>
@@ -884,7 +1011,23 @@
         <w:t>Antenele de la Bordul Aeronavelor.</w:t>
       </w:r>
       <w:r>
-        <w:t xml:space="preserve"> În practica aviatică reală, transponderele ADS-B de la bordul aeronavelor utilizează antene de tip blade (lamă) sau monopol, cu polarizare verticală și caracteristică de radiație omnidirecțională în plan azimutal, operate la frecvența de 1090 MHz, în conformitate cu specificațiile TSO-C166b. Aceste antene sunt polarizate vertical și omnidirecționale, oferind un câștig de recepție superior față de un monopol λ/4 pe 90% din volumul de acoperire, pe toate direcțiile azimutale și între −15° și +20° în elevație.</w:t>
+        <w:t xml:space="preserve"> În practica aviatică reală, transponderele ADS-B de la bordul aeronavelor utilizează antene de tip blade (lamă) sau monopol, cu polarizare verticală și caracteristică de radiație omnidirecțională în plan azimutal, operate la </w:t>
+      </w:r>
+      <w:proofErr w:type="spellStart"/>
+      <w:r>
+        <w:t>frecvența</w:t>
+      </w:r>
+      <w:proofErr w:type="spellEnd"/>
+      <w:r>
+        <w:t xml:space="preserve"> de 1090 </w:t>
+      </w:r>
+      <w:proofErr w:type="spellStart"/>
+      <w:r>
+        <w:t>MHz.</w:t>
+      </w:r>
+      <w:proofErr w:type="spellEnd"/>
+      <w:r>
+        <w:t xml:space="preserve"> Aceste antene sunt polarizate vertical și omnidirecționale, oferind un câștig de recepție superior față de un monopol λ/4 pe 90% din volumul de acoperire, pe toate direcțiile azimutale și între −15° și +20° în elevație.</w:t>
       </w:r>
     </w:p>
     <w:p/>
@@ -895,7 +1038,87 @@
       </w:pPr>
       <w:r>
         <w:lastRenderedPageBreak/>
-        <w:t xml:space="preserve">Un aspect esențial al instalării reale este diversitatea de antenă (antenna diversity). Aceasta presupune montarea a două antene: una în partea superioară a aeronavei și una în partea inferioară, ambele funcționând pe frecvențele ADS-B. Semnalul este transmis prin cele două antene în mod alternant, cadru cu cadru (squitter cu squitter), nu pe baza unui interval de </w:t>
+        <w:t xml:space="preserve">Un aspect esențial al instalării reale este diversitatea de antenă (antenna diversity). Aceasta presupune montarea a două antene: una </w:t>
+      </w:r>
+      <w:proofErr w:type="spellStart"/>
+      <w:r>
+        <w:t>în</w:t>
+      </w:r>
+      <w:proofErr w:type="spellEnd"/>
+      <w:r>
+        <w:t xml:space="preserve"> </w:t>
+      </w:r>
+      <w:proofErr w:type="spellStart"/>
+      <w:r>
+        <w:t>partea</w:t>
+      </w:r>
+      <w:proofErr w:type="spellEnd"/>
+      <w:r>
+        <w:t xml:space="preserve"> </w:t>
+      </w:r>
+      <w:proofErr w:type="spellStart"/>
+      <w:r>
+        <w:t>superioară</w:t>
+      </w:r>
+      <w:proofErr w:type="spellEnd"/>
+      <w:r>
+        <w:t xml:space="preserve"> </w:t>
+      </w:r>
+      <w:proofErr w:type="gramStart"/>
+      <w:r>
+        <w:t>a</w:t>
+      </w:r>
+      <w:proofErr w:type="gramEnd"/>
+      <w:r>
+        <w:t xml:space="preserve"> </w:t>
+      </w:r>
+      <w:proofErr w:type="spellStart"/>
+      <w:r>
+        <w:t>aeronavei</w:t>
+      </w:r>
+      <w:proofErr w:type="spellEnd"/>
+      <w:r>
+        <w:t xml:space="preserve"> </w:t>
+      </w:r>
+      <w:proofErr w:type="spellStart"/>
+      <w:r>
+        <w:t>și</w:t>
+      </w:r>
+      <w:proofErr w:type="spellEnd"/>
+      <w:r>
+        <w:t xml:space="preserve"> </w:t>
+      </w:r>
+      <w:proofErr w:type="spellStart"/>
+      <w:r>
+        <w:t>una</w:t>
+      </w:r>
+      <w:proofErr w:type="spellEnd"/>
+      <w:r>
+        <w:t xml:space="preserve"> </w:t>
+      </w:r>
+      <w:proofErr w:type="spellStart"/>
+      <w:r>
+        <w:t>în</w:t>
+      </w:r>
+      <w:proofErr w:type="spellEnd"/>
+      <w:r>
+        <w:t xml:space="preserve"> </w:t>
+      </w:r>
+      <w:proofErr w:type="spellStart"/>
+      <w:r>
+        <w:t>partea</w:t>
+      </w:r>
+      <w:proofErr w:type="spellEnd"/>
+      <w:r>
+        <w:t xml:space="preserve"> inferioară, ambele funcționând pe frecvențele ADS-B. Semnalul este transmis prin cele două antene în mod alternant, cadru cu cadru (squitter cu squitter), nu pe baza </w:t>
+      </w:r>
+      <w:proofErr w:type="spellStart"/>
+      <w:r>
+        <w:t>unui</w:t>
+      </w:r>
+      <w:proofErr w:type="spellEnd"/>
+      <w:r>
+        <w:t xml:space="preserve"> interval de </w:t>
       </w:r>
       <w:proofErr w:type="spellStart"/>
       <w:r>
@@ -938,7 +1161,53 @@
       </w:r>
       <w:proofErr w:type="spellEnd"/>
       <w:r>
-        <w:t xml:space="preserve"> la fiecare emisie succesivă, cu o rată nominală de aproximativ un mesaj la 400–600 ms per antenă, conform DO-260B. Antena montată pe partea superioară este preferabilă pentru recepția satelitară, deoarece asigură o linie de vedere directă către sateliții de pe orbită. Un sistem cu antenă exclusiv ventrală poate fi compromis de fuzelajul aeronavei, care blochează semnalul în direcția sateliților.</w:t>
+        <w:t xml:space="preserve"> la </w:t>
+      </w:r>
+      <w:proofErr w:type="spellStart"/>
+      <w:r>
+        <w:t>fiecare</w:t>
+      </w:r>
+      <w:proofErr w:type="spellEnd"/>
+      <w:r>
+        <w:t xml:space="preserve"> emisie succesivă, cu o rată nominală de aproximativ un mesaj la 400–600 </w:t>
+      </w:r>
+      <w:proofErr w:type="spellStart"/>
+      <w:r>
+        <w:t>ms</w:t>
+      </w:r>
+      <w:proofErr w:type="spellEnd"/>
+      <w:r>
+        <w:t xml:space="preserve"> per </w:t>
+      </w:r>
+      <w:r>
+        <w:t xml:space="preserve">antenna. </w:t>
+      </w:r>
+      <w:r>
+        <w:t xml:space="preserve">Antena </w:t>
+      </w:r>
+      <w:proofErr w:type="spellStart"/>
+      <w:r>
+        <w:t>montată</w:t>
+      </w:r>
+      <w:proofErr w:type="spellEnd"/>
+      <w:r>
+        <w:t xml:space="preserve"> pe </w:t>
+      </w:r>
+      <w:proofErr w:type="spellStart"/>
+      <w:r>
+        <w:t>partea</w:t>
+      </w:r>
+      <w:proofErr w:type="spellEnd"/>
+      <w:r>
+        <w:t xml:space="preserve"> </w:t>
+      </w:r>
+      <w:proofErr w:type="spellStart"/>
+      <w:r>
+        <w:t>superioară</w:t>
+      </w:r>
+      <w:proofErr w:type="spellEnd"/>
+      <w:r>
+        <w:t xml:space="preserve"> este preferabilă pentru recepția satelitară, deoarece asigură o linie de vedere directă către sateliții de pe orbită. Un sistem cu antenă exclusiv ventrală poate fi compromis de fuzelajul aeronavei, care blochează semnalul în direcția sateliților.</w:t>
       </w:r>
     </w:p>
     <w:p/>
@@ -948,7 +1217,71 @@
         <w:jc w:val="both"/>
       </w:pPr>
       <w:r>
-        <w:t xml:space="preserve">Reglementările actuale impun ca echipamentul ADS-B să respecte standardele de performanță minimă RTCA DO-260B și să dispună de capacitate de antenă pentru transmisie atât spre receptorii terești, cât și </w:t>
+        <w:t xml:space="preserve">Reglementările actuale impun ca echipamentul ADS-B să respecte standardele de </w:t>
+      </w:r>
+      <w:proofErr w:type="spellStart"/>
+      <w:r>
+        <w:t>performanță</w:t>
+      </w:r>
+      <w:proofErr w:type="spellEnd"/>
+      <w:r>
+        <w:t xml:space="preserve"> </w:t>
+      </w:r>
+      <w:proofErr w:type="spellStart"/>
+      <w:r>
+        <w:t>minimă</w:t>
+      </w:r>
+      <w:proofErr w:type="spellEnd"/>
+      <w:r>
+        <w:t xml:space="preserve"> </w:t>
+      </w:r>
+      <w:proofErr w:type="spellStart"/>
+      <w:r>
+        <w:t>și</w:t>
+      </w:r>
+      <w:proofErr w:type="spellEnd"/>
+      <w:r>
+        <w:t xml:space="preserve"> </w:t>
+      </w:r>
+      <w:proofErr w:type="spellStart"/>
+      <w:r>
+        <w:t>să</w:t>
+      </w:r>
+      <w:proofErr w:type="spellEnd"/>
+      <w:r>
+        <w:t xml:space="preserve"> </w:t>
+      </w:r>
+      <w:proofErr w:type="spellStart"/>
+      <w:r>
+        <w:t>dispună</w:t>
+      </w:r>
+      <w:proofErr w:type="spellEnd"/>
+      <w:r>
+        <w:t xml:space="preserve"> de capacitate de antenă pentru transmisie atât spre receptorii </w:t>
+      </w:r>
+      <w:proofErr w:type="spellStart"/>
+      <w:r>
+        <w:t>terești</w:t>
+      </w:r>
+      <w:proofErr w:type="spellEnd"/>
+      <w:r>
+        <w:t xml:space="preserve">, </w:t>
+      </w:r>
+      <w:proofErr w:type="spellStart"/>
+      <w:r>
+        <w:t>cât</w:t>
+      </w:r>
+      <w:proofErr w:type="spellEnd"/>
+      <w:r>
+        <w:t xml:space="preserve"> </w:t>
+      </w:r>
+      <w:proofErr w:type="spellStart"/>
+      <w:r>
+        <w:t>și</w:t>
+      </w:r>
+      <w:proofErr w:type="spellEnd"/>
+      <w:r>
+        <w:t xml:space="preserve"> </w:t>
       </w:r>
       <w:proofErr w:type="spellStart"/>
       <w:r>
@@ -996,7 +1329,15 @@
       </w:r>
       <w:proofErr w:type="spellEnd"/>
       <w:r>
-        <w:t xml:space="preserve"> diversitate de antenă (top + bottom), fie printr-o antenă unică cu acoperire bidirecțională. Această configurație omnidirecțională reală justifică modelarea simulată printr-o antenă radiantă izotropă [1×1]: indiferent de atitudinea aeronavei în zbor (viraj, cabraj, tangaj), semnalul ADS-B este radiat uniform în toate direcțiile, fără dependență de orientare.</w:t>
+        <w:t xml:space="preserve"> </w:t>
+      </w:r>
+      <w:proofErr w:type="spellStart"/>
+      <w:r>
+        <w:t>diversitate</w:t>
+      </w:r>
+      <w:proofErr w:type="spellEnd"/>
+      <w:r>
+        <w:t xml:space="preserve"> de antenă (top + bottom), fie printr-o antenă unică cu acoperire bidirecțională. Această configurație omnidirecțională reală justifică modelarea simulată printr-o antenă radiantă izotropă [1×1]: indiferent de atitudinea aeronavei în zbor (viraj, cabraj, tangaj), semnalul ADS-B este radiat uniform în toate direcțiile, fără dependență de orientare.</w:t>
       </w:r>
     </w:p>
     <w:p/>
@@ -1013,7 +1354,15 @@
         <w:t>Payload-ul ADS-B de pe Sateliții Iridium NEXT (Sistemul Aireon).</w:t>
       </w:r>
       <w:r>
-        <w:t xml:space="preserve"> La nivelul segmentului spațial, Harris Corporation (acum L3Harris) a furnizat 81 de payload-uri ADS-B de tip receptor 1090 Extended Squitter (ES), găzduite pe constelația de </w:t>
+        <w:t xml:space="preserve"> La nivelul segmentului spațial, Harris Corporation (acum L3Harris) a furnizat 81 de payload-uri ADS-B de tip receptor 1090 Extended Squitter (ES), găzduite pe </w:t>
+      </w:r>
+      <w:proofErr w:type="spellStart"/>
+      <w:r>
+        <w:t>constelația</w:t>
+      </w:r>
+      <w:proofErr w:type="spellEnd"/>
+      <w:r>
+        <w:t xml:space="preserve"> de </w:t>
       </w:r>
       <w:proofErr w:type="spellStart"/>
       <w:r>
@@ -1031,7 +1380,16 @@
         <w:jc w:val="both"/>
       </w:pPr>
       <w:r>
-        <w:t>Fiecare payload Aireon (AHP – Aireon Hosted Payload) suportă fascicule multiple, care creează o amprentă de acoperire robustă la suprafața Pământului, cu o distanță oblică (slant range) de aproximativ 3.200 km. Antena principală de misiune a sateliților Iridium generează 48 de fascicule punctuale (spot beams), organizate în 16 fascicule pe fiecare dintre cele trei sectoare ale satelitului. Această arhitectură multi-fascicul este tocmai cea reprodusă în mediul de simulare prin Custom 48-Beam Antenna, configurată cu un unghi de tangaj de −90° pentru a orienta fasciculele spre nadir (direct înspre suprafața Pământului).</w:t>
+        <w:t xml:space="preserve">Fiecare payload Aireon (AHP – Aireon Hosted Payload) suportă </w:t>
+      </w:r>
+      <w:r>
+        <w:rPr>
+          <w:highlight w:val="yellow"/>
+        </w:rPr>
+        <w:t>fascicule multipl</w:t>
+      </w:r>
+      <w:r>
+        <w:t>e, care creează o amprentă de acoperire robustă la suprafața Pământului, cu o distanță oblică (slant range) de aproximativ 3.200 km. Antena principală de misiune a sateliților Iridium generează 48 de fascicule punctuale (spot beams), organizate în 16 fascicule pe fiecare dintre cele trei sectoare ale satelitului. Această arhitectură multi-fascicul este tocmai cea reprodusă în mediul de simulare prin Custom 48-Beam Antenna, configurată cu un unghi de tangaj de −90° pentru a orienta fasciculele spre nadir (direct înspre suprafața Pământului).</w:t>
       </w:r>
     </w:p>
     <w:p/>
@@ -1059,7 +1417,23 @@
         <w:jc w:val="both"/>
       </w:pPr>
       <w:r>
-        <w:t xml:space="preserve">Rețeaua spațială este bazată pe </w:t>
+        <w:t xml:space="preserve">Rețeaua spațială </w:t>
+      </w:r>
+      <w:proofErr w:type="spellStart"/>
+      <w:r>
+        <w:t>este</w:t>
+      </w:r>
+      <w:proofErr w:type="spellEnd"/>
+      <w:r>
+        <w:t xml:space="preserve"> </w:t>
+      </w:r>
+      <w:proofErr w:type="spellStart"/>
+      <w:r>
+        <w:t>bazată</w:t>
+      </w:r>
+      <w:proofErr w:type="spellEnd"/>
+      <w:r>
+        <w:t xml:space="preserve"> pe </w:t>
       </w:r>
       <w:proofErr w:type="spellStart"/>
       <w:r>
@@ -1104,7 +1478,23 @@
         <w:jc w:val="both"/>
       </w:pPr>
       <w:r>
-        <w:t xml:space="preserve">Pentru a simula cu acuratețe vizibilitatea și timpii de acces, scenariul construiește un model matematic și fizic al Pământului. Constelația este distribuită pe Norbite = 6 planuri orbitale, </w:t>
+        <w:t xml:space="preserve">Pentru a simula cu acuratețe vizibilitatea și timpii de acces, scenariul construiește un model matematic și fizic al Pământului. Constelația este distribuită pe Norbite = 6 </w:t>
+      </w:r>
+      <w:proofErr w:type="spellStart"/>
+      <w:r>
+        <w:t>planuri</w:t>
+      </w:r>
+      <w:proofErr w:type="spellEnd"/>
+      <w:r>
+        <w:t xml:space="preserve"> </w:t>
+      </w:r>
+      <w:proofErr w:type="spellStart"/>
+      <w:r>
+        <w:t>orbitale</w:t>
+      </w:r>
+      <w:proofErr w:type="spellEnd"/>
+      <w:r>
+        <w:t xml:space="preserve">, </w:t>
       </w:r>
       <w:proofErr w:type="spellStart"/>
       <w:r>
@@ -1168,7 +1558,23 @@
         <w:t>Semiaxa mare (α) și Altitudinea:</w:t>
       </w:r>
       <w:r>
-        <w:t xml:space="preserve"> Altitudinea sateliților LEO este de 780 km. Semiaxa mare se calculează pornind de la centrul Pământului, </w:t>
+        <w:t xml:space="preserve"> Altitudinea sateliților LEO este de 780 km. Semiaxa mare se calculează pornind de la </w:t>
+      </w:r>
+      <w:proofErr w:type="spellStart"/>
+      <w:r>
+        <w:t>centrul</w:t>
+      </w:r>
+      <w:proofErr w:type="spellEnd"/>
+      <w:r>
+        <w:t xml:space="preserve"> </w:t>
+      </w:r>
+      <w:proofErr w:type="spellStart"/>
+      <w:r>
+        <w:t>Pământului</w:t>
+      </w:r>
+      <w:proofErr w:type="spellEnd"/>
+      <w:r>
+        <w:t xml:space="preserve">, </w:t>
       </w:r>
       <w:proofErr w:type="spellStart"/>
       <w:r>
@@ -1192,7 +1598,15 @@
       </w:r>
       <w:proofErr w:type="spellEnd"/>
       <w:r>
-        <w:t xml:space="preserve"> satelitului:</w:t>
+        <w:t xml:space="preserve"> </w:t>
+      </w:r>
+      <w:proofErr w:type="spellStart"/>
+      <w:r>
+        <w:t>satelitului</w:t>
+      </w:r>
+      <w:proofErr w:type="spellEnd"/>
+      <w:r>
+        <w:t>:</w:t>
       </w:r>
     </w:p>
     <w:p>
@@ -1447,7 +1861,21 @@
           <w:szCs w:val="24"/>
           <w:lang w:val="ro-RO"/>
         </w:rPr>
-        <w:t>La nivelul supravegherii terestre comerciale, studiul tehnicii a fost marcat de accesul la echipamente radio de tip SDR (Software Defined Radio). Cel mai cunoscut exemplu practic de implementare a standardului 1090ES este platforma Flightradar24. Aceasta operează o rețea globală de peste 30.000 de receptoare ADS-B independente, capabile să intercepteze și să centralizeze mesajele difuzate de transponderele aeronavelor. Transponderul de la bordul aeronavei determină poziția cu ajutorul receptorului GNSS propriu și o transmite omnidirecțional la 1090 MHz; receptoarele terestre ale rețelei Flightradar24 captează aceste emisii și le retransmit în timp real către serverele centrale prin intermediul internetului. Conform datelor publicate de Flightradar24, în 2024 peste 80% din zborurile comerciale monitorizate provin de la aeronave dotate cu transpondere ADS-B active, procent în continuă creștere odată cu extinderea mandatelor de echipare (FAA – 2020, EASA – 2020, CASA Australia – 2017). Rețeaua de receptoare acceptă o gamă largă de hardware: receptoarele proprietare FR24 distribuite contributorilor (bazate pe tehnologie RTL-SDR/DVB-T), decodoare dedicate precum SBS-1 de la Kinetic Avionics, dar și soluții software-defined configurate de utilizatori independenți.</w:t>
+        <w:t>La nivelul supravegherii terestre comerciale, studiul tehnicii a fost marcat de accesul la echipamente radio de tip SDR (Software Defined Radio). Cel mai cunoscut exemplu practic de implementare a standardului 1090ES este platforma Flightradar24. Aceasta operează o rețea globală de peste 30.000 de receptoare ADS-B independente, capabile să intercepteze și să centralizeze mesajele difuzate de transponderele aeronavelor. Transponderul de la bordul aeronavei determină poziția cu ajutorul receptorului GNSS propriu și o transmite omnidirecțional la 1090 MHz; receptoarele terestre ale rețelei Flightradar24 captează aceste emisii și le retransmit în timp real către serverele centrale prin intermediul internetului. Conform datelor publicate de Flightradar24, în 2024 peste 80% din zborurile comerciale monitorizate provin de la aeronave dotate cu transpondere ADS-B active, procent în continuă creștere odată cu extinderea mandatelor de echipare (FAA – 2020, EASA – 2020, CASA Australia – 2017).</w:t>
+      </w:r>
+    </w:p>
+    <w:p>
+      <w:pPr>
+        <w:pStyle w:val="Heading2"/>
+        <w:rPr>
+          <w:b w:val="0"/>
+          <w:bCs w:val="0"/>
+          <w:sz w:val="24"/>
+          <w:szCs w:val="24"/>
+        </w:rPr>
+      </w:pPr>
+      <w:r>
+        <w:t>3.2 Supravegherea spațială globală (Space-Based ADS-B): Sistemul Aireon</w:t>
       </w:r>
     </w:p>
     <w:p>
@@ -1468,40 +1896,28 @@
           <w:bCs w:val="0"/>
           <w:sz w:val="24"/>
           <w:szCs w:val="24"/>
-          <w:lang w:val="ro-RO"/>
-        </w:rPr>
-        <w:t xml:space="preserve">Deși o </w:t>
-      </w:r>
-      <w:proofErr w:type="spellStart"/>
-      <w:r>
-        <w:rPr>
-          <w:b w:val="0"/>
-          <w:bCs w:val="0"/>
-          <w:sz w:val="24"/>
-          <w:szCs w:val="24"/>
-          <w:lang w:val="ro-RO"/>
-        </w:rPr>
-        <w:t>astfee</w:t>
-      </w:r>
-      <w:proofErr w:type="spellEnd"/>
-      <w:r>
-        <w:rPr>
-          <w:b w:val="0"/>
-          <w:bCs w:val="0"/>
-          <w:sz w:val="24"/>
-          <w:szCs w:val="24"/>
-          <w:lang w:val="ro-RO"/>
-        </w:rPr>
-        <w:t xml:space="preserve"> rețea oferă o imagine în ansamblu detaliată deasupra zonelor continentale dens populate, ca și Europa sau SUA, ea este fundamental limitată de propagarea undelor electromagnetice în linie dreaptă (Line of Sight – LoS). Astfel, deasupra suprafețelor oceanice, curbura terestră reduce vizibilitatea față de stațiile de la sol, determinând </w:t>
-      </w:r>
-      <w:r>
-        <w:rPr>
-          <w:b w:val="0"/>
-          <w:bCs w:val="0"/>
-          <w:sz w:val="24"/>
-          <w:szCs w:val="24"/>
-        </w:rPr>
-        <w:t>“zone oarbe” masive în care monitorizarea în timp real devine imposibilă pentru echipamentele terestre.</w:t>
+        </w:rPr>
+        <w:t xml:space="preserve">Răspunsul tehnologic actual la limitările impuse de orizontul radio este sistemul Space-Based ADS-B (SB-ADS-B), a cărui implementare a fost realizată de compania Aireon LLC. În loc de a plasa antene pe sol, sistemul se bazează pe integrarea unor echipamente specializate de recepție ADS-B direct pe </w:t>
+      </w:r>
+      <w:proofErr w:type="spellStart"/>
+      <w:r>
+        <w:rPr>
+          <w:b w:val="0"/>
+          <w:bCs w:val="0"/>
+          <w:sz w:val="24"/>
+          <w:szCs w:val="24"/>
+        </w:rPr>
+        <w:t>constelația</w:t>
+      </w:r>
+      <w:proofErr w:type="spellEnd"/>
+      <w:r>
+        <w:rPr>
+          <w:b w:val="0"/>
+          <w:bCs w:val="0"/>
+          <w:sz w:val="24"/>
+          <w:szCs w:val="24"/>
+        </w:rPr>
+        <w:t xml:space="preserve"> NEXT. Această schimbare permite eliminarea lacunelor de acoperire oceanică și polară, oferind monitorizare globală 100% și neîntreruptă a aeronavelor.</w:t>
       </w:r>
     </w:p>
     <w:p>
@@ -1515,7 +1931,7 @@
         </w:rPr>
       </w:pPr>
       <w:r>
-        <w:t>3.2 Supravegherea spațială globală (Space-Based ADS-B): Sistemul Aireon</w:t>
+        <w:t>3.3 Inovații actuale: Detectarea și atenuarea interferențelor GNSS</w:t>
       </w:r>
     </w:p>
     <w:p>
@@ -1537,21 +1953,7 @@
           <w:sz w:val="24"/>
           <w:szCs w:val="24"/>
         </w:rPr>
-        <w:t>Răspunsul tehnologic actual la limitările impuse de orizontul radio este sistemul Space-Based ADS-B (SB-ADS-B), a cărui implementare a fost realizată de compania Aireon LLC. În loc de a plasa antene pe sol, sistemul se bazează pe integrarea unor echipamente specializate de recepție ADS-B direct pe constelația de 66 de sateliți LEO Iridium NEXT. Această schimbare permite eliminarea lacunelor de acoperire oceanică și polară, oferind monitorizare globală 100% și neîntreruptă a aeronavelor.</w:t>
-      </w:r>
-    </w:p>
-    <w:p>
-      <w:pPr>
-        <w:pStyle w:val="Heading2"/>
-        <w:rPr>
-          <w:b w:val="0"/>
-          <w:bCs w:val="0"/>
-          <w:sz w:val="24"/>
-          <w:szCs w:val="24"/>
-        </w:rPr>
-      </w:pPr>
-      <w:r>
-        <w:t>3.3 Inovații actuale: Detectarea și atenuarea interferențelor GNSS</w:t>
+        <w:t>Datorită caracterului “Dependent” al sistemului, funcționarea  acestuia este subordonată exclusiv acurateței coordonatelor furnizate de sistemul de navigație de la bordul aeronavei (GNSS/GPS). Prin urmare, cea mai mare vulnerabilitate a stadiului actual al tehnicii o reprezintă interferențele cu frecvențe radio (RFI – Radio Frequency Interference). Conform analizelor recente dezvoltate de Aireon pe infrastructura proprie, atenția s-a îndreptat către monitorizarea fenomenelor de GNSS Jamming (bruiaj) și Spoofing (falsificarea coordonatelor).</w:t>
       </w:r>
     </w:p>
     <w:p>
@@ -1573,17 +1975,16 @@
           <w:sz w:val="24"/>
           <w:szCs w:val="24"/>
         </w:rPr>
-        <w:t xml:space="preserve">Datorită caracterului “Dependent” al sistemului, funcționarea  acestuia este subordonată exclusiv acurateței coordonatelor furnizate de sistemul de navigație de la bordul aeronavei (GNSS/GPS). Prin urmare, cea mai mare vulnerabilitate a stadiului actual al tehnicii o reprezintă interferențele cu frecvențe radio (RFI – Radio Frequency Interference). Conform analizelor recente </w:t>
-      </w:r>
-      <w:r>
-        <w:rPr>
-          <w:b w:val="0"/>
-          <w:bCs w:val="0"/>
-          <w:sz w:val="24"/>
-          <w:szCs w:val="24"/>
-        </w:rPr>
+        <w:t>Implementările de pe sateliții Iridium acționează astăzi și ca senzori globali pentru securitatea spectrului radio. Prin monitorizarea continuă a indicatorilor de calitate incluși în pachetul de date ADS-B și analizând anomaliile dintre poziția raportată și momentul recepției pachetului pe orbită, infrastructura spațială poate identifica și alerta în timp real zonele în care semnalul GNSS este alterat. Astfel sistemele SB-ADS-B moderne au evoluat din platforme de monitorizare a zborurilor în sisteme critice pentru siguranța cibernetică și radio-electronică pentru spațiul aerian internațional.</w:t>
+      </w:r>
+    </w:p>
+    <w:p>
+      <w:pPr>
+        <w:pStyle w:val="Heading2"/>
+      </w:pPr>
+      <w:r>
         <w:lastRenderedPageBreak/>
-        <w:t>dezvoltate de Aireon pe infrastructura proprie, atenția s-a îndreptat către monitorizarea fenomenelor de GNSS Jamming (bruiaj) și Spoofing (falsificarea coordonatelor).</w:t>
+        <w:t>3.4 Vulnerabilitatea la interceptare și injectare</w:t>
       </w:r>
     </w:p>
     <w:p>
@@ -1605,15 +2006,7 @@
           <w:sz w:val="24"/>
           <w:szCs w:val="24"/>
         </w:rPr>
-        <w:t>Implementările de pe sateliții Iridium acționează astăzi și ca senzori globali pentru securitatea spectrului radio. Prin monitorizarea continuă a indicatorilor de calitate incluși în pachetul de date ADS-B și analizând anomaliile dintre poziția raportată și momentul recepției pachetului pe orbită, infrastructura spațială poate identifica și alerta în timp real zonele în care semnalul GNSS este alterat. Astfel sistemele SB-ADS-B moderne au evoluat din platforme de monitorizare a zborurilor în sisteme critice pentru siguranța cibernetică și radio-electronică pentru spațiul aerian internațional.</w:t>
-      </w:r>
-    </w:p>
-    <w:p>
-      <w:pPr>
-        <w:pStyle w:val="Heading2"/>
-      </w:pPr>
-      <w:r>
-        <w:t>3.4 Vulnerabilitatea la interceptare și injectare</w:t>
+        <w:t xml:space="preserve">Deși sistemele de tip Space-Based ADS-B rezolvă problema acoperirii geografice (stratul fizic), stadiul actual al tehnologiei se confruntă cu o vulnerabilitate fundamentală la nivelul legăturii de date. Standardul RTCA DO-260B, care guvernează emisiile ADS-B Out la 1090 MHz, a fost proiectat având ca priorități siguranța zborului, omițând aspectele de securitate informatică. În consecință, mesajele Extended Squitter sunt transmise în clar, nefiind protejate de niciun mecanism de criptare sau autentificare criptografică. Această arhitectură deschisă permite oricărei entități aflate în zona de acoperire radio să intercepteze datele zborului. </w:t>
       </w:r>
     </w:p>
     <w:p>
@@ -1635,7 +2028,156 @@
           <w:sz w:val="24"/>
           <w:szCs w:val="24"/>
         </w:rPr>
-        <w:t xml:space="preserve">Deși sistemele de tip Space-Based ADS-B rezolvă problema acoperirii geografice (stratul fizic), stadiul actual al tehnologiei se confruntă cu o vulnerabilitate fundamentală la nivelul legăturii de date. Standardul RTCA DO-260B, care guvernează emisiile ADS-B Out la 1090 MHz, a fost proiectat având ca priorități siguranța zborului, omițând aspectele de securitate informatică. În consecință, mesajele Extended Squitter sunt transmise în clar, nefiind protejate de niciun mecanism de criptare sau autentificare criptografică. Această arhitectură deschisă permite oricărei entități aflate în zona de acoperire radio să intercepteze datele zborului. </w:t>
+        <w:t>Prin intermediul tehnologiei SDR (</w:t>
+      </w:r>
+      <w:proofErr w:type="spellStart"/>
+      <w:r>
+        <w:rPr>
+          <w:b w:val="0"/>
+          <w:bCs w:val="0"/>
+          <w:sz w:val="24"/>
+          <w:szCs w:val="24"/>
+        </w:rPr>
+        <w:t>echipamente</w:t>
+      </w:r>
+      <w:proofErr w:type="spellEnd"/>
+      <w:r>
+        <w:rPr>
+          <w:b w:val="0"/>
+          <w:bCs w:val="0"/>
+          <w:sz w:val="24"/>
+          <w:szCs w:val="24"/>
+        </w:rPr>
+        <w:t xml:space="preserve"> radio </w:t>
+      </w:r>
+      <w:proofErr w:type="spellStart"/>
+      <w:r>
+        <w:rPr>
+          <w:b w:val="0"/>
+          <w:bCs w:val="0"/>
+          <w:sz w:val="24"/>
+          <w:szCs w:val="24"/>
+        </w:rPr>
+        <w:t>controlate</w:t>
+      </w:r>
+      <w:proofErr w:type="spellEnd"/>
+      <w:r>
+        <w:rPr>
+          <w:b w:val="0"/>
+          <w:bCs w:val="0"/>
+          <w:sz w:val="24"/>
+          <w:szCs w:val="24"/>
+        </w:rPr>
+        <w:t xml:space="preserve"> </w:t>
+      </w:r>
+      <w:proofErr w:type="spellStart"/>
+      <w:r>
+        <w:rPr>
+          <w:b w:val="0"/>
+          <w:bCs w:val="0"/>
+          <w:sz w:val="24"/>
+          <w:szCs w:val="24"/>
+        </w:rPr>
+        <w:t>prin</w:t>
+      </w:r>
+      <w:proofErr w:type="spellEnd"/>
+      <w:r>
+        <w:rPr>
+          <w:b w:val="0"/>
+          <w:bCs w:val="0"/>
+          <w:sz w:val="24"/>
+          <w:szCs w:val="24"/>
+        </w:rPr>
+        <w:t xml:space="preserve"> software</w:t>
+      </w:r>
+      <w:r>
+        <w:rPr>
+          <w:b w:val="0"/>
+          <w:bCs w:val="0"/>
+          <w:sz w:val="24"/>
+          <w:szCs w:val="24"/>
+        </w:rPr>
+        <w:t xml:space="preserve">) </w:t>
+      </w:r>
+      <w:proofErr w:type="spellStart"/>
+      <w:r>
+        <w:rPr>
+          <w:b w:val="0"/>
+          <w:bCs w:val="0"/>
+          <w:sz w:val="24"/>
+          <w:szCs w:val="24"/>
+        </w:rPr>
+        <w:t>și</w:t>
+      </w:r>
+      <w:proofErr w:type="spellEnd"/>
+      <w:r>
+        <w:rPr>
+          <w:b w:val="0"/>
+          <w:bCs w:val="0"/>
+          <w:sz w:val="24"/>
+          <w:szCs w:val="24"/>
+        </w:rPr>
+        <w:t xml:space="preserve"> al </w:t>
+      </w:r>
+      <w:proofErr w:type="spellStart"/>
+      <w:r>
+        <w:rPr>
+          <w:b w:val="0"/>
+          <w:bCs w:val="0"/>
+          <w:sz w:val="24"/>
+          <w:szCs w:val="24"/>
+        </w:rPr>
+        <w:t>unei</w:t>
+      </w:r>
+      <w:proofErr w:type="spellEnd"/>
+      <w:r>
+        <w:rPr>
+          <w:b w:val="0"/>
+          <w:bCs w:val="0"/>
+          <w:sz w:val="24"/>
+          <w:szCs w:val="24"/>
+        </w:rPr>
+        <w:t xml:space="preserve"> </w:t>
+      </w:r>
+      <w:proofErr w:type="spellStart"/>
+      <w:r>
+        <w:rPr>
+          <w:b w:val="0"/>
+          <w:bCs w:val="0"/>
+          <w:sz w:val="24"/>
+          <w:szCs w:val="24"/>
+        </w:rPr>
+        <w:t>antene</w:t>
+      </w:r>
+      <w:proofErr w:type="spellEnd"/>
+      <w:r>
+        <w:rPr>
+          <w:b w:val="0"/>
+          <w:bCs w:val="0"/>
+          <w:sz w:val="24"/>
+          <w:szCs w:val="24"/>
+        </w:rPr>
+        <w:t xml:space="preserve"> de </w:t>
+      </w:r>
+      <w:proofErr w:type="spellStart"/>
+      <w:r>
+        <w:rPr>
+          <w:b w:val="0"/>
+          <w:bCs w:val="0"/>
+          <w:sz w:val="24"/>
+          <w:szCs w:val="24"/>
+        </w:rPr>
+        <w:t>bază</w:t>
+      </w:r>
+      <w:proofErr w:type="spellEnd"/>
+      <w:r>
+        <w:rPr>
+          <w:b w:val="0"/>
+          <w:bCs w:val="0"/>
+          <w:sz w:val="24"/>
+          <w:szCs w:val="24"/>
+        </w:rPr>
+        <w:t xml:space="preserve"> acordate pe frecvența de 1090 MHz, orice utilizator comercial sau rău intenționat poate capta și decoda cei 112 biți ai mesajului. Astfel, adresa ICAO, altitudinea, viteza și coordonatele GNSS exacte devin date publice, ridicând preocupări majore privind confidențialitatea pentru aeronavele de stat, militare sau private.</w:t>
       </w:r>
     </w:p>
     <w:p>
@@ -1657,116 +2199,55 @@
           <w:sz w:val="24"/>
           <w:szCs w:val="24"/>
         </w:rPr>
-        <w:t xml:space="preserve">Prin intermediul tehnologiei SDR (echipamente radio </w:t>
-      </w:r>
-      <w:proofErr w:type="spellStart"/>
-      <w:r>
-        <w:rPr>
-          <w:b w:val="0"/>
-          <w:bCs w:val="0"/>
-          <w:sz w:val="24"/>
-          <w:szCs w:val="24"/>
-        </w:rPr>
-        <w:t>controlate</w:t>
-      </w:r>
-      <w:proofErr w:type="spellEnd"/>
-      <w:r>
-        <w:rPr>
-          <w:b w:val="0"/>
-          <w:bCs w:val="0"/>
-          <w:sz w:val="24"/>
-          <w:szCs w:val="24"/>
-        </w:rPr>
-        <w:t xml:space="preserve"> </w:t>
-      </w:r>
-      <w:proofErr w:type="spellStart"/>
-      <w:r>
-        <w:rPr>
-          <w:b w:val="0"/>
-          <w:bCs w:val="0"/>
-          <w:sz w:val="24"/>
-          <w:szCs w:val="24"/>
-        </w:rPr>
-        <w:t>prin</w:t>
-      </w:r>
-      <w:proofErr w:type="spellEnd"/>
-      <w:r>
-        <w:rPr>
-          <w:b w:val="0"/>
-          <w:bCs w:val="0"/>
-          <w:sz w:val="24"/>
-          <w:szCs w:val="24"/>
-        </w:rPr>
-        <w:t xml:space="preserve"> software</w:t>
-      </w:r>
-      <w:r>
-        <w:rPr>
-          <w:b w:val="0"/>
-          <w:bCs w:val="0"/>
-          <w:sz w:val="24"/>
-          <w:szCs w:val="24"/>
-        </w:rPr>
-        <w:t xml:space="preserve">) </w:t>
-      </w:r>
-      <w:proofErr w:type="spellStart"/>
-      <w:r>
-        <w:rPr>
-          <w:b w:val="0"/>
-          <w:bCs w:val="0"/>
-          <w:sz w:val="24"/>
-          <w:szCs w:val="24"/>
-        </w:rPr>
-        <w:t>și</w:t>
-      </w:r>
-      <w:proofErr w:type="spellEnd"/>
-      <w:r>
-        <w:rPr>
-          <w:b w:val="0"/>
-          <w:bCs w:val="0"/>
-          <w:sz w:val="24"/>
-          <w:szCs w:val="24"/>
-        </w:rPr>
-        <w:t xml:space="preserve"> al </w:t>
-      </w:r>
-      <w:proofErr w:type="spellStart"/>
-      <w:r>
-        <w:rPr>
-          <w:b w:val="0"/>
-          <w:bCs w:val="0"/>
-          <w:sz w:val="24"/>
-          <w:szCs w:val="24"/>
-        </w:rPr>
-        <w:t>unei</w:t>
-      </w:r>
-      <w:proofErr w:type="spellEnd"/>
-      <w:r>
-        <w:rPr>
-          <w:b w:val="0"/>
-          <w:bCs w:val="0"/>
-          <w:sz w:val="24"/>
-          <w:szCs w:val="24"/>
-        </w:rPr>
-        <w:t xml:space="preserve"> </w:t>
-      </w:r>
-      <w:proofErr w:type="spellStart"/>
-      <w:r>
-        <w:rPr>
-          <w:b w:val="0"/>
-          <w:bCs w:val="0"/>
-          <w:sz w:val="24"/>
-          <w:szCs w:val="24"/>
-        </w:rPr>
-        <w:t>antene</w:t>
-      </w:r>
-      <w:proofErr w:type="spellEnd"/>
-      <w:r>
-        <w:rPr>
-          <w:b w:val="0"/>
-          <w:bCs w:val="0"/>
-          <w:sz w:val="24"/>
-          <w:szCs w:val="24"/>
-        </w:rPr>
-        <w:t xml:space="preserve"> de bază acordate pe frecvența de 1090 MHz, orice utilizator comercial sau rău intenționat poate capta și decoda cei 112 biți ai mesajului. Astfel, adresa ICAO, altitudinea, viteza și coordonatele GNSS exacte devin date publice, ridicând preocupări majore privind confidențialitatea pentru aeronavele de stat, militare sau private.</w:t>
+        <w:t xml:space="preserve">Lipsa unui mecanism de autentificare face ca protocolul să fie vulnerabil nu doar la ascultare pasivă, ci și la atacuri cibernetice. Echipamentele SDR cu capacitate de emisie pot fi utilizate pentru a sintetiza și transmite mesaje 1090ES valide din punct de vedere sintactic, creând “aeronave fantomă” pe ecranele radar terestre sau chiar la nivelul </w:t>
+      </w:r>
+      <w:proofErr w:type="spellStart"/>
+      <w:r>
+        <w:rPr>
+          <w:b w:val="0"/>
+          <w:bCs w:val="0"/>
+          <w:sz w:val="24"/>
+          <w:szCs w:val="24"/>
+        </w:rPr>
+        <w:t>receptoarelor</w:t>
+      </w:r>
+      <w:proofErr w:type="spellEnd"/>
+      <w:r>
+        <w:rPr>
+          <w:b w:val="0"/>
+          <w:bCs w:val="0"/>
+          <w:sz w:val="24"/>
+          <w:szCs w:val="24"/>
+        </w:rPr>
+        <w:t xml:space="preserve"> de pe </w:t>
+      </w:r>
+      <w:proofErr w:type="spellStart"/>
+      <w:r>
+        <w:rPr>
+          <w:b w:val="0"/>
+          <w:bCs w:val="0"/>
+          <w:sz w:val="24"/>
+          <w:szCs w:val="24"/>
+        </w:rPr>
+        <w:t>sateliții</w:t>
+      </w:r>
+      <w:proofErr w:type="spellEnd"/>
+      <w:r>
+        <w:rPr>
+          <w:b w:val="0"/>
+          <w:bCs w:val="0"/>
+          <w:sz w:val="24"/>
+          <w:szCs w:val="24"/>
+        </w:rPr>
+        <w:t xml:space="preserve"> Iridium NEXT.</w:t>
+      </w:r>
+    </w:p>
+    <w:p>
+      <w:pPr>
+        <w:pStyle w:val="Heading2"/>
+      </w:pPr>
+      <w:r>
+        <w:t>3.5 Metode actuale de validare a datelor și atenuare a atacurilor de tip Spoofing</w:t>
       </w:r>
     </w:p>
     <w:p>
@@ -1788,57 +2269,127 @@
           <w:sz w:val="24"/>
           <w:szCs w:val="24"/>
         </w:rPr>
-        <w:t xml:space="preserve">Lipsa unui mecanism de autentificare face ca protocolul să fie vulnerabil nu doar la ascultare pasivă, ci și la atacuri cibernetice. Echipamentele SDR cu capacitate de emisie pot fi utilizate pentru a sintetiza și transmite mesaje 1090ES valide din punct de vedere sintactic, creând “aeronave fantomă” pe ecranele radar terestre sau chiar la nivelul receptoarelor de pe </w:t>
-      </w:r>
-      <w:proofErr w:type="spellStart"/>
-      <w:r>
-        <w:rPr>
-          <w:b w:val="0"/>
-          <w:bCs w:val="0"/>
-          <w:sz w:val="24"/>
-          <w:szCs w:val="24"/>
-        </w:rPr>
-        <w:t>sateliții</w:t>
-      </w:r>
-      <w:proofErr w:type="spellEnd"/>
-      <w:r>
-        <w:rPr>
-          <w:b w:val="0"/>
-          <w:bCs w:val="0"/>
-          <w:sz w:val="24"/>
-          <w:szCs w:val="24"/>
-        </w:rPr>
-        <w:t xml:space="preserve"> Iridium NEXT.</w:t>
-      </w:r>
-    </w:p>
-    <w:p>
-      <w:pPr>
-        <w:pStyle w:val="Heading2"/>
-      </w:pPr>
-      <w:r>
-        <w:t>3.5 Metode actuale de validare a datelor și atenuare a atacurilor de tip Spoofing</w:t>
-      </w:r>
-    </w:p>
-    <w:p>
-      <w:pPr>
-        <w:pStyle w:val="Heading2"/>
-        <w:ind w:firstLine="720"/>
-        <w:jc w:val="both"/>
-        <w:rPr>
-          <w:b w:val="0"/>
-          <w:bCs w:val="0"/>
-          <w:sz w:val="24"/>
-          <w:szCs w:val="24"/>
-        </w:rPr>
-      </w:pPr>
-      <w:r>
-        <w:rPr>
-          <w:b w:val="0"/>
-          <w:bCs w:val="0"/>
-          <w:sz w:val="24"/>
-          <w:szCs w:val="24"/>
-        </w:rPr>
-        <w:t xml:space="preserve">Deoarece modificarea standardului RTCA DO-260B pentru a include mecanisme criptografice ar necesita înlocuirea hardware-ului pe zeci de mii de aeronave la nivel global (eliminând compatibilitatea retroactivă), industria a adoptat o abordare de securitate la nivel de sistem. Stadiul actual al </w:t>
+        <w:t xml:space="preserve">Deoarece modificarea standardului RTCA DO-260B pentru a include mecanisme criptografice ar necesita înlocuirea hardware-ului pe zeci de mii de </w:t>
+      </w:r>
+      <w:proofErr w:type="spellStart"/>
+      <w:r>
+        <w:rPr>
+          <w:b w:val="0"/>
+          <w:bCs w:val="0"/>
+          <w:sz w:val="24"/>
+          <w:szCs w:val="24"/>
+        </w:rPr>
+        <w:t>aeronave</w:t>
+      </w:r>
+      <w:proofErr w:type="spellEnd"/>
+      <w:r>
+        <w:rPr>
+          <w:b w:val="0"/>
+          <w:bCs w:val="0"/>
+          <w:sz w:val="24"/>
+          <w:szCs w:val="24"/>
+        </w:rPr>
+        <w:t xml:space="preserve"> la </w:t>
+      </w:r>
+      <w:proofErr w:type="spellStart"/>
+      <w:r>
+        <w:rPr>
+          <w:b w:val="0"/>
+          <w:bCs w:val="0"/>
+          <w:sz w:val="24"/>
+          <w:szCs w:val="24"/>
+        </w:rPr>
+        <w:t>nivel</w:t>
+      </w:r>
+      <w:proofErr w:type="spellEnd"/>
+      <w:r>
+        <w:rPr>
+          <w:b w:val="0"/>
+          <w:bCs w:val="0"/>
+          <w:sz w:val="24"/>
+          <w:szCs w:val="24"/>
+        </w:rPr>
+        <w:t xml:space="preserve"> global, </w:t>
+      </w:r>
+      <w:proofErr w:type="spellStart"/>
+      <w:r>
+        <w:rPr>
+          <w:b w:val="0"/>
+          <w:bCs w:val="0"/>
+          <w:sz w:val="24"/>
+          <w:szCs w:val="24"/>
+        </w:rPr>
+        <w:t>industria</w:t>
+      </w:r>
+      <w:proofErr w:type="spellEnd"/>
+      <w:r>
+        <w:rPr>
+          <w:b w:val="0"/>
+          <w:bCs w:val="0"/>
+          <w:sz w:val="24"/>
+          <w:szCs w:val="24"/>
+        </w:rPr>
+        <w:t xml:space="preserve"> </w:t>
+      </w:r>
+      <w:proofErr w:type="gramStart"/>
+      <w:r>
+        <w:rPr>
+          <w:b w:val="0"/>
+          <w:bCs w:val="0"/>
+          <w:sz w:val="24"/>
+          <w:szCs w:val="24"/>
+        </w:rPr>
+        <w:t>a</w:t>
+      </w:r>
+      <w:proofErr w:type="gramEnd"/>
+      <w:r>
+        <w:rPr>
+          <w:b w:val="0"/>
+          <w:bCs w:val="0"/>
+          <w:sz w:val="24"/>
+          <w:szCs w:val="24"/>
+        </w:rPr>
+        <w:t xml:space="preserve"> </w:t>
+      </w:r>
+      <w:proofErr w:type="spellStart"/>
+      <w:r>
+        <w:rPr>
+          <w:b w:val="0"/>
+          <w:bCs w:val="0"/>
+          <w:sz w:val="24"/>
+          <w:szCs w:val="24"/>
+        </w:rPr>
+        <w:t>adoptat</w:t>
+      </w:r>
+      <w:proofErr w:type="spellEnd"/>
+      <w:r>
+        <w:rPr>
+          <w:b w:val="0"/>
+          <w:bCs w:val="0"/>
+          <w:sz w:val="24"/>
+          <w:szCs w:val="24"/>
+        </w:rPr>
+        <w:t xml:space="preserve"> o abordare de securitate la nivel de sistem. </w:t>
+      </w:r>
+      <w:proofErr w:type="spellStart"/>
+      <w:r>
+        <w:rPr>
+          <w:b w:val="0"/>
+          <w:bCs w:val="0"/>
+          <w:sz w:val="24"/>
+          <w:szCs w:val="24"/>
+        </w:rPr>
+        <w:t>Stadiul</w:t>
+      </w:r>
+      <w:proofErr w:type="spellEnd"/>
+      <w:r>
+        <w:rPr>
+          <w:b w:val="0"/>
+          <w:bCs w:val="0"/>
+          <w:sz w:val="24"/>
+          <w:szCs w:val="24"/>
+        </w:rPr>
+        <w:t xml:space="preserve"> actual al </w:t>
       </w:r>
       <w:proofErr w:type="spellStart"/>
       <w:r>
@@ -1938,7 +2489,27 @@
           <w:sz w:val="24"/>
           <w:szCs w:val="24"/>
         </w:rPr>
-        <w:t xml:space="preserve"> independentă a semnalului și pe corelarea datelor la nivelul serverelor centrale sau al sistemelor ATC (Air Traffic Control).</w:t>
+        <w:t xml:space="preserve"> </w:t>
+      </w:r>
+      <w:proofErr w:type="spellStart"/>
+      <w:r>
+        <w:rPr>
+          <w:b w:val="0"/>
+          <w:bCs w:val="0"/>
+          <w:sz w:val="24"/>
+          <w:szCs w:val="24"/>
+        </w:rPr>
+        <w:t>independentă</w:t>
+      </w:r>
+      <w:proofErr w:type="spellEnd"/>
+      <w:r>
+        <w:rPr>
+          <w:b w:val="0"/>
+          <w:bCs w:val="0"/>
+          <w:sz w:val="24"/>
+          <w:szCs w:val="24"/>
+        </w:rPr>
+        <w:t xml:space="preserve"> a semnalului și pe corelarea datelor la nivelul serverelor centrale sau al sistemelor ATC (Air Traffic Control).</w:t>
       </w:r>
     </w:p>
     <w:p>
@@ -1985,8 +2556,127 @@
           <w:sz w:val="24"/>
           <w:szCs w:val="24"/>
         </w:rPr>
-        <w:lastRenderedPageBreak/>
-        <w:t>Multilaterația (MLAT - Time Difference of Arrival): Este cea mai eficientă contra-măsură fizică implementată de rețelele terestre (precum Flightradar24). Când un emițător SDR transmite un mesaj ADS-B falsificat, semnalul radio este recepționat de multiple stații de la sol. Sistemul calculează diferența de timp la care semnalul a ajuns la fiecare receptor (TDOA la nivel de nanosecunde) pentru a triangula sursa fizică a emisiei. Dacă poziția fizică dedusă prin MLAT nu coincide cu coordonatele GNSS raportate în mesajul 1090ES, sistemul respinge datele ca fiind falsificate.</w:t>
+        <w:t xml:space="preserve">Multilaterația (MLAT - Time Difference of Arrival): Este cea mai eficientă contra-măsură fizică implementată de rețelele terestre (precum Flightradar24). Când un emițător SDR transmite un mesaj ADS-B falsificat, semnalul radio este recepționat de multiple stații de la sol. Sistemul calculează diferența de timp la care semnalul </w:t>
+      </w:r>
+      <w:proofErr w:type="gramStart"/>
+      <w:r>
+        <w:rPr>
+          <w:b w:val="0"/>
+          <w:bCs w:val="0"/>
+          <w:sz w:val="24"/>
+          <w:szCs w:val="24"/>
+        </w:rPr>
+        <w:t>a</w:t>
+      </w:r>
+      <w:proofErr w:type="gramEnd"/>
+      <w:r>
+        <w:rPr>
+          <w:b w:val="0"/>
+          <w:bCs w:val="0"/>
+          <w:sz w:val="24"/>
+          <w:szCs w:val="24"/>
+        </w:rPr>
+        <w:t xml:space="preserve"> </w:t>
+      </w:r>
+      <w:proofErr w:type="spellStart"/>
+      <w:r>
+        <w:rPr>
+          <w:b w:val="0"/>
+          <w:bCs w:val="0"/>
+          <w:sz w:val="24"/>
+          <w:szCs w:val="24"/>
+        </w:rPr>
+        <w:t>ajuns</w:t>
+      </w:r>
+      <w:proofErr w:type="spellEnd"/>
+      <w:r>
+        <w:rPr>
+          <w:b w:val="0"/>
+          <w:bCs w:val="0"/>
+          <w:sz w:val="24"/>
+          <w:szCs w:val="24"/>
+        </w:rPr>
+        <w:t xml:space="preserve"> la </w:t>
+      </w:r>
+      <w:proofErr w:type="spellStart"/>
+      <w:r>
+        <w:rPr>
+          <w:b w:val="0"/>
+          <w:bCs w:val="0"/>
+          <w:sz w:val="24"/>
+          <w:szCs w:val="24"/>
+        </w:rPr>
+        <w:t>fiecare</w:t>
+      </w:r>
+      <w:proofErr w:type="spellEnd"/>
+      <w:r>
+        <w:rPr>
+          <w:b w:val="0"/>
+          <w:bCs w:val="0"/>
+          <w:sz w:val="24"/>
+          <w:szCs w:val="24"/>
+        </w:rPr>
+        <w:t xml:space="preserve"> receptor </w:t>
+      </w:r>
+      <w:proofErr w:type="spellStart"/>
+      <w:r>
+        <w:rPr>
+          <w:b w:val="0"/>
+          <w:bCs w:val="0"/>
+          <w:sz w:val="24"/>
+          <w:szCs w:val="24"/>
+        </w:rPr>
+        <w:t>pentru</w:t>
+      </w:r>
+      <w:proofErr w:type="spellEnd"/>
+      <w:r>
+        <w:rPr>
+          <w:b w:val="0"/>
+          <w:bCs w:val="0"/>
+          <w:sz w:val="24"/>
+          <w:szCs w:val="24"/>
+        </w:rPr>
+        <w:t xml:space="preserve"> a </w:t>
+      </w:r>
+      <w:proofErr w:type="spellStart"/>
+      <w:r>
+        <w:rPr>
+          <w:b w:val="0"/>
+          <w:bCs w:val="0"/>
+          <w:sz w:val="24"/>
+          <w:szCs w:val="24"/>
+        </w:rPr>
+        <w:t>triangula</w:t>
+      </w:r>
+      <w:proofErr w:type="spellEnd"/>
+      <w:r>
+        <w:rPr>
+          <w:b w:val="0"/>
+          <w:bCs w:val="0"/>
+          <w:sz w:val="24"/>
+          <w:szCs w:val="24"/>
+        </w:rPr>
+        <w:t xml:space="preserve"> sursa fizică </w:t>
+      </w:r>
+      <w:proofErr w:type="gramStart"/>
+      <w:r>
+        <w:rPr>
+          <w:b w:val="0"/>
+          <w:bCs w:val="0"/>
+          <w:sz w:val="24"/>
+          <w:szCs w:val="24"/>
+        </w:rPr>
+        <w:t>a</w:t>
+      </w:r>
+      <w:proofErr w:type="gramEnd"/>
+      <w:r>
+        <w:rPr>
+          <w:b w:val="0"/>
+          <w:bCs w:val="0"/>
+          <w:sz w:val="24"/>
+          <w:szCs w:val="24"/>
+        </w:rPr>
+        <w:t xml:space="preserve"> emisiei. Dacă poziția fizică dedusă prin MLAT nu coincide cu coordonatele GNSS raportate în mesajul 1090ES, sistemul respinge datele ca fiind falsificate.</w:t>
       </w:r>
     </w:p>
     <w:p>
@@ -2036,6 +2726,7 @@
           <w:sz w:val="24"/>
           <w:szCs w:val="24"/>
         </w:rPr>
+        <w:lastRenderedPageBreak/>
         <w:t>Filtrarea cinematică (Plausibility Checks): Algoritmii de pe serverele de procesare analizează comportamentul zborului raportat. Variațiile imposibile de viteză, altitudine sau accelerație (ex. un viraj cu forțe G care depășesc limitele fizice ale aeronavei) care adesea însoțesc atacurile de spoofing rudimentare, duc la invalidarea automată a track-ului.</w:t>
       </w:r>
     </w:p>
@@ -2905,6 +3596,7 @@
   <w:style w:type="character" w:default="1" w:styleId="DefaultParagraphFont">
     <w:name w:val="Default Paragraph Font"/>
     <w:uiPriority w:val="1"/>
+    <w:semiHidden/>
     <w:unhideWhenUsed/>
   </w:style>
   <w:style w:type="table" w:default="1" w:styleId="TableNormal">

--- a/Proiect_RC.docx
+++ b/Proiect_RC.docx
@@ -285,7 +285,23 @@
         <w:jc w:val="both"/>
       </w:pPr>
       <w:r>
-        <w:t xml:space="preserve">Configurația fizică a sistemului aeronavei include antene omnidirecționale cu diagramă toroidală de radiație, montate pe fețele superioară și inferioară ale fuzelajului. Selecția căii active de comunicație, terestră sau spațială, este guvernată de marja maximă de legătură (maximum link margin) calculată ca diferența </w:t>
+        <w:t xml:space="preserve">Configurația fizică a sistemului aeronavei include antene omnidirecționale cu diagramă toroidală de radiație, montate pe fețele superioară și inferioară ale fuzelajului. Selecția căii active de comunicație, terestră sau spațială, este guvernată de marja maximă de legătură (maximum link margin) </w:t>
+      </w:r>
+      <w:proofErr w:type="spellStart"/>
+      <w:r>
+        <w:t>calculată</w:t>
+      </w:r>
+      <w:proofErr w:type="spellEnd"/>
+      <w:r>
+        <w:t xml:space="preserve"> ca </w:t>
+      </w:r>
+      <w:proofErr w:type="spellStart"/>
+      <w:r>
+        <w:t>diferența</w:t>
+      </w:r>
+      <w:proofErr w:type="spellEnd"/>
+      <w:r>
+        <w:t xml:space="preserve"> </w:t>
       </w:r>
       <w:proofErr w:type="spellStart"/>
       <w:r>
@@ -757,7 +773,31 @@
         <w:t xml:space="preserve">Câmpul de Date / ME (56 biți): </w:t>
       </w:r>
       <w:r>
-        <w:t xml:space="preserve">Payload-ul propriu-zis. Acesta conține coordonatele spațiale (latitudine, </w:t>
+        <w:t xml:space="preserve">Payload-ul propriu-zis. Acesta conține </w:t>
+      </w:r>
+      <w:proofErr w:type="spellStart"/>
+      <w:r>
+        <w:t>coordonatele</w:t>
+      </w:r>
+      <w:proofErr w:type="spellEnd"/>
+      <w:r>
+        <w:t xml:space="preserve"> </w:t>
+      </w:r>
+      <w:proofErr w:type="spellStart"/>
+      <w:r>
+        <w:t>spațiale</w:t>
+      </w:r>
+      <w:proofErr w:type="spellEnd"/>
+      <w:r>
+        <w:t xml:space="preserve"> (</w:t>
+      </w:r>
+      <w:proofErr w:type="spellStart"/>
+      <w:r>
+        <w:t>latitudine</w:t>
+      </w:r>
+      <w:proofErr w:type="spellEnd"/>
+      <w:r>
+        <w:t xml:space="preserve">, </w:t>
       </w:r>
       <w:proofErr w:type="spellStart"/>
       <w:r>
@@ -868,7 +908,15 @@
         <w:t xml:space="preserve">Paritate / CRC (24 biți): </w:t>
       </w:r>
       <w:r>
-        <w:t xml:space="preserve">Câmp esențial pentru detectarea erorilor de transmisie. Asigură validarea datelor la nivelul receptorului prin verificarea integrității celor 88 de biți precedenți; în cazul în care CRC-ul calculat nu corespunde cu cel </w:t>
+        <w:t xml:space="preserve">Câmp esențial pentru detectarea erorilor de transmisie. Asigură validarea datelor la nivelul receptorului prin verificarea integrității celor 88 de biți precedenți; în cazul în care CRC-ul calculat nu </w:t>
+      </w:r>
+      <w:proofErr w:type="spellStart"/>
+      <w:r>
+        <w:t>corespunde</w:t>
+      </w:r>
+      <w:proofErr w:type="spellEnd"/>
+      <w:r>
+        <w:t xml:space="preserve"> cu cel </w:t>
       </w:r>
       <w:proofErr w:type="spellStart"/>
       <w:r>
@@ -950,7 +998,15 @@
         <w:t>Antenele Echipamentelor Terestre și de Bord.</w:t>
       </w:r>
       <w:r>
-        <w:t xml:space="preserve"> Pentru aeronave și stațiile de la sol (aeroporturi), sistemul este modelat folosind o antenă cu caracteristică de radiație izotropă. În mediul de simulare, aceasta este definită printr-o configurație elementară matriceală de tip array cu dimensiunea [1 1]. Această abordare garantează că recepția și transmisia semnalelor nu sunt condiționate de unghiurile de </w:t>
+        <w:t xml:space="preserve"> Pentru aeronave și stațiile de la sol (aeroporturi), sistemul este modelat folosind o antenă cu caracteristică de radiație izotropă. În mediul de simulare, aceasta este definită printr-o configurație elementară matriceală de tip array cu dimensiunea [1 1]. Această abordare garantează că recepția și transmisia semnalelor nu sunt condiționate de </w:t>
+      </w:r>
+      <w:proofErr w:type="spellStart"/>
+      <w:r>
+        <w:t>unghiurile</w:t>
+      </w:r>
+      <w:proofErr w:type="spellEnd"/>
+      <w:r>
+        <w:t xml:space="preserve"> de </w:t>
       </w:r>
       <w:proofErr w:type="spellStart"/>
       <w:r>
@@ -964,7 +1020,15 @@
       </w:r>
       <w:proofErr w:type="spellEnd"/>
       <w:r>
-        <w:t xml:space="preserve"> ale aeronavei pe durata zborului.</w:t>
+        <w:t xml:space="preserve"> ale </w:t>
+      </w:r>
+      <w:proofErr w:type="spellStart"/>
+      <w:r>
+        <w:t>aeronavei</w:t>
+      </w:r>
+      <w:proofErr w:type="spellEnd"/>
+      <w:r>
+        <w:t xml:space="preserve"> pe durata zborului.</w:t>
       </w:r>
     </w:p>
     <w:p/>
@@ -1011,7 +1075,15 @@
         <w:t>Antenele de la Bordul Aeronavelor.</w:t>
       </w:r>
       <w:r>
-        <w:t xml:space="preserve"> În practica aviatică reală, transponderele ADS-B de la bordul aeronavelor utilizează antene de tip blade (lamă) sau monopol, cu polarizare verticală și caracteristică de radiație omnidirecțională în plan azimutal, operate la </w:t>
+        <w:t xml:space="preserve"> În practica aviatică reală, transponderele ADS-B de la bordul aeronavelor utilizează antene de tip blade (lamă) sau monopol, cu polarizare verticală și caracteristică de radiație omnidirecțională în plan </w:t>
+      </w:r>
+      <w:proofErr w:type="spellStart"/>
+      <w:r>
+        <w:t>azimutal</w:t>
+      </w:r>
+      <w:proofErr w:type="spellEnd"/>
+      <w:r>
+        <w:t xml:space="preserve">, operate la </w:t>
       </w:r>
       <w:proofErr w:type="spellStart"/>
       <w:r>
@@ -1038,7 +1110,31 @@
       </w:pPr>
       <w:r>
         <w:lastRenderedPageBreak/>
-        <w:t xml:space="preserve">Un aspect esențial al instalării reale este diversitatea de antenă (antenna diversity). Aceasta presupune montarea a două antene: una </w:t>
+        <w:t xml:space="preserve">Un aspect esențial al instalării reale este diversitatea de antenă (antenna diversity). Aceasta presupune montarea a </w:t>
+      </w:r>
+      <w:proofErr w:type="spellStart"/>
+      <w:r>
+        <w:t>două</w:t>
+      </w:r>
+      <w:proofErr w:type="spellEnd"/>
+      <w:r>
+        <w:t xml:space="preserve"> </w:t>
+      </w:r>
+      <w:proofErr w:type="spellStart"/>
+      <w:r>
+        <w:t>antene</w:t>
+      </w:r>
+      <w:proofErr w:type="spellEnd"/>
+      <w:r>
+        <w:t xml:space="preserve">: </w:t>
+      </w:r>
+      <w:proofErr w:type="spellStart"/>
+      <w:r>
+        <w:t>una</w:t>
+      </w:r>
+      <w:proofErr w:type="spellEnd"/>
+      <w:r>
+        <w:t xml:space="preserve"> </w:t>
       </w:r>
       <w:proofErr w:type="spellStart"/>
       <w:r>
@@ -1062,13 +1158,8 @@
       </w:r>
       <w:proofErr w:type="spellEnd"/>
       <w:r>
-        <w:t xml:space="preserve"> </w:t>
-      </w:r>
-      <w:proofErr w:type="gramStart"/>
-      <w:r>
-        <w:t>a</w:t>
-      </w:r>
-      <w:proofErr w:type="gramEnd"/>
+        <w:t xml:space="preserve"> a</w:t>
+      </w:r>
       <w:r>
         <w:t xml:space="preserve"> </w:t>
       </w:r>
@@ -1110,7 +1201,39 @@
       </w:r>
       <w:proofErr w:type="spellEnd"/>
       <w:r>
-        <w:t xml:space="preserve"> inferioară, ambele funcționând pe frecvențele ADS-B. Semnalul este transmis prin cele două antene în mod alternant, cadru cu cadru (squitter cu squitter), nu pe baza </w:t>
+        <w:t xml:space="preserve"> </w:t>
+      </w:r>
+      <w:proofErr w:type="spellStart"/>
+      <w:r>
+        <w:t>inferioară</w:t>
+      </w:r>
+      <w:proofErr w:type="spellEnd"/>
+      <w:r>
+        <w:t xml:space="preserve">, </w:t>
+      </w:r>
+      <w:proofErr w:type="spellStart"/>
+      <w:r>
+        <w:t>ambele</w:t>
+      </w:r>
+      <w:proofErr w:type="spellEnd"/>
+      <w:r>
+        <w:t xml:space="preserve"> </w:t>
+      </w:r>
+      <w:proofErr w:type="spellStart"/>
+      <w:r>
+        <w:t>funcționând</w:t>
+      </w:r>
+      <w:proofErr w:type="spellEnd"/>
+      <w:r>
+        <w:t xml:space="preserve"> pe frecvențele ADS-B. Semnalul este transmis prin cele două antene în mod alternant, cadru cu cadru (squitter cu squitter), nu pe </w:t>
+      </w:r>
+      <w:proofErr w:type="spellStart"/>
+      <w:r>
+        <w:t>baza</w:t>
+      </w:r>
+      <w:proofErr w:type="spellEnd"/>
+      <w:r>
+        <w:t xml:space="preserve"> </w:t>
       </w:r>
       <w:proofErr w:type="spellStart"/>
       <w:r>
@@ -1169,7 +1292,31 @@
       </w:r>
       <w:proofErr w:type="spellEnd"/>
       <w:r>
-        <w:t xml:space="preserve"> emisie succesivă, cu o rată nominală de aproximativ un mesaj la 400–600 </w:t>
+        <w:t xml:space="preserve"> </w:t>
+      </w:r>
+      <w:proofErr w:type="spellStart"/>
+      <w:r>
+        <w:t>emisie</w:t>
+      </w:r>
+      <w:proofErr w:type="spellEnd"/>
+      <w:r>
+        <w:t xml:space="preserve"> </w:t>
+      </w:r>
+      <w:proofErr w:type="spellStart"/>
+      <w:r>
+        <w:t>succesivă</w:t>
+      </w:r>
+      <w:proofErr w:type="spellEnd"/>
+      <w:r>
+        <w:t xml:space="preserve">, cu o rată nominală de aproximativ un </w:t>
+      </w:r>
+      <w:proofErr w:type="spellStart"/>
+      <w:r>
+        <w:t>mesaj</w:t>
+      </w:r>
+      <w:proofErr w:type="spellEnd"/>
+      <w:r>
+        <w:t xml:space="preserve"> la 400–600 </w:t>
       </w:r>
       <w:proofErr w:type="spellStart"/>
       <w:r>
@@ -1217,7 +1364,23 @@
         <w:jc w:val="both"/>
       </w:pPr>
       <w:r>
-        <w:t xml:space="preserve">Reglementările actuale impun ca echipamentul ADS-B să respecte standardele de </w:t>
+        <w:t xml:space="preserve">Reglementările actuale impun ca echipamentul ADS-B să </w:t>
+      </w:r>
+      <w:proofErr w:type="spellStart"/>
+      <w:r>
+        <w:t>respecte</w:t>
+      </w:r>
+      <w:proofErr w:type="spellEnd"/>
+      <w:r>
+        <w:t xml:space="preserve"> </w:t>
+      </w:r>
+      <w:proofErr w:type="spellStart"/>
+      <w:r>
+        <w:t>standardele</w:t>
+      </w:r>
+      <w:proofErr w:type="spellEnd"/>
+      <w:r>
+        <w:t xml:space="preserve"> de </w:t>
       </w:r>
       <w:proofErr w:type="spellStart"/>
       <w:r>
@@ -1257,7 +1420,31 @@
       </w:r>
       <w:proofErr w:type="spellEnd"/>
       <w:r>
-        <w:t xml:space="preserve"> de capacitate de antenă pentru transmisie atât spre receptorii </w:t>
+        <w:t xml:space="preserve"> de capacitate de antenă pentru transmisie </w:t>
+      </w:r>
+      <w:proofErr w:type="spellStart"/>
+      <w:r>
+        <w:t>atât</w:t>
+      </w:r>
+      <w:proofErr w:type="spellEnd"/>
+      <w:r>
+        <w:t xml:space="preserve"> </w:t>
+      </w:r>
+      <w:proofErr w:type="spellStart"/>
+      <w:r>
+        <w:t>spre</w:t>
+      </w:r>
+      <w:proofErr w:type="spellEnd"/>
+      <w:r>
+        <w:t xml:space="preserve"> </w:t>
+      </w:r>
+      <w:proofErr w:type="spellStart"/>
+      <w:r>
+        <w:t>receptorii</w:t>
+      </w:r>
+      <w:proofErr w:type="spellEnd"/>
+      <w:r>
+        <w:t xml:space="preserve"> </w:t>
       </w:r>
       <w:proofErr w:type="spellStart"/>
       <w:r>
@@ -1337,7 +1524,15 @@
       </w:r>
       <w:proofErr w:type="spellEnd"/>
       <w:r>
-        <w:t xml:space="preserve"> de antenă (top + bottom), fie printr-o antenă unică cu acoperire bidirecțională. Această configurație omnidirecțională reală justifică modelarea simulată printr-o antenă radiantă izotropă [1×1]: indiferent de atitudinea aeronavei în zbor (viraj, cabraj, tangaj), semnalul ADS-B este radiat uniform în toate direcțiile, fără dependență de orientare.</w:t>
+        <w:t xml:space="preserve"> de </w:t>
+      </w:r>
+      <w:proofErr w:type="spellStart"/>
+      <w:r>
+        <w:t>antenă</w:t>
+      </w:r>
+      <w:proofErr w:type="spellEnd"/>
+      <w:r>
+        <w:t xml:space="preserve"> (top + bottom), fie printr-o antenă unică cu acoperire bidirecțională. Această configurație omnidirecțională reală justifică modelarea simulată printr-o antenă radiantă izotropă [1×1]: indiferent de atitudinea aeronavei în zbor (viraj, cabraj, tangaj), semnalul ADS-B este radiat uniform în toate direcțiile, fără dependență de orientare.</w:t>
       </w:r>
     </w:p>
     <w:p/>
@@ -1354,7 +1549,15 @@
         <w:t>Payload-ul ADS-B de pe Sateliții Iridium NEXT (Sistemul Aireon).</w:t>
       </w:r>
       <w:r>
-        <w:t xml:space="preserve"> La nivelul segmentului spațial, Harris Corporation (acum L3Harris) a furnizat 81 de payload-uri ADS-B de tip receptor 1090 Extended Squitter (ES), găzduite pe </w:t>
+        <w:t xml:space="preserve"> La nivelul segmentului spațial, Harris Corporation (acum L3Harris) a furnizat 81 de payload-uri ADS-B de tip receptor 1090 Extended Squitter (ES), </w:t>
+      </w:r>
+      <w:proofErr w:type="spellStart"/>
+      <w:r>
+        <w:t>găzduite</w:t>
+      </w:r>
+      <w:proofErr w:type="spellEnd"/>
+      <w:r>
+        <w:t xml:space="preserve"> pe </w:t>
       </w:r>
       <w:proofErr w:type="spellStart"/>
       <w:r>
@@ -1416,8 +1619,21 @@
         <w:ind w:firstLine="720"/>
         <w:jc w:val="both"/>
       </w:pPr>
-      <w:r>
-        <w:t xml:space="preserve">Rețeaua spațială </w:t>
+      <w:proofErr w:type="spellStart"/>
+      <w:r>
+        <w:t>Rețeaua</w:t>
+      </w:r>
+      <w:proofErr w:type="spellEnd"/>
+      <w:r>
+        <w:t xml:space="preserve"> </w:t>
+      </w:r>
+      <w:proofErr w:type="spellStart"/>
+      <w:r>
+        <w:t>spațială</w:t>
+      </w:r>
+      <w:proofErr w:type="spellEnd"/>
+      <w:r>
+        <w:t xml:space="preserve"> </w:t>
       </w:r>
       <w:proofErr w:type="spellStart"/>
       <w:r>
@@ -1478,7 +1694,15 @@
         <w:jc w:val="both"/>
       </w:pPr>
       <w:r>
-        <w:t xml:space="preserve">Pentru a simula cu acuratețe vizibilitatea și timpii de acces, scenariul construiește un model matematic și fizic al Pământului. Constelația este distribuită pe Norbite = 6 </w:t>
+        <w:t xml:space="preserve">Pentru a simula cu acuratețe vizibilitatea și timpii de acces, scenariul construiește un model matematic și fizic al Pământului. Constelația este distribuită pe </w:t>
+      </w:r>
+      <w:proofErr w:type="spellStart"/>
+      <w:r>
+        <w:t>Norbite</w:t>
+      </w:r>
+      <w:proofErr w:type="spellEnd"/>
+      <w:r>
+        <w:t xml:space="preserve"> = 6 </w:t>
       </w:r>
       <w:proofErr w:type="spellStart"/>
       <w:r>
@@ -1558,7 +1782,15 @@
         <w:t>Semiaxa mare (α) și Altitudinea:</w:t>
       </w:r>
       <w:r>
-        <w:t xml:space="preserve"> Altitudinea sateliților LEO este de 780 km. Semiaxa mare se calculează pornind de la </w:t>
+        <w:t xml:space="preserve"> Altitudinea sateliților LEO este de 780 km. Semiaxa mare se calculează </w:t>
+      </w:r>
+      <w:proofErr w:type="spellStart"/>
+      <w:r>
+        <w:t>pornind</w:t>
+      </w:r>
+      <w:proofErr w:type="spellEnd"/>
+      <w:r>
+        <w:t xml:space="preserve"> de la </w:t>
       </w:r>
       <w:proofErr w:type="spellStart"/>
       <w:r>
@@ -1863,6 +2095,16 @@
         </w:rPr>
         <w:t>La nivelul supravegherii terestre comerciale, studiul tehnicii a fost marcat de accesul la echipamente radio de tip SDR (Software Defined Radio). Cel mai cunoscut exemplu practic de implementare a standardului 1090ES este platforma Flightradar24. Aceasta operează o rețea globală de peste 30.000 de receptoare ADS-B independente, capabile să intercepteze și să centralizeze mesajele difuzate de transponderele aeronavelor. Transponderul de la bordul aeronavei determină poziția cu ajutorul receptorului GNSS propriu și o transmite omnidirecțional la 1090 MHz; receptoarele terestre ale rețelei Flightradar24 captează aceste emisii și le retransmit în timp real către serverele centrale prin intermediul internetului. Conform datelor publicate de Flightradar24, în 2024 peste 80% din zborurile comerciale monitorizate provin de la aeronave dotate cu transpondere ADS-B active, procent în continuă creștere odată cu extinderea mandatelor de echipare (FAA – 2020, EASA – 2020, CASA Australia – 2017).</w:t>
       </w:r>
+      <w:r>
+        <w:rPr>
+          <w:b w:val="0"/>
+          <w:bCs w:val="0"/>
+          <w:sz w:val="24"/>
+          <w:szCs w:val="24"/>
+          <w:lang w:val="ro-RO"/>
+        </w:rPr>
+        <w:t xml:space="preserve"> [1]</w:t>
+      </w:r>
     </w:p>
     <w:p>
       <w:pPr>
@@ -2028,7 +2270,27 @@
           <w:sz w:val="24"/>
           <w:szCs w:val="24"/>
         </w:rPr>
-        <w:t>Prin intermediul tehnologiei SDR (</w:t>
+        <w:t xml:space="preserve">Prin intermediul </w:t>
+      </w:r>
+      <w:proofErr w:type="spellStart"/>
+      <w:r>
+        <w:rPr>
+          <w:b w:val="0"/>
+          <w:bCs w:val="0"/>
+          <w:sz w:val="24"/>
+          <w:szCs w:val="24"/>
+        </w:rPr>
+        <w:t>tehnologiei</w:t>
+      </w:r>
+      <w:proofErr w:type="spellEnd"/>
+      <w:r>
+        <w:rPr>
+          <w:b w:val="0"/>
+          <w:bCs w:val="0"/>
+          <w:sz w:val="24"/>
+          <w:szCs w:val="24"/>
+        </w:rPr>
+        <w:t xml:space="preserve"> SDR (</w:t>
       </w:r>
       <w:proofErr w:type="spellStart"/>
       <w:r>
@@ -2177,7 +2439,47 @@
           <w:sz w:val="24"/>
           <w:szCs w:val="24"/>
         </w:rPr>
-        <w:t xml:space="preserve"> acordate pe frecvența de 1090 MHz, orice utilizator comercial sau rău intenționat poate capta și decoda cei 112 biți ai mesajului. Astfel, adresa ICAO, altitudinea, viteza și coordonatele GNSS exacte devin date publice, ridicând preocupări majore privind confidențialitatea pentru aeronavele de stat, militare sau private.</w:t>
+        <w:t xml:space="preserve"> </w:t>
+      </w:r>
+      <w:proofErr w:type="spellStart"/>
+      <w:r>
+        <w:rPr>
+          <w:b w:val="0"/>
+          <w:bCs w:val="0"/>
+          <w:sz w:val="24"/>
+          <w:szCs w:val="24"/>
+        </w:rPr>
+        <w:t>acordate</w:t>
+      </w:r>
+      <w:proofErr w:type="spellEnd"/>
+      <w:r>
+        <w:rPr>
+          <w:b w:val="0"/>
+          <w:bCs w:val="0"/>
+          <w:sz w:val="24"/>
+          <w:szCs w:val="24"/>
+        </w:rPr>
+        <w:t xml:space="preserve"> pe </w:t>
+      </w:r>
+      <w:proofErr w:type="spellStart"/>
+      <w:r>
+        <w:rPr>
+          <w:b w:val="0"/>
+          <w:bCs w:val="0"/>
+          <w:sz w:val="24"/>
+          <w:szCs w:val="24"/>
+        </w:rPr>
+        <w:t>frecvența</w:t>
+      </w:r>
+      <w:proofErr w:type="spellEnd"/>
+      <w:r>
+        <w:rPr>
+          <w:b w:val="0"/>
+          <w:bCs w:val="0"/>
+          <w:sz w:val="24"/>
+          <w:szCs w:val="24"/>
+        </w:rPr>
+        <w:t xml:space="preserve"> de 1090 MHz, orice utilizator comercial sau rău intenționat poate capta și decoda cei 112 biți ai mesajului. Astfel, adresa ICAO, altitudinea, viteza și coordonatele GNSS exacte devin date publice, ridicând preocupări majore privind confidențialitatea pentru aeronavele de stat, militare sau private.</w:t>
       </w:r>
     </w:p>
     <w:p>
@@ -2199,7 +2501,47 @@
           <w:sz w:val="24"/>
           <w:szCs w:val="24"/>
         </w:rPr>
-        <w:t xml:space="preserve">Lipsa unui mecanism de autentificare face ca protocolul să fie vulnerabil nu doar la ascultare pasivă, ci și la atacuri cibernetice. Echipamentele SDR cu capacitate de emisie pot fi utilizate pentru a sintetiza și transmite mesaje 1090ES valide din punct de vedere sintactic, creând “aeronave fantomă” pe ecranele radar terestre sau chiar la nivelul </w:t>
+        <w:t xml:space="preserve">Lipsa unui mecanism de autentificare face ca protocolul să fie vulnerabil nu doar la ascultare pasivă, ci și la atacuri cibernetice. Echipamentele SDR cu capacitate de emisie pot fi utilizate pentru a sintetiza și transmite mesaje 1090ES valide din punct de vedere sintactic, creând “aeronave fantomă” pe ecranele radar terestre sau </w:t>
+      </w:r>
+      <w:proofErr w:type="spellStart"/>
+      <w:r>
+        <w:rPr>
+          <w:b w:val="0"/>
+          <w:bCs w:val="0"/>
+          <w:sz w:val="24"/>
+          <w:szCs w:val="24"/>
+        </w:rPr>
+        <w:t>chiar</w:t>
+      </w:r>
+      <w:proofErr w:type="spellEnd"/>
+      <w:r>
+        <w:rPr>
+          <w:b w:val="0"/>
+          <w:bCs w:val="0"/>
+          <w:sz w:val="24"/>
+          <w:szCs w:val="24"/>
+        </w:rPr>
+        <w:t xml:space="preserve"> la </w:t>
+      </w:r>
+      <w:proofErr w:type="spellStart"/>
+      <w:r>
+        <w:rPr>
+          <w:b w:val="0"/>
+          <w:bCs w:val="0"/>
+          <w:sz w:val="24"/>
+          <w:szCs w:val="24"/>
+        </w:rPr>
+        <w:t>nivelul</w:t>
+      </w:r>
+      <w:proofErr w:type="spellEnd"/>
+      <w:r>
+        <w:rPr>
+          <w:b w:val="0"/>
+          <w:bCs w:val="0"/>
+          <w:sz w:val="24"/>
+          <w:szCs w:val="24"/>
+        </w:rPr>
+        <w:t xml:space="preserve"> </w:t>
       </w:r>
       <w:proofErr w:type="spellStart"/>
       <w:r>
@@ -2509,7 +2851,27 @@
           <w:sz w:val="24"/>
           <w:szCs w:val="24"/>
         </w:rPr>
-        <w:t xml:space="preserve"> a semnalului și pe corelarea datelor la nivelul serverelor centrale sau al sistemelor ATC (Air Traffic Control).</w:t>
+        <w:t xml:space="preserve"> a </w:t>
+      </w:r>
+      <w:proofErr w:type="spellStart"/>
+      <w:r>
+        <w:rPr>
+          <w:b w:val="0"/>
+          <w:bCs w:val="0"/>
+          <w:sz w:val="24"/>
+          <w:szCs w:val="24"/>
+        </w:rPr>
+        <w:t>semnalului</w:t>
+      </w:r>
+      <w:proofErr w:type="spellEnd"/>
+      <w:r>
+        <w:rPr>
+          <w:b w:val="0"/>
+          <w:bCs w:val="0"/>
+          <w:sz w:val="24"/>
+          <w:szCs w:val="24"/>
+        </w:rPr>
+        <w:t xml:space="preserve"> și pe corelarea datelor la nivelul serverelor centrale sau al sistemelor ATC (Air Traffic Control).</w:t>
       </w:r>
     </w:p>
     <w:p>
@@ -2556,7 +2918,27 @@
           <w:sz w:val="24"/>
           <w:szCs w:val="24"/>
         </w:rPr>
-        <w:t xml:space="preserve">Multilaterația (MLAT - Time Difference of Arrival): Este cea mai eficientă contra-măsură fizică implementată de rețelele terestre (precum Flightradar24). Când un emițător SDR transmite un mesaj ADS-B falsificat, semnalul radio este recepționat de multiple stații de la sol. Sistemul calculează diferența de timp la care semnalul </w:t>
+        <w:t xml:space="preserve">Multilaterația (MLAT - Time Difference of Arrival): Este cea mai eficientă contra-măsură fizică implementată de rețelele terestre (precum Flightradar24). Când un emițător SDR transmite un mesaj ADS-B falsificat, semnalul radio este recepționat de multiple stații de la sol. Sistemul calculează diferența de timp la care </w:t>
+      </w:r>
+      <w:proofErr w:type="spellStart"/>
+      <w:r>
+        <w:rPr>
+          <w:b w:val="0"/>
+          <w:bCs w:val="0"/>
+          <w:sz w:val="24"/>
+          <w:szCs w:val="24"/>
+        </w:rPr>
+        <w:t>semnalul</w:t>
+      </w:r>
+      <w:proofErr w:type="spellEnd"/>
+      <w:r>
+        <w:rPr>
+          <w:b w:val="0"/>
+          <w:bCs w:val="0"/>
+          <w:sz w:val="24"/>
+          <w:szCs w:val="24"/>
+        </w:rPr>
+        <w:t xml:space="preserve"> </w:t>
       </w:r>
       <w:proofErr w:type="gramStart"/>
       <w:r>
@@ -2656,7 +3038,27 @@
           <w:sz w:val="24"/>
           <w:szCs w:val="24"/>
         </w:rPr>
-        <w:t xml:space="preserve"> sursa fizică </w:t>
+        <w:t xml:space="preserve"> </w:t>
+      </w:r>
+      <w:proofErr w:type="spellStart"/>
+      <w:r>
+        <w:rPr>
+          <w:b w:val="0"/>
+          <w:bCs w:val="0"/>
+          <w:sz w:val="24"/>
+          <w:szCs w:val="24"/>
+        </w:rPr>
+        <w:t>sursa</w:t>
+      </w:r>
+      <w:proofErr w:type="spellEnd"/>
+      <w:r>
+        <w:rPr>
+          <w:b w:val="0"/>
+          <w:bCs w:val="0"/>
+          <w:sz w:val="24"/>
+          <w:szCs w:val="24"/>
+        </w:rPr>
+        <w:t xml:space="preserve"> fizică </w:t>
       </w:r>
       <w:proofErr w:type="gramStart"/>
       <w:r>
@@ -2783,7 +3185,11 @@
         <w:t>Bibliografie</w:t>
       </w:r>
     </w:p>
-    <w:p/>
+    <w:p>
+      <w:r>
+        <w:t>[1]-</w:t>
+      </w:r>
+    </w:p>
     <w:sectPr>
       <w:pgSz w:w="11906" w:h="16838"/>
       <w:pgMar w:top="1134" w:right="1247" w:bottom="1134" w:left="1247" w:header="708" w:footer="708" w:gutter="0"/>

--- a/Proiect_RC.docx
+++ b/Proiect_RC.docx
@@ -65,43 +65,8 @@
         <w:spacing w:before="120" w:after="120"/>
         <w:jc w:val="center"/>
       </w:pPr>
-      <w:proofErr w:type="spellStart"/>
-      <w:r>
-        <w:t>Profesor</w:t>
-      </w:r>
-      <w:proofErr w:type="spellEnd"/>
-      <w:r>
-        <w:t xml:space="preserve"> </w:t>
-      </w:r>
-      <w:proofErr w:type="spellStart"/>
-      <w:r>
-        <w:t>î</w:t>
-      </w:r>
-      <w:r>
-        <w:t>ndrumător</w:t>
-      </w:r>
-      <w:proofErr w:type="spellEnd"/>
-      <w:r>
-        <w:t xml:space="preserve">: </w:t>
-      </w:r>
-      <w:proofErr w:type="spellStart"/>
-      <w:r>
-        <w:t>S.l.</w:t>
-      </w:r>
-      <w:proofErr w:type="spellEnd"/>
-      <w:r>
-        <w:t xml:space="preserve"> Dr. Ing. </w:t>
-      </w:r>
-      <w:proofErr w:type="spellStart"/>
-      <w:r>
-        <w:t>C</w:t>
-      </w:r>
-      <w:r>
-        <w:t>odău</w:t>
-      </w:r>
-      <w:proofErr w:type="spellEnd"/>
-      <w:r>
-        <w:t xml:space="preserve"> Cristian</w:t>
+      <w:r>
+        <w:t>Profesor îndrumător: S.l. Dr. Ing. Codău Cristian</w:t>
       </w:r>
     </w:p>
     <w:p>
@@ -240,126 +205,13 @@
         <w:jc w:val="both"/>
       </w:pPr>
       <w:r>
-        <w:t>Lucrarea de față prezintă o adaptare și o analiză a simulării conectivității sistemului Automatic Dependent Surveillance–Broadcast (ADS-B) Out 1090ES, operând la frecvența de 1090 MHz cu o putere izotropă radiată efectivă (EIRP) minimă de 125 W, pe ruta aeriană dintre Aeroportul Internațional Wellington (IATA: WLG, Noua Zeelandă) și Aeroportul Internațional Sydney Kingsford Smith (IATA: SYD, Australia), cu o distanță ortodromică de aproximativ 2.162 km deasupra Mării Tasman. Studiul este implementat în mediul MATLAB, utilizând Satellite Communications Toolbox, Phased Array System Toolbox, Sensor Fusion and Tracking Toolbox și Antenna Toolbox.</w:t>
-      </w:r>
-    </w:p>
-    <w:p/>
-    <w:p>
-      <w:pPr>
-        <w:ind w:firstLine="720"/>
-        <w:jc w:val="both"/>
-      </w:pPr>
-      <w:r>
-        <w:t>Simularea este structurată în trei etape: construirea scenariului satelit–aeronavă–sol, analiza accesului prin linie de vizibilitate directă (Line of Sight – LoS) și analiza închiderii bugetului de legătură (link closure). Un aspect central îl constituie degradarea semnalului în segmentele de zbor deasupra apelor internaționale, unde curbura terestră obstrucționează vizibilitatea față de stațiile de la sol. Soluția investigată în acest proiect constă în integrarea infrastructurii Space-Based ADS-B (SB-ADS-B), implementată prin constelația Iridium NEXT (66 sateliți LEO, altitudine ~780 km, înclinație ~86,4°), operată de Aireon LLC, care asigură acoperire globală continuă. Antena satelitului Iridium este modelată atât ca element izotrop, cât și ca antenă cu 48 de fascic</w:t>
-      </w:r>
-      <w:r>
-        <w:t>u</w:t>
-      </w:r>
-      <w:r>
-        <w:t xml:space="preserve">le, conform </w:t>
-      </w:r>
-      <w:proofErr w:type="spellStart"/>
-      <w:r>
-        <w:t>specificațiilor</w:t>
-      </w:r>
-      <w:proofErr w:type="spellEnd"/>
-      <w:r>
-        <w:t xml:space="preserve"> FCC (Federal Communications Commission) </w:t>
-      </w:r>
-      <w:proofErr w:type="spellStart"/>
-      <w:r>
-        <w:t>depuse</w:t>
-      </w:r>
-      <w:proofErr w:type="spellEnd"/>
-      <w:r>
-        <w:t xml:space="preserve"> de Iridium</w:t>
-      </w:r>
-      <w:r>
-        <w:t>.</w:t>
-      </w:r>
-    </w:p>
-    <w:p/>
-    <w:p>
-      <w:pPr>
-        <w:ind w:firstLine="720"/>
-        <w:jc w:val="both"/>
-      </w:pPr>
-      <w:r>
-        <w:t xml:space="preserve">Configurația fizică a sistemului aeronavei include antene omnidirecționale cu diagramă toroidală de radiație, montate pe fețele superioară și inferioară ale fuzelajului. Selecția căii active de comunicație, terestră sau spațială, este guvernată de marja maximă de legătură (maximum link margin) </w:t>
-      </w:r>
-      <w:proofErr w:type="spellStart"/>
-      <w:r>
-        <w:t>calculată</w:t>
-      </w:r>
-      <w:proofErr w:type="spellEnd"/>
-      <w:r>
-        <w:t xml:space="preserve"> ca </w:t>
-      </w:r>
-      <w:proofErr w:type="spellStart"/>
-      <w:r>
-        <w:t>diferența</w:t>
-      </w:r>
-      <w:proofErr w:type="spellEnd"/>
-      <w:r>
-        <w:t xml:space="preserve"> </w:t>
-      </w:r>
-      <w:proofErr w:type="spellStart"/>
-      <w:r>
-        <w:t>dintre</w:t>
-      </w:r>
-      <w:proofErr w:type="spellEnd"/>
-      <w:r>
-        <w:t xml:space="preserve"> Eb/N₀ </w:t>
-      </w:r>
-      <w:proofErr w:type="spellStart"/>
-      <w:r>
-        <w:t>recepționat</w:t>
-      </w:r>
-      <w:proofErr w:type="spellEnd"/>
-      <w:r>
-        <w:t xml:space="preserve"> </w:t>
-      </w:r>
-      <w:proofErr w:type="spellStart"/>
-      <w:r>
-        <w:t>și</w:t>
-      </w:r>
-      <w:proofErr w:type="spellEnd"/>
-      <w:r>
-        <w:t xml:space="preserve"> </w:t>
-      </w:r>
-      <w:proofErr w:type="spellStart"/>
-      <w:r>
-        <w:t>pragul</w:t>
-      </w:r>
-      <w:proofErr w:type="spellEnd"/>
-      <w:r>
-        <w:t xml:space="preserve"> minim </w:t>
-      </w:r>
-      <w:proofErr w:type="spellStart"/>
-      <w:r>
-        <w:t>impus</w:t>
-      </w:r>
-      <w:proofErr w:type="spellEnd"/>
-      <w:r>
-        <w:t xml:space="preserve"> </w:t>
-      </w:r>
-      <w:proofErr w:type="spellStart"/>
-      <w:r>
-        <w:t>fiecăriui</w:t>
-      </w:r>
-      <w:proofErr w:type="spellEnd"/>
-      <w:r>
-        <w:t xml:space="preserve"> receptor.</w:t>
-      </w:r>
-    </w:p>
-    <w:p/>
-    <w:p>
-      <w:pPr>
-        <w:ind w:firstLine="720"/>
-        <w:jc w:val="both"/>
-      </w:pPr>
-      <w:r>
-        <w:t>Rezultatele demonstrează că arhitectura hibridă sol–spațiu asigură transmiterea neîntreruptă a parametrilor esențiali de zbor: poziție GNSS, altitudine barometrică, viteză față de sol și codul de identitate ICAO de 24 de biți, pe întreaga durată a zborului, eliminând lacunele de supraveghere specifice segmentelor oceanice.</w:t>
+        <w:t>Lucrarea prezintă simularea conectivității sistemului ADS-B Out 1090ES [2] (1090 MHz, EIRP ≥ 125 W) pe ruta Wellington–Sydney (~2.162 km, deasupra Mării Tasman), implementată în MATLAB (Satellite Communications Toolbox, Phased Array System Toolbox, Antenna Toolbox). Studiul acoperă trei etape: construirea scenariului satelit–aeronavă–sol, analiza Line-of-Sight (LoS) şi analiza bugetului de legătură (link budget). Principala provocare o reprezintă pierderea vizibilității față de stațiile terestre în segmente</w:t>
+      </w:r>
+      <w:r>
+        <w:t>le oceanice, soluționată prin integrarea sistemului Space-Based ADS-B (SB-ADS-B) al constelației Iridium NEXT [4] (66 satelitți LEO, ~780 km, ~86,4°), operat de Aireon LLC. Antena satelitului este modelată att izotrop cât şi ca sistem cu 48 de fascicule (Custom 48-Beam) [5]. Aeronavele utilizează antene omnidirecționale cu diversitate top/bottom. Selecția căii active se bazează pe marja maximă de legătură (Eb/N₀ recepționat vs. prag minim). Rezultatele confirmă transmiterea neîntreruptă a datelor de zbor (p</w:t>
+      </w:r>
+      <w:r>
+        <w:t>oziție GNSS, altitudine, viteză, cod ICAO) pe întreaga durată a rutei, inclusiv deasupra oceanului.</w:t>
       </w:r>
     </w:p>
     <w:p>
@@ -487,10 +339,94 @@
     <w:p/>
     <w:p>
       <w:pPr>
+        <w:spacing w:before="120" w:after="60"/>
+        <w:jc w:val="center"/>
+      </w:pPr>
+      <w:r>
+        <w:rPr>
+          <w:noProof/>
+        </w:rPr>
+        <w:drawing>
+          <wp:inline distT="0" distB="0" distL="0" distR="0" wp14:anchorId="7FBD0EED" wp14:editId="5C48C8A6">
+            <wp:extent cx="5262465" cy="3946849"/>
+            <wp:effectExtent l="0" t="0" r="0" b="3175"/>
+            <wp:docPr id="101" name="adsb-overall"/>
+            <wp:cNvGraphicFramePr>
+              <a:graphicFrameLocks xmlns:a="http://schemas.openxmlformats.org/drawingml/2006/main" noChangeAspect="1"/>
+            </wp:cNvGraphicFramePr>
+            <a:graphic xmlns:a="http://schemas.openxmlformats.org/drawingml/2006/main">
+              <a:graphicData uri="http://schemas.openxmlformats.org/drawingml/2006/picture">
+                <pic:pic xmlns:pic="http://schemas.openxmlformats.org/drawingml/2006/picture">
+                  <pic:nvPicPr>
+                    <pic:cNvPr id="101" name="adsb-overall"/>
+                    <pic:cNvPicPr>
+                      <a:picLocks noChangeAspect="1" noChangeArrowheads="1"/>
+                    </pic:cNvPicPr>
+                  </pic:nvPicPr>
+                  <pic:blipFill>
+                    <a:blip r:embed="rId5"/>
+                    <a:stretch>
+                      <a:fillRect/>
+                    </a:stretch>
+                  </pic:blipFill>
+                  <pic:spPr bwMode="auto">
+                    <a:xfrm>
+                      <a:off x="0" y="0"/>
+                      <a:ext cx="5346803" cy="4010102"/>
+                    </a:xfrm>
+                    <a:prstGeom prst="rect">
+                      <a:avLst/>
+                    </a:prstGeom>
+                  </pic:spPr>
+                </pic:pic>
+              </a:graphicData>
+            </a:graphic>
+          </wp:inline>
+        </w:drawing>
+      </w:r>
+    </w:p>
+    <w:p>
+      <w:pPr>
+        <w:spacing w:after="200"/>
+        <w:jc w:val="center"/>
+      </w:pPr>
+      <w:r>
+        <w:rPr>
+          <w:i/>
+          <w:sz w:val="20"/>
+          <w:szCs w:val="20"/>
+        </w:rPr>
+        <w:t>Fig. 1: Arhitectura generală ADS-B – fluxuri GNSS, aeronave, ATC şi rețele de comunicații [2]</w:t>
+      </w:r>
+    </w:p>
+    <w:p>
+      <w:pPr>
         <w:pStyle w:val="Heading2"/>
       </w:pPr>
-      <w:r>
-        <w:t>2.2 Caracteristicile Semnalului ADS-B Out</w:t>
+    </w:p>
+    <w:p>
+      <w:pPr>
+        <w:pStyle w:val="Heading2"/>
+      </w:pPr>
+      <w:r>
+        <w:lastRenderedPageBreak/>
+        <w:t xml:space="preserve">2.2 </w:t>
+      </w:r>
+      <w:proofErr w:type="spellStart"/>
+      <w:r>
+        <w:t>Caracteristicile</w:t>
+      </w:r>
+      <w:proofErr w:type="spellEnd"/>
+      <w:r>
+        <w:t xml:space="preserve"> </w:t>
+      </w:r>
+      <w:proofErr w:type="spellStart"/>
+      <w:r>
+        <w:t>Semnalului</w:t>
+      </w:r>
+      <w:proofErr w:type="spellEnd"/>
+      <w:r>
+        <w:t xml:space="preserve"> ADS-B Out</w:t>
       </w:r>
     </w:p>
     <w:p>
@@ -671,7 +607,6 @@
           <w:b/>
           <w:bCs/>
         </w:rPr>
-        <w:lastRenderedPageBreak/>
         <w:t xml:space="preserve">1. Preambulul (Durată: 8 µs) – </w:t>
       </w:r>
       <w:r>
@@ -773,122 +708,7 @@
         <w:t xml:space="preserve">Câmpul de Date / ME (56 biți): </w:t>
       </w:r>
       <w:r>
-        <w:t xml:space="preserve">Payload-ul propriu-zis. Acesta conține </w:t>
-      </w:r>
-      <w:proofErr w:type="spellStart"/>
-      <w:r>
-        <w:t>coordonatele</w:t>
-      </w:r>
-      <w:proofErr w:type="spellEnd"/>
-      <w:r>
-        <w:t xml:space="preserve"> </w:t>
-      </w:r>
-      <w:proofErr w:type="spellStart"/>
-      <w:r>
-        <w:t>spațiale</w:t>
-      </w:r>
-      <w:proofErr w:type="spellEnd"/>
-      <w:r>
-        <w:t xml:space="preserve"> (</w:t>
-      </w:r>
-      <w:proofErr w:type="spellStart"/>
-      <w:r>
-        <w:t>latitudine</w:t>
-      </w:r>
-      <w:proofErr w:type="spellEnd"/>
-      <w:r>
-        <w:t xml:space="preserve">, </w:t>
-      </w:r>
-      <w:proofErr w:type="spellStart"/>
-      <w:r>
-        <w:t>longitudine</w:t>
-      </w:r>
-      <w:proofErr w:type="spellEnd"/>
-      <w:r>
-        <w:t xml:space="preserve">), </w:t>
-      </w:r>
-      <w:proofErr w:type="spellStart"/>
-      <w:r>
-        <w:t>altitudinea</w:t>
-      </w:r>
-      <w:proofErr w:type="spellEnd"/>
-      <w:r>
-        <w:t xml:space="preserve"> </w:t>
-      </w:r>
-      <w:proofErr w:type="spellStart"/>
-      <w:r>
-        <w:t>barometrică</w:t>
-      </w:r>
-      <w:proofErr w:type="spellEnd"/>
-      <w:r>
-        <w:t>/</w:t>
-      </w:r>
-      <w:proofErr w:type="spellStart"/>
-      <w:r>
-        <w:t>geometrică</w:t>
-      </w:r>
-      <w:proofErr w:type="spellEnd"/>
-      <w:r>
-        <w:t xml:space="preserve"> </w:t>
-      </w:r>
-      <w:proofErr w:type="spellStart"/>
-      <w:r>
-        <w:t>și</w:t>
-      </w:r>
-      <w:proofErr w:type="spellEnd"/>
-      <w:r>
-        <w:t xml:space="preserve"> </w:t>
-      </w:r>
-      <w:proofErr w:type="spellStart"/>
-      <w:r>
-        <w:t>informații</w:t>
-      </w:r>
-      <w:proofErr w:type="spellEnd"/>
-      <w:r>
-        <w:t xml:space="preserve"> </w:t>
-      </w:r>
-      <w:proofErr w:type="spellStart"/>
-      <w:r>
-        <w:t>despre</w:t>
-      </w:r>
-      <w:proofErr w:type="spellEnd"/>
-      <w:r>
-        <w:t xml:space="preserve"> </w:t>
-      </w:r>
-      <w:proofErr w:type="spellStart"/>
-      <w:r>
-        <w:t>cinematică</w:t>
-      </w:r>
-      <w:proofErr w:type="spellEnd"/>
-      <w:r>
-        <w:t xml:space="preserve"> (</w:t>
-      </w:r>
-      <w:proofErr w:type="spellStart"/>
-      <w:r>
-        <w:t>viteză</w:t>
-      </w:r>
-      <w:proofErr w:type="spellEnd"/>
-      <w:r>
-        <w:t xml:space="preserve"> </w:t>
-      </w:r>
-      <w:proofErr w:type="spellStart"/>
-      <w:r>
-        <w:t>și</w:t>
-      </w:r>
-      <w:proofErr w:type="spellEnd"/>
-      <w:r>
-        <w:t xml:space="preserve"> </w:t>
-      </w:r>
-      <w:proofErr w:type="spellStart"/>
-      <w:r>
-        <w:t>direcție</w:t>
-      </w:r>
-      <w:proofErr w:type="spellEnd"/>
-      <w:r>
-        <w:t>)</w:t>
-      </w:r>
-      <w:r>
-        <w:t>.</w:t>
+        <w:t>Payload-ul propriu-zis. Acesta conține coordonatele spațiale (latitudine, longitudine), altitudinea barometrică/geometrică și informații despre cinematică (viteză și direcție).</w:t>
       </w:r>
     </w:p>
     <w:p>
@@ -908,63 +728,70 @@
         <w:t xml:space="preserve">Paritate / CRC (24 biți): </w:t>
       </w:r>
       <w:r>
-        <w:t xml:space="preserve">Câmp esențial pentru detectarea erorilor de transmisie. Asigură validarea datelor la nivelul receptorului prin verificarea integrității celor 88 de biți precedenți; în cazul în care CRC-ul calculat nu </w:t>
-      </w:r>
-      <w:proofErr w:type="spellStart"/>
-      <w:r>
-        <w:t>corespunde</w:t>
-      </w:r>
-      <w:proofErr w:type="spellEnd"/>
-      <w:r>
-        <w:t xml:space="preserve"> cu cel </w:t>
-      </w:r>
-      <w:proofErr w:type="spellStart"/>
-      <w:r>
-        <w:t>recepționat</w:t>
-      </w:r>
-      <w:proofErr w:type="spellEnd"/>
-      <w:r>
-        <w:t xml:space="preserve">, </w:t>
-      </w:r>
-      <w:proofErr w:type="spellStart"/>
-      <w:r>
-        <w:t>mesajul</w:t>
-      </w:r>
-      <w:proofErr w:type="spellEnd"/>
-      <w:r>
-        <w:t xml:space="preserve"> </w:t>
-      </w:r>
-      <w:proofErr w:type="spellStart"/>
-      <w:r>
-        <w:t>este</w:t>
-      </w:r>
-      <w:proofErr w:type="spellEnd"/>
-      <w:r>
-        <w:t xml:space="preserve"> </w:t>
-      </w:r>
-      <w:proofErr w:type="spellStart"/>
-      <w:r>
-        <w:t>respins</w:t>
-      </w:r>
-      <w:proofErr w:type="spellEnd"/>
-      <w:r>
-        <w:t xml:space="preserve"> </w:t>
-      </w:r>
-      <w:proofErr w:type="spellStart"/>
-      <w:r>
-        <w:t>în</w:t>
-      </w:r>
-      <w:proofErr w:type="spellEnd"/>
-      <w:r>
-        <w:t xml:space="preserve"> </w:t>
-      </w:r>
-      <w:proofErr w:type="spellStart"/>
-      <w:r>
-        <w:t>întregime</w:t>
-      </w:r>
-      <w:proofErr w:type="spellEnd"/>
-      <w:r>
-        <w:t>.</w:t>
+        <w:t>Câmp esențial pentru detectarea erorilor de transmisie. Asigură validarea datelor la nivelul receptorului prin verificarea integrității celor 88 de biți precedenți; în cazul în care CRC-ul calculat nu corespunde cu cel recepționat, mesajul este respins în întregime.</w:t>
+      </w:r>
+    </w:p>
+    <w:p>
+      <w:pPr>
+        <w:spacing w:before="120" w:after="60"/>
+        <w:jc w:val="center"/>
+      </w:pPr>
+      <w:r>
+        <w:rPr>
+          <w:noProof/>
+        </w:rPr>
+        <w:lastRenderedPageBreak/>
+        <w:drawing>
+          <wp:inline distT="0" distB="0" distL="0" distR="0" wp14:anchorId="7D926AAF" wp14:editId="7513C4B1">
+            <wp:extent cx="5981040" cy="2069352"/>
+            <wp:effectExtent l="0" t="0" r="0" b="0"/>
+            <wp:docPr id="102" name="adsb-structure"/>
+            <wp:cNvGraphicFramePr>
+              <a:graphicFrameLocks xmlns:a="http://schemas.openxmlformats.org/drawingml/2006/main" noChangeAspect="1"/>
+            </wp:cNvGraphicFramePr>
+            <a:graphic xmlns:a="http://schemas.openxmlformats.org/drawingml/2006/main">
+              <a:graphicData uri="http://schemas.openxmlformats.org/drawingml/2006/picture">
+                <pic:pic xmlns:pic="http://schemas.openxmlformats.org/drawingml/2006/picture">
+                  <pic:nvPicPr>
+                    <pic:cNvPr id="102" name="adsb-structure"/>
+                    <pic:cNvPicPr>
+                      <a:picLocks noChangeAspect="1" noChangeArrowheads="1"/>
+                    </pic:cNvPicPr>
+                  </pic:nvPicPr>
+                  <pic:blipFill>
+                    <a:blip r:embed="rId6"/>
+                    <a:stretch>
+                      <a:fillRect/>
+                    </a:stretch>
+                  </pic:blipFill>
+                  <pic:spPr bwMode="auto">
+                    <a:xfrm>
+                      <a:off x="0" y="0"/>
+                      <a:ext cx="5981040" cy="2069352"/>
+                    </a:xfrm>
+                    <a:prstGeom prst="rect">
+                      <a:avLst/>
+                    </a:prstGeom>
+                  </pic:spPr>
+                </pic:pic>
+              </a:graphicData>
+            </a:graphic>
+          </wp:inline>
+        </w:drawing>
+      </w:r>
+    </w:p>
+    <w:p>
+      <w:pPr>
+        <w:spacing w:after="200"/>
+        <w:jc w:val="center"/>
+      </w:pPr>
+      <w:r>
+        <w:rPr>
+          <w:i/>
+          <w:sz w:val="20"/>
+          <w:szCs w:val="20"/>
+        </w:rPr>
+        <w:t>Fig. 2: Structura mesajului Extended Squitter 1090ES – preambul 8 μs + bloc de date 112 biți [2]</w:t>
       </w:r>
     </w:p>
     <w:p>
@@ -998,37 +825,7 @@
         <w:t>Antenele Echipamentelor Terestre și de Bord.</w:t>
       </w:r>
       <w:r>
-        <w:t xml:space="preserve"> Pentru aeronave și stațiile de la sol (aeroporturi), sistemul este modelat folosind o antenă cu caracteristică de radiație izotropă. În mediul de simulare, aceasta este definită printr-o configurație elementară matriceală de tip array cu dimensiunea [1 1]. Această abordare garantează că recepția și transmisia semnalelor nu sunt condiționate de </w:t>
-      </w:r>
-      <w:proofErr w:type="spellStart"/>
-      <w:r>
-        <w:t>unghiurile</w:t>
-      </w:r>
-      <w:proofErr w:type="spellEnd"/>
-      <w:r>
-        <w:t xml:space="preserve"> de </w:t>
-      </w:r>
-      <w:proofErr w:type="spellStart"/>
-      <w:r>
-        <w:t>a</w:t>
-      </w:r>
-      <w:r>
-        <w:t>l</w:t>
-      </w:r>
-      <w:r>
-        <w:t>titudine</w:t>
-      </w:r>
-      <w:proofErr w:type="spellEnd"/>
-      <w:r>
-        <w:t xml:space="preserve"> ale </w:t>
-      </w:r>
-      <w:proofErr w:type="spellStart"/>
-      <w:r>
-        <w:t>aeronavei</w:t>
-      </w:r>
-      <w:proofErr w:type="spellEnd"/>
-      <w:r>
-        <w:t xml:space="preserve"> pe durata zborului.</w:t>
+        <w:t xml:space="preserve"> Pentru aeronave și stațiile de la sol (aeroporturi), sistemul este modelat folosind o antenă cu caracteristică de radiație izotropă. În mediul de simulare, aceasta este definită printr-o configurație elementară matriceală de tip array cu dimensiunea [1 1]. Această abordare garantează că recepția și transmisia semnalelor nu sunt condiționate de unghiurile de altitudine ale aeronavei pe durata zborului.</w:t>
       </w:r>
     </w:p>
     <w:p/>
@@ -1045,10 +842,80 @@
         <w:t>Antenele Segmentului Spațial (Iridium NEXT).</w:t>
       </w:r>
       <w:r>
-        <w:t xml:space="preserve"> Recepția semnalelor la nivel satelitar impune o arhitectură direcțională. Deși teoretic se poate implementa o antenă izotropă aliniată cu coordonatele satelitului (având unghiurile de montare [0,0,0]), performanța optimă a sistemului de supraveghere Aireon se obține folosind un sistem multi-fascicul. În simulare, se utilizează o antenă personalizată cu 48 de fascicule (Custom 48-Beam Antenna). Pentru a acoperi eficient suprafața terestră, antena satelitului este configurată cu un unghi de tangaj (pitch) de −90° ([0,−90,0]), orientând astfel fasciculul de recepție direct în jos, pe axa Y.</w:t>
-      </w:r>
-    </w:p>
-    <w:p/>
+        <w:t xml:space="preserve"> Recepția semnalelor la nivel satelitar impune o arhitectură direcțională. Deși teoretic se poate implementa o antenă izotropă aliniată cu coordonatele satelitului (având unghiurile de montare [0,0,0]), performanța optimă a sistemului de supraveghere Aireon se obține folosind un sistem multi-fascicul. În simulare, se utilizează o antenă personalizată cu 48 de fascicule (Custom 48-Beam Antenna). Pentru a acoperi eficient suprafața terestră, antena satelitului este configurată cu un unghi de tangaj (pitch) de</w:t>
+      </w:r>
+      <w:r>
+        <w:t xml:space="preserve"> −90° ([0,−90,0]), orientând astfel fasciculul de recepție direct în jos, pe axa Y.</w:t>
+      </w:r>
+    </w:p>
+    <w:p/>
+    <w:p>
+      <w:pPr>
+        <w:spacing w:before="120" w:after="60"/>
+        <w:jc w:val="center"/>
+      </w:pPr>
+      <w:r>
+        <w:rPr>
+          <w:noProof/>
+        </w:rPr>
+        <w:drawing>
+          <wp:inline distT="0" distB="0" distL="0" distR="0" wp14:anchorId="126DA394" wp14:editId="1AC777D3">
+            <wp:extent cx="2911151" cy="2911151"/>
+            <wp:effectExtent l="0" t="0" r="0" b="0"/>
+            <wp:docPr id="103" name="iridium-phased"/>
+            <wp:cNvGraphicFramePr>
+              <a:graphicFrameLocks xmlns:a="http://schemas.openxmlformats.org/drawingml/2006/main" noChangeAspect="1"/>
+            </wp:cNvGraphicFramePr>
+            <a:graphic xmlns:a="http://schemas.openxmlformats.org/drawingml/2006/main">
+              <a:graphicData uri="http://schemas.openxmlformats.org/drawingml/2006/picture">
+                <pic:pic xmlns:pic="http://schemas.openxmlformats.org/drawingml/2006/picture">
+                  <pic:nvPicPr>
+                    <pic:cNvPr id="103" name="iridium-phased"/>
+                    <pic:cNvPicPr>
+                      <a:picLocks noChangeAspect="1" noChangeArrowheads="1"/>
+                    </pic:cNvPicPr>
+                  </pic:nvPicPr>
+                  <pic:blipFill>
+                    <a:blip r:embed="rId7"/>
+                    <a:stretch>
+                      <a:fillRect/>
+                    </a:stretch>
+                  </pic:blipFill>
+                  <pic:spPr bwMode="auto">
+                    <a:xfrm>
+                      <a:off x="0" y="0"/>
+                      <a:ext cx="2943253" cy="2943253"/>
+                    </a:xfrm>
+                    <a:prstGeom prst="rect">
+                      <a:avLst/>
+                    </a:prstGeom>
+                  </pic:spPr>
+                </pic:pic>
+              </a:graphicData>
+            </a:graphic>
+          </wp:inline>
+        </w:drawing>
+      </w:r>
+    </w:p>
+    <w:p>
+      <w:pPr>
+        <w:spacing w:after="200"/>
+        <w:jc w:val="center"/>
+        <w:rPr>
+          <w:i/>
+          <w:sz w:val="20"/>
+          <w:szCs w:val="20"/>
+        </w:rPr>
+      </w:pPr>
+      <w:r>
+        <w:rPr>
+          <w:i/>
+          <w:sz w:val="20"/>
+          <w:szCs w:val="20"/>
+        </w:rPr>
+        <w:t>Fig. 3: Antena phased array a satelitului Iridium NEXT – 48 de spot beams organizate pe 3 sectoare [5]</w:t>
+      </w:r>
+    </w:p>
     <w:p>
       <w:pPr>
         <w:jc w:val="both"/>
@@ -1058,6 +925,7 @@
           <w:b/>
           <w:bCs/>
         </w:rPr>
+        <w:lastRenderedPageBreak/>
         <w:t>Corespondența cu Implementările Reale ale Sistemului ADS-B</w:t>
       </w:r>
     </w:p>
@@ -1075,31 +943,7 @@
         <w:t>Antenele de la Bordul Aeronavelor.</w:t>
       </w:r>
       <w:r>
-        <w:t xml:space="preserve"> În practica aviatică reală, transponderele ADS-B de la bordul aeronavelor utilizează antene de tip blade (lamă) sau monopol, cu polarizare verticală și caracteristică de radiație omnidirecțională în plan </w:t>
-      </w:r>
-      <w:proofErr w:type="spellStart"/>
-      <w:r>
-        <w:t>azimutal</w:t>
-      </w:r>
-      <w:proofErr w:type="spellEnd"/>
-      <w:r>
-        <w:t xml:space="preserve">, operate la </w:t>
-      </w:r>
-      <w:proofErr w:type="spellStart"/>
-      <w:r>
-        <w:t>frecvența</w:t>
-      </w:r>
-      <w:proofErr w:type="spellEnd"/>
-      <w:r>
-        <w:t xml:space="preserve"> de 1090 </w:t>
-      </w:r>
-      <w:proofErr w:type="spellStart"/>
-      <w:r>
-        <w:t>MHz.</w:t>
-      </w:r>
-      <w:proofErr w:type="spellEnd"/>
-      <w:r>
-        <w:t xml:space="preserve"> Aceste antene sunt polarizate vertical și omnidirecționale, oferind un câștig de recepție superior față de un monopol λ/4 pe 90% din volumul de acoperire, pe toate direcțiile azimutale și între −15° și +20° în elevație.</w:t>
+        <w:t xml:space="preserve"> În practica aviatică reală, transponderele ADS-B de la bordul aeronavelor utilizează antene de tip blade (lamă) sau monopol, cu polarizare verticală și caracteristică de radiație omnidirecțională în plan azimutal, operate la frecvența de 1090 MHz. Aceste antene sunt polarizate vertical și omnidirecționale, oferind un câștig de recepție superior față de un monopol λ/4 pe 90% din volumul de acoperire, pe toate direcțiile azimutale și între −15° și +20° în elevație.</w:t>
       </w:r>
     </w:p>
     <w:p/>
@@ -1109,430 +953,85 @@
         <w:jc w:val="both"/>
       </w:pPr>
       <w:r>
-        <w:lastRenderedPageBreak/>
-        <w:t xml:space="preserve">Un aspect esențial al instalării reale este diversitatea de antenă (antenna diversity). Aceasta presupune montarea a </w:t>
-      </w:r>
-      <w:proofErr w:type="spellStart"/>
-      <w:r>
-        <w:t>două</w:t>
-      </w:r>
-      <w:proofErr w:type="spellEnd"/>
-      <w:r>
-        <w:t xml:space="preserve"> </w:t>
-      </w:r>
-      <w:proofErr w:type="spellStart"/>
-      <w:r>
-        <w:t>antene</w:t>
-      </w:r>
-      <w:proofErr w:type="spellEnd"/>
-      <w:r>
-        <w:t xml:space="preserve">: </w:t>
-      </w:r>
-      <w:proofErr w:type="spellStart"/>
-      <w:r>
-        <w:t>una</w:t>
-      </w:r>
-      <w:proofErr w:type="spellEnd"/>
-      <w:r>
-        <w:t xml:space="preserve"> </w:t>
-      </w:r>
-      <w:proofErr w:type="spellStart"/>
-      <w:r>
-        <w:t>în</w:t>
-      </w:r>
-      <w:proofErr w:type="spellEnd"/>
-      <w:r>
-        <w:t xml:space="preserve"> </w:t>
-      </w:r>
-      <w:proofErr w:type="spellStart"/>
-      <w:r>
-        <w:t>partea</w:t>
-      </w:r>
-      <w:proofErr w:type="spellEnd"/>
-      <w:r>
-        <w:t xml:space="preserve"> </w:t>
-      </w:r>
-      <w:proofErr w:type="spellStart"/>
-      <w:r>
-        <w:t>superioară</w:t>
-      </w:r>
-      <w:proofErr w:type="spellEnd"/>
-      <w:r>
-        <w:t xml:space="preserve"> a</w:t>
-      </w:r>
-      <w:r>
-        <w:t xml:space="preserve"> </w:t>
-      </w:r>
-      <w:proofErr w:type="spellStart"/>
-      <w:r>
-        <w:t>aeronavei</w:t>
-      </w:r>
-      <w:proofErr w:type="spellEnd"/>
-      <w:r>
-        <w:t xml:space="preserve"> </w:t>
-      </w:r>
-      <w:proofErr w:type="spellStart"/>
-      <w:r>
-        <w:t>și</w:t>
-      </w:r>
-      <w:proofErr w:type="spellEnd"/>
-      <w:r>
-        <w:t xml:space="preserve"> </w:t>
-      </w:r>
-      <w:proofErr w:type="spellStart"/>
-      <w:r>
-        <w:t>una</w:t>
-      </w:r>
-      <w:proofErr w:type="spellEnd"/>
-      <w:r>
-        <w:t xml:space="preserve"> </w:t>
-      </w:r>
-      <w:proofErr w:type="spellStart"/>
-      <w:r>
-        <w:t>în</w:t>
-      </w:r>
-      <w:proofErr w:type="spellEnd"/>
-      <w:r>
-        <w:t xml:space="preserve"> </w:t>
-      </w:r>
-      <w:proofErr w:type="spellStart"/>
-      <w:r>
-        <w:t>partea</w:t>
-      </w:r>
-      <w:proofErr w:type="spellEnd"/>
-      <w:r>
-        <w:t xml:space="preserve"> </w:t>
-      </w:r>
-      <w:proofErr w:type="spellStart"/>
-      <w:r>
-        <w:t>inferioară</w:t>
-      </w:r>
-      <w:proofErr w:type="spellEnd"/>
-      <w:r>
-        <w:t xml:space="preserve">, </w:t>
-      </w:r>
-      <w:proofErr w:type="spellStart"/>
-      <w:r>
-        <w:t>ambele</w:t>
-      </w:r>
-      <w:proofErr w:type="spellEnd"/>
-      <w:r>
-        <w:t xml:space="preserve"> </w:t>
-      </w:r>
-      <w:proofErr w:type="spellStart"/>
-      <w:r>
-        <w:t>funcționând</w:t>
-      </w:r>
-      <w:proofErr w:type="spellEnd"/>
-      <w:r>
-        <w:t xml:space="preserve"> pe frecvențele ADS-B. Semnalul este transmis prin cele două antene în mod alternant, cadru cu cadru (squitter cu squitter), nu pe </w:t>
-      </w:r>
-      <w:proofErr w:type="spellStart"/>
-      <w:r>
-        <w:t>baza</w:t>
-      </w:r>
-      <w:proofErr w:type="spellEnd"/>
-      <w:r>
-        <w:t xml:space="preserve"> </w:t>
-      </w:r>
-      <w:proofErr w:type="spellStart"/>
-      <w:r>
-        <w:t>unui</w:t>
-      </w:r>
-      <w:proofErr w:type="spellEnd"/>
-      <w:r>
-        <w:t xml:space="preserve"> interval de </w:t>
-      </w:r>
-      <w:proofErr w:type="spellStart"/>
-      <w:r>
-        <w:t>timp</w:t>
-      </w:r>
-      <w:proofErr w:type="spellEnd"/>
-      <w:r>
-        <w:t xml:space="preserve"> fix</w:t>
-      </w:r>
-      <w:r>
-        <w:t xml:space="preserve">: </w:t>
-      </w:r>
-      <w:proofErr w:type="spellStart"/>
-      <w:r>
-        <w:t>transponderul</w:t>
-      </w:r>
-      <w:proofErr w:type="spellEnd"/>
-      <w:r>
-        <w:t xml:space="preserve"> </w:t>
-      </w:r>
-      <w:proofErr w:type="spellStart"/>
-      <w:r>
-        <w:t>comută</w:t>
-      </w:r>
-      <w:proofErr w:type="spellEnd"/>
-      <w:r>
-        <w:t xml:space="preserve"> </w:t>
-      </w:r>
-      <w:proofErr w:type="spellStart"/>
-      <w:r>
-        <w:t>antena</w:t>
-      </w:r>
-      <w:proofErr w:type="spellEnd"/>
-      <w:r>
-        <w:t xml:space="preserve"> </w:t>
-      </w:r>
-      <w:proofErr w:type="spellStart"/>
-      <w:r>
-        <w:t>activă</w:t>
-      </w:r>
-      <w:proofErr w:type="spellEnd"/>
-      <w:r>
-        <w:t xml:space="preserve"> la </w:t>
-      </w:r>
-      <w:proofErr w:type="spellStart"/>
-      <w:r>
-        <w:t>fiecare</w:t>
-      </w:r>
-      <w:proofErr w:type="spellEnd"/>
-      <w:r>
-        <w:t xml:space="preserve"> </w:t>
-      </w:r>
-      <w:proofErr w:type="spellStart"/>
-      <w:r>
-        <w:t>emisie</w:t>
-      </w:r>
-      <w:proofErr w:type="spellEnd"/>
-      <w:r>
-        <w:t xml:space="preserve"> </w:t>
-      </w:r>
-      <w:proofErr w:type="spellStart"/>
-      <w:r>
-        <w:t>succesivă</w:t>
-      </w:r>
-      <w:proofErr w:type="spellEnd"/>
-      <w:r>
-        <w:t xml:space="preserve">, cu o rată nominală de aproximativ un </w:t>
-      </w:r>
-      <w:proofErr w:type="spellStart"/>
-      <w:r>
-        <w:t>mesaj</w:t>
-      </w:r>
-      <w:proofErr w:type="spellEnd"/>
-      <w:r>
-        <w:t xml:space="preserve"> la 400–600 </w:t>
-      </w:r>
-      <w:proofErr w:type="spellStart"/>
-      <w:r>
-        <w:t>ms</w:t>
-      </w:r>
-      <w:proofErr w:type="spellEnd"/>
-      <w:r>
-        <w:t xml:space="preserve"> per </w:t>
-      </w:r>
-      <w:r>
-        <w:t xml:space="preserve">antenna. </w:t>
-      </w:r>
-      <w:r>
-        <w:t xml:space="preserve">Antena </w:t>
-      </w:r>
-      <w:proofErr w:type="spellStart"/>
-      <w:r>
-        <w:t>montată</w:t>
-      </w:r>
-      <w:proofErr w:type="spellEnd"/>
-      <w:r>
-        <w:t xml:space="preserve"> pe </w:t>
-      </w:r>
-      <w:proofErr w:type="spellStart"/>
-      <w:r>
-        <w:t>partea</w:t>
-      </w:r>
-      <w:proofErr w:type="spellEnd"/>
-      <w:r>
-        <w:t xml:space="preserve"> </w:t>
-      </w:r>
-      <w:proofErr w:type="spellStart"/>
-      <w:r>
-        <w:t>superioară</w:t>
-      </w:r>
-      <w:proofErr w:type="spellEnd"/>
-      <w:r>
-        <w:t xml:space="preserve"> este preferabilă pentru recepția satelitară, deoarece asigură o linie de vedere directă către sateliții de pe orbită. Un sistem cu antenă exclusiv ventrală poate fi compromis de fuzelajul aeronavei, care blochează semnalul în direcția sateliților.</w:t>
-      </w:r>
-    </w:p>
-    <w:p/>
+        <w:t>Un aspect esențial al instalării reale este diversitatea de antenă (antenna diversity). Aceasta presupune montarea a două antene: una în partea superioară a aeronavei și una în partea inferioară, ambele funcționând pe frecvențele ADS-B. Semnalul este transmis prin cele două antene în mod alternant, cadru cu cadru (squitter cu squitter), nu pe baza unui interval de timp fix: transponderul comută antena activă la fiecare emisie succesivă, cu o rată nominală de aproximativ un mesaj la 400–600 ms per antenna. A</w:t>
+      </w:r>
+      <w:r>
+        <w:t>ntena montată pe partea superioară este preferabilă pentru recepția satelitară, deoarece asigură o linie de vedere directă către sateliții de pe orbită. Un sistem cu antenă exclusiv ventrală poate fi compromis de fuzelajul aeronavei, care blochează semnalul în direcția sateliților.</w:t>
+      </w:r>
+    </w:p>
+    <w:p/>
+    <w:p>
+      <w:pPr>
+        <w:spacing w:before="120" w:after="60"/>
+        <w:jc w:val="center"/>
+      </w:pPr>
+      <w:r>
+        <w:rPr>
+          <w:noProof/>
+        </w:rPr>
+        <w:drawing>
+          <wp:inline distT="0" distB="0" distL="0" distR="0" wp14:anchorId="2BC4867D" wp14:editId="1D702982">
+            <wp:extent cx="2958520" cy="1968759"/>
+            <wp:effectExtent l="0" t="0" r="635" b="0"/>
+            <wp:docPr id="104" name="blade-antenna"/>
+            <wp:cNvGraphicFramePr>
+              <a:graphicFrameLocks xmlns:a="http://schemas.openxmlformats.org/drawingml/2006/main" noChangeAspect="1"/>
+            </wp:cNvGraphicFramePr>
+            <a:graphic xmlns:a="http://schemas.openxmlformats.org/drawingml/2006/main">
+              <a:graphicData uri="http://schemas.openxmlformats.org/drawingml/2006/picture">
+                <pic:pic xmlns:pic="http://schemas.openxmlformats.org/drawingml/2006/picture">
+                  <pic:nvPicPr>
+                    <pic:cNvPr id="104" name="blade-antenna"/>
+                    <pic:cNvPicPr>
+                      <a:picLocks noChangeAspect="1" noChangeArrowheads="1"/>
+                    </pic:cNvPicPr>
+                  </pic:nvPicPr>
+                  <pic:blipFill>
+                    <a:blip r:embed="rId8"/>
+                    <a:stretch>
+                      <a:fillRect/>
+                    </a:stretch>
+                  </pic:blipFill>
+                  <pic:spPr bwMode="auto">
+                    <a:xfrm>
+                      <a:off x="0" y="0"/>
+                      <a:ext cx="3162935" cy="2104788"/>
+                    </a:xfrm>
+                    <a:prstGeom prst="rect">
+                      <a:avLst/>
+                    </a:prstGeom>
+                  </pic:spPr>
+                </pic:pic>
+              </a:graphicData>
+            </a:graphic>
+          </wp:inline>
+        </w:drawing>
+      </w:r>
+    </w:p>
+    <w:p>
+      <w:pPr>
+        <w:spacing w:after="200"/>
+        <w:jc w:val="center"/>
+      </w:pPr>
+      <w:r>
+        <w:rPr>
+          <w:i/>
+          <w:sz w:val="20"/>
+          <w:szCs w:val="20"/>
+        </w:rPr>
+        <w:t>Fig. 4: Antenă blade ADS-B montată pe fuzelajul aeronavei – polarizare verticală, 1090 MHz [2]</w:t>
+      </w:r>
+    </w:p>
     <w:p>
       <w:pPr>
         <w:ind w:firstLine="720"/>
         <w:jc w:val="both"/>
       </w:pPr>
       <w:r>
-        <w:t xml:space="preserve">Reglementările actuale impun ca echipamentul ADS-B să </w:t>
-      </w:r>
-      <w:proofErr w:type="spellStart"/>
-      <w:r>
-        <w:t>respecte</w:t>
-      </w:r>
-      <w:proofErr w:type="spellEnd"/>
-      <w:r>
-        <w:t xml:space="preserve"> </w:t>
-      </w:r>
-      <w:proofErr w:type="spellStart"/>
-      <w:r>
-        <w:t>standardele</w:t>
-      </w:r>
-      <w:proofErr w:type="spellEnd"/>
-      <w:r>
-        <w:t xml:space="preserve"> de </w:t>
-      </w:r>
-      <w:proofErr w:type="spellStart"/>
-      <w:r>
-        <w:t>performanță</w:t>
-      </w:r>
-      <w:proofErr w:type="spellEnd"/>
-      <w:r>
-        <w:t xml:space="preserve"> </w:t>
-      </w:r>
-      <w:proofErr w:type="spellStart"/>
-      <w:r>
-        <w:t>minimă</w:t>
-      </w:r>
-      <w:proofErr w:type="spellEnd"/>
-      <w:r>
-        <w:t xml:space="preserve"> </w:t>
-      </w:r>
-      <w:proofErr w:type="spellStart"/>
-      <w:r>
-        <w:t>și</w:t>
-      </w:r>
-      <w:proofErr w:type="spellEnd"/>
-      <w:r>
-        <w:t xml:space="preserve"> </w:t>
-      </w:r>
-      <w:proofErr w:type="spellStart"/>
-      <w:r>
-        <w:t>să</w:t>
-      </w:r>
-      <w:proofErr w:type="spellEnd"/>
-      <w:r>
-        <w:t xml:space="preserve"> </w:t>
-      </w:r>
-      <w:proofErr w:type="spellStart"/>
-      <w:r>
-        <w:t>dispună</w:t>
-      </w:r>
-      <w:proofErr w:type="spellEnd"/>
-      <w:r>
-        <w:t xml:space="preserve"> de capacitate de antenă pentru transmisie </w:t>
-      </w:r>
-      <w:proofErr w:type="spellStart"/>
-      <w:r>
-        <w:t>atât</w:t>
-      </w:r>
-      <w:proofErr w:type="spellEnd"/>
-      <w:r>
-        <w:t xml:space="preserve"> </w:t>
-      </w:r>
-      <w:proofErr w:type="spellStart"/>
-      <w:r>
-        <w:t>spre</w:t>
-      </w:r>
-      <w:proofErr w:type="spellEnd"/>
-      <w:r>
-        <w:t xml:space="preserve"> </w:t>
-      </w:r>
-      <w:proofErr w:type="spellStart"/>
-      <w:r>
-        <w:t>receptorii</w:t>
-      </w:r>
-      <w:proofErr w:type="spellEnd"/>
-      <w:r>
-        <w:t xml:space="preserve"> </w:t>
-      </w:r>
-      <w:proofErr w:type="spellStart"/>
-      <w:r>
-        <w:t>terești</w:t>
-      </w:r>
-      <w:proofErr w:type="spellEnd"/>
-      <w:r>
-        <w:t xml:space="preserve">, </w:t>
-      </w:r>
-      <w:proofErr w:type="spellStart"/>
-      <w:r>
-        <w:t>cât</w:t>
-      </w:r>
-      <w:proofErr w:type="spellEnd"/>
-      <w:r>
-        <w:t xml:space="preserve"> </w:t>
-      </w:r>
-      <w:proofErr w:type="spellStart"/>
-      <w:r>
-        <w:t>și</w:t>
-      </w:r>
-      <w:proofErr w:type="spellEnd"/>
-      <w:r>
-        <w:t xml:space="preserve"> </w:t>
-      </w:r>
-      <w:proofErr w:type="spellStart"/>
-      <w:r>
-        <w:t>spre</w:t>
-      </w:r>
-      <w:proofErr w:type="spellEnd"/>
-      <w:r>
-        <w:t xml:space="preserve"> </w:t>
-      </w:r>
-      <w:proofErr w:type="spellStart"/>
-      <w:r>
-        <w:t>cei</w:t>
-      </w:r>
-      <w:proofErr w:type="spellEnd"/>
-      <w:r>
-        <w:t xml:space="preserve"> </w:t>
-      </w:r>
-      <w:proofErr w:type="spellStart"/>
-      <w:r>
-        <w:t>spațiali</w:t>
-      </w:r>
-      <w:proofErr w:type="spellEnd"/>
-      <w:r>
-        <w:t xml:space="preserve">, </w:t>
-      </w:r>
-      <w:proofErr w:type="spellStart"/>
-      <w:r>
-        <w:t>cerință</w:t>
-      </w:r>
-      <w:proofErr w:type="spellEnd"/>
-      <w:r>
-        <w:t xml:space="preserve"> </w:t>
-      </w:r>
-      <w:proofErr w:type="spellStart"/>
-      <w:r>
-        <w:t>satisfăcută</w:t>
-      </w:r>
-      <w:proofErr w:type="spellEnd"/>
-      <w:r>
-        <w:t xml:space="preserve"> fie </w:t>
-      </w:r>
-      <w:proofErr w:type="spellStart"/>
-      <w:r>
-        <w:t>prin</w:t>
-      </w:r>
-      <w:proofErr w:type="spellEnd"/>
-      <w:r>
-        <w:t xml:space="preserve"> </w:t>
-      </w:r>
-      <w:proofErr w:type="spellStart"/>
-      <w:r>
-        <w:t>diversitate</w:t>
-      </w:r>
-      <w:proofErr w:type="spellEnd"/>
-      <w:r>
-        <w:t xml:space="preserve"> de </w:t>
-      </w:r>
-      <w:proofErr w:type="spellStart"/>
-      <w:r>
-        <w:t>antenă</w:t>
-      </w:r>
-      <w:proofErr w:type="spellEnd"/>
-      <w:r>
-        <w:t xml:space="preserve"> (top + bottom), fie printr-o antenă unică cu acoperire bidirecțională. Această configurație omnidirecțională reală justifică modelarea simulată printr-o antenă radiantă izotropă [1×1]: indiferent de atitudinea aeronavei în zbor (viraj, cabraj, tangaj), semnalul ADS-B este radiat uniform în toate direcțiile, fără dependență de orientare.</w:t>
+        <w:t>Reglementările actuale impun ca echipamentul ADS-B să respecte standardele de performanță minimă și să dispună de capacitate de antenă pentru transmisie atât spre receptorii terești, cât și spre cei spațiali, cerință satisfăcută fie prin diversitate de antenă (top + bottom), fie printr-o antenă unică cu acoperire bidirecțională. Această configurație omnidirecțională reală justifică modelarea simulată printr-o antenă radiantă izotropă [1×1]: indiferent de atitudinea aeronavei în zbor (viraj, cabraj, tangaj),</w:t>
+      </w:r>
+      <w:r>
+        <w:t xml:space="preserve"> semnalul ADS-B este radiat uniform în toate direcțiile, fără dependență de orientare.</w:t>
       </w:r>
     </w:p>
     <w:p/>
@@ -1549,31 +1048,7 @@
         <w:t>Payload-ul ADS-B de pe Sateliții Iridium NEXT (Sistemul Aireon).</w:t>
       </w:r>
       <w:r>
-        <w:t xml:space="preserve"> La nivelul segmentului spațial, Harris Corporation (acum L3Harris) a furnizat 81 de payload-uri ADS-B de tip receptor 1090 Extended Squitter (ES), </w:t>
-      </w:r>
-      <w:proofErr w:type="spellStart"/>
-      <w:r>
-        <w:t>găzduite</w:t>
-      </w:r>
-      <w:proofErr w:type="spellEnd"/>
-      <w:r>
-        <w:t xml:space="preserve"> pe </w:t>
-      </w:r>
-      <w:proofErr w:type="spellStart"/>
-      <w:r>
-        <w:t>constelația</w:t>
-      </w:r>
-      <w:proofErr w:type="spellEnd"/>
-      <w:r>
-        <w:t xml:space="preserve"> de </w:t>
-      </w:r>
-      <w:proofErr w:type="spellStart"/>
-      <w:r>
-        <w:t>sateliți</w:t>
-      </w:r>
-      <w:proofErr w:type="spellEnd"/>
-      <w:r>
-        <w:t xml:space="preserve"> Iridium NEXT.</w:t>
+        <w:t xml:space="preserve"> La nivelul segmentului spațial, Harris Corporation (acum L3Harris) a furnizat 81 de payload-uri ADS-B de tip receptor 1090 Extended Squitter (ES), găzduite pe constelația de sateliți Iridium NEXT.</w:t>
       </w:r>
     </w:p>
     <w:p/>
@@ -1583,16 +1058,10 @@
         <w:jc w:val="both"/>
       </w:pPr>
       <w:r>
-        <w:t xml:space="preserve">Fiecare payload Aireon (AHP – Aireon Hosted Payload) suportă </w:t>
-      </w:r>
-      <w:r>
-        <w:rPr>
-          <w:highlight w:val="yellow"/>
-        </w:rPr>
-        <w:t>fascicule multipl</w:t>
-      </w:r>
-      <w:r>
-        <w:t>e, care creează o amprentă de acoperire robustă la suprafața Pământului, cu o distanță oblică (slant range) de aproximativ 3.200 km. Antena principală de misiune a sateliților Iridium generează 48 de fascicule punctuale (spot beams), organizate în 16 fascicule pe fiecare dintre cele trei sectoare ale satelitului. Această arhitectură multi-fascicul este tocmai cea reprodusă în mediul de simulare prin Custom 48-Beam Antenna, configurată cu un unghi de tangaj de −90° pentru a orienta fasciculele spre nadir (direct înspre suprafața Pământului).</w:t>
+        <w:t>Fiecare payload Aireon (AHP – Aireon Hosted Payload) suportă fascicule multiple, care creează o amprentă de acoperire robustă la suprafața Pământului, cu o distanță oblică (slant range) de aproximativ 3.200 km. Antena principală de misiune a sateliților Iridium generează 48 de fascicule punctuale (spot beams), organizate în 16 fascicule pe fiecare dintre cele trei sectoare ale satelitului. Această arhitectură multi-fascicul este tocmai cea reprodusă în mediul de simulare prin Custom 48-Beam Antenna, configu</w:t>
+      </w:r>
+      <w:r>
+        <w:t>rată cu un unghi de tangaj de −90° pentru a orienta fasciculele spre nadir (direct înspre suprafața Pământului).</w:t>
       </w:r>
     </w:p>
     <w:p/>
@@ -1602,10 +1071,78 @@
         <w:jc w:val="both"/>
       </w:pPr>
       <w:r>
+        <w:lastRenderedPageBreak/>
         <w:t>Sateliții Iridium NEXT operează în banda L pentru comunicațiile cu utilizatorii, bandă care penetrează ușor norii și alte obstacole atmosferice, iar legăturile inter-satelit (crosslinks) se realizează în banda Ka, fiecare satelit putând comunica cu până la patru sateliți vecini. Constelația operațională numără 66 de sateliți activi, 9 rezerve pe orbită și 6 rezerve la sol, asigurând o acoperire globală de 100% față de aproximativ 30% în cazul sistemelor radar terestre tradiționale.</w:t>
       </w:r>
     </w:p>
-    <w:p/>
+    <w:p>
+      <w:pPr>
+        <w:spacing w:before="120" w:after="60"/>
+        <w:jc w:val="center"/>
+      </w:pPr>
+      <w:r>
+        <w:rPr>
+          <w:noProof/>
+        </w:rPr>
+        <w:drawing>
+          <wp:inline distT="0" distB="0" distL="0" distR="0" wp14:anchorId="119E5A4F" wp14:editId="02FB386F">
+            <wp:extent cx="4000000" cy="4000000"/>
+            <wp:effectExtent l="0" t="0" r="0" b="0"/>
+            <wp:docPr id="105" name="iridium-constellation"/>
+            <wp:cNvGraphicFramePr>
+              <a:graphicFrameLocks xmlns:a="http://schemas.openxmlformats.org/drawingml/2006/main" noChangeAspect="1"/>
+            </wp:cNvGraphicFramePr>
+            <a:graphic xmlns:a="http://schemas.openxmlformats.org/drawingml/2006/main">
+              <a:graphicData uri="http://schemas.openxmlformats.org/drawingml/2006/picture">
+                <pic:pic xmlns:pic="http://schemas.openxmlformats.org/drawingml/2006/picture">
+                  <pic:nvPicPr>
+                    <pic:cNvPr id="105" name="iridium-constellation"/>
+                    <pic:cNvPicPr>
+                      <a:picLocks noChangeAspect="1" noChangeArrowheads="1"/>
+                    </pic:cNvPicPr>
+                  </pic:nvPicPr>
+                  <pic:blipFill>
+                    <a:blip r:embed="rId9"/>
+                    <a:stretch>
+                      <a:fillRect/>
+                    </a:stretch>
+                  </pic:blipFill>
+                  <pic:spPr bwMode="auto">
+                    <a:xfrm>
+                      <a:off x="0" y="0"/>
+                      <a:ext cx="4000000" cy="4000000"/>
+                    </a:xfrm>
+                    <a:prstGeom prst="rect">
+                      <a:avLst/>
+                    </a:prstGeom>
+                  </pic:spPr>
+                </pic:pic>
+              </a:graphicData>
+            </a:graphic>
+          </wp:inline>
+        </w:drawing>
+      </w:r>
+    </w:p>
+    <w:p>
+      <w:pPr>
+        <w:spacing w:before="120" w:after="60"/>
+        <w:jc w:val="center"/>
+      </w:pPr>
+    </w:p>
+    <w:p>
+      <w:pPr>
+        <w:spacing w:after="200"/>
+        <w:jc w:val="center"/>
+      </w:pPr>
+      <w:r>
+        <w:rPr>
+          <w:i/>
+          <w:sz w:val="20"/>
+          <w:szCs w:val="20"/>
+        </w:rPr>
+        <w:t>Fig. 5: Constelația Iridium NEXT – 66 de satelitți LEO distribuiți pe 6 planuri orbitale [4]</w:t>
+      </w:r>
+    </w:p>
     <w:p>
       <w:pPr>
         <w:pStyle w:val="Heading3"/>
@@ -1619,72 +1156,8 @@
         <w:ind w:firstLine="720"/>
         <w:jc w:val="both"/>
       </w:pPr>
-      <w:proofErr w:type="spellStart"/>
-      <w:r>
-        <w:t>Rețeaua</w:t>
-      </w:r>
-      <w:proofErr w:type="spellEnd"/>
-      <w:r>
-        <w:t xml:space="preserve"> </w:t>
-      </w:r>
-      <w:proofErr w:type="spellStart"/>
-      <w:r>
-        <w:t>spațială</w:t>
-      </w:r>
-      <w:proofErr w:type="spellEnd"/>
-      <w:r>
-        <w:t xml:space="preserve"> </w:t>
-      </w:r>
-      <w:proofErr w:type="spellStart"/>
-      <w:r>
-        <w:t>este</w:t>
-      </w:r>
-      <w:proofErr w:type="spellEnd"/>
-      <w:r>
-        <w:t xml:space="preserve"> </w:t>
-      </w:r>
-      <w:proofErr w:type="spellStart"/>
-      <w:r>
-        <w:t>bazată</w:t>
-      </w:r>
-      <w:proofErr w:type="spellEnd"/>
-      <w:r>
-        <w:t xml:space="preserve"> pe </w:t>
-      </w:r>
-      <w:proofErr w:type="spellStart"/>
-      <w:r>
-        <w:t>constelația</w:t>
-      </w:r>
-      <w:proofErr w:type="spellEnd"/>
-      <w:r>
-        <w:t xml:space="preserve"> Iridium NEXT</w:t>
-      </w:r>
-      <w:r>
-        <w:t xml:space="preserve">. </w:t>
-      </w:r>
-      <w:proofErr w:type="spellStart"/>
-      <w:r>
-        <w:t>Aceștia</w:t>
-      </w:r>
-      <w:proofErr w:type="spellEnd"/>
-      <w:r>
-        <w:t xml:space="preserve"> </w:t>
-      </w:r>
-      <w:proofErr w:type="spellStart"/>
-      <w:r>
-        <w:t>preiau</w:t>
-      </w:r>
-      <w:proofErr w:type="spellEnd"/>
-      <w:r>
-        <w:t xml:space="preserve"> </w:t>
-      </w:r>
-      <w:proofErr w:type="spellStart"/>
-      <w:r>
-        <w:t>semnalul</w:t>
-      </w:r>
-      <w:proofErr w:type="spellEnd"/>
-      <w:r>
-        <w:t xml:space="preserve"> ADS-B de la aeronavele aflate deasupra oceanelor și îl transmit prin legături inter-satelitare (cross-links) până când este identificat un satelit cu vizibilitate directă deasupra unei stații terestre.</w:t>
+      <w:r>
+        <w:t>Rețeaua spațială este bazată pe constelația Iridium NEXT. Aceștia preiau semnalul ADS-B de la aeronavele aflate deasupra oceanelor și îl transmit prin legături inter-satelitare (cross-links) până când este identificat un satelit cu vizibilitate directă deasupra unei stații terestre.</w:t>
       </w:r>
     </w:p>
     <w:p/>
@@ -1694,55 +1167,7 @@
         <w:jc w:val="both"/>
       </w:pPr>
       <w:r>
-        <w:t xml:space="preserve">Pentru a simula cu acuratețe vizibilitatea și timpii de acces, scenariul construiește un model matematic și fizic al Pământului. Constelația este distribuită pe </w:t>
-      </w:r>
-      <w:proofErr w:type="spellStart"/>
-      <w:r>
-        <w:t>Norbite</w:t>
-      </w:r>
-      <w:proofErr w:type="spellEnd"/>
-      <w:r>
-        <w:t xml:space="preserve"> = 6 </w:t>
-      </w:r>
-      <w:proofErr w:type="spellStart"/>
-      <w:r>
-        <w:t>planuri</w:t>
-      </w:r>
-      <w:proofErr w:type="spellEnd"/>
-      <w:r>
-        <w:t xml:space="preserve"> </w:t>
-      </w:r>
-      <w:proofErr w:type="spellStart"/>
-      <w:r>
-        <w:t>orbitale</w:t>
-      </w:r>
-      <w:proofErr w:type="spellEnd"/>
-      <w:r>
-        <w:t xml:space="preserve">, </w:t>
-      </w:r>
-      <w:proofErr w:type="spellStart"/>
-      <w:r>
-        <w:t>având</w:t>
-      </w:r>
-      <w:proofErr w:type="spellEnd"/>
-      <w:r>
-        <w:t xml:space="preserve"> </w:t>
-      </w:r>
-      <w:proofErr w:type="spellStart"/>
-      <w:r>
-        <w:t>fiecare</w:t>
-      </w:r>
-      <w:proofErr w:type="spellEnd"/>
-      <w:r>
-        <w:t xml:space="preserve"> </w:t>
-      </w:r>
-      <w:proofErr w:type="spellStart"/>
-      <w:r>
-        <w:t>câte</w:t>
-      </w:r>
-      <w:proofErr w:type="spellEnd"/>
-      <w:r>
-        <w:t xml:space="preserve"> N</w:t>
+        <w:t>Pentru a simula cu acuratețe vizibilitatea și timpii de acces, scenariul construiește un model matematic și fizic al Pământului. Constelația este distribuită pe Norbite = 6 planuri orbitale, având fiecare câte N</w:t>
       </w:r>
       <w:r>
         <w:rPr>
@@ -1758,15 +1183,7 @@
         <w:t>ți</w:t>
       </w:r>
       <w:r>
-        <w:t xml:space="preserve"> = 11 </w:t>
-      </w:r>
-      <w:proofErr w:type="spellStart"/>
-      <w:r>
-        <w:t>sateliți</w:t>
-      </w:r>
-      <w:proofErr w:type="spellEnd"/>
-      <w:r>
-        <w:t>. Poziția spațială a fiecărui satelit este definită prin următorii parametri orbitali:</w:t>
+        <w:t xml:space="preserve"> = 11 sateliți. Poziția spațială a fiecărui satelit este definită prin următorii parametri orbitali:</w:t>
       </w:r>
     </w:p>
     <w:p/>
@@ -1782,63 +1199,7 @@
         <w:t>Semiaxa mare (α) și Altitudinea:</w:t>
       </w:r>
       <w:r>
-        <w:t xml:space="preserve"> Altitudinea sateliților LEO este de 780 km. Semiaxa mare se calculează </w:t>
-      </w:r>
-      <w:proofErr w:type="spellStart"/>
-      <w:r>
-        <w:t>pornind</w:t>
-      </w:r>
-      <w:proofErr w:type="spellEnd"/>
-      <w:r>
-        <w:t xml:space="preserve"> de la </w:t>
-      </w:r>
-      <w:proofErr w:type="spellStart"/>
-      <w:r>
-        <w:t>centrul</w:t>
-      </w:r>
-      <w:proofErr w:type="spellEnd"/>
-      <w:r>
-        <w:t xml:space="preserve"> </w:t>
-      </w:r>
-      <w:proofErr w:type="spellStart"/>
-      <w:r>
-        <w:t>Pământului</w:t>
-      </w:r>
-      <w:proofErr w:type="spellEnd"/>
-      <w:r>
-        <w:t xml:space="preserve">, </w:t>
-      </w:r>
-      <w:proofErr w:type="spellStart"/>
-      <w:r>
-        <w:t>adunând</w:t>
-      </w:r>
-      <w:proofErr w:type="spellEnd"/>
-      <w:r>
-        <w:t xml:space="preserve"> raza </w:t>
-      </w:r>
-      <w:proofErr w:type="spellStart"/>
-      <w:r>
-        <w:t>planetei</w:t>
-      </w:r>
-      <w:proofErr w:type="spellEnd"/>
-      <w:r>
-        <w:t xml:space="preserve"> (371 km) cu </w:t>
-      </w:r>
-      <w:proofErr w:type="spellStart"/>
-      <w:r>
-        <w:t>altitudinea</w:t>
-      </w:r>
-      <w:proofErr w:type="spellEnd"/>
-      <w:r>
-        <w:t xml:space="preserve"> </w:t>
-      </w:r>
-      <w:proofErr w:type="spellStart"/>
-      <w:r>
-        <w:t>satelitului</w:t>
-      </w:r>
-      <w:proofErr w:type="spellEnd"/>
-      <w:r>
-        <w:t>:</w:t>
+        <w:t xml:space="preserve"> Altitudinea sateliților LEO este de 780 km. Semiaxa mare se calculează pornind de la centrul Pământului, adunând raza planetei (371 km) cu altitudinea satelitului:</w:t>
       </w:r>
     </w:p>
     <w:p>
@@ -1847,7 +1208,6 @@
         <w:jc w:val="center"/>
       </w:pPr>
       <w:r>
-        <w:lastRenderedPageBreak/>
         <w:t>α = 6371 + 780 [km] = 7.151 km (față de centrul Pământului)</w:t>
       </w:r>
     </w:p>
@@ -1878,6 +1238,7 @@
           <w:b/>
           <w:bCs/>
         </w:rPr>
+        <w:lastRenderedPageBreak/>
         <w:t>Înclinația planului orbital (i):</w:t>
       </w:r>
       <w:r>
@@ -1956,6 +1317,68 @@
     <w:p/>
     <w:p>
       <w:pPr>
+        <w:spacing w:before="120" w:after="60"/>
+        <w:jc w:val="center"/>
+      </w:pPr>
+      <w:r>
+        <w:rPr>
+          <w:noProof/>
+        </w:rPr>
+        <w:drawing>
+          <wp:inline distT="0" distB="0" distL="0" distR="0" wp14:anchorId="7AB0A27C" wp14:editId="3B413A40">
+            <wp:extent cx="3424335" cy="1785672"/>
+            <wp:effectExtent l="0" t="0" r="5080" b="5080"/>
+            <wp:docPr id="106" name="iridium-satellite"/>
+            <wp:cNvGraphicFramePr>
+              <a:graphicFrameLocks xmlns:a="http://schemas.openxmlformats.org/drawingml/2006/main" noChangeAspect="1"/>
+            </wp:cNvGraphicFramePr>
+            <a:graphic xmlns:a="http://schemas.openxmlformats.org/drawingml/2006/main">
+              <a:graphicData uri="http://schemas.openxmlformats.org/drawingml/2006/picture">
+                <pic:pic xmlns:pic="http://schemas.openxmlformats.org/drawingml/2006/picture">
+                  <pic:nvPicPr>
+                    <pic:cNvPr id="106" name="iridium-satellite"/>
+                    <pic:cNvPicPr>
+                      <a:picLocks noChangeAspect="1" noChangeArrowheads="1"/>
+                    </pic:cNvPicPr>
+                  </pic:nvPicPr>
+                  <pic:blipFill>
+                    <a:blip r:embed="rId10"/>
+                    <a:stretch>
+                      <a:fillRect/>
+                    </a:stretch>
+                  </pic:blipFill>
+                  <pic:spPr bwMode="auto">
+                    <a:xfrm>
+                      <a:off x="0" y="0"/>
+                      <a:ext cx="3672297" cy="1914976"/>
+                    </a:xfrm>
+                    <a:prstGeom prst="rect">
+                      <a:avLst/>
+                    </a:prstGeom>
+                  </pic:spPr>
+                </pic:pic>
+              </a:graphicData>
+            </a:graphic>
+          </wp:inline>
+        </w:drawing>
+      </w:r>
+    </w:p>
+    <w:p>
+      <w:pPr>
+        <w:spacing w:after="200"/>
+        <w:jc w:val="center"/>
+      </w:pPr>
+      <w:r>
+        <w:rPr>
+          <w:i/>
+          <w:sz w:val="20"/>
+          <w:szCs w:val="20"/>
+        </w:rPr>
+        <w:t>Fig. 6: Satelit Iridium NEXT pe orbită LEO (~780 km) – platformă gazdă pentru payload-ul Aireon ADS-B [5]</w:t>
+      </w:r>
+    </w:p>
+    <w:p>
+      <w:pPr>
         <w:pStyle w:val="Heading2"/>
       </w:pPr>
       <w:r>
@@ -1978,7 +1401,39 @@
         <w:jc w:val="both"/>
       </w:pPr>
       <w:r>
-        <w:t>Parametrul de bază evaluat este calitatea brută a semnalului, măsurată prin raportul Eb/N0 (energia pe bit raportat la densitatea spectrală de putere a zgomotului). Pentru a determina fiabilitatea comunicației, simularea extrage „marja de semnal" (Link Margin). Această marjă reprezintă diferența exactă dintre nivelul semnalului primit și semnalul minim necesar (pragul cerut) pentru decodarea corectă a datelor ADS-B. O marjă de semnal pozitivă pe parcursul simulării demonstrează robustețea rețelei.</w:t>
+        <w:t xml:space="preserve">Parametrul de bază evaluat este calitatea brută a semnalului, măsurată prin raportul Eb/N0 (energia pe bit raportat la densitatea spectrală de putere a zgomotului). Pentru a determina fiabilitatea comunicației, simularea extrage „marja de semnal" (Link Margin). Această marjă reprezintă diferența exactă dintre nivelul semnalului primit și semnalul minim necesar (pragul cerut) pentru decodarea corectă a datelor ADS-B. O marjă de semnal pozitivă pe parcursul </w:t>
+      </w:r>
+      <w:proofErr w:type="spellStart"/>
+      <w:r>
+        <w:t>simulării</w:t>
+      </w:r>
+      <w:proofErr w:type="spellEnd"/>
+      <w:r>
+        <w:t xml:space="preserve"> </w:t>
+      </w:r>
+      <w:proofErr w:type="spellStart"/>
+      <w:r>
+        <w:t>demonstrează</w:t>
+      </w:r>
+      <w:proofErr w:type="spellEnd"/>
+      <w:r>
+        <w:t xml:space="preserve"> </w:t>
+      </w:r>
+      <w:proofErr w:type="spellStart"/>
+      <w:r>
+        <w:t>robustețea</w:t>
+      </w:r>
+      <w:proofErr w:type="spellEnd"/>
+      <w:r>
+        <w:t xml:space="preserve"> </w:t>
+      </w:r>
+      <w:proofErr w:type="spellStart"/>
+      <w:r>
+        <w:t>rețelei</w:t>
+      </w:r>
+      <w:proofErr w:type="spellEnd"/>
+      <w:r>
+        <w:t>.</w:t>
       </w:r>
     </w:p>
     <w:p>
@@ -1996,12 +1451,6 @@
     <w:p>
       <w:pPr>
         <w:pStyle w:val="Heading1"/>
-        <w:jc w:val="left"/>
-      </w:pPr>
-    </w:p>
-    <w:p>
-      <w:pPr>
-        <w:pStyle w:val="Heading1"/>
       </w:pPr>
       <w:r>
         <w:lastRenderedPageBreak/>
@@ -2093,17 +1542,69 @@
           <w:szCs w:val="24"/>
           <w:lang w:val="ro-RO"/>
         </w:rPr>
-        <w:t>La nivelul supravegherii terestre comerciale, studiul tehnicii a fost marcat de accesul la echipamente radio de tip SDR (Software Defined Radio). Cel mai cunoscut exemplu practic de implementare a standardului 1090ES este platforma Flightradar24. Aceasta operează o rețea globală de peste 30.000 de receptoare ADS-B independente, capabile să intercepteze și să centralizeze mesajele difuzate de transponderele aeronavelor. Transponderul de la bordul aeronavei determină poziția cu ajutorul receptorului GNSS propriu și o transmite omnidirecțional la 1090 MHz; receptoarele terestre ale rețelei Flightradar24 captează aceste emisii și le retransmit în timp real către serverele centrale prin intermediul internetului. Conform datelor publicate de Flightradar24, în 2024 peste 80% din zborurile comerciale monitorizate provin de la aeronave dotate cu transpondere ADS-B active, procent în continuă creștere odată cu extinderea mandatelor de echipare (FAA – 2020, EASA – 2020, CASA Australia – 2017).</w:t>
-      </w:r>
-      <w:r>
-        <w:rPr>
-          <w:b w:val="0"/>
-          <w:bCs w:val="0"/>
-          <w:sz w:val="24"/>
-          <w:szCs w:val="24"/>
-          <w:lang w:val="ro-RO"/>
-        </w:rPr>
-        <w:t xml:space="preserve"> [1]</w:t>
+        <w:t>La nivelul supravegherii terestre comerciale, studiul tehnicii a fost marcat de accesul la echipamente radio de tip SDR (Software Defined Radio). Cel mai cunoscut exemplu practic de implementare a standardului 1090ES este platforma Flightradar24. Aceasta operează o rețea globală de peste 30.000 de receptoare ADS-B independente, capabile să intercepteze și să centralizeze mesajele difuzate de transponderele aeronavelor. Transponderul de la bordul aeronavei determină poziția cu ajutorul receptorului GNSS propriu și o transmite omnidirecțional la 1090 MHz; receptoarele terestre ale rețelei Flightradar24 captează aceste emisii și le retransmit în timp real către serverele centrale prin intermediul internetului. Conform datelor publicate de Flightradar24, în 2024 peste 80% din zborurile comerciale monitorizate provin de la aeronave dotate cu transpondere ADS-B active, procent în continuă creștere odată cu extinderea mandatelor de echipare (FAA – 2020, EASA – 2020, CASA Australia – 2017). [1]</w:t>
+      </w:r>
+    </w:p>
+    <w:p>
+      <w:pPr>
+        <w:spacing w:before="120" w:after="60"/>
+        <w:jc w:val="center"/>
+      </w:pPr>
+      <w:r>
+        <w:rPr>
+          <w:noProof/>
+        </w:rPr>
+        <w:drawing>
+          <wp:inline distT="0" distB="0" distL="0" distR="0" wp14:anchorId="3C47FD58" wp14:editId="30CEF249">
+            <wp:extent cx="3000000" cy="3000000"/>
+            <wp:effectExtent l="0" t="0" r="0" b="0"/>
+            <wp:docPr id="107" name="flightradar-antenna"/>
+            <wp:cNvGraphicFramePr>
+              <a:graphicFrameLocks xmlns:a="http://schemas.openxmlformats.org/drawingml/2006/main" noChangeAspect="1"/>
+            </wp:cNvGraphicFramePr>
+            <a:graphic xmlns:a="http://schemas.openxmlformats.org/drawingml/2006/main">
+              <a:graphicData uri="http://schemas.openxmlformats.org/drawingml/2006/picture">
+                <pic:pic xmlns:pic="http://schemas.openxmlformats.org/drawingml/2006/picture">
+                  <pic:nvPicPr>
+                    <pic:cNvPr id="107" name="flightradar-antenna"/>
+                    <pic:cNvPicPr>
+                      <a:picLocks noChangeAspect="1" noChangeArrowheads="1"/>
+                    </pic:cNvPicPr>
+                  </pic:nvPicPr>
+                  <pic:blipFill>
+                    <a:blip r:embed="rId11"/>
+                    <a:stretch>
+                      <a:fillRect/>
+                    </a:stretch>
+                  </pic:blipFill>
+                  <pic:spPr bwMode="auto">
+                    <a:xfrm>
+                      <a:off x="0" y="0"/>
+                      <a:ext cx="3000000" cy="3000000"/>
+                    </a:xfrm>
+                    <a:prstGeom prst="rect">
+                      <a:avLst/>
+                    </a:prstGeom>
+                  </pic:spPr>
+                </pic:pic>
+              </a:graphicData>
+            </a:graphic>
+          </wp:inline>
+        </w:drawing>
+      </w:r>
+    </w:p>
+    <w:p>
+      <w:pPr>
+        <w:spacing w:after="200"/>
+        <w:jc w:val="center"/>
+      </w:pPr>
+      <w:r>
+        <w:rPr>
+          <w:i/>
+          <w:sz w:val="20"/>
+          <w:szCs w:val="20"/>
+        </w:rPr>
+        <w:t>Fig. 7: Receptor ADS-B omnidirecțional utilizat în rețeaua Flightradar24 – antenă 1090 MHz pentru montaj exterior [1]</w:t>
       </w:r>
     </w:p>
     <w:p>
@@ -2139,27 +1640,7 @@
           <w:sz w:val="24"/>
           <w:szCs w:val="24"/>
         </w:rPr>
-        <w:t xml:space="preserve">Răspunsul tehnologic actual la limitările impuse de orizontul radio este sistemul Space-Based ADS-B (SB-ADS-B), a cărui implementare a fost realizată de compania Aireon LLC. În loc de a plasa antene pe sol, sistemul se bazează pe integrarea unor echipamente specializate de recepție ADS-B direct pe </w:t>
-      </w:r>
-      <w:proofErr w:type="spellStart"/>
-      <w:r>
-        <w:rPr>
-          <w:b w:val="0"/>
-          <w:bCs w:val="0"/>
-          <w:sz w:val="24"/>
-          <w:szCs w:val="24"/>
-        </w:rPr>
-        <w:t>constelația</w:t>
-      </w:r>
-      <w:proofErr w:type="spellEnd"/>
-      <w:r>
-        <w:rPr>
-          <w:b w:val="0"/>
-          <w:bCs w:val="0"/>
-          <w:sz w:val="24"/>
-          <w:szCs w:val="24"/>
-        </w:rPr>
-        <w:t xml:space="preserve"> NEXT. Această schimbare permite eliminarea lacunelor de acoperire oceanică și polară, oferind monitorizare globală 100% și neîntreruptă a aeronavelor.</w:t>
+        <w:t>Răspunsul tehnologic actual la limitările impuse de orizontul radio este sistemul Space-Based ADS-B (SB-ADS-B), a cărui implementare a fost realizată de compania Aireon LLC. În loc de a plasa antene pe sol, sistemul se bazează pe integrarea unor echipamente specializate de recepție ADS-B direct pe constelația NEXT. Această schimbare permite eliminarea lacunelor de acoperire oceanică și polară, oferind monitorizare globală 100% și neîntreruptă a aeronavelor.</w:t>
       </w:r>
     </w:p>
     <w:p>
@@ -2173,6 +1654,7 @@
         </w:rPr>
       </w:pPr>
       <w:r>
+        <w:lastRenderedPageBreak/>
         <w:t>3.3 Inovații actuale: Detectarea și atenuarea interferențelor GNSS</w:t>
       </w:r>
     </w:p>
@@ -2225,7 +1707,6 @@
         <w:pStyle w:val="Heading2"/>
       </w:pPr>
       <w:r>
-        <w:lastRenderedPageBreak/>
         <w:t>3.4 Vulnerabilitatea la interceptare și injectare</w:t>
       </w:r>
     </w:p>
@@ -2248,7 +1729,7 @@
           <w:sz w:val="24"/>
           <w:szCs w:val="24"/>
         </w:rPr>
-        <w:t xml:space="preserve">Deși sistemele de tip Space-Based ADS-B rezolvă problema acoperirii geografice (stratul fizic), stadiul actual al tehnologiei se confruntă cu o vulnerabilitate fundamentală la nivelul legăturii de date. Standardul RTCA DO-260B, care guvernează emisiile ADS-B Out la 1090 MHz, a fost proiectat având ca priorități siguranța zborului, omițând aspectele de securitate informatică. În consecință, mesajele Extended Squitter sunt transmise în clar, nefiind protejate de niciun mecanism de criptare sau autentificare criptografică. Această arhitectură deschisă permite oricărei entități aflate în zona de acoperire radio să intercepteze datele zborului. </w:t>
+        <w:t xml:space="preserve">Deși sistemele de tip Space-Based ADS-B rezolvă problema acoperirii geografice (stratul fizic), stadiul actual al tehnologiei se confruntă cu o vulnerabilitate fundamentală la nivelul legăturii de date. Standardul RTCA DO-260B [8], care guvernează emisiile ADS-B Out la 1090 MHz, a fost proiectat având ca priorități siguranța zborului, omițând aspectele de securitate informatică. În consecință, mesajele Extended Squitter sunt transmise în clar, nefiind protejate de niciun mecanism de criptare sau autentificare criptografică. Această arhitectură deschisă permite oricărei entități aflate în zona de acoperire radio să intercepteze datele zborului. </w:t>
       </w:r>
     </w:p>
     <w:p>
@@ -2270,216 +1751,7 @@
           <w:sz w:val="24"/>
           <w:szCs w:val="24"/>
         </w:rPr>
-        <w:t xml:space="preserve">Prin intermediul </w:t>
-      </w:r>
-      <w:proofErr w:type="spellStart"/>
-      <w:r>
-        <w:rPr>
-          <w:b w:val="0"/>
-          <w:bCs w:val="0"/>
-          <w:sz w:val="24"/>
-          <w:szCs w:val="24"/>
-        </w:rPr>
-        <w:t>tehnologiei</w:t>
-      </w:r>
-      <w:proofErr w:type="spellEnd"/>
-      <w:r>
-        <w:rPr>
-          <w:b w:val="0"/>
-          <w:bCs w:val="0"/>
-          <w:sz w:val="24"/>
-          <w:szCs w:val="24"/>
-        </w:rPr>
-        <w:t xml:space="preserve"> SDR (</w:t>
-      </w:r>
-      <w:proofErr w:type="spellStart"/>
-      <w:r>
-        <w:rPr>
-          <w:b w:val="0"/>
-          <w:bCs w:val="0"/>
-          <w:sz w:val="24"/>
-          <w:szCs w:val="24"/>
-        </w:rPr>
-        <w:t>echipamente</w:t>
-      </w:r>
-      <w:proofErr w:type="spellEnd"/>
-      <w:r>
-        <w:rPr>
-          <w:b w:val="0"/>
-          <w:bCs w:val="0"/>
-          <w:sz w:val="24"/>
-          <w:szCs w:val="24"/>
-        </w:rPr>
-        <w:t xml:space="preserve"> radio </w:t>
-      </w:r>
-      <w:proofErr w:type="spellStart"/>
-      <w:r>
-        <w:rPr>
-          <w:b w:val="0"/>
-          <w:bCs w:val="0"/>
-          <w:sz w:val="24"/>
-          <w:szCs w:val="24"/>
-        </w:rPr>
-        <w:t>controlate</w:t>
-      </w:r>
-      <w:proofErr w:type="spellEnd"/>
-      <w:r>
-        <w:rPr>
-          <w:b w:val="0"/>
-          <w:bCs w:val="0"/>
-          <w:sz w:val="24"/>
-          <w:szCs w:val="24"/>
-        </w:rPr>
-        <w:t xml:space="preserve"> </w:t>
-      </w:r>
-      <w:proofErr w:type="spellStart"/>
-      <w:r>
-        <w:rPr>
-          <w:b w:val="0"/>
-          <w:bCs w:val="0"/>
-          <w:sz w:val="24"/>
-          <w:szCs w:val="24"/>
-        </w:rPr>
-        <w:t>prin</w:t>
-      </w:r>
-      <w:proofErr w:type="spellEnd"/>
-      <w:r>
-        <w:rPr>
-          <w:b w:val="0"/>
-          <w:bCs w:val="0"/>
-          <w:sz w:val="24"/>
-          <w:szCs w:val="24"/>
-        </w:rPr>
-        <w:t xml:space="preserve"> software</w:t>
-      </w:r>
-      <w:r>
-        <w:rPr>
-          <w:b w:val="0"/>
-          <w:bCs w:val="0"/>
-          <w:sz w:val="24"/>
-          <w:szCs w:val="24"/>
-        </w:rPr>
-        <w:t xml:space="preserve">) </w:t>
-      </w:r>
-      <w:proofErr w:type="spellStart"/>
-      <w:r>
-        <w:rPr>
-          <w:b w:val="0"/>
-          <w:bCs w:val="0"/>
-          <w:sz w:val="24"/>
-          <w:szCs w:val="24"/>
-        </w:rPr>
-        <w:t>și</w:t>
-      </w:r>
-      <w:proofErr w:type="spellEnd"/>
-      <w:r>
-        <w:rPr>
-          <w:b w:val="0"/>
-          <w:bCs w:val="0"/>
-          <w:sz w:val="24"/>
-          <w:szCs w:val="24"/>
-        </w:rPr>
-        <w:t xml:space="preserve"> al </w:t>
-      </w:r>
-      <w:proofErr w:type="spellStart"/>
-      <w:r>
-        <w:rPr>
-          <w:b w:val="0"/>
-          <w:bCs w:val="0"/>
-          <w:sz w:val="24"/>
-          <w:szCs w:val="24"/>
-        </w:rPr>
-        <w:t>unei</w:t>
-      </w:r>
-      <w:proofErr w:type="spellEnd"/>
-      <w:r>
-        <w:rPr>
-          <w:b w:val="0"/>
-          <w:bCs w:val="0"/>
-          <w:sz w:val="24"/>
-          <w:szCs w:val="24"/>
-        </w:rPr>
-        <w:t xml:space="preserve"> </w:t>
-      </w:r>
-      <w:proofErr w:type="spellStart"/>
-      <w:r>
-        <w:rPr>
-          <w:b w:val="0"/>
-          <w:bCs w:val="0"/>
-          <w:sz w:val="24"/>
-          <w:szCs w:val="24"/>
-        </w:rPr>
-        <w:t>antene</w:t>
-      </w:r>
-      <w:proofErr w:type="spellEnd"/>
-      <w:r>
-        <w:rPr>
-          <w:b w:val="0"/>
-          <w:bCs w:val="0"/>
-          <w:sz w:val="24"/>
-          <w:szCs w:val="24"/>
-        </w:rPr>
-        <w:t xml:space="preserve"> de </w:t>
-      </w:r>
-      <w:proofErr w:type="spellStart"/>
-      <w:r>
-        <w:rPr>
-          <w:b w:val="0"/>
-          <w:bCs w:val="0"/>
-          <w:sz w:val="24"/>
-          <w:szCs w:val="24"/>
-        </w:rPr>
-        <w:t>bază</w:t>
-      </w:r>
-      <w:proofErr w:type="spellEnd"/>
-      <w:r>
-        <w:rPr>
-          <w:b w:val="0"/>
-          <w:bCs w:val="0"/>
-          <w:sz w:val="24"/>
-          <w:szCs w:val="24"/>
-        </w:rPr>
-        <w:t xml:space="preserve"> </w:t>
-      </w:r>
-      <w:proofErr w:type="spellStart"/>
-      <w:r>
-        <w:rPr>
-          <w:b w:val="0"/>
-          <w:bCs w:val="0"/>
-          <w:sz w:val="24"/>
-          <w:szCs w:val="24"/>
-        </w:rPr>
-        <w:t>acordate</w:t>
-      </w:r>
-      <w:proofErr w:type="spellEnd"/>
-      <w:r>
-        <w:rPr>
-          <w:b w:val="0"/>
-          <w:bCs w:val="0"/>
-          <w:sz w:val="24"/>
-          <w:szCs w:val="24"/>
-        </w:rPr>
-        <w:t xml:space="preserve"> pe </w:t>
-      </w:r>
-      <w:proofErr w:type="spellStart"/>
-      <w:r>
-        <w:rPr>
-          <w:b w:val="0"/>
-          <w:bCs w:val="0"/>
-          <w:sz w:val="24"/>
-          <w:szCs w:val="24"/>
-        </w:rPr>
-        <w:t>frecvența</w:t>
-      </w:r>
-      <w:proofErr w:type="spellEnd"/>
-      <w:r>
-        <w:rPr>
-          <w:b w:val="0"/>
-          <w:bCs w:val="0"/>
-          <w:sz w:val="24"/>
-          <w:szCs w:val="24"/>
-        </w:rPr>
-        <w:t xml:space="preserve"> de 1090 MHz, orice utilizator comercial sau rău intenționat poate capta și decoda cei 112 biți ai mesajului. Astfel, adresa ICAO, altitudinea, viteza și coordonatele GNSS exacte devin date publice, ridicând preocupări majore privind confidențialitatea pentru aeronavele de stat, militare sau private.</w:t>
+        <w:t>Prin intermediul tehnologiei SDR (echipamente radio controlate prin software) și al unei antene de bază acordate pe frecvența de 1090 MHz, orice utilizator comercial sau rău intenționat poate capta și decoda cei 112 biți ai mesajului. Astfel, adresa ICAO, altitudinea, viteza și coordonatele GNSS exacte devin date publice, ridicând preocupări majore privind confidențialitatea pentru aeronavele de stat, militare sau private.</w:t>
       </w:r>
     </w:p>
     <w:p>
@@ -2501,87 +1773,7 @@
           <w:sz w:val="24"/>
           <w:szCs w:val="24"/>
         </w:rPr>
-        <w:t xml:space="preserve">Lipsa unui mecanism de autentificare face ca protocolul să fie vulnerabil nu doar la ascultare pasivă, ci și la atacuri cibernetice. Echipamentele SDR cu capacitate de emisie pot fi utilizate pentru a sintetiza și transmite mesaje 1090ES valide din punct de vedere sintactic, creând “aeronave fantomă” pe ecranele radar terestre sau </w:t>
-      </w:r>
-      <w:proofErr w:type="spellStart"/>
-      <w:r>
-        <w:rPr>
-          <w:b w:val="0"/>
-          <w:bCs w:val="0"/>
-          <w:sz w:val="24"/>
-          <w:szCs w:val="24"/>
-        </w:rPr>
-        <w:t>chiar</w:t>
-      </w:r>
-      <w:proofErr w:type="spellEnd"/>
-      <w:r>
-        <w:rPr>
-          <w:b w:val="0"/>
-          <w:bCs w:val="0"/>
-          <w:sz w:val="24"/>
-          <w:szCs w:val="24"/>
-        </w:rPr>
-        <w:t xml:space="preserve"> la </w:t>
-      </w:r>
-      <w:proofErr w:type="spellStart"/>
-      <w:r>
-        <w:rPr>
-          <w:b w:val="0"/>
-          <w:bCs w:val="0"/>
-          <w:sz w:val="24"/>
-          <w:szCs w:val="24"/>
-        </w:rPr>
-        <w:t>nivelul</w:t>
-      </w:r>
-      <w:proofErr w:type="spellEnd"/>
-      <w:r>
-        <w:rPr>
-          <w:b w:val="0"/>
-          <w:bCs w:val="0"/>
-          <w:sz w:val="24"/>
-          <w:szCs w:val="24"/>
-        </w:rPr>
-        <w:t xml:space="preserve"> </w:t>
-      </w:r>
-      <w:proofErr w:type="spellStart"/>
-      <w:r>
-        <w:rPr>
-          <w:b w:val="0"/>
-          <w:bCs w:val="0"/>
-          <w:sz w:val="24"/>
-          <w:szCs w:val="24"/>
-        </w:rPr>
-        <w:t>receptoarelor</w:t>
-      </w:r>
-      <w:proofErr w:type="spellEnd"/>
-      <w:r>
-        <w:rPr>
-          <w:b w:val="0"/>
-          <w:bCs w:val="0"/>
-          <w:sz w:val="24"/>
-          <w:szCs w:val="24"/>
-        </w:rPr>
-        <w:t xml:space="preserve"> de pe </w:t>
-      </w:r>
-      <w:proofErr w:type="spellStart"/>
-      <w:r>
-        <w:rPr>
-          <w:b w:val="0"/>
-          <w:bCs w:val="0"/>
-          <w:sz w:val="24"/>
-          <w:szCs w:val="24"/>
-        </w:rPr>
-        <w:t>sateliții</w:t>
-      </w:r>
-      <w:proofErr w:type="spellEnd"/>
-      <w:r>
-        <w:rPr>
-          <w:b w:val="0"/>
-          <w:bCs w:val="0"/>
-          <w:sz w:val="24"/>
-          <w:szCs w:val="24"/>
-        </w:rPr>
-        <w:t xml:space="preserve"> Iridium NEXT.</w:t>
+        <w:t>Lipsa unui mecanism de autentificare face ca protocolul să fie vulnerabil nu doar la ascultare pasivă, ci și la atacuri cibernetice. Echipamentele SDR cu capacitate de emisie pot fi utilizate pentru a sintetiza și transmite mesaje 1090ES valide din punct de vedere sintactic, creând “aeronave fantomă” pe ecranele radar terestre sau chiar la nivelul receptoarelor de pe sateliții Iridium NEXT.</w:t>
       </w:r>
     </w:p>
     <w:p>
@@ -2611,267 +1803,17 @@
           <w:sz w:val="24"/>
           <w:szCs w:val="24"/>
         </w:rPr>
-        <w:t xml:space="preserve">Deoarece modificarea standardului RTCA DO-260B pentru a include mecanisme criptografice ar necesita înlocuirea hardware-ului pe zeci de mii de </w:t>
-      </w:r>
-      <w:proofErr w:type="spellStart"/>
-      <w:r>
-        <w:rPr>
-          <w:b w:val="0"/>
-          <w:bCs w:val="0"/>
-          <w:sz w:val="24"/>
-          <w:szCs w:val="24"/>
-        </w:rPr>
-        <w:t>aeronave</w:t>
-      </w:r>
-      <w:proofErr w:type="spellEnd"/>
-      <w:r>
-        <w:rPr>
-          <w:b w:val="0"/>
-          <w:bCs w:val="0"/>
-          <w:sz w:val="24"/>
-          <w:szCs w:val="24"/>
-        </w:rPr>
-        <w:t xml:space="preserve"> la </w:t>
-      </w:r>
-      <w:proofErr w:type="spellStart"/>
-      <w:r>
-        <w:rPr>
-          <w:b w:val="0"/>
-          <w:bCs w:val="0"/>
-          <w:sz w:val="24"/>
-          <w:szCs w:val="24"/>
-        </w:rPr>
-        <w:t>nivel</w:t>
-      </w:r>
-      <w:proofErr w:type="spellEnd"/>
-      <w:r>
-        <w:rPr>
-          <w:b w:val="0"/>
-          <w:bCs w:val="0"/>
-          <w:sz w:val="24"/>
-          <w:szCs w:val="24"/>
-        </w:rPr>
-        <w:t xml:space="preserve"> global, </w:t>
-      </w:r>
-      <w:proofErr w:type="spellStart"/>
-      <w:r>
-        <w:rPr>
-          <w:b w:val="0"/>
-          <w:bCs w:val="0"/>
-          <w:sz w:val="24"/>
-          <w:szCs w:val="24"/>
-        </w:rPr>
-        <w:t>industria</w:t>
-      </w:r>
-      <w:proofErr w:type="spellEnd"/>
-      <w:r>
-        <w:rPr>
-          <w:b w:val="0"/>
-          <w:bCs w:val="0"/>
-          <w:sz w:val="24"/>
-          <w:szCs w:val="24"/>
-        </w:rPr>
-        <w:t xml:space="preserve"> </w:t>
-      </w:r>
-      <w:proofErr w:type="gramStart"/>
-      <w:r>
-        <w:rPr>
-          <w:b w:val="0"/>
-          <w:bCs w:val="0"/>
-          <w:sz w:val="24"/>
-          <w:szCs w:val="24"/>
-        </w:rPr>
-        <w:t>a</w:t>
-      </w:r>
-      <w:proofErr w:type="gramEnd"/>
-      <w:r>
-        <w:rPr>
-          <w:b w:val="0"/>
-          <w:bCs w:val="0"/>
-          <w:sz w:val="24"/>
-          <w:szCs w:val="24"/>
-        </w:rPr>
-        <w:t xml:space="preserve"> </w:t>
-      </w:r>
-      <w:proofErr w:type="spellStart"/>
-      <w:r>
-        <w:rPr>
-          <w:b w:val="0"/>
-          <w:bCs w:val="0"/>
-          <w:sz w:val="24"/>
-          <w:szCs w:val="24"/>
-        </w:rPr>
-        <w:t>adoptat</w:t>
-      </w:r>
-      <w:proofErr w:type="spellEnd"/>
-      <w:r>
-        <w:rPr>
-          <w:b w:val="0"/>
-          <w:bCs w:val="0"/>
-          <w:sz w:val="24"/>
-          <w:szCs w:val="24"/>
-        </w:rPr>
-        <w:t xml:space="preserve"> o abordare de securitate la nivel de sistem. </w:t>
-      </w:r>
-      <w:proofErr w:type="spellStart"/>
-      <w:r>
-        <w:rPr>
-          <w:b w:val="0"/>
-          <w:bCs w:val="0"/>
-          <w:sz w:val="24"/>
-          <w:szCs w:val="24"/>
-        </w:rPr>
-        <w:t>Stadiul</w:t>
-      </w:r>
-      <w:proofErr w:type="spellEnd"/>
-      <w:r>
-        <w:rPr>
-          <w:b w:val="0"/>
-          <w:bCs w:val="0"/>
-          <w:sz w:val="24"/>
-          <w:szCs w:val="24"/>
-        </w:rPr>
-        <w:t xml:space="preserve"> actual al </w:t>
-      </w:r>
-      <w:proofErr w:type="spellStart"/>
-      <w:r>
-        <w:rPr>
-          <w:b w:val="0"/>
-          <w:bCs w:val="0"/>
-          <w:sz w:val="24"/>
-          <w:szCs w:val="24"/>
-        </w:rPr>
-        <w:t>apărării</w:t>
-      </w:r>
-      <w:proofErr w:type="spellEnd"/>
-      <w:r>
-        <w:rPr>
-          <w:b w:val="0"/>
-          <w:bCs w:val="0"/>
-          <w:sz w:val="24"/>
-          <w:szCs w:val="24"/>
-        </w:rPr>
-        <w:t xml:space="preserve"> </w:t>
-      </w:r>
-      <w:proofErr w:type="spellStart"/>
-      <w:r>
-        <w:rPr>
-          <w:b w:val="0"/>
-          <w:bCs w:val="0"/>
-          <w:sz w:val="24"/>
-          <w:szCs w:val="24"/>
-        </w:rPr>
-        <w:t>împotriva</w:t>
-      </w:r>
-      <w:proofErr w:type="spellEnd"/>
-      <w:r>
-        <w:rPr>
-          <w:b w:val="0"/>
-          <w:bCs w:val="0"/>
-          <w:sz w:val="24"/>
-          <w:szCs w:val="24"/>
-        </w:rPr>
-        <w:t xml:space="preserve"> </w:t>
-      </w:r>
-      <w:proofErr w:type="spellStart"/>
-      <w:r>
-        <w:rPr>
-          <w:b w:val="0"/>
-          <w:bCs w:val="0"/>
-          <w:sz w:val="24"/>
-          <w:szCs w:val="24"/>
-        </w:rPr>
-        <w:t>atacurilor</w:t>
-      </w:r>
-      <w:proofErr w:type="spellEnd"/>
-      <w:r>
-        <w:rPr>
-          <w:b w:val="0"/>
-          <w:bCs w:val="0"/>
-          <w:sz w:val="24"/>
-          <w:szCs w:val="24"/>
-        </w:rPr>
-        <w:t xml:space="preserve"> se </w:t>
-      </w:r>
-      <w:proofErr w:type="spellStart"/>
-      <w:r>
-        <w:rPr>
-          <w:b w:val="0"/>
-          <w:bCs w:val="0"/>
-          <w:sz w:val="24"/>
-          <w:szCs w:val="24"/>
-        </w:rPr>
-        <w:t>bazează</w:t>
-      </w:r>
-      <w:proofErr w:type="spellEnd"/>
-      <w:r>
-        <w:rPr>
-          <w:b w:val="0"/>
-          <w:bCs w:val="0"/>
-          <w:sz w:val="24"/>
-          <w:szCs w:val="24"/>
-        </w:rPr>
-        <w:t xml:space="preserve"> pe </w:t>
-      </w:r>
-      <w:proofErr w:type="spellStart"/>
-      <w:r>
-        <w:rPr>
-          <w:b w:val="0"/>
-          <w:bCs w:val="0"/>
-          <w:sz w:val="24"/>
-          <w:szCs w:val="24"/>
-        </w:rPr>
-        <w:t>validarea</w:t>
-      </w:r>
-      <w:proofErr w:type="spellEnd"/>
-      <w:r>
-        <w:rPr>
-          <w:b w:val="0"/>
-          <w:bCs w:val="0"/>
-          <w:sz w:val="24"/>
-          <w:szCs w:val="24"/>
-        </w:rPr>
-        <w:t xml:space="preserve"> </w:t>
-      </w:r>
-      <w:proofErr w:type="spellStart"/>
-      <w:r>
-        <w:rPr>
-          <w:b w:val="0"/>
-          <w:bCs w:val="0"/>
-          <w:sz w:val="24"/>
-          <w:szCs w:val="24"/>
-        </w:rPr>
-        <w:t>independentă</w:t>
-      </w:r>
-      <w:proofErr w:type="spellEnd"/>
-      <w:r>
-        <w:rPr>
-          <w:b w:val="0"/>
-          <w:bCs w:val="0"/>
-          <w:sz w:val="24"/>
-          <w:szCs w:val="24"/>
-        </w:rPr>
-        <w:t xml:space="preserve"> a </w:t>
-      </w:r>
-      <w:proofErr w:type="spellStart"/>
-      <w:r>
-        <w:rPr>
-          <w:b w:val="0"/>
-          <w:bCs w:val="0"/>
-          <w:sz w:val="24"/>
-          <w:szCs w:val="24"/>
-        </w:rPr>
-        <w:t>semnalului</w:t>
-      </w:r>
-      <w:proofErr w:type="spellEnd"/>
-      <w:r>
-        <w:rPr>
-          <w:b w:val="0"/>
-          <w:bCs w:val="0"/>
-          <w:sz w:val="24"/>
-          <w:szCs w:val="24"/>
-        </w:rPr>
-        <w:t xml:space="preserve"> și pe corelarea datelor la nivelul serverelor centrale sau al sistemelor ATC (Air Traffic Control).</w:t>
+        <w:t xml:space="preserve">Deoarece modificarea standardului RTCA DO-260B pentru a include mecanisme criptografice ar necesita înlocuirea hardware-ului pe zeci de mii de aeronave la nivel global, industria a adoptat o abordare de securitate la nivel de sistem. Stadiul actual al apărării împotriva </w:t>
+      </w:r>
+      <w:r>
+        <w:rPr>
+          <w:b w:val="0"/>
+          <w:bCs w:val="0"/>
+          <w:sz w:val="24"/>
+          <w:szCs w:val="24"/>
+        </w:rPr>
+        <w:lastRenderedPageBreak/>
+        <w:t>atacurilor se bazează pe validarea independentă a semnalului și pe corelarea datelor la nivelul serverelor centrale sau al sistemelor ATC (Air Traffic Control).</w:t>
       </w:r>
     </w:p>
     <w:p>
@@ -2918,167 +1860,7 @@
           <w:sz w:val="24"/>
           <w:szCs w:val="24"/>
         </w:rPr>
-        <w:t xml:space="preserve">Multilaterația (MLAT - Time Difference of Arrival): Este cea mai eficientă contra-măsură fizică implementată de rețelele terestre (precum Flightradar24). Când un emițător SDR transmite un mesaj ADS-B falsificat, semnalul radio este recepționat de multiple stații de la sol. Sistemul calculează diferența de timp la care </w:t>
-      </w:r>
-      <w:proofErr w:type="spellStart"/>
-      <w:r>
-        <w:rPr>
-          <w:b w:val="0"/>
-          <w:bCs w:val="0"/>
-          <w:sz w:val="24"/>
-          <w:szCs w:val="24"/>
-        </w:rPr>
-        <w:t>semnalul</w:t>
-      </w:r>
-      <w:proofErr w:type="spellEnd"/>
-      <w:r>
-        <w:rPr>
-          <w:b w:val="0"/>
-          <w:bCs w:val="0"/>
-          <w:sz w:val="24"/>
-          <w:szCs w:val="24"/>
-        </w:rPr>
-        <w:t xml:space="preserve"> </w:t>
-      </w:r>
-      <w:proofErr w:type="gramStart"/>
-      <w:r>
-        <w:rPr>
-          <w:b w:val="0"/>
-          <w:bCs w:val="0"/>
-          <w:sz w:val="24"/>
-          <w:szCs w:val="24"/>
-        </w:rPr>
-        <w:t>a</w:t>
-      </w:r>
-      <w:proofErr w:type="gramEnd"/>
-      <w:r>
-        <w:rPr>
-          <w:b w:val="0"/>
-          <w:bCs w:val="0"/>
-          <w:sz w:val="24"/>
-          <w:szCs w:val="24"/>
-        </w:rPr>
-        <w:t xml:space="preserve"> </w:t>
-      </w:r>
-      <w:proofErr w:type="spellStart"/>
-      <w:r>
-        <w:rPr>
-          <w:b w:val="0"/>
-          <w:bCs w:val="0"/>
-          <w:sz w:val="24"/>
-          <w:szCs w:val="24"/>
-        </w:rPr>
-        <w:t>ajuns</w:t>
-      </w:r>
-      <w:proofErr w:type="spellEnd"/>
-      <w:r>
-        <w:rPr>
-          <w:b w:val="0"/>
-          <w:bCs w:val="0"/>
-          <w:sz w:val="24"/>
-          <w:szCs w:val="24"/>
-        </w:rPr>
-        <w:t xml:space="preserve"> la </w:t>
-      </w:r>
-      <w:proofErr w:type="spellStart"/>
-      <w:r>
-        <w:rPr>
-          <w:b w:val="0"/>
-          <w:bCs w:val="0"/>
-          <w:sz w:val="24"/>
-          <w:szCs w:val="24"/>
-        </w:rPr>
-        <w:t>fiecare</w:t>
-      </w:r>
-      <w:proofErr w:type="spellEnd"/>
-      <w:r>
-        <w:rPr>
-          <w:b w:val="0"/>
-          <w:bCs w:val="0"/>
-          <w:sz w:val="24"/>
-          <w:szCs w:val="24"/>
-        </w:rPr>
-        <w:t xml:space="preserve"> receptor </w:t>
-      </w:r>
-      <w:proofErr w:type="spellStart"/>
-      <w:r>
-        <w:rPr>
-          <w:b w:val="0"/>
-          <w:bCs w:val="0"/>
-          <w:sz w:val="24"/>
-          <w:szCs w:val="24"/>
-        </w:rPr>
-        <w:t>pentru</w:t>
-      </w:r>
-      <w:proofErr w:type="spellEnd"/>
-      <w:r>
-        <w:rPr>
-          <w:b w:val="0"/>
-          <w:bCs w:val="0"/>
-          <w:sz w:val="24"/>
-          <w:szCs w:val="24"/>
-        </w:rPr>
-        <w:t xml:space="preserve"> a </w:t>
-      </w:r>
-      <w:proofErr w:type="spellStart"/>
-      <w:r>
-        <w:rPr>
-          <w:b w:val="0"/>
-          <w:bCs w:val="0"/>
-          <w:sz w:val="24"/>
-          <w:szCs w:val="24"/>
-        </w:rPr>
-        <w:t>triangula</w:t>
-      </w:r>
-      <w:proofErr w:type="spellEnd"/>
-      <w:r>
-        <w:rPr>
-          <w:b w:val="0"/>
-          <w:bCs w:val="0"/>
-          <w:sz w:val="24"/>
-          <w:szCs w:val="24"/>
-        </w:rPr>
-        <w:t xml:space="preserve"> </w:t>
-      </w:r>
-      <w:proofErr w:type="spellStart"/>
-      <w:r>
-        <w:rPr>
-          <w:b w:val="0"/>
-          <w:bCs w:val="0"/>
-          <w:sz w:val="24"/>
-          <w:szCs w:val="24"/>
-        </w:rPr>
-        <w:t>sursa</w:t>
-      </w:r>
-      <w:proofErr w:type="spellEnd"/>
-      <w:r>
-        <w:rPr>
-          <w:b w:val="0"/>
-          <w:bCs w:val="0"/>
-          <w:sz w:val="24"/>
-          <w:szCs w:val="24"/>
-        </w:rPr>
-        <w:t xml:space="preserve"> fizică </w:t>
-      </w:r>
-      <w:proofErr w:type="gramStart"/>
-      <w:r>
-        <w:rPr>
-          <w:b w:val="0"/>
-          <w:bCs w:val="0"/>
-          <w:sz w:val="24"/>
-          <w:szCs w:val="24"/>
-        </w:rPr>
-        <w:t>a</w:t>
-      </w:r>
-      <w:proofErr w:type="gramEnd"/>
-      <w:r>
-        <w:rPr>
-          <w:b w:val="0"/>
-          <w:bCs w:val="0"/>
-          <w:sz w:val="24"/>
-          <w:szCs w:val="24"/>
-        </w:rPr>
-        <w:t xml:space="preserve"> emisiei. Dacă poziția fizică dedusă prin MLAT nu coincide cu coordonatele GNSS raportate în mesajul 1090ES, sistemul respinge datele ca fiind falsificate.</w:t>
+        <w:t>Multilaterația (MLAT - Time Difference of Arrival): Este cea mai eficientă contra-măsură fizică implementată de rețelele terestre (precum Flightradar24). Când un emițător SDR transmite un mesaj ADS-B falsificat, semnalul radio este recepționat de multiple stații de la sol. Sistemul calculează diferența de timp la care semnalul a ajuns la fiecare receptor pentru a triangula sursa fizică a emisiei. Dacă poziția fizică dedusă prin MLAT nu coincide cu coordonatele GNSS raportate în mesajul 1090ES, sistemul respinge datele ca fiind falsificate. [7]</w:t>
       </w:r>
     </w:p>
     <w:p>
@@ -3128,66 +1910,176 @@
           <w:sz w:val="24"/>
           <w:szCs w:val="24"/>
         </w:rPr>
+        <w:t xml:space="preserve">Filtrarea cinematică (Plausibility Checks): Algoritmii de pe serverele de procesare analizează comportamentul zborului raportat. Variațiile imposibile de viteză, altitudine sau accelerație (ex. un viraj cu forțe G care depășesc limitele fizice ale aeronavei) care adesea însoțesc atacurile de spoofing rudimentare, duc la </w:t>
+      </w:r>
+      <w:proofErr w:type="spellStart"/>
+      <w:r>
+        <w:rPr>
+          <w:b w:val="0"/>
+          <w:bCs w:val="0"/>
+          <w:sz w:val="24"/>
+          <w:szCs w:val="24"/>
+        </w:rPr>
+        <w:t>invalidarea</w:t>
+      </w:r>
+      <w:proofErr w:type="spellEnd"/>
+      <w:r>
+        <w:rPr>
+          <w:b w:val="0"/>
+          <w:bCs w:val="0"/>
+          <w:sz w:val="24"/>
+          <w:szCs w:val="24"/>
+        </w:rPr>
+        <w:t xml:space="preserve"> </w:t>
+      </w:r>
+      <w:proofErr w:type="spellStart"/>
+      <w:r>
+        <w:rPr>
+          <w:b w:val="0"/>
+          <w:bCs w:val="0"/>
+          <w:sz w:val="24"/>
+          <w:szCs w:val="24"/>
+        </w:rPr>
+        <w:t>automată</w:t>
+      </w:r>
+      <w:proofErr w:type="spellEnd"/>
+      <w:r>
+        <w:rPr>
+          <w:b w:val="0"/>
+          <w:bCs w:val="0"/>
+          <w:sz w:val="24"/>
+          <w:szCs w:val="24"/>
+        </w:rPr>
+        <w:t xml:space="preserve"> a track-</w:t>
+      </w:r>
+      <w:proofErr w:type="spellStart"/>
+      <w:r>
+        <w:rPr>
+          <w:b w:val="0"/>
+          <w:bCs w:val="0"/>
+          <w:sz w:val="24"/>
+          <w:szCs w:val="24"/>
+        </w:rPr>
+        <w:t>ului</w:t>
+      </w:r>
+      <w:proofErr w:type="spellEnd"/>
+    </w:p>
+    <w:p>
+      <w:pPr>
+        <w:spacing w:before="120" w:after="60"/>
+        <w:jc w:val="center"/>
+      </w:pPr>
+      <w:r>
+        <w:rPr>
+          <w:noProof/>
+        </w:rPr>
+        <w:drawing>
+          <wp:inline distT="0" distB="0" distL="0" distR="0" wp14:anchorId="0E31A1C8" wp14:editId="21181F2B">
+            <wp:extent cx="4000000" cy="4000000"/>
+            <wp:effectExtent l="0" t="0" r="0" b="0"/>
+            <wp:docPr id="108" name="gnss-spoofer"/>
+            <wp:cNvGraphicFramePr>
+              <a:graphicFrameLocks xmlns:a="http://schemas.openxmlformats.org/drawingml/2006/main" noChangeAspect="1"/>
+            </wp:cNvGraphicFramePr>
+            <a:graphic xmlns:a="http://schemas.openxmlformats.org/drawingml/2006/main">
+              <a:graphicData uri="http://schemas.openxmlformats.org/drawingml/2006/picture">
+                <pic:pic xmlns:pic="http://schemas.openxmlformats.org/drawingml/2006/picture">
+                  <pic:nvPicPr>
+                    <pic:cNvPr id="108" name="gnss-spoofer"/>
+                    <pic:cNvPicPr>
+                      <a:picLocks noChangeAspect="1" noChangeArrowheads="1"/>
+                    </pic:cNvPicPr>
+                  </pic:nvPicPr>
+                  <pic:blipFill>
+                    <a:blip r:embed="rId12"/>
+                    <a:stretch>
+                      <a:fillRect/>
+                    </a:stretch>
+                  </pic:blipFill>
+                  <pic:spPr bwMode="auto">
+                    <a:xfrm>
+                      <a:off x="0" y="0"/>
+                      <a:ext cx="4000000" cy="4000000"/>
+                    </a:xfrm>
+                    <a:prstGeom prst="rect">
+                      <a:avLst/>
+                    </a:prstGeom>
+                  </pic:spPr>
+                </pic:pic>
+              </a:graphicData>
+            </a:graphic>
+          </wp:inline>
+        </w:drawing>
+      </w:r>
+    </w:p>
+    <w:p>
+      <w:pPr>
+        <w:spacing w:after="200"/>
+        <w:jc w:val="center"/>
+      </w:pPr>
+      <w:r>
+        <w:rPr>
+          <w:i/>
+          <w:sz w:val="20"/>
+          <w:szCs w:val="20"/>
+        </w:rPr>
+        <w:t>Fig. 8: Echipament SDR portabil capabil să sintetizeze semnale GNSS şi 1090ES false (GNSS Spoofer) [8]</w:t>
+      </w:r>
+    </w:p>
+    <w:p>
+      <w:pPr>
+        <w:pStyle w:val="Heading1"/>
+      </w:pPr>
+      <w:proofErr w:type="spellStart"/>
+      <w:r>
         <w:lastRenderedPageBreak/>
-        <w:t>Filtrarea cinematică (Plausibility Checks): Algoritmii de pe serverele de procesare analizează comportamentul zborului raportat. Variațiile imposibile de viteză, altitudine sau accelerație (ex. un viraj cu forțe G care depășesc limitele fizice ale aeronavei) care adesea însoțesc atacurile de spoofing rudimentare, duc la invalidarea automată a track-ului.</w:t>
-      </w:r>
-    </w:p>
-    <w:p>
-      <w:pPr>
-        <w:pStyle w:val="Heading2"/>
-        <w:ind w:firstLine="720"/>
-        <w:jc w:val="both"/>
-        <w:rPr>
-          <w:b w:val="0"/>
-          <w:bCs w:val="0"/>
-          <w:sz w:val="24"/>
-          <w:szCs w:val="24"/>
-          <w:lang w:val="ro-RO"/>
-        </w:rPr>
-      </w:pPr>
-    </w:p>
-    <w:p>
-      <w:pPr>
-        <w:pStyle w:val="Heading2"/>
-        <w:rPr>
-          <w:b w:val="0"/>
-          <w:bCs w:val="0"/>
-          <w:sz w:val="24"/>
-          <w:szCs w:val="24"/>
-        </w:rPr>
-      </w:pPr>
-    </w:p>
-    <w:p>
-      <w:pPr>
-        <w:rPr>
-          <w:b/>
-          <w:bCs/>
-          <w:sz w:val="32"/>
-          <w:szCs w:val="32"/>
-        </w:rPr>
-      </w:pPr>
-      <w:r>
-        <w:br w:type="page"/>
-      </w:r>
-    </w:p>
-    <w:p>
-      <w:pPr>
-        <w:pStyle w:val="Heading1"/>
-      </w:pPr>
-    </w:p>
-    <w:p/>
-    <w:p/>
-    <w:p>
-      <w:pPr>
-        <w:pStyle w:val="Heading1"/>
-      </w:pPr>
-      <w:r>
         <w:t>Bibliografie</w:t>
       </w:r>
-    </w:p>
-    <w:p>
-      <w:r>
-        <w:t>[1]-</w:t>
+      <w:proofErr w:type="spellEnd"/>
+    </w:p>
+    <w:p>
+      <w:r>
+        <w:t>[1] Flightradar24. „Live Flight Tracker.” https://www.flightradar24.com, 2024.</w:t>
+      </w:r>
+    </w:p>
+    <w:p>
+      <w:r>
+        <w:t>[2] RTCA. DO-260B: Minimum Operational Performance Standards for 1090 MHz Extended Squitter ADS-B and TIS-B. RTCA, Inc., Washington DC, 2011.</w:t>
+      </w:r>
+    </w:p>
+    <w:p>
+      <w:r>
+        <w:t>[3] ICAO. Annex 10 to the Convention on International Civil Aviation, Volume IV: Surveillance Radar and Collision Avoidance Systems. 4th Edition, 2014.</w:t>
+      </w:r>
+    </w:p>
+    <w:p>
+      <w:r>
+        <w:t>[4] Iridium Communications Inc. Iridium NEXT Constellation – Technical Overview. FCC Filing SES-MOD-20110928-01170, 2011. https://www.iridium.com/network/</w:t>
+      </w:r>
+    </w:p>
+    <w:p>
+      <w:r>
+        <w:t>[5] Aireon LLC / L3Harris Technologies. „Aireon Hosted Payload (AHP) on Iridium NEXT.” Technical Report, 2019. https://aireon.com/technology/</w:t>
+      </w:r>
+    </w:p>
+    <w:p>
+      <w:r>
+        <w:t>[6] FAA. „Automatic Dependent Surveillance–Broadcast (ADS–B) Out Performance Requirements.” 14 CFR Part 91 §91.225, 2020.</w:t>
+      </w:r>
+    </w:p>
+    <w:p>
+      <w:r>
+        <w:t>[7] Strohmeier, M., Lenders, V., &amp; Martinovic, I. „On the Security of the Automatic Dependent Surveillance-Broadcast Protocol.” IEEE Communications Surveys &amp; Tutorials, vol. 17, no. 2, pp. 1066–1087, 2015.</w:t>
+      </w:r>
+    </w:p>
+    <w:p>
+      <w:r>
+        <w:t>[8] Costin, A., &amp; Francillon, A. „Ghost in the Air(Traffic): On insecurity of ADS-B protocol and practical attacks on ADS-B devices.” Black Hat USA, 2012.</w:t>
+      </w:r>
+    </w:p>
+    <w:p>
+      <w:r>
+        <w:t>[9] Sun, J., Ellerbroek, J., &amp; Hoekstra, J. M. „WRAP: An open-source kinematic aircraft performance model.” Transportation Research Part C: Emerging Technologies, 98, 118–138, 2019.</w:t>
       </w:r>
     </w:p>
     <w:sectPr>

--- a/Proiect_RC.docx
+++ b/Proiect_RC.docx
@@ -205,13 +205,75 @@
         <w:jc w:val="both"/>
       </w:pPr>
       <w:r>
-        <w:t>Lucrarea prezintă simularea conectivității sistemului ADS-B Out 1090ES [2] (1090 MHz, EIRP ≥ 125 W) pe ruta Wellington–Sydney (~2.162 km, deasupra Mării Tasman), implementată în MATLAB (Satellite Communications Toolbox, Phased Array System Toolbox, Antenna Toolbox). Studiul acoperă trei etape: construirea scenariului satelit–aeronavă–sol, analiza Line-of-Sight (LoS) şi analiza bugetului de legătură (link budget). Principala provocare o reprezintă pierderea vizibilității față de stațiile terestre în segmente</w:t>
-      </w:r>
-      <w:r>
-        <w:t>le oceanice, soluționată prin integrarea sistemului Space-Based ADS-B (SB-ADS-B) al constelației Iridium NEXT [4] (66 satelitți LEO, ~780 km, ~86,4°), operat de Aireon LLC. Antena satelitului este modelată att izotrop cât şi ca sistem cu 48 de fascicule (Custom 48-Beam) [5]. Aeronavele utilizează antene omnidirecționale cu diversitate top/bottom. Selecția căii active se bazează pe marja maximă de legătură (Eb/N₀ recepționat vs. prag minim). Rezultatele confirmă transmiterea neîntreruptă a datelor de zbor (p</w:t>
-      </w:r>
-      <w:r>
-        <w:t>oziție GNSS, altitudine, viteză, cod ICAO) pe întreaga durată a rutei, inclusiv deasupra oceanului.</w:t>
+        <w:t xml:space="preserve">Lucrarea prezintă simularea conectivității sistemului ADS-B Out 1090ES [2] (1090 MHz, EIRP ≥ 125 W) pe ruta Wellington–Sydney (~2.162 km, deasupra Mării Tasman), implementată în MATLAB (Satellite Communications Toolbox, Phased Array System Toolbox, Antenna Toolbox). Studiul acoperă trei etape: construirea scenariului satelit–aeronavă–sol, analiza Line-of-Sight (LoS) şi analiza bugetului de legătură (link budget). Principala provocare o reprezintă pierderea vizibilității </w:t>
+      </w:r>
+      <w:r>
+        <w:t>față de stațiile terestre în segmentele oceanice, soluționată prin integrarea sistemului Space-Based ADS-B (SB-ADS-B) al constelației Iridium NEXT [4] (66 satelitți LEO, ~780 km, ~86,4°), operat de Aireon LLC</w:t>
+      </w:r>
+      <w:r>
+        <w:t xml:space="preserve">. Antena </w:t>
+      </w:r>
+      <w:proofErr w:type="spellStart"/>
+      <w:r>
+        <w:t>satelitului</w:t>
+      </w:r>
+      <w:proofErr w:type="spellEnd"/>
+      <w:r>
+        <w:t xml:space="preserve"> </w:t>
+      </w:r>
+      <w:proofErr w:type="spellStart"/>
+      <w:r>
+        <w:t>este</w:t>
+      </w:r>
+      <w:proofErr w:type="spellEnd"/>
+      <w:r>
+        <w:t xml:space="preserve"> </w:t>
+      </w:r>
+      <w:proofErr w:type="spellStart"/>
+      <w:r>
+        <w:t>modelată</w:t>
+      </w:r>
+      <w:proofErr w:type="spellEnd"/>
+      <w:r>
+        <w:t xml:space="preserve"> </w:t>
+      </w:r>
+      <w:proofErr w:type="spellStart"/>
+      <w:r>
+        <w:t>at</w:t>
+      </w:r>
+      <w:r>
+        <w:t>â</w:t>
+      </w:r>
+      <w:r>
+        <w:t>t</w:t>
+      </w:r>
+      <w:proofErr w:type="spellEnd"/>
+      <w:r>
+        <w:t xml:space="preserve"> </w:t>
+      </w:r>
+      <w:proofErr w:type="spellStart"/>
+      <w:r>
+        <w:t>izotrop</w:t>
+      </w:r>
+      <w:proofErr w:type="spellEnd"/>
+      <w:r>
+        <w:t xml:space="preserve"> </w:t>
+      </w:r>
+      <w:proofErr w:type="spellStart"/>
+      <w:r>
+        <w:t>cât</w:t>
+      </w:r>
+      <w:proofErr w:type="spellEnd"/>
+      <w:r>
+        <w:t xml:space="preserve"> </w:t>
+      </w:r>
+      <w:proofErr w:type="spellStart"/>
+      <w:r>
+        <w:t>şi</w:t>
+      </w:r>
+      <w:proofErr w:type="spellEnd"/>
+      <w:r>
+        <w:t xml:space="preserve"> ca sistem cu 48 de fascicule (Custom 48-Beam) [5]. Aeronavele utilizează antene omnidirecționale cu diversitate top/bottom. Selecția căii active se bazează pe marja maximă de legătură (Eb/N₀ recepționat vs. prag minim). Rezultatele confirmă transmiterea neîntreruptă a datelor de zbor (poziție GNSS, altitudine, viteză, cod ICAO) pe întreaga durată a rutei, inclusiv deasupra oceanului.</w:t>
       </w:r>
     </w:p>
     <w:p>
@@ -242,7 +304,74 @@
         <w:jc w:val="both"/>
       </w:pPr>
       <w:r>
-        <w:t>Sistemul ADS-B reprezintă o tehnologie modernă de supraveghere în care o aeronavă își determină precis poziția prin intermediul sistemelor globale de navigație prin satelit (GNSS) și o difuzează periodic către stațiile de la sol și către alte aeronave din proximitate.</w:t>
+        <w:t xml:space="preserve">Sistemul ADS-B reprezintă o tehnologie modernă de supraveghere în care o aeronavă își determină precis poziția prin intermediul sistemelor globale de navigație prin satelit (GNSS) și o difuzează periodic către stațiile de la sol și către alte aeronave din </w:t>
+      </w:r>
+      <w:proofErr w:type="spellStart"/>
+      <w:r>
+        <w:t>proximitate</w:t>
+      </w:r>
+      <w:proofErr w:type="spellEnd"/>
+      <w:r>
+        <w:t>.</w:t>
+      </w:r>
+      <w:r>
+        <w:t xml:space="preserve"> </w:t>
+      </w:r>
+      <w:proofErr w:type="spellStart"/>
+      <w:r>
+        <w:t>Arhitectura</w:t>
+      </w:r>
+      <w:proofErr w:type="spellEnd"/>
+      <w:r>
+        <w:t xml:space="preserve"> </w:t>
+      </w:r>
+      <w:proofErr w:type="spellStart"/>
+      <w:r>
+        <w:t>generală</w:t>
+      </w:r>
+      <w:proofErr w:type="spellEnd"/>
+      <w:r>
+        <w:t xml:space="preserve"> a </w:t>
+      </w:r>
+      <w:proofErr w:type="spellStart"/>
+      <w:r>
+        <w:t>sistemului</w:t>
+      </w:r>
+      <w:proofErr w:type="spellEnd"/>
+      <w:r>
+        <w:t xml:space="preserve"> ADS-B </w:t>
+      </w:r>
+      <w:proofErr w:type="spellStart"/>
+      <w:r>
+        <w:t>este</w:t>
+      </w:r>
+      <w:proofErr w:type="spellEnd"/>
+      <w:r>
+        <w:t xml:space="preserve"> </w:t>
+      </w:r>
+      <w:proofErr w:type="spellStart"/>
+      <w:r>
+        <w:t>ilustrată</w:t>
+      </w:r>
+      <w:proofErr w:type="spellEnd"/>
+      <w:r>
+        <w:t xml:space="preserve"> </w:t>
+      </w:r>
+      <w:proofErr w:type="spellStart"/>
+      <w:r>
+        <w:t>în</w:t>
+      </w:r>
+      <w:proofErr w:type="spellEnd"/>
+      <w:r>
+        <w:t xml:space="preserve"> </w:t>
+      </w:r>
+      <w:proofErr w:type="spellStart"/>
+      <w:r>
+        <w:t>Figura</w:t>
+      </w:r>
+      <w:proofErr w:type="spellEnd"/>
+      <w:r>
+        <w:t xml:space="preserve"> 1.</w:t>
       </w:r>
     </w:p>
     <w:p/>
@@ -333,10 +462,9 @@
         <w:t xml:space="preserve">Broadcast (Difuzare): </w:t>
       </w:r>
       <w:r>
-        <w:t>Semnalul este transmis omnidirecțional, nefiind adresat unei singure ținte. Orice receptor compatibil aflat în raza de acoperire poate capta și decoda informația.</w:t>
-      </w:r>
-    </w:p>
-    <w:p/>
+        <w:t xml:space="preserve">Semnalul este transmis omnidirecțional, nefiind adresat unei singure ținte. Orice receptor compatibil aflat în raza de acoperire poate capta și decoda informația. </w:t>
+      </w:r>
+    </w:p>
     <w:p>
       <w:pPr>
         <w:spacing w:before="120" w:after="60"/>
@@ -347,8 +475,8 @@
           <w:noProof/>
         </w:rPr>
         <w:drawing>
-          <wp:inline distT="0" distB="0" distL="0" distR="0" wp14:anchorId="7FBD0EED" wp14:editId="5C48C8A6">
-            <wp:extent cx="5262465" cy="3946849"/>
+          <wp:inline distT="0" distB="0" distL="0" distR="0" wp14:anchorId="03B01B98" wp14:editId="2A9B2B01">
+            <wp:extent cx="3841200" cy="2880000"/>
             <wp:effectExtent l="0" t="0" r="0" b="3175"/>
             <wp:docPr id="101" name="adsb-overall"/>
             <wp:cNvGraphicFramePr>
@@ -372,7 +500,7 @@
                   <pic:spPr bwMode="auto">
                     <a:xfrm>
                       <a:off x="0" y="0"/>
-                      <a:ext cx="5346803" cy="4010102"/>
+                      <a:ext cx="3841200" cy="2880000"/>
                     </a:xfrm>
                     <a:prstGeom prst="rect">
                       <a:avLst/>
@@ -403,30 +531,8 @@
       <w:pPr>
         <w:pStyle w:val="Heading2"/>
       </w:pPr>
-    </w:p>
-    <w:p>
-      <w:pPr>
-        <w:pStyle w:val="Heading2"/>
-      </w:pPr>
-      <w:r>
-        <w:lastRenderedPageBreak/>
-        <w:t xml:space="preserve">2.2 </w:t>
-      </w:r>
-      <w:proofErr w:type="spellStart"/>
-      <w:r>
-        <w:t>Caracteristicile</w:t>
-      </w:r>
-      <w:proofErr w:type="spellEnd"/>
-      <w:r>
-        <w:t xml:space="preserve"> </w:t>
-      </w:r>
-      <w:proofErr w:type="spellStart"/>
-      <w:r>
-        <w:t>Semnalului</w:t>
-      </w:r>
-      <w:proofErr w:type="spellEnd"/>
-      <w:r>
-        <w:t xml:space="preserve"> ADS-B Out</w:t>
+      <w:r>
+        <w:t>2.2 Caracteristicile Semnalului ADS-B Out</w:t>
       </w:r>
     </w:p>
     <w:p>
@@ -490,6 +596,7 @@
           <w:b/>
           <w:bCs/>
         </w:rPr>
+        <w:lastRenderedPageBreak/>
         <w:t xml:space="preserve">Modulație: </w:t>
       </w:r>
       <w:r>
@@ -728,7 +835,31 @@
         <w:t xml:space="preserve">Paritate / CRC (24 biți): </w:t>
       </w:r>
       <w:r>
-        <w:t>Câmp esențial pentru detectarea erorilor de transmisie. Asigură validarea datelor la nivelul receptorului prin verificarea integrității celor 88 de biți precedenți; în cazul în care CRC-ul calculat nu corespunde cu cel recepționat, mesajul este respins în întregime.</w:t>
+        <w:t xml:space="preserve">Câmp esențial pentru detectarea erorilor de transmisie. Asigură validarea datelor la nivelul receptorului prin verificarea integrității celor 88 de biți precedenți; în cazul în care CRC-ul calculat nu corespunde cu cel recepționat, mesajul este respins în întregime. Structura completă a mesajului Extended Squitter este </w:t>
+      </w:r>
+      <w:proofErr w:type="spellStart"/>
+      <w:r>
+        <w:t>prezentată</w:t>
+      </w:r>
+      <w:proofErr w:type="spellEnd"/>
+      <w:r>
+        <w:t xml:space="preserve"> </w:t>
+      </w:r>
+      <w:proofErr w:type="spellStart"/>
+      <w:r>
+        <w:t>în</w:t>
+      </w:r>
+      <w:proofErr w:type="spellEnd"/>
+      <w:r>
+        <w:t xml:space="preserve"> </w:t>
+      </w:r>
+      <w:proofErr w:type="spellStart"/>
+      <w:r>
+        <w:t>Figura</w:t>
+      </w:r>
+      <w:proofErr w:type="spellEnd"/>
+      <w:r>
+        <w:t xml:space="preserve"> 2.</w:t>
       </w:r>
     </w:p>
     <w:p>
@@ -740,11 +871,10 @@
         <w:rPr>
           <w:noProof/>
         </w:rPr>
-        <w:lastRenderedPageBreak/>
         <w:drawing>
-          <wp:inline distT="0" distB="0" distL="0" distR="0" wp14:anchorId="7D926AAF" wp14:editId="7513C4B1">
-            <wp:extent cx="5981040" cy="2069352"/>
-            <wp:effectExtent l="0" t="0" r="0" b="0"/>
+          <wp:inline distT="0" distB="0" distL="0" distR="0" wp14:anchorId="496C428F" wp14:editId="7DC55F1C">
+            <wp:extent cx="4320000" cy="1494000"/>
+            <wp:effectExtent l="0" t="0" r="0" b="5080"/>
             <wp:docPr id="102" name="adsb-structure"/>
             <wp:cNvGraphicFramePr>
               <a:graphicFrameLocks xmlns:a="http://schemas.openxmlformats.org/drawingml/2006/main" noChangeAspect="1"/>
@@ -767,7 +897,7 @@
                   <pic:spPr bwMode="auto">
                     <a:xfrm>
                       <a:off x="0" y="0"/>
-                      <a:ext cx="5981040" cy="2069352"/>
+                      <a:ext cx="4320000" cy="1494000"/>
                     </a:xfrm>
                     <a:prstGeom prst="rect">
                       <a:avLst/>
@@ -799,6 +929,7 @@
         <w:pStyle w:val="Heading2"/>
       </w:pPr>
       <w:r>
+        <w:lastRenderedPageBreak/>
         <w:t>2.3 Arhitectura Sistemelor Radiante în Simularea ADS-B</w:t>
       </w:r>
     </w:p>
@@ -845,10 +976,69 @@
         <w:t xml:space="preserve"> Recepția semnalelor la nivel satelitar impune o arhitectură direcțională. Deși teoretic se poate implementa o antenă izotropă aliniată cu coordonatele satelitului (având unghiurile de montare [0,0,0]), performanța optimă a sistemului de supraveghere Aireon se obține folosind un sistem multi-fascicul. În simulare, se utilizează o antenă personalizată cu 48 de fascicule (Custom 48-Beam Antenna). Pentru a acoperi eficient suprafața terestră, antena satelitului este configurată cu un unghi de tangaj (pitch) de</w:t>
       </w:r>
       <w:r>
-        <w:t xml:space="preserve"> −90° ([0,−90,0]), orientând astfel fasciculul de recepție direct în jos, pe axa Y.</w:t>
-      </w:r>
-    </w:p>
-    <w:p/>
+        <w:t xml:space="preserve"> −90° ([0,</w:t>
+      </w:r>
+      <w:r>
+        <w:t xml:space="preserve"> </w:t>
+      </w:r>
+      <w:r>
+        <w:t>−90,</w:t>
+      </w:r>
+      <w:r>
+        <w:t xml:space="preserve"> </w:t>
+      </w:r>
+      <w:r>
+        <w:t xml:space="preserve">0]), </w:t>
+      </w:r>
+      <w:proofErr w:type="spellStart"/>
+      <w:r>
+        <w:t>orientând</w:t>
+      </w:r>
+      <w:proofErr w:type="spellEnd"/>
+      <w:r>
+        <w:t xml:space="preserve"> </w:t>
+      </w:r>
+      <w:proofErr w:type="spellStart"/>
+      <w:r>
+        <w:t>astfel</w:t>
+      </w:r>
+      <w:proofErr w:type="spellEnd"/>
+      <w:r>
+        <w:t xml:space="preserve"> </w:t>
+      </w:r>
+      <w:proofErr w:type="spellStart"/>
+      <w:r>
+        <w:t>fasciculul</w:t>
+      </w:r>
+      <w:proofErr w:type="spellEnd"/>
+      <w:r>
+        <w:t xml:space="preserve"> de recepție direct în jos, pe axa Y. Configurația antenei multi-fascicul a satelitului Iridium este </w:t>
+      </w:r>
+      <w:proofErr w:type="spellStart"/>
+      <w:r>
+        <w:t>ilustrată</w:t>
+      </w:r>
+      <w:proofErr w:type="spellEnd"/>
+      <w:r>
+        <w:t xml:space="preserve"> </w:t>
+      </w:r>
+      <w:proofErr w:type="spellStart"/>
+      <w:r>
+        <w:t>în</w:t>
+      </w:r>
+      <w:proofErr w:type="spellEnd"/>
+      <w:r>
+        <w:t xml:space="preserve"> </w:t>
+      </w:r>
+      <w:proofErr w:type="spellStart"/>
+      <w:r>
+        <w:t>Figura</w:t>
+      </w:r>
+      <w:proofErr w:type="spellEnd"/>
+      <w:r>
+        <w:t xml:space="preserve"> 3.</w:t>
+      </w:r>
+    </w:p>
     <w:p>
       <w:pPr>
         <w:spacing w:before="120" w:after="60"/>
@@ -859,8 +1049,8 @@
           <w:noProof/>
         </w:rPr>
         <w:drawing>
-          <wp:inline distT="0" distB="0" distL="0" distR="0" wp14:anchorId="126DA394" wp14:editId="1AC777D3">
-            <wp:extent cx="2911151" cy="2911151"/>
+          <wp:inline distT="0" distB="0" distL="0" distR="0" wp14:anchorId="5FDC9D4B" wp14:editId="28B940CD">
+            <wp:extent cx="3240000" cy="3240000"/>
             <wp:effectExtent l="0" t="0" r="0" b="0"/>
             <wp:docPr id="103" name="iridium-phased"/>
             <wp:cNvGraphicFramePr>
@@ -884,7 +1074,7 @@
                   <pic:spPr bwMode="auto">
                     <a:xfrm>
                       <a:off x="0" y="0"/>
-                      <a:ext cx="2943253" cy="2943253"/>
+                      <a:ext cx="3240000" cy="3240000"/>
                     </a:xfrm>
                     <a:prstGeom prst="rect">
                       <a:avLst/>
@@ -901,18 +1091,13 @@
       <w:pPr>
         <w:spacing w:after="200"/>
         <w:jc w:val="center"/>
+      </w:pPr>
+      <w:r>
         <w:rPr>
           <w:i/>
           <w:sz w:val="20"/>
           <w:szCs w:val="20"/>
         </w:rPr>
-      </w:pPr>
-      <w:r>
-        <w:rPr>
-          <w:i/>
-          <w:sz w:val="20"/>
-          <w:szCs w:val="20"/>
-        </w:rPr>
         <w:t>Fig. 3: Antena phased array a satelitului Iridium NEXT – 48 de spot beams organizate pe 3 sectoare [5]</w:t>
       </w:r>
     </w:p>
@@ -925,7 +1110,6 @@
           <w:b/>
           <w:bCs/>
         </w:rPr>
-        <w:lastRenderedPageBreak/>
         <w:t>Corespondența cu Implementările Reale ale Sistemului ADS-B</w:t>
       </w:r>
     </w:p>
@@ -953,10 +1137,14 @@
         <w:jc w:val="both"/>
       </w:pPr>
       <w:r>
-        <w:t>Un aspect esențial al instalării reale este diversitatea de antenă (antenna diversity). Aceasta presupune montarea a două antene: una în partea superioară a aeronavei și una în partea inferioară, ambele funcționând pe frecvențele ADS-B. Semnalul este transmis prin cele două antene în mod alternant, cadru cu cadru (squitter cu squitter), nu pe baza unui interval de timp fix: transponderul comută antena activă la fiecare emisie succesivă, cu o rată nominală de aproximativ un mesaj la 400–600 ms per antenna. A</w:t>
-      </w:r>
-      <w:r>
-        <w:t>ntena montată pe partea superioară este preferabilă pentru recepția satelitară, deoarece asigură o linie de vedere directă către sateliții de pe orbită. Un sistem cu antenă exclusiv ventrală poate fi compromis de fuzelajul aeronavei, care blochează semnalul în direcția sateliților.</w:t>
+        <w:t xml:space="preserve">Un aspect esențial al instalării reale este diversitatea de antenă (antenna diversity). Aceasta presupune montarea a două antene: una în partea superioară a aeronavei și una în partea inferioară, ambele funcționând pe frecvențele ADS-B. Semnalul este transmis prin cele două antene în mod </w:t>
+      </w:r>
+      <w:r>
+        <w:lastRenderedPageBreak/>
+        <w:t>alternant, cadru cu cadru (squitter cu squitter), nu pe baza unui interval de timp fix: transponderul comută antena activă la fiecare emisie succesivă, cu o rată nominală de aproximativ un mesaj la 400–600 ms per antenna. Antena montată pe partea superioară este preferabilă pentru recepția satelitară, deoarece asigură o linie de vedere directă către sateliții de pe orbită. Un sistem cu antenă exclusiv ventrală poate fi compromis de fuzelajul aeronavei, care blochează semnalul în direcția sateliților. O ante</w:t>
+      </w:r>
+      <w:r>
+        <w:t>nă blade tipică ADS-B, similară celei din Figura 4, asigură transmisia atât spre receptorii terești cât și satelitari.</w:t>
       </w:r>
     </w:p>
     <w:p/>
@@ -970,9 +1158,9 @@
           <w:noProof/>
         </w:rPr>
         <w:drawing>
-          <wp:inline distT="0" distB="0" distL="0" distR="0" wp14:anchorId="2BC4867D" wp14:editId="1D702982">
-            <wp:extent cx="2958520" cy="1968759"/>
-            <wp:effectExtent l="0" t="0" r="635" b="0"/>
+          <wp:inline distT="0" distB="0" distL="0" distR="0" wp14:anchorId="4DD3783B" wp14:editId="44B85B8E">
+            <wp:extent cx="2619375" cy="1743075"/>
+            <wp:effectExtent l="0" t="0" r="0" b="0"/>
             <wp:docPr id="104" name="blade-antenna"/>
             <wp:cNvGraphicFramePr>
               <a:graphicFrameLocks xmlns:a="http://schemas.openxmlformats.org/drawingml/2006/main" noChangeAspect="1"/>
@@ -995,7 +1183,7 @@
                   <pic:spPr bwMode="auto">
                     <a:xfrm>
                       <a:off x="0" y="0"/>
-                      <a:ext cx="3162935" cy="2104788"/>
+                      <a:ext cx="2619375" cy="1743075"/>
                     </a:xfrm>
                     <a:prstGeom prst="rect">
                       <a:avLst/>
@@ -1071,8 +1259,10 @@
         <w:jc w:val="both"/>
       </w:pPr>
       <w:r>
-        <w:lastRenderedPageBreak/>
-        <w:t>Sateliții Iridium NEXT operează în banda L pentru comunicațiile cu utilizatorii, bandă care penetrează ușor norii și alte obstacole atmosferice, iar legăturile inter-satelit (crosslinks) se realizează în banda Ka, fiecare satelit putând comunica cu până la patru sateliți vecini. Constelația operațională numără 66 de sateliți activi, 9 rezerve pe orbită și 6 rezerve la sol, asigurând o acoperire globală de 100% față de aproximativ 30% în cazul sistemelor radar terestre tradiționale.</w:t>
+        <w:t>Sateliții Iridium NEXT operează în banda L pentru comunicațiile cu utilizatorii, bandă care penetrează ușor norii și alte obstacole atmosferice, iar legăturile inter-satelit (crosslinks) se realizează în banda Ka, fiecare satelit putând comunica cu până la patru sateliți vecini. Constelația operațională numără 66 de sateliți activi, 9 rezerve pe orbită și 6 rezerve la sol, asigurând o acoperire globală de 100% față de aproximativ 30% în cazul sistemelor radar terestre tradiționale. Distribuția orbitală a co</w:t>
+      </w:r>
+      <w:r>
+        <w:t>nstelației Iridium NEXT este ilustrată în Figura 5.</w:t>
       </w:r>
     </w:p>
     <w:p>
@@ -1084,10 +1274,11 @@
         <w:rPr>
           <w:noProof/>
         </w:rPr>
+        <w:lastRenderedPageBreak/>
         <w:drawing>
-          <wp:inline distT="0" distB="0" distL="0" distR="0" wp14:anchorId="119E5A4F" wp14:editId="02FB386F">
-            <wp:extent cx="4000000" cy="4000000"/>
-            <wp:effectExtent l="0" t="0" r="0" b="0"/>
+          <wp:inline distT="0" distB="0" distL="0" distR="0" wp14:anchorId="6F9D348B" wp14:editId="1FD7AB2D">
+            <wp:extent cx="3301660" cy="3301660"/>
+            <wp:effectExtent l="0" t="0" r="635" b="635"/>
             <wp:docPr id="105" name="iridium-constellation"/>
             <wp:cNvGraphicFramePr>
               <a:graphicFrameLocks xmlns:a="http://schemas.openxmlformats.org/drawingml/2006/main" noChangeAspect="1"/>
@@ -1110,7 +1301,7 @@
                   <pic:spPr bwMode="auto">
                     <a:xfrm>
                       <a:off x="0" y="0"/>
-                      <a:ext cx="4000000" cy="4000000"/>
+                      <a:ext cx="3329490" cy="3329490"/>
                     </a:xfrm>
                     <a:prstGeom prst="rect">
                       <a:avLst/>
@@ -1125,12 +1316,6 @@
     </w:p>
     <w:p>
       <w:pPr>
-        <w:spacing w:before="120" w:after="60"/>
-        <w:jc w:val="center"/>
-      </w:pPr>
-    </w:p>
-    <w:p>
-      <w:pPr>
         <w:spacing w:after="200"/>
         <w:jc w:val="center"/>
       </w:pPr>
@@ -1238,7 +1423,6 @@
           <w:b/>
           <w:bCs/>
         </w:rPr>
-        <w:lastRenderedPageBreak/>
         <w:t>Înclinația planului orbital (i):</w:t>
       </w:r>
       <w:r>
@@ -1290,6 +1474,7 @@
           <w:b/>
           <w:bCs/>
         </w:rPr>
+        <w:lastRenderedPageBreak/>
         <w:t>Anomalia Adevărată (ν):</w:t>
       </w:r>
       <w:r>
@@ -1311,7 +1496,7 @@
         <w:jc w:val="both"/>
       </w:pPr>
       <w:r>
-        <w:t>Conform acestei formule, dacă orbita este pară, rezultatul modulului generează un factor de −0,5, mutând sateliții mai în spate cu jumătate de pas unghiular. Dacă orbita este impară, decalajul este zero, lăsând sateliții în poziția standard.</w:t>
+        <w:t>Conform acestei formule, dacă orbita este pară, rezultatul modulului generează un factor de −0,5, mutând sateliții mai în spate cu jumătate de pas unghiular. Dacă orbita este impară, decalajul este zero, lăsând sateliții în poziția standard. Satelitul Iridium NEXT, ilustrat în Figura 6, servește drept platformă gazdă pentru payload-ul Aireon ADS-B.</w:t>
       </w:r>
     </w:p>
     <w:p/>
@@ -1325,9 +1510,9 @@
           <w:noProof/>
         </w:rPr>
         <w:drawing>
-          <wp:inline distT="0" distB="0" distL="0" distR="0" wp14:anchorId="7AB0A27C" wp14:editId="3B413A40">
-            <wp:extent cx="3424335" cy="1785672"/>
-            <wp:effectExtent l="0" t="0" r="5080" b="5080"/>
+          <wp:inline distT="0" distB="0" distL="0" distR="0" wp14:anchorId="7873CB84" wp14:editId="6FA24CAC">
+            <wp:extent cx="4203785" cy="2192128"/>
+            <wp:effectExtent l="0" t="0" r="0" b="5080"/>
             <wp:docPr id="106" name="iridium-satellite"/>
             <wp:cNvGraphicFramePr>
               <a:graphicFrameLocks xmlns:a="http://schemas.openxmlformats.org/drawingml/2006/main" noChangeAspect="1"/>
@@ -1350,7 +1535,7 @@
                   <pic:spPr bwMode="auto">
                     <a:xfrm>
                       <a:off x="0" y="0"/>
-                      <a:ext cx="3672297" cy="1914976"/>
+                      <a:ext cx="4280630" cy="2232200"/>
                     </a:xfrm>
                     <a:prstGeom prst="rect">
                       <a:avLst/>
@@ -1374,7 +1559,59 @@
           <w:sz w:val="20"/>
           <w:szCs w:val="20"/>
         </w:rPr>
-        <w:t>Fig. 6: Satelit Iridium NEXT pe orbită LEO (~780 km) – platformă gazdă pentru payload-ul Aireon ADS-B [5]</w:t>
+        <w:t xml:space="preserve">Fig. 6: Satelit Iridium NEXT pe </w:t>
+      </w:r>
+      <w:proofErr w:type="spellStart"/>
+      <w:r>
+        <w:rPr>
+          <w:i/>
+          <w:sz w:val="20"/>
+          <w:szCs w:val="20"/>
+        </w:rPr>
+        <w:t>orbită</w:t>
+      </w:r>
+      <w:proofErr w:type="spellEnd"/>
+      <w:r>
+        <w:rPr>
+          <w:i/>
+          <w:sz w:val="20"/>
+          <w:szCs w:val="20"/>
+        </w:rPr>
+        <w:t xml:space="preserve"> LEO (~780 </w:t>
+      </w:r>
+      <w:proofErr w:type="gramStart"/>
+      <w:r>
+        <w:rPr>
+          <w:i/>
+          <w:sz w:val="20"/>
+          <w:szCs w:val="20"/>
+        </w:rPr>
+        <w:t xml:space="preserve">km) </w:t>
+      </w:r>
+      <w:r>
+        <w:rPr>
+          <w:i/>
+          <w:sz w:val="20"/>
+          <w:szCs w:val="20"/>
+        </w:rPr>
+        <w:t xml:space="preserve"> </w:t>
+      </w:r>
+      <w:r>
+        <w:rPr>
+          <w:i/>
+          <w:sz w:val="20"/>
+          <w:szCs w:val="20"/>
+        </w:rPr>
+        <w:t>[</w:t>
+      </w:r>
+      <w:proofErr w:type="gramEnd"/>
+      <w:r>
+        <w:rPr>
+          <w:i/>
+          <w:sz w:val="20"/>
+          <w:szCs w:val="20"/>
+        </w:rPr>
+        <w:t>5]</w:t>
       </w:r>
     </w:p>
     <w:p>
@@ -1401,39 +1638,7 @@
         <w:jc w:val="both"/>
       </w:pPr>
       <w:r>
-        <w:t xml:space="preserve">Parametrul de bază evaluat este calitatea brută a semnalului, măsurată prin raportul Eb/N0 (energia pe bit raportat la densitatea spectrală de putere a zgomotului). Pentru a determina fiabilitatea comunicației, simularea extrage „marja de semnal" (Link Margin). Această marjă reprezintă diferența exactă dintre nivelul semnalului primit și semnalul minim necesar (pragul cerut) pentru decodarea corectă a datelor ADS-B. O marjă de semnal pozitivă pe parcursul </w:t>
-      </w:r>
-      <w:proofErr w:type="spellStart"/>
-      <w:r>
-        <w:t>simulării</w:t>
-      </w:r>
-      <w:proofErr w:type="spellEnd"/>
-      <w:r>
-        <w:t xml:space="preserve"> </w:t>
-      </w:r>
-      <w:proofErr w:type="spellStart"/>
-      <w:r>
-        <w:t>demonstrează</w:t>
-      </w:r>
-      <w:proofErr w:type="spellEnd"/>
-      <w:r>
-        <w:t xml:space="preserve"> </w:t>
-      </w:r>
-      <w:proofErr w:type="spellStart"/>
-      <w:r>
-        <w:t>robustețea</w:t>
-      </w:r>
-      <w:proofErr w:type="spellEnd"/>
-      <w:r>
-        <w:t xml:space="preserve"> </w:t>
-      </w:r>
-      <w:proofErr w:type="spellStart"/>
-      <w:r>
-        <w:t>rețelei</w:t>
-      </w:r>
-      <w:proofErr w:type="spellEnd"/>
-      <w:r>
-        <w:t>.</w:t>
+        <w:t>Parametrul de bază evaluat este calitatea brută a semnalului, măsurată prin raportul Eb/N0 (energia pe bit raportat la densitatea spectrală de putere a zgomotului). Pentru a determina fiabilitatea comunicației, simularea extrage „marja de semnal" (Link Margin). Această marjă reprezintă diferența exactă dintre nivelul semnalului primit și semnalul minim necesar (pragul cerut) pentru decodarea corectă a datelor ADS-B. O marjă de semnal pozitivă pe parcursul simulării demonstrează robustețea rețelei.</w:t>
       </w:r>
     </w:p>
     <w:p>
@@ -1451,6 +1656,18 @@
     <w:p>
       <w:pPr>
         <w:pStyle w:val="Heading1"/>
+        <w:jc w:val="left"/>
+      </w:pPr>
+    </w:p>
+    <w:p>
+      <w:pPr>
+        <w:pStyle w:val="Heading1"/>
+        <w:jc w:val="left"/>
+      </w:pPr>
+    </w:p>
+    <w:p>
+      <w:pPr>
+        <w:pStyle w:val="Heading1"/>
       </w:pPr>
       <w:r>
         <w:lastRenderedPageBreak/>
@@ -1542,7 +1759,7 @@
           <w:szCs w:val="24"/>
           <w:lang w:val="ro-RO"/>
         </w:rPr>
-        <w:t>La nivelul supravegherii terestre comerciale, studiul tehnicii a fost marcat de accesul la echipamente radio de tip SDR (Software Defined Radio). Cel mai cunoscut exemplu practic de implementare a standardului 1090ES este platforma Flightradar24. Aceasta operează o rețea globală de peste 30.000 de receptoare ADS-B independente, capabile să intercepteze și să centralizeze mesajele difuzate de transponderele aeronavelor. Transponderul de la bordul aeronavei determină poziția cu ajutorul receptorului GNSS propriu și o transmite omnidirecțional la 1090 MHz; receptoarele terestre ale rețelei Flightradar24 captează aceste emisii și le retransmit în timp real către serverele centrale prin intermediul internetului. Conform datelor publicate de Flightradar24, în 2024 peste 80% din zborurile comerciale monitorizate provin de la aeronave dotate cu transpondere ADS-B active, procent în continuă creștere odată cu extinderea mandatelor de echipare (FAA – 2020, EASA – 2020, CASA Australia – 2017). [1]</w:t>
+        <w:t>La nivelul supravegherii terestre comerciale, studiul tehnicii a fost marcat de accesul la echipamente radio de tip SDR (Software Defined Radio). Cel mai cunoscut exemplu practic de implementare a standardului 1090ES este platforma Flightradar24. Aceasta operează o rețea globală de peste 30.000 de receptoare ADS-B independente, capabile să intercepteze și să centralizeze mesajele difuzate de transponderele aeronavelor. Transponderul de la bordul aeronavei determină poziția cu ajutorul receptorului GNSS propriu și o transmite omnidirecțional la 1090 MHz; receptoarele terestre ale rețelei Flightradar24 captează aceste emisii și le retransmit în timp real către serverele centrale prin intermediul internetului. Conform datelor publicate de Flightradar24, în 2024 peste 80% din zborurile comerciale monitorizate provin de la aeronave dotate cu transpondere ADS-B active, procent în continuă creștere odată cu extinderea mandatelor de echipare (FAA – 2020, EASA – 2020, CASA Australia – 2017). [1] Antena tipică utilizată de rețeaua Flightradar24 este ilustrată în Figura 7.</w:t>
       </w:r>
     </w:p>
     <w:p>
@@ -1555,7 +1772,7 @@
           <w:noProof/>
         </w:rPr>
         <w:drawing>
-          <wp:inline distT="0" distB="0" distL="0" distR="0" wp14:anchorId="3C47FD58" wp14:editId="30CEF249">
+          <wp:inline distT="0" distB="0" distL="0" distR="0" wp14:anchorId="551C41D1" wp14:editId="3815CFBC">
             <wp:extent cx="3000000" cy="3000000"/>
             <wp:effectExtent l="0" t="0" r="0" b="0"/>
             <wp:docPr id="107" name="flightradar-antenna"/>
@@ -1903,15 +2120,6 @@
           <w:szCs w:val="24"/>
         </w:rPr>
       </w:pPr>
-      <w:r>
-        <w:rPr>
-          <w:b w:val="0"/>
-          <w:bCs w:val="0"/>
-          <w:sz w:val="24"/>
-          <w:szCs w:val="24"/>
-        </w:rPr>
-        <w:t xml:space="preserve">Filtrarea cinematică (Plausibility Checks): Algoritmii de pe serverele de procesare analizează comportamentul zborului raportat. Variațiile imposibile de viteză, altitudine sau accelerație (ex. un viraj cu forțe G care depășesc limitele fizice ale aeronavei) care adesea însoțesc atacurile de spoofing rudimentare, duc la </w:t>
-      </w:r>
       <w:proofErr w:type="spellStart"/>
       <w:r>
         <w:rPr>
@@ -1920,7 +2128,7 @@
           <w:sz w:val="24"/>
           <w:szCs w:val="24"/>
         </w:rPr>
-        <w:t>invalidarea</w:t>
+        <w:t>Filtrarea</w:t>
       </w:r>
       <w:proofErr w:type="spellEnd"/>
       <w:r>
@@ -1940,7 +2148,7 @@
           <w:sz w:val="24"/>
           <w:szCs w:val="24"/>
         </w:rPr>
-        <w:t>automată</w:t>
+        <w:t>cinematică</w:t>
       </w:r>
       <w:proofErr w:type="spellEnd"/>
       <w:r>
@@ -1950,7 +2158,7 @@
           <w:sz w:val="24"/>
           <w:szCs w:val="24"/>
         </w:rPr>
-        <w:t xml:space="preserve"> a track-</w:t>
+        <w:t xml:space="preserve"> (Plausibility Checks): Algoritmii de pe serverele de procesare analizează comportamentul zborului raportat. Variațiile imposibile de viteză, altitudine sau accelerație (ex. un viraj cu forțe G care depășesc limitele fizice ale aeronavei) care adesea însoțesc atacurile de spoofing rudimentare, duc la invalidarea automată a track-ului. Un exemplu de echipament utilizat pentru atacuri de tip spoofing </w:t>
       </w:r>
       <w:proofErr w:type="spellStart"/>
       <w:r>
@@ -1960,9 +2168,78 @@
           <w:sz w:val="24"/>
           <w:szCs w:val="24"/>
         </w:rPr>
-        <w:t>ului</w:t>
+        <w:t>este</w:t>
       </w:r>
       <w:proofErr w:type="spellEnd"/>
+      <w:r>
+        <w:rPr>
+          <w:b w:val="0"/>
+          <w:bCs w:val="0"/>
+          <w:sz w:val="24"/>
+          <w:szCs w:val="24"/>
+        </w:rPr>
+        <w:t xml:space="preserve"> </w:t>
+      </w:r>
+      <w:proofErr w:type="spellStart"/>
+      <w:r>
+        <w:rPr>
+          <w:b w:val="0"/>
+          <w:bCs w:val="0"/>
+          <w:sz w:val="24"/>
+          <w:szCs w:val="24"/>
+        </w:rPr>
+        <w:t>ilustrat</w:t>
+      </w:r>
+      <w:proofErr w:type="spellEnd"/>
+      <w:r>
+        <w:rPr>
+          <w:b w:val="0"/>
+          <w:bCs w:val="0"/>
+          <w:sz w:val="24"/>
+          <w:szCs w:val="24"/>
+        </w:rPr>
+        <w:t xml:space="preserve"> </w:t>
+      </w:r>
+      <w:proofErr w:type="spellStart"/>
+      <w:r>
+        <w:rPr>
+          <w:b w:val="0"/>
+          <w:bCs w:val="0"/>
+          <w:sz w:val="24"/>
+          <w:szCs w:val="24"/>
+        </w:rPr>
+        <w:t>în</w:t>
+      </w:r>
+      <w:proofErr w:type="spellEnd"/>
+      <w:r>
+        <w:rPr>
+          <w:b w:val="0"/>
+          <w:bCs w:val="0"/>
+          <w:sz w:val="24"/>
+          <w:szCs w:val="24"/>
+        </w:rPr>
+        <w:t xml:space="preserve"> </w:t>
+      </w:r>
+      <w:proofErr w:type="spellStart"/>
+      <w:r>
+        <w:rPr>
+          <w:b w:val="0"/>
+          <w:bCs w:val="0"/>
+          <w:sz w:val="24"/>
+          <w:szCs w:val="24"/>
+        </w:rPr>
+        <w:t>Figura</w:t>
+      </w:r>
+      <w:proofErr w:type="spellEnd"/>
+      <w:r>
+        <w:rPr>
+          <w:b w:val="0"/>
+          <w:bCs w:val="0"/>
+          <w:sz w:val="24"/>
+          <w:szCs w:val="24"/>
+        </w:rPr>
+        <w:t xml:space="preserve"> 8.</w:t>
+      </w:r>
     </w:p>
     <w:p>
       <w:pPr>
@@ -1974,7 +2251,7 @@
           <w:noProof/>
         </w:rPr>
         <w:drawing>
-          <wp:inline distT="0" distB="0" distL="0" distR="0" wp14:anchorId="0E31A1C8" wp14:editId="21181F2B">
+          <wp:inline distT="0" distB="0" distL="0" distR="0" wp14:anchorId="37CF2CD9" wp14:editId="21F85A99">
             <wp:extent cx="4000000" cy="4000000"/>
             <wp:effectExtent l="0" t="0" r="0" b="0"/>
             <wp:docPr id="108" name="gnss-spoofer"/>
@@ -2023,19 +2300,20 @@
           <w:sz w:val="20"/>
           <w:szCs w:val="20"/>
         </w:rPr>
-        <w:t>Fig. 8: Echipament SDR portabil capabil să sintetizeze semnale GNSS şi 1090ES false (GNSS Spoofer) [8]</w:t>
+        <w:t>Fig. 8: Echipament SDR portabil capabil să sintetizeze semnale GNSS şi 1090ES false (GNSS Spoofer) [8</w:t>
+      </w:r>
+      <w:r>
+        <w:br w:type="page"/>
       </w:r>
     </w:p>
     <w:p>
       <w:pPr>
         <w:pStyle w:val="Heading1"/>
       </w:pPr>
-      <w:proofErr w:type="spellStart"/>
       <w:r>
         <w:lastRenderedPageBreak/>
         <w:t>Bibliografie</w:t>
       </w:r>
-      <w:proofErr w:type="spellEnd"/>
     </w:p>
     <w:p>
       <w:r>
@@ -2259,7 +2537,7 @@
         <w:sz w:val="20"/>
       </w:rPr>
     </w:lvl>
-    <w:lvl w:ilvl="1" w:tentative="1">
+    <w:lvl w:ilvl="1">
       <w:start w:val="1"/>
       <w:numFmt w:val="bullet"/>
       <w:lvlText w:val="o"/>

--- a/Proiect_RC.docx
+++ b/Proiect_RC.docx
@@ -114,10 +114,12 @@
       <w:pPr>
         <w:pStyle w:val="Heading1"/>
       </w:pPr>
+      <w:bookmarkStart w:id="0" w:name="_Toc230476075"/>
       <w:r>
         <w:lastRenderedPageBreak/>
         <w:t>Cuprins</w:t>
       </w:r>
+      <w:bookmarkEnd w:id="0"/>
     </w:p>
     <w:p>
       <w:pPr>
@@ -126,14 +128,2021 @@
         </w:tabs>
         <w:spacing w:before="60" w:after="60"/>
       </w:pPr>
-      <w:r>
-        <w:t>1. Abstract</w:t>
-      </w:r>
-      <w:r>
-        <w:tab/>
-        <w:t>pag. 3</w:t>
-      </w:r>
-    </w:p>
+    </w:p>
+    <w:sdt>
+      <w:sdtPr>
+        <w:rPr>
+          <w:rFonts w:ascii="Times New Roman" w:eastAsia="Times New Roman" w:hAnsi="Times New Roman" w:cs="Times New Roman"/>
+          <w:b w:val="0"/>
+          <w:bCs w:val="0"/>
+          <w:color w:val="auto"/>
+          <w:sz w:val="24"/>
+          <w:szCs w:val="24"/>
+          <w:lang w:val="en-RO" w:eastAsia="en-GB"/>
+        </w:rPr>
+        <w:id w:val="-988086134"/>
+        <w:docPartObj>
+          <w:docPartGallery w:val="Table of Contents"/>
+          <w:docPartUnique/>
+        </w:docPartObj>
+      </w:sdtPr>
+      <w:sdtEndPr>
+        <w:rPr>
+          <w:noProof/>
+        </w:rPr>
+      </w:sdtEndPr>
+      <w:sdtContent>
+        <w:p>
+          <w:pPr>
+            <w:pStyle w:val="TOCHeading"/>
+          </w:pPr>
+          <w:r>
+            <w:t>Table of Contents</w:t>
+          </w:r>
+        </w:p>
+        <w:p>
+          <w:pPr>
+            <w:pStyle w:val="TOC1"/>
+            <w:tabs>
+              <w:tab w:val="right" w:leader="dot" w:pos="9402"/>
+            </w:tabs>
+            <w:rPr>
+              <w:rFonts w:eastAsiaTheme="minorEastAsia" w:cstheme="minorBidi"/>
+              <w:b w:val="0"/>
+              <w:bCs w:val="0"/>
+              <w:i w:val="0"/>
+              <w:iCs w:val="0"/>
+              <w:noProof/>
+              <w:kern w:val="2"/>
+              <w14:ligatures w14:val="standardContextual"/>
+            </w:rPr>
+          </w:pPr>
+          <w:r>
+            <w:rPr>
+              <w:b w:val="0"/>
+              <w:bCs w:val="0"/>
+            </w:rPr>
+            <w:fldChar w:fldCharType="begin"/>
+          </w:r>
+          <w:r>
+            <w:instrText xml:space="preserve"> TOC \o "1-3" \h \z \u </w:instrText>
+          </w:r>
+          <w:r>
+            <w:rPr>
+              <w:b w:val="0"/>
+              <w:bCs w:val="0"/>
+            </w:rPr>
+            <w:fldChar w:fldCharType="separate"/>
+          </w:r>
+          <w:hyperlink w:anchor="_Toc230476075" w:history="1">
+            <w:r>
+              <w:rPr>
+                <w:rStyle w:val="Hyperlink"/>
+                <w:noProof/>
+              </w:rPr>
+              <w:t>Cuprins</w:t>
+            </w:r>
+            <w:r>
+              <w:rPr>
+                <w:noProof/>
+                <w:webHidden/>
+              </w:rPr>
+              <w:tab/>
+            </w:r>
+            <w:r>
+              <w:rPr>
+                <w:noProof/>
+                <w:webHidden/>
+              </w:rPr>
+              <w:fldChar w:fldCharType="begin"/>
+            </w:r>
+            <w:r>
+              <w:rPr>
+                <w:noProof/>
+                <w:webHidden/>
+              </w:rPr>
+              <w:instrText xml:space="preserve"> PAGEREF _Toc230476075 \h </w:instrText>
+            </w:r>
+            <w:r>
+              <w:rPr>
+                <w:noProof/>
+                <w:webHidden/>
+              </w:rPr>
+            </w:r>
+            <w:r>
+              <w:rPr>
+                <w:noProof/>
+                <w:webHidden/>
+              </w:rPr>
+              <w:fldChar w:fldCharType="separate"/>
+            </w:r>
+            <w:r>
+              <w:rPr>
+                <w:noProof/>
+                <w:webHidden/>
+              </w:rPr>
+              <w:t>2</w:t>
+            </w:r>
+            <w:r>
+              <w:rPr>
+                <w:noProof/>
+                <w:webHidden/>
+              </w:rPr>
+              <w:fldChar w:fldCharType="end"/>
+            </w:r>
+          </w:hyperlink>
+        </w:p>
+        <w:p>
+          <w:pPr>
+            <w:pStyle w:val="TOC1"/>
+            <w:tabs>
+              <w:tab w:val="right" w:leader="dot" w:pos="9402"/>
+            </w:tabs>
+            <w:rPr>
+              <w:rFonts w:eastAsiaTheme="minorEastAsia" w:cstheme="minorBidi"/>
+              <w:b w:val="0"/>
+              <w:bCs w:val="0"/>
+              <w:i w:val="0"/>
+              <w:iCs w:val="0"/>
+              <w:noProof/>
+              <w:kern w:val="2"/>
+              <w14:ligatures w14:val="standardContextual"/>
+            </w:rPr>
+          </w:pPr>
+          <w:hyperlink w:anchor="_Toc230476076" w:history="1">
+            <w:r>
+              <w:rPr>
+                <w:rStyle w:val="Hyperlink"/>
+                <w:noProof/>
+              </w:rPr>
+              <w:t>1. Abstract</w:t>
+            </w:r>
+            <w:r>
+              <w:rPr>
+                <w:noProof/>
+                <w:webHidden/>
+              </w:rPr>
+              <w:tab/>
+            </w:r>
+            <w:r>
+              <w:rPr>
+                <w:noProof/>
+                <w:webHidden/>
+              </w:rPr>
+              <w:fldChar w:fldCharType="begin"/>
+            </w:r>
+            <w:r>
+              <w:rPr>
+                <w:noProof/>
+                <w:webHidden/>
+              </w:rPr>
+              <w:instrText xml:space="preserve"> PAGEREF _Toc230476076 \h </w:instrText>
+            </w:r>
+            <w:r>
+              <w:rPr>
+                <w:noProof/>
+                <w:webHidden/>
+              </w:rPr>
+            </w:r>
+            <w:r>
+              <w:rPr>
+                <w:noProof/>
+                <w:webHidden/>
+              </w:rPr>
+              <w:fldChar w:fldCharType="separate"/>
+            </w:r>
+            <w:r>
+              <w:rPr>
+                <w:noProof/>
+                <w:webHidden/>
+              </w:rPr>
+              <w:t>3</w:t>
+            </w:r>
+            <w:r>
+              <w:rPr>
+                <w:noProof/>
+                <w:webHidden/>
+              </w:rPr>
+              <w:fldChar w:fldCharType="end"/>
+            </w:r>
+          </w:hyperlink>
+        </w:p>
+        <w:p>
+          <w:pPr>
+            <w:pStyle w:val="TOC1"/>
+            <w:tabs>
+              <w:tab w:val="right" w:leader="dot" w:pos="9402"/>
+            </w:tabs>
+            <w:rPr>
+              <w:rFonts w:eastAsiaTheme="minorEastAsia" w:cstheme="minorBidi"/>
+              <w:b w:val="0"/>
+              <w:bCs w:val="0"/>
+              <w:i w:val="0"/>
+              <w:iCs w:val="0"/>
+              <w:noProof/>
+              <w:kern w:val="2"/>
+              <w14:ligatures w14:val="standardContextual"/>
+            </w:rPr>
+          </w:pPr>
+          <w:hyperlink w:anchor="_Toc230476077" w:history="1">
+            <w:r>
+              <w:rPr>
+                <w:rStyle w:val="Hyperlink"/>
+                <w:noProof/>
+              </w:rPr>
+              <w:t>2. Fundamentare Teoretică</w:t>
+            </w:r>
+            <w:r>
+              <w:rPr>
+                <w:noProof/>
+                <w:webHidden/>
+              </w:rPr>
+              <w:tab/>
+            </w:r>
+            <w:r>
+              <w:rPr>
+                <w:noProof/>
+                <w:webHidden/>
+              </w:rPr>
+              <w:fldChar w:fldCharType="begin"/>
+            </w:r>
+            <w:r>
+              <w:rPr>
+                <w:noProof/>
+                <w:webHidden/>
+              </w:rPr>
+              <w:instrText xml:space="preserve"> PAGEREF _Toc230476077 \h </w:instrText>
+            </w:r>
+            <w:r>
+              <w:rPr>
+                <w:noProof/>
+                <w:webHidden/>
+              </w:rPr>
+            </w:r>
+            <w:r>
+              <w:rPr>
+                <w:noProof/>
+                <w:webHidden/>
+              </w:rPr>
+              <w:fldChar w:fldCharType="separate"/>
+            </w:r>
+            <w:r>
+              <w:rPr>
+                <w:noProof/>
+                <w:webHidden/>
+              </w:rPr>
+              <w:t>4</w:t>
+            </w:r>
+            <w:r>
+              <w:rPr>
+                <w:noProof/>
+                <w:webHidden/>
+              </w:rPr>
+              <w:fldChar w:fldCharType="end"/>
+            </w:r>
+          </w:hyperlink>
+        </w:p>
+        <w:p>
+          <w:pPr>
+            <w:pStyle w:val="TOC2"/>
+            <w:tabs>
+              <w:tab w:val="right" w:leader="dot" w:pos="9402"/>
+            </w:tabs>
+            <w:rPr>
+              <w:rFonts w:eastAsiaTheme="minorEastAsia" w:cstheme="minorBidi"/>
+              <w:b w:val="0"/>
+              <w:bCs w:val="0"/>
+              <w:noProof/>
+              <w:kern w:val="2"/>
+              <w:sz w:val="24"/>
+              <w:szCs w:val="24"/>
+              <w14:ligatures w14:val="standardContextual"/>
+            </w:rPr>
+          </w:pPr>
+          <w:hyperlink w:anchor="_Toc230476078" w:history="1">
+            <w:r>
+              <w:rPr>
+                <w:rStyle w:val="Hyperlink"/>
+                <w:noProof/>
+              </w:rPr>
+              <w:t>2.1 Conceptul ADS-B (Automatic Dependent Surveillance-Broadcast)</w:t>
+            </w:r>
+            <w:r>
+              <w:rPr>
+                <w:noProof/>
+                <w:webHidden/>
+              </w:rPr>
+              <w:tab/>
+            </w:r>
+            <w:r>
+              <w:rPr>
+                <w:noProof/>
+                <w:webHidden/>
+              </w:rPr>
+              <w:fldChar w:fldCharType="begin"/>
+            </w:r>
+            <w:r>
+              <w:rPr>
+                <w:noProof/>
+                <w:webHidden/>
+              </w:rPr>
+              <w:instrText xml:space="preserve"> PAGEREF _Toc230476078 \h </w:instrText>
+            </w:r>
+            <w:r>
+              <w:rPr>
+                <w:noProof/>
+                <w:webHidden/>
+              </w:rPr>
+            </w:r>
+            <w:r>
+              <w:rPr>
+                <w:noProof/>
+                <w:webHidden/>
+              </w:rPr>
+              <w:fldChar w:fldCharType="separate"/>
+            </w:r>
+            <w:r>
+              <w:rPr>
+                <w:noProof/>
+                <w:webHidden/>
+              </w:rPr>
+              <w:t>4</w:t>
+            </w:r>
+            <w:r>
+              <w:rPr>
+                <w:noProof/>
+                <w:webHidden/>
+              </w:rPr>
+              <w:fldChar w:fldCharType="end"/>
+            </w:r>
+          </w:hyperlink>
+        </w:p>
+        <w:p>
+          <w:pPr>
+            <w:pStyle w:val="TOC2"/>
+            <w:tabs>
+              <w:tab w:val="right" w:leader="dot" w:pos="9402"/>
+            </w:tabs>
+            <w:rPr>
+              <w:rFonts w:eastAsiaTheme="minorEastAsia" w:cstheme="minorBidi"/>
+              <w:b w:val="0"/>
+              <w:bCs w:val="0"/>
+              <w:noProof/>
+              <w:kern w:val="2"/>
+              <w:sz w:val="24"/>
+              <w:szCs w:val="24"/>
+              <w14:ligatures w14:val="standardContextual"/>
+            </w:rPr>
+          </w:pPr>
+          <w:hyperlink w:anchor="_Toc230476079" w:history="1">
+            <w:r>
+              <w:rPr>
+                <w:rStyle w:val="Hyperlink"/>
+                <w:noProof/>
+              </w:rPr>
+              <w:t>2.2 Caracteristicile Semnalului ADS-B Out</w:t>
+            </w:r>
+            <w:r>
+              <w:rPr>
+                <w:noProof/>
+                <w:webHidden/>
+              </w:rPr>
+              <w:tab/>
+            </w:r>
+            <w:r>
+              <w:rPr>
+                <w:noProof/>
+                <w:webHidden/>
+              </w:rPr>
+              <w:fldChar w:fldCharType="begin"/>
+            </w:r>
+            <w:r>
+              <w:rPr>
+                <w:noProof/>
+                <w:webHidden/>
+              </w:rPr>
+              <w:instrText xml:space="preserve"> PAGEREF _Toc230476079 \h </w:instrText>
+            </w:r>
+            <w:r>
+              <w:rPr>
+                <w:noProof/>
+                <w:webHidden/>
+              </w:rPr>
+            </w:r>
+            <w:r>
+              <w:rPr>
+                <w:noProof/>
+                <w:webHidden/>
+              </w:rPr>
+              <w:fldChar w:fldCharType="separate"/>
+            </w:r>
+            <w:r>
+              <w:rPr>
+                <w:noProof/>
+                <w:webHidden/>
+              </w:rPr>
+              <w:t>4</w:t>
+            </w:r>
+            <w:r>
+              <w:rPr>
+                <w:noProof/>
+                <w:webHidden/>
+              </w:rPr>
+              <w:fldChar w:fldCharType="end"/>
+            </w:r>
+          </w:hyperlink>
+        </w:p>
+        <w:p>
+          <w:pPr>
+            <w:pStyle w:val="TOC3"/>
+            <w:tabs>
+              <w:tab w:val="right" w:leader="dot" w:pos="9402"/>
+            </w:tabs>
+            <w:rPr>
+              <w:rFonts w:eastAsiaTheme="minorEastAsia" w:cstheme="minorBidi"/>
+              <w:noProof/>
+              <w:kern w:val="2"/>
+              <w:sz w:val="24"/>
+              <w:szCs w:val="24"/>
+              <w14:ligatures w14:val="standardContextual"/>
+            </w:rPr>
+          </w:pPr>
+          <w:hyperlink w:anchor="_Toc230476080" w:history="1">
+            <w:r>
+              <w:rPr>
+                <w:rStyle w:val="Hyperlink"/>
+                <w:noProof/>
+              </w:rPr>
+              <w:t>2.2.1 Specificații Tehnice ale Stratului Fizic (PHY)</w:t>
+            </w:r>
+            <w:r>
+              <w:rPr>
+                <w:noProof/>
+                <w:webHidden/>
+              </w:rPr>
+              <w:tab/>
+            </w:r>
+            <w:r>
+              <w:rPr>
+                <w:noProof/>
+                <w:webHidden/>
+              </w:rPr>
+              <w:fldChar w:fldCharType="begin"/>
+            </w:r>
+            <w:r>
+              <w:rPr>
+                <w:noProof/>
+                <w:webHidden/>
+              </w:rPr>
+              <w:instrText xml:space="preserve"> PAGEREF _Toc230476080 \h </w:instrText>
+            </w:r>
+            <w:r>
+              <w:rPr>
+                <w:noProof/>
+                <w:webHidden/>
+              </w:rPr>
+            </w:r>
+            <w:r>
+              <w:rPr>
+                <w:noProof/>
+                <w:webHidden/>
+              </w:rPr>
+              <w:fldChar w:fldCharType="separate"/>
+            </w:r>
+            <w:r>
+              <w:rPr>
+                <w:noProof/>
+                <w:webHidden/>
+              </w:rPr>
+              <w:t>4</w:t>
+            </w:r>
+            <w:r>
+              <w:rPr>
+                <w:noProof/>
+                <w:webHidden/>
+              </w:rPr>
+              <w:fldChar w:fldCharType="end"/>
+            </w:r>
+          </w:hyperlink>
+        </w:p>
+        <w:p>
+          <w:pPr>
+            <w:pStyle w:val="TOC3"/>
+            <w:tabs>
+              <w:tab w:val="right" w:leader="dot" w:pos="9402"/>
+            </w:tabs>
+            <w:rPr>
+              <w:rFonts w:eastAsiaTheme="minorEastAsia" w:cstheme="minorBidi"/>
+              <w:noProof/>
+              <w:kern w:val="2"/>
+              <w:sz w:val="24"/>
+              <w:szCs w:val="24"/>
+              <w14:ligatures w14:val="standardContextual"/>
+            </w:rPr>
+          </w:pPr>
+          <w:hyperlink w:anchor="_Toc230476081" w:history="1">
+            <w:r>
+              <w:rPr>
+                <w:rStyle w:val="Hyperlink"/>
+                <w:noProof/>
+              </w:rPr>
+              <w:t>2.2.2 Structura Mesajului Extended Squitter</w:t>
+            </w:r>
+            <w:r>
+              <w:rPr>
+                <w:noProof/>
+                <w:webHidden/>
+              </w:rPr>
+              <w:tab/>
+            </w:r>
+            <w:r>
+              <w:rPr>
+                <w:noProof/>
+                <w:webHidden/>
+              </w:rPr>
+              <w:fldChar w:fldCharType="begin"/>
+            </w:r>
+            <w:r>
+              <w:rPr>
+                <w:noProof/>
+                <w:webHidden/>
+              </w:rPr>
+              <w:instrText xml:space="preserve"> PAGEREF _Toc230476081 \h </w:instrText>
+            </w:r>
+            <w:r>
+              <w:rPr>
+                <w:noProof/>
+                <w:webHidden/>
+              </w:rPr>
+            </w:r>
+            <w:r>
+              <w:rPr>
+                <w:noProof/>
+                <w:webHidden/>
+              </w:rPr>
+              <w:fldChar w:fldCharType="separate"/>
+            </w:r>
+            <w:r>
+              <w:rPr>
+                <w:noProof/>
+                <w:webHidden/>
+              </w:rPr>
+              <w:t>5</w:t>
+            </w:r>
+            <w:r>
+              <w:rPr>
+                <w:noProof/>
+                <w:webHidden/>
+              </w:rPr>
+              <w:fldChar w:fldCharType="end"/>
+            </w:r>
+          </w:hyperlink>
+        </w:p>
+        <w:p>
+          <w:pPr>
+            <w:pStyle w:val="TOC3"/>
+            <w:tabs>
+              <w:tab w:val="right" w:leader="dot" w:pos="9402"/>
+            </w:tabs>
+            <w:rPr>
+              <w:rFonts w:eastAsiaTheme="minorEastAsia" w:cstheme="minorBidi"/>
+              <w:noProof/>
+              <w:kern w:val="2"/>
+              <w:sz w:val="24"/>
+              <w:szCs w:val="24"/>
+              <w14:ligatures w14:val="standardContextual"/>
+            </w:rPr>
+          </w:pPr>
+          <w:hyperlink w:anchor="_Toc230476082" w:history="1">
+            <w:r>
+              <w:rPr>
+                <w:rStyle w:val="Hyperlink"/>
+                <w:noProof/>
+              </w:rPr>
+              <w:t>2.2.3 Structura Mesajului Extended Squitter</w:t>
+            </w:r>
+            <w:r>
+              <w:rPr>
+                <w:noProof/>
+                <w:webHidden/>
+              </w:rPr>
+              <w:tab/>
+            </w:r>
+            <w:r>
+              <w:rPr>
+                <w:noProof/>
+                <w:webHidden/>
+              </w:rPr>
+              <w:fldChar w:fldCharType="begin"/>
+            </w:r>
+            <w:r>
+              <w:rPr>
+                <w:noProof/>
+                <w:webHidden/>
+              </w:rPr>
+              <w:instrText xml:space="preserve"> PAGEREF _Toc230476082 \h </w:instrText>
+            </w:r>
+            <w:r>
+              <w:rPr>
+                <w:noProof/>
+                <w:webHidden/>
+              </w:rPr>
+            </w:r>
+            <w:r>
+              <w:rPr>
+                <w:noProof/>
+                <w:webHidden/>
+              </w:rPr>
+              <w:fldChar w:fldCharType="separate"/>
+            </w:r>
+            <w:r>
+              <w:rPr>
+                <w:noProof/>
+                <w:webHidden/>
+              </w:rPr>
+              <w:t>6</w:t>
+            </w:r>
+            <w:r>
+              <w:rPr>
+                <w:noProof/>
+                <w:webHidden/>
+              </w:rPr>
+              <w:fldChar w:fldCharType="end"/>
+            </w:r>
+          </w:hyperlink>
+        </w:p>
+        <w:p>
+          <w:pPr>
+            <w:pStyle w:val="TOC2"/>
+            <w:tabs>
+              <w:tab w:val="right" w:leader="dot" w:pos="9402"/>
+            </w:tabs>
+            <w:rPr>
+              <w:rFonts w:eastAsiaTheme="minorEastAsia" w:cstheme="minorBidi"/>
+              <w:b w:val="0"/>
+              <w:bCs w:val="0"/>
+              <w:noProof/>
+              <w:kern w:val="2"/>
+              <w:sz w:val="24"/>
+              <w:szCs w:val="24"/>
+              <w14:ligatures w14:val="standardContextual"/>
+            </w:rPr>
+          </w:pPr>
+          <w:hyperlink w:anchor="_Toc230476083" w:history="1">
+            <w:r>
+              <w:rPr>
+                <w:rStyle w:val="Hyperlink"/>
+                <w:noProof/>
+              </w:rPr>
+              <w:t>2.3 Arhitectura Sistemelor Radiante în Simularea ADS-B</w:t>
+            </w:r>
+            <w:r>
+              <w:rPr>
+                <w:noProof/>
+                <w:webHidden/>
+              </w:rPr>
+              <w:tab/>
+            </w:r>
+            <w:r>
+              <w:rPr>
+                <w:noProof/>
+                <w:webHidden/>
+              </w:rPr>
+              <w:fldChar w:fldCharType="begin"/>
+            </w:r>
+            <w:r>
+              <w:rPr>
+                <w:noProof/>
+                <w:webHidden/>
+              </w:rPr>
+              <w:instrText xml:space="preserve"> PAGEREF _Toc230476083 \h </w:instrText>
+            </w:r>
+            <w:r>
+              <w:rPr>
+                <w:noProof/>
+                <w:webHidden/>
+              </w:rPr>
+            </w:r>
+            <w:r>
+              <w:rPr>
+                <w:noProof/>
+                <w:webHidden/>
+              </w:rPr>
+              <w:fldChar w:fldCharType="separate"/>
+            </w:r>
+            <w:r>
+              <w:rPr>
+                <w:noProof/>
+                <w:webHidden/>
+              </w:rPr>
+              <w:t>6</w:t>
+            </w:r>
+            <w:r>
+              <w:rPr>
+                <w:noProof/>
+                <w:webHidden/>
+              </w:rPr>
+              <w:fldChar w:fldCharType="end"/>
+            </w:r>
+          </w:hyperlink>
+        </w:p>
+        <w:p>
+          <w:pPr>
+            <w:pStyle w:val="TOC3"/>
+            <w:tabs>
+              <w:tab w:val="right" w:leader="dot" w:pos="9402"/>
+            </w:tabs>
+            <w:rPr>
+              <w:rFonts w:eastAsiaTheme="minorEastAsia" w:cstheme="minorBidi"/>
+              <w:noProof/>
+              <w:kern w:val="2"/>
+              <w:sz w:val="24"/>
+              <w:szCs w:val="24"/>
+              <w14:ligatures w14:val="standardContextual"/>
+            </w:rPr>
+          </w:pPr>
+          <w:hyperlink w:anchor="_Toc230476084" w:history="1">
+            <w:r>
+              <w:rPr>
+                <w:rStyle w:val="Hyperlink"/>
+                <w:noProof/>
+              </w:rPr>
+              <w:t>2.3.5 Modelarea Matematică a Segmentului Spațial</w:t>
+            </w:r>
+            <w:r>
+              <w:rPr>
+                <w:noProof/>
+                <w:webHidden/>
+              </w:rPr>
+              <w:tab/>
+            </w:r>
+            <w:r>
+              <w:rPr>
+                <w:noProof/>
+                <w:webHidden/>
+              </w:rPr>
+              <w:fldChar w:fldCharType="begin"/>
+            </w:r>
+            <w:r>
+              <w:rPr>
+                <w:noProof/>
+                <w:webHidden/>
+              </w:rPr>
+              <w:instrText xml:space="preserve"> PAGEREF _Toc230476084 \h </w:instrText>
+            </w:r>
+            <w:r>
+              <w:rPr>
+                <w:noProof/>
+                <w:webHidden/>
+              </w:rPr>
+            </w:r>
+            <w:r>
+              <w:rPr>
+                <w:noProof/>
+                <w:webHidden/>
+              </w:rPr>
+              <w:fldChar w:fldCharType="separate"/>
+            </w:r>
+            <w:r>
+              <w:rPr>
+                <w:noProof/>
+                <w:webHidden/>
+              </w:rPr>
+              <w:t>8</w:t>
+            </w:r>
+            <w:r>
+              <w:rPr>
+                <w:noProof/>
+                <w:webHidden/>
+              </w:rPr>
+              <w:fldChar w:fldCharType="end"/>
+            </w:r>
+          </w:hyperlink>
+        </w:p>
+        <w:p>
+          <w:pPr>
+            <w:pStyle w:val="TOC2"/>
+            <w:tabs>
+              <w:tab w:val="right" w:leader="dot" w:pos="9402"/>
+            </w:tabs>
+            <w:rPr>
+              <w:rFonts w:eastAsiaTheme="minorEastAsia" w:cstheme="minorBidi"/>
+              <w:b w:val="0"/>
+              <w:bCs w:val="0"/>
+              <w:noProof/>
+              <w:kern w:val="2"/>
+              <w:sz w:val="24"/>
+              <w:szCs w:val="24"/>
+              <w14:ligatures w14:val="standardContextual"/>
+            </w:rPr>
+          </w:pPr>
+          <w:hyperlink w:anchor="_Toc230476085" w:history="1">
+            <w:r>
+              <w:rPr>
+                <w:rStyle w:val="Hyperlink"/>
+                <w:noProof/>
+              </w:rPr>
+              <w:t>2.4 Analiza Calității Legăturii de Date (Link Margin)</w:t>
+            </w:r>
+            <w:r>
+              <w:rPr>
+                <w:noProof/>
+                <w:webHidden/>
+              </w:rPr>
+              <w:tab/>
+            </w:r>
+            <w:r>
+              <w:rPr>
+                <w:noProof/>
+                <w:webHidden/>
+              </w:rPr>
+              <w:fldChar w:fldCharType="begin"/>
+            </w:r>
+            <w:r>
+              <w:rPr>
+                <w:noProof/>
+                <w:webHidden/>
+              </w:rPr>
+              <w:instrText xml:space="preserve"> PAGEREF _Toc230476085 \h </w:instrText>
+            </w:r>
+            <w:r>
+              <w:rPr>
+                <w:noProof/>
+                <w:webHidden/>
+              </w:rPr>
+            </w:r>
+            <w:r>
+              <w:rPr>
+                <w:noProof/>
+                <w:webHidden/>
+              </w:rPr>
+              <w:fldChar w:fldCharType="separate"/>
+            </w:r>
+            <w:r>
+              <w:rPr>
+                <w:noProof/>
+                <w:webHidden/>
+              </w:rPr>
+              <w:t>10</w:t>
+            </w:r>
+            <w:r>
+              <w:rPr>
+                <w:noProof/>
+                <w:webHidden/>
+              </w:rPr>
+              <w:fldChar w:fldCharType="end"/>
+            </w:r>
+          </w:hyperlink>
+        </w:p>
+        <w:p>
+          <w:pPr>
+            <w:pStyle w:val="TOC1"/>
+            <w:tabs>
+              <w:tab w:val="right" w:leader="dot" w:pos="9402"/>
+            </w:tabs>
+            <w:rPr>
+              <w:rFonts w:eastAsiaTheme="minorEastAsia" w:cstheme="minorBidi"/>
+              <w:b w:val="0"/>
+              <w:bCs w:val="0"/>
+              <w:i w:val="0"/>
+              <w:iCs w:val="0"/>
+              <w:noProof/>
+              <w:kern w:val="2"/>
+              <w14:ligatures w14:val="standardContextual"/>
+            </w:rPr>
+          </w:pPr>
+          <w:hyperlink w:anchor="_Toc230476086" w:history="1">
+            <w:r>
+              <w:rPr>
+                <w:rStyle w:val="Hyperlink"/>
+                <w:noProof/>
+              </w:rPr>
+              <w:t>3. Stadiu actual</w:t>
+            </w:r>
+            <w:r>
+              <w:rPr>
+                <w:noProof/>
+                <w:webHidden/>
+              </w:rPr>
+              <w:tab/>
+            </w:r>
+            <w:r>
+              <w:rPr>
+                <w:noProof/>
+                <w:webHidden/>
+              </w:rPr>
+              <w:fldChar w:fldCharType="begin"/>
+            </w:r>
+            <w:r>
+              <w:rPr>
+                <w:noProof/>
+                <w:webHidden/>
+              </w:rPr>
+              <w:instrText xml:space="preserve"> PAGEREF _Toc230476086 \h </w:instrText>
+            </w:r>
+            <w:r>
+              <w:rPr>
+                <w:noProof/>
+                <w:webHidden/>
+              </w:rPr>
+            </w:r>
+            <w:r>
+              <w:rPr>
+                <w:noProof/>
+                <w:webHidden/>
+              </w:rPr>
+              <w:fldChar w:fldCharType="separate"/>
+            </w:r>
+            <w:r>
+              <w:rPr>
+                <w:noProof/>
+                <w:webHidden/>
+              </w:rPr>
+              <w:t>11</w:t>
+            </w:r>
+            <w:r>
+              <w:rPr>
+                <w:noProof/>
+                <w:webHidden/>
+              </w:rPr>
+              <w:fldChar w:fldCharType="end"/>
+            </w:r>
+          </w:hyperlink>
+        </w:p>
+        <w:p>
+          <w:pPr>
+            <w:pStyle w:val="TOC2"/>
+            <w:tabs>
+              <w:tab w:val="right" w:leader="dot" w:pos="9402"/>
+            </w:tabs>
+            <w:rPr>
+              <w:rFonts w:eastAsiaTheme="minorEastAsia" w:cstheme="minorBidi"/>
+              <w:b w:val="0"/>
+              <w:bCs w:val="0"/>
+              <w:noProof/>
+              <w:kern w:val="2"/>
+              <w:sz w:val="24"/>
+              <w:szCs w:val="24"/>
+              <w14:ligatures w14:val="standardContextual"/>
+            </w:rPr>
+          </w:pPr>
+          <w:hyperlink w:anchor="_Toc230476087" w:history="1">
+            <w:r>
+              <w:rPr>
+                <w:rStyle w:val="Hyperlink"/>
+                <w:noProof/>
+                <w:lang w:val="ro-RO"/>
+              </w:rPr>
+              <w:t>3.1 Rețele de monitorizare terestră</w:t>
+            </w:r>
+            <w:r>
+              <w:rPr>
+                <w:rStyle w:val="Hyperlink"/>
+                <w:noProof/>
+              </w:rPr>
+              <w:t xml:space="preserve">: </w:t>
+            </w:r>
+            <w:r>
+              <w:rPr>
+                <w:rStyle w:val="Hyperlink"/>
+                <w:noProof/>
+                <w:lang w:val="ro-RO"/>
+              </w:rPr>
+              <w:t>Flightradar24</w:t>
+            </w:r>
+            <w:r>
+              <w:rPr>
+                <w:noProof/>
+                <w:webHidden/>
+              </w:rPr>
+              <w:tab/>
+            </w:r>
+            <w:r>
+              <w:rPr>
+                <w:noProof/>
+                <w:webHidden/>
+              </w:rPr>
+              <w:fldChar w:fldCharType="begin"/>
+            </w:r>
+            <w:r>
+              <w:rPr>
+                <w:noProof/>
+                <w:webHidden/>
+              </w:rPr>
+              <w:instrText xml:space="preserve"> PAGEREF _Toc230476087 \h </w:instrText>
+            </w:r>
+            <w:r>
+              <w:rPr>
+                <w:noProof/>
+                <w:webHidden/>
+              </w:rPr>
+            </w:r>
+            <w:r>
+              <w:rPr>
+                <w:noProof/>
+                <w:webHidden/>
+              </w:rPr>
+              <w:fldChar w:fldCharType="separate"/>
+            </w:r>
+            <w:r>
+              <w:rPr>
+                <w:noProof/>
+                <w:webHidden/>
+              </w:rPr>
+              <w:t>11</w:t>
+            </w:r>
+            <w:r>
+              <w:rPr>
+                <w:noProof/>
+                <w:webHidden/>
+              </w:rPr>
+              <w:fldChar w:fldCharType="end"/>
+            </w:r>
+          </w:hyperlink>
+        </w:p>
+        <w:p>
+          <w:pPr>
+            <w:pStyle w:val="TOC2"/>
+            <w:tabs>
+              <w:tab w:val="right" w:leader="dot" w:pos="9402"/>
+            </w:tabs>
+            <w:rPr>
+              <w:rFonts w:eastAsiaTheme="minorEastAsia" w:cstheme="minorBidi"/>
+              <w:b w:val="0"/>
+              <w:bCs w:val="0"/>
+              <w:noProof/>
+              <w:kern w:val="2"/>
+              <w:sz w:val="24"/>
+              <w:szCs w:val="24"/>
+              <w14:ligatures w14:val="standardContextual"/>
+            </w:rPr>
+          </w:pPr>
+          <w:hyperlink w:anchor="_Toc230476088" w:history="1">
+            <w:r>
+              <w:rPr>
+                <w:rStyle w:val="Hyperlink"/>
+                <w:noProof/>
+              </w:rPr>
+              <w:t>3.2 Supravegherea spațială globală (Space-Based ADS-B): Sistemul Aireon</w:t>
+            </w:r>
+            <w:r>
+              <w:rPr>
+                <w:noProof/>
+                <w:webHidden/>
+              </w:rPr>
+              <w:tab/>
+            </w:r>
+            <w:r>
+              <w:rPr>
+                <w:noProof/>
+                <w:webHidden/>
+              </w:rPr>
+              <w:fldChar w:fldCharType="begin"/>
+            </w:r>
+            <w:r>
+              <w:rPr>
+                <w:noProof/>
+                <w:webHidden/>
+              </w:rPr>
+              <w:instrText xml:space="preserve"> PAGEREF _Toc230476088 \h </w:instrText>
+            </w:r>
+            <w:r>
+              <w:rPr>
+                <w:noProof/>
+                <w:webHidden/>
+              </w:rPr>
+            </w:r>
+            <w:r>
+              <w:rPr>
+                <w:noProof/>
+                <w:webHidden/>
+              </w:rPr>
+              <w:fldChar w:fldCharType="separate"/>
+            </w:r>
+            <w:r>
+              <w:rPr>
+                <w:noProof/>
+                <w:webHidden/>
+              </w:rPr>
+              <w:t>11</w:t>
+            </w:r>
+            <w:r>
+              <w:rPr>
+                <w:noProof/>
+                <w:webHidden/>
+              </w:rPr>
+              <w:fldChar w:fldCharType="end"/>
+            </w:r>
+          </w:hyperlink>
+        </w:p>
+        <w:p>
+          <w:pPr>
+            <w:pStyle w:val="TOC2"/>
+            <w:tabs>
+              <w:tab w:val="right" w:leader="dot" w:pos="9402"/>
+            </w:tabs>
+            <w:rPr>
+              <w:rFonts w:eastAsiaTheme="minorEastAsia" w:cstheme="minorBidi"/>
+              <w:b w:val="0"/>
+              <w:bCs w:val="0"/>
+              <w:noProof/>
+              <w:kern w:val="2"/>
+              <w:sz w:val="24"/>
+              <w:szCs w:val="24"/>
+              <w14:ligatures w14:val="standardContextual"/>
+            </w:rPr>
+          </w:pPr>
+          <w:hyperlink w:anchor="_Toc230476089" w:history="1">
+            <w:r>
+              <w:rPr>
+                <w:rStyle w:val="Hyperlink"/>
+                <w:noProof/>
+              </w:rPr>
+              <w:t>3.3 Inovații actuale: Detectarea și atenuarea interferențelor GNSS</w:t>
+            </w:r>
+            <w:r>
+              <w:rPr>
+                <w:noProof/>
+                <w:webHidden/>
+              </w:rPr>
+              <w:tab/>
+            </w:r>
+            <w:r>
+              <w:rPr>
+                <w:noProof/>
+                <w:webHidden/>
+              </w:rPr>
+              <w:fldChar w:fldCharType="begin"/>
+            </w:r>
+            <w:r>
+              <w:rPr>
+                <w:noProof/>
+                <w:webHidden/>
+              </w:rPr>
+              <w:instrText xml:space="preserve"> PAGEREF _Toc230476089 \h </w:instrText>
+            </w:r>
+            <w:r>
+              <w:rPr>
+                <w:noProof/>
+                <w:webHidden/>
+              </w:rPr>
+            </w:r>
+            <w:r>
+              <w:rPr>
+                <w:noProof/>
+                <w:webHidden/>
+              </w:rPr>
+              <w:fldChar w:fldCharType="separate"/>
+            </w:r>
+            <w:r>
+              <w:rPr>
+                <w:noProof/>
+                <w:webHidden/>
+              </w:rPr>
+              <w:t>11</w:t>
+            </w:r>
+            <w:r>
+              <w:rPr>
+                <w:noProof/>
+                <w:webHidden/>
+              </w:rPr>
+              <w:fldChar w:fldCharType="end"/>
+            </w:r>
+          </w:hyperlink>
+        </w:p>
+        <w:p>
+          <w:pPr>
+            <w:pStyle w:val="TOC2"/>
+            <w:tabs>
+              <w:tab w:val="right" w:leader="dot" w:pos="9402"/>
+            </w:tabs>
+            <w:rPr>
+              <w:rFonts w:eastAsiaTheme="minorEastAsia" w:cstheme="minorBidi"/>
+              <w:b w:val="0"/>
+              <w:bCs w:val="0"/>
+              <w:noProof/>
+              <w:kern w:val="2"/>
+              <w:sz w:val="24"/>
+              <w:szCs w:val="24"/>
+              <w14:ligatures w14:val="standardContextual"/>
+            </w:rPr>
+          </w:pPr>
+          <w:hyperlink w:anchor="_Toc230476090" w:history="1">
+            <w:r>
+              <w:rPr>
+                <w:rStyle w:val="Hyperlink"/>
+                <w:noProof/>
+              </w:rPr>
+              <w:t>3.4 Vulnerabilitatea la interceptare și injectare</w:t>
+            </w:r>
+            <w:r>
+              <w:rPr>
+                <w:noProof/>
+                <w:webHidden/>
+              </w:rPr>
+              <w:tab/>
+            </w:r>
+            <w:r>
+              <w:rPr>
+                <w:noProof/>
+                <w:webHidden/>
+              </w:rPr>
+              <w:fldChar w:fldCharType="begin"/>
+            </w:r>
+            <w:r>
+              <w:rPr>
+                <w:noProof/>
+                <w:webHidden/>
+              </w:rPr>
+              <w:instrText xml:space="preserve"> PAGEREF _Toc230476090 \h </w:instrText>
+            </w:r>
+            <w:r>
+              <w:rPr>
+                <w:noProof/>
+                <w:webHidden/>
+              </w:rPr>
+            </w:r>
+            <w:r>
+              <w:rPr>
+                <w:noProof/>
+                <w:webHidden/>
+              </w:rPr>
+              <w:fldChar w:fldCharType="separate"/>
+            </w:r>
+            <w:r>
+              <w:rPr>
+                <w:noProof/>
+                <w:webHidden/>
+              </w:rPr>
+              <w:t>12</w:t>
+            </w:r>
+            <w:r>
+              <w:rPr>
+                <w:noProof/>
+                <w:webHidden/>
+              </w:rPr>
+              <w:fldChar w:fldCharType="end"/>
+            </w:r>
+          </w:hyperlink>
+        </w:p>
+        <w:p>
+          <w:pPr>
+            <w:pStyle w:val="TOC2"/>
+            <w:tabs>
+              <w:tab w:val="right" w:leader="dot" w:pos="9402"/>
+            </w:tabs>
+            <w:rPr>
+              <w:rFonts w:eastAsiaTheme="minorEastAsia" w:cstheme="minorBidi"/>
+              <w:b w:val="0"/>
+              <w:bCs w:val="0"/>
+              <w:noProof/>
+              <w:kern w:val="2"/>
+              <w:sz w:val="24"/>
+              <w:szCs w:val="24"/>
+              <w14:ligatures w14:val="standardContextual"/>
+            </w:rPr>
+          </w:pPr>
+          <w:hyperlink w:anchor="_Toc230476091" w:history="1">
+            <w:r>
+              <w:rPr>
+                <w:rStyle w:val="Hyperlink"/>
+                <w:noProof/>
+              </w:rPr>
+              <w:t>3.5 Metode actuale de validare a datelor și atenuare a atacurilor de tip Spoofing</w:t>
+            </w:r>
+            <w:r>
+              <w:rPr>
+                <w:noProof/>
+                <w:webHidden/>
+              </w:rPr>
+              <w:tab/>
+            </w:r>
+            <w:r>
+              <w:rPr>
+                <w:noProof/>
+                <w:webHidden/>
+              </w:rPr>
+              <w:fldChar w:fldCharType="begin"/>
+            </w:r>
+            <w:r>
+              <w:rPr>
+                <w:noProof/>
+                <w:webHidden/>
+              </w:rPr>
+              <w:instrText xml:space="preserve"> PAGEREF _Toc230476091 \h </w:instrText>
+            </w:r>
+            <w:r>
+              <w:rPr>
+                <w:noProof/>
+                <w:webHidden/>
+              </w:rPr>
+            </w:r>
+            <w:r>
+              <w:rPr>
+                <w:noProof/>
+                <w:webHidden/>
+              </w:rPr>
+              <w:fldChar w:fldCharType="separate"/>
+            </w:r>
+            <w:r>
+              <w:rPr>
+                <w:noProof/>
+                <w:webHidden/>
+              </w:rPr>
+              <w:t>12</w:t>
+            </w:r>
+            <w:r>
+              <w:rPr>
+                <w:noProof/>
+                <w:webHidden/>
+              </w:rPr>
+              <w:fldChar w:fldCharType="end"/>
+            </w:r>
+          </w:hyperlink>
+        </w:p>
+        <w:p>
+          <w:pPr>
+            <w:pStyle w:val="TOC1"/>
+            <w:tabs>
+              <w:tab w:val="right" w:leader="dot" w:pos="9402"/>
+            </w:tabs>
+            <w:rPr>
+              <w:rFonts w:eastAsiaTheme="minorEastAsia" w:cstheme="minorBidi"/>
+              <w:b w:val="0"/>
+              <w:bCs w:val="0"/>
+              <w:i w:val="0"/>
+              <w:iCs w:val="0"/>
+              <w:noProof/>
+              <w:kern w:val="2"/>
+              <w14:ligatures w14:val="standardContextual"/>
+            </w:rPr>
+          </w:pPr>
+          <w:hyperlink w:anchor="_Toc230476092" w:history="1">
+            <w:r>
+              <w:rPr>
+                <w:rStyle w:val="Hyperlink"/>
+                <w:noProof/>
+              </w:rPr>
+              <w:t>4. Implementare</w:t>
+            </w:r>
+            <w:r>
+              <w:rPr>
+                <w:noProof/>
+                <w:webHidden/>
+              </w:rPr>
+              <w:tab/>
+            </w:r>
+            <w:r>
+              <w:rPr>
+                <w:noProof/>
+                <w:webHidden/>
+              </w:rPr>
+              <w:fldChar w:fldCharType="begin"/>
+            </w:r>
+            <w:r>
+              <w:rPr>
+                <w:noProof/>
+                <w:webHidden/>
+              </w:rPr>
+              <w:instrText xml:space="preserve"> PAGEREF _Toc230476092 \h </w:instrText>
+            </w:r>
+            <w:r>
+              <w:rPr>
+                <w:noProof/>
+                <w:webHidden/>
+              </w:rPr>
+            </w:r>
+            <w:r>
+              <w:rPr>
+                <w:noProof/>
+                <w:webHidden/>
+              </w:rPr>
+              <w:fldChar w:fldCharType="separate"/>
+            </w:r>
+            <w:r>
+              <w:rPr>
+                <w:noProof/>
+                <w:webHidden/>
+              </w:rPr>
+              <w:t>14</w:t>
+            </w:r>
+            <w:r>
+              <w:rPr>
+                <w:noProof/>
+                <w:webHidden/>
+              </w:rPr>
+              <w:fldChar w:fldCharType="end"/>
+            </w:r>
+          </w:hyperlink>
+        </w:p>
+        <w:p>
+          <w:pPr>
+            <w:pStyle w:val="TOC2"/>
+            <w:tabs>
+              <w:tab w:val="right" w:leader="dot" w:pos="9402"/>
+            </w:tabs>
+            <w:rPr>
+              <w:rFonts w:eastAsiaTheme="minorEastAsia" w:cstheme="minorBidi"/>
+              <w:b w:val="0"/>
+              <w:bCs w:val="0"/>
+              <w:noProof/>
+              <w:kern w:val="2"/>
+              <w:sz w:val="24"/>
+              <w:szCs w:val="24"/>
+              <w14:ligatures w14:val="standardContextual"/>
+            </w:rPr>
+          </w:pPr>
+          <w:hyperlink w:anchor="_Toc230476093" w:history="1">
+            <w:r>
+              <w:rPr>
+                <w:rStyle w:val="Hyperlink"/>
+                <w:noProof/>
+              </w:rPr>
+              <w:t>4.1 Arhitectura Aplicației MATLAB</w:t>
+            </w:r>
+            <w:r>
+              <w:rPr>
+                <w:noProof/>
+                <w:webHidden/>
+              </w:rPr>
+              <w:tab/>
+            </w:r>
+            <w:r>
+              <w:rPr>
+                <w:noProof/>
+                <w:webHidden/>
+              </w:rPr>
+              <w:fldChar w:fldCharType="begin"/>
+            </w:r>
+            <w:r>
+              <w:rPr>
+                <w:noProof/>
+                <w:webHidden/>
+              </w:rPr>
+              <w:instrText xml:space="preserve"> PAGEREF _Toc230476093 \h </w:instrText>
+            </w:r>
+            <w:r>
+              <w:rPr>
+                <w:noProof/>
+                <w:webHidden/>
+              </w:rPr>
+            </w:r>
+            <w:r>
+              <w:rPr>
+                <w:noProof/>
+                <w:webHidden/>
+              </w:rPr>
+              <w:fldChar w:fldCharType="separate"/>
+            </w:r>
+            <w:r>
+              <w:rPr>
+                <w:noProof/>
+                <w:webHidden/>
+              </w:rPr>
+              <w:t>14</w:t>
+            </w:r>
+            <w:r>
+              <w:rPr>
+                <w:noProof/>
+                <w:webHidden/>
+              </w:rPr>
+              <w:fldChar w:fldCharType="end"/>
+            </w:r>
+          </w:hyperlink>
+        </w:p>
+        <w:p>
+          <w:pPr>
+            <w:pStyle w:val="TOC2"/>
+            <w:tabs>
+              <w:tab w:val="right" w:leader="dot" w:pos="9402"/>
+            </w:tabs>
+            <w:rPr>
+              <w:rFonts w:eastAsiaTheme="minorEastAsia" w:cstheme="minorBidi"/>
+              <w:b w:val="0"/>
+              <w:bCs w:val="0"/>
+              <w:noProof/>
+              <w:kern w:val="2"/>
+              <w:sz w:val="24"/>
+              <w:szCs w:val="24"/>
+              <w14:ligatures w14:val="standardContextual"/>
+            </w:rPr>
+          </w:pPr>
+          <w:hyperlink w:anchor="_Toc230476094" w:history="1">
+            <w:r>
+              <w:rPr>
+                <w:rStyle w:val="Hyperlink"/>
+                <w:noProof/>
+              </w:rPr>
+              <w:t>4.2 Construirea Scenariului de Simulare</w:t>
+            </w:r>
+            <w:r>
+              <w:rPr>
+                <w:noProof/>
+                <w:webHidden/>
+              </w:rPr>
+              <w:tab/>
+            </w:r>
+            <w:r>
+              <w:rPr>
+                <w:noProof/>
+                <w:webHidden/>
+              </w:rPr>
+              <w:fldChar w:fldCharType="begin"/>
+            </w:r>
+            <w:r>
+              <w:rPr>
+                <w:noProof/>
+                <w:webHidden/>
+              </w:rPr>
+              <w:instrText xml:space="preserve"> PAGEREF _Toc230476094 \h </w:instrText>
+            </w:r>
+            <w:r>
+              <w:rPr>
+                <w:noProof/>
+                <w:webHidden/>
+              </w:rPr>
+            </w:r>
+            <w:r>
+              <w:rPr>
+                <w:noProof/>
+                <w:webHidden/>
+              </w:rPr>
+              <w:fldChar w:fldCharType="separate"/>
+            </w:r>
+            <w:r>
+              <w:rPr>
+                <w:noProof/>
+                <w:webHidden/>
+              </w:rPr>
+              <w:t>14</w:t>
+            </w:r>
+            <w:r>
+              <w:rPr>
+                <w:noProof/>
+                <w:webHidden/>
+              </w:rPr>
+              <w:fldChar w:fldCharType="end"/>
+            </w:r>
+          </w:hyperlink>
+        </w:p>
+        <w:p>
+          <w:pPr>
+            <w:pStyle w:val="TOC2"/>
+            <w:tabs>
+              <w:tab w:val="right" w:leader="dot" w:pos="9402"/>
+            </w:tabs>
+            <w:rPr>
+              <w:rFonts w:eastAsiaTheme="minorEastAsia" w:cstheme="minorBidi"/>
+              <w:b w:val="0"/>
+              <w:bCs w:val="0"/>
+              <w:noProof/>
+              <w:kern w:val="2"/>
+              <w:sz w:val="24"/>
+              <w:szCs w:val="24"/>
+              <w14:ligatures w14:val="standardContextual"/>
+            </w:rPr>
+          </w:pPr>
+          <w:hyperlink w:anchor="_Toc230476095" w:history="1">
+            <w:r>
+              <w:rPr>
+                <w:rStyle w:val="Hyperlink"/>
+                <w:noProof/>
+              </w:rPr>
+              <w:t>4.3 Modelarea Antenelor Satelitare</w:t>
+            </w:r>
+            <w:r>
+              <w:rPr>
+                <w:noProof/>
+                <w:webHidden/>
+              </w:rPr>
+              <w:tab/>
+            </w:r>
+            <w:r>
+              <w:rPr>
+                <w:noProof/>
+                <w:webHidden/>
+              </w:rPr>
+              <w:fldChar w:fldCharType="begin"/>
+            </w:r>
+            <w:r>
+              <w:rPr>
+                <w:noProof/>
+                <w:webHidden/>
+              </w:rPr>
+              <w:instrText xml:space="preserve"> PAGEREF _Toc230476095 \h </w:instrText>
+            </w:r>
+            <w:r>
+              <w:rPr>
+                <w:noProof/>
+                <w:webHidden/>
+              </w:rPr>
+            </w:r>
+            <w:r>
+              <w:rPr>
+                <w:noProof/>
+                <w:webHidden/>
+              </w:rPr>
+              <w:fldChar w:fldCharType="separate"/>
+            </w:r>
+            <w:r>
+              <w:rPr>
+                <w:noProof/>
+                <w:webHidden/>
+              </w:rPr>
+              <w:t>16</w:t>
+            </w:r>
+            <w:r>
+              <w:rPr>
+                <w:noProof/>
+                <w:webHidden/>
+              </w:rPr>
+              <w:fldChar w:fldCharType="end"/>
+            </w:r>
+          </w:hyperlink>
+        </w:p>
+        <w:p>
+          <w:pPr>
+            <w:pStyle w:val="TOC3"/>
+            <w:tabs>
+              <w:tab w:val="right" w:leader="dot" w:pos="9402"/>
+            </w:tabs>
+            <w:rPr>
+              <w:rFonts w:eastAsiaTheme="minorEastAsia" w:cstheme="minorBidi"/>
+              <w:noProof/>
+              <w:kern w:val="2"/>
+              <w:sz w:val="24"/>
+              <w:szCs w:val="24"/>
+              <w14:ligatures w14:val="standardContextual"/>
+            </w:rPr>
+          </w:pPr>
+          <w:hyperlink w:anchor="_Toc230476096" w:history="1">
+            <w:r>
+              <w:rPr>
+                <w:rStyle w:val="Hyperlink"/>
+                <w:noProof/>
+              </w:rPr>
+              <w:t>4.3.1 Antena Izotropă</w:t>
+            </w:r>
+            <w:r>
+              <w:rPr>
+                <w:noProof/>
+                <w:webHidden/>
+              </w:rPr>
+              <w:tab/>
+            </w:r>
+            <w:r>
+              <w:rPr>
+                <w:noProof/>
+                <w:webHidden/>
+              </w:rPr>
+              <w:fldChar w:fldCharType="begin"/>
+            </w:r>
+            <w:r>
+              <w:rPr>
+                <w:noProof/>
+                <w:webHidden/>
+              </w:rPr>
+              <w:instrText xml:space="preserve"> PAGEREF _Toc230476096 \h </w:instrText>
+            </w:r>
+            <w:r>
+              <w:rPr>
+                <w:noProof/>
+                <w:webHidden/>
+              </w:rPr>
+            </w:r>
+            <w:r>
+              <w:rPr>
+                <w:noProof/>
+                <w:webHidden/>
+              </w:rPr>
+              <w:fldChar w:fldCharType="separate"/>
+            </w:r>
+            <w:r>
+              <w:rPr>
+                <w:noProof/>
+                <w:webHidden/>
+              </w:rPr>
+              <w:t>16</w:t>
+            </w:r>
+            <w:r>
+              <w:rPr>
+                <w:noProof/>
+                <w:webHidden/>
+              </w:rPr>
+              <w:fldChar w:fldCharType="end"/>
+            </w:r>
+          </w:hyperlink>
+        </w:p>
+        <w:p>
+          <w:pPr>
+            <w:pStyle w:val="TOC3"/>
+            <w:tabs>
+              <w:tab w:val="right" w:leader="dot" w:pos="9402"/>
+            </w:tabs>
+            <w:rPr>
+              <w:rFonts w:eastAsiaTheme="minorEastAsia" w:cstheme="minorBidi"/>
+              <w:noProof/>
+              <w:kern w:val="2"/>
+              <w:sz w:val="24"/>
+              <w:szCs w:val="24"/>
+              <w14:ligatures w14:val="standardContextual"/>
+            </w:rPr>
+          </w:pPr>
+          <w:hyperlink w:anchor="_Toc230476097" w:history="1">
+            <w:r>
+              <w:rPr>
+                <w:rStyle w:val="Hyperlink"/>
+                <w:noProof/>
+              </w:rPr>
+              <w:t>4.3.2 Antena cu 48 de Fascicule (Phased Array)</w:t>
+            </w:r>
+            <w:r>
+              <w:rPr>
+                <w:noProof/>
+                <w:webHidden/>
+              </w:rPr>
+              <w:tab/>
+            </w:r>
+            <w:r>
+              <w:rPr>
+                <w:noProof/>
+                <w:webHidden/>
+              </w:rPr>
+              <w:fldChar w:fldCharType="begin"/>
+            </w:r>
+            <w:r>
+              <w:rPr>
+                <w:noProof/>
+                <w:webHidden/>
+              </w:rPr>
+              <w:instrText xml:space="preserve"> PAGEREF _Toc230476097 \h </w:instrText>
+            </w:r>
+            <w:r>
+              <w:rPr>
+                <w:noProof/>
+                <w:webHidden/>
+              </w:rPr>
+            </w:r>
+            <w:r>
+              <w:rPr>
+                <w:noProof/>
+                <w:webHidden/>
+              </w:rPr>
+              <w:fldChar w:fldCharType="separate"/>
+            </w:r>
+            <w:r>
+              <w:rPr>
+                <w:noProof/>
+                <w:webHidden/>
+              </w:rPr>
+              <w:t>16</w:t>
+            </w:r>
+            <w:r>
+              <w:rPr>
+                <w:noProof/>
+                <w:webHidden/>
+              </w:rPr>
+              <w:fldChar w:fldCharType="end"/>
+            </w:r>
+          </w:hyperlink>
+        </w:p>
+        <w:p>
+          <w:pPr>
+            <w:pStyle w:val="TOC2"/>
+            <w:tabs>
+              <w:tab w:val="right" w:leader="dot" w:pos="9402"/>
+            </w:tabs>
+            <w:rPr>
+              <w:rFonts w:eastAsiaTheme="minorEastAsia" w:cstheme="minorBidi"/>
+              <w:b w:val="0"/>
+              <w:bCs w:val="0"/>
+              <w:noProof/>
+              <w:kern w:val="2"/>
+              <w:sz w:val="24"/>
+              <w:szCs w:val="24"/>
+              <w14:ligatures w14:val="standardContextual"/>
+            </w:rPr>
+          </w:pPr>
+          <w:hyperlink w:anchor="_Toc230476098" w:history="1">
+            <w:r>
+              <w:rPr>
+                <w:rStyle w:val="Hyperlink"/>
+                <w:noProof/>
+              </w:rPr>
+              <w:t>4.4 Calculul Bilanțului de Legătură şi al Vizibilității Satelitare</w:t>
+            </w:r>
+            <w:r>
+              <w:rPr>
+                <w:noProof/>
+                <w:webHidden/>
+              </w:rPr>
+              <w:tab/>
+            </w:r>
+            <w:r>
+              <w:rPr>
+                <w:noProof/>
+                <w:webHidden/>
+              </w:rPr>
+              <w:fldChar w:fldCharType="begin"/>
+            </w:r>
+            <w:r>
+              <w:rPr>
+                <w:noProof/>
+                <w:webHidden/>
+              </w:rPr>
+              <w:instrText xml:space="preserve"> PAGEREF _Toc230476098 \h </w:instrText>
+            </w:r>
+            <w:r>
+              <w:rPr>
+                <w:noProof/>
+                <w:webHidden/>
+              </w:rPr>
+            </w:r>
+            <w:r>
+              <w:rPr>
+                <w:noProof/>
+                <w:webHidden/>
+              </w:rPr>
+              <w:fldChar w:fldCharType="separate"/>
+            </w:r>
+            <w:r>
+              <w:rPr>
+                <w:noProof/>
+                <w:webHidden/>
+              </w:rPr>
+              <w:t>17</w:t>
+            </w:r>
+            <w:r>
+              <w:rPr>
+                <w:noProof/>
+                <w:webHidden/>
+              </w:rPr>
+              <w:fldChar w:fldCharType="end"/>
+            </w:r>
+          </w:hyperlink>
+        </w:p>
+        <w:p>
+          <w:pPr>
+            <w:pStyle w:val="TOC1"/>
+            <w:tabs>
+              <w:tab w:val="right" w:leader="dot" w:pos="9402"/>
+            </w:tabs>
+            <w:rPr>
+              <w:rFonts w:eastAsiaTheme="minorEastAsia" w:cstheme="minorBidi"/>
+              <w:b w:val="0"/>
+              <w:bCs w:val="0"/>
+              <w:i w:val="0"/>
+              <w:iCs w:val="0"/>
+              <w:noProof/>
+              <w:kern w:val="2"/>
+              <w14:ligatures w14:val="standardContextual"/>
+            </w:rPr>
+          </w:pPr>
+          <w:hyperlink w:anchor="_Toc230476099" w:history="1">
+            <w:r>
+              <w:rPr>
+                <w:rStyle w:val="Hyperlink"/>
+                <w:noProof/>
+              </w:rPr>
+              <w:t>6. Concluzii</w:t>
+            </w:r>
+            <w:r>
+              <w:rPr>
+                <w:noProof/>
+                <w:webHidden/>
+              </w:rPr>
+              <w:tab/>
+            </w:r>
+            <w:r>
+              <w:rPr>
+                <w:noProof/>
+                <w:webHidden/>
+              </w:rPr>
+              <w:fldChar w:fldCharType="begin"/>
+            </w:r>
+            <w:r>
+              <w:rPr>
+                <w:noProof/>
+                <w:webHidden/>
+              </w:rPr>
+              <w:instrText xml:space="preserve"> PAGEREF _Toc230476099 \h </w:instrText>
+            </w:r>
+            <w:r>
+              <w:rPr>
+                <w:noProof/>
+                <w:webHidden/>
+              </w:rPr>
+            </w:r>
+            <w:r>
+              <w:rPr>
+                <w:noProof/>
+                <w:webHidden/>
+              </w:rPr>
+              <w:fldChar w:fldCharType="separate"/>
+            </w:r>
+            <w:r>
+              <w:rPr>
+                <w:noProof/>
+                <w:webHidden/>
+              </w:rPr>
+              <w:t>19</w:t>
+            </w:r>
+            <w:r>
+              <w:rPr>
+                <w:noProof/>
+                <w:webHidden/>
+              </w:rPr>
+              <w:fldChar w:fldCharType="end"/>
+            </w:r>
+          </w:hyperlink>
+        </w:p>
+        <w:p>
+          <w:pPr>
+            <w:pStyle w:val="TOC1"/>
+            <w:tabs>
+              <w:tab w:val="right" w:leader="dot" w:pos="9402"/>
+            </w:tabs>
+            <w:rPr>
+              <w:rFonts w:eastAsiaTheme="minorEastAsia" w:cstheme="minorBidi"/>
+              <w:b w:val="0"/>
+              <w:bCs w:val="0"/>
+              <w:i w:val="0"/>
+              <w:iCs w:val="0"/>
+              <w:noProof/>
+              <w:kern w:val="2"/>
+              <w14:ligatures w14:val="standardContextual"/>
+            </w:rPr>
+          </w:pPr>
+          <w:hyperlink w:anchor="_Toc230476100" w:history="1">
+            <w:r>
+              <w:rPr>
+                <w:rStyle w:val="Hyperlink"/>
+                <w:noProof/>
+              </w:rPr>
+              <w:t>Bibliografie</w:t>
+            </w:r>
+            <w:r>
+              <w:rPr>
+                <w:noProof/>
+                <w:webHidden/>
+              </w:rPr>
+              <w:tab/>
+            </w:r>
+            <w:r>
+              <w:rPr>
+                <w:noProof/>
+                <w:webHidden/>
+              </w:rPr>
+              <w:fldChar w:fldCharType="begin"/>
+            </w:r>
+            <w:r>
+              <w:rPr>
+                <w:noProof/>
+                <w:webHidden/>
+              </w:rPr>
+              <w:instrText xml:space="preserve"> PAGEREF _Toc230476100 \h </w:instrText>
+            </w:r>
+            <w:r>
+              <w:rPr>
+                <w:noProof/>
+                <w:webHidden/>
+              </w:rPr>
+            </w:r>
+            <w:r>
+              <w:rPr>
+                <w:noProof/>
+                <w:webHidden/>
+              </w:rPr>
+              <w:fldChar w:fldCharType="separate"/>
+            </w:r>
+            <w:r>
+              <w:rPr>
+                <w:noProof/>
+                <w:webHidden/>
+              </w:rPr>
+              <w:t>21</w:t>
+            </w:r>
+            <w:r>
+              <w:rPr>
+                <w:noProof/>
+                <w:webHidden/>
+              </w:rPr>
+              <w:fldChar w:fldCharType="end"/>
+            </w:r>
+          </w:hyperlink>
+        </w:p>
+        <w:p>
+          <w:r>
+            <w:rPr>
+              <w:b/>
+              <w:bCs/>
+              <w:noProof/>
+            </w:rPr>
+            <w:fldChar w:fldCharType="end"/>
+          </w:r>
+        </w:p>
+      </w:sdtContent>
+    </w:sdt>
     <w:p>
       <w:pPr>
         <w:tabs>
@@ -142,51 +2151,6 @@
         <w:spacing w:before="60" w:after="60"/>
       </w:pPr>
       <w:r>
-        <w:t>2. Fundamentare Teoretică</w:t>
-      </w:r>
-      <w:r>
-        <w:tab/>
-        <w:t>pag. 4</w:t>
-      </w:r>
-    </w:p>
-    <w:p>
-      <w:pPr>
-        <w:tabs>
-          <w:tab w:val="right" w:pos="9200"/>
-        </w:tabs>
-        <w:spacing w:before="60" w:after="60"/>
-      </w:pPr>
-      <w:r>
-        <w:t>3. Stadiu Actual</w:t>
-      </w:r>
-      <w:r>
-        <w:tab/>
-        <w:t>pag. 8</w:t>
-      </w:r>
-    </w:p>
-    <w:p>
-      <w:pPr>
-        <w:tabs>
-          <w:tab w:val="right" w:pos="9200"/>
-        </w:tabs>
-        <w:spacing w:before="60" w:after="60"/>
-      </w:pPr>
-      <w:r>
-        <w:t>Bibliografie</w:t>
-      </w:r>
-      <w:r>
-        <w:tab/>
-        <w:t>pag. 10</w:t>
-      </w:r>
-    </w:p>
-    <w:p>
-      <w:pPr>
-        <w:tabs>
-          <w:tab w:val="right" w:pos="9200"/>
-        </w:tabs>
-        <w:spacing w:before="60" w:after="60"/>
-      </w:pPr>
-      <w:r>
         <w:br w:type="page"/>
       </w:r>
     </w:p>
@@ -194,10 +2158,12 @@
       <w:pPr>
         <w:pStyle w:val="Heading1"/>
       </w:pPr>
+      <w:bookmarkStart w:id="1" w:name="_Toc230476076"/>
       <w:r>
         <w:lastRenderedPageBreak/>
         <w:t>1. Abstract</w:t>
       </w:r>
+      <w:bookmarkEnd w:id="1"/>
     </w:p>
     <w:p>
       <w:pPr>
@@ -205,75 +2171,13 @@
         <w:jc w:val="both"/>
       </w:pPr>
       <w:r>
-        <w:t xml:space="preserve">Lucrarea prezintă simularea conectivității sistemului ADS-B Out 1090ES [2] (1090 MHz, EIRP ≥ 125 W) pe ruta Wellington–Sydney (~2.162 km, deasupra Mării Tasman), implementată în MATLAB (Satellite Communications Toolbox, Phased Array System Toolbox, Antenna Toolbox). Studiul acoperă trei etape: construirea scenariului satelit–aeronavă–sol, analiza Line-of-Sight (LoS) şi analiza bugetului de legătură (link budget). Principala provocare o reprezintă pierderea vizibilității </w:t>
-      </w:r>
-      <w:r>
-        <w:t>față de stațiile terestre în segmentele oceanice, soluționată prin integrarea sistemului Space-Based ADS-B (SB-ADS-B) al constelației Iridium NEXT [4] (66 satelitți LEO, ~780 km, ~86,4°), operat de Aireon LLC</w:t>
-      </w:r>
-      <w:r>
-        <w:t xml:space="preserve">. Antena </w:t>
-      </w:r>
-      <w:proofErr w:type="spellStart"/>
-      <w:r>
-        <w:t>satelitului</w:t>
-      </w:r>
-      <w:proofErr w:type="spellEnd"/>
-      <w:r>
-        <w:t xml:space="preserve"> </w:t>
-      </w:r>
-      <w:proofErr w:type="spellStart"/>
-      <w:r>
-        <w:t>este</w:t>
-      </w:r>
-      <w:proofErr w:type="spellEnd"/>
-      <w:r>
-        <w:t xml:space="preserve"> </w:t>
-      </w:r>
-      <w:proofErr w:type="spellStart"/>
-      <w:r>
-        <w:t>modelată</w:t>
-      </w:r>
-      <w:proofErr w:type="spellEnd"/>
-      <w:r>
-        <w:t xml:space="preserve"> </w:t>
-      </w:r>
-      <w:proofErr w:type="spellStart"/>
-      <w:r>
-        <w:t>at</w:t>
-      </w:r>
-      <w:r>
-        <w:t>â</w:t>
-      </w:r>
-      <w:r>
-        <w:t>t</w:t>
-      </w:r>
-      <w:proofErr w:type="spellEnd"/>
-      <w:r>
-        <w:t xml:space="preserve"> </w:t>
-      </w:r>
-      <w:proofErr w:type="spellStart"/>
-      <w:r>
-        <w:t>izotrop</w:t>
-      </w:r>
-      <w:proofErr w:type="spellEnd"/>
-      <w:r>
-        <w:t xml:space="preserve"> </w:t>
-      </w:r>
-      <w:proofErr w:type="spellStart"/>
-      <w:r>
-        <w:t>cât</w:t>
-      </w:r>
-      <w:proofErr w:type="spellEnd"/>
-      <w:r>
-        <w:t xml:space="preserve"> </w:t>
-      </w:r>
-      <w:proofErr w:type="spellStart"/>
-      <w:r>
-        <w:t>şi</w:t>
-      </w:r>
-      <w:proofErr w:type="spellEnd"/>
-      <w:r>
-        <w:t xml:space="preserve"> ca sistem cu 48 de fascicule (Custom 48-Beam) [5]. Aeronavele utilizează antene omnidirecționale cu diversitate top/bottom. Selecția căii active se bazează pe marja maximă de legătură (Eb/N₀ recepționat vs. prag minim). Rezultatele confirmă transmiterea neîntreruptă a datelor de zbor (poziție GNSS, altitudine, viteză, cod ICAO) pe întreaga durată a rutei, inclusiv deasupra oceanului.</w:t>
+        <w:t xml:space="preserve">Lucrarea prezintă simularea conectivității sistemului ADS-B Out 1090ES [2] (1090 MHz, EIRP ≥ 125 W) pe ruta Wellington–Sydney (~2.162 km, deasupra Mării Tasman), implementată în MATLAB (Satellite Communications Toolbox, Phased Array System Toolbox, Antenna Toolbox). Studiul acoperă trei etape: construirea scenariului satelit–aeronavă–sol, analiza Line-of-Sight (LoS) şi analiza bugetului de legătură (link budget). Principala provocare o reprezintă pierderea vizibilității față de stațiile terestre în segmentele oceanice, soluționată prin integrarea sistemului Space-Based ADS-B (SB-ADS-B) al constelației Iridium NEXT [4] (66 sateliți LEO, ~780 km, ~86,4°), operat de Aireon LLC. Antena satelitului este modelată </w:t>
+      </w:r>
+      <w:r>
+        <w:t>atât</w:t>
+      </w:r>
+      <w:r>
+        <w:t xml:space="preserve"> izotrop cât şi ca sistem cu 48 de fascicule (Custom 48-Beam) [5]. Aeronavele utilizează antene omnidirecționale cu diversitate top/bottom. Selecția căii active se bazează pe marja maximă de legătură (Eb/N₀ recepționat vs. prag minim). Rezultatele confirmă transmiterea neîntreruptă a datelor de zbor (poziție GNSS, altitudine, viteză, cod ICAO) pe întreaga durată a rutei, inclusiv deasupra oceanului.</w:t>
       </w:r>
     </w:p>
     <w:p>
@@ -285,18 +2189,22 @@
       <w:pPr>
         <w:pStyle w:val="Heading1"/>
       </w:pPr>
+      <w:bookmarkStart w:id="2" w:name="_Toc230476077"/>
       <w:r>
         <w:lastRenderedPageBreak/>
         <w:t>2. Fundamentare Teoretică</w:t>
       </w:r>
+      <w:bookmarkEnd w:id="2"/>
     </w:p>
     <w:p>
       <w:pPr>
         <w:pStyle w:val="Heading2"/>
       </w:pPr>
+      <w:bookmarkStart w:id="3" w:name="_Toc230476078"/>
       <w:r>
         <w:t>2.1 Conceptul ADS-B (Automatic Dependent Surveillance-Broadcast)</w:t>
       </w:r>
+      <w:bookmarkEnd w:id="3"/>
     </w:p>
     <w:p>
       <w:pPr>
@@ -304,74 +2212,7 @@
         <w:jc w:val="both"/>
       </w:pPr>
       <w:r>
-        <w:t xml:space="preserve">Sistemul ADS-B reprezintă o tehnologie modernă de supraveghere în care o aeronavă își determină precis poziția prin intermediul sistemelor globale de navigație prin satelit (GNSS) și o difuzează periodic către stațiile de la sol și către alte aeronave din </w:t>
-      </w:r>
-      <w:proofErr w:type="spellStart"/>
-      <w:r>
-        <w:t>proximitate</w:t>
-      </w:r>
-      <w:proofErr w:type="spellEnd"/>
-      <w:r>
-        <w:t>.</w:t>
-      </w:r>
-      <w:r>
-        <w:t xml:space="preserve"> </w:t>
-      </w:r>
-      <w:proofErr w:type="spellStart"/>
-      <w:r>
-        <w:t>Arhitectura</w:t>
-      </w:r>
-      <w:proofErr w:type="spellEnd"/>
-      <w:r>
-        <w:t xml:space="preserve"> </w:t>
-      </w:r>
-      <w:proofErr w:type="spellStart"/>
-      <w:r>
-        <w:t>generală</w:t>
-      </w:r>
-      <w:proofErr w:type="spellEnd"/>
-      <w:r>
-        <w:t xml:space="preserve"> a </w:t>
-      </w:r>
-      <w:proofErr w:type="spellStart"/>
-      <w:r>
-        <w:t>sistemului</w:t>
-      </w:r>
-      <w:proofErr w:type="spellEnd"/>
-      <w:r>
-        <w:t xml:space="preserve"> ADS-B </w:t>
-      </w:r>
-      <w:proofErr w:type="spellStart"/>
-      <w:r>
-        <w:t>este</w:t>
-      </w:r>
-      <w:proofErr w:type="spellEnd"/>
-      <w:r>
-        <w:t xml:space="preserve"> </w:t>
-      </w:r>
-      <w:proofErr w:type="spellStart"/>
-      <w:r>
-        <w:t>ilustrată</w:t>
-      </w:r>
-      <w:proofErr w:type="spellEnd"/>
-      <w:r>
-        <w:t xml:space="preserve"> </w:t>
-      </w:r>
-      <w:proofErr w:type="spellStart"/>
-      <w:r>
-        <w:t>în</w:t>
-      </w:r>
-      <w:proofErr w:type="spellEnd"/>
-      <w:r>
-        <w:t xml:space="preserve"> </w:t>
-      </w:r>
-      <w:proofErr w:type="spellStart"/>
-      <w:r>
-        <w:t>Figura</w:t>
-      </w:r>
-      <w:proofErr w:type="spellEnd"/>
-      <w:r>
-        <w:t xml:space="preserve"> 1.</w:t>
+        <w:t>Sistemul ADS-B reprezintă o tehnologie modernă de supraveghere în care o aeronavă își determină precis poziția prin intermediul sistemelor globale de navigație prin satelit (GNSS) și o difuzează periodic către stațiile de la sol și către alte aeronave din proximitate.</w:t>
       </w:r>
     </w:p>
     <w:p/>
@@ -462,9 +2303,10 @@
         <w:t xml:space="preserve">Broadcast (Difuzare): </w:t>
       </w:r>
       <w:r>
-        <w:t xml:space="preserve">Semnalul este transmis omnidirecțional, nefiind adresat unei singure ținte. Orice receptor compatibil aflat în raza de acoperire poate capta și decoda informația. </w:t>
-      </w:r>
-    </w:p>
+        <w:t>Semnalul este transmis omnidirecțional, nefiind adresat unei singure ținte. Orice receptor compatibil aflat în raza de acoperire poate capta și decoda informația. Arhitectura generală a sistemului ADS-B este ilustrată în Figura 1.</w:t>
+      </w:r>
+    </w:p>
+    <w:p/>
     <w:p>
       <w:pPr>
         <w:spacing w:before="120" w:after="60"/>
@@ -475,9 +2317,9 @@
           <w:noProof/>
         </w:rPr>
         <w:drawing>
-          <wp:inline distT="0" distB="0" distL="0" distR="0" wp14:anchorId="03B01B98" wp14:editId="2A9B2B01">
-            <wp:extent cx="3841200" cy="2880000"/>
-            <wp:effectExtent l="0" t="0" r="0" b="3175"/>
+          <wp:inline distT="0" distB="0" distL="0" distR="0" wp14:anchorId="0A99FE06" wp14:editId="053DC54C">
+            <wp:extent cx="3441700" cy="2581275"/>
+            <wp:effectExtent l="0" t="0" r="0" b="0"/>
             <wp:docPr id="101" name="adsb-overall"/>
             <wp:cNvGraphicFramePr>
               <a:graphicFrameLocks xmlns:a="http://schemas.openxmlformats.org/drawingml/2006/main" noChangeAspect="1"/>
@@ -492,7 +2334,7 @@
                     </pic:cNvPicPr>
                   </pic:nvPicPr>
                   <pic:blipFill>
-                    <a:blip r:embed="rId5"/>
+                    <a:blip r:embed="rId8"/>
                     <a:stretch>
                       <a:fillRect/>
                     </a:stretch>
@@ -500,7 +2342,7 @@
                   <pic:spPr bwMode="auto">
                     <a:xfrm>
                       <a:off x="0" y="0"/>
-                      <a:ext cx="3841200" cy="2880000"/>
+                      <a:ext cx="3456655" cy="2592491"/>
                     </a:xfrm>
                     <a:prstGeom prst="rect">
                       <a:avLst/>
@@ -531,9 +2373,11 @@
       <w:pPr>
         <w:pStyle w:val="Heading2"/>
       </w:pPr>
+      <w:bookmarkStart w:id="4" w:name="_Toc230476079"/>
       <w:r>
         <w:t>2.2 Caracteristicile Semnalului ADS-B Out</w:t>
       </w:r>
+      <w:bookmarkEnd w:id="4"/>
     </w:p>
     <w:p>
       <w:pPr>
@@ -558,9 +2402,11 @@
       <w:pPr>
         <w:pStyle w:val="Heading3"/>
       </w:pPr>
+      <w:bookmarkStart w:id="5" w:name="_Toc230476080"/>
       <w:r>
         <w:t>2.2.1 Specificații Tehnice ale Stratului Fizic (PHY)</w:t>
       </w:r>
+      <w:bookmarkEnd w:id="5"/>
     </w:p>
     <w:p>
       <w:pPr>
@@ -690,9 +2536,11 @@
       <w:pPr>
         <w:pStyle w:val="Heading3"/>
       </w:pPr>
+      <w:bookmarkStart w:id="6" w:name="_Toc230476081"/>
       <w:r>
         <w:t>2.2.2 Structura Mesajului Extended Squitter</w:t>
       </w:r>
+      <w:bookmarkEnd w:id="6"/>
     </w:p>
     <w:p>
       <w:pPr>
@@ -706,7 +2554,6 @@
     <w:p/>
     <w:p>
       <w:pPr>
-        <w:ind w:firstLine="360"/>
         <w:jc w:val="both"/>
       </w:pPr>
       <w:r>
@@ -723,7 +2570,6 @@
     <w:p/>
     <w:p>
       <w:pPr>
-        <w:ind w:firstLine="360"/>
         <w:jc w:val="both"/>
       </w:pPr>
       <w:r>
@@ -835,31 +2681,7 @@
         <w:t xml:space="preserve">Paritate / CRC (24 biți): </w:t>
       </w:r>
       <w:r>
-        <w:t xml:space="preserve">Câmp esențial pentru detectarea erorilor de transmisie. Asigură validarea datelor la nivelul receptorului prin verificarea integrității celor 88 de biți precedenți; în cazul în care CRC-ul calculat nu corespunde cu cel recepționat, mesajul este respins în întregime. Structura completă a mesajului Extended Squitter este </w:t>
-      </w:r>
-      <w:proofErr w:type="spellStart"/>
-      <w:r>
-        <w:t>prezentată</w:t>
-      </w:r>
-      <w:proofErr w:type="spellEnd"/>
-      <w:r>
-        <w:t xml:space="preserve"> </w:t>
-      </w:r>
-      <w:proofErr w:type="spellStart"/>
-      <w:r>
-        <w:t>în</w:t>
-      </w:r>
-      <w:proofErr w:type="spellEnd"/>
-      <w:r>
-        <w:t xml:space="preserve"> </w:t>
-      </w:r>
-      <w:proofErr w:type="spellStart"/>
-      <w:r>
-        <w:t>Figura</w:t>
-      </w:r>
-      <w:proofErr w:type="spellEnd"/>
-      <w:r>
-        <w:t xml:space="preserve"> 2.</w:t>
+        <w:t>Câmp esențial pentru detectarea erorilor de transmisie. Asigură validarea datelor la nivelul receptorului prin verificarea integrității celor 88 de biți precedenți; în cazul în care CRC-ul calculat nu corespunde cu cel recepționat, mesajul este respins în întregime. Structura completă a mesajului Extended Squitter este prezentată în Figura 2.</w:t>
       </w:r>
     </w:p>
     <w:p>
@@ -872,9 +2694,9 @@
           <w:noProof/>
         </w:rPr>
         <w:drawing>
-          <wp:inline distT="0" distB="0" distL="0" distR="0" wp14:anchorId="496C428F" wp14:editId="7DC55F1C">
-            <wp:extent cx="4320000" cy="1494000"/>
-            <wp:effectExtent l="0" t="0" r="0" b="5080"/>
+          <wp:inline distT="0" distB="0" distL="0" distR="0" wp14:anchorId="7C517E23" wp14:editId="2F7759C1">
+            <wp:extent cx="5003800" cy="1731241"/>
+            <wp:effectExtent l="0" t="0" r="0" b="0"/>
             <wp:docPr id="102" name="adsb-structure"/>
             <wp:cNvGraphicFramePr>
               <a:graphicFrameLocks xmlns:a="http://schemas.openxmlformats.org/drawingml/2006/main" noChangeAspect="1"/>
@@ -889,7 +2711,7 @@
                     </pic:cNvPicPr>
                   </pic:nvPicPr>
                   <pic:blipFill>
-                    <a:blip r:embed="rId6"/>
+                    <a:blip r:embed="rId9"/>
                     <a:stretch>
                       <a:fillRect/>
                     </a:stretch>
@@ -897,7 +2719,7 @@
                   <pic:spPr bwMode="auto">
                     <a:xfrm>
                       <a:off x="0" y="0"/>
-                      <a:ext cx="4320000" cy="1494000"/>
+                      <a:ext cx="5087222" cy="1760104"/>
                     </a:xfrm>
                     <a:prstGeom prst="rect">
                       <a:avLst/>
@@ -926,12 +2748,706 @@
     </w:p>
     <w:p>
       <w:pPr>
+        <w:pStyle w:val="Heading3"/>
+      </w:pPr>
+      <w:bookmarkStart w:id="7" w:name="_Toc230476082"/>
+      <w:r>
+        <w:lastRenderedPageBreak/>
+        <w:t>2</w:t>
+      </w:r>
+      <w:r>
+        <w:rPr>
+          <w:color w:val="auto"/>
+          <w:lang w:val="en-RO" w:eastAsia="en-GB"/>
+        </w:rPr>
+        <w:t>.2.3 Structura Mesajului Extended Squitter</w:t>
+      </w:r>
+      <w:bookmarkEnd w:id="7"/>
+    </w:p>
+    <w:p>
+      <w:pPr>
+        <w:pStyle w:val="font-claude-response-body"/>
+        <w:ind w:firstLine="720"/>
+        <w:jc w:val="both"/>
+      </w:pPr>
+      <w:r>
+        <w:t xml:space="preserve">Câmpul de paritate de 24 de biți (PI — </w:t>
+      </w:r>
+      <w:r>
+        <w:rPr>
+          <w:rStyle w:val="Emphasis"/>
+        </w:rPr>
+        <w:t>Parity/Interrogator Identifier</w:t>
+      </w:r>
+      <w:r>
+        <w:t xml:space="preserve">) din structura mesajului 1090ES implementează un algoritm </w:t>
+      </w:r>
+      <w:r>
+        <w:rPr>
+          <w:rStyle w:val="Strong"/>
+        </w:rPr>
+        <w:t>CRC</w:t>
+      </w:r>
+      <w:r>
+        <w:t xml:space="preserve"> (</w:t>
+      </w:r>
+      <w:r>
+        <w:rPr>
+          <w:rStyle w:val="Emphasis"/>
+        </w:rPr>
+        <w:t>Cyclic Redundancy Check</w:t>
+      </w:r>
+      <w:r>
+        <w:t>), definit în standardul ICAO Annex 10, Volumul IV și detaliat în ICAO Doc 9684. Calculul se aplică asupra primilor 88 de biți ai mesajului (câmpurile DF, CA, Adresa ICAO și ME), iar restul împărțirii polinomiale este atașat în ultimii 24 de biți ai cadrului de 112 biți.</w:t>
+      </w:r>
+    </w:p>
+    <w:p>
+      <w:pPr>
+        <w:pStyle w:val="font-claude-response-body"/>
+        <w:ind w:firstLine="720"/>
+        <w:jc w:val="both"/>
+      </w:pPr>
+      <w:r>
+        <w:t xml:space="preserve">Polinomul generator utilizat, reprezentat hexazecimal ca </w:t>
+      </w:r>
+      <w:r>
+        <w:rPr>
+          <w:rStyle w:val="HTMLCode"/>
+          <w:i/>
+          <w:iCs/>
+        </w:rPr>
+        <w:t>0xFFF409</w:t>
+      </w:r>
+      <w:r>
+        <w:rPr>
+          <w:i/>
+          <w:iCs/>
+        </w:rPr>
+        <w:t>,</w:t>
+      </w:r>
+      <w:r>
+        <w:t xml:space="preserve"> are forma matematică:</w:t>
+      </w:r>
+    </w:p>
+    <w:p>
+      <w:pPr>
+        <w:jc w:val="both"/>
+      </w:pPr>
+      <m:oMathPara>
+        <m:oMath>
+          <m:r>
+            <w:rPr>
+              <w:rFonts w:ascii="Cambria Math" w:hAnsi="Cambria Math"/>
+            </w:rPr>
+            <m:t>G</m:t>
+          </m:r>
+          <m:d>
+            <m:dPr>
+              <m:ctrlPr>
+                <w:rPr>
+                  <w:rFonts w:ascii="Cambria Math" w:hAnsi="Cambria Math"/>
+                  <w:i/>
+                </w:rPr>
+              </m:ctrlPr>
+            </m:dPr>
+            <m:e>
+              <m:r>
+                <w:rPr>
+                  <w:rFonts w:ascii="Cambria Math" w:hAnsi="Cambria Math"/>
+                </w:rPr>
+                <m:t>x</m:t>
+              </m:r>
+            </m:e>
+          </m:d>
+          <m:r>
+            <w:rPr>
+              <w:rFonts w:ascii="Cambria Math" w:hAnsi="Cambria Math"/>
+            </w:rPr>
+            <m:t>=</m:t>
+          </m:r>
+          <m:sSup>
+            <m:sSupPr>
+              <m:ctrlPr>
+                <w:rPr>
+                  <w:rFonts w:ascii="Cambria Math" w:hAnsi="Cambria Math"/>
+                </w:rPr>
+              </m:ctrlPr>
+            </m:sSupPr>
+            <m:e>
+              <m:r>
+                <w:rPr>
+                  <w:rFonts w:ascii="Cambria Math" w:hAnsi="Cambria Math"/>
+                </w:rPr>
+                <m:t>x</m:t>
+              </m:r>
+            </m:e>
+            <m:sup>
+              <m:r>
+                <w:rPr>
+                  <w:rFonts w:ascii="Cambria Math" w:hAnsi="Cambria Math"/>
+                </w:rPr>
+                <m:t>24</m:t>
+              </m:r>
+            </m:sup>
+          </m:sSup>
+          <m:r>
+            <w:rPr>
+              <w:rFonts w:ascii="Cambria Math" w:hAnsi="Cambria Math"/>
+            </w:rPr>
+            <m:t>+</m:t>
+          </m:r>
+          <m:sSup>
+            <m:sSupPr>
+              <m:ctrlPr>
+                <w:rPr>
+                  <w:rFonts w:ascii="Cambria Math" w:hAnsi="Cambria Math"/>
+                </w:rPr>
+              </m:ctrlPr>
+            </m:sSupPr>
+            <m:e>
+              <m:r>
+                <w:rPr>
+                  <w:rFonts w:ascii="Cambria Math" w:hAnsi="Cambria Math"/>
+                </w:rPr>
+                <m:t>x</m:t>
+              </m:r>
+            </m:e>
+            <m:sup>
+              <m:r>
+                <w:rPr>
+                  <w:rFonts w:ascii="Cambria Math" w:hAnsi="Cambria Math"/>
+                </w:rPr>
+                <m:t>23</m:t>
+              </m:r>
+            </m:sup>
+          </m:sSup>
+          <m:r>
+            <w:rPr>
+              <w:rFonts w:ascii="Cambria Math" w:hAnsi="Cambria Math"/>
+            </w:rPr>
+            <m:t>+</m:t>
+          </m:r>
+          <m:sSup>
+            <m:sSupPr>
+              <m:ctrlPr>
+                <w:rPr>
+                  <w:rFonts w:ascii="Cambria Math" w:hAnsi="Cambria Math"/>
+                </w:rPr>
+              </m:ctrlPr>
+            </m:sSupPr>
+            <m:e>
+              <m:r>
+                <w:rPr>
+                  <w:rFonts w:ascii="Cambria Math" w:hAnsi="Cambria Math"/>
+                </w:rPr>
+                <m:t>x</m:t>
+              </m:r>
+            </m:e>
+            <m:sup>
+              <m:r>
+                <w:rPr>
+                  <w:rFonts w:ascii="Cambria Math" w:hAnsi="Cambria Math"/>
+                </w:rPr>
+                <m:t>22</m:t>
+              </m:r>
+            </m:sup>
+          </m:sSup>
+          <m:r>
+            <w:rPr>
+              <w:rFonts w:ascii="Cambria Math" w:hAnsi="Cambria Math"/>
+            </w:rPr>
+            <m:t>+</m:t>
+          </m:r>
+          <m:sSup>
+            <m:sSupPr>
+              <m:ctrlPr>
+                <w:rPr>
+                  <w:rFonts w:ascii="Cambria Math" w:hAnsi="Cambria Math"/>
+                </w:rPr>
+              </m:ctrlPr>
+            </m:sSupPr>
+            <m:e>
+              <m:r>
+                <w:rPr>
+                  <w:rFonts w:ascii="Cambria Math" w:hAnsi="Cambria Math"/>
+                </w:rPr>
+                <m:t>x</m:t>
+              </m:r>
+            </m:e>
+            <m:sup>
+              <m:r>
+                <w:rPr>
+                  <w:rFonts w:ascii="Cambria Math" w:hAnsi="Cambria Math"/>
+                </w:rPr>
+                <m:t>21</m:t>
+              </m:r>
+            </m:sup>
+          </m:sSup>
+          <m:r>
+            <w:rPr>
+              <w:rFonts w:ascii="Cambria Math" w:hAnsi="Cambria Math"/>
+            </w:rPr>
+            <m:t>+</m:t>
+          </m:r>
+          <m:sSup>
+            <m:sSupPr>
+              <m:ctrlPr>
+                <w:rPr>
+                  <w:rFonts w:ascii="Cambria Math" w:hAnsi="Cambria Math"/>
+                </w:rPr>
+              </m:ctrlPr>
+            </m:sSupPr>
+            <m:e>
+              <m:r>
+                <w:rPr>
+                  <w:rFonts w:ascii="Cambria Math" w:hAnsi="Cambria Math"/>
+                </w:rPr>
+                <m:t>x</m:t>
+              </m:r>
+            </m:e>
+            <m:sup>
+              <m:r>
+                <w:rPr>
+                  <w:rFonts w:ascii="Cambria Math" w:hAnsi="Cambria Math"/>
+                </w:rPr>
+                <m:t>20</m:t>
+              </m:r>
+            </m:sup>
+          </m:sSup>
+          <m:r>
+            <w:rPr>
+              <w:rFonts w:ascii="Cambria Math" w:hAnsi="Cambria Math"/>
+            </w:rPr>
+            <m:t>+</m:t>
+          </m:r>
+          <m:sSup>
+            <m:sSupPr>
+              <m:ctrlPr>
+                <w:rPr>
+                  <w:rFonts w:ascii="Cambria Math" w:hAnsi="Cambria Math"/>
+                </w:rPr>
+              </m:ctrlPr>
+            </m:sSupPr>
+            <m:e>
+              <m:r>
+                <w:rPr>
+                  <w:rFonts w:ascii="Cambria Math" w:hAnsi="Cambria Math"/>
+                </w:rPr>
+                <m:t>x</m:t>
+              </m:r>
+            </m:e>
+            <m:sup>
+              <m:r>
+                <w:rPr>
+                  <w:rFonts w:ascii="Cambria Math" w:hAnsi="Cambria Math"/>
+                </w:rPr>
+                <m:t>19</m:t>
+              </m:r>
+            </m:sup>
+          </m:sSup>
+          <m:r>
+            <w:rPr>
+              <w:rFonts w:ascii="Cambria Math" w:hAnsi="Cambria Math"/>
+            </w:rPr>
+            <m:t>+</m:t>
+          </m:r>
+          <m:sSup>
+            <m:sSupPr>
+              <m:ctrlPr>
+                <w:rPr>
+                  <w:rFonts w:ascii="Cambria Math" w:hAnsi="Cambria Math"/>
+                </w:rPr>
+              </m:ctrlPr>
+            </m:sSupPr>
+            <m:e>
+              <m:r>
+                <w:rPr>
+                  <w:rFonts w:ascii="Cambria Math" w:hAnsi="Cambria Math"/>
+                </w:rPr>
+                <m:t>x</m:t>
+              </m:r>
+            </m:e>
+            <m:sup>
+              <m:r>
+                <w:rPr>
+                  <w:rFonts w:ascii="Cambria Math" w:hAnsi="Cambria Math"/>
+                </w:rPr>
+                <m:t>18</m:t>
+              </m:r>
+            </m:sup>
+          </m:sSup>
+          <m:r>
+            <w:rPr>
+              <w:rFonts w:ascii="Cambria Math" w:hAnsi="Cambria Math"/>
+            </w:rPr>
+            <m:t>+</m:t>
+          </m:r>
+          <m:sSup>
+            <m:sSupPr>
+              <m:ctrlPr>
+                <w:rPr>
+                  <w:rFonts w:ascii="Cambria Math" w:hAnsi="Cambria Math"/>
+                </w:rPr>
+              </m:ctrlPr>
+            </m:sSupPr>
+            <m:e>
+              <m:r>
+                <w:rPr>
+                  <w:rFonts w:ascii="Cambria Math" w:hAnsi="Cambria Math"/>
+                </w:rPr>
+                <m:t>x</m:t>
+              </m:r>
+            </m:e>
+            <m:sup>
+              <m:r>
+                <w:rPr>
+                  <w:rFonts w:ascii="Cambria Math" w:hAnsi="Cambria Math"/>
+                </w:rPr>
+                <m:t>17</m:t>
+              </m:r>
+            </m:sup>
+          </m:sSup>
+          <m:r>
+            <w:rPr>
+              <w:rFonts w:ascii="Cambria Math" w:hAnsi="Cambria Math"/>
+            </w:rPr>
+            <m:t>+</m:t>
+          </m:r>
+          <m:sSup>
+            <m:sSupPr>
+              <m:ctrlPr>
+                <w:rPr>
+                  <w:rFonts w:ascii="Cambria Math" w:hAnsi="Cambria Math"/>
+                </w:rPr>
+              </m:ctrlPr>
+            </m:sSupPr>
+            <m:e>
+              <m:r>
+                <w:rPr>
+                  <w:rFonts w:ascii="Cambria Math" w:hAnsi="Cambria Math"/>
+                </w:rPr>
+                <m:t>x</m:t>
+              </m:r>
+            </m:e>
+            <m:sup>
+              <m:r>
+                <w:rPr>
+                  <w:rFonts w:ascii="Cambria Math" w:hAnsi="Cambria Math"/>
+                </w:rPr>
+                <m:t>16</m:t>
+              </m:r>
+            </m:sup>
+          </m:sSup>
+          <m:r>
+            <w:rPr>
+              <w:rFonts w:ascii="Cambria Math" w:hAnsi="Cambria Math"/>
+            </w:rPr>
+            <m:t>+</m:t>
+          </m:r>
+          <m:sSup>
+            <m:sSupPr>
+              <m:ctrlPr>
+                <w:rPr>
+                  <w:rFonts w:ascii="Cambria Math" w:hAnsi="Cambria Math"/>
+                </w:rPr>
+              </m:ctrlPr>
+            </m:sSupPr>
+            <m:e>
+              <m:r>
+                <w:rPr>
+                  <w:rFonts w:ascii="Cambria Math" w:hAnsi="Cambria Math"/>
+                </w:rPr>
+                <m:t>x</m:t>
+              </m:r>
+            </m:e>
+            <m:sup>
+              <m:r>
+                <w:rPr>
+                  <w:rFonts w:ascii="Cambria Math" w:hAnsi="Cambria Math"/>
+                </w:rPr>
+                <m:t>15</m:t>
+              </m:r>
+            </m:sup>
+          </m:sSup>
+          <m:r>
+            <w:rPr>
+              <w:rFonts w:ascii="Cambria Math" w:hAnsi="Cambria Math"/>
+            </w:rPr>
+            <m:t>+</m:t>
+          </m:r>
+          <m:sSup>
+            <m:sSupPr>
+              <m:ctrlPr>
+                <w:rPr>
+                  <w:rFonts w:ascii="Cambria Math" w:hAnsi="Cambria Math"/>
+                </w:rPr>
+              </m:ctrlPr>
+            </m:sSupPr>
+            <m:e>
+              <m:r>
+                <w:rPr>
+                  <w:rFonts w:ascii="Cambria Math" w:hAnsi="Cambria Math"/>
+                </w:rPr>
+                <m:t>x</m:t>
+              </m:r>
+            </m:e>
+            <m:sup>
+              <m:r>
+                <w:rPr>
+                  <w:rFonts w:ascii="Cambria Math" w:hAnsi="Cambria Math"/>
+                </w:rPr>
+                <m:t>14</m:t>
+              </m:r>
+            </m:sup>
+          </m:sSup>
+          <m:r>
+            <w:rPr>
+              <w:rFonts w:ascii="Cambria Math" w:hAnsi="Cambria Math"/>
+            </w:rPr>
+            <m:t>+</m:t>
+          </m:r>
+          <m:sSup>
+            <m:sSupPr>
+              <m:ctrlPr>
+                <w:rPr>
+                  <w:rFonts w:ascii="Cambria Math" w:hAnsi="Cambria Math"/>
+                </w:rPr>
+              </m:ctrlPr>
+            </m:sSupPr>
+            <m:e>
+              <m:r>
+                <w:rPr>
+                  <w:rFonts w:ascii="Cambria Math" w:hAnsi="Cambria Math"/>
+                </w:rPr>
+                <m:t>x</m:t>
+              </m:r>
+            </m:e>
+            <m:sup>
+              <m:r>
+                <w:rPr>
+                  <w:rFonts w:ascii="Cambria Math" w:hAnsi="Cambria Math"/>
+                </w:rPr>
+                <m:t>13</m:t>
+              </m:r>
+            </m:sup>
+          </m:sSup>
+          <m:r>
+            <w:rPr>
+              <w:rFonts w:ascii="Cambria Math" w:hAnsi="Cambria Math"/>
+            </w:rPr>
+            <m:t>+</m:t>
+          </m:r>
+          <m:sSup>
+            <m:sSupPr>
+              <m:ctrlPr>
+                <w:rPr>
+                  <w:rFonts w:ascii="Cambria Math" w:hAnsi="Cambria Math"/>
+                </w:rPr>
+              </m:ctrlPr>
+            </m:sSupPr>
+            <m:e>
+              <m:r>
+                <w:rPr>
+                  <w:rFonts w:ascii="Cambria Math" w:hAnsi="Cambria Math"/>
+                </w:rPr>
+                <m:t>x</m:t>
+              </m:r>
+            </m:e>
+            <m:sup>
+              <m:r>
+                <w:rPr>
+                  <w:rFonts w:ascii="Cambria Math" w:hAnsi="Cambria Math"/>
+                </w:rPr>
+                <m:t>12</m:t>
+              </m:r>
+            </m:sup>
+          </m:sSup>
+          <m:r>
+            <w:rPr>
+              <w:rFonts w:ascii="Cambria Math" w:hAnsi="Cambria Math"/>
+            </w:rPr>
+            <m:t>+</m:t>
+          </m:r>
+          <m:sSup>
+            <m:sSupPr>
+              <m:ctrlPr>
+                <w:rPr>
+                  <w:rFonts w:ascii="Cambria Math" w:hAnsi="Cambria Math"/>
+                </w:rPr>
+              </m:ctrlPr>
+            </m:sSupPr>
+            <m:e>
+              <m:r>
+                <w:rPr>
+                  <w:rFonts w:ascii="Cambria Math" w:hAnsi="Cambria Math"/>
+                </w:rPr>
+                <m:t>x</m:t>
+              </m:r>
+            </m:e>
+            <m:sup>
+              <m:r>
+                <w:rPr>
+                  <w:rFonts w:ascii="Cambria Math" w:hAnsi="Cambria Math"/>
+                </w:rPr>
+                <m:t>10</m:t>
+              </m:r>
+            </m:sup>
+          </m:sSup>
+          <m:r>
+            <w:rPr>
+              <w:rFonts w:ascii="Cambria Math" w:hAnsi="Cambria Math"/>
+            </w:rPr>
+            <m:t>+</m:t>
+          </m:r>
+          <m:sSup>
+            <m:sSupPr>
+              <m:ctrlPr>
+                <w:rPr>
+                  <w:rFonts w:ascii="Cambria Math" w:hAnsi="Cambria Math"/>
+                </w:rPr>
+              </m:ctrlPr>
+            </m:sSupPr>
+            <m:e>
+              <m:r>
+                <w:rPr>
+                  <w:rFonts w:ascii="Cambria Math" w:hAnsi="Cambria Math"/>
+                </w:rPr>
+                <m:t>x</m:t>
+              </m:r>
+            </m:e>
+            <m:sup>
+              <m:r>
+                <w:rPr>
+                  <w:rFonts w:ascii="Cambria Math" w:hAnsi="Cambria Math"/>
+                </w:rPr>
+                <m:t>3</m:t>
+              </m:r>
+            </m:sup>
+          </m:sSup>
+          <m:r>
+            <w:rPr>
+              <w:rFonts w:ascii="Cambria Math" w:hAnsi="Cambria Math"/>
+            </w:rPr>
+            <m:t>+1</m:t>
+          </m:r>
+          <m:r>
+            <m:rPr>
+              <m:sty m:val="p"/>
+            </m:rPr>
+            <w:rPr>
+              <w:rFonts w:ascii="Cambria Math" w:hAnsi="Cambria Math"/>
+            </w:rPr>
+            <w:br/>
+          </m:r>
+        </m:oMath>
+      </m:oMathPara>
+    </w:p>
+    <w:p>
+      <w:pPr>
+        <w:pStyle w:val="font-claude-response-body"/>
+        <w:ind w:firstLine="720"/>
+        <w:jc w:val="both"/>
+      </w:pPr>
+      <w:r>
+        <w:t xml:space="preserve">Acest polinom a fost ales pentru eficiența sa ridicată în detectarea </w:t>
+      </w:r>
+      <w:r>
+        <w:rPr>
+          <w:rStyle w:val="Emphasis"/>
+        </w:rPr>
+        <w:t>burst errors</w:t>
+      </w:r>
+      <w:r>
+        <w:t xml:space="preserve"> — erori grupate pe biți consecutivi, frecvente în transmisiile radio pe 1090 MHz, în special în condițiile de </w:t>
+      </w:r>
+      <w:r>
+        <w:rPr>
+          <w:rStyle w:val="Emphasis"/>
+        </w:rPr>
+        <w:t>garbling</w:t>
+      </w:r>
+      <w:r>
+        <w:t xml:space="preserve"> menționate în secțiunea anterioară.</w:t>
+      </w:r>
+    </w:p>
+    <w:p>
+      <w:pPr>
+        <w:pStyle w:val="font-claude-response-body"/>
+        <w:ind w:firstLine="720"/>
+        <w:jc w:val="both"/>
+      </w:pPr>
+      <w:r>
+        <w:t xml:space="preserve">La recepție, receptorul recalculează independent CRC-ul pe baza celor 88 de biți primiți și îl compară cu câmpul PI. Dacă valorile diferă, mesajul este </w:t>
+      </w:r>
+      <w:r>
+        <w:rPr>
+          <w:rStyle w:val="Strong"/>
+        </w:rPr>
+        <w:t>ignorat în întregime</w:t>
+      </w:r>
+      <w:r>
+        <w:t xml:space="preserve">. Este important de subliniat că acest mecanism asigură exclusiv </w:t>
+      </w:r>
+      <w:r>
+        <w:rPr>
+          <w:rStyle w:val="Strong"/>
+        </w:rPr>
+        <w:t>detectarea</w:t>
+      </w:r>
+      <w:r>
+        <w:t xml:space="preserve"> erorilor — spre deosebire de codurile de tip FEC (</w:t>
+      </w:r>
+      <w:r>
+        <w:rPr>
+          <w:rStyle w:val="Emphasis"/>
+        </w:rPr>
+        <w:t>Forward Error Correction</w:t>
+      </w:r>
+      <w:r>
+        <w:t>), CRC-24 nu permite reconstrucția datelor corupte, nefiind necesară retransmisia (sistemul ADS-B Out operează prin difuzare unidirecțională).</w:t>
+      </w:r>
+    </w:p>
+    <w:p>
+      <w:pPr>
         <w:pStyle w:val="Heading2"/>
       </w:pPr>
-      <w:r>
-        <w:lastRenderedPageBreak/>
-        <w:t>2.3 Arhitectura Sistemelor Radiante în Simularea ADS-B</w:t>
-      </w:r>
+      <w:bookmarkStart w:id="8" w:name="_Toc230476083"/>
+      <w:r>
+        <w:t xml:space="preserve">2.3 </w:t>
+      </w:r>
+      <w:proofErr w:type="spellStart"/>
+      <w:r>
+        <w:t>Arhitectura</w:t>
+      </w:r>
+      <w:proofErr w:type="spellEnd"/>
+      <w:r>
+        <w:t xml:space="preserve"> </w:t>
+      </w:r>
+      <w:proofErr w:type="spellStart"/>
+      <w:r>
+        <w:t>Sistemelor</w:t>
+      </w:r>
+      <w:proofErr w:type="spellEnd"/>
+      <w:r>
+        <w:t xml:space="preserve"> </w:t>
+      </w:r>
+      <w:proofErr w:type="spellStart"/>
+      <w:r>
+        <w:t>Radiante</w:t>
+      </w:r>
+      <w:proofErr w:type="spellEnd"/>
+      <w:r>
+        <w:t xml:space="preserve"> </w:t>
+      </w:r>
+      <w:proofErr w:type="spellStart"/>
+      <w:r>
+        <w:t>în</w:t>
+      </w:r>
+      <w:proofErr w:type="spellEnd"/>
+      <w:r>
+        <w:t xml:space="preserve"> Simularea ADS-B</w:t>
+      </w:r>
+      <w:bookmarkEnd w:id="8"/>
     </w:p>
     <w:p>
       <w:pPr>
@@ -945,100 +3461,111 @@
     <w:p/>
     <w:p>
       <w:pPr>
-        <w:ind w:firstLine="720"/>
-        <w:jc w:val="both"/>
-      </w:pPr>
-      <w:r>
+        <w:spacing w:before="360" w:after="240"/>
+        <w:jc w:val="both"/>
         <w:rPr>
           <w:b/>
           <w:bCs/>
-        </w:rPr>
-        <w:t>Antenele Echipamentelor Terestre și de Bord.</w:t>
-      </w:r>
-      <w:r>
-        <w:t xml:space="preserve"> Pentru aeronave și stațiile de la sol (aeroporturi), sistemul este modelat folosind o antenă cu caracteristică de radiație izotropă. În mediul de simulare, aceasta este definită printr-o configurație elementară matriceală de tip array cu dimensiunea [1 1]. Această abordare garantează că recepția și transmisia semnalelor nu sunt condiționate de unghiurile de altitudine ale aeronavei pe durata zborului.</w:t>
-      </w:r>
-    </w:p>
-    <w:p/>
-    <w:p>
-      <w:pPr>
-        <w:ind w:firstLine="720"/>
-        <w:jc w:val="both"/>
+          <w:sz w:val="26"/>
+          <w:szCs w:val="26"/>
+        </w:rPr>
       </w:pPr>
       <w:r>
         <w:rPr>
           <w:b/>
           <w:bCs/>
-        </w:rPr>
-        <w:t>Antenele Segmentului Spațial (Iridium NEXT).</w:t>
-      </w:r>
-      <w:r>
-        <w:t xml:space="preserve"> Recepția semnalelor la nivel satelitar impune o arhitectură direcțională. Deși teoretic se poate implementa o antenă izotropă aliniată cu coordonatele satelitului (având unghiurile de montare [0,0,0]), performanța optimă a sistemului de supraveghere Aireon se obține folosind un sistem multi-fascicul. În simulare, se utilizează o antenă personalizată cu 48 de fascicule (Custom 48-Beam Antenna). Pentru a acoperi eficient suprafața terestră, antena satelitului este configurată cu un unghi de tangaj (pitch) de</w:t>
-      </w:r>
-      <w:r>
-        <w:t xml:space="preserve"> −90° ([0,</w:t>
-      </w:r>
-      <w:r>
+          <w:sz w:val="26"/>
+          <w:szCs w:val="26"/>
+        </w:rPr>
+        <w:t xml:space="preserve">2.3.1 </w:t>
+      </w:r>
+      <w:r>
+        <w:rPr>
+          <w:b/>
+          <w:bCs/>
+          <w:sz w:val="26"/>
+          <w:szCs w:val="26"/>
+        </w:rPr>
+        <w:t>Antenele Echipamentelor Terestre și de Bord</w:t>
+      </w:r>
+      <w:r>
+        <w:rPr>
+          <w:b/>
+          <w:bCs/>
+          <w:sz w:val="26"/>
+          <w:szCs w:val="26"/>
+        </w:rPr>
         <w:t xml:space="preserve"> </w:t>
       </w:r>
-      <w:r>
-        <w:t>−90,</w:t>
-      </w:r>
-      <w:r>
+    </w:p>
+    <w:p>
+      <w:pPr>
+        <w:ind w:firstLine="720"/>
+        <w:jc w:val="both"/>
+      </w:pPr>
+      <w:r>
+        <w:t>Pentru aeronave și stațiile de la sol (aeroporturi), sistemul este modelat folosind o antenă cu caracteristică de radiație izotropă. În mediul de simulare, aceasta este definită printr-o configurație elementară matriceală de tip array cu dimensiunea [1 1]. Această abordare garantează că recepția și transmisia semnalelor nu sunt condiționate de unghiurile de altitudine ale aeronavei pe durata zborului.</w:t>
+      </w:r>
+    </w:p>
+    <w:p/>
+    <w:p>
+      <w:pPr>
+        <w:spacing w:before="360" w:after="240"/>
+        <w:jc w:val="both"/>
+        <w:rPr>
+          <w:b/>
+          <w:bCs/>
+          <w:sz w:val="26"/>
+          <w:szCs w:val="26"/>
+        </w:rPr>
+      </w:pPr>
+      <w:r>
+        <w:rPr>
+          <w:b/>
+          <w:bCs/>
+          <w:sz w:val="26"/>
+          <w:szCs w:val="26"/>
+        </w:rPr>
+        <w:t xml:space="preserve">2.3.2 </w:t>
+      </w:r>
+      <w:r>
+        <w:rPr>
+          <w:b/>
+          <w:bCs/>
+          <w:sz w:val="26"/>
+          <w:szCs w:val="26"/>
+        </w:rPr>
+        <w:t>Antenele Segmentului Spațial (Iridium NEXT)</w:t>
+      </w:r>
+      <w:r>
+        <w:rPr>
+          <w:b/>
+          <w:bCs/>
+          <w:sz w:val="26"/>
+          <w:szCs w:val="26"/>
+        </w:rPr>
         <w:t xml:space="preserve"> </w:t>
       </w:r>
       <w:r>
-        <w:t xml:space="preserve">0]), </w:t>
-      </w:r>
-      <w:proofErr w:type="spellStart"/>
-      <w:r>
-        <w:t>orientând</w:t>
-      </w:r>
-      <w:proofErr w:type="spellEnd"/>
-      <w:r>
-        <w:t xml:space="preserve"> </w:t>
-      </w:r>
-      <w:proofErr w:type="spellStart"/>
-      <w:r>
-        <w:t>astfel</w:t>
-      </w:r>
-      <w:proofErr w:type="spellEnd"/>
-      <w:r>
-        <w:t xml:space="preserve"> </w:t>
-      </w:r>
-      <w:proofErr w:type="spellStart"/>
-      <w:r>
-        <w:t>fasciculul</w:t>
-      </w:r>
-      <w:proofErr w:type="spellEnd"/>
-      <w:r>
-        <w:t xml:space="preserve"> de recepție direct în jos, pe axa Y. Configurația antenei multi-fascicul a satelitului Iridium este </w:t>
-      </w:r>
-      <w:proofErr w:type="spellStart"/>
-      <w:r>
-        <w:t>ilustrată</w:t>
-      </w:r>
-      <w:proofErr w:type="spellEnd"/>
-      <w:r>
-        <w:t xml:space="preserve"> </w:t>
-      </w:r>
-      <w:proofErr w:type="spellStart"/>
-      <w:r>
-        <w:t>în</w:t>
-      </w:r>
-      <w:proofErr w:type="spellEnd"/>
-      <w:r>
-        <w:t xml:space="preserve"> </w:t>
-      </w:r>
-      <w:proofErr w:type="spellStart"/>
-      <w:r>
-        <w:t>Figura</w:t>
-      </w:r>
-      <w:proofErr w:type="spellEnd"/>
-      <w:r>
-        <w:t xml:space="preserve"> 3.</w:t>
-      </w:r>
-    </w:p>
+        <w:rPr>
+          <w:b/>
+          <w:bCs/>
+          <w:sz w:val="26"/>
+          <w:szCs w:val="26"/>
+        </w:rPr>
+        <w:tab/>
+      </w:r>
+    </w:p>
+    <w:p>
+      <w:pPr>
+        <w:ind w:firstLine="720"/>
+        <w:jc w:val="both"/>
+      </w:pPr>
+      <w:r>
+        <w:t>Recepția semnalelor la nivel satelitar impune o arhitectură direcțională. Deși teoretic se poate implementa o antenă izotropă aliniată cu coordonatele satelitului (având unghiurile de montare [0,0,0]), performanța optimă a sistemului de supraveghere Aireon se obține folosind un sistem multi-fascicul. În simulare, se utilizează o antenă personalizată cu 48 de fascicule (Custom 48-Beam Antenna). Pentru a acoperi eficient suprafața terestră, antena satelitului este configurată cu un unghi de tangaj (pitch) de −90° ([0,−90,0]), orientând astfel fasciculul de recepție direct în jos, pe axa Y. Configurația antenei multi-fascicul a satelitului Iridium este ilustrată în Figura 3.</w:t>
+      </w:r>
+    </w:p>
+    <w:p/>
     <w:p>
       <w:pPr>
         <w:spacing w:before="120" w:after="60"/>
@@ -1048,10 +3575,11 @@
         <w:rPr>
           <w:noProof/>
         </w:rPr>
+        <w:lastRenderedPageBreak/>
         <w:drawing>
-          <wp:inline distT="0" distB="0" distL="0" distR="0" wp14:anchorId="5FDC9D4B" wp14:editId="28B940CD">
-            <wp:extent cx="3240000" cy="3240000"/>
-            <wp:effectExtent l="0" t="0" r="0" b="0"/>
+          <wp:inline distT="0" distB="0" distL="0" distR="0" wp14:anchorId="6AD901A4" wp14:editId="06845489">
+            <wp:extent cx="2800350" cy="2800350"/>
+            <wp:effectExtent l="0" t="0" r="6350" b="6350"/>
             <wp:docPr id="103" name="iridium-phased"/>
             <wp:cNvGraphicFramePr>
               <a:graphicFrameLocks xmlns:a="http://schemas.openxmlformats.org/drawingml/2006/main" noChangeAspect="1"/>
@@ -1066,7 +3594,7 @@
                     </pic:cNvPicPr>
                   </pic:nvPicPr>
                   <pic:blipFill>
-                    <a:blip r:embed="rId7"/>
+                    <a:blip r:embed="rId10"/>
                     <a:stretch>
                       <a:fillRect/>
                     </a:stretch>
@@ -1074,7 +3602,7 @@
                   <pic:spPr bwMode="auto">
                     <a:xfrm>
                       <a:off x="0" y="0"/>
-                      <a:ext cx="3240000" cy="3240000"/>
+                      <a:ext cx="2800444" cy="2800444"/>
                     </a:xfrm>
                     <a:prstGeom prst="rect">
                       <a:avLst/>
@@ -1103,31 +3631,39 @@
     </w:p>
     <w:p>
       <w:pPr>
-        <w:jc w:val="both"/>
+        <w:spacing w:before="360" w:after="240"/>
+        <w:jc w:val="both"/>
+        <w:rPr>
+          <w:sz w:val="26"/>
+          <w:szCs w:val="26"/>
+        </w:rPr>
       </w:pPr>
       <w:r>
         <w:rPr>
           <w:b/>
           <w:bCs/>
-        </w:rPr>
-        <w:t>Corespondența cu Implementările Reale ale Sistemului ADS-B</w:t>
-      </w:r>
-    </w:p>
-    <w:p/>
-    <w:p>
-      <w:pPr>
-        <w:ind w:firstLine="720"/>
-        <w:jc w:val="both"/>
-      </w:pPr>
+          <w:sz w:val="26"/>
+          <w:szCs w:val="26"/>
+        </w:rPr>
+        <w:t>2.3.</w:t>
+      </w:r>
       <w:r>
         <w:rPr>
           <w:b/>
           <w:bCs/>
-        </w:rPr>
-        <w:t>Antenele de la Bordul Aeronavelor.</w:t>
-      </w:r>
-      <w:r>
-        <w:t xml:space="preserve"> În practica aviatică reală, transponderele ADS-B de la bordul aeronavelor utilizează antene de tip blade (lamă) sau monopol, cu polarizare verticală și caracteristică de radiație omnidirecțională în plan azimutal, operate la frecvența de 1090 MHz. Aceste antene sunt polarizate vertical și omnidirecționale, oferind un câștig de recepție superior față de un monopol λ/4 pe 90% din volumul de acoperire, pe toate direcțiile azimutale și între −15° și +20° în elevație.</w:t>
+          <w:sz w:val="26"/>
+          <w:szCs w:val="26"/>
+        </w:rPr>
+        <w:t>3</w:t>
+      </w:r>
+      <w:r>
+        <w:rPr>
+          <w:b/>
+          <w:bCs/>
+          <w:sz w:val="26"/>
+          <w:szCs w:val="26"/>
+        </w:rPr>
+        <w:t xml:space="preserve"> Corespondența cu Implementările Reale ale Sistemului ADS-B</w:t>
       </w:r>
     </w:p>
     <w:p/>
@@ -1135,16 +3671,36 @@
       <w:pPr>
         <w:ind w:firstLine="720"/>
         <w:jc w:val="both"/>
-      </w:pPr>
-      <w:r>
-        <w:t xml:space="preserve">Un aspect esențial al instalării reale este diversitatea de antenă (antenna diversity). Aceasta presupune montarea a două antene: una în partea superioară a aeronavei și una în partea inferioară, ambele funcționând pe frecvențele ADS-B. Semnalul este transmis prin cele două antene în mod </w:t>
-      </w:r>
-      <w:r>
-        <w:lastRenderedPageBreak/>
-        <w:t>alternant, cadru cu cadru (squitter cu squitter), nu pe baza unui interval de timp fix: transponderul comută antena activă la fiecare emisie succesivă, cu o rată nominală de aproximativ un mesaj la 400–600 ms per antenna. Antena montată pe partea superioară este preferabilă pentru recepția satelitară, deoarece asigură o linie de vedere directă către sateliții de pe orbită. Un sistem cu antenă exclusiv ventrală poate fi compromis de fuzelajul aeronavei, care blochează semnalul în direcția sateliților. O ante</w:t>
-      </w:r>
-      <w:r>
-        <w:t>nă blade tipică ADS-B, similară celei din Figura 4, asigură transmisia atât spre receptorii terești cât și satelitari.</w:t>
+        <w:rPr>
+          <w:b/>
+          <w:bCs/>
+        </w:rPr>
+      </w:pPr>
+      <w:r>
+        <w:rPr>
+          <w:b/>
+          <w:bCs/>
+        </w:rPr>
+        <w:t>Antenele de la Bordul Aeronavelor</w:t>
+      </w:r>
+    </w:p>
+    <w:p>
+      <w:pPr>
+        <w:ind w:firstLine="720"/>
+        <w:jc w:val="both"/>
+      </w:pPr>
+      <w:r>
+        <w:t>În practica aviatică reală, transponderele ADS-B de la bordul aeronavelor utilizează antene de tip blade (lamă) sau monopol, cu polarizare verticală și caracteristică de radiație omnidirecțională în plan azimutal, operate la frecvența de 1090 MHz. Aceste antene sunt polarizate vertical și omnidirecționale, oferind un câștig de recepție superior față de un monopol λ/4 pe 90% din volumul de acoperire, pe toate direcțiile azimutale și între −15° și +20° în elevație.</w:t>
+      </w:r>
+    </w:p>
+    <w:p/>
+    <w:p>
+      <w:pPr>
+        <w:ind w:firstLine="720"/>
+        <w:jc w:val="both"/>
+      </w:pPr>
+      <w:r>
+        <w:t>Un aspect esențial al instalării reale este diversitatea de antenă (antenna diversity). Aceasta presupune montarea a două antene: una în partea superioară a aeronavei și una în partea inferioară, ambele funcționând pe frecvențele ADS-B. Semnalul este transmis prin cele două antene în mod alternant, cadru cu cadru (squitter cu squitter), nu pe baza unui interval de timp fix: transponderul comută antena activă la fiecare emisie succesivă, cu o rată nominală de aproximativ un mesaj la 400–600 ms per antenna. Antena montată pe partea superioară este preferabilă pentru recepția satelitară, deoarece asigură o linie de vedere directă către sateliții de pe orbită. Un sistem cu antenă exclusiv ventrală poate fi compromis de fuzelajul aeronavei, care blochează semnalul în direcția sateliților. O antenă blade tipică ADS-B, similară celei din Figura 4, asigură transmisia atât spre receptorii terești cât și satelitari.</w:t>
       </w:r>
     </w:p>
     <w:p/>
@@ -1158,9 +3714,9 @@
           <w:noProof/>
         </w:rPr>
         <w:drawing>
-          <wp:inline distT="0" distB="0" distL="0" distR="0" wp14:anchorId="4DD3783B" wp14:editId="44B85B8E">
-            <wp:extent cx="2619375" cy="1743075"/>
-            <wp:effectExtent l="0" t="0" r="0" b="0"/>
+          <wp:inline distT="0" distB="0" distL="0" distR="0" wp14:anchorId="613E42CE" wp14:editId="18708B9B">
+            <wp:extent cx="2305050" cy="1533906"/>
+            <wp:effectExtent l="0" t="0" r="0" b="3175"/>
             <wp:docPr id="104" name="blade-antenna"/>
             <wp:cNvGraphicFramePr>
               <a:graphicFrameLocks xmlns:a="http://schemas.openxmlformats.org/drawingml/2006/main" noChangeAspect="1"/>
@@ -1175,7 +3731,7 @@
                     </pic:cNvPicPr>
                   </pic:nvPicPr>
                   <pic:blipFill>
-                    <a:blip r:embed="rId8"/>
+                    <a:blip r:embed="rId11"/>
                     <a:stretch>
                       <a:fillRect/>
                     </a:stretch>
@@ -1183,7 +3739,7 @@
                   <pic:spPr bwMode="auto">
                     <a:xfrm>
                       <a:off x="0" y="0"/>
-                      <a:ext cx="2619375" cy="1743075"/>
+                      <a:ext cx="2329038" cy="1549869"/>
                     </a:xfrm>
                     <a:prstGeom prst="rect">
                       <a:avLst/>
@@ -1216,27 +3772,78 @@
         <w:jc w:val="both"/>
       </w:pPr>
       <w:r>
-        <w:t>Reglementările actuale impun ca echipamentul ADS-B să respecte standardele de performanță minimă și să dispună de capacitate de antenă pentru transmisie atât spre receptorii terești, cât și spre cei spațiali, cerință satisfăcută fie prin diversitate de antenă (top + bottom), fie printr-o antenă unică cu acoperire bidirecțională. Această configurație omnidirecțională reală justifică modelarea simulată printr-o antenă radiantă izotropă [1×1]: indiferent de atitudinea aeronavei în zbor (viraj, cabraj, tangaj),</w:t>
-      </w:r>
-      <w:r>
-        <w:t xml:space="preserve"> semnalul ADS-B este radiat uniform în toate direcțiile, fără dependență de orientare.</w:t>
+        <w:t xml:space="preserve">Reglementările actuale impun ca echipamentul ADS-B să respecte standardele de performanță minimă și să dispună de capacitate de antenă pentru transmisie atât spre receptorii </w:t>
+      </w:r>
+      <w:r>
+        <w:lastRenderedPageBreak/>
+        <w:t>terești, cât și spre cei spațiali, cerință satisfăcută fie prin diversitate de antenă (top + bottom), fie printr-o antenă unică cu acoperire bidirecțională. Această configurație omnidirecțională reală justifică modelarea simulată printr-o antenă radiantă izotropă [1×1]: indiferent de atitudinea aeronavei în zbor (viraj, cabraj, tangaj), semnalul ADS-B este radiat uniform în toate direcțiile, fără dependență de orientare.</w:t>
       </w:r>
     </w:p>
     <w:p/>
     <w:p>
       <w:pPr>
-        <w:ind w:firstLine="720"/>
-        <w:jc w:val="both"/>
-      </w:pPr>
-      <w:r>
+        <w:spacing w:before="360" w:after="240"/>
+        <w:jc w:val="both"/>
         <w:rPr>
           <w:b/>
           <w:bCs/>
-        </w:rPr>
-        <w:t>Payload-ul ADS-B de pe Sateliții Iridium NEXT (Sistemul Aireon).</w:t>
-      </w:r>
-      <w:r>
-        <w:t xml:space="preserve"> La nivelul segmentului spațial, Harris Corporation (acum L3Harris) a furnizat 81 de payload-uri ADS-B de tip receptor 1090 Extended Squitter (ES), găzduite pe constelația de sateliți Iridium NEXT.</w:t>
+          <w:sz w:val="26"/>
+          <w:szCs w:val="26"/>
+        </w:rPr>
+      </w:pPr>
+      <w:r>
+        <w:rPr>
+          <w:b/>
+          <w:bCs/>
+          <w:sz w:val="26"/>
+          <w:szCs w:val="26"/>
+        </w:rPr>
+        <w:t>2.3.</w:t>
+      </w:r>
+      <w:r>
+        <w:rPr>
+          <w:b/>
+          <w:bCs/>
+          <w:sz w:val="26"/>
+          <w:szCs w:val="26"/>
+        </w:rPr>
+        <w:t>4</w:t>
+      </w:r>
+      <w:r>
+        <w:rPr>
+          <w:b/>
+          <w:bCs/>
+          <w:sz w:val="26"/>
+          <w:szCs w:val="26"/>
+        </w:rPr>
+        <w:t xml:space="preserve"> </w:t>
+      </w:r>
+      <w:r>
+        <w:rPr>
+          <w:b/>
+          <w:bCs/>
+          <w:sz w:val="26"/>
+          <w:szCs w:val="26"/>
+        </w:rPr>
+        <w:t>Payload-ul ADS-B de pe Sateliții Iridium NEXT (Sistemul Aireon)</w:t>
+      </w:r>
+      <w:r>
+        <w:rPr>
+          <w:b/>
+          <w:bCs/>
+          <w:sz w:val="26"/>
+          <w:szCs w:val="26"/>
+        </w:rPr>
+        <w:t xml:space="preserve"> </w:t>
+      </w:r>
+    </w:p>
+    <w:p>
+      <w:pPr>
+        <w:ind w:firstLine="720"/>
+        <w:jc w:val="both"/>
+      </w:pPr>
+      <w:r>
+        <w:t>La nivelul segmentului spațial, Harris Corporation (acum L3Harris) a furnizat 81 de payload-uri ADS-B de tip receptor 1090 Extended Squitter (ES), găzduite pe constelația de sateliți Iridium NEXT.</w:t>
       </w:r>
     </w:p>
     <w:p/>
@@ -1246,10 +3853,7 @@
         <w:jc w:val="both"/>
       </w:pPr>
       <w:r>
-        <w:t>Fiecare payload Aireon (AHP – Aireon Hosted Payload) suportă fascicule multiple, care creează o amprentă de acoperire robustă la suprafața Pământului, cu o distanță oblică (slant range) de aproximativ 3.200 km. Antena principală de misiune a sateliților Iridium generează 48 de fascicule punctuale (spot beams), organizate în 16 fascicule pe fiecare dintre cele trei sectoare ale satelitului. Această arhitectură multi-fascicul este tocmai cea reprodusă în mediul de simulare prin Custom 48-Beam Antenna, configu</w:t>
-      </w:r>
-      <w:r>
-        <w:t>rată cu un unghi de tangaj de −90° pentru a orienta fasciculele spre nadir (direct înspre suprafața Pământului).</w:t>
+        <w:t>Fiecare payload Aireon (AHP – Aireon Hosted Payload) suportă fascicule multiple, care creează o amprentă de acoperire robustă la suprafața Pământului, cu o distanță oblică (slant range) de aproximativ 3.200 km. Antena principală de misiune a sateliților Iridium generează 48 de fascicule punctuale (spot beams), organizate în 16 fascicule pe fiecare dintre cele trei sectoare ale satelitului. Această arhitectură multi-fascicul este tocmai cea reprodusă în mediul de simulare prin Custom 48-Beam Antenna, configurată cu un unghi de tangaj de −90° pentru a orienta fasciculele spre nadir (direct înspre suprafața Pământului).</w:t>
       </w:r>
     </w:p>
     <w:p/>
@@ -1259,10 +3863,7 @@
         <w:jc w:val="both"/>
       </w:pPr>
       <w:r>
-        <w:t>Sateliții Iridium NEXT operează în banda L pentru comunicațiile cu utilizatorii, bandă care penetrează ușor norii și alte obstacole atmosferice, iar legăturile inter-satelit (crosslinks) se realizează în banda Ka, fiecare satelit putând comunica cu până la patru sateliți vecini. Constelația operațională numără 66 de sateliți activi, 9 rezerve pe orbită și 6 rezerve la sol, asigurând o acoperire globală de 100% față de aproximativ 30% în cazul sistemelor radar terestre tradiționale. Distribuția orbitală a co</w:t>
-      </w:r>
-      <w:r>
-        <w:t>nstelației Iridium NEXT este ilustrată în Figura 5.</w:t>
+        <w:t>Sateliții Iridium NEXT operează în banda L pentru comunicațiile cu utilizatorii, bandă care penetrează ușor norii și alte obstacole atmosferice, iar legăturile inter-satelit (crosslinks) se realizează în banda Ka, fiecare satelit putând comunica cu până la patru sateliți vecini. Constelația operațională numără 66 de sateliți activi, 9 rezerve pe orbită și 6 rezerve la sol, asigurând o acoperire globală de 100% față de aproximativ 30% în cazul sistemelor radar terestre tradiționale. Distribuția orbitală a constelației Iridium NEXT este ilustrată în Figura 5.</w:t>
       </w:r>
     </w:p>
     <w:p>
@@ -1274,11 +3875,10 @@
         <w:rPr>
           <w:noProof/>
         </w:rPr>
-        <w:lastRenderedPageBreak/>
         <w:drawing>
-          <wp:inline distT="0" distB="0" distL="0" distR="0" wp14:anchorId="6F9D348B" wp14:editId="1FD7AB2D">
-            <wp:extent cx="3301660" cy="3301660"/>
-            <wp:effectExtent l="0" t="0" r="635" b="635"/>
+          <wp:inline distT="0" distB="0" distL="0" distR="0" wp14:anchorId="0978200B" wp14:editId="4C43D3FB">
+            <wp:extent cx="3048000" cy="3048000"/>
+            <wp:effectExtent l="0" t="0" r="0" b="0"/>
             <wp:docPr id="105" name="iridium-constellation"/>
             <wp:cNvGraphicFramePr>
               <a:graphicFrameLocks xmlns:a="http://schemas.openxmlformats.org/drawingml/2006/main" noChangeAspect="1"/>
@@ -1293,7 +3893,7 @@
                     </pic:cNvPicPr>
                   </pic:nvPicPr>
                   <pic:blipFill>
-                    <a:blip r:embed="rId9"/>
+                    <a:blip r:embed="rId12"/>
                     <a:stretch>
                       <a:fillRect/>
                     </a:stretch>
@@ -1301,7 +3901,7 @@
                   <pic:spPr bwMode="auto">
                     <a:xfrm>
                       <a:off x="0" y="0"/>
-                      <a:ext cx="3329490" cy="3329490"/>
+                      <a:ext cx="3048100" cy="3048100"/>
                     </a:xfrm>
                     <a:prstGeom prst="rect">
                       <a:avLst/>
@@ -1332,9 +3932,43 @@
       <w:pPr>
         <w:pStyle w:val="Heading3"/>
       </w:pPr>
-      <w:r>
-        <w:t>2.3.1 Modelarea Matematică a Segmentului Spațial</w:t>
-      </w:r>
+      <w:bookmarkStart w:id="9" w:name="_Toc230476084"/>
+      <w:r>
+        <w:t>2.3.</w:t>
+      </w:r>
+      <w:r>
+        <w:t xml:space="preserve">5 </w:t>
+      </w:r>
+      <w:proofErr w:type="spellStart"/>
+      <w:r>
+        <w:t>Modelarea</w:t>
+      </w:r>
+      <w:proofErr w:type="spellEnd"/>
+      <w:r>
+        <w:t xml:space="preserve"> </w:t>
+      </w:r>
+      <w:proofErr w:type="spellStart"/>
+      <w:r>
+        <w:t>Matematică</w:t>
+      </w:r>
+      <w:proofErr w:type="spellEnd"/>
+      <w:r>
+        <w:t xml:space="preserve"> a </w:t>
+      </w:r>
+      <w:proofErr w:type="spellStart"/>
+      <w:r>
+        <w:t>Segmentului</w:t>
+      </w:r>
+      <w:proofErr w:type="spellEnd"/>
+      <w:r>
+        <w:t xml:space="preserve"> </w:t>
+      </w:r>
+      <w:proofErr w:type="spellStart"/>
+      <w:r>
+        <w:t>Spațial</w:t>
+      </w:r>
+      <w:bookmarkEnd w:id="9"/>
+      <w:proofErr w:type="spellEnd"/>
     </w:p>
     <w:p>
       <w:pPr>
@@ -1374,6 +4008,7 @@
     <w:p/>
     <w:p>
       <w:pPr>
+        <w:ind w:firstLine="720"/>
         <w:jc w:val="both"/>
       </w:pPr>
       <w:r>
@@ -1384,7 +4019,13 @@
         <w:t>Semiaxa mare (α) și Altitudinea:</w:t>
       </w:r>
       <w:r>
-        <w:t xml:space="preserve"> Altitudinea sateliților LEO este de 780 km. Semiaxa mare se calculează pornind de la centrul Pământului, adunând raza planetei (371 km) cu altitudinea satelitului:</w:t>
+        <w:t xml:space="preserve"> Altitudinea sateliților LEO este de 780 km. Semiaxa mare se calculează pornind de la centrul Pământului, adunând raza planetei (</w:t>
+      </w:r>
+      <w:r>
+        <w:t>6</w:t>
+      </w:r>
+      <w:r>
+        <w:t>371 km) cu altitudinea satelitului:</w:t>
       </w:r>
     </w:p>
     <w:p>
@@ -1451,8 +4092,69 @@
         <w:spacing w:before="240" w:after="240"/>
         <w:jc w:val="center"/>
       </w:pPr>
-      <w:r>
-        <w:t>Ω = 180° × (orbitIdx − 1) / Norbite</w:t>
+      <m:oMathPara>
+        <m:oMath>
+          <m:r>
+            <w:rPr>
+              <w:rFonts w:ascii="Cambria Math" w:hAnsi="Cambria Math"/>
+            </w:rPr>
+            <m:t>Ω = 180° ×</m:t>
+          </m:r>
+          <m:f>
+            <m:fPr>
+              <m:ctrlPr>
+                <w:rPr>
+                  <w:rFonts w:ascii="Cambria Math" w:hAnsi="Cambria Math"/>
+                  <w:i/>
+                </w:rPr>
+              </m:ctrlPr>
+            </m:fPr>
+            <m:num>
+              <m:d>
+                <m:dPr>
+                  <m:ctrlPr>
+                    <w:rPr>
+                      <w:rFonts w:ascii="Cambria Math" w:hAnsi="Cambria Math"/>
+                      <w:i/>
+                    </w:rPr>
+                  </m:ctrlPr>
+                </m:dPr>
+                <m:e>
+                  <m:r>
+                    <w:rPr>
+                      <w:rFonts w:ascii="Cambria Math" w:hAnsi="Cambria Math"/>
+                    </w:rPr>
+                    <m:t>nr.orbita- 1</m:t>
+                  </m:r>
+                </m:e>
+              </m:d>
+            </m:num>
+            <m:den>
+              <m:r>
+                <w:rPr>
+                  <w:rFonts w:ascii="Cambria Math" w:hAnsi="Cambria Math"/>
+                </w:rPr>
+                <m:t>Norbite</m:t>
+              </m:r>
+            </m:den>
+          </m:f>
+        </m:oMath>
+      </m:oMathPara>
+    </w:p>
+    <w:p>
+      <w:pPr>
+        <w:ind w:firstLine="720"/>
+        <w:jc w:val="both"/>
+      </w:pPr>
+      <w:r>
+        <w:rPr>
+          <w:b/>
+          <w:bCs/>
+        </w:rPr>
+        <w:t>Anomalia Adevărată (ν):</w:t>
+      </w:r>
+      <w:r>
+        <w:t xml:space="preserve"> Acest parametru calculează poziția fiecărui satelit pe orbita sa. Împărțind cele 360° la numărul de sateliți (11), rezultă o distanță unghiulară de 32,7° între sateliți. Pentru a asigura o acoperire totală a suprafeței și a evita „zonele oarbe" (care ar apărea dacă sateliții ar zbura perfect paralel), se aplică o funcție matematică de decalaj (staggering):</w:t>
       </w:r>
     </w:p>
     <w:p>
@@ -1460,35 +4162,72 @@
         <w:spacing w:before="240" w:after="240"/>
         <w:jc w:val="center"/>
       </w:pPr>
-      <w:r>
-        <w:t>orbitIdx = numărul orbitei</w:t>
-      </w:r>
-    </w:p>
-    <w:p>
-      <w:pPr>
-        <w:ind w:firstLine="720"/>
-        <w:jc w:val="both"/>
-      </w:pPr>
-      <w:r>
-        <w:rPr>
-          <w:b/>
-          <w:bCs/>
-        </w:rPr>
-        <w:lastRenderedPageBreak/>
-        <w:t>Anomalia Adevărată (ν):</w:t>
-      </w:r>
-      <w:r>
-        <w:t xml:space="preserve"> Acest parametru calculează poziția fiecărui satelit pe orbita sa. Împărțind cele 360° la numărul de sateliți (11), rezultă o distanță unghiulară de 32,7° între sateliți. Pentru a asigura o acoperire totală a suprafeței și a evita „zonele oarbe" (care ar apărea dacă sateliții ar zbura perfect paralel), se aplică o funcție matematică de decalaj (staggering):</w:t>
-      </w:r>
-    </w:p>
-    <w:p>
-      <w:pPr>
-        <w:spacing w:before="240" w:after="240"/>
-        <w:jc w:val="center"/>
-      </w:pPr>
-      <w:r>
-        <w:t>ν = 360° × (planeIdx − 1 + 0,5 × (orbitIdx mod 2 − 1)) / Nsat</w:t>
-      </w:r>
+      <m:oMathPara>
+        <m:oMath>
+          <m:r>
+            <w:rPr>
+              <w:rFonts w:ascii="Cambria Math" w:hAnsi="Cambria Math"/>
+            </w:rPr>
+            <m:t>ν = 360° ×</m:t>
+          </m:r>
+          <m:f>
+            <m:fPr>
+              <m:ctrlPr>
+                <w:rPr>
+                  <w:rFonts w:ascii="Cambria Math" w:hAnsi="Cambria Math"/>
+                  <w:i/>
+                </w:rPr>
+              </m:ctrlPr>
+            </m:fPr>
+            <m:num>
+              <m:d>
+                <m:dPr>
+                  <m:ctrlPr>
+                    <w:rPr>
+                      <w:rFonts w:ascii="Cambria Math" w:hAnsi="Cambria Math"/>
+                      <w:i/>
+                    </w:rPr>
+                  </m:ctrlPr>
+                </m:dPr>
+                <m:e>
+                  <m:r>
+                    <w:rPr>
+                      <w:rFonts w:ascii="Cambria Math" w:hAnsi="Cambria Math"/>
+                    </w:rPr>
+                    <m:t xml:space="preserve">nr.plan - 1 + 0,5 × </m:t>
+                  </m:r>
+                  <m:d>
+                    <m:dPr>
+                      <m:ctrlPr>
+                        <w:rPr>
+                          <w:rFonts w:ascii="Cambria Math" w:hAnsi="Cambria Math"/>
+                          <w:i/>
+                        </w:rPr>
+                      </m:ctrlPr>
+                    </m:dPr>
+                    <m:e>
+                      <m:r>
+                        <w:rPr>
+                          <w:rFonts w:ascii="Cambria Math" w:hAnsi="Cambria Math"/>
+                        </w:rPr>
+                        <m:t>nr.orbita mod 2 - 1</m:t>
+                      </m:r>
+                    </m:e>
+                  </m:d>
+                </m:e>
+              </m:d>
+            </m:num>
+            <m:den>
+              <m:r>
+                <w:rPr>
+                  <w:rFonts w:ascii="Cambria Math" w:hAnsi="Cambria Math"/>
+                </w:rPr>
+                <m:t>Nsat</m:t>
+              </m:r>
+            </m:den>
+          </m:f>
+        </m:oMath>
+      </m:oMathPara>
     </w:p>
     <w:p>
       <w:pPr>
@@ -1510,9 +4249,9 @@
           <w:noProof/>
         </w:rPr>
         <w:drawing>
-          <wp:inline distT="0" distB="0" distL="0" distR="0" wp14:anchorId="7873CB84" wp14:editId="6FA24CAC">
-            <wp:extent cx="4203785" cy="2192128"/>
-            <wp:effectExtent l="0" t="0" r="0" b="5080"/>
+          <wp:inline distT="0" distB="0" distL="0" distR="0" wp14:anchorId="1195F073" wp14:editId="604729D5">
+            <wp:extent cx="3841750" cy="2003339"/>
+            <wp:effectExtent l="0" t="0" r="0" b="3810"/>
             <wp:docPr id="106" name="iridium-satellite"/>
             <wp:cNvGraphicFramePr>
               <a:graphicFrameLocks xmlns:a="http://schemas.openxmlformats.org/drawingml/2006/main" noChangeAspect="1"/>
@@ -1527,7 +4266,7 @@
                     </pic:cNvPicPr>
                   </pic:nvPicPr>
                   <pic:blipFill>
-                    <a:blip r:embed="rId10"/>
+                    <a:blip r:embed="rId13"/>
                     <a:stretch>
                       <a:fillRect/>
                     </a:stretch>
@@ -1535,7 +4274,7 @@
                   <pic:spPr bwMode="auto">
                     <a:xfrm>
                       <a:off x="0" y="0"/>
-                      <a:ext cx="4280630" cy="2232200"/>
+                      <a:ext cx="3902818" cy="2035184"/>
                     </a:xfrm>
                     <a:prstGeom prst="rect">
                       <a:avLst/>
@@ -1552,75 +4291,39 @@
       <w:pPr>
         <w:spacing w:after="200"/>
         <w:jc w:val="center"/>
-      </w:pPr>
-      <w:r>
         <w:rPr>
           <w:i/>
           <w:sz w:val="20"/>
           <w:szCs w:val="20"/>
         </w:rPr>
-        <w:t xml:space="preserve">Fig. 6: Satelit Iridium NEXT pe </w:t>
-      </w:r>
-      <w:proofErr w:type="spellStart"/>
+      </w:pPr>
       <w:r>
         <w:rPr>
           <w:i/>
           <w:sz w:val="20"/>
           <w:szCs w:val="20"/>
         </w:rPr>
-        <w:t>orbită</w:t>
-      </w:r>
-      <w:proofErr w:type="spellEnd"/>
+        <w:t>Fig. 6: Satelit Iridium NEXT pe orbită LEO (~780 km) – platformă gazdă pentru payload-ul Aireon ADS-B [5</w:t>
+      </w:r>
       <w:r>
         <w:rPr>
           <w:i/>
           <w:sz w:val="20"/>
           <w:szCs w:val="20"/>
         </w:rPr>
-        <w:t xml:space="preserve"> LEO (~780 </w:t>
-      </w:r>
-      <w:proofErr w:type="gramStart"/>
-      <w:r>
-        <w:rPr>
-          <w:i/>
-          <w:sz w:val="20"/>
-          <w:szCs w:val="20"/>
-        </w:rPr>
-        <w:t xml:space="preserve">km) </w:t>
-      </w:r>
-      <w:r>
-        <w:rPr>
-          <w:i/>
-          <w:sz w:val="20"/>
-          <w:szCs w:val="20"/>
-        </w:rPr>
-        <w:t xml:space="preserve"> </w:t>
-      </w:r>
-      <w:r>
-        <w:rPr>
-          <w:i/>
-          <w:sz w:val="20"/>
-          <w:szCs w:val="20"/>
-        </w:rPr>
-        <w:t>[</w:t>
-      </w:r>
-      <w:proofErr w:type="gramEnd"/>
-      <w:r>
-        <w:rPr>
-          <w:i/>
-          <w:sz w:val="20"/>
-          <w:szCs w:val="20"/>
-        </w:rPr>
-        <w:t>5]</w:t>
+        <w:t>]</w:t>
       </w:r>
     </w:p>
     <w:p>
       <w:pPr>
         <w:pStyle w:val="Heading2"/>
       </w:pPr>
-      <w:r>
+      <w:bookmarkStart w:id="10" w:name="_Toc230476085"/>
+      <w:r>
+        <w:lastRenderedPageBreak/>
         <w:t>2.4 Analiza Calității Legăturii de Date (Link Margin)</w:t>
       </w:r>
+      <w:bookmarkEnd w:id="10"/>
     </w:p>
     <w:p>
       <w:pPr>
@@ -1640,6 +4343,31 @@
       <w:r>
         <w:t>Parametrul de bază evaluat este calitatea brută a semnalului, măsurată prin raportul Eb/N0 (energia pe bit raportat la densitatea spectrală de putere a zgomotului). Pentru a determina fiabilitatea comunicației, simularea extrage „marja de semnal" (Link Margin). Această marjă reprezintă diferența exactă dintre nivelul semnalului primit și semnalul minim necesar (pragul cerut) pentru decodarea corectă a datelor ADS-B. O marjă de semnal pozitivă pe parcursul simulării demonstrează robustețea rețelei.</w:t>
       </w:r>
+    </w:p>
+    <w:p>
+      <w:pPr>
+        <w:pStyle w:val="Heading1"/>
+      </w:pPr>
+    </w:p>
+    <w:p>
+      <w:pPr>
+        <w:pStyle w:val="Heading1"/>
+      </w:pPr>
+    </w:p>
+    <w:p>
+      <w:pPr>
+        <w:pStyle w:val="Heading1"/>
+      </w:pPr>
+    </w:p>
+    <w:p>
+      <w:pPr>
+        <w:pStyle w:val="Heading1"/>
+      </w:pPr>
+    </w:p>
+    <w:p>
+      <w:pPr>
+        <w:pStyle w:val="Heading1"/>
+      </w:pPr>
     </w:p>
     <w:p>
       <w:pPr>
@@ -1656,27 +4384,66 @@
     <w:p>
       <w:pPr>
         <w:pStyle w:val="Heading1"/>
-        <w:jc w:val="left"/>
-      </w:pPr>
-    </w:p>
-    <w:p>
-      <w:pPr>
-        <w:pStyle w:val="Heading1"/>
-        <w:jc w:val="left"/>
-      </w:pPr>
-    </w:p>
-    <w:p>
-      <w:pPr>
-        <w:pStyle w:val="Heading1"/>
-      </w:pPr>
-      <w:r>
-        <w:lastRenderedPageBreak/>
+      </w:pPr>
+      <w:bookmarkStart w:id="11" w:name="_Toc230476086"/>
+      <w:r>
         <w:t>3. Stadiu actual</w:t>
       </w:r>
-    </w:p>
-    <w:p>
-      <w:pPr>
-        <w:pStyle w:val="Heading1"/>
+      <w:bookmarkEnd w:id="11"/>
+    </w:p>
+    <w:p>
+      <w:pPr>
+        <w:ind w:firstLine="720"/>
+        <w:jc w:val="both"/>
+        <w:rPr>
+          <w:b/>
+          <w:bCs/>
+        </w:rPr>
+      </w:pPr>
+      <w:bookmarkStart w:id="12" w:name="_Toc230474504"/>
+      <w:r>
+        <w:t>Evoluția sistemelor de monitorizare a traficului aerian a parcurs o tranziție accelerat</w:t>
+      </w:r>
+      <w:r>
+        <w:rPr>
+          <w:lang w:val="ro-RO"/>
+        </w:rPr>
+        <w:t>ă</w:t>
+      </w:r>
+      <w:r>
+        <w:t xml:space="preserve"> în ultimul deceniu, trecând de la o dependență exclusivă față de infrastructura terestră de radare, către rețele globale hibride, susținute de arhitecturi satelitare și analiză de date în timp real.</w:t>
+      </w:r>
+      <w:bookmarkEnd w:id="12"/>
+    </w:p>
+    <w:p>
+      <w:pPr>
+        <w:pStyle w:val="Heading2"/>
+        <w:rPr>
+          <w:lang w:val="ro-RO"/>
+        </w:rPr>
+      </w:pPr>
+      <w:bookmarkStart w:id="13" w:name="_Toc230476087"/>
+      <w:r>
+        <w:rPr>
+          <w:lang w:val="ro-RO"/>
+        </w:rPr>
+        <w:t>3.1 Rețele de monitorizare terestră</w:t>
+      </w:r>
+      <w:r>
+        <w:t xml:space="preserve">: </w:t>
+      </w:r>
+      <w:r>
+        <w:rPr>
+          <w:lang w:val="ro-RO"/>
+        </w:rPr>
+        <w:t>Flightradar24</w:t>
+      </w:r>
+      <w:bookmarkEnd w:id="13"/>
+    </w:p>
+    <w:p>
+      <w:pPr>
+        <w:pStyle w:val="Heading2"/>
+        <w:spacing w:before="0" w:after="0"/>
         <w:ind w:firstLine="720"/>
         <w:jc w:val="both"/>
         <w:rPr>
@@ -1693,73 +4460,7 @@
           <w:sz w:val="24"/>
           <w:szCs w:val="24"/>
         </w:rPr>
-        <w:t>Evoluția sistemelor de monitorizare a traficului aerian a parcurs o tranziție accelerat</w:t>
-      </w:r>
-      <w:r>
-        <w:rPr>
-          <w:b w:val="0"/>
-          <w:bCs w:val="0"/>
-          <w:sz w:val="24"/>
-          <w:szCs w:val="24"/>
-          <w:lang w:val="ro-RO"/>
-        </w:rPr>
-        <w:t>ă</w:t>
-      </w:r>
-      <w:r>
-        <w:rPr>
-          <w:b w:val="0"/>
-          <w:bCs w:val="0"/>
-          <w:sz w:val="24"/>
-          <w:szCs w:val="24"/>
-        </w:rPr>
-        <w:t xml:space="preserve"> în ultimul deceniu, trecând de la o dependență exclusivă față de infrastructura terestră de radare, către rețele globale hibride, susținute de arhitecturi satelitare și analiză de date în timp real.</w:t>
-      </w:r>
-    </w:p>
-    <w:p>
-      <w:pPr>
-        <w:pStyle w:val="Heading2"/>
-        <w:rPr>
-          <w:lang w:val="ro-RO"/>
-        </w:rPr>
-      </w:pPr>
-      <w:r>
-        <w:rPr>
-          <w:lang w:val="ro-RO"/>
-        </w:rPr>
-        <w:t>3.1 Rețele de monitorizare terestră</w:t>
-      </w:r>
-      <w:r>
-        <w:t xml:space="preserve">: </w:t>
-      </w:r>
-      <w:r>
-        <w:rPr>
-          <w:lang w:val="ro-RO"/>
-        </w:rPr>
-        <w:t>Flightradar24</w:t>
-      </w:r>
-    </w:p>
-    <w:p>
-      <w:pPr>
-        <w:pStyle w:val="Heading2"/>
-        <w:ind w:firstLine="720"/>
-        <w:jc w:val="both"/>
-        <w:rPr>
-          <w:b w:val="0"/>
-          <w:bCs w:val="0"/>
-          <w:sz w:val="24"/>
-          <w:szCs w:val="24"/>
-          <w:lang w:val="ro-RO"/>
-        </w:rPr>
-      </w:pPr>
-      <w:r>
-        <w:rPr>
-          <w:b w:val="0"/>
-          <w:bCs w:val="0"/>
-          <w:sz w:val="24"/>
-          <w:szCs w:val="24"/>
-          <w:lang w:val="ro-RO"/>
-        </w:rPr>
-        <w:t>La nivelul supravegherii terestre comerciale, studiul tehnicii a fost marcat de accesul la echipamente radio de tip SDR (Software Defined Radio). Cel mai cunoscut exemplu practic de implementare a standardului 1090ES este platforma Flightradar24. Aceasta operează o rețea globală de peste 30.000 de receptoare ADS-B independente, capabile să intercepteze și să centralizeze mesajele difuzate de transponderele aeronavelor. Transponderul de la bordul aeronavei determină poziția cu ajutorul receptorului GNSS propriu și o transmite omnidirecțional la 1090 MHz; receptoarele terestre ale rețelei Flightradar24 captează aceste emisii și le retransmit în timp real către serverele centrale prin intermediul internetului. Conform datelor publicate de Flightradar24, în 2024 peste 80% din zborurile comerciale monitorizate provin de la aeronave dotate cu transpondere ADS-B active, procent în continuă creștere odată cu extinderea mandatelor de echipare (FAA – 2020, EASA – 2020, CASA Australia – 2017). [1] Antena tipică utilizată de rețeaua Flightradar24 este ilustrată în Figura 7.</w:t>
+        <w:t xml:space="preserve"> </w:t>
       </w:r>
     </w:p>
     <w:p>
@@ -1771,10 +4472,11 @@
         <w:rPr>
           <w:noProof/>
         </w:rPr>
+        <w:lastRenderedPageBreak/>
         <w:drawing>
-          <wp:inline distT="0" distB="0" distL="0" distR="0" wp14:anchorId="551C41D1" wp14:editId="3815CFBC">
-            <wp:extent cx="3000000" cy="3000000"/>
-            <wp:effectExtent l="0" t="0" r="0" b="0"/>
+          <wp:inline distT="0" distB="0" distL="0" distR="0" wp14:anchorId="76C738E1" wp14:editId="293B3506">
+            <wp:extent cx="2533650" cy="2533650"/>
+            <wp:effectExtent l="0" t="0" r="6350" b="6350"/>
             <wp:docPr id="107" name="flightradar-antenna"/>
             <wp:cNvGraphicFramePr>
               <a:graphicFrameLocks xmlns:a="http://schemas.openxmlformats.org/drawingml/2006/main" noChangeAspect="1"/>
@@ -1789,7 +4491,7 @@
                     </pic:cNvPicPr>
                   </pic:nvPicPr>
                   <pic:blipFill>
-                    <a:blip r:embed="rId11"/>
+                    <a:blip r:embed="rId14"/>
                     <a:stretch>
                       <a:fillRect/>
                     </a:stretch>
@@ -1797,7 +4499,7 @@
                   <pic:spPr bwMode="auto">
                     <a:xfrm>
                       <a:off x="0" y="0"/>
-                      <a:ext cx="3000000" cy="3000000"/>
+                      <a:ext cx="2533870" cy="2533870"/>
                     </a:xfrm>
                     <a:prstGeom prst="rect">
                       <a:avLst/>
@@ -1834,15 +4536,30 @@
           <w:szCs w:val="24"/>
         </w:rPr>
       </w:pPr>
+      <w:bookmarkStart w:id="14" w:name="_Toc230476088"/>
       <w:r>
         <w:t>3.2 Supravegherea spațială globală (Space-Based ADS-B): Sistemul Aireon</w:t>
       </w:r>
+      <w:bookmarkEnd w:id="14"/>
+    </w:p>
+    <w:p>
+      <w:pPr>
+        <w:ind w:firstLine="720"/>
+        <w:jc w:val="both"/>
+        <w:rPr>
+          <w:b/>
+          <w:bCs/>
+        </w:rPr>
+      </w:pPr>
+      <w:bookmarkStart w:id="15" w:name="_Toc230474508"/>
+      <w:r>
+        <w:t>Răspunsul tehnologic actual la limitările impuse de orizontul radio este sistemul Space-Based ADS-B (SB-ADS-B), a cărui implementare a fost realizată de compania Aireon LLC. În loc de a plasa antene pe sol, sistemul se bazează pe integrarea unor echipamente specializate de recepție ADS-B direct pe constelația NEXT. Această schimbare permite eliminarea lacunelor de acoperire oceanică și polară, oferind monitorizare globală 100% și neîntreruptă a aeronavelor.</w:t>
+      </w:r>
+      <w:bookmarkEnd w:id="15"/>
     </w:p>
     <w:p>
       <w:pPr>
         <w:pStyle w:val="Heading2"/>
-        <w:ind w:firstLine="720"/>
-        <w:jc w:val="both"/>
         <w:rPr>
           <w:b w:val="0"/>
           <w:bCs w:val="0"/>
@@ -1850,396 +4567,308 @@
           <w:szCs w:val="24"/>
         </w:rPr>
       </w:pPr>
-      <w:r>
+      <w:bookmarkStart w:id="16" w:name="_Toc230476089"/>
+      <w:r>
+        <w:t>3.3 Inovații actuale: Detectarea și atenuarea interferențelor GNSS</w:t>
+      </w:r>
+      <w:bookmarkEnd w:id="16"/>
+    </w:p>
+    <w:p>
+      <w:pPr>
+        <w:ind w:firstLine="720"/>
+        <w:jc w:val="both"/>
+        <w:rPr>
+          <w:b/>
+          <w:bCs/>
+        </w:rPr>
+      </w:pPr>
+      <w:bookmarkStart w:id="17" w:name="_Toc230474510"/>
+      <w:r>
+        <w:t>Datorită caracterului “Dependent” al sistemului, funcționarea  acestuia este subordonată exclusiv acurateței coordonatelor furnizate de sistemul de navigație de la bordul aeronavei (GNSS/GPS). Prin urmare, cea mai mare vulnerabilitate a stadiului actual al tehnicii o reprezintă interferențele cu frecvențe radio (RFI – Radio Frequency Interference). Conform analizelor recente dezvoltate de Aireon pe infrastructura proprie, atenția s-a îndreptat către monitorizarea fenomenelor de GNSS Jamming (bruiaj) și Spoofing (falsificarea coordonatelor).</w:t>
+      </w:r>
+      <w:bookmarkEnd w:id="17"/>
+    </w:p>
+    <w:p>
+      <w:pPr>
+        <w:ind w:firstLine="720"/>
+        <w:jc w:val="both"/>
+        <w:rPr>
+          <w:b/>
+          <w:bCs/>
+        </w:rPr>
+      </w:pPr>
+      <w:bookmarkStart w:id="18" w:name="_Toc230474511"/>
+      <w:r>
+        <w:t>Implementările de pe sateliții Iridium acționează astăzi și ca senzori globali pentru securitatea spectrului radio. Prin monitorizarea continuă a indicatorilor de calitate incluși în pachetul de date ADS-B și analizând anomaliile dintre poziția raportată și momentul recepției pachetului pe orbită, infrastructura spațială poate identifica și alerta în timp real zonele în care semnalul GNSS este alterat. Astfel sistemele SB-ADS-B moderne au evoluat din platforme de monitorizare a zborurilor în sisteme critice pentru siguranța cibernetică și radio-electronică pentru spațiul aerian internațional.</w:t>
+      </w:r>
+      <w:bookmarkEnd w:id="18"/>
+    </w:p>
+    <w:p>
+      <w:pPr>
+        <w:pStyle w:val="Heading2"/>
+      </w:pPr>
+      <w:bookmarkStart w:id="19" w:name="_Toc230476090"/>
+      <w:r>
+        <w:t>3.4 Vulnerabilitatea la interceptare și injectare</w:t>
+      </w:r>
+      <w:bookmarkEnd w:id="19"/>
+    </w:p>
+    <w:p>
+      <w:pPr>
+        <w:ind w:firstLine="720"/>
+        <w:jc w:val="both"/>
+        <w:rPr>
+          <w:b/>
+          <w:bCs/>
+        </w:rPr>
+      </w:pPr>
+      <w:bookmarkStart w:id="20" w:name="_Toc230474513"/>
+      <w:r>
+        <w:t>Deși sistemele de tip Space-Based ADS-B rezolvă problema acoperirii geografice (stratul fizic), stadiul actual al tehnologiei se confruntă cu o vulnerabilitate fundamentală la nivelul legăturii de date. Standardul RTCA DO-260B [8], care guvernează emisiile ADS-B Out la 1090 MHz, a fost proiectat având ca priorități siguranța zborului, omițând aspectele de securitate informatică. În consecință, mesajele Extended Squitter sunt transmise în clar, nefiind protejate de niciun mecanism de criptare sau autentificare criptografică. Această arhitectură deschisă permite oricărei entități aflate în zona de acoperire radio să intercepteze datele zborului.</w:t>
+      </w:r>
+      <w:bookmarkEnd w:id="20"/>
+      <w:r>
+        <w:t xml:space="preserve"> </w:t>
+      </w:r>
+    </w:p>
+    <w:p>
+      <w:pPr>
+        <w:ind w:firstLine="720"/>
+        <w:jc w:val="both"/>
+        <w:rPr>
+          <w:b/>
+          <w:bCs/>
+        </w:rPr>
+      </w:pPr>
+      <w:bookmarkStart w:id="21" w:name="_Toc230474514"/>
+      <w:r>
+        <w:lastRenderedPageBreak/>
+        <w:t>Prin intermediul tehnologiei SDR (echipamente radio controlate prin software) și al unei antene de bază acordate pe frecvența de 1090 MHz, orice utilizator comercial sau rău intenționat poate capta și decoda cei 112 biți ai mesajului. Astfel, adresa ICAO, altitudinea, viteza și coordonatele GNSS exacte devin date publice, ridicând preocupări majore privind confidențialitatea pentru aeronavele de stat, militare sau private.</w:t>
+      </w:r>
+      <w:bookmarkEnd w:id="21"/>
+    </w:p>
+    <w:p>
+      <w:pPr>
+        <w:ind w:firstLine="720"/>
+        <w:jc w:val="both"/>
+        <w:rPr>
+          <w:b/>
+          <w:bCs/>
+        </w:rPr>
+      </w:pPr>
+      <w:bookmarkStart w:id="22" w:name="_Toc230474515"/>
+      <w:r>
+        <w:t>Lipsa unui mecanism de autentificare face ca protocolul să fie vulnerabil nu doar la ascultare pasivă, ci și la atacuri cibernetice. Echipamentele SDR cu capacitate de emisie pot fi utilizate pentru a sintetiza și transmite mesaje 1090ES valide din punct de vedere sintactic, creând “aeronave fantomă” pe ecranele radar terestre sau chiar la nivelul receptoarelor de pe sateliții Iridium NEXT.</w:t>
+      </w:r>
+      <w:bookmarkEnd w:id="22"/>
+    </w:p>
+    <w:p>
+      <w:pPr>
+        <w:pStyle w:val="Heading2"/>
+      </w:pPr>
+      <w:bookmarkStart w:id="23" w:name="_Toc230476091"/>
+      <w:r>
+        <w:t xml:space="preserve">3.5 Metode actuale de validare a datelor și atenuare </w:t>
+      </w:r>
+      <w:proofErr w:type="gramStart"/>
+      <w:r>
+        <w:t>a</w:t>
+      </w:r>
+      <w:proofErr w:type="gramEnd"/>
+      <w:r>
+        <w:t xml:space="preserve"> atacurilor de tip Spoofing</w:t>
+      </w:r>
+      <w:bookmarkEnd w:id="23"/>
+    </w:p>
+    <w:p>
+      <w:pPr>
+        <w:ind w:firstLine="357"/>
+        <w:jc w:val="both"/>
+        <w:rPr>
+          <w:b/>
+          <w:bCs/>
+        </w:rPr>
+      </w:pPr>
+      <w:bookmarkStart w:id="24" w:name="_Toc230474517"/>
+      <w:r>
+        <w:t>Deoarece modificarea standardului RTCA DO-260B pentru a include mecanisme criptografice ar necesita înlocuirea hardware-ului pe zeci de mii de aeronave la nivel global, industria a adoptat o abordare de securitate la nivel de sistem. Stadiul actual al apărării împotriva</w:t>
+      </w:r>
+      <w:r>
+        <w:t xml:space="preserve"> </w:t>
+      </w:r>
+      <w:r>
+        <w:t>atacurilor se bazează pe validarea independentă a semnalului și pe corelarea datelor la nivelul serverelor centrale sau al sistemelor ATC (Air Traffic Control).</w:t>
+      </w:r>
+      <w:bookmarkEnd w:id="24"/>
+    </w:p>
+    <w:p>
+      <w:pPr>
+        <w:pStyle w:val="Heading2"/>
+        <w:spacing w:before="0" w:after="0"/>
+        <w:ind w:firstLine="720"/>
+        <w:jc w:val="both"/>
         <w:rPr>
           <w:b w:val="0"/>
           <w:bCs w:val="0"/>
           <w:sz w:val="24"/>
           <w:szCs w:val="24"/>
         </w:rPr>
-        <w:t>Răspunsul tehnologic actual la limitările impuse de orizontul radio este sistemul Space-Based ADS-B (SB-ADS-B), a cărui implementare a fost realizată de compania Aireon LLC. În loc de a plasa antene pe sol, sistemul se bazează pe integrarea unor echipamente specializate de recepție ADS-B direct pe constelația NEXT. Această schimbare permite eliminarea lacunelor de acoperire oceanică și polară, oferind monitorizare globală 100% și neîntreruptă a aeronavelor.</w:t>
-      </w:r>
-    </w:p>
-    <w:p>
-      <w:pPr>
-        <w:pStyle w:val="Heading2"/>
-        <w:rPr>
-          <w:b w:val="0"/>
-          <w:bCs w:val="0"/>
-          <w:sz w:val="24"/>
-          <w:szCs w:val="24"/>
-        </w:rPr>
-      </w:pPr>
-      <w:r>
-        <w:lastRenderedPageBreak/>
-        <w:t>3.3 Inovații actuale: Detectarea și atenuarea interferențelor GNSS</w:t>
-      </w:r>
-    </w:p>
-    <w:p>
-      <w:pPr>
-        <w:pStyle w:val="Heading2"/>
-        <w:ind w:firstLine="720"/>
-        <w:jc w:val="both"/>
-        <w:rPr>
-          <w:b w:val="0"/>
-          <w:bCs w:val="0"/>
-          <w:sz w:val="24"/>
-          <w:szCs w:val="24"/>
-        </w:rPr>
-      </w:pPr>
-      <w:r>
-        <w:rPr>
-          <w:b w:val="0"/>
-          <w:bCs w:val="0"/>
-          <w:sz w:val="24"/>
-          <w:szCs w:val="24"/>
-        </w:rPr>
-        <w:t>Datorită caracterului “Dependent” al sistemului, funcționarea  acestuia este subordonată exclusiv acurateței coordonatelor furnizate de sistemul de navigație de la bordul aeronavei (GNSS/GPS). Prin urmare, cea mai mare vulnerabilitate a stadiului actual al tehnicii o reprezintă interferențele cu frecvențe radio (RFI – Radio Frequency Interference). Conform analizelor recente dezvoltate de Aireon pe infrastructura proprie, atenția s-a îndreptat către monitorizarea fenomenelor de GNSS Jamming (bruiaj) și Spoofing (falsificarea coordonatelor).</w:t>
-      </w:r>
-    </w:p>
-    <w:p>
-      <w:pPr>
-        <w:pStyle w:val="Heading2"/>
-        <w:ind w:firstLine="720"/>
-        <w:jc w:val="both"/>
-        <w:rPr>
-          <w:b w:val="0"/>
-          <w:bCs w:val="0"/>
-          <w:sz w:val="24"/>
-          <w:szCs w:val="24"/>
-        </w:rPr>
-      </w:pPr>
-      <w:r>
-        <w:rPr>
-          <w:b w:val="0"/>
-          <w:bCs w:val="0"/>
-          <w:sz w:val="24"/>
-          <w:szCs w:val="24"/>
-        </w:rPr>
-        <w:t>Implementările de pe sateliții Iridium acționează astăzi și ca senzori globali pentru securitatea spectrului radio. Prin monitorizarea continuă a indicatorilor de calitate incluși în pachetul de date ADS-B și analizând anomaliile dintre poziția raportată și momentul recepției pachetului pe orbită, infrastructura spațială poate identifica și alerta în timp real zonele în care semnalul GNSS este alterat. Astfel sistemele SB-ADS-B moderne au evoluat din platforme de monitorizare a zborurilor în sisteme critice pentru siguranța cibernetică și radio-electronică pentru spațiul aerian internațional.</w:t>
-      </w:r>
-    </w:p>
-    <w:p>
-      <w:pPr>
-        <w:pStyle w:val="Heading2"/>
-      </w:pPr>
-      <w:r>
-        <w:t>3.4 Vulnerabilitatea la interceptare și injectare</w:t>
-      </w:r>
-    </w:p>
-    <w:p>
-      <w:pPr>
-        <w:pStyle w:val="Heading2"/>
-        <w:ind w:firstLine="720"/>
-        <w:jc w:val="both"/>
-        <w:rPr>
-          <w:b w:val="0"/>
-          <w:bCs w:val="0"/>
-          <w:sz w:val="24"/>
-          <w:szCs w:val="24"/>
-        </w:rPr>
-      </w:pPr>
-      <w:r>
-        <w:rPr>
-          <w:b w:val="0"/>
-          <w:bCs w:val="0"/>
-          <w:sz w:val="24"/>
-          <w:szCs w:val="24"/>
-        </w:rPr>
-        <w:t xml:space="preserve">Deși sistemele de tip Space-Based ADS-B rezolvă problema acoperirii geografice (stratul fizic), stadiul actual al tehnologiei se confruntă cu o vulnerabilitate fundamentală la nivelul legăturii de date. Standardul RTCA DO-260B [8], care guvernează emisiile ADS-B Out la 1090 MHz, a fost proiectat având ca priorități siguranța zborului, omițând aspectele de securitate informatică. În consecință, mesajele Extended Squitter sunt transmise în clar, nefiind protejate de niciun mecanism de criptare sau autentificare criptografică. Această arhitectură deschisă permite oricărei entități aflate în zona de acoperire radio să intercepteze datele zborului. </w:t>
-      </w:r>
-    </w:p>
-    <w:p>
-      <w:pPr>
-        <w:pStyle w:val="Heading2"/>
-        <w:ind w:firstLine="720"/>
-        <w:jc w:val="both"/>
-        <w:rPr>
-          <w:b w:val="0"/>
-          <w:bCs w:val="0"/>
-          <w:sz w:val="24"/>
-          <w:szCs w:val="24"/>
-        </w:rPr>
-      </w:pPr>
-      <w:r>
-        <w:rPr>
-          <w:b w:val="0"/>
-          <w:bCs w:val="0"/>
-          <w:sz w:val="24"/>
-          <w:szCs w:val="24"/>
-        </w:rPr>
-        <w:t>Prin intermediul tehnologiei SDR (echipamente radio controlate prin software) și al unei antene de bază acordate pe frecvența de 1090 MHz, orice utilizator comercial sau rău intenționat poate capta și decoda cei 112 biți ai mesajului. Astfel, adresa ICAO, altitudinea, viteza și coordonatele GNSS exacte devin date publice, ridicând preocupări majore privind confidențialitatea pentru aeronavele de stat, militare sau private.</w:t>
-      </w:r>
-    </w:p>
-    <w:p>
-      <w:pPr>
-        <w:pStyle w:val="Heading2"/>
-        <w:ind w:firstLine="720"/>
-        <w:jc w:val="both"/>
-        <w:rPr>
-          <w:b w:val="0"/>
-          <w:bCs w:val="0"/>
-          <w:sz w:val="24"/>
-          <w:szCs w:val="24"/>
-        </w:rPr>
-      </w:pPr>
-      <w:r>
-        <w:rPr>
-          <w:b w:val="0"/>
-          <w:bCs w:val="0"/>
-          <w:sz w:val="24"/>
-          <w:szCs w:val="24"/>
-        </w:rPr>
-        <w:t>Lipsa unui mecanism de autentificare face ca protocolul să fie vulnerabil nu doar la ascultare pasivă, ci și la atacuri cibernetice. Echipamentele SDR cu capacitate de emisie pot fi utilizate pentru a sintetiza și transmite mesaje 1090ES valide din punct de vedere sintactic, creând “aeronave fantomă” pe ecranele radar terestre sau chiar la nivelul receptoarelor de pe sateliții Iridium NEXT.</w:t>
-      </w:r>
-    </w:p>
-    <w:p>
-      <w:pPr>
-        <w:pStyle w:val="Heading2"/>
-      </w:pPr>
-      <w:r>
-        <w:t>3.5 Metode actuale de validare a datelor și atenuare a atacurilor de tip Spoofing</w:t>
-      </w:r>
-    </w:p>
-    <w:p>
-      <w:pPr>
-        <w:pStyle w:val="Heading2"/>
-        <w:ind w:firstLine="720"/>
-        <w:jc w:val="both"/>
-        <w:rPr>
-          <w:b w:val="0"/>
-          <w:bCs w:val="0"/>
-          <w:sz w:val="24"/>
-          <w:szCs w:val="24"/>
-        </w:rPr>
-      </w:pPr>
-      <w:r>
-        <w:rPr>
-          <w:b w:val="0"/>
-          <w:bCs w:val="0"/>
-          <w:sz w:val="24"/>
-          <w:szCs w:val="24"/>
-        </w:rPr>
-        <w:t xml:space="preserve">Deoarece modificarea standardului RTCA DO-260B pentru a include mecanisme criptografice ar necesita înlocuirea hardware-ului pe zeci de mii de aeronave la nivel global, industria a adoptat o abordare de securitate la nivel de sistem. Stadiul actual al apărării împotriva </w:t>
-      </w:r>
-      <w:r>
-        <w:rPr>
-          <w:b w:val="0"/>
-          <w:bCs w:val="0"/>
-          <w:sz w:val="24"/>
-          <w:szCs w:val="24"/>
-        </w:rPr>
-        <w:lastRenderedPageBreak/>
-        <w:t>atacurilor se bazează pe validarea independentă a semnalului și pe corelarea datelor la nivelul serverelor centrale sau al sistemelor ATC (Air Traffic Control).</w:t>
-      </w:r>
-    </w:p>
-    <w:p>
-      <w:pPr>
-        <w:pStyle w:val="Heading2"/>
-        <w:ind w:firstLine="720"/>
-        <w:jc w:val="both"/>
-        <w:rPr>
-          <w:b w:val="0"/>
-          <w:bCs w:val="0"/>
-          <w:sz w:val="24"/>
-          <w:szCs w:val="24"/>
-        </w:rPr>
-      </w:pPr>
-      <w:r>
-        <w:rPr>
-          <w:b w:val="0"/>
-          <w:bCs w:val="0"/>
-          <w:sz w:val="24"/>
-          <w:szCs w:val="24"/>
-        </w:rPr>
+      </w:pPr>
+    </w:p>
+    <w:p>
+      <w:pPr>
+        <w:ind w:firstLine="357"/>
+        <w:jc w:val="both"/>
+        <w:rPr>
+          <w:b/>
+          <w:bCs/>
+        </w:rPr>
+      </w:pPr>
+      <w:bookmarkStart w:id="25" w:name="_Toc230474518"/>
+      <w:r>
         <w:t>Principalele tehnici de detectare și filtrare a „aeronavelor fantomă” includ:</w:t>
       </w:r>
-    </w:p>
-    <w:p>
-      <w:pPr>
-        <w:pStyle w:val="Heading2"/>
+      <w:bookmarkEnd w:id="25"/>
+    </w:p>
+    <w:p>
+      <w:pPr>
+        <w:jc w:val="both"/>
+      </w:pPr>
+    </w:p>
+    <w:p>
+      <w:pPr>
+        <w:pStyle w:val="ListParagraph"/>
         <w:numPr>
           <w:ilvl w:val="0"/>
-          <w:numId w:val="3"/>
+          <w:numId w:val="4"/>
         </w:numPr>
         <w:jc w:val="both"/>
-        <w:rPr>
-          <w:b w:val="0"/>
-          <w:bCs w:val="0"/>
-          <w:sz w:val="24"/>
-          <w:szCs w:val="24"/>
-        </w:rPr>
-      </w:pPr>
-      <w:r>
-        <w:rPr>
-          <w:b w:val="0"/>
-          <w:bCs w:val="0"/>
-          <w:sz w:val="24"/>
-          <w:szCs w:val="24"/>
-        </w:rPr>
-        <w:t>Multilaterația (MLAT - Time Difference of Arrival): Este cea mai eficientă contra-măsură fizică implementată de rețelele terestre (precum Flightradar24). Când un emițător SDR transmite un mesaj ADS-B falsificat, semnalul radio este recepționat de multiple stații de la sol. Sistemul calculează diferența de timp la care semnalul a ajuns la fiecare receptor pentru a triangula sursa fizică a emisiei. Dacă poziția fizică dedusă prin MLAT nu coincide cu coordonatele GNSS raportate în mesajul 1090ES, sistemul respinge datele ca fiind falsificate. [7]</w:t>
-      </w:r>
-    </w:p>
-    <w:p>
-      <w:pPr>
-        <w:pStyle w:val="Heading2"/>
+      </w:pPr>
+      <w:bookmarkStart w:id="26" w:name="_Toc230474519"/>
+      <w:r>
+        <w:t xml:space="preserve">Multilaterația (MLAT - Time Difference of Arrival): Este cea mai eficientă contra-măsură fizică implementată de rețelele terestre (precum Flightradar24). Când un emițător SDR transmite un mesaj ADS-B falsificat, semnalul radio este recepționat de multiple stații de la sol. Sistemul calculează diferența de timp la care semnalul </w:t>
+      </w:r>
+      <w:proofErr w:type="gramStart"/>
+      <w:r>
+        <w:t>a</w:t>
+      </w:r>
+      <w:proofErr w:type="gramEnd"/>
+      <w:r>
+        <w:t xml:space="preserve"> ajuns la fiecare receptor pentru a triangula sursa fizică </w:t>
+      </w:r>
+      <w:proofErr w:type="gramStart"/>
+      <w:r>
+        <w:t>a</w:t>
+      </w:r>
+      <w:proofErr w:type="gramEnd"/>
+      <w:r>
+        <w:t xml:space="preserve"> emisiei. Dacă poziția fizică dedusă prin MLAT nu coincide cu coordonatele GNSS raportate în mesajul 1090ES, sistemul respinge datele ca fiind falsificate. [7]</w:t>
+      </w:r>
+      <w:bookmarkEnd w:id="26"/>
+    </w:p>
+    <w:p>
+      <w:pPr>
+        <w:jc w:val="both"/>
+      </w:pPr>
+    </w:p>
+    <w:p>
+      <w:pPr>
+        <w:pStyle w:val="ListParagraph"/>
         <w:numPr>
           <w:ilvl w:val="0"/>
-          <w:numId w:val="3"/>
+          <w:numId w:val="4"/>
         </w:numPr>
         <w:jc w:val="both"/>
-        <w:rPr>
-          <w:b w:val="0"/>
-          <w:bCs w:val="0"/>
-          <w:sz w:val="24"/>
-          <w:szCs w:val="24"/>
-        </w:rPr>
-      </w:pPr>
-      <w:r>
-        <w:rPr>
-          <w:b w:val="0"/>
-          <w:bCs w:val="0"/>
-          <w:sz w:val="24"/>
-          <w:szCs w:val="24"/>
-        </w:rPr>
-        <w:t>Fuziunea Datelor (Data Fusion) în sistemele ATC: La nivelul controlului de trafic aerian instituțional, datele ADS-B nu sunt folosite izolat. Ele sunt suprapuse peste datele obținute de la radarele primare (care detectează fizic reflexia undelor radio pe fuzelajul aeronavei, independent de colaborarea acesteia). O „aeronavă fantomă” generată de un SDR va apărea în mesajele ADS-B, dar va lipsi pe radarul primar, generând imediat o alertă de discrepanță.</w:t>
-      </w:r>
-    </w:p>
-    <w:p>
-      <w:pPr>
-        <w:pStyle w:val="Heading2"/>
+      </w:pPr>
+      <w:bookmarkStart w:id="27" w:name="_Toc230474520"/>
+      <w:r>
+        <w:t xml:space="preserve">Fuziunea Datelor (Data Fusion) în sistemele ATC: La nivelul controlului de trafic aerian instituțional, datele ADS-B nu sunt folosite izolat. Ele sunt suprapuse peste datele obținute de la radarele primare (care detectează fizic reflexia undelor radio pe fuzelajul aeronavei, independent de colaborarea acesteia). O „aeronavă fantomă” generată de un SDR va apărea în mesajele ADS-B, dar va lipsi pe radarul primar, </w:t>
+      </w:r>
+      <w:proofErr w:type="spellStart"/>
+      <w:r>
+        <w:t>generând</w:t>
+      </w:r>
+      <w:proofErr w:type="spellEnd"/>
+      <w:r>
+        <w:t xml:space="preserve"> </w:t>
+      </w:r>
+      <w:proofErr w:type="spellStart"/>
+      <w:r>
+        <w:t>imediat</w:t>
+      </w:r>
+      <w:proofErr w:type="spellEnd"/>
+      <w:r>
+        <w:t xml:space="preserve"> o </w:t>
+      </w:r>
+      <w:proofErr w:type="spellStart"/>
+      <w:r>
+        <w:t>alertă</w:t>
+      </w:r>
+      <w:proofErr w:type="spellEnd"/>
+      <w:r>
+        <w:t xml:space="preserve"> de </w:t>
+      </w:r>
+      <w:proofErr w:type="spellStart"/>
+      <w:r>
+        <w:t>discrepanță</w:t>
+      </w:r>
+      <w:proofErr w:type="spellEnd"/>
+      <w:r>
+        <w:t>.</w:t>
+      </w:r>
+      <w:bookmarkEnd w:id="27"/>
+    </w:p>
+    <w:p>
+      <w:pPr>
+        <w:jc w:val="both"/>
+      </w:pPr>
+    </w:p>
+    <w:p>
+      <w:pPr>
+        <w:pStyle w:val="ListParagraph"/>
         <w:numPr>
           <w:ilvl w:val="0"/>
-          <w:numId w:val="3"/>
+          <w:numId w:val="4"/>
         </w:numPr>
         <w:jc w:val="both"/>
-        <w:rPr>
-          <w:b w:val="0"/>
-          <w:bCs w:val="0"/>
-          <w:sz w:val="24"/>
-          <w:szCs w:val="24"/>
-        </w:rPr>
-      </w:pPr>
+      </w:pPr>
+      <w:bookmarkStart w:id="28" w:name="_Toc230474521"/>
+      <w:r>
+        <w:t xml:space="preserve">Filtrarea cinematică (Plausibility Checks): Algoritmii de pe serverele de procesare analizează comportamentul zborului raportat. Variațiile imposibile de viteză, altitudine sau accelerație (ex. un viraj cu forțe G care depășesc limitele fizice ale aeronavei) care adesea însoțesc atacurile de spoofing rudimentare, duc la invalidarea automată a track-ului. Un exemplu de echipament utilizat pentru atacuri de tip spoofing </w:t>
+      </w:r>
       <w:proofErr w:type="spellStart"/>
       <w:r>
-        <w:rPr>
-          <w:b w:val="0"/>
-          <w:bCs w:val="0"/>
-          <w:sz w:val="24"/>
-          <w:szCs w:val="24"/>
-        </w:rPr>
-        <w:t>Filtrarea</w:t>
+        <w:t>este</w:t>
       </w:r>
       <w:proofErr w:type="spellEnd"/>
       <w:r>
-        <w:rPr>
-          <w:b w:val="0"/>
-          <w:bCs w:val="0"/>
-          <w:sz w:val="24"/>
-          <w:szCs w:val="24"/>
-        </w:rPr>
         <w:t xml:space="preserve"> </w:t>
       </w:r>
       <w:proofErr w:type="spellStart"/>
       <w:r>
-        <w:rPr>
-          <w:b w:val="0"/>
-          <w:bCs w:val="0"/>
-          <w:sz w:val="24"/>
-          <w:szCs w:val="24"/>
-        </w:rPr>
-        <w:t>cinematică</w:t>
+        <w:t>ilustrat</w:t>
       </w:r>
       <w:proofErr w:type="spellEnd"/>
       <w:r>
-        <w:rPr>
-          <w:b w:val="0"/>
-          <w:bCs w:val="0"/>
-          <w:sz w:val="24"/>
-          <w:szCs w:val="24"/>
-        </w:rPr>
-        <w:t xml:space="preserve"> (Plausibility Checks): Algoritmii de pe serverele de procesare analizează comportamentul zborului raportat. Variațiile imposibile de viteză, altitudine sau accelerație (ex. un viraj cu forțe G care depășesc limitele fizice ale aeronavei) care adesea însoțesc atacurile de spoofing rudimentare, duc la invalidarea automată a track-ului. Un exemplu de echipament utilizat pentru atacuri de tip spoofing </w:t>
+        <w:t xml:space="preserve"> </w:t>
       </w:r>
       <w:proofErr w:type="spellStart"/>
       <w:r>
-        <w:rPr>
-          <w:b w:val="0"/>
-          <w:bCs w:val="0"/>
-          <w:sz w:val="24"/>
-          <w:szCs w:val="24"/>
-        </w:rPr>
-        <w:t>este</w:t>
+        <w:t>în</w:t>
       </w:r>
       <w:proofErr w:type="spellEnd"/>
       <w:r>
-        <w:rPr>
-          <w:b w:val="0"/>
-          <w:bCs w:val="0"/>
-          <w:sz w:val="24"/>
-          <w:szCs w:val="24"/>
-        </w:rPr>
         <w:t xml:space="preserve"> </w:t>
       </w:r>
       <w:proofErr w:type="spellStart"/>
       <w:r>
-        <w:rPr>
-          <w:b w:val="0"/>
-          <w:bCs w:val="0"/>
-          <w:sz w:val="24"/>
-          <w:szCs w:val="24"/>
-        </w:rPr>
-        <w:t>ilustrat</w:t>
+        <w:t>Figura</w:t>
       </w:r>
       <w:proofErr w:type="spellEnd"/>
       <w:r>
-        <w:rPr>
-          <w:b w:val="0"/>
-          <w:bCs w:val="0"/>
-          <w:sz w:val="24"/>
-          <w:szCs w:val="24"/>
-        </w:rPr>
-        <w:t xml:space="preserve"> </w:t>
-      </w:r>
-      <w:proofErr w:type="spellStart"/>
-      <w:r>
-        <w:rPr>
-          <w:b w:val="0"/>
-          <w:bCs w:val="0"/>
-          <w:sz w:val="24"/>
-          <w:szCs w:val="24"/>
-        </w:rPr>
-        <w:t>în</w:t>
-      </w:r>
-      <w:proofErr w:type="spellEnd"/>
-      <w:r>
-        <w:rPr>
-          <w:b w:val="0"/>
-          <w:bCs w:val="0"/>
-          <w:sz w:val="24"/>
-          <w:szCs w:val="24"/>
-        </w:rPr>
-        <w:t xml:space="preserve"> </w:t>
-      </w:r>
-      <w:proofErr w:type="spellStart"/>
-      <w:r>
-        <w:rPr>
-          <w:b w:val="0"/>
-          <w:bCs w:val="0"/>
-          <w:sz w:val="24"/>
-          <w:szCs w:val="24"/>
-        </w:rPr>
-        <w:t>Figura</w:t>
-      </w:r>
-      <w:proofErr w:type="spellEnd"/>
-      <w:r>
-        <w:rPr>
-          <w:b w:val="0"/>
-          <w:bCs w:val="0"/>
-          <w:sz w:val="24"/>
-          <w:szCs w:val="24"/>
-        </w:rPr>
         <w:t xml:space="preserve"> 8.</w:t>
       </w:r>
+      <w:bookmarkEnd w:id="28"/>
     </w:p>
     <w:p>
       <w:pPr>
@@ -2250,9 +4879,10 @@
         <w:rPr>
           <w:noProof/>
         </w:rPr>
+        <w:lastRenderedPageBreak/>
         <w:drawing>
-          <wp:inline distT="0" distB="0" distL="0" distR="0" wp14:anchorId="37CF2CD9" wp14:editId="21F85A99">
-            <wp:extent cx="4000000" cy="4000000"/>
+          <wp:inline distT="0" distB="0" distL="0" distR="0" wp14:anchorId="0605A588" wp14:editId="7D0FBE58">
+            <wp:extent cx="2051050" cy="2051050"/>
             <wp:effectExtent l="0" t="0" r="0" b="0"/>
             <wp:docPr id="108" name="gnss-spoofer"/>
             <wp:cNvGraphicFramePr>
@@ -2268,7 +4898,7 @@
                     </pic:cNvPicPr>
                   </pic:nvPicPr>
                   <pic:blipFill>
-                    <a:blip r:embed="rId12"/>
+                    <a:blip r:embed="rId15"/>
                     <a:stretch>
                       <a:fillRect/>
                     </a:stretch>
@@ -2276,7 +4906,7 @@
                   <pic:spPr bwMode="auto">
                     <a:xfrm>
                       <a:off x="0" y="0"/>
-                      <a:ext cx="4000000" cy="4000000"/>
+                      <a:ext cx="2051119" cy="2051119"/>
                     </a:xfrm>
                     <a:prstGeom prst="rect">
                       <a:avLst/>
@@ -2300,8 +4930,10 @@
           <w:sz w:val="20"/>
           <w:szCs w:val="20"/>
         </w:rPr>
-        <w:t>Fig. 8: Echipament SDR portabil capabil să sintetizeze semnale GNSS şi 1090ES false (GNSS Spoofer) [8</w:t>
-      </w:r>
+        <w:t>Fig. 8: Echipament SDR portabil capabil să sintetizeze semnale GNSS şi 1090ES false (GNSS Spoofer) [8]</w:t>
+      </w:r>
+    </w:p>
+    <w:p>
       <w:r>
         <w:br w:type="page"/>
       </w:r>
@@ -2310,57 +4942,4395 @@
       <w:pPr>
         <w:pStyle w:val="Heading1"/>
       </w:pPr>
+      <w:bookmarkStart w:id="29" w:name="_Toc230476092"/>
+      <w:r>
+        <w:lastRenderedPageBreak/>
+        <w:t>4. Implementare</w:t>
+      </w:r>
+      <w:bookmarkEnd w:id="29"/>
+    </w:p>
+    <w:p>
+      <w:pPr>
+        <w:ind w:firstLine="720"/>
+        <w:jc w:val="both"/>
+      </w:pPr>
+      <w:r>
+        <w:t>Implementarea simulării s-a realizat în mediul MATLAB, prin construirea unei aplicații interactive cu interfață grafică (GUI), structurată în jurul a patru module funcționale principale: construirea scenariului satelitar, modelarea antenelor, calculul bilanțului de legătură şi vizualizarea comparativă a rezultatelor. Codul sursă este organizat în funcția principală Gui(), care gestionează interfața, şi trei funcții auxiliare globale: buildScenario(), plotAntennaPattern() şi generateBeamDirections().</w:t>
+      </w:r>
+    </w:p>
+    <w:p>
+      <w:pPr>
+        <w:pStyle w:val="Heading2"/>
+      </w:pPr>
+      <w:bookmarkStart w:id="30" w:name="_Toc230476093"/>
+      <w:r>
+        <w:t>4.1 Arhitectura Aplicației MATLAB</w:t>
+      </w:r>
+      <w:bookmarkEnd w:id="30"/>
+    </w:p>
+    <w:p>
+      <w:pPr>
+        <w:ind w:firstLine="720"/>
+        <w:jc w:val="both"/>
+      </w:pPr>
+      <w:r>
+        <w:t>Aplicația este implementată ca funcția MATLAB Gui(), care instanțiază o fereastră grafică de 1280×760 pixeli cu două panouri principale. Panoul stâng ("Parametri de Intrare") expune controalele configurabile: tipul antenei satelitare (meniu drop-down cu două opțiuni: Izotropică sau 48 Fascicule Personalizate), unghiurile de montaj ale antenei satelitului (Yaw, Pitch, Roll, în grade) şi trei butoane de acțiune: Rulează Simularea, Deschide Documentația şi Reset. Panoul drept ("Rezultate") afişează diagrama de radiație 3D a antenei selectate, actualizată dinamic la fiecare schimbare a configurației prin callback-ul cbAntennaChange().</w:t>
+      </w:r>
+    </w:p>
+    <w:p>
+      <w:pPr>
+        <w:ind w:firstLine="720"/>
+        <w:jc w:val="both"/>
+      </w:pPr>
+      <w:r>
+        <w:t>La prima rulare a simulării se creează, prin funcția ensureCompareWindow(), o fereastră separată de comparație care persistă pe durata sesiunii. Aceasta conține două grafice suprapuse: bilanțul de legătură (Marjă vs. Timp) şi vizibilitatea satelitarele (Satelit Iridium vs. Timp). Fiecare rulare succesivă adaugă o curbă nouă cu o culoare distinctă şi o etichetă de tip "Rul N: [tip antenă] [Y/P/R]", permițând compararea vizuală a mai multor configurații în aceeaşi fereastră.</w:t>
+      </w:r>
+    </w:p>
+    <w:p>
+      <w:pPr>
+        <w:pStyle w:val="Heading2"/>
+      </w:pPr>
+      <w:bookmarkStart w:id="31" w:name="_Toc230476094"/>
+      <w:r>
+        <w:t>4.2 Construirea Scenariului de Simulare</w:t>
+      </w:r>
+      <w:bookmarkEnd w:id="31"/>
+    </w:p>
+    <w:p>
+      <w:pPr>
+        <w:ind w:firstLine="720"/>
+        <w:jc w:val="both"/>
+      </w:pPr>
+      <w:r>
+        <w:t>Scenariul de simulare este construit prin funcția buildScenario(), care returnează obiectele MATLAB necesare tuturor calculelor ulterioare: scenariul satelitar (sc), aeronava (aircraft), cei 66 de sateliți Iridium (iridiumSatellites), senzorii conici ai acestora (iridiumConicalSensors), transmitătorul ADS-B (txADSB) şi receptoarele aeroportuare (rxAirport). Simularea porneşte la data de 9 aprilie 2026, ora 15:55:00 (fus orar Pacific/Auckland), cu o durată totală de 3 ore şi 50 de minute şi un pas de eşantionare de 10 secunde.</w:t>
+      </w:r>
+    </w:p>
+    <w:p>
+      <w:pPr>
+        <w:ind w:firstLine="720"/>
+        <w:jc w:val="both"/>
+      </w:pPr>
+    </w:p>
+    <w:p>
+      <w:pPr>
+        <w:rPr>
+          <w:rFonts w:ascii="Menlo" w:hAnsi="Menlo" w:cs="Menlo"/>
+          <w:sz w:val="20"/>
+          <w:szCs w:val="20"/>
+        </w:rPr>
+      </w:pPr>
+      <w:r>
+        <w:rPr>
+          <w:rFonts w:ascii="Menlo" w:hAnsi="Menlo" w:cs="Menlo"/>
+          <w:color w:val="0E00FF"/>
+          <w:sz w:val="20"/>
+          <w:szCs w:val="20"/>
+        </w:rPr>
+        <w:t xml:space="preserve">function </w:t>
+      </w:r>
+      <w:r>
+        <w:rPr>
+          <w:rFonts w:ascii="Menlo" w:hAnsi="Menlo" w:cs="Menlo"/>
+          <w:sz w:val="20"/>
+          <w:szCs w:val="20"/>
+        </w:rPr>
+        <w:t>[sc, aircraft, iridiumSatellites, iridiumConicalSensors, txADSB, rxAirport] = buildScenario()</w:t>
+      </w:r>
+    </w:p>
+    <w:p>
+      <w:pPr>
+        <w:rPr>
+          <w:rFonts w:ascii="Menlo" w:hAnsi="Menlo" w:cs="Menlo"/>
+          <w:sz w:val="20"/>
+          <w:szCs w:val="20"/>
+        </w:rPr>
+      </w:pPr>
+      <w:r>
+        <w:rPr>
+          <w:rFonts w:ascii="Menlo" w:hAnsi="Menlo" w:cs="Menlo"/>
+          <w:sz w:val="20"/>
+          <w:szCs w:val="20"/>
+        </w:rPr>
+        <w:t xml:space="preserve">    startTime  = datetime(2026,4,9,15,55,0, TimeZone=</w:t>
+      </w:r>
+      <w:r>
+        <w:rPr>
+          <w:rFonts w:ascii="Menlo" w:hAnsi="Menlo" w:cs="Menlo"/>
+          <w:color w:val="A709F5"/>
+          <w:sz w:val="20"/>
+          <w:szCs w:val="20"/>
+        </w:rPr>
+        <w:t>"Pacific/Auckland"</w:t>
+      </w:r>
+      <w:r>
+        <w:rPr>
+          <w:rFonts w:ascii="Menlo" w:hAnsi="Menlo" w:cs="Menlo"/>
+          <w:sz w:val="20"/>
+          <w:szCs w:val="20"/>
+        </w:rPr>
+        <w:t>);</w:t>
+      </w:r>
+    </w:p>
+    <w:p>
+      <w:pPr>
+        <w:rPr>
+          <w:rFonts w:ascii="Menlo" w:hAnsi="Menlo" w:cs="Menlo"/>
+          <w:sz w:val="20"/>
+          <w:szCs w:val="20"/>
+        </w:rPr>
+      </w:pPr>
+      <w:r>
+        <w:rPr>
+          <w:rFonts w:ascii="Menlo" w:hAnsi="Menlo" w:cs="Menlo"/>
+          <w:sz w:val="20"/>
+          <w:szCs w:val="20"/>
+        </w:rPr>
+        <w:t xml:space="preserve">    stopTime   = startTime + hours(3) + minutes(50);</w:t>
+      </w:r>
+    </w:p>
+    <w:p>
+      <w:pPr>
+        <w:rPr>
+          <w:rFonts w:ascii="Menlo" w:hAnsi="Menlo" w:cs="Menlo"/>
+          <w:sz w:val="20"/>
+          <w:szCs w:val="20"/>
+        </w:rPr>
+      </w:pPr>
+      <w:r>
+        <w:rPr>
+          <w:rFonts w:ascii="Menlo" w:hAnsi="Menlo" w:cs="Menlo"/>
+          <w:sz w:val="20"/>
+          <w:szCs w:val="20"/>
+        </w:rPr>
+        <w:t xml:space="preserve">    sampleTime = 10;</w:t>
+      </w:r>
+    </w:p>
+    <w:p>
+      <w:pPr>
+        <w:rPr>
+          <w:rFonts w:ascii="Menlo" w:hAnsi="Menlo" w:cs="Menlo"/>
+          <w:sz w:val="20"/>
+          <w:szCs w:val="20"/>
+        </w:rPr>
+      </w:pPr>
+      <w:r>
+        <w:rPr>
+          <w:rFonts w:ascii="Menlo" w:hAnsi="Menlo" w:cs="Menlo"/>
+          <w:sz w:val="20"/>
+          <w:szCs w:val="20"/>
+        </w:rPr>
+        <w:t xml:space="preserve">    sc = satelliteScenario(startTime, stopTime, sampleTime);</w:t>
+      </w:r>
+    </w:p>
+    <w:p>
+      <w:pPr>
+        <w:ind w:firstLine="720"/>
+        <w:jc w:val="both"/>
+      </w:pPr>
+    </w:p>
+    <w:p>
+      <w:pPr>
+        <w:ind w:firstLine="720"/>
+        <w:jc w:val="both"/>
+      </w:pPr>
+      <w:r>
+        <w:rPr>
+          <w:b/>
+          <w:bCs/>
+        </w:rPr>
+        <w:t xml:space="preserve">Traiectoria aeronavei </w:t>
+      </w:r>
+      <w:r>
+        <w:t>este definită prin 22 de puncte de rută (waypoints), acoperind ruta Wellington–Sydney deasupra Mării Tasman, cu o altitudine de croazieră de 11.582 m. Funcția geoTrajectory() cu parametrii AutoPitch=true şi AutoBank=true calculează automat orientarea aeronavei de-a lungul traseului. Modelul 3D (NarrowBodyAirliner.glb) este asociat obiectului platform pentru vizualizare în satelliteScenarioViewer. Cele două stații terestre — Aeroportul Internațional Wellington (φ = −41,33°, λ = 174,81°) şi Aeroportul Kingsford Smith Sydney (φ = −33,95°, λ = 151,19°) — sunt definite ca obiecte groundStation şi echipate cu receptoare ADS-B izotrope [1×1].</w:t>
+      </w:r>
+    </w:p>
+    <w:p>
+      <w:pPr>
+        <w:ind w:firstLine="720"/>
+        <w:jc w:val="both"/>
+      </w:pPr>
+    </w:p>
+    <w:p>
+      <w:pPr>
+        <w:ind w:firstLine="720"/>
+        <w:jc w:val="both"/>
+      </w:pPr>
+    </w:p>
+    <w:p>
+      <w:pPr>
+        <w:jc w:val="both"/>
+      </w:pPr>
+    </w:p>
+    <w:p>
+      <w:pPr>
+        <w:rPr>
+          <w:rFonts w:ascii="Menlo" w:hAnsi="Menlo" w:cs="Menlo"/>
+          <w:sz w:val="20"/>
+          <w:szCs w:val="20"/>
+        </w:rPr>
+      </w:pPr>
+      <w:r>
+        <w:rPr>
+          <w:rFonts w:ascii="Menlo" w:hAnsi="Menlo" w:cs="Menlo"/>
+          <w:sz w:val="20"/>
+          <w:szCs w:val="20"/>
+        </w:rPr>
+        <w:lastRenderedPageBreak/>
+        <w:t>airportName = [</w:t>
+      </w:r>
+      <w:r>
+        <w:rPr>
+          <w:rFonts w:ascii="Menlo" w:hAnsi="Menlo" w:cs="Menlo"/>
+          <w:color w:val="A709F5"/>
+          <w:sz w:val="20"/>
+          <w:szCs w:val="20"/>
+        </w:rPr>
+        <w:t>"Aeroportul Internațional Wellington (Wellington)"</w:t>
+      </w:r>
+      <w:r>
+        <w:rPr>
+          <w:rFonts w:ascii="Menlo" w:hAnsi="Menlo" w:cs="Menlo"/>
+          <w:sz w:val="20"/>
+          <w:szCs w:val="20"/>
+        </w:rPr>
+        <w:t xml:space="preserve">; </w:t>
+      </w:r>
+      <w:r>
+        <w:rPr>
+          <w:rFonts w:ascii="Menlo" w:hAnsi="Menlo" w:cs="Menlo"/>
+          <w:color w:val="0E00FF"/>
+          <w:sz w:val="20"/>
+          <w:szCs w:val="20"/>
+        </w:rPr>
+        <w:t>...</w:t>
+      </w:r>
+    </w:p>
+    <w:p>
+      <w:pPr>
+        <w:rPr>
+          <w:rFonts w:ascii="Menlo" w:hAnsi="Menlo" w:cs="Menlo"/>
+          <w:sz w:val="20"/>
+          <w:szCs w:val="20"/>
+        </w:rPr>
+      </w:pPr>
+      <w:r>
+        <w:rPr>
+          <w:rFonts w:ascii="Menlo" w:hAnsi="Menlo" w:cs="Menlo"/>
+          <w:sz w:val="20"/>
+          <w:szCs w:val="20"/>
+        </w:rPr>
+        <w:t xml:space="preserve">                   </w:t>
+      </w:r>
+      <w:r>
+        <w:rPr>
+          <w:rFonts w:ascii="Menlo" w:hAnsi="Menlo" w:cs="Menlo"/>
+          <w:color w:val="A709F5"/>
+          <w:sz w:val="20"/>
+          <w:szCs w:val="20"/>
+        </w:rPr>
+        <w:t>"Aeroportul Kingsford Smith Sydney (Sydney)"</w:t>
+      </w:r>
+      <w:r>
+        <w:rPr>
+          <w:rFonts w:ascii="Menlo" w:hAnsi="Menlo" w:cs="Menlo"/>
+          <w:sz w:val="20"/>
+          <w:szCs w:val="20"/>
+        </w:rPr>
+        <w:t>];</w:t>
+      </w:r>
+    </w:p>
+    <w:p>
+      <w:pPr>
+        <w:rPr>
+          <w:rFonts w:ascii="Menlo" w:hAnsi="Menlo" w:cs="Menlo"/>
+          <w:sz w:val="20"/>
+          <w:szCs w:val="20"/>
+        </w:rPr>
+      </w:pPr>
+      <w:r>
+        <w:rPr>
+          <w:rFonts w:ascii="Menlo" w:hAnsi="Menlo" w:cs="Menlo"/>
+          <w:sz w:val="20"/>
+          <w:szCs w:val="20"/>
+        </w:rPr>
+        <w:t xml:space="preserve">    airportLat  = [-41.3272; -33.9548];</w:t>
+      </w:r>
+    </w:p>
+    <w:p>
+      <w:pPr>
+        <w:rPr>
+          <w:rFonts w:ascii="Menlo" w:hAnsi="Menlo" w:cs="Menlo"/>
+          <w:sz w:val="20"/>
+          <w:szCs w:val="20"/>
+        </w:rPr>
+      </w:pPr>
+      <w:r>
+        <w:rPr>
+          <w:rFonts w:ascii="Menlo" w:hAnsi="Menlo" w:cs="Menlo"/>
+          <w:sz w:val="20"/>
+          <w:szCs w:val="20"/>
+        </w:rPr>
+        <w:t xml:space="preserve">    airportLon  = [174.8052; 151.1897];</w:t>
+      </w:r>
+    </w:p>
+    <w:p>
+      <w:pPr>
+        <w:rPr>
+          <w:rFonts w:ascii="Menlo" w:hAnsi="Menlo" w:cs="Menlo"/>
+          <w:sz w:val="20"/>
+          <w:szCs w:val="20"/>
+        </w:rPr>
+      </w:pPr>
+      <w:r>
+        <w:rPr>
+          <w:rFonts w:ascii="Menlo" w:hAnsi="Menlo" w:cs="Menlo"/>
+          <w:sz w:val="20"/>
+          <w:szCs w:val="20"/>
+        </w:rPr>
+        <w:t xml:space="preserve">    airports    = groundStation(sc, airportLat, airportLon, Name=airportName);</w:t>
+      </w:r>
+    </w:p>
+    <w:p>
+      <w:pPr>
+        <w:rPr>
+          <w:rFonts w:ascii="Menlo" w:hAnsi="Menlo" w:cs="Menlo"/>
+          <w:sz w:val="20"/>
+          <w:szCs w:val="20"/>
+        </w:rPr>
+      </w:pPr>
+    </w:p>
+    <w:p>
+      <w:pPr>
+        <w:rPr>
+          <w:rFonts w:ascii="Menlo" w:hAnsi="Menlo" w:cs="Menlo"/>
+          <w:sz w:val="20"/>
+          <w:szCs w:val="20"/>
+        </w:rPr>
+      </w:pPr>
+      <w:r>
+        <w:rPr>
+          <w:rFonts w:ascii="Menlo" w:hAnsi="Menlo" w:cs="Menlo"/>
+          <w:sz w:val="20"/>
+          <w:szCs w:val="20"/>
+        </w:rPr>
+        <w:t xml:space="preserve">    waypoints = [ </w:t>
+      </w:r>
+      <w:r>
+        <w:rPr>
+          <w:rFonts w:ascii="Menlo" w:hAnsi="Menlo" w:cs="Menlo"/>
+          <w:color w:val="0E00FF"/>
+          <w:sz w:val="20"/>
+          <w:szCs w:val="20"/>
+        </w:rPr>
+        <w:t>...</w:t>
+      </w:r>
+    </w:p>
+    <w:p>
+      <w:pPr>
+        <w:rPr>
+          <w:rFonts w:ascii="Menlo" w:hAnsi="Menlo" w:cs="Menlo"/>
+          <w:sz w:val="20"/>
+          <w:szCs w:val="20"/>
+        </w:rPr>
+      </w:pPr>
+      <w:r>
+        <w:rPr>
+          <w:rFonts w:ascii="Menlo" w:hAnsi="Menlo" w:cs="Menlo"/>
+          <w:sz w:val="20"/>
+          <w:szCs w:val="20"/>
+        </w:rPr>
+        <w:t xml:space="preserve">        -41.3272, 174.8052,    4; -41.4088, 174.7811,  609; </w:t>
+      </w:r>
+      <w:r>
+        <w:rPr>
+          <w:rFonts w:ascii="Menlo" w:hAnsi="Menlo" w:cs="Menlo"/>
+          <w:color w:val="0E00FF"/>
+          <w:sz w:val="20"/>
+          <w:szCs w:val="20"/>
+        </w:rPr>
+        <w:t>...</w:t>
+      </w:r>
+    </w:p>
+    <w:p>
+      <w:pPr>
+        <w:rPr>
+          <w:rFonts w:ascii="Menlo" w:hAnsi="Menlo" w:cs="Menlo"/>
+          <w:sz w:val="20"/>
+          <w:szCs w:val="20"/>
+        </w:rPr>
+      </w:pPr>
+      <w:r>
+        <w:rPr>
+          <w:rFonts w:ascii="Menlo" w:hAnsi="Menlo" w:cs="Menlo"/>
+          <w:sz w:val="20"/>
+          <w:szCs w:val="20"/>
+        </w:rPr>
+        <w:t xml:space="preserve">        -41.4424, 174.7494, 1219; -41.4298, 174.6538, 1828; </w:t>
+      </w:r>
+      <w:r>
+        <w:rPr>
+          <w:rFonts w:ascii="Menlo" w:hAnsi="Menlo" w:cs="Menlo"/>
+          <w:color w:val="0E00FF"/>
+          <w:sz w:val="20"/>
+          <w:szCs w:val="20"/>
+        </w:rPr>
+        <w:t>...</w:t>
+      </w:r>
+    </w:p>
+    <w:p>
+      <w:pPr>
+        <w:rPr>
+          <w:rFonts w:ascii="Menlo" w:hAnsi="Menlo" w:cs="Menlo"/>
+          <w:sz w:val="20"/>
+          <w:szCs w:val="20"/>
+        </w:rPr>
+      </w:pPr>
+      <w:r>
+        <w:rPr>
+          <w:rFonts w:ascii="Menlo" w:hAnsi="Menlo" w:cs="Menlo"/>
+          <w:sz w:val="20"/>
+          <w:szCs w:val="20"/>
+        </w:rPr>
+        <w:t xml:space="preserve">        -41.0500, 173.1000, 5500; -40.5500, 171.5000, 9000; </w:t>
+      </w:r>
+      <w:r>
+        <w:rPr>
+          <w:rFonts w:ascii="Menlo" w:hAnsi="Menlo" w:cs="Menlo"/>
+          <w:color w:val="0E00FF"/>
+          <w:sz w:val="20"/>
+          <w:szCs w:val="20"/>
+        </w:rPr>
+        <w:t>...</w:t>
+      </w:r>
+    </w:p>
+    <w:p>
+      <w:pPr>
+        <w:rPr>
+          <w:rFonts w:ascii="Menlo" w:hAnsi="Menlo" w:cs="Menlo"/>
+          <w:sz w:val="20"/>
+          <w:szCs w:val="20"/>
+        </w:rPr>
+      </w:pPr>
+      <w:r>
+        <w:rPr>
+          <w:rFonts w:ascii="Menlo" w:hAnsi="Menlo" w:cs="Menlo"/>
+          <w:sz w:val="20"/>
+          <w:szCs w:val="20"/>
+        </w:rPr>
+        <w:t xml:space="preserve">        -40.0000, 170.0000,11582; -39.2000, 167.0000,11582; </w:t>
+      </w:r>
+      <w:r>
+        <w:rPr>
+          <w:rFonts w:ascii="Menlo" w:hAnsi="Menlo" w:cs="Menlo"/>
+          <w:color w:val="0E00FF"/>
+          <w:sz w:val="20"/>
+          <w:szCs w:val="20"/>
+        </w:rPr>
+        <w:t>...</w:t>
+      </w:r>
+    </w:p>
+    <w:p>
+      <w:pPr>
+        <w:rPr>
+          <w:rFonts w:ascii="Menlo" w:hAnsi="Menlo" w:cs="Menlo"/>
+          <w:sz w:val="20"/>
+          <w:szCs w:val="20"/>
+        </w:rPr>
+      </w:pPr>
+      <w:r>
+        <w:rPr>
+          <w:rFonts w:ascii="Menlo" w:hAnsi="Menlo" w:cs="Menlo"/>
+          <w:sz w:val="20"/>
+          <w:szCs w:val="20"/>
+        </w:rPr>
+        <w:t xml:space="preserve">        -38.4000, 164.1000,11582; -37.5000, 161.1000,11582; </w:t>
+      </w:r>
+      <w:r>
+        <w:rPr>
+          <w:rFonts w:ascii="Menlo" w:hAnsi="Menlo" w:cs="Menlo"/>
+          <w:color w:val="0E00FF"/>
+          <w:sz w:val="20"/>
+          <w:szCs w:val="20"/>
+        </w:rPr>
+        <w:t>...</w:t>
+      </w:r>
+    </w:p>
+    <w:p>
+      <w:pPr>
+        <w:rPr>
+          <w:rFonts w:ascii="Menlo" w:hAnsi="Menlo" w:cs="Menlo"/>
+          <w:sz w:val="20"/>
+          <w:szCs w:val="20"/>
+        </w:rPr>
+      </w:pPr>
+      <w:r>
+        <w:rPr>
+          <w:rFonts w:ascii="Menlo" w:hAnsi="Menlo" w:cs="Menlo"/>
+          <w:sz w:val="20"/>
+          <w:szCs w:val="20"/>
+        </w:rPr>
+        <w:t xml:space="preserve">        -36.7000, 158.2000,11582; -35.9324, 155.2361,11582; </w:t>
+      </w:r>
+      <w:r>
+        <w:rPr>
+          <w:rFonts w:ascii="Menlo" w:hAnsi="Menlo" w:cs="Menlo"/>
+          <w:color w:val="0E00FF"/>
+          <w:sz w:val="20"/>
+          <w:szCs w:val="20"/>
+        </w:rPr>
+        <w:t>...</w:t>
+      </w:r>
+    </w:p>
+    <w:p>
+      <w:pPr>
+        <w:rPr>
+          <w:rFonts w:ascii="Menlo" w:hAnsi="Menlo" w:cs="Menlo"/>
+          <w:sz w:val="20"/>
+          <w:szCs w:val="20"/>
+        </w:rPr>
+      </w:pPr>
+      <w:r>
+        <w:rPr>
+          <w:rFonts w:ascii="Menlo" w:hAnsi="Menlo" w:cs="Menlo"/>
+          <w:sz w:val="20"/>
+          <w:szCs w:val="20"/>
+        </w:rPr>
+        <w:t xml:space="preserve">        -35.3403, 154.2447,11582; -35.1915, 153.9896,11277; </w:t>
+      </w:r>
+      <w:r>
+        <w:rPr>
+          <w:rFonts w:ascii="Menlo" w:hAnsi="Menlo" w:cs="Menlo"/>
+          <w:color w:val="0E00FF"/>
+          <w:sz w:val="20"/>
+          <w:szCs w:val="20"/>
+        </w:rPr>
+        <w:t>...</w:t>
+      </w:r>
+    </w:p>
+    <w:p>
+      <w:pPr>
+        <w:rPr>
+          <w:rFonts w:ascii="Menlo" w:hAnsi="Menlo" w:cs="Menlo"/>
+          <w:sz w:val="20"/>
+          <w:szCs w:val="20"/>
+        </w:rPr>
+      </w:pPr>
+      <w:r>
+        <w:rPr>
+          <w:rFonts w:ascii="Menlo" w:hAnsi="Menlo" w:cs="Menlo"/>
+          <w:sz w:val="20"/>
+          <w:szCs w:val="20"/>
+        </w:rPr>
+        <w:t xml:space="preserve">        -35.0398, 153.7313,11277; -34.8009, 153.3287,10500; </w:t>
+      </w:r>
+      <w:r>
+        <w:rPr>
+          <w:rFonts w:ascii="Menlo" w:hAnsi="Menlo" w:cs="Menlo"/>
+          <w:color w:val="0E00FF"/>
+          <w:sz w:val="20"/>
+          <w:szCs w:val="20"/>
+        </w:rPr>
+        <w:t>...</w:t>
+      </w:r>
+    </w:p>
+    <w:p>
+      <w:pPr>
+        <w:rPr>
+          <w:rFonts w:ascii="Menlo" w:hAnsi="Menlo" w:cs="Menlo"/>
+          <w:sz w:val="20"/>
+          <w:szCs w:val="20"/>
+        </w:rPr>
+      </w:pPr>
+      <w:r>
+        <w:rPr>
+          <w:rFonts w:ascii="Menlo" w:hAnsi="Menlo" w:cs="Menlo"/>
+          <w:sz w:val="20"/>
+          <w:szCs w:val="20"/>
+        </w:rPr>
+        <w:t xml:space="preserve">        -34.3358, 152.5571, 8229; -34.0329, 152.0384, 5181; </w:t>
+      </w:r>
+      <w:r>
+        <w:rPr>
+          <w:rFonts w:ascii="Menlo" w:hAnsi="Menlo" w:cs="Menlo"/>
+          <w:color w:val="0E00FF"/>
+          <w:sz w:val="20"/>
+          <w:szCs w:val="20"/>
+        </w:rPr>
+        <w:t>...</w:t>
+      </w:r>
+    </w:p>
+    <w:p>
+      <w:pPr>
+        <w:rPr>
+          <w:rFonts w:ascii="Menlo" w:hAnsi="Menlo" w:cs="Menlo"/>
+          <w:sz w:val="20"/>
+          <w:szCs w:val="20"/>
+        </w:rPr>
+      </w:pPr>
+      <w:r>
+        <w:rPr>
+          <w:rFonts w:ascii="Menlo" w:hAnsi="Menlo" w:cs="Menlo"/>
+          <w:sz w:val="20"/>
+          <w:szCs w:val="20"/>
+        </w:rPr>
+        <w:t xml:space="preserve">        -34.0017, 151.8044, 3657; -33.7669, 151.4050, 1524; </w:t>
+      </w:r>
+      <w:r>
+        <w:rPr>
+          <w:rFonts w:ascii="Menlo" w:hAnsi="Menlo" w:cs="Menlo"/>
+          <w:color w:val="0E00FF"/>
+          <w:sz w:val="20"/>
+          <w:szCs w:val="20"/>
+        </w:rPr>
+        <w:t>...</w:t>
+      </w:r>
+    </w:p>
+    <w:p>
+      <w:pPr>
+        <w:rPr>
+          <w:rFonts w:ascii="Menlo" w:hAnsi="Menlo" w:cs="Menlo"/>
+          <w:sz w:val="20"/>
+          <w:szCs w:val="20"/>
+        </w:rPr>
+      </w:pPr>
+      <w:r>
+        <w:rPr>
+          <w:rFonts w:ascii="Menlo" w:hAnsi="Menlo" w:cs="Menlo"/>
+          <w:sz w:val="20"/>
+          <w:szCs w:val="20"/>
+        </w:rPr>
+        <w:t xml:space="preserve">        -33.7430, 151.1863,  914; -33.7626, 151.1639,  914; </w:t>
+      </w:r>
+      <w:r>
+        <w:rPr>
+          <w:rFonts w:ascii="Menlo" w:hAnsi="Menlo" w:cs="Menlo"/>
+          <w:color w:val="0E00FF"/>
+          <w:sz w:val="20"/>
+          <w:szCs w:val="20"/>
+        </w:rPr>
+        <w:t>...</w:t>
+      </w:r>
+    </w:p>
+    <w:p>
+      <w:pPr>
+        <w:rPr>
+          <w:rFonts w:ascii="Menlo" w:hAnsi="Menlo" w:cs="Menlo"/>
+          <w:sz w:val="20"/>
+          <w:szCs w:val="20"/>
+        </w:rPr>
+      </w:pPr>
+      <w:r>
+        <w:rPr>
+          <w:rFonts w:ascii="Menlo" w:hAnsi="Menlo" w:cs="Menlo"/>
+          <w:sz w:val="20"/>
+          <w:szCs w:val="20"/>
+        </w:rPr>
+        <w:t xml:space="preserve">        -33.9548, 151.1897,    6];</w:t>
+      </w:r>
+    </w:p>
+    <w:p>
+      <w:pPr>
+        <w:rPr>
+          <w:rFonts w:ascii="Menlo" w:hAnsi="Menlo" w:cs="Menlo"/>
+          <w:sz w:val="20"/>
+          <w:szCs w:val="20"/>
+        </w:rPr>
+      </w:pPr>
+    </w:p>
+    <w:p>
+      <w:pPr>
+        <w:rPr>
+          <w:rFonts w:ascii="Menlo" w:hAnsi="Menlo" w:cs="Menlo"/>
+          <w:sz w:val="20"/>
+          <w:szCs w:val="20"/>
+        </w:rPr>
+      </w:pPr>
+      <w:r>
+        <w:rPr>
+          <w:rFonts w:ascii="Menlo" w:hAnsi="Menlo" w:cs="Menlo"/>
+          <w:sz w:val="20"/>
+          <w:szCs w:val="20"/>
+        </w:rPr>
+        <w:t xml:space="preserve">    timeOfArrival = duration([ </w:t>
+      </w:r>
+      <w:r>
+        <w:rPr>
+          <w:rFonts w:ascii="Menlo" w:hAnsi="Menlo" w:cs="Menlo"/>
+          <w:color w:val="0E00FF"/>
+          <w:sz w:val="20"/>
+          <w:szCs w:val="20"/>
+        </w:rPr>
+        <w:t>...</w:t>
+      </w:r>
+    </w:p>
+    <w:p>
+      <w:pPr>
+        <w:rPr>
+          <w:rFonts w:ascii="Menlo" w:hAnsi="Menlo" w:cs="Menlo"/>
+          <w:sz w:val="20"/>
+          <w:szCs w:val="20"/>
+        </w:rPr>
+      </w:pPr>
+      <w:r>
+        <w:rPr>
+          <w:rFonts w:ascii="Menlo" w:hAnsi="Menlo" w:cs="Menlo"/>
+          <w:sz w:val="20"/>
+          <w:szCs w:val="20"/>
+        </w:rPr>
+        <w:t xml:space="preserve">        </w:t>
+      </w:r>
+      <w:r>
+        <w:rPr>
+          <w:rFonts w:ascii="Menlo" w:hAnsi="Menlo" w:cs="Menlo"/>
+          <w:color w:val="A709F5"/>
+          <w:sz w:val="20"/>
+          <w:szCs w:val="20"/>
+        </w:rPr>
+        <w:t>"00:00:00"</w:t>
+      </w:r>
+      <w:r>
+        <w:rPr>
+          <w:rFonts w:ascii="Menlo" w:hAnsi="Menlo" w:cs="Menlo"/>
+          <w:sz w:val="20"/>
+          <w:szCs w:val="20"/>
+        </w:rPr>
+        <w:t>;</w:t>
+      </w:r>
+      <w:r>
+        <w:rPr>
+          <w:rFonts w:ascii="Menlo" w:hAnsi="Menlo" w:cs="Menlo"/>
+          <w:color w:val="A709F5"/>
+          <w:sz w:val="20"/>
+          <w:szCs w:val="20"/>
+        </w:rPr>
+        <w:t>"00:00:33"</w:t>
+      </w:r>
+      <w:r>
+        <w:rPr>
+          <w:rFonts w:ascii="Menlo" w:hAnsi="Menlo" w:cs="Menlo"/>
+          <w:sz w:val="20"/>
+          <w:szCs w:val="20"/>
+        </w:rPr>
+        <w:t>;</w:t>
+      </w:r>
+      <w:r>
+        <w:rPr>
+          <w:rFonts w:ascii="Menlo" w:hAnsi="Menlo" w:cs="Menlo"/>
+          <w:color w:val="A709F5"/>
+          <w:sz w:val="20"/>
+          <w:szCs w:val="20"/>
+        </w:rPr>
+        <w:t>"00:01:25"</w:t>
+      </w:r>
+      <w:r>
+        <w:rPr>
+          <w:rFonts w:ascii="Menlo" w:hAnsi="Menlo" w:cs="Menlo"/>
+          <w:sz w:val="20"/>
+          <w:szCs w:val="20"/>
+        </w:rPr>
+        <w:t>;</w:t>
+      </w:r>
+      <w:r>
+        <w:rPr>
+          <w:rFonts w:ascii="Menlo" w:hAnsi="Menlo" w:cs="Menlo"/>
+          <w:color w:val="A709F5"/>
+          <w:sz w:val="20"/>
+          <w:szCs w:val="20"/>
+        </w:rPr>
+        <w:t>"00:02:38"</w:t>
+      </w:r>
+      <w:r>
+        <w:rPr>
+          <w:rFonts w:ascii="Menlo" w:hAnsi="Menlo" w:cs="Menlo"/>
+          <w:sz w:val="20"/>
+          <w:szCs w:val="20"/>
+        </w:rPr>
+        <w:t>;</w:t>
+      </w:r>
+      <w:r>
+        <w:rPr>
+          <w:rFonts w:ascii="Menlo" w:hAnsi="Menlo" w:cs="Menlo"/>
+          <w:color w:val="A709F5"/>
+          <w:sz w:val="20"/>
+          <w:szCs w:val="20"/>
+        </w:rPr>
+        <w:t>"00:07:14"</w:t>
+      </w:r>
+      <w:r>
+        <w:rPr>
+          <w:rFonts w:ascii="Menlo" w:hAnsi="Menlo" w:cs="Menlo"/>
+          <w:sz w:val="20"/>
+          <w:szCs w:val="20"/>
+        </w:rPr>
+        <w:t>;</w:t>
+      </w:r>
+      <w:r>
+        <w:rPr>
+          <w:rFonts w:ascii="Menlo" w:hAnsi="Menlo" w:cs="Menlo"/>
+          <w:color w:val="A709F5"/>
+          <w:sz w:val="20"/>
+          <w:szCs w:val="20"/>
+        </w:rPr>
+        <w:t>"00:15:46"</w:t>
+      </w:r>
+      <w:r>
+        <w:rPr>
+          <w:rFonts w:ascii="Menlo" w:hAnsi="Menlo" w:cs="Menlo"/>
+          <w:sz w:val="20"/>
+          <w:szCs w:val="20"/>
+        </w:rPr>
+        <w:t xml:space="preserve">; </w:t>
+      </w:r>
+      <w:r>
+        <w:rPr>
+          <w:rFonts w:ascii="Menlo" w:hAnsi="Menlo" w:cs="Menlo"/>
+          <w:color w:val="0E00FF"/>
+          <w:sz w:val="20"/>
+          <w:szCs w:val="20"/>
+        </w:rPr>
+        <w:t>...</w:t>
+      </w:r>
+    </w:p>
+    <w:p>
+      <w:pPr>
+        <w:rPr>
+          <w:rFonts w:ascii="Menlo" w:hAnsi="Menlo" w:cs="Menlo"/>
+          <w:sz w:val="20"/>
+          <w:szCs w:val="20"/>
+        </w:rPr>
+      </w:pPr>
+      <w:r>
+        <w:rPr>
+          <w:rFonts w:ascii="Menlo" w:hAnsi="Menlo" w:cs="Menlo"/>
+          <w:sz w:val="20"/>
+          <w:szCs w:val="20"/>
+        </w:rPr>
+        <w:t xml:space="preserve">        </w:t>
+      </w:r>
+      <w:r>
+        <w:rPr>
+          <w:rFonts w:ascii="Menlo" w:hAnsi="Menlo" w:cs="Menlo"/>
+          <w:color w:val="A709F5"/>
+          <w:sz w:val="20"/>
+          <w:szCs w:val="20"/>
+        </w:rPr>
+        <w:t>"00:27:36"</w:t>
+      </w:r>
+      <w:r>
+        <w:rPr>
+          <w:rFonts w:ascii="Menlo" w:hAnsi="Menlo" w:cs="Menlo"/>
+          <w:sz w:val="20"/>
+          <w:szCs w:val="20"/>
+        </w:rPr>
+        <w:t>;</w:t>
+      </w:r>
+      <w:r>
+        <w:rPr>
+          <w:rFonts w:ascii="Menlo" w:hAnsi="Menlo" w:cs="Menlo"/>
+          <w:color w:val="A709F5"/>
+          <w:sz w:val="20"/>
+          <w:szCs w:val="20"/>
+        </w:rPr>
+        <w:t>"00:53:53"</w:t>
+      </w:r>
+      <w:r>
+        <w:rPr>
+          <w:rFonts w:ascii="Menlo" w:hAnsi="Menlo" w:cs="Menlo"/>
+          <w:sz w:val="20"/>
+          <w:szCs w:val="20"/>
+        </w:rPr>
+        <w:t>;</w:t>
+      </w:r>
+      <w:r>
+        <w:rPr>
+          <w:rFonts w:ascii="Menlo" w:hAnsi="Menlo" w:cs="Menlo"/>
+          <w:color w:val="A709F5"/>
+          <w:sz w:val="20"/>
+          <w:szCs w:val="20"/>
+        </w:rPr>
+        <w:t>"01:20:10"</w:t>
+      </w:r>
+      <w:r>
+        <w:rPr>
+          <w:rFonts w:ascii="Menlo" w:hAnsi="Menlo" w:cs="Menlo"/>
+          <w:sz w:val="20"/>
+          <w:szCs w:val="20"/>
+        </w:rPr>
+        <w:t>;</w:t>
+      </w:r>
+      <w:r>
+        <w:rPr>
+          <w:rFonts w:ascii="Menlo" w:hAnsi="Menlo" w:cs="Menlo"/>
+          <w:color w:val="A709F5"/>
+          <w:sz w:val="20"/>
+          <w:szCs w:val="20"/>
+        </w:rPr>
+        <w:t>"01:46:27"</w:t>
+      </w:r>
+      <w:r>
+        <w:rPr>
+          <w:rFonts w:ascii="Menlo" w:hAnsi="Menlo" w:cs="Menlo"/>
+          <w:sz w:val="20"/>
+          <w:szCs w:val="20"/>
+        </w:rPr>
+        <w:t>;</w:t>
+      </w:r>
+      <w:r>
+        <w:rPr>
+          <w:rFonts w:ascii="Menlo" w:hAnsi="Menlo" w:cs="Menlo"/>
+          <w:color w:val="A709F5"/>
+          <w:sz w:val="20"/>
+          <w:szCs w:val="20"/>
+        </w:rPr>
+        <w:t>"02:12:45"</w:t>
+      </w:r>
+      <w:r>
+        <w:rPr>
+          <w:rFonts w:ascii="Menlo" w:hAnsi="Menlo" w:cs="Menlo"/>
+          <w:sz w:val="20"/>
+          <w:szCs w:val="20"/>
+        </w:rPr>
+        <w:t>;</w:t>
+      </w:r>
+      <w:r>
+        <w:rPr>
+          <w:rFonts w:ascii="Menlo" w:hAnsi="Menlo" w:cs="Menlo"/>
+          <w:color w:val="A709F5"/>
+          <w:sz w:val="20"/>
+          <w:szCs w:val="20"/>
+        </w:rPr>
+        <w:t>"02:39:02"</w:t>
+      </w:r>
+      <w:r>
+        <w:rPr>
+          <w:rFonts w:ascii="Menlo" w:hAnsi="Menlo" w:cs="Menlo"/>
+          <w:sz w:val="20"/>
+          <w:szCs w:val="20"/>
+        </w:rPr>
+        <w:t xml:space="preserve">; </w:t>
+      </w:r>
+      <w:r>
+        <w:rPr>
+          <w:rFonts w:ascii="Menlo" w:hAnsi="Menlo" w:cs="Menlo"/>
+          <w:color w:val="0E00FF"/>
+          <w:sz w:val="20"/>
+          <w:szCs w:val="20"/>
+        </w:rPr>
+        <w:t>...</w:t>
+      </w:r>
+    </w:p>
+    <w:p>
+      <w:pPr>
+        <w:rPr>
+          <w:rFonts w:ascii="Menlo" w:hAnsi="Menlo" w:cs="Menlo"/>
+          <w:sz w:val="20"/>
+          <w:szCs w:val="20"/>
+        </w:rPr>
+      </w:pPr>
+      <w:r>
+        <w:rPr>
+          <w:rFonts w:ascii="Menlo" w:hAnsi="Menlo" w:cs="Menlo"/>
+          <w:sz w:val="20"/>
+          <w:szCs w:val="20"/>
+        </w:rPr>
+        <w:t xml:space="preserve">        </w:t>
+      </w:r>
+      <w:r>
+        <w:rPr>
+          <w:rFonts w:ascii="Menlo" w:hAnsi="Menlo" w:cs="Menlo"/>
+          <w:color w:val="A709F5"/>
+          <w:sz w:val="20"/>
+          <w:szCs w:val="20"/>
+        </w:rPr>
+        <w:t>"02:50:51"</w:t>
+      </w:r>
+      <w:r>
+        <w:rPr>
+          <w:rFonts w:ascii="Menlo" w:hAnsi="Menlo" w:cs="Menlo"/>
+          <w:sz w:val="20"/>
+          <w:szCs w:val="20"/>
+        </w:rPr>
+        <w:t>;</w:t>
+      </w:r>
+      <w:r>
+        <w:rPr>
+          <w:rFonts w:ascii="Menlo" w:hAnsi="Menlo" w:cs="Menlo"/>
+          <w:color w:val="A709F5"/>
+          <w:sz w:val="20"/>
+          <w:szCs w:val="20"/>
+        </w:rPr>
+        <w:t>"02:56:07"</w:t>
+      </w:r>
+      <w:r>
+        <w:rPr>
+          <w:rFonts w:ascii="Menlo" w:hAnsi="Menlo" w:cs="Menlo"/>
+          <w:sz w:val="20"/>
+          <w:szCs w:val="20"/>
+        </w:rPr>
+        <w:t>;</w:t>
+      </w:r>
+      <w:r>
+        <w:rPr>
+          <w:rFonts w:ascii="Menlo" w:hAnsi="Menlo" w:cs="Menlo"/>
+          <w:color w:val="A709F5"/>
+          <w:sz w:val="20"/>
+          <w:szCs w:val="20"/>
+        </w:rPr>
+        <w:t>"03:01:22"</w:t>
+      </w:r>
+      <w:r>
+        <w:rPr>
+          <w:rFonts w:ascii="Menlo" w:hAnsi="Menlo" w:cs="Menlo"/>
+          <w:sz w:val="20"/>
+          <w:szCs w:val="20"/>
+        </w:rPr>
+        <w:t>;</w:t>
+      </w:r>
+      <w:r>
+        <w:rPr>
+          <w:rFonts w:ascii="Menlo" w:hAnsi="Menlo" w:cs="Menlo"/>
+          <w:color w:val="A709F5"/>
+          <w:sz w:val="20"/>
+          <w:szCs w:val="20"/>
+        </w:rPr>
+        <w:t>"03:06:38"</w:t>
+      </w:r>
+      <w:r>
+        <w:rPr>
+          <w:rFonts w:ascii="Menlo" w:hAnsi="Menlo" w:cs="Menlo"/>
+          <w:sz w:val="20"/>
+          <w:szCs w:val="20"/>
+        </w:rPr>
+        <w:t>;</w:t>
+      </w:r>
+      <w:r>
+        <w:rPr>
+          <w:rFonts w:ascii="Menlo" w:hAnsi="Menlo" w:cs="Menlo"/>
+          <w:color w:val="A709F5"/>
+          <w:sz w:val="20"/>
+          <w:szCs w:val="20"/>
+        </w:rPr>
+        <w:t>"03:15:50"</w:t>
+      </w:r>
+      <w:r>
+        <w:rPr>
+          <w:rFonts w:ascii="Menlo" w:hAnsi="Menlo" w:cs="Menlo"/>
+          <w:sz w:val="20"/>
+          <w:szCs w:val="20"/>
+        </w:rPr>
+        <w:t>;</w:t>
+      </w:r>
+      <w:r>
+        <w:rPr>
+          <w:rFonts w:ascii="Menlo" w:hAnsi="Menlo" w:cs="Menlo"/>
+          <w:color w:val="A709F5"/>
+          <w:sz w:val="20"/>
+          <w:szCs w:val="20"/>
+        </w:rPr>
+        <w:t>"03:23:43"</w:t>
+      </w:r>
+      <w:r>
+        <w:rPr>
+          <w:rFonts w:ascii="Menlo" w:hAnsi="Menlo" w:cs="Menlo"/>
+          <w:sz w:val="20"/>
+          <w:szCs w:val="20"/>
+        </w:rPr>
+        <w:t xml:space="preserve">; </w:t>
+      </w:r>
+      <w:r>
+        <w:rPr>
+          <w:rFonts w:ascii="Menlo" w:hAnsi="Menlo" w:cs="Menlo"/>
+          <w:color w:val="0E00FF"/>
+          <w:sz w:val="20"/>
+          <w:szCs w:val="20"/>
+        </w:rPr>
+        <w:t>...</w:t>
+      </w:r>
+    </w:p>
+    <w:p>
+      <w:pPr>
+        <w:rPr>
+          <w:rFonts w:ascii="Menlo" w:hAnsi="Menlo" w:cs="Menlo"/>
+          <w:sz w:val="20"/>
+          <w:szCs w:val="20"/>
+        </w:rPr>
+      </w:pPr>
+      <w:r>
+        <w:rPr>
+          <w:rFonts w:ascii="Menlo" w:hAnsi="Menlo" w:cs="Menlo"/>
+          <w:sz w:val="20"/>
+          <w:szCs w:val="20"/>
+        </w:rPr>
+        <w:t xml:space="preserve">        </w:t>
+      </w:r>
+      <w:r>
+        <w:rPr>
+          <w:rFonts w:ascii="Menlo" w:hAnsi="Menlo" w:cs="Menlo"/>
+          <w:color w:val="A709F5"/>
+          <w:sz w:val="20"/>
+          <w:szCs w:val="20"/>
+        </w:rPr>
+        <w:t>"03:28:58"</w:t>
+      </w:r>
+      <w:r>
+        <w:rPr>
+          <w:rFonts w:ascii="Menlo" w:hAnsi="Menlo" w:cs="Menlo"/>
+          <w:sz w:val="20"/>
+          <w:szCs w:val="20"/>
+        </w:rPr>
+        <w:t>;</w:t>
+      </w:r>
+      <w:r>
+        <w:rPr>
+          <w:rFonts w:ascii="Menlo" w:hAnsi="Menlo" w:cs="Menlo"/>
+          <w:color w:val="A709F5"/>
+          <w:sz w:val="20"/>
+          <w:szCs w:val="20"/>
+        </w:rPr>
+        <w:t>"03:34:14"</w:t>
+      </w:r>
+      <w:r>
+        <w:rPr>
+          <w:rFonts w:ascii="Menlo" w:hAnsi="Menlo" w:cs="Menlo"/>
+          <w:sz w:val="20"/>
+          <w:szCs w:val="20"/>
+        </w:rPr>
+        <w:t>;</w:t>
+      </w:r>
+      <w:r>
+        <w:rPr>
+          <w:rFonts w:ascii="Menlo" w:hAnsi="Menlo" w:cs="Menlo"/>
+          <w:color w:val="A709F5"/>
+          <w:sz w:val="20"/>
+          <w:szCs w:val="20"/>
+        </w:rPr>
+        <w:t>"03:39:29"</w:t>
+      </w:r>
+      <w:r>
+        <w:rPr>
+          <w:rFonts w:ascii="Menlo" w:hAnsi="Menlo" w:cs="Menlo"/>
+          <w:sz w:val="20"/>
+          <w:szCs w:val="20"/>
+        </w:rPr>
+        <w:t>;</w:t>
+      </w:r>
+      <w:r>
+        <w:rPr>
+          <w:rFonts w:ascii="Menlo" w:hAnsi="Menlo" w:cs="Menlo"/>
+          <w:color w:val="A709F5"/>
+          <w:sz w:val="20"/>
+          <w:szCs w:val="20"/>
+        </w:rPr>
+        <w:t>"03:43:26"</w:t>
+      </w:r>
+      <w:r>
+        <w:rPr>
+          <w:rFonts w:ascii="Menlo" w:hAnsi="Menlo" w:cs="Menlo"/>
+          <w:sz w:val="20"/>
+          <w:szCs w:val="20"/>
+        </w:rPr>
+        <w:t>;</w:t>
+      </w:r>
+      <w:r>
+        <w:rPr>
+          <w:rFonts w:ascii="Menlo" w:hAnsi="Menlo" w:cs="Menlo"/>
+          <w:color w:val="A709F5"/>
+          <w:sz w:val="20"/>
+          <w:szCs w:val="20"/>
+        </w:rPr>
+        <w:t>"03:50:00"</w:t>
+      </w:r>
+      <w:r>
+        <w:rPr>
+          <w:rFonts w:ascii="Menlo" w:hAnsi="Menlo" w:cs="Menlo"/>
+          <w:sz w:val="20"/>
+          <w:szCs w:val="20"/>
+        </w:rPr>
+        <w:t>]);</w:t>
+      </w:r>
+    </w:p>
+    <w:p>
+      <w:pPr>
+        <w:rPr>
+          <w:rFonts w:ascii="Menlo" w:hAnsi="Menlo" w:cs="Menlo"/>
+          <w:sz w:val="20"/>
+          <w:szCs w:val="20"/>
+        </w:rPr>
+      </w:pPr>
+    </w:p>
+    <w:p>
+      <w:pPr>
+        <w:rPr>
+          <w:rFonts w:ascii="Menlo" w:hAnsi="Menlo" w:cs="Menlo"/>
+          <w:sz w:val="20"/>
+          <w:szCs w:val="20"/>
+        </w:rPr>
+      </w:pPr>
+      <w:r>
+        <w:rPr>
+          <w:rFonts w:ascii="Menlo" w:hAnsi="Menlo" w:cs="Menlo"/>
+          <w:sz w:val="20"/>
+          <w:szCs w:val="20"/>
+        </w:rPr>
+        <w:t xml:space="preserve">    trajectory = geoTrajectory(waypoints, seconds(timeOfArrival), </w:t>
+      </w:r>
+      <w:r>
+        <w:rPr>
+          <w:rFonts w:ascii="Menlo" w:hAnsi="Menlo" w:cs="Menlo"/>
+          <w:color w:val="0E00FF"/>
+          <w:sz w:val="20"/>
+          <w:szCs w:val="20"/>
+        </w:rPr>
+        <w:t>...</w:t>
+      </w:r>
+    </w:p>
+    <w:p>
+      <w:pPr>
+        <w:rPr>
+          <w:rFonts w:ascii="Menlo" w:hAnsi="Menlo" w:cs="Menlo"/>
+          <w:sz w:val="20"/>
+          <w:szCs w:val="20"/>
+        </w:rPr>
+      </w:pPr>
+      <w:r>
+        <w:rPr>
+          <w:rFonts w:ascii="Menlo" w:hAnsi="Menlo" w:cs="Menlo"/>
+          <w:sz w:val="20"/>
+          <w:szCs w:val="20"/>
+        </w:rPr>
+        <w:t xml:space="preserve">        AutoPitch=true, AutoBank=true);</w:t>
+      </w:r>
+    </w:p>
+    <w:p>
+      <w:pPr>
+        <w:rPr>
+          <w:rFonts w:ascii="Menlo" w:hAnsi="Menlo" w:cs="Menlo"/>
+          <w:sz w:val="20"/>
+          <w:szCs w:val="20"/>
+        </w:rPr>
+      </w:pPr>
+      <w:r>
+        <w:rPr>
+          <w:rFonts w:ascii="Menlo" w:hAnsi="Menlo" w:cs="Menlo"/>
+          <w:sz w:val="20"/>
+          <w:szCs w:val="20"/>
+        </w:rPr>
+        <w:t xml:space="preserve">    aircraft = platform(sc, trajectory, Name=</w:t>
+      </w:r>
+      <w:r>
+        <w:rPr>
+          <w:rFonts w:ascii="Menlo" w:hAnsi="Menlo" w:cs="Menlo"/>
+          <w:color w:val="A709F5"/>
+          <w:sz w:val="20"/>
+          <w:szCs w:val="20"/>
+        </w:rPr>
+        <w:t>"Avion"</w:t>
+      </w:r>
+      <w:r>
+        <w:rPr>
+          <w:rFonts w:ascii="Menlo" w:hAnsi="Menlo" w:cs="Menlo"/>
+          <w:sz w:val="20"/>
+          <w:szCs w:val="20"/>
+        </w:rPr>
+        <w:t xml:space="preserve">, </w:t>
+      </w:r>
+      <w:r>
+        <w:rPr>
+          <w:rFonts w:ascii="Menlo" w:hAnsi="Menlo" w:cs="Menlo"/>
+          <w:color w:val="0E00FF"/>
+          <w:sz w:val="20"/>
+          <w:szCs w:val="20"/>
+        </w:rPr>
+        <w:t>...</w:t>
+      </w:r>
+    </w:p>
+    <w:p>
+      <w:pPr>
+        <w:rPr>
+          <w:rFonts w:ascii="Menlo" w:hAnsi="Menlo" w:cs="Menlo"/>
+          <w:sz w:val="20"/>
+          <w:szCs w:val="20"/>
+        </w:rPr>
+      </w:pPr>
+      <w:r>
+        <w:rPr>
+          <w:rFonts w:ascii="Menlo" w:hAnsi="Menlo" w:cs="Menlo"/>
+          <w:sz w:val="20"/>
+          <w:szCs w:val="20"/>
+        </w:rPr>
+        <w:t xml:space="preserve">        Visual3DModel=</w:t>
+      </w:r>
+      <w:r>
+        <w:rPr>
+          <w:rFonts w:ascii="Menlo" w:hAnsi="Menlo" w:cs="Menlo"/>
+          <w:color w:val="A709F5"/>
+          <w:sz w:val="20"/>
+          <w:szCs w:val="20"/>
+        </w:rPr>
+        <w:t>"NarrowBodyAirliner.glb"</w:t>
+      </w:r>
+      <w:r>
+        <w:rPr>
+          <w:rFonts w:ascii="Menlo" w:hAnsi="Menlo" w:cs="Menlo"/>
+          <w:sz w:val="20"/>
+          <w:szCs w:val="20"/>
+        </w:rPr>
+        <w:t>);</w:t>
+      </w:r>
+    </w:p>
+    <w:p>
+      <w:pPr>
+        <w:jc w:val="both"/>
+      </w:pPr>
+    </w:p>
+    <w:p>
+      <w:pPr>
+        <w:ind w:firstLine="720"/>
+        <w:jc w:val="both"/>
+      </w:pPr>
+      <w:r>
+        <w:rPr>
+          <w:b/>
+          <w:bCs/>
+        </w:rPr>
+        <w:t xml:space="preserve">Constelatia Iridium NEXT </w:t>
+      </w:r>
+      <w:r>
+        <w:t>este construită parametric: 66 de sateliți distribuiți pe 6 planuri orbitale cu câte 11 sateliți fiecare. Longitudinea Nodului Ascendent (RAAN) este distribuită uniform la 30° între planuri: Ω = 180° × (orbitIdx − 1) / 6. Anomalia adevărată aplică un decalaj de 0,5 paşi unghiulari între planurile de indice par şi impar, prevțenind zonele oarbe de acoperire. Semiaxa mare este setată la (6.371 + 780) × 10³ m, cu excentricitate zero şi înclinație de 86,4°. Fiecărui satelit îi este ataşat un senzor conic (conicalSensor) cu un unghi maxim de deschidere de 125°, corespunzător acoperirii reale a payload-ului Aireon [5].</w:t>
+      </w:r>
+    </w:p>
+    <w:p>
+      <w:pPr>
+        <w:ind w:firstLine="720"/>
+        <w:jc w:val="both"/>
+      </w:pPr>
+    </w:p>
+    <w:p>
+      <w:pPr>
+        <w:rPr>
+          <w:rFonts w:ascii="Menlo" w:hAnsi="Menlo" w:cs="Menlo"/>
+          <w:sz w:val="20"/>
+          <w:szCs w:val="20"/>
+        </w:rPr>
+      </w:pPr>
+      <w:r>
+        <w:rPr>
+          <w:rFonts w:ascii="Menlo" w:hAnsi="Menlo" w:cs="Menlo"/>
+          <w:sz w:val="20"/>
+          <w:szCs w:val="20"/>
+        </w:rPr>
+        <w:t xml:space="preserve">    numSatsPerPlane = 11;</w:t>
+      </w:r>
+    </w:p>
+    <w:p>
+      <w:pPr>
+        <w:rPr>
+          <w:rFonts w:ascii="Menlo" w:hAnsi="Menlo" w:cs="Menlo"/>
+          <w:sz w:val="20"/>
+          <w:szCs w:val="20"/>
+        </w:rPr>
+      </w:pPr>
+      <w:r>
+        <w:rPr>
+          <w:rFonts w:ascii="Menlo" w:hAnsi="Menlo" w:cs="Menlo"/>
+          <w:sz w:val="20"/>
+          <w:szCs w:val="20"/>
+        </w:rPr>
+        <w:t xml:space="preserve">    numOrbits       = 6;</w:t>
+      </w:r>
+    </w:p>
+    <w:p>
+      <w:pPr>
+        <w:rPr>
+          <w:rFonts w:ascii="Menlo" w:hAnsi="Menlo" w:cs="Menlo"/>
+          <w:sz w:val="20"/>
+          <w:szCs w:val="20"/>
+        </w:rPr>
+      </w:pPr>
+      <w:r>
+        <w:rPr>
+          <w:rFonts w:ascii="Menlo" w:hAnsi="Menlo" w:cs="Menlo"/>
+          <w:sz w:val="20"/>
+          <w:szCs w:val="20"/>
+        </w:rPr>
+        <w:t xml:space="preserve">    orbitIdx  = repelem(1:numOrbits, 1, numSatsPerPlane);</w:t>
+      </w:r>
+    </w:p>
+    <w:p>
+      <w:pPr>
+        <w:rPr>
+          <w:rFonts w:ascii="Menlo" w:hAnsi="Menlo" w:cs="Menlo"/>
+          <w:sz w:val="20"/>
+          <w:szCs w:val="20"/>
+        </w:rPr>
+      </w:pPr>
+      <w:r>
+        <w:rPr>
+          <w:rFonts w:ascii="Menlo" w:hAnsi="Menlo" w:cs="Menlo"/>
+          <w:sz w:val="20"/>
+          <w:szCs w:val="20"/>
+        </w:rPr>
+        <w:t xml:space="preserve">    planeIdx  = repmat(1:numSatsPerPlane, 1, numOrbits);</w:t>
+      </w:r>
+    </w:p>
+    <w:p>
+      <w:pPr>
+        <w:rPr>
+          <w:rFonts w:ascii="Menlo" w:hAnsi="Menlo" w:cs="Menlo"/>
+          <w:sz w:val="20"/>
+          <w:szCs w:val="20"/>
+        </w:rPr>
+      </w:pPr>
+      <w:r>
+        <w:rPr>
+          <w:rFonts w:ascii="Menlo" w:hAnsi="Menlo" w:cs="Menlo"/>
+          <w:sz w:val="20"/>
+          <w:szCs w:val="20"/>
+        </w:rPr>
+        <w:t xml:space="preserve">    RAAN      = 180*(orbitIdx-1)/numOrbits;</w:t>
+      </w:r>
+    </w:p>
+    <w:p>
+      <w:pPr>
+        <w:rPr>
+          <w:rFonts w:ascii="Menlo" w:hAnsi="Menlo" w:cs="Menlo"/>
+          <w:sz w:val="20"/>
+          <w:szCs w:val="20"/>
+        </w:rPr>
+      </w:pPr>
+      <w:r>
+        <w:rPr>
+          <w:rFonts w:ascii="Menlo" w:hAnsi="Menlo" w:cs="Menlo"/>
+          <w:sz w:val="20"/>
+          <w:szCs w:val="20"/>
+        </w:rPr>
+        <w:t xml:space="preserve">    trueanom  = 360*(planeIdx-1 + 0.5*(mod(orbitIdx,2)-1))/numSatsPerPlane;</w:t>
+      </w:r>
+    </w:p>
+    <w:p>
+      <w:pPr>
+        <w:rPr>
+          <w:rFonts w:ascii="Menlo" w:hAnsi="Menlo" w:cs="Menlo"/>
+          <w:sz w:val="20"/>
+          <w:szCs w:val="20"/>
+        </w:rPr>
+      </w:pPr>
+      <w:r>
+        <w:rPr>
+          <w:rFonts w:ascii="Menlo" w:hAnsi="Menlo" w:cs="Menlo"/>
+          <w:sz w:val="20"/>
+          <w:szCs w:val="20"/>
+        </w:rPr>
+        <w:t xml:space="preserve">    sma       = repmat((6371+780)*1e3, size(RAAN));</w:t>
+      </w:r>
+    </w:p>
+    <w:p>
+      <w:pPr>
+        <w:ind w:firstLine="720"/>
+        <w:jc w:val="both"/>
+      </w:pPr>
+    </w:p>
+    <w:p>
+      <w:pPr>
+        <w:ind w:firstLine="720"/>
+        <w:jc w:val="both"/>
+      </w:pPr>
+    </w:p>
+    <w:p>
+      <w:pPr>
+        <w:ind w:firstLine="720"/>
+        <w:jc w:val="both"/>
+      </w:pPr>
+      <w:r>
+        <w:rPr>
+          <w:b/>
+          <w:bCs/>
+        </w:rPr>
+        <w:t xml:space="preserve">Transmitătorul ADS-B </w:t>
+      </w:r>
+      <w:r>
+        <w:t>al aeronavei este configurat la frecvența de 1090 MHz, cu o putere de 125 W (≈ 21 dBW, conform EIRP minim impus de standardul 1090ES [2]), şi o antenă izotropă [1×1], montat la poziția [8, 0, −2,7] m față de centrul de masă al aeronavei.</w:t>
+      </w:r>
+    </w:p>
+    <w:p>
+      <w:pPr>
+        <w:ind w:firstLine="720"/>
+        <w:jc w:val="both"/>
+      </w:pPr>
+    </w:p>
+    <w:p>
+      <w:pPr>
+        <w:rPr>
+          <w:rFonts w:ascii="Menlo" w:hAnsi="Menlo" w:cs="Menlo"/>
+          <w:sz w:val="20"/>
+          <w:szCs w:val="20"/>
+        </w:rPr>
+      </w:pPr>
+      <w:r>
+        <w:rPr>
+          <w:rFonts w:ascii="Menlo" w:hAnsi="Menlo" w:cs="Menlo"/>
+          <w:sz w:val="20"/>
+          <w:szCs w:val="20"/>
+        </w:rPr>
+        <w:t xml:space="preserve">iridiumSatellites = satellite(sc, sma, zeros(size(RAAN)), </w:t>
+      </w:r>
+      <w:r>
+        <w:rPr>
+          <w:rFonts w:ascii="Menlo" w:hAnsi="Menlo" w:cs="Menlo"/>
+          <w:color w:val="0E00FF"/>
+          <w:sz w:val="20"/>
+          <w:szCs w:val="20"/>
+        </w:rPr>
+        <w:t>...</w:t>
+      </w:r>
+    </w:p>
+    <w:p>
+      <w:pPr>
+        <w:rPr>
+          <w:rFonts w:ascii="Menlo" w:hAnsi="Menlo" w:cs="Menlo"/>
+          <w:sz w:val="20"/>
+          <w:szCs w:val="20"/>
+        </w:rPr>
+      </w:pPr>
+      <w:r>
+        <w:rPr>
+          <w:rFonts w:ascii="Menlo" w:hAnsi="Menlo" w:cs="Menlo"/>
+          <w:sz w:val="20"/>
+          <w:szCs w:val="20"/>
+        </w:rPr>
+        <w:t xml:space="preserve">        repmat(86.4,size(RAAN)), RAAN, zeros(size(RAAN)), trueanom, </w:t>
+      </w:r>
+      <w:r>
+        <w:rPr>
+          <w:rFonts w:ascii="Menlo" w:hAnsi="Menlo" w:cs="Menlo"/>
+          <w:color w:val="0E00FF"/>
+          <w:sz w:val="20"/>
+          <w:szCs w:val="20"/>
+        </w:rPr>
+        <w:t>...</w:t>
+      </w:r>
+    </w:p>
+    <w:p>
+      <w:pPr>
+        <w:rPr>
+          <w:rFonts w:ascii="Menlo" w:hAnsi="Menlo" w:cs="Menlo"/>
+          <w:sz w:val="20"/>
+          <w:szCs w:val="20"/>
+        </w:rPr>
+      </w:pPr>
+      <w:r>
+        <w:rPr>
+          <w:rFonts w:ascii="Menlo" w:hAnsi="Menlo" w:cs="Menlo"/>
+          <w:sz w:val="20"/>
+          <w:szCs w:val="20"/>
+        </w:rPr>
+        <w:t xml:space="preserve">        Name=</w:t>
+      </w:r>
+      <w:r>
+        <w:rPr>
+          <w:rFonts w:ascii="Menlo" w:hAnsi="Menlo" w:cs="Menlo"/>
+          <w:color w:val="A709F5"/>
+          <w:sz w:val="20"/>
+          <w:szCs w:val="20"/>
+        </w:rPr>
+        <w:t xml:space="preserve">"Iridium " </w:t>
+      </w:r>
+      <w:r>
+        <w:rPr>
+          <w:rFonts w:ascii="Menlo" w:hAnsi="Menlo" w:cs="Menlo"/>
+          <w:sz w:val="20"/>
+          <w:szCs w:val="20"/>
+        </w:rPr>
+        <w:t>+ string(1:66)');</w:t>
+      </w:r>
+    </w:p>
+    <w:p>
+      <w:pPr>
+        <w:rPr>
+          <w:rFonts w:ascii="Menlo" w:hAnsi="Menlo" w:cs="Menlo"/>
+          <w:sz w:val="20"/>
+          <w:szCs w:val="20"/>
+        </w:rPr>
+      </w:pPr>
+    </w:p>
+    <w:p>
+      <w:pPr>
+        <w:rPr>
+          <w:rFonts w:ascii="Menlo" w:hAnsi="Menlo" w:cs="Menlo"/>
+          <w:sz w:val="20"/>
+          <w:szCs w:val="20"/>
+        </w:rPr>
+      </w:pPr>
+      <w:r>
+        <w:rPr>
+          <w:rFonts w:ascii="Menlo" w:hAnsi="Menlo" w:cs="Menlo"/>
+          <w:sz w:val="20"/>
+          <w:szCs w:val="20"/>
+        </w:rPr>
+        <w:t xml:space="preserve">    iridiumConicalSensors = conicalSensor(iridiumSatellites, </w:t>
+      </w:r>
+      <w:r>
+        <w:rPr>
+          <w:rFonts w:ascii="Menlo" w:hAnsi="Menlo" w:cs="Menlo"/>
+          <w:color w:val="A709F5"/>
+          <w:sz w:val="20"/>
+          <w:szCs w:val="20"/>
+        </w:rPr>
+        <w:t>"MaxViewAngle"</w:t>
+      </w:r>
+      <w:r>
+        <w:rPr>
+          <w:rFonts w:ascii="Menlo" w:hAnsi="Menlo" w:cs="Menlo"/>
+          <w:sz w:val="20"/>
+          <w:szCs w:val="20"/>
+        </w:rPr>
+        <w:t>, 125);</w:t>
+      </w:r>
+    </w:p>
+    <w:p>
+      <w:pPr>
+        <w:rPr>
+          <w:rFonts w:ascii="Menlo" w:hAnsi="Menlo" w:cs="Menlo"/>
+          <w:sz w:val="20"/>
+          <w:szCs w:val="20"/>
+        </w:rPr>
+      </w:pPr>
+    </w:p>
+    <w:p>
+      <w:pPr>
+        <w:rPr>
+          <w:rFonts w:ascii="Menlo" w:hAnsi="Menlo" w:cs="Menlo"/>
+          <w:sz w:val="20"/>
+          <w:szCs w:val="20"/>
+        </w:rPr>
+      </w:pPr>
+      <w:r>
+        <w:rPr>
+          <w:rFonts w:ascii="Menlo" w:hAnsi="Menlo" w:cs="Menlo"/>
+          <w:sz w:val="20"/>
+          <w:szCs w:val="20"/>
+        </w:rPr>
+        <w:lastRenderedPageBreak/>
+        <w:t xml:space="preserve">    fADSB  = 1090e6;</w:t>
+      </w:r>
+    </w:p>
+    <w:p>
+      <w:pPr>
+        <w:rPr>
+          <w:rFonts w:ascii="Menlo" w:hAnsi="Menlo" w:cs="Menlo"/>
+          <w:sz w:val="20"/>
+          <w:szCs w:val="20"/>
+        </w:rPr>
+      </w:pPr>
+      <w:r>
+        <w:rPr>
+          <w:rFonts w:ascii="Menlo" w:hAnsi="Menlo" w:cs="Menlo"/>
+          <w:sz w:val="20"/>
+          <w:szCs w:val="20"/>
+        </w:rPr>
+        <w:t xml:space="preserve">    txAnt  = arrayConfig(</w:t>
+      </w:r>
+      <w:r>
+        <w:rPr>
+          <w:rFonts w:ascii="Menlo" w:hAnsi="Menlo" w:cs="Menlo"/>
+          <w:color w:val="A709F5"/>
+          <w:sz w:val="20"/>
+          <w:szCs w:val="20"/>
+        </w:rPr>
+        <w:t>"Size"</w:t>
+      </w:r>
+      <w:r>
+        <w:rPr>
+          <w:rFonts w:ascii="Menlo" w:hAnsi="Menlo" w:cs="Menlo"/>
+          <w:sz w:val="20"/>
+          <w:szCs w:val="20"/>
+        </w:rPr>
+        <w:t>,[1 1]);</w:t>
+      </w:r>
+    </w:p>
+    <w:p>
+      <w:pPr>
+        <w:rPr>
+          <w:rFonts w:ascii="Menlo" w:hAnsi="Menlo" w:cs="Menlo"/>
+          <w:sz w:val="20"/>
+          <w:szCs w:val="20"/>
+        </w:rPr>
+      </w:pPr>
+      <w:r>
+        <w:rPr>
+          <w:rFonts w:ascii="Menlo" w:hAnsi="Menlo" w:cs="Menlo"/>
+          <w:sz w:val="20"/>
+          <w:szCs w:val="20"/>
+        </w:rPr>
+        <w:t xml:space="preserve">    txADSB = transmitter(aircraft, </w:t>
+      </w:r>
+      <w:r>
+        <w:rPr>
+          <w:rFonts w:ascii="Menlo" w:hAnsi="Menlo" w:cs="Menlo"/>
+          <w:color w:val="0E00FF"/>
+          <w:sz w:val="20"/>
+          <w:szCs w:val="20"/>
+        </w:rPr>
+        <w:t>...</w:t>
+      </w:r>
+    </w:p>
+    <w:p>
+      <w:pPr>
+        <w:rPr>
+          <w:rFonts w:ascii="Menlo" w:hAnsi="Menlo" w:cs="Menlo"/>
+          <w:sz w:val="20"/>
+          <w:szCs w:val="20"/>
+        </w:rPr>
+      </w:pPr>
+      <w:r>
+        <w:rPr>
+          <w:rFonts w:ascii="Menlo" w:hAnsi="Menlo" w:cs="Menlo"/>
+          <w:sz w:val="20"/>
+          <w:szCs w:val="20"/>
+        </w:rPr>
+        <w:t xml:space="preserve">        Antenna=txAnt, Frequency=fADSB, Power=10*log10(125), </w:t>
+      </w:r>
+      <w:r>
+        <w:rPr>
+          <w:rFonts w:ascii="Menlo" w:hAnsi="Menlo" w:cs="Menlo"/>
+          <w:color w:val="0E00FF"/>
+          <w:sz w:val="20"/>
+          <w:szCs w:val="20"/>
+        </w:rPr>
+        <w:t>...</w:t>
+      </w:r>
+    </w:p>
+    <w:p>
+      <w:pPr>
+        <w:rPr>
+          <w:rFonts w:ascii="Menlo" w:hAnsi="Menlo" w:cs="Menlo"/>
+          <w:sz w:val="20"/>
+          <w:szCs w:val="20"/>
+        </w:rPr>
+      </w:pPr>
+      <w:r>
+        <w:rPr>
+          <w:rFonts w:ascii="Menlo" w:hAnsi="Menlo" w:cs="Menlo"/>
+          <w:sz w:val="20"/>
+          <w:szCs w:val="20"/>
+        </w:rPr>
+        <w:t xml:space="preserve">        MountingLocation=[8,0,-2.7], Name=</w:t>
+      </w:r>
+      <w:r>
+        <w:rPr>
+          <w:rFonts w:ascii="Menlo" w:hAnsi="Menlo" w:cs="Menlo"/>
+          <w:color w:val="A709F5"/>
+          <w:sz w:val="20"/>
+          <w:szCs w:val="20"/>
+        </w:rPr>
+        <w:t>"Emițător ADS-B Avion"</w:t>
+      </w:r>
+      <w:r>
+        <w:rPr>
+          <w:rFonts w:ascii="Menlo" w:hAnsi="Menlo" w:cs="Menlo"/>
+          <w:sz w:val="20"/>
+          <w:szCs w:val="20"/>
+        </w:rPr>
+        <w:t>);</w:t>
+      </w:r>
+    </w:p>
+    <w:p>
+      <w:pPr>
+        <w:rPr>
+          <w:rFonts w:ascii="Menlo" w:hAnsi="Menlo" w:cs="Menlo"/>
+          <w:sz w:val="20"/>
+          <w:szCs w:val="20"/>
+        </w:rPr>
+      </w:pPr>
+    </w:p>
+    <w:p>
+      <w:pPr>
+        <w:rPr>
+          <w:rFonts w:ascii="Menlo" w:hAnsi="Menlo" w:cs="Menlo"/>
+          <w:sz w:val="20"/>
+          <w:szCs w:val="20"/>
+        </w:rPr>
+      </w:pPr>
+      <w:r>
+        <w:rPr>
+          <w:rFonts w:ascii="Menlo" w:hAnsi="Menlo" w:cs="Menlo"/>
+          <w:sz w:val="20"/>
+          <w:szCs w:val="20"/>
+        </w:rPr>
+        <w:t xml:space="preserve">    rxAnt     = arrayConfig(</w:t>
+      </w:r>
+      <w:r>
+        <w:rPr>
+          <w:rFonts w:ascii="Menlo" w:hAnsi="Menlo" w:cs="Menlo"/>
+          <w:color w:val="A709F5"/>
+          <w:sz w:val="20"/>
+          <w:szCs w:val="20"/>
+        </w:rPr>
+        <w:t>"Size"</w:t>
+      </w:r>
+      <w:r>
+        <w:rPr>
+          <w:rFonts w:ascii="Menlo" w:hAnsi="Menlo" w:cs="Menlo"/>
+          <w:sz w:val="20"/>
+          <w:szCs w:val="20"/>
+        </w:rPr>
+        <w:t>,[1 1]);</w:t>
+      </w:r>
+    </w:p>
+    <w:p>
+      <w:pPr>
+        <w:rPr>
+          <w:rFonts w:ascii="Menlo" w:hAnsi="Menlo" w:cs="Menlo"/>
+          <w:sz w:val="20"/>
+          <w:szCs w:val="20"/>
+        </w:rPr>
+      </w:pPr>
+      <w:r>
+        <w:rPr>
+          <w:rFonts w:ascii="Menlo" w:hAnsi="Menlo" w:cs="Menlo"/>
+          <w:sz w:val="20"/>
+          <w:szCs w:val="20"/>
+        </w:rPr>
+        <w:t xml:space="preserve">    rxAirport = receiver(airports, Antenna=rxAnt, Name=airports.Name + </w:t>
+      </w:r>
+      <w:r>
+        <w:rPr>
+          <w:rFonts w:ascii="Menlo" w:hAnsi="Menlo" w:cs="Menlo"/>
+          <w:color w:val="A709F5"/>
+          <w:sz w:val="20"/>
+          <w:szCs w:val="20"/>
+        </w:rPr>
+        <w:t>" Receptor"</w:t>
+      </w:r>
+      <w:r>
+        <w:rPr>
+          <w:rFonts w:ascii="Menlo" w:hAnsi="Menlo" w:cs="Menlo"/>
+          <w:sz w:val="20"/>
+          <w:szCs w:val="20"/>
+        </w:rPr>
+        <w:t>);</w:t>
+      </w:r>
+    </w:p>
+    <w:p>
+      <w:pPr>
+        <w:rPr>
+          <w:rFonts w:ascii="Menlo" w:hAnsi="Menlo" w:cs="Menlo"/>
+          <w:sz w:val="20"/>
+          <w:szCs w:val="20"/>
+        </w:rPr>
+      </w:pPr>
+      <w:r>
+        <w:rPr>
+          <w:rFonts w:ascii="Menlo" w:hAnsi="Menlo" w:cs="Menlo"/>
+          <w:sz w:val="20"/>
+          <w:szCs w:val="20"/>
+        </w:rPr>
+        <w:t xml:space="preserve">    pattern(rxAirport, fADSB, Size=1000);</w:t>
+      </w:r>
+    </w:p>
+    <w:p>
+      <w:pPr>
+        <w:pStyle w:val="Heading2"/>
+      </w:pPr>
+      <w:bookmarkStart w:id="32" w:name="_Toc230476095"/>
+      <w:r>
+        <w:t>4.3 Modelarea Antenelor Satelitare</w:t>
+      </w:r>
+      <w:bookmarkEnd w:id="32"/>
+    </w:p>
+    <w:p>
+      <w:pPr>
+        <w:ind w:firstLine="720"/>
+        <w:jc w:val="both"/>
+      </w:pPr>
+      <w:r>
+        <w:t>Aplicația suportă două modele de antenă satelitară, selectabile din interfața grafică. La schimbarea selecției, callback-ul cbAntennaChange() actualizează diagrama de radiație, lista de caracteristici şi unghiurile de montaj implicite.</w:t>
+      </w:r>
+    </w:p>
+    <w:p>
+      <w:pPr>
+        <w:pStyle w:val="Heading3"/>
+      </w:pPr>
+      <w:bookmarkStart w:id="33" w:name="_Toc230476096"/>
+      <w:r>
+        <w:t>4.3.1 Antena Izotropă</w:t>
+      </w:r>
+      <w:bookmarkEnd w:id="33"/>
+    </w:p>
+    <w:p>
+      <w:pPr>
+        <w:ind w:firstLine="720"/>
+        <w:jc w:val="both"/>
+      </w:pPr>
+      <w:r>
+        <w:t>Antena izotropă este definită ca un array [1×1] prin arrayConfig("Size",[1 1]), cu câştig uniform de 0 dBi în toate direcțiile. Unghiurile de montaj implicite sunt [0°, 0°, 0°] (Yaw, Pitch, Roll). Diagrama de radiație este vizualizată ca o sferă uniform colorată prin funcția plotAntennaPattern(), utilizând o grilă de 80×80 puncte şi colormap parula. Această configurație modelează antena de la bordul aeronavei şi receptoarele aeroportuare, garantând recepția semnalului indiferent de a</w:t>
+      </w:r>
+      <w:r>
+        <w:t>l</w:t>
+      </w:r>
+      <w:r>
+        <w:t>titudinea în zbor a aeronavei.</w:t>
+      </w:r>
+    </w:p>
+    <w:p>
+      <w:pPr>
+        <w:ind w:firstLine="720"/>
+        <w:jc w:val="both"/>
+      </w:pPr>
+    </w:p>
+    <w:p>
+      <w:pPr>
+        <w:rPr>
+          <w:rFonts w:ascii="Menlo" w:hAnsi="Menlo" w:cs="Menlo"/>
+          <w:sz w:val="20"/>
+          <w:szCs w:val="20"/>
+        </w:rPr>
+      </w:pPr>
+      <w:r>
+        <w:rPr>
+          <w:rFonts w:ascii="Menlo" w:hAnsi="Menlo" w:cs="Menlo"/>
+          <w:color w:val="0E00FF"/>
+          <w:sz w:val="20"/>
+          <w:szCs w:val="20"/>
+        </w:rPr>
+        <w:t xml:space="preserve">if </w:t>
+      </w:r>
+      <w:r>
+        <w:rPr>
+          <w:rFonts w:ascii="Menlo" w:hAnsi="Menlo" w:cs="Menlo"/>
+          <w:sz w:val="20"/>
+          <w:szCs w:val="20"/>
+        </w:rPr>
+        <w:t xml:space="preserve">strcmp(antennaType, </w:t>
+      </w:r>
+      <w:r>
+        <w:rPr>
+          <w:rFonts w:ascii="Menlo" w:hAnsi="Menlo" w:cs="Menlo"/>
+          <w:color w:val="A709F5"/>
+          <w:sz w:val="20"/>
+          <w:szCs w:val="20"/>
+        </w:rPr>
+        <w:t>'Izotropică'</w:t>
+      </w:r>
+      <w:r>
+        <w:rPr>
+          <w:rFonts w:ascii="Menlo" w:hAnsi="Menlo" w:cs="Menlo"/>
+          <w:sz w:val="20"/>
+          <w:szCs w:val="20"/>
+        </w:rPr>
+        <w:t>)</w:t>
+      </w:r>
+    </w:p>
+    <w:p>
+      <w:pPr>
+        <w:rPr>
+          <w:rFonts w:ascii="Menlo" w:hAnsi="Menlo" w:cs="Menlo"/>
+          <w:sz w:val="20"/>
+          <w:szCs w:val="20"/>
+        </w:rPr>
+      </w:pPr>
+      <w:r>
+        <w:rPr>
+          <w:rFonts w:ascii="Menlo" w:hAnsi="Menlo" w:cs="Menlo"/>
+          <w:sz w:val="20"/>
+          <w:szCs w:val="20"/>
+        </w:rPr>
+        <w:t xml:space="preserve">                satAnt = arrayConfig(</w:t>
+      </w:r>
+      <w:r>
+        <w:rPr>
+          <w:rFonts w:ascii="Menlo" w:hAnsi="Menlo" w:cs="Menlo"/>
+          <w:color w:val="A709F5"/>
+          <w:sz w:val="20"/>
+          <w:szCs w:val="20"/>
+        </w:rPr>
+        <w:t>"Size"</w:t>
+      </w:r>
+      <w:r>
+        <w:rPr>
+          <w:rFonts w:ascii="Menlo" w:hAnsi="Menlo" w:cs="Menlo"/>
+          <w:sz w:val="20"/>
+          <w:szCs w:val="20"/>
+        </w:rPr>
+        <w:t>,[1 1]);</w:t>
+      </w:r>
+    </w:p>
+    <w:p>
+      <w:pPr>
+        <w:rPr>
+          <w:rFonts w:ascii="Menlo" w:hAnsi="Menlo" w:cs="Menlo"/>
+          <w:sz w:val="20"/>
+          <w:szCs w:val="20"/>
+        </w:rPr>
+      </w:pPr>
+      <w:r>
+        <w:rPr>
+          <w:rFonts w:ascii="Menlo" w:hAnsi="Menlo" w:cs="Menlo"/>
+          <w:sz w:val="20"/>
+          <w:szCs w:val="20"/>
+        </w:rPr>
+        <w:t xml:space="preserve">                rxSat  = receiver(iridiumSats, </w:t>
+      </w:r>
+      <w:r>
+        <w:rPr>
+          <w:rFonts w:ascii="Menlo" w:hAnsi="Menlo" w:cs="Menlo"/>
+          <w:color w:val="0E00FF"/>
+          <w:sz w:val="20"/>
+          <w:szCs w:val="20"/>
+        </w:rPr>
+        <w:t>...</w:t>
+      </w:r>
+    </w:p>
+    <w:p>
+      <w:pPr>
+        <w:rPr>
+          <w:rFonts w:ascii="Menlo" w:hAnsi="Menlo" w:cs="Menlo"/>
+          <w:sz w:val="20"/>
+          <w:szCs w:val="20"/>
+        </w:rPr>
+      </w:pPr>
+      <w:r>
+        <w:rPr>
+          <w:rFonts w:ascii="Menlo" w:hAnsi="Menlo" w:cs="Menlo"/>
+          <w:sz w:val="20"/>
+          <w:szCs w:val="20"/>
+        </w:rPr>
+        <w:t xml:space="preserve">                    Antenna=satAnt, MountingAngles=mAng, </w:t>
+      </w:r>
+      <w:r>
+        <w:rPr>
+          <w:rFonts w:ascii="Menlo" w:hAnsi="Menlo" w:cs="Menlo"/>
+          <w:color w:val="0E00FF"/>
+          <w:sz w:val="20"/>
+          <w:szCs w:val="20"/>
+        </w:rPr>
+        <w:t>...</w:t>
+      </w:r>
+    </w:p>
+    <w:p>
+      <w:pPr>
+        <w:rPr>
+          <w:rFonts w:ascii="Menlo" w:hAnsi="Menlo" w:cs="Menlo"/>
+          <w:sz w:val="20"/>
+          <w:szCs w:val="20"/>
+        </w:rPr>
+      </w:pPr>
+      <w:r>
+        <w:rPr>
+          <w:rFonts w:ascii="Menlo" w:hAnsi="Menlo" w:cs="Menlo"/>
+          <w:sz w:val="20"/>
+          <w:szCs w:val="20"/>
+        </w:rPr>
+        <w:t xml:space="preserve">                    Name=iridiumSats.Name + </w:t>
+      </w:r>
+      <w:r>
+        <w:rPr>
+          <w:rFonts w:ascii="Menlo" w:hAnsi="Menlo" w:cs="Menlo"/>
+          <w:color w:val="A709F5"/>
+          <w:sz w:val="20"/>
+          <w:szCs w:val="20"/>
+        </w:rPr>
+        <w:t>" Receptor"</w:t>
+      </w:r>
+      <w:r>
+        <w:rPr>
+          <w:rFonts w:ascii="Menlo" w:hAnsi="Menlo" w:cs="Menlo"/>
+          <w:sz w:val="20"/>
+          <w:szCs w:val="20"/>
+        </w:rPr>
+        <w:t>);</w:t>
+      </w:r>
+    </w:p>
+    <w:p>
+      <w:pPr>
+        <w:rPr>
+          <w:rFonts w:ascii="Menlo" w:hAnsi="Menlo" w:cs="Menlo"/>
+          <w:sz w:val="20"/>
+          <w:szCs w:val="20"/>
+        </w:rPr>
+      </w:pPr>
+      <w:r>
+        <w:rPr>
+          <w:rFonts w:ascii="Menlo" w:hAnsi="Menlo" w:cs="Menlo"/>
+          <w:sz w:val="20"/>
+          <w:szCs w:val="20"/>
+        </w:rPr>
+        <w:t xml:space="preserve">                pattern(rxSat, fADSB, Size=50000);</w:t>
+      </w:r>
+    </w:p>
+    <w:p>
+      <w:pPr>
+        <w:ind w:firstLine="720"/>
+        <w:jc w:val="both"/>
+      </w:pPr>
+    </w:p>
+    <w:p>
+      <w:pPr>
+        <w:ind w:firstLine="720"/>
+        <w:jc w:val="both"/>
+      </w:pPr>
+    </w:p>
+    <w:p>
+      <w:pPr>
+        <w:rPr>
+          <w:rFonts w:ascii="Menlo" w:hAnsi="Menlo" w:cs="Menlo"/>
+          <w:sz w:val="20"/>
+          <w:szCs w:val="20"/>
+        </w:rPr>
+      </w:pPr>
+      <w:r>
+        <w:rPr>
+          <w:rFonts w:ascii="Menlo" w:hAnsi="Menlo" w:cs="Menlo"/>
+          <w:color w:val="0E00FF"/>
+          <w:sz w:val="20"/>
+          <w:szCs w:val="20"/>
+        </w:rPr>
+        <w:t xml:space="preserve">function </w:t>
+      </w:r>
+      <w:r>
+        <w:rPr>
+          <w:rFonts w:ascii="Menlo" w:hAnsi="Menlo" w:cs="Menlo"/>
+          <w:sz w:val="20"/>
+          <w:szCs w:val="20"/>
+        </w:rPr>
+        <w:t>plotAntennaPattern(ax, antennaType)</w:t>
+      </w:r>
+    </w:p>
+    <w:p>
+      <w:pPr>
+        <w:rPr>
+          <w:rFonts w:ascii="Menlo" w:hAnsi="Menlo" w:cs="Menlo"/>
+          <w:sz w:val="20"/>
+          <w:szCs w:val="20"/>
+        </w:rPr>
+      </w:pPr>
+      <w:r>
+        <w:rPr>
+          <w:rFonts w:ascii="Menlo" w:hAnsi="Menlo" w:cs="Menlo"/>
+          <w:sz w:val="20"/>
+          <w:szCs w:val="20"/>
+        </w:rPr>
+        <w:t xml:space="preserve">    cla(ax);</w:t>
+      </w:r>
+    </w:p>
+    <w:p>
+      <w:pPr>
+        <w:rPr>
+          <w:rFonts w:ascii="Menlo" w:hAnsi="Menlo" w:cs="Menlo"/>
+          <w:sz w:val="20"/>
+          <w:szCs w:val="20"/>
+        </w:rPr>
+      </w:pPr>
+      <w:r>
+        <w:rPr>
+          <w:rFonts w:ascii="Menlo" w:hAnsi="Menlo" w:cs="Menlo"/>
+          <w:sz w:val="20"/>
+          <w:szCs w:val="20"/>
+        </w:rPr>
+        <w:t xml:space="preserve">    </w:t>
+      </w:r>
+      <w:r>
+        <w:rPr>
+          <w:rFonts w:ascii="Menlo" w:hAnsi="Menlo" w:cs="Menlo"/>
+          <w:color w:val="0E00FF"/>
+          <w:sz w:val="20"/>
+          <w:szCs w:val="20"/>
+        </w:rPr>
+        <w:t xml:space="preserve">if </w:t>
+      </w:r>
+      <w:r>
+        <w:rPr>
+          <w:rFonts w:ascii="Menlo" w:hAnsi="Menlo" w:cs="Menlo"/>
+          <w:sz w:val="20"/>
+          <w:szCs w:val="20"/>
+        </w:rPr>
+        <w:t xml:space="preserve">strcmp(antennaType, </w:t>
+      </w:r>
+      <w:r>
+        <w:rPr>
+          <w:rFonts w:ascii="Menlo" w:hAnsi="Menlo" w:cs="Menlo"/>
+          <w:color w:val="A709F5"/>
+          <w:sz w:val="20"/>
+          <w:szCs w:val="20"/>
+        </w:rPr>
+        <w:t>'Izotropică'</w:t>
+      </w:r>
+      <w:r>
+        <w:rPr>
+          <w:rFonts w:ascii="Menlo" w:hAnsi="Menlo" w:cs="Menlo"/>
+          <w:sz w:val="20"/>
+          <w:szCs w:val="20"/>
+        </w:rPr>
+        <w:t>)</w:t>
+      </w:r>
+    </w:p>
+    <w:p>
+      <w:pPr>
+        <w:rPr>
+          <w:rFonts w:ascii="Menlo" w:hAnsi="Menlo" w:cs="Menlo"/>
+          <w:sz w:val="20"/>
+          <w:szCs w:val="20"/>
+        </w:rPr>
+      </w:pPr>
+      <w:r>
+        <w:rPr>
+          <w:rFonts w:ascii="Menlo" w:hAnsi="Menlo" w:cs="Menlo"/>
+          <w:sz w:val="20"/>
+          <w:szCs w:val="20"/>
+        </w:rPr>
+        <w:t xml:space="preserve">        [X,Y,Z] = sphere(80);</w:t>
+      </w:r>
+    </w:p>
+    <w:p>
+      <w:pPr>
+        <w:rPr>
+          <w:rFonts w:ascii="Menlo" w:hAnsi="Menlo" w:cs="Menlo"/>
+          <w:sz w:val="20"/>
+          <w:szCs w:val="20"/>
+        </w:rPr>
+      </w:pPr>
+      <w:r>
+        <w:rPr>
+          <w:rFonts w:ascii="Menlo" w:hAnsi="Menlo" w:cs="Menlo"/>
+          <w:sz w:val="20"/>
+          <w:szCs w:val="20"/>
+        </w:rPr>
+        <w:t xml:space="preserve">        G = zeros(size(X));</w:t>
+      </w:r>
+    </w:p>
+    <w:p>
+      <w:pPr>
+        <w:rPr>
+          <w:rFonts w:ascii="Menlo" w:hAnsi="Menlo" w:cs="Menlo"/>
+          <w:sz w:val="20"/>
+          <w:szCs w:val="20"/>
+        </w:rPr>
+      </w:pPr>
+      <w:r>
+        <w:rPr>
+          <w:rFonts w:ascii="Menlo" w:hAnsi="Menlo" w:cs="Menlo"/>
+          <w:sz w:val="20"/>
+          <w:szCs w:val="20"/>
+        </w:rPr>
+        <w:t xml:space="preserve">        surf(ax, X, Y, Z, G, </w:t>
+      </w:r>
+      <w:r>
+        <w:rPr>
+          <w:rFonts w:ascii="Menlo" w:hAnsi="Menlo" w:cs="Menlo"/>
+          <w:color w:val="A709F5"/>
+          <w:sz w:val="20"/>
+          <w:szCs w:val="20"/>
+        </w:rPr>
+        <w:t>'EdgeColor'</w:t>
+      </w:r>
+      <w:r>
+        <w:rPr>
+          <w:rFonts w:ascii="Menlo" w:hAnsi="Menlo" w:cs="Menlo"/>
+          <w:sz w:val="20"/>
+          <w:szCs w:val="20"/>
+        </w:rPr>
+        <w:t>,</w:t>
+      </w:r>
+      <w:r>
+        <w:rPr>
+          <w:rFonts w:ascii="Menlo" w:hAnsi="Menlo" w:cs="Menlo"/>
+          <w:color w:val="A709F5"/>
+          <w:sz w:val="20"/>
+          <w:szCs w:val="20"/>
+        </w:rPr>
+        <w:t>'none'</w:t>
+      </w:r>
+      <w:r>
+        <w:rPr>
+          <w:rFonts w:ascii="Menlo" w:hAnsi="Menlo" w:cs="Menlo"/>
+          <w:sz w:val="20"/>
+          <w:szCs w:val="20"/>
+        </w:rPr>
+        <w:t xml:space="preserve">, </w:t>
+      </w:r>
+      <w:r>
+        <w:rPr>
+          <w:rFonts w:ascii="Menlo" w:hAnsi="Menlo" w:cs="Menlo"/>
+          <w:color w:val="A709F5"/>
+          <w:sz w:val="20"/>
+          <w:szCs w:val="20"/>
+        </w:rPr>
+        <w:t>'FaceAlpha'</w:t>
+      </w:r>
+      <w:r>
+        <w:rPr>
+          <w:rFonts w:ascii="Menlo" w:hAnsi="Menlo" w:cs="Menlo"/>
+          <w:sz w:val="20"/>
+          <w:szCs w:val="20"/>
+        </w:rPr>
+        <w:t>,0.80);</w:t>
+      </w:r>
+    </w:p>
+    <w:p>
+      <w:pPr>
+        <w:rPr>
+          <w:rFonts w:ascii="Menlo" w:hAnsi="Menlo" w:cs="Menlo"/>
+          <w:sz w:val="20"/>
+          <w:szCs w:val="20"/>
+        </w:rPr>
+      </w:pPr>
+      <w:r>
+        <w:rPr>
+          <w:rFonts w:ascii="Menlo" w:hAnsi="Menlo" w:cs="Menlo"/>
+          <w:sz w:val="20"/>
+          <w:szCs w:val="20"/>
+        </w:rPr>
+        <w:t xml:space="preserve">        colormap(ax, parula);</w:t>
+      </w:r>
+    </w:p>
+    <w:p>
+      <w:pPr>
+        <w:rPr>
+          <w:rFonts w:ascii="Menlo" w:hAnsi="Menlo" w:cs="Menlo"/>
+          <w:sz w:val="20"/>
+          <w:szCs w:val="20"/>
+        </w:rPr>
+      </w:pPr>
+      <w:r>
+        <w:rPr>
+          <w:rFonts w:ascii="Menlo" w:hAnsi="Menlo" w:cs="Menlo"/>
+          <w:sz w:val="20"/>
+          <w:szCs w:val="20"/>
+        </w:rPr>
+        <w:t xml:space="preserve">        cb = colorbar(ax);</w:t>
+      </w:r>
+    </w:p>
+    <w:p>
+      <w:pPr>
+        <w:rPr>
+          <w:rFonts w:ascii="Menlo" w:hAnsi="Menlo" w:cs="Menlo"/>
+          <w:sz w:val="20"/>
+          <w:szCs w:val="20"/>
+        </w:rPr>
+      </w:pPr>
+      <w:r>
+        <w:rPr>
+          <w:rFonts w:ascii="Menlo" w:hAnsi="Menlo" w:cs="Menlo"/>
+          <w:sz w:val="20"/>
+          <w:szCs w:val="20"/>
+        </w:rPr>
+        <w:t xml:space="preserve">        ylabel(cb,</w:t>
+      </w:r>
+      <w:r>
+        <w:rPr>
+          <w:rFonts w:ascii="Menlo" w:hAnsi="Menlo" w:cs="Menlo"/>
+          <w:color w:val="A709F5"/>
+          <w:sz w:val="20"/>
+          <w:szCs w:val="20"/>
+        </w:rPr>
+        <w:t>'Câștig (dBi)'</w:t>
+      </w:r>
+      <w:r>
+        <w:rPr>
+          <w:rFonts w:ascii="Menlo" w:hAnsi="Menlo" w:cs="Menlo"/>
+          <w:sz w:val="20"/>
+          <w:szCs w:val="20"/>
+        </w:rPr>
+        <w:t>);</w:t>
+      </w:r>
+    </w:p>
+    <w:p>
+      <w:pPr>
+        <w:rPr>
+          <w:rFonts w:ascii="Menlo" w:hAnsi="Menlo" w:cs="Menlo"/>
+          <w:sz w:val="20"/>
+          <w:szCs w:val="20"/>
+        </w:rPr>
+      </w:pPr>
+      <w:r>
+        <w:rPr>
+          <w:rFonts w:ascii="Menlo" w:hAnsi="Menlo" w:cs="Menlo"/>
+          <w:sz w:val="20"/>
+          <w:szCs w:val="20"/>
+        </w:rPr>
+        <w:t xml:space="preserve">        cb.Color = [0.62 0.62 0.62];</w:t>
+      </w:r>
+    </w:p>
+    <w:p>
+      <w:pPr>
+        <w:rPr>
+          <w:rFonts w:ascii="Menlo" w:hAnsi="Menlo" w:cs="Menlo"/>
+          <w:sz w:val="20"/>
+          <w:szCs w:val="20"/>
+        </w:rPr>
+      </w:pPr>
+      <w:r>
+        <w:rPr>
+          <w:rFonts w:ascii="Menlo" w:hAnsi="Menlo" w:cs="Menlo"/>
+          <w:sz w:val="20"/>
+          <w:szCs w:val="20"/>
+        </w:rPr>
+        <w:t xml:space="preserve">        axis(ax,</w:t>
+      </w:r>
+      <w:r>
+        <w:rPr>
+          <w:rFonts w:ascii="Menlo" w:hAnsi="Menlo" w:cs="Menlo"/>
+          <w:color w:val="A709F5"/>
+          <w:sz w:val="20"/>
+          <w:szCs w:val="20"/>
+        </w:rPr>
+        <w:t>'equal'</w:t>
+      </w:r>
+      <w:r>
+        <w:rPr>
+          <w:rFonts w:ascii="Menlo" w:hAnsi="Menlo" w:cs="Menlo"/>
+          <w:sz w:val="20"/>
+          <w:szCs w:val="20"/>
+        </w:rPr>
+        <w:t>);</w:t>
+      </w:r>
+    </w:p>
+    <w:p>
+      <w:pPr>
+        <w:rPr>
+          <w:rFonts w:ascii="Menlo" w:hAnsi="Menlo" w:cs="Menlo"/>
+          <w:sz w:val="20"/>
+          <w:szCs w:val="20"/>
+        </w:rPr>
+      </w:pPr>
+      <w:r>
+        <w:rPr>
+          <w:rFonts w:ascii="Menlo" w:hAnsi="Menlo" w:cs="Menlo"/>
+          <w:sz w:val="20"/>
+          <w:szCs w:val="20"/>
+        </w:rPr>
+        <w:t xml:space="preserve">        view(ax, 3);</w:t>
+      </w:r>
+    </w:p>
+    <w:p>
+      <w:pPr>
+        <w:ind w:firstLine="720"/>
+        <w:jc w:val="both"/>
+      </w:pPr>
+    </w:p>
+    <w:p>
+      <w:pPr>
+        <w:pStyle w:val="Heading3"/>
+      </w:pPr>
+      <w:bookmarkStart w:id="34" w:name="_Toc230476097"/>
+      <w:r>
+        <w:t>4.3.2 Antena cu 48 de Fascicule (Phased Array)</w:t>
+      </w:r>
+      <w:bookmarkEnd w:id="34"/>
+    </w:p>
+    <w:p>
+      <w:pPr>
+        <w:ind w:firstLine="720"/>
+        <w:jc w:val="both"/>
+      </w:pPr>
+      <w:r>
+        <w:t>Antena cu 48 de fascicule (HelperCustom48BeamAntenna) este modelată ca un sistem de spot beams cu câştig de vârf de 24 dBi şi lățime la jumătatea puterii (HPBW) de ~8°. Direcțiile celor 48 de fascicule sunt distribuite uniform pe semisfera inferioară prin algoritmul Fibonacci implementat în generateBeamDirections():</w:t>
+      </w:r>
+    </w:p>
+    <w:p>
+      <w:pPr>
+        <w:ind w:firstLine="720"/>
+        <w:jc w:val="both"/>
+      </w:pPr>
+    </w:p>
+    <w:p>
+      <w:pPr>
+        <w:jc w:val="center"/>
+      </w:pPr>
+      <m:oMathPara>
+        <m:oMath>
+          <m:r>
+            <w:rPr>
+              <w:rFonts w:ascii="Cambria Math" w:hAnsi="Cambria Math"/>
+            </w:rPr>
+            <w:lastRenderedPageBreak/>
+            <m:t>az</m:t>
+          </m:r>
+          <m:d>
+            <m:dPr>
+              <m:ctrlPr>
+                <w:rPr>
+                  <w:rFonts w:ascii="Cambria Math" w:hAnsi="Cambria Math"/>
+                  <w:i/>
+                  <w:iCs/>
+                </w:rPr>
+              </m:ctrlPr>
+            </m:dPr>
+            <m:e>
+              <m:r>
+                <w:rPr>
+                  <w:rFonts w:ascii="Cambria Math" w:hAnsi="Cambria Math"/>
+                </w:rPr>
+                <m:t>i</m:t>
+              </m:r>
+            </m:e>
+          </m:d>
+          <m:r>
+            <w:rPr>
+              <w:rFonts w:ascii="Cambria Math" w:hAnsi="Cambria Math"/>
+            </w:rPr>
+            <m:t>= mod</m:t>
+          </m:r>
+          <m:d>
+            <m:dPr>
+              <m:ctrlPr>
+                <w:rPr>
+                  <w:rFonts w:ascii="Cambria Math" w:hAnsi="Cambria Math"/>
+                  <w:i/>
+                  <w:iCs/>
+                </w:rPr>
+              </m:ctrlPr>
+            </m:dPr>
+            <m:e>
+              <m:f>
+                <m:fPr>
+                  <m:ctrlPr>
+                    <w:rPr>
+                      <w:rFonts w:ascii="Cambria Math" w:hAnsi="Cambria Math"/>
+                      <w:i/>
+                      <w:iCs/>
+                    </w:rPr>
+                  </m:ctrlPr>
+                </m:fPr>
+                <m:num>
+                  <m:r>
+                    <w:rPr>
+                      <w:rFonts w:ascii="Cambria Math" w:hAnsi="Cambria Math"/>
+                    </w:rPr>
+                    <m:t>2π · i</m:t>
+                  </m:r>
+                </m:num>
+                <m:den>
+                  <m:r>
+                    <w:rPr>
+                      <w:rFonts w:ascii="Cambria Math" w:hAnsi="Cambria Math"/>
+                    </w:rPr>
+                    <m:t>φ</m:t>
+                  </m:r>
+                </m:den>
+              </m:f>
+              <m:r>
+                <w:rPr>
+                  <w:rFonts w:ascii="Cambria Math" w:hAnsi="Cambria Math"/>
+                </w:rPr>
+                <m:t>, 2π</m:t>
+              </m:r>
+            </m:e>
+          </m:d>
+          <m:r>
+            <w:rPr>
+              <w:rFonts w:ascii="Cambria Math" w:hAnsi="Cambria Math"/>
+            </w:rPr>
+            <m:t>- π,     el</m:t>
+          </m:r>
+          <m:d>
+            <m:dPr>
+              <m:ctrlPr>
+                <w:rPr>
+                  <w:rFonts w:ascii="Cambria Math" w:hAnsi="Cambria Math"/>
+                  <w:i/>
+                  <w:iCs/>
+                </w:rPr>
+              </m:ctrlPr>
+            </m:dPr>
+            <m:e>
+              <m:r>
+                <w:rPr>
+                  <w:rFonts w:ascii="Cambria Math" w:hAnsi="Cambria Math"/>
+                </w:rPr>
+                <m:t>i</m:t>
+              </m:r>
+            </m:e>
+          </m:d>
+          <m:r>
+            <w:rPr>
+              <w:rFonts w:ascii="Cambria Math" w:hAnsi="Cambria Math"/>
+            </w:rPr>
+            <m:t>=</m:t>
+          </m:r>
+          <m:func>
+            <m:funcPr>
+              <m:ctrlPr>
+                <w:rPr>
+                  <w:rFonts w:ascii="Cambria Math" w:hAnsi="Cambria Math"/>
+                  <w:iCs/>
+                </w:rPr>
+              </m:ctrlPr>
+            </m:funcPr>
+            <m:fName>
+              <m:r>
+                <m:rPr>
+                  <m:sty m:val="p"/>
+                </m:rPr>
+                <w:rPr>
+                  <w:rFonts w:ascii="Cambria Math" w:hAnsi="Cambria Math"/>
+                </w:rPr>
+                <m:t>arcsin</m:t>
+              </m:r>
+              <m:ctrlPr>
+                <w:rPr>
+                  <w:rFonts w:ascii="Cambria Math" w:hAnsi="Cambria Math"/>
+                  <w:i/>
+                  <w:iCs/>
+                </w:rPr>
+              </m:ctrlPr>
+            </m:fName>
+            <m:e>
+              <m:d>
+                <m:dPr>
+                  <m:ctrlPr>
+                    <w:rPr>
+                      <w:rFonts w:ascii="Cambria Math" w:hAnsi="Cambria Math"/>
+                      <w:i/>
+                      <w:iCs/>
+                    </w:rPr>
+                  </m:ctrlPr>
+                </m:dPr>
+                <m:e>
+                  <m:f>
+                    <m:fPr>
+                      <m:ctrlPr>
+                        <w:rPr>
+                          <w:rFonts w:ascii="Cambria Math" w:hAnsi="Cambria Math"/>
+                          <w:i/>
+                          <w:iCs/>
+                        </w:rPr>
+                      </m:ctrlPr>
+                    </m:fPr>
+                    <m:num>
+                      <m:r>
+                        <w:rPr>
+                          <w:rFonts w:ascii="Cambria Math" w:hAnsi="Cambria Math"/>
+                        </w:rPr>
+                        <m:t>2i</m:t>
+                      </m:r>
+                    </m:num>
+                    <m:den>
+                      <m:r>
+                        <w:rPr>
+                          <w:rFonts w:ascii="Cambria Math" w:hAnsi="Cambria Math"/>
+                        </w:rPr>
+                        <m:t>N</m:t>
+                      </m:r>
+                    </m:den>
+                  </m:f>
+                  <m:r>
+                    <w:rPr>
+                      <w:rFonts w:ascii="Cambria Math" w:hAnsi="Cambria Math"/>
+                    </w:rPr>
+                    <m:t>- 1</m:t>
+                  </m:r>
+                </m:e>
+              </m:d>
+            </m:e>
+          </m:func>
+          <m:r>
+            <w:rPr>
+              <w:rFonts w:ascii="Cambria Math" w:hAnsi="Cambria Math"/>
+            </w:rPr>
+            <m:t>,     i = 0, 1, …, N-1</m:t>
+          </m:r>
+        </m:oMath>
+      </m:oMathPara>
+    </w:p>
+    <w:p>
+      <w:pPr>
+        <w:jc w:val="center"/>
+        <w:rPr>
+          <w:iCs/>
+        </w:rPr>
+      </w:pPr>
+    </w:p>
+    <w:p>
+      <w:pPr>
+        <w:rPr>
+          <w:rFonts w:ascii="Menlo" w:hAnsi="Menlo" w:cs="Menlo"/>
+          <w:sz w:val="20"/>
+          <w:szCs w:val="20"/>
+        </w:rPr>
+      </w:pPr>
+      <w:r>
+        <w:rPr>
+          <w:rFonts w:ascii="Menlo" w:hAnsi="Menlo" w:cs="Menlo"/>
+          <w:color w:val="0E00FF"/>
+          <w:sz w:val="20"/>
+          <w:szCs w:val="20"/>
+        </w:rPr>
+        <w:t xml:space="preserve">function </w:t>
+      </w:r>
+      <w:r>
+        <w:rPr>
+          <w:rFonts w:ascii="Menlo" w:hAnsi="Menlo" w:cs="Menlo"/>
+          <w:sz w:val="20"/>
+          <w:szCs w:val="20"/>
+        </w:rPr>
+        <w:t>dirs = generateBeamDirections(N)</w:t>
+      </w:r>
+    </w:p>
+    <w:p>
+      <w:pPr>
+        <w:rPr>
+          <w:rFonts w:ascii="Menlo" w:hAnsi="Menlo" w:cs="Menlo"/>
+          <w:sz w:val="20"/>
+          <w:szCs w:val="20"/>
+        </w:rPr>
+      </w:pPr>
+      <w:r>
+        <w:rPr>
+          <w:rFonts w:ascii="Menlo" w:hAnsi="Menlo" w:cs="Menlo"/>
+          <w:sz w:val="20"/>
+          <w:szCs w:val="20"/>
+        </w:rPr>
+        <w:t xml:space="preserve">    golden = (1 + sqrt(5)) / 2;</w:t>
+      </w:r>
+    </w:p>
+    <w:p>
+      <w:pPr>
+        <w:rPr>
+          <w:rFonts w:ascii="Menlo" w:hAnsi="Menlo" w:cs="Menlo"/>
+          <w:sz w:val="20"/>
+          <w:szCs w:val="20"/>
+        </w:rPr>
+      </w:pPr>
+      <w:r>
+        <w:rPr>
+          <w:rFonts w:ascii="Menlo" w:hAnsi="Menlo" w:cs="Menlo"/>
+          <w:sz w:val="20"/>
+          <w:szCs w:val="20"/>
+        </w:rPr>
+        <w:t xml:space="preserve">    i   = (0:N-1)';</w:t>
+      </w:r>
+    </w:p>
+    <w:p>
+      <w:pPr>
+        <w:rPr>
+          <w:rFonts w:ascii="Menlo" w:hAnsi="Menlo" w:cs="Menlo"/>
+          <w:sz w:val="20"/>
+          <w:szCs w:val="20"/>
+        </w:rPr>
+      </w:pPr>
+      <w:r>
+        <w:rPr>
+          <w:rFonts w:ascii="Menlo" w:hAnsi="Menlo" w:cs="Menlo"/>
+          <w:sz w:val="20"/>
+          <w:szCs w:val="20"/>
+        </w:rPr>
+        <w:t xml:space="preserve">    el  = asin(2*i/N - 1);</w:t>
+      </w:r>
+    </w:p>
+    <w:p>
+      <w:pPr>
+        <w:rPr>
+          <w:rFonts w:ascii="Menlo" w:hAnsi="Menlo" w:cs="Menlo"/>
+          <w:sz w:val="20"/>
+          <w:szCs w:val="20"/>
+        </w:rPr>
+      </w:pPr>
+      <w:r>
+        <w:rPr>
+          <w:rFonts w:ascii="Menlo" w:hAnsi="Menlo" w:cs="Menlo"/>
+          <w:sz w:val="20"/>
+          <w:szCs w:val="20"/>
+        </w:rPr>
+        <w:t xml:space="preserve">    az  = mod(2*pi*i/golden, 2*pi) - pi;</w:t>
+      </w:r>
+    </w:p>
+    <w:p>
+      <w:pPr>
+        <w:rPr>
+          <w:rFonts w:ascii="Menlo" w:hAnsi="Menlo" w:cs="Menlo"/>
+          <w:sz w:val="20"/>
+          <w:szCs w:val="20"/>
+        </w:rPr>
+      </w:pPr>
+      <w:r>
+        <w:rPr>
+          <w:rFonts w:ascii="Menlo" w:hAnsi="Menlo" w:cs="Menlo"/>
+          <w:sz w:val="20"/>
+          <w:szCs w:val="20"/>
+        </w:rPr>
+        <w:t xml:space="preserve">    dirs = [az, el];</w:t>
+      </w:r>
+    </w:p>
+    <w:p>
+      <w:pPr>
+        <w:rPr>
+          <w:rFonts w:ascii="Menlo" w:hAnsi="Menlo" w:cs="Menlo"/>
+          <w:color w:val="0E00FF"/>
+          <w:sz w:val="20"/>
+          <w:szCs w:val="20"/>
+        </w:rPr>
+      </w:pPr>
+      <w:r>
+        <w:rPr>
+          <w:rFonts w:ascii="Menlo" w:hAnsi="Menlo" w:cs="Menlo"/>
+          <w:color w:val="0E00FF"/>
+          <w:sz w:val="20"/>
+          <w:szCs w:val="20"/>
+        </w:rPr>
+        <w:t>end</w:t>
+      </w:r>
+    </w:p>
+    <w:p>
+      <w:pPr>
+        <w:rPr>
+          <w:rFonts w:ascii="Menlo" w:hAnsi="Menlo" w:cs="Menlo"/>
+          <w:sz w:val="20"/>
+          <w:szCs w:val="20"/>
+        </w:rPr>
+      </w:pPr>
+    </w:p>
+    <w:p>
+      <w:pPr>
+        <w:jc w:val="center"/>
+        <w:rPr>
+          <w:iCs/>
+        </w:rPr>
+      </w:pPr>
+    </w:p>
+    <w:p>
+      <w:pPr>
+        <w:jc w:val="center"/>
+      </w:pPr>
+    </w:p>
+    <w:p>
+      <w:pPr>
+        <w:jc w:val="both"/>
+      </w:pPr>
+      <w:r>
+        <w:t>unde φ = (1 + √5) / 2 este numărul de aur, iar N = 48. Această distribuție asigură acoperirea uniformă a suprafeței terestre fără suprapuneri excesive între fascicule. Antena este montată cu un unghi de tangaj de −90° ([0°, −90°, 0°]), orientând toate fasciculele spre nadir.</w:t>
+      </w:r>
+    </w:p>
+    <w:p>
+      <w:pPr>
+        <w:jc w:val="both"/>
+      </w:pPr>
+      <w:r>
+        <w:t>Câştigul total al antenei în orice direcție (AZ, EL) este calculat ca maximul câştigurilor individuale ale tuturor fasciculelor, conform modelului gaussian:</w:t>
+      </w:r>
+    </w:p>
+    <w:p>
+      <w:pPr>
+        <w:jc w:val="both"/>
+      </w:pPr>
+    </w:p>
+    <w:p>
+      <w:pPr>
+        <w:jc w:val="both"/>
+        <w:rPr>
+          <w:iCs/>
+        </w:rPr>
+      </w:pPr>
+      <m:oMathPara>
+        <m:oMath>
+          <m:r>
+            <w:rPr>
+              <w:rFonts w:ascii="Cambria Math" w:hAnsi="Cambria Math"/>
+            </w:rPr>
+            <m:t>G</m:t>
+          </m:r>
+          <m:d>
+            <m:dPr>
+              <m:ctrlPr>
+                <w:rPr>
+                  <w:rFonts w:ascii="Cambria Math" w:hAnsi="Cambria Math"/>
+                  <w:i/>
+                  <w:iCs/>
+                </w:rPr>
+              </m:ctrlPr>
+            </m:dPr>
+            <m:e>
+              <m:r>
+                <w:rPr>
+                  <w:rFonts w:ascii="Cambria Math" w:hAnsi="Cambria Math"/>
+                </w:rPr>
+                <m:t>AZ, EL</m:t>
+              </m:r>
+            </m:e>
+          </m:d>
+          <m:r>
+            <w:rPr>
+              <w:rFonts w:ascii="Cambria Math" w:hAnsi="Cambria Math"/>
+            </w:rPr>
+            <m:t>= max</m:t>
+          </m:r>
+          <m:r>
+            <w:rPr>
+              <w:rFonts w:ascii="Segoe UI Symbol" w:hAnsi="Segoe UI Symbol" w:cs="Segoe UI Symbol"/>
+            </w:rPr>
+            <m:t>ₖ</m:t>
+          </m:r>
+          <m:r>
+            <w:rPr>
+              <w:rFonts w:ascii="Cambria Math" w:hAnsi="Cambria Math"/>
+            </w:rPr>
+            <m:t xml:space="preserve"> </m:t>
+          </m:r>
+          <m:d>
+            <m:dPr>
+              <m:begChr m:val="{"/>
+              <m:endChr m:val="}"/>
+              <m:ctrlPr>
+                <w:rPr>
+                  <w:rFonts w:ascii="Cambria Math" w:hAnsi="Cambria Math"/>
+                  <w:i/>
+                  <w:iCs/>
+                </w:rPr>
+              </m:ctrlPr>
+            </m:dPr>
+            <m:e>
+              <m:r>
+                <w:rPr>
+                  <w:rFonts w:ascii="Cambria Math" w:hAnsi="Cambria Math"/>
+                </w:rPr>
+                <m:t xml:space="preserve"> G</m:t>
+              </m:r>
+              <m:r>
+                <w:rPr>
+                  <w:rFonts w:ascii="Segoe UI Symbol" w:hAnsi="Segoe UI Symbol" w:cs="Segoe UI Symbol"/>
+                </w:rPr>
+                <m:t>ₚ</m:t>
+              </m:r>
+              <m:r>
+                <w:rPr>
+                  <w:rFonts w:ascii="Cambria Math" w:hAnsi="Cambria Math"/>
+                </w:rPr>
+                <m:t>ₑₐ</m:t>
+              </m:r>
+              <m:r>
+                <w:rPr>
+                  <w:rFonts w:ascii="Segoe UI Symbol" w:hAnsi="Segoe UI Symbol" w:cs="Segoe UI Symbol"/>
+                </w:rPr>
+                <m:t>ₖ</m:t>
+              </m:r>
+              <m:r>
+                <w:rPr>
+                  <w:rFonts w:ascii="Cambria Math" w:hAnsi="Cambria Math"/>
+                </w:rPr>
+                <m:t xml:space="preserve"> - 12 · </m:t>
+              </m:r>
+              <m:sSup>
+                <m:sSupPr>
+                  <m:ctrlPr>
+                    <w:rPr>
+                      <w:rFonts w:ascii="Cambria Math" w:hAnsi="Cambria Math"/>
+                      <w:i/>
+                      <w:iCs/>
+                    </w:rPr>
+                  </m:ctrlPr>
+                </m:sSupPr>
+                <m:e>
+                  <m:d>
+                    <m:dPr>
+                      <m:ctrlPr>
+                        <w:rPr>
+                          <w:rFonts w:ascii="Cambria Math" w:hAnsi="Cambria Math"/>
+                          <w:i/>
+                          <w:iCs/>
+                        </w:rPr>
+                      </m:ctrlPr>
+                    </m:dPr>
+                    <m:e>
+                      <m:f>
+                        <m:fPr>
+                          <m:ctrlPr>
+                            <w:rPr>
+                              <w:rFonts w:ascii="Cambria Math" w:hAnsi="Cambria Math"/>
+                              <w:i/>
+                              <w:iCs/>
+                            </w:rPr>
+                          </m:ctrlPr>
+                        </m:fPr>
+                        <m:num>
+                          <m:r>
+                            <w:rPr>
+                              <w:rFonts w:ascii="Cambria Math" w:hAnsi="Cambria Math"/>
+                            </w:rPr>
+                            <m:t>θ</m:t>
+                          </m:r>
+                          <m:r>
+                            <w:rPr>
+                              <w:rFonts w:ascii="Segoe UI Symbol" w:hAnsi="Segoe UI Symbol" w:cs="Segoe UI Symbol"/>
+                            </w:rPr>
+                            <m:t>ₖ</m:t>
+                          </m:r>
+                        </m:num>
+                        <m:den>
+                          <m:r>
+                            <w:rPr>
+                              <w:rFonts w:ascii="Cambria Math" w:hAnsi="Cambria Math"/>
+                            </w:rPr>
+                            <m:t>θᴴᴺᴮᵂ</m:t>
+                          </m:r>
+                        </m:den>
+                      </m:f>
+                    </m:e>
+                  </m:d>
+                </m:e>
+                <m:sup>
+                  <m:r>
+                    <w:rPr>
+                      <w:rFonts w:ascii="Cambria Math" w:hAnsi="Cambria Math"/>
+                    </w:rPr>
+                    <m:t>2</m:t>
+                  </m:r>
+                </m:sup>
+              </m:sSup>
+            </m:e>
+          </m:d>
+        </m:oMath>
+      </m:oMathPara>
+    </w:p>
+    <w:p>
+      <w:pPr>
+        <w:rPr>
+          <w:rFonts w:ascii="Menlo" w:hAnsi="Menlo" w:cs="Menlo"/>
+          <w:sz w:val="20"/>
+          <w:szCs w:val="20"/>
+        </w:rPr>
+      </w:pPr>
+      <w:r>
+        <w:rPr>
+          <w:rFonts w:ascii="Menlo" w:hAnsi="Menlo" w:cs="Menlo"/>
+          <w:color w:val="0E00FF"/>
+          <w:sz w:val="20"/>
+          <w:szCs w:val="20"/>
+        </w:rPr>
+        <w:t xml:space="preserve">for </w:t>
+      </w:r>
+      <w:r>
+        <w:rPr>
+          <w:rFonts w:ascii="Menlo" w:hAnsi="Menlo" w:cs="Menlo"/>
+          <w:sz w:val="20"/>
+          <w:szCs w:val="20"/>
+        </w:rPr>
+        <w:t>k = 1:size(bDirs,1)</w:t>
+      </w:r>
+    </w:p>
+    <w:p>
+      <w:pPr>
+        <w:rPr>
+          <w:rFonts w:ascii="Menlo" w:hAnsi="Menlo" w:cs="Menlo"/>
+          <w:sz w:val="20"/>
+          <w:szCs w:val="20"/>
+        </w:rPr>
+      </w:pPr>
+      <w:r>
+        <w:rPr>
+          <w:rFonts w:ascii="Menlo" w:hAnsi="Menlo" w:cs="Menlo"/>
+          <w:sz w:val="20"/>
+          <w:szCs w:val="20"/>
+        </w:rPr>
+        <w:t xml:space="preserve">            az0 = bDirs(k,1);</w:t>
+      </w:r>
+    </w:p>
+    <w:p>
+      <w:pPr>
+        <w:rPr>
+          <w:rFonts w:ascii="Menlo" w:hAnsi="Menlo" w:cs="Menlo"/>
+          <w:sz w:val="20"/>
+          <w:szCs w:val="20"/>
+        </w:rPr>
+      </w:pPr>
+      <w:r>
+        <w:rPr>
+          <w:rFonts w:ascii="Menlo" w:hAnsi="Menlo" w:cs="Menlo"/>
+          <w:sz w:val="20"/>
+          <w:szCs w:val="20"/>
+        </w:rPr>
+        <w:t xml:space="preserve">            el0 = bDirs(k,2);</w:t>
+      </w:r>
+    </w:p>
+    <w:p>
+      <w:pPr>
+        <w:rPr>
+          <w:rFonts w:ascii="Menlo" w:hAnsi="Menlo" w:cs="Menlo"/>
+          <w:sz w:val="20"/>
+          <w:szCs w:val="20"/>
+        </w:rPr>
+      </w:pPr>
+      <w:r>
+        <w:rPr>
+          <w:rFonts w:ascii="Menlo" w:hAnsi="Menlo" w:cs="Menlo"/>
+          <w:sz w:val="20"/>
+          <w:szCs w:val="20"/>
+        </w:rPr>
+        <w:t xml:space="preserve">            ang = acos(max(-1, min(1, </w:t>
+      </w:r>
+      <w:r>
+        <w:rPr>
+          <w:rFonts w:ascii="Menlo" w:hAnsi="Menlo" w:cs="Menlo"/>
+          <w:color w:val="0E00FF"/>
+          <w:sz w:val="20"/>
+          <w:szCs w:val="20"/>
+        </w:rPr>
+        <w:t>...</w:t>
+      </w:r>
+    </w:p>
+    <w:p>
+      <w:pPr>
+        <w:rPr>
+          <w:rFonts w:ascii="Menlo" w:hAnsi="Menlo" w:cs="Menlo"/>
+          <w:sz w:val="20"/>
+          <w:szCs w:val="20"/>
+        </w:rPr>
+      </w:pPr>
+      <w:r>
+        <w:rPr>
+          <w:rFonts w:ascii="Menlo" w:hAnsi="Menlo" w:cs="Menlo"/>
+          <w:sz w:val="20"/>
+          <w:szCs w:val="20"/>
+        </w:rPr>
+        <w:t xml:space="preserve">                cos(EL).*cos(AZ-az0).*cos(el0) + sin(EL).*sin(el0))));</w:t>
+      </w:r>
+    </w:p>
+    <w:p>
+      <w:pPr>
+        <w:rPr>
+          <w:rFonts w:ascii="Menlo" w:hAnsi="Menlo" w:cs="Menlo"/>
+          <w:sz w:val="20"/>
+          <w:szCs w:val="20"/>
+        </w:rPr>
+      </w:pPr>
+      <w:r>
+        <w:rPr>
+          <w:rFonts w:ascii="Menlo" w:hAnsi="Menlo" w:cs="Menlo"/>
+          <w:sz w:val="20"/>
+          <w:szCs w:val="20"/>
+        </w:rPr>
+        <w:t xml:space="preserve">            Gk  = Gpeak - 12*(ang./bwHalf).^2;</w:t>
+      </w:r>
+    </w:p>
+    <w:p>
+      <w:pPr>
+        <w:rPr>
+          <w:rFonts w:ascii="Menlo" w:hAnsi="Menlo" w:cs="Menlo"/>
+          <w:sz w:val="20"/>
+          <w:szCs w:val="20"/>
+        </w:rPr>
+      </w:pPr>
+      <w:r>
+        <w:rPr>
+          <w:rFonts w:ascii="Menlo" w:hAnsi="Menlo" w:cs="Menlo"/>
+          <w:sz w:val="20"/>
+          <w:szCs w:val="20"/>
+        </w:rPr>
+        <w:t xml:space="preserve">            G   = max(G, Gk);</w:t>
+      </w:r>
+    </w:p>
+    <w:p>
+      <w:pPr>
+        <w:rPr>
+          <w:rFonts w:ascii="Menlo" w:hAnsi="Menlo" w:cs="Menlo"/>
+          <w:sz w:val="20"/>
+          <w:szCs w:val="20"/>
+        </w:rPr>
+      </w:pPr>
+      <w:r>
+        <w:rPr>
+          <w:rFonts w:ascii="Menlo" w:hAnsi="Menlo" w:cs="Menlo"/>
+          <w:sz w:val="20"/>
+          <w:szCs w:val="20"/>
+        </w:rPr>
+        <w:t xml:space="preserve">        </w:t>
+      </w:r>
+      <w:r>
+        <w:rPr>
+          <w:rFonts w:ascii="Menlo" w:hAnsi="Menlo" w:cs="Menlo"/>
+          <w:color w:val="0E00FF"/>
+          <w:sz w:val="20"/>
+          <w:szCs w:val="20"/>
+        </w:rPr>
+        <w:t>end</w:t>
+      </w:r>
+    </w:p>
+    <w:p>
+      <w:pPr>
+        <w:jc w:val="both"/>
+        <w:rPr>
+          <w:iCs/>
+        </w:rPr>
+      </w:pPr>
+    </w:p>
+    <w:p>
+      <w:pPr>
+        <w:jc w:val="both"/>
+        <w:rPr>
+          <w:iCs/>
+        </w:rPr>
+      </w:pPr>
+    </w:p>
+    <w:p>
+      <w:pPr>
+        <w:jc w:val="both"/>
+      </w:pPr>
+      <w:r>
+        <w:t>de θₖ este unghiul dintre direcția de recepție şi axa fasciculului k, Gₚₑₐₖ = 24 dBi, iar θᴴᴺᴮᵂ = 4° (jumătate din HPBW de 8°). Diagrama de radiație este vizualizată pe o grilă de 361×181 puncte (azimut × elevație), randerată ca suprafață 3D cu colormap jet şi vederea setată la [−35°, 25°] pentru a pune în evidență structura multi-fascicul.</w:t>
+      </w:r>
+    </w:p>
+    <w:p>
+      <w:pPr>
+        <w:jc w:val="both"/>
+      </w:pPr>
+    </w:p>
+    <w:p>
+      <w:pPr>
+        <w:rPr>
+          <w:rFonts w:ascii="Menlo" w:hAnsi="Menlo" w:cs="Menlo"/>
+          <w:sz w:val="20"/>
+          <w:szCs w:val="20"/>
+        </w:rPr>
+      </w:pPr>
+      <w:r>
+        <w:rPr>
+          <w:rFonts w:ascii="Menlo" w:hAnsi="Menlo" w:cs="Menlo"/>
+          <w:sz w:val="20"/>
+          <w:szCs w:val="20"/>
+        </w:rPr>
+        <w:t>Rn = max(G - min(G(:)), 0);</w:t>
+      </w:r>
+    </w:p>
+    <w:p>
+      <w:pPr>
+        <w:rPr>
+          <w:rFonts w:ascii="Menlo" w:hAnsi="Menlo" w:cs="Menlo"/>
+          <w:sz w:val="20"/>
+          <w:szCs w:val="20"/>
+        </w:rPr>
+      </w:pPr>
+      <w:r>
+        <w:rPr>
+          <w:rFonts w:ascii="Menlo" w:hAnsi="Menlo" w:cs="Menlo"/>
+          <w:sz w:val="20"/>
+          <w:szCs w:val="20"/>
+        </w:rPr>
+        <w:t xml:space="preserve">        Xp = Rn.*cos(EL).*cos(AZ);</w:t>
+      </w:r>
+    </w:p>
+    <w:p>
+      <w:pPr>
+        <w:rPr>
+          <w:rFonts w:ascii="Menlo" w:hAnsi="Menlo" w:cs="Menlo"/>
+          <w:sz w:val="20"/>
+          <w:szCs w:val="20"/>
+        </w:rPr>
+      </w:pPr>
+      <w:r>
+        <w:rPr>
+          <w:rFonts w:ascii="Menlo" w:hAnsi="Menlo" w:cs="Menlo"/>
+          <w:sz w:val="20"/>
+          <w:szCs w:val="20"/>
+        </w:rPr>
+        <w:t xml:space="preserve">        Yp = Rn.*cos(EL).*sin(AZ);</w:t>
+      </w:r>
+    </w:p>
+    <w:p>
+      <w:pPr>
+        <w:rPr>
+          <w:rFonts w:ascii="Menlo" w:hAnsi="Menlo" w:cs="Menlo"/>
+          <w:sz w:val="20"/>
+          <w:szCs w:val="20"/>
+        </w:rPr>
+      </w:pPr>
+      <w:r>
+        <w:rPr>
+          <w:rFonts w:ascii="Menlo" w:hAnsi="Menlo" w:cs="Menlo"/>
+          <w:sz w:val="20"/>
+          <w:szCs w:val="20"/>
+        </w:rPr>
+        <w:t xml:space="preserve">        Zp = Rn.*sin(EL);</w:t>
+      </w:r>
+    </w:p>
+    <w:p>
+      <w:pPr>
+        <w:rPr>
+          <w:rFonts w:ascii="Menlo" w:hAnsi="Menlo" w:cs="Menlo"/>
+          <w:sz w:val="20"/>
+          <w:szCs w:val="20"/>
+        </w:rPr>
+      </w:pPr>
+      <w:r>
+        <w:rPr>
+          <w:rFonts w:ascii="Menlo" w:hAnsi="Menlo" w:cs="Menlo"/>
+          <w:sz w:val="20"/>
+          <w:szCs w:val="20"/>
+        </w:rPr>
+        <w:t xml:space="preserve">        surf(ax, Xp, Yp, Zp, G, </w:t>
+      </w:r>
+      <w:r>
+        <w:rPr>
+          <w:rFonts w:ascii="Menlo" w:hAnsi="Menlo" w:cs="Menlo"/>
+          <w:color w:val="A709F5"/>
+          <w:sz w:val="20"/>
+          <w:szCs w:val="20"/>
+        </w:rPr>
+        <w:t>'EdgeColor'</w:t>
+      </w:r>
+      <w:r>
+        <w:rPr>
+          <w:rFonts w:ascii="Menlo" w:hAnsi="Menlo" w:cs="Menlo"/>
+          <w:sz w:val="20"/>
+          <w:szCs w:val="20"/>
+        </w:rPr>
+        <w:t>,</w:t>
+      </w:r>
+      <w:r>
+        <w:rPr>
+          <w:rFonts w:ascii="Menlo" w:hAnsi="Menlo" w:cs="Menlo"/>
+          <w:color w:val="A709F5"/>
+          <w:sz w:val="20"/>
+          <w:szCs w:val="20"/>
+        </w:rPr>
+        <w:t>'none'</w:t>
+      </w:r>
+      <w:r>
+        <w:rPr>
+          <w:rFonts w:ascii="Menlo" w:hAnsi="Menlo" w:cs="Menlo"/>
+          <w:sz w:val="20"/>
+          <w:szCs w:val="20"/>
+        </w:rPr>
+        <w:t xml:space="preserve">, </w:t>
+      </w:r>
+      <w:r>
+        <w:rPr>
+          <w:rFonts w:ascii="Menlo" w:hAnsi="Menlo" w:cs="Menlo"/>
+          <w:color w:val="A709F5"/>
+          <w:sz w:val="20"/>
+          <w:szCs w:val="20"/>
+        </w:rPr>
+        <w:t>'FaceAlpha'</w:t>
+      </w:r>
+      <w:r>
+        <w:rPr>
+          <w:rFonts w:ascii="Menlo" w:hAnsi="Menlo" w:cs="Menlo"/>
+          <w:sz w:val="20"/>
+          <w:szCs w:val="20"/>
+        </w:rPr>
+        <w:t>,0.88);</w:t>
+      </w:r>
+    </w:p>
+    <w:p>
+      <w:pPr>
+        <w:rPr>
+          <w:rFonts w:ascii="Menlo" w:hAnsi="Menlo" w:cs="Menlo"/>
+          <w:sz w:val="20"/>
+          <w:szCs w:val="20"/>
+        </w:rPr>
+      </w:pPr>
+      <w:r>
+        <w:rPr>
+          <w:rFonts w:ascii="Menlo" w:hAnsi="Menlo" w:cs="Menlo"/>
+          <w:sz w:val="20"/>
+          <w:szCs w:val="20"/>
+        </w:rPr>
+        <w:t xml:space="preserve">        colormap(ax, jet);</w:t>
+      </w:r>
+    </w:p>
+    <w:p>
+      <w:pPr>
+        <w:rPr>
+          <w:rFonts w:ascii="Menlo" w:hAnsi="Menlo" w:cs="Menlo"/>
+          <w:sz w:val="20"/>
+          <w:szCs w:val="20"/>
+        </w:rPr>
+      </w:pPr>
+      <w:r>
+        <w:rPr>
+          <w:rFonts w:ascii="Menlo" w:hAnsi="Menlo" w:cs="Menlo"/>
+          <w:sz w:val="20"/>
+          <w:szCs w:val="20"/>
+        </w:rPr>
+        <w:t xml:space="preserve">        cb = colorbar(ax);</w:t>
+      </w:r>
+    </w:p>
+    <w:p>
+      <w:pPr>
+        <w:rPr>
+          <w:rFonts w:ascii="Menlo" w:hAnsi="Menlo" w:cs="Menlo"/>
+          <w:sz w:val="20"/>
+          <w:szCs w:val="20"/>
+        </w:rPr>
+      </w:pPr>
+      <w:r>
+        <w:rPr>
+          <w:rFonts w:ascii="Menlo" w:hAnsi="Menlo" w:cs="Menlo"/>
+          <w:sz w:val="20"/>
+          <w:szCs w:val="20"/>
+        </w:rPr>
+        <w:t xml:space="preserve">        ylabel(cb,</w:t>
+      </w:r>
+      <w:r>
+        <w:rPr>
+          <w:rFonts w:ascii="Menlo" w:hAnsi="Menlo" w:cs="Menlo"/>
+          <w:color w:val="A709F5"/>
+          <w:sz w:val="20"/>
+          <w:szCs w:val="20"/>
+        </w:rPr>
+        <w:t>'Câștig (dBi)'</w:t>
+      </w:r>
+      <w:r>
+        <w:rPr>
+          <w:rFonts w:ascii="Menlo" w:hAnsi="Menlo" w:cs="Menlo"/>
+          <w:sz w:val="20"/>
+          <w:szCs w:val="20"/>
+        </w:rPr>
+        <w:t>);</w:t>
+      </w:r>
+    </w:p>
+    <w:p>
+      <w:pPr>
+        <w:rPr>
+          <w:rFonts w:ascii="Menlo" w:hAnsi="Menlo" w:cs="Menlo"/>
+          <w:sz w:val="20"/>
+          <w:szCs w:val="20"/>
+        </w:rPr>
+      </w:pPr>
+      <w:r>
+        <w:rPr>
+          <w:rFonts w:ascii="Menlo" w:hAnsi="Menlo" w:cs="Menlo"/>
+          <w:sz w:val="20"/>
+          <w:szCs w:val="20"/>
+        </w:rPr>
+        <w:t xml:space="preserve">        cb.Color = [0.62 0.62 0.62];</w:t>
+      </w:r>
+    </w:p>
+    <w:p>
+      <w:pPr>
+        <w:rPr>
+          <w:rFonts w:ascii="Menlo" w:hAnsi="Menlo" w:cs="Menlo"/>
+          <w:sz w:val="20"/>
+          <w:szCs w:val="20"/>
+        </w:rPr>
+      </w:pPr>
+      <w:r>
+        <w:rPr>
+          <w:rFonts w:ascii="Menlo" w:hAnsi="Menlo" w:cs="Menlo"/>
+          <w:sz w:val="20"/>
+          <w:szCs w:val="20"/>
+        </w:rPr>
+        <w:t xml:space="preserve">        axis(ax,</w:t>
+      </w:r>
+      <w:r>
+        <w:rPr>
+          <w:rFonts w:ascii="Menlo" w:hAnsi="Menlo" w:cs="Menlo"/>
+          <w:color w:val="A709F5"/>
+          <w:sz w:val="20"/>
+          <w:szCs w:val="20"/>
+        </w:rPr>
+        <w:t>'equal'</w:t>
+      </w:r>
+      <w:r>
+        <w:rPr>
+          <w:rFonts w:ascii="Menlo" w:hAnsi="Menlo" w:cs="Menlo"/>
+          <w:sz w:val="20"/>
+          <w:szCs w:val="20"/>
+        </w:rPr>
+        <w:t>);</w:t>
+      </w:r>
+    </w:p>
+    <w:p>
+      <w:pPr>
+        <w:rPr>
+          <w:rFonts w:ascii="Menlo" w:hAnsi="Menlo" w:cs="Menlo"/>
+          <w:sz w:val="20"/>
+          <w:szCs w:val="20"/>
+        </w:rPr>
+      </w:pPr>
+      <w:r>
+        <w:rPr>
+          <w:rFonts w:ascii="Menlo" w:hAnsi="Menlo" w:cs="Menlo"/>
+          <w:sz w:val="20"/>
+          <w:szCs w:val="20"/>
+        </w:rPr>
+        <w:t xml:space="preserve">        view(ax, [-35 25]);</w:t>
+      </w:r>
+    </w:p>
+    <w:p>
+      <w:pPr>
+        <w:jc w:val="both"/>
+        <w:rPr>
+          <w:iCs/>
+        </w:rPr>
+      </w:pPr>
+    </w:p>
+    <w:p>
+      <w:pPr>
+        <w:pStyle w:val="Heading2"/>
+      </w:pPr>
+      <w:bookmarkStart w:id="35" w:name="_Toc230476098"/>
+      <w:r>
+        <w:t>4.4 Calculul Bilanțului de Legătură şi al Vizibilității Satelitare</w:t>
+      </w:r>
+      <w:bookmarkEnd w:id="35"/>
+    </w:p>
+    <w:p>
+      <w:pPr>
+        <w:ind w:firstLine="720"/>
+        <w:jc w:val="both"/>
+      </w:pPr>
+      <w:r>
+        <w:t xml:space="preserve">După configurarea antenei satelitare (izotropă sau phased array) şi asocierea receptorului rxSat la obiectul iridiumSatellites, bilanțul de legătură este calculat prin funcția link(), care modelează legătura radio completă între transmitătorul aeronavei (txADSB) şi ansamblul receptoarelor [rxAirport, rxSat]. Funcția ebno() returnează valorile Eb/N₀ recepționat la fiecare </w:t>
+      </w:r>
+      <w:r>
+        <w:lastRenderedPageBreak/>
+        <w:t>receptor în funcție de timp. Marja de legătură (Link Margin) este calculată la fiecare moment de timp ca:</w:t>
+      </w:r>
+    </w:p>
+    <w:p>
+      <w:pPr>
+        <w:jc w:val="center"/>
+        <w:rPr>
+          <w:iCs/>
+        </w:rPr>
+      </w:pPr>
+      <m:oMathPara>
+        <m:oMath>
+          <m:r>
+            <w:rPr>
+              <w:rFonts w:ascii="Cambria Math" w:hAnsi="Cambria Math"/>
+            </w:rPr>
+            <m:t>Marjă</m:t>
+          </m:r>
+          <m:d>
+            <m:dPr>
+              <m:ctrlPr>
+                <w:rPr>
+                  <w:rFonts w:ascii="Cambria Math" w:hAnsi="Cambria Math"/>
+                  <w:i/>
+                  <w:iCs/>
+                </w:rPr>
+              </m:ctrlPr>
+            </m:dPr>
+            <m:e>
+              <m:r>
+                <w:rPr>
+                  <w:rFonts w:ascii="Cambria Math" w:hAnsi="Cambria Math"/>
+                </w:rPr>
+                <m:t>t</m:t>
+              </m:r>
+            </m:e>
+          </m:d>
+          <m:r>
+            <w:rPr>
+              <w:rFonts w:ascii="Cambria Math" w:hAnsi="Cambria Math"/>
+            </w:rPr>
+            <m:t>=</m:t>
+          </m:r>
+          <m:func>
+            <m:funcPr>
+              <m:ctrlPr>
+                <w:rPr>
+                  <w:rFonts w:ascii="Cambria Math" w:hAnsi="Cambria Math"/>
+                  <w:iCs/>
+                </w:rPr>
+              </m:ctrlPr>
+            </m:funcPr>
+            <m:fName>
+              <m:r>
+                <m:rPr>
+                  <m:sty m:val="p"/>
+                </m:rPr>
+                <w:rPr>
+                  <w:rFonts w:ascii="Cambria Math" w:hAnsi="Cambria Math"/>
+                </w:rPr>
+                <m:t>max</m:t>
+              </m:r>
+              <m:ctrlPr>
+                <w:rPr>
+                  <w:rFonts w:ascii="Cambria Math" w:hAnsi="Cambria Math"/>
+                  <w:i/>
+                  <w:iCs/>
+                </w:rPr>
+              </m:ctrlPr>
+            </m:fName>
+            <m:e>
+              <m:d>
+                <m:dPr>
+                  <m:begChr m:val="{"/>
+                  <m:endChr m:val="}"/>
+                  <m:ctrlPr>
+                    <w:rPr>
+                      <w:rFonts w:ascii="Cambria Math" w:hAnsi="Cambria Math"/>
+                      <w:i/>
+                      <w:iCs/>
+                    </w:rPr>
+                  </m:ctrlPr>
+                </m:dPr>
+                <m:e>
+                  <m:f>
+                    <m:fPr>
+                      <m:ctrlPr>
+                        <w:rPr>
+                          <w:rFonts w:ascii="Cambria Math" w:hAnsi="Cambria Math"/>
+                          <w:i/>
+                          <w:iCs/>
+                        </w:rPr>
+                      </m:ctrlPr>
+                    </m:fPr>
+                    <m:num>
+                      <m:r>
+                        <w:rPr>
+                          <w:rFonts w:ascii="Cambria Math" w:hAnsi="Cambria Math"/>
+                        </w:rPr>
+                        <m:t>Eb</m:t>
+                      </m:r>
+                    </m:num>
+                    <m:den>
+                      <m:r>
+                        <w:rPr>
+                          <w:rFonts w:ascii="Cambria Math" w:hAnsi="Cambria Math"/>
+                        </w:rPr>
+                        <m:t>N0</m:t>
+                      </m:r>
+                      <m:r>
+                        <w:rPr>
+                          <w:rFonts w:ascii="Segoe UI Symbol" w:hAnsi="Segoe UI Symbol" w:cs="Segoe UI Symbol"/>
+                        </w:rPr>
+                        <m:t>ₛ</m:t>
+                      </m:r>
+                      <m:r>
+                        <w:rPr>
+                          <w:rFonts w:ascii="Cambria Math" w:hAnsi="Cambria Math"/>
+                        </w:rPr>
+                        <m:t>ₑ</m:t>
+                      </m:r>
+                      <m:r>
+                        <w:rPr>
+                          <w:rFonts w:ascii="Segoe UI Symbol" w:hAnsi="Segoe UI Symbol" w:cs="Segoe UI Symbol"/>
+                        </w:rPr>
+                        <m:t>ₕ</m:t>
+                      </m:r>
+                      <m:d>
+                        <m:dPr>
+                          <m:ctrlPr>
+                            <w:rPr>
+                              <w:rFonts w:ascii="Cambria Math" w:hAnsi="Cambria Math"/>
+                              <w:i/>
+                              <w:iCs/>
+                            </w:rPr>
+                          </m:ctrlPr>
+                        </m:dPr>
+                        <m:e>
+                          <m:r>
+                            <w:rPr>
+                              <w:rFonts w:ascii="Cambria Math" w:hAnsi="Cambria Math"/>
+                            </w:rPr>
+                            <m:t>t</m:t>
+                          </m:r>
+                        </m:e>
+                      </m:d>
+                    </m:den>
+                  </m:f>
+                  <m:r>
+                    <w:rPr>
+                      <w:rFonts w:ascii="Cambria Math" w:hAnsi="Cambria Math"/>
+                    </w:rPr>
+                    <m:t>-</m:t>
+                  </m:r>
+                  <m:f>
+                    <m:fPr>
+                      <m:ctrlPr>
+                        <w:rPr>
+                          <w:rFonts w:ascii="Cambria Math" w:hAnsi="Cambria Math"/>
+                          <w:i/>
+                          <w:iCs/>
+                        </w:rPr>
+                      </m:ctrlPr>
+                    </m:fPr>
+                    <m:num>
+                      <m:r>
+                        <w:rPr>
+                          <w:rFonts w:ascii="Cambria Math" w:hAnsi="Cambria Math"/>
+                        </w:rPr>
+                        <m:t>Eb</m:t>
+                      </m:r>
+                    </m:num>
+                    <m:den>
+                      <m:r>
+                        <w:rPr>
+                          <w:rFonts w:ascii="Cambria Math" w:hAnsi="Cambria Math"/>
+                        </w:rPr>
+                        <m:t>N0</m:t>
+                      </m:r>
+                      <m:r>
+                        <w:rPr>
+                          <w:rFonts w:ascii="Segoe UI Symbol" w:hAnsi="Segoe UI Symbol" w:cs="Segoe UI Symbol"/>
+                        </w:rPr>
+                        <m:t>ₚ</m:t>
+                      </m:r>
+                      <m:r>
+                        <w:rPr>
+                          <w:rFonts w:ascii="Cambria Math" w:hAnsi="Cambria Math"/>
+                        </w:rPr>
+                        <m:t>ₑₐ</m:t>
+                      </m:r>
+                    </m:den>
+                  </m:f>
+                </m:e>
+              </m:d>
+            </m:e>
+          </m:func>
+        </m:oMath>
+      </m:oMathPara>
+    </w:p>
+    <w:p>
+      <w:pPr>
+        <w:jc w:val="center"/>
+        <w:rPr>
+          <w:iCs/>
+        </w:rPr>
+      </w:pPr>
+    </w:p>
+    <w:p>
+      <w:pPr>
+        <w:rPr>
+          <w:rFonts w:ascii="Menlo" w:hAnsi="Menlo" w:cs="Menlo"/>
+          <w:sz w:val="20"/>
+          <w:szCs w:val="20"/>
+        </w:rPr>
+      </w:pPr>
+      <w:r>
+        <w:rPr>
+          <w:rFonts w:ascii="Menlo" w:hAnsi="Menlo" w:cs="Menlo"/>
+          <w:sz w:val="20"/>
+          <w:szCs w:val="20"/>
+        </w:rPr>
+        <w:t>setStatus(</w:t>
+      </w:r>
+      <w:r>
+        <w:rPr>
+          <w:rFonts w:ascii="Menlo" w:hAnsi="Menlo" w:cs="Menlo"/>
+          <w:color w:val="A709F5"/>
+          <w:sz w:val="20"/>
+          <w:szCs w:val="20"/>
+        </w:rPr>
+        <w:t>'Se calculează Bilanțul de Legătură ...'</w:t>
+      </w:r>
+      <w:r>
+        <w:rPr>
+          <w:rFonts w:ascii="Menlo" w:hAnsi="Menlo" w:cs="Menlo"/>
+          <w:sz w:val="20"/>
+          <w:szCs w:val="20"/>
+        </w:rPr>
+        <w:t>, [0.92 0.70 0.10]);</w:t>
+      </w:r>
+    </w:p>
+    <w:p>
+      <w:pPr>
+        <w:rPr>
+          <w:rFonts w:ascii="Menlo" w:hAnsi="Menlo" w:cs="Menlo"/>
+          <w:sz w:val="20"/>
+          <w:szCs w:val="20"/>
+        </w:rPr>
+      </w:pPr>
+      <w:r>
+        <w:rPr>
+          <w:rFonts w:ascii="Menlo" w:hAnsi="Menlo" w:cs="Menlo"/>
+          <w:sz w:val="20"/>
+          <w:szCs w:val="20"/>
+        </w:rPr>
+        <w:t xml:space="preserve">            drawnow;</w:t>
+      </w:r>
+    </w:p>
+    <w:p>
+      <w:pPr>
+        <w:rPr>
+          <w:rFonts w:ascii="Menlo" w:hAnsi="Menlo" w:cs="Menlo"/>
+          <w:sz w:val="20"/>
+          <w:szCs w:val="20"/>
+        </w:rPr>
+      </w:pPr>
+      <w:r>
+        <w:rPr>
+          <w:rFonts w:ascii="Menlo" w:hAnsi="Menlo" w:cs="Menlo"/>
+          <w:sz w:val="20"/>
+          <w:szCs w:val="20"/>
+        </w:rPr>
+        <w:t xml:space="preserve">            lnk      = link(txADSB, [rxAirport, rxSat]);</w:t>
+      </w:r>
+    </w:p>
+    <w:p>
+      <w:pPr>
+        <w:rPr>
+          <w:rFonts w:ascii="Menlo" w:hAnsi="Menlo" w:cs="Menlo"/>
+          <w:sz w:val="20"/>
+          <w:szCs w:val="20"/>
+        </w:rPr>
+      </w:pPr>
+      <w:r>
+        <w:rPr>
+          <w:rFonts w:ascii="Menlo" w:hAnsi="Menlo" w:cs="Menlo"/>
+          <w:sz w:val="20"/>
+          <w:szCs w:val="20"/>
+        </w:rPr>
+        <w:t xml:space="preserve">            [eL, t]  = ebno(lnk);</w:t>
+      </w:r>
+    </w:p>
+    <w:p>
+      <w:pPr>
+        <w:rPr>
+          <w:rFonts w:ascii="Menlo" w:hAnsi="Menlo" w:cs="Menlo"/>
+          <w:sz w:val="20"/>
+          <w:szCs w:val="20"/>
+        </w:rPr>
+      </w:pPr>
+      <w:r>
+        <w:rPr>
+          <w:rFonts w:ascii="Menlo" w:hAnsi="Menlo" w:cs="Menlo"/>
+          <w:sz w:val="20"/>
+          <w:szCs w:val="20"/>
+        </w:rPr>
+        <w:t xml:space="preserve">            marg     = eL - repmat([rxAirport.RequiredEbNo, rxSat.RequiredEbNo]', </w:t>
+      </w:r>
+      <w:r>
+        <w:rPr>
+          <w:rFonts w:ascii="Menlo" w:hAnsi="Menlo" w:cs="Menlo"/>
+          <w:color w:val="0E00FF"/>
+          <w:sz w:val="20"/>
+          <w:szCs w:val="20"/>
+        </w:rPr>
+        <w:t>...</w:t>
+      </w:r>
+    </w:p>
+    <w:p>
+      <w:pPr>
+        <w:rPr>
+          <w:rFonts w:ascii="Menlo" w:hAnsi="Menlo" w:cs="Menlo"/>
+          <w:sz w:val="20"/>
+          <w:szCs w:val="20"/>
+        </w:rPr>
+      </w:pPr>
+      <w:r>
+        <w:rPr>
+          <w:rFonts w:ascii="Menlo" w:hAnsi="Menlo" w:cs="Menlo"/>
+          <w:sz w:val="20"/>
+          <w:szCs w:val="20"/>
+        </w:rPr>
+        <w:t xml:space="preserve">                           [1, size(eL,2)]);</w:t>
+      </w:r>
+    </w:p>
+    <w:p>
+      <w:pPr>
+        <w:rPr>
+          <w:rFonts w:ascii="Menlo" w:hAnsi="Menlo" w:cs="Menlo"/>
+          <w:sz w:val="20"/>
+          <w:szCs w:val="20"/>
+        </w:rPr>
+      </w:pPr>
+    </w:p>
+    <w:p>
+      <w:pPr>
+        <w:jc w:val="both"/>
+      </w:pPr>
+      <w:r>
+        <w:t>Astfel, se ia</w:t>
+      </w:r>
+      <w:r>
+        <w:t xml:space="preserve"> maximul marjelor disponibile (terestru sau satelitar) la fiecare moment de timp. Această abordare reflectă selecția automată a căii de comunicație cu cea mai bună calitate de semnal, consistent cu principiul de maximum link margin descris în secțiunea de fundamentare teoretică.</w:t>
+      </w:r>
+    </w:p>
+    <w:p>
+      <w:pPr>
+        <w:jc w:val="both"/>
+      </w:pPr>
+    </w:p>
+    <w:p>
+      <w:pPr>
+        <w:ind w:firstLine="720"/>
+        <w:jc w:val="both"/>
+      </w:pPr>
+      <w:r>
+        <w:t>Vizibilitatea satelitară este calculată prin funcția access(), aplicată obiectului aeronavei şi senzorilor conici ai sateliților Iridium. Funcția accessStatus() returnează o matrice booleană [66 × T] indicând, pentru fiecare satelit şi moment de timp, dacă aeronava se află în câmpul de vedere al senzorului. Rezultatele sunt reprezentate grafic în fereastra de comparație ca puncte scatter pe axa satelit–timp, oferind o imagine intuitivă a distribuției temporale a accesului la constelația Iridium NEXT pe durata întregii rute.</w:t>
+      </w:r>
+    </w:p>
+    <w:p>
+      <w:pPr>
+        <w:ind w:firstLine="720"/>
+        <w:jc w:val="both"/>
+      </w:pPr>
+    </w:p>
+    <w:p>
+      <w:pPr>
+        <w:rPr>
+          <w:rFonts w:ascii="Menlo" w:hAnsi="Menlo" w:cs="Menlo"/>
+          <w:sz w:val="20"/>
+          <w:szCs w:val="20"/>
+        </w:rPr>
+      </w:pPr>
+      <w:r>
+        <w:rPr>
+          <w:rFonts w:ascii="Menlo" w:hAnsi="Menlo" w:cs="Menlo"/>
+          <w:sz w:val="20"/>
+          <w:szCs w:val="20"/>
+        </w:rPr>
+        <w:t>acSatellite = access(aircraft, iridiumConicalSensors);</w:t>
+      </w:r>
+    </w:p>
+    <w:p>
+      <w:pPr>
+        <w:rPr>
+          <w:rFonts w:ascii="Menlo" w:hAnsi="Menlo" w:cs="Menlo"/>
+          <w:sz w:val="20"/>
+          <w:szCs w:val="20"/>
+        </w:rPr>
+      </w:pPr>
+      <w:r>
+        <w:rPr>
+          <w:rFonts w:ascii="Menlo" w:hAnsi="Menlo" w:cs="Menlo"/>
+          <w:sz w:val="20"/>
+          <w:szCs w:val="20"/>
+        </w:rPr>
+        <w:t>[sSatellite, timeVis] = accessStatus(acSatellite);</w:t>
+      </w:r>
+    </w:p>
+    <w:p>
+      <w:pPr>
+        <w:rPr>
+          <w:rFonts w:ascii="Menlo" w:hAnsi="Menlo" w:cs="Menlo"/>
+          <w:sz w:val="20"/>
+          <w:szCs w:val="20"/>
+        </w:rPr>
+      </w:pPr>
+      <w:r>
+        <w:rPr>
+          <w:rFonts w:ascii="Menlo" w:hAnsi="Menlo" w:cs="Menlo"/>
+          <w:sz w:val="20"/>
+          <w:szCs w:val="20"/>
+        </w:rPr>
+        <w:t>satVisData = double(sSatellite);</w:t>
+      </w:r>
+    </w:p>
+    <w:p>
+      <w:pPr>
+        <w:rPr>
+          <w:rFonts w:ascii="Menlo" w:hAnsi="Menlo" w:cs="Menlo"/>
+          <w:sz w:val="20"/>
+          <w:szCs w:val="20"/>
+        </w:rPr>
+      </w:pPr>
+      <w:r>
+        <w:rPr>
+          <w:rFonts w:ascii="Menlo" w:hAnsi="Menlo" w:cs="Menlo"/>
+          <w:sz w:val="20"/>
+          <w:szCs w:val="20"/>
+        </w:rPr>
+        <w:t>satVisData(satVisData == 0) = NaN;</w:t>
+      </w:r>
+    </w:p>
+    <w:p>
+      <w:pPr>
+        <w:rPr>
+          <w:rFonts w:ascii="Menlo" w:hAnsi="Menlo" w:cs="Menlo"/>
+          <w:sz w:val="20"/>
+          <w:szCs w:val="20"/>
+        </w:rPr>
+      </w:pPr>
+      <w:r>
+        <w:rPr>
+          <w:rFonts w:ascii="Menlo" w:hAnsi="Menlo" w:cs="Menlo"/>
+          <w:sz w:val="20"/>
+          <w:szCs w:val="20"/>
+        </w:rPr>
+        <w:t>satVisData = satVisData + (0:numel(iridiumSats)-1)';</w:t>
+      </w:r>
+    </w:p>
+    <w:p>
+      <w:pPr>
+        <w:ind w:firstLine="720"/>
+        <w:jc w:val="both"/>
+      </w:pPr>
+    </w:p>
+    <w:p>
+      <w:r>
+        <w:br w:type="page"/>
+      </w:r>
+    </w:p>
+    <w:p>
+      <w:pPr>
+        <w:pStyle w:val="Heading1"/>
+      </w:pPr>
+      <w:bookmarkStart w:id="36" w:name="_Toc230476099"/>
+      <w:r>
+        <w:lastRenderedPageBreak/>
+        <w:t>6. Concluzii</w:t>
+      </w:r>
+      <w:bookmarkEnd w:id="36"/>
+    </w:p>
+    <w:p>
+      <w:pPr>
+        <w:ind w:firstLine="720"/>
+        <w:jc w:val="both"/>
+      </w:pPr>
+      <w:r>
+        <w:t>Proiectul a demonstrat, prin simulare implementată în MATLAB cu ajutorul Satellite Communications Toolbox, Phased Array System Toolbox şi Antenna Toolbox, că arhitectura hibridă sol–spațiu bazată pe constelația Iridium NEXT este capabilă să asigure supravegherea continuă şi neîntreruptă a aeronavelor pe rute oceanice, unde infrastructura terestră clasică de radare şi receptoare ADS-B este ineficientă sau complet absentă din cauza curburii Pământului.</w:t>
+      </w:r>
+    </w:p>
+    <w:p>
+      <w:pPr>
+        <w:ind w:firstLine="720"/>
+        <w:jc w:val="both"/>
+      </w:pPr>
+    </w:p>
+    <w:p>
+      <w:pPr>
+        <w:ind w:firstLine="720"/>
+        <w:jc w:val="both"/>
+      </w:pPr>
+      <w:r>
+        <w:rPr>
+          <w:b/>
+          <w:bCs/>
+        </w:rPr>
+        <w:t xml:space="preserve">Acoperire şi continuitate a transmisiei. </w:t>
+      </w:r>
+      <w:r>
+        <w:t>Pe ruta Wellington–Sydney (~2.162 km, deasupra Mării Tasman), scenariul simulat acoperă un zbor de 3 ore şi 50 de minute, cu 22 de puncte de rută şi o altitudine de croazieră de 11.582 m. Analiza de vizibilitate (“access status”) a confirmat că nu există niciun interval temporal în care aeronava să nu se afle în câmpul de vedere al cel puțin unui satelit Iridium NEXT. Aceasta validează premisa fundamentală a sistemului SB-ADS-B: acoperire globală de 100%, față de aproximativ 30% în cazul rețelelor terestre tradiționale [4][5]. Parametrii esențiali de zbor — poziția GNSS, altitudinea barometrică, viteza față de sol şi codul ICAO de 24 de biți — sunt transmisi neîntrerupt pe toată durata zborului simulat.</w:t>
+      </w:r>
+    </w:p>
+    <w:p>
+      <w:pPr>
+        <w:ind w:firstLine="720"/>
+        <w:jc w:val="both"/>
+      </w:pPr>
+    </w:p>
+    <w:p>
+      <w:pPr>
+        <w:ind w:firstLine="720"/>
+        <w:jc w:val="both"/>
+      </w:pPr>
+      <w:r>
+        <w:rPr>
+          <w:b/>
+          <w:bCs/>
+        </w:rPr>
+        <w:t xml:space="preserve">Impactul modelului de antenă asupra bilanțului de legătură. </w:t>
+      </w:r>
+      <w:r>
+        <w:t>Un obiectiv central al simulării a constat în compararea celor două modele de antenă satelitară: antena izotropă simplificată [1×1] (câştig 0 dBi, radiere sferică uniformă) şi antena personalizată cu 48 de fascicule (Custom 48-Beam Phased Array), cu un câştig de vârf de ~24 dBi per fascicul şi o lățime la jumătatea puterii (HPBW) de ~8°. Rezultatele bilanțului de legătură (link margin, calculat ca diferența dintre Eb/N₀ recepționat şi pragul minim impus receptorului) au evidențiat marje de semnal semnificativ superioare pentru modelul multi-fascicul, justificând complexitatea sa arhitecturală. Antena este montată la un unghi de tangaj de −90° pentru a orienta toate fasciculele spre nadir, reproducând configurația reală a sateliților Iridium NEXT operați de Aireon LLC [5].</w:t>
+      </w:r>
+    </w:p>
+    <w:p>
+      <w:pPr>
+        <w:ind w:firstLine="720"/>
+        <w:jc w:val="both"/>
+      </w:pPr>
+    </w:p>
+    <w:p>
+      <w:pPr>
+        <w:ind w:firstLine="720"/>
+        <w:jc w:val="both"/>
+      </w:pPr>
+      <w:r>
+        <w:rPr>
+          <w:b/>
+          <w:bCs/>
+        </w:rPr>
+        <w:t xml:space="preserve">Validarea prin corespondență cu sistemul real. </w:t>
+      </w:r>
+      <w:r>
+        <w:t>Parametrii constelației implementați în simulare — 66 de sateliți distribuiți pe 6 planuri orbitale, altitudine de 780 km, înclinare de 86,4°, senzori conici cu unghi de deschidere de 125° şi legături inter-satelitare (crosslinks) în banda Ka — corespund specificațiilor tehnice reale ale constelației Iridium NEXT [4]. Transmitătorul aeronavei este modelat cu o putere de 125 W (EIRP minim impus de standardul ADS-B Out [2]), montat la poziția [8, 0, −2,7] m față de centrul de masă al modelului 3D al aeronavei. Această fidelitate a modelului conferă relevanță practică rezultatelor obținute, ele putând fi interpretate ca o aproximare validă a comportamentului sistemului real.</w:t>
+      </w:r>
+    </w:p>
+    <w:p>
+      <w:pPr>
+        <w:ind w:firstLine="720"/>
+        <w:jc w:val="both"/>
+      </w:pPr>
+    </w:p>
+    <w:p>
+      <w:pPr>
+        <w:ind w:firstLine="720"/>
+        <w:jc w:val="both"/>
+      </w:pPr>
+      <w:r>
+        <w:rPr>
+          <w:b/>
+          <w:bCs/>
+        </w:rPr>
+        <w:t xml:space="preserve">Limitări identificate şi direcții viitoare. </w:t>
+      </w:r>
+      <w:r>
+        <w:t>Analiza stadiului actual al tehnicii a evidențiat că principala vulnerabilitate a sistemului ADS-B Out rămâne absența mecanismelor criptografice în standardul RTCA DO-260B [8]. Transmisia mesajelor 1090ES în clar expune sistemul la atacuri de tip spoofing şi injecție de date false, imposibil de detectat exclusiv la nivelul receptorului. Deşi soluțiile actuale — multilateralie MLAT [7], fuziunea datelor cu radarul primar şi filtrarea cinematică — atenuează parțial aceste riscuri, ele nu elimină vulnerabilitatea fundamentală de autentificare. Din perspectiva simulării, o direcție de îmbunătățire constă în modelarea efectelor de propagare atmosferică (ionosferică şi troposferică) la 1090 MHz, precum şi în introducerea unui model de trafic aerian dens pentru analiza fenomenului de garbling în spațiile aeriene aglomerate.</w:t>
+      </w:r>
+    </w:p>
+    <w:p>
+      <w:pPr>
+        <w:ind w:firstLine="720"/>
+        <w:jc w:val="both"/>
+      </w:pPr>
+    </w:p>
+    <w:p>
+      <w:pPr>
+        <w:ind w:firstLine="720"/>
+        <w:jc w:val="both"/>
+      </w:pPr>
+      <w:r>
+        <w:rPr>
+          <w:b/>
+          <w:bCs/>
+        </w:rPr>
+        <w:t xml:space="preserve">Concluzie generală. </w:t>
+      </w:r>
+      <w:r>
+        <w:t xml:space="preserve">Simularea realizată confirmă că integrarea sistemelor SB-ADS-B pe constelații LEO, precum Iridium NEXT, reprezintă soluția tehnică actuală cea mai robustă pentru supravegherea aeriană globală, completând şi depăşind capacitățile infrastructurii terestre acolo unde aceasta este limitată geografic sau de curbura Pământului. Implementarea GUI-ului interactiv a permis compararea configurabilă a modelelor de antenă şi suprapunerea grafică a mai multor </w:t>
+      </w:r>
+      <w:r>
+        <w:lastRenderedPageBreak/>
+        <w:t>sesiuni de simulare, oferind un instrument vizual eficient pentru analiza bilanțului de legătură şi a vizibilității satelitare în funcție de tipul de antenă şi unghiurile de montaj alese.</w:t>
+      </w:r>
+    </w:p>
+    <w:p/>
+    <w:p/>
+    <w:p/>
+    <w:p/>
+    <w:p/>
+    <w:p/>
+    <w:p/>
+    <w:p/>
+    <w:p/>
+    <w:p/>
+    <w:p/>
+    <w:p/>
+    <w:p/>
+    <w:p/>
+    <w:p/>
+    <w:p/>
+    <w:p/>
+    <w:p/>
+    <w:p/>
+    <w:p/>
+    <w:p/>
+    <w:p/>
+    <w:p/>
+    <w:p/>
+    <w:p/>
+    <w:p/>
+    <w:p/>
+    <w:p/>
+    <w:p/>
+    <w:p/>
+    <w:p/>
+    <w:p/>
+    <w:p/>
+    <w:p/>
+    <w:p/>
+    <w:p/>
+    <w:p/>
+    <w:p/>
+    <w:p/>
+    <w:p/>
+    <w:p/>
+    <w:p/>
+    <w:p/>
+    <w:p/>
+    <w:p/>
+    <w:p>
+      <w:pPr>
+        <w:rPr>
+          <w:b/>
+          <w:bCs/>
+          <w:sz w:val="32"/>
+          <w:szCs w:val="32"/>
+        </w:rPr>
+      </w:pPr>
+    </w:p>
+    <w:p/>
+    <w:p>
+      <w:pPr>
+        <w:pStyle w:val="Heading1"/>
+      </w:pPr>
+      <w:bookmarkStart w:id="37" w:name="_Toc230476100"/>
       <w:r>
         <w:lastRenderedPageBreak/>
         <w:t>Bibliografie</w:t>
       </w:r>
-    </w:p>
-    <w:p>
-      <w:r>
-        <w:t>[1] Flightradar24. „Live Flight Tracker.” https://www.flightradar24.com, 2024.</w:t>
-      </w:r>
-    </w:p>
-    <w:p>
-      <w:r>
-        <w:t>[2] RTCA. DO-260B: Minimum Operational Performance Standards for 1090 MHz Extended Squitter ADS-B and TIS-B. RTCA, Inc., Washington DC, 2011.</w:t>
-      </w:r>
-    </w:p>
-    <w:p>
-      <w:r>
-        <w:t>[3] ICAO. Annex 10 to the Convention on International Civil Aviation, Volume IV: Surveillance Radar and Collision Avoidance Systems. 4th Edition, 2014.</w:t>
-      </w:r>
-    </w:p>
-    <w:p>
-      <w:r>
-        <w:t>[4] Iridium Communications Inc. Iridium NEXT Constellation – Technical Overview. FCC Filing SES-MOD-20110928-01170, 2011. https://www.iridium.com/network/</w:t>
-      </w:r>
-    </w:p>
-    <w:p>
-      <w:r>
-        <w:t>[5] Aireon LLC / L3Harris Technologies. „Aireon Hosted Payload (AHP) on Iridium NEXT.” Technical Report, 2019. https://aireon.com/technology/</w:t>
-      </w:r>
-    </w:p>
-    <w:p>
-      <w:r>
-        <w:t>[6] FAA. „Automatic Dependent Surveillance–Broadcast (ADS–B) Out Performance Requirements.” 14 CFR Part 91 §91.225, 2020.</w:t>
-      </w:r>
-    </w:p>
-    <w:p>
-      <w:r>
-        <w:t>[7] Strohmeier, M., Lenders, V., &amp; Martinovic, I. „On the Security of the Automatic Dependent Surveillance-Broadcast Protocol.” IEEE Communications Surveys &amp; Tutorials, vol. 17, no. 2, pp. 1066–1087, 2015.</w:t>
-      </w:r>
-    </w:p>
-    <w:p>
-      <w:r>
-        <w:t>[8] Costin, A., &amp; Francillon, A. „Ghost in the Air(Traffic): On insecurity of ADS-B protocol and practical attacks on ADS-B devices.” Black Hat USA, 2012.</w:t>
-      </w:r>
-    </w:p>
-    <w:p>
-      <w:r>
-        <w:t>[9] Sun, J., Ellerbroek, J., &amp; Hoekstra, J. M. „WRAP: An open-source kinematic aircraft performance model.” Transportation Research Part C: Emerging Technologies, 98, 118–138, 2019.</w:t>
-      </w:r>
-    </w:p>
+      <w:bookmarkEnd w:id="37"/>
+    </w:p>
+    <w:p>
+      <w:pPr>
+        <w:pStyle w:val="font-claude-response-body"/>
+      </w:pPr>
+      <w:r>
+        <w:t xml:space="preserve">1] (2024) Flightradar24 – Live Flight Tracker, </w:t>
+      </w:r>
+      <w:hyperlink r:id="rId16" w:history="1">
+        <w:r>
+          <w:rPr>
+            <w:rStyle w:val="Hyperlink"/>
+          </w:rPr>
+          <w:t>https://www.flightradar24</w:t>
+        </w:r>
+        <w:r>
+          <w:rPr>
+            <w:rStyle w:val="Hyperlink"/>
+          </w:rPr>
+          <w:t>.</w:t>
+        </w:r>
+        <w:r>
+          <w:rPr>
+            <w:rStyle w:val="Hyperlink"/>
+          </w:rPr>
+          <w:t>com</w:t>
+        </w:r>
+      </w:hyperlink>
+      <w:r>
+        <w:t xml:space="preserve"> [Accesat: Mai 2026].</w:t>
+      </w:r>
+    </w:p>
+    <w:p>
+      <w:pPr>
+        <w:pStyle w:val="font-claude-response-body"/>
+      </w:pPr>
+      <w:r>
+        <w:t xml:space="preserve">[2] </w:t>
+      </w:r>
+      <w:r>
+        <w:rPr>
+          <w:rStyle w:val="Emphasis"/>
+        </w:rPr>
+        <w:t>Minimum Operational Performance Standards for 1090 MHz Extended Squitter Automatic Dependent Surveillance – Broadcast (ADS-B) and Traffic Information Services – Broadcast (TIS-B)</w:t>
+      </w:r>
+      <w:r>
+        <w:t>, RTCA DO-260C, RTCA Inc., Washington DC, Dec. 2017.</w:t>
+      </w:r>
+    </w:p>
+    <w:p>
+      <w:pPr>
+        <w:pStyle w:val="font-claude-response-body"/>
+      </w:pPr>
+      <w:r>
+        <w:t xml:space="preserve">[3] </w:t>
+      </w:r>
+      <w:r>
+        <w:rPr>
+          <w:rStyle w:val="Emphasis"/>
+        </w:rPr>
+        <w:t>Aeronautical Telecommunications, Volume IV: Surveillance and Collision Avoidance Systems</w:t>
+      </w:r>
+      <w:r>
+        <w:t>, ICAO Annex 10, 4th Edition, Amendment 90, ICAO, Montreal, 2014.</w:t>
+      </w:r>
+    </w:p>
+    <w:p>
+      <w:pPr>
+        <w:pStyle w:val="font-claude-response-body"/>
+      </w:pPr>
+      <w:r>
+        <w:t xml:space="preserve">[4] 2024) „Iridium NEXT – Satellite Mission," eoPortal Directory, European Space Agency (ESA), </w:t>
+      </w:r>
+      <w:hyperlink r:id="rId17" w:history="1">
+        <w:r>
+          <w:rPr>
+            <w:rStyle w:val="Hyperlink"/>
+          </w:rPr>
+          <w:t>https://www.eoportal.org/satellite-missions/iridium-next</w:t>
+        </w:r>
+      </w:hyperlink>
+      <w:r>
+        <w:t xml:space="preserve"> </w:t>
+      </w:r>
+    </w:p>
+    <w:p>
+      <w:pPr>
+        <w:pStyle w:val="font-claude-response-body"/>
+      </w:pPr>
+      <w:r>
+        <w:t xml:space="preserve">[5] G. Dunstone (reprezentând ICCAIA &amp; Aireon LLC), "Space-Based ADS-B," prezentare la </w:t>
+      </w:r>
+      <w:r>
+        <w:rPr>
+          <w:rStyle w:val="Emphasis"/>
+        </w:rPr>
+        <w:t>ICAO Asia/Pacific Air Navigation Planning and Implementation Regional Group (APANPIRG), 29th Meeting</w:t>
+      </w:r>
+      <w:r>
+        <w:t xml:space="preserve">, Montreal, Sep. 2018. [Online]: </w:t>
+      </w:r>
+      <w:hyperlink r:id="rId18" w:history="1">
+        <w:r>
+          <w:rPr>
+            <w:rStyle w:val="Hyperlink"/>
+          </w:rPr>
+          <w:t>https://www.icao.int/sites/default/files/APAC/Meetings/APANPIRG/2018%20APANPIRG%2029/5-Presentations/02-Space-based-ADS-B.pdf</w:t>
+        </w:r>
+      </w:hyperlink>
+      <w:r>
+        <w:t xml:space="preserve"> </w:t>
+      </w:r>
+    </w:p>
+    <w:p>
+      <w:pPr>
+        <w:pStyle w:val="font-claude-response-body"/>
+      </w:pPr>
+      <w:r>
+        <w:t xml:space="preserve">[6] </w:t>
+      </w:r>
+      <w:r>
+        <w:rPr>
+          <w:rStyle w:val="Emphasis"/>
+        </w:rPr>
+        <w:t>Automatic Dependent Surveillance–Broadcast (ADS–B) Out Performance Requirements to Support Air Traffic Control (ATC) Service</w:t>
+      </w:r>
+      <w:r>
+        <w:t>, 14 CFR Part 91 §91.225, FAA, Washington DC, 2020.</w:t>
+      </w:r>
+    </w:p>
+    <w:p>
+      <w:pPr>
+        <w:pStyle w:val="font-claude-response-body"/>
+      </w:pPr>
+      <w:r>
+        <w:t xml:space="preserve">[7] M. Strohmeier, V. Lenders, and I. Martinovic, "On the Security of the Automatic Dependent Surveillance-Broadcast Protocol," </w:t>
+      </w:r>
+      <w:r>
+        <w:rPr>
+          <w:rStyle w:val="Emphasis"/>
+        </w:rPr>
+        <w:t>IEEE Communications Surveys &amp; Tutorials</w:t>
+      </w:r>
+      <w:r>
+        <w:t>, vol. 17, no. 2, pp. 1066–1087, 2015.</w:t>
+      </w:r>
+    </w:p>
+    <w:p>
+      <w:pPr>
+        <w:pStyle w:val="font-claude-response-body"/>
+      </w:pPr>
+      <w:r>
+        <w:t xml:space="preserve">[8] A. Costin and A. Francillon, "Ghost in the Air(Traffic): On insecurity of ADS-B protocol and practical attacks on ADS-B devices," in </w:t>
+      </w:r>
+      <w:r>
+        <w:rPr>
+          <w:rStyle w:val="Emphasis"/>
+        </w:rPr>
+        <w:t>Proc. Black Hat USA</w:t>
+      </w:r>
+      <w:r>
+        <w:t>, Las Vegas, NV, 2012.</w:t>
+      </w:r>
+    </w:p>
+    <w:p>
+      <w:pPr>
+        <w:pStyle w:val="font-claude-response-body"/>
+      </w:pPr>
+      <w:r>
+        <w:t xml:space="preserve">[9] </w:t>
+      </w:r>
+      <w:r>
+        <w:rPr>
+          <w:rStyle w:val="Emphasis"/>
+        </w:rPr>
+        <w:t>Manual on Secondary Surveillance Radar (SSR) Systems</w:t>
+      </w:r>
+      <w:r>
+        <w:t>, ICAO Doc 9684, ICAO, Montreal, 1st Edition, 1998.</w:t>
+      </w:r>
+    </w:p>
+    <w:p/>
     <w:sectPr>
+      <w:footerReference w:type="even" r:id="rId19"/>
+      <w:footerReference w:type="default" r:id="rId20"/>
+      <w:footerReference w:type="first" r:id="rId21"/>
       <w:pgSz w:w="11906" w:h="16838"/>
       <w:pgMar w:top="1134" w:right="1247" w:bottom="1134" w:left="1247" w:header="708" w:footer="708" w:gutter="0"/>
       <w:cols w:space="720"/>
@@ -2368,6 +9338,74 @@
     </w:sectPr>
   </w:body>
 </w:document>
+</file>
+
+<file path=word/endnotes.xml><?xml version="1.0" encoding="utf-8"?>
+<w:endnotes xmlns:wpc="http://schemas.microsoft.com/office/word/2010/wordprocessingCanvas" xmlns:cx="http://schemas.microsoft.com/office/drawing/2014/chartex" xmlns:cx1="http://schemas.microsoft.com/office/drawing/2015/9/8/chartex" xmlns:cx2="http://schemas.microsoft.com/office/drawing/2015/10/21/chartex" xmlns:cx3="http://schemas.microsoft.com/office/drawing/2016/5/9/chartex" xmlns:cx4="http://schemas.microsoft.com/office/drawing/2016/5/10/chartex" xmlns:cx5="http://schemas.microsoft.com/office/drawing/2016/5/11/chartex" xmlns:cx6="http://schemas.microsoft.com/office/drawing/2016/5/12/chartex" xmlns:cx7="http://schemas.microsoft.com/office/drawing/2016/5/13/chartex" xmlns:cx8="http://schemas.microsoft.com/office/drawing/2016/5/14/chartex" xmlns:mc="http://schemas.openxmlformats.org/markup-compatibility/2006" xmlns:aink="http://schemas.microsoft.com/office/drawing/2016/ink" xmlns:am3d="http://schemas.microsoft.com/office/drawing/2017/model3d" xmlns:o="urn:schemas-microsoft-com:office:office" xmlns:oel="http://schemas.microsoft.com/office/2019/extlst" xmlns:r="http://schemas.openxmlformats.org/officeDocument/2006/relationships" xmlns:m="http://schemas.openxmlformats.org/officeDocument/2006/math" xmlns:v="urn:schemas-microsoft-com:vml" xmlns:wp14="http://schemas.microsoft.com/office/word/2010/wordprocessingDrawing" xmlns:wp="http://schemas.openxmlformats.org/drawingml/2006/wordprocessingDrawing" xmlns:w10="urn:schemas-microsoft-com:office:word" xmlns:w="http://schemas.openxmlformats.org/wordprocessingml/2006/main" xmlns:w14="http://schemas.microsoft.com/office/word/2010/wordml" xmlns:w15="http://schemas.microsoft.com/office/word/2012/wordml" xmlns:w16cex="http://schemas.microsoft.com/office/word/2018/wordml/cex" xmlns:w16cid="http://schemas.microsoft.com/office/word/2016/wordml/cid" xmlns:w16="http://schemas.microsoft.com/office/word/2018/wordml" xmlns:w16du="http://schemas.microsoft.com/office/word/2023/wordml/word16du" xmlns:w16sdtdh="http://schemas.microsoft.com/office/word/2020/wordml/sdtdatahash" xmlns:w16sdtfl="http://schemas.microsoft.com/office/word/2024/wordml/sdtformatlock" xmlns:w16se="http://schemas.microsoft.com/office/word/2015/wordml/symex" xmlns:wpg="http://schemas.microsoft.com/office/word/2010/wordprocessingGroup" xmlns:wpi="http://schemas.microsoft.com/office/word/2010/wordprocessingInk" xmlns:wne="http://schemas.microsoft.com/office/word/2006/wordml" xmlns:wps="http://schemas.microsoft.com/office/word/2010/wordprocessingShape" mc:Ignorable="w14 w15 w16se w16cid w16 w16cex w16sdtdh w16sdtfl w16du wp14">
+  <w:endnote w:type="separator" w:id="-1">
+    <w:p>
+      <w:r>
+        <w:separator/>
+      </w:r>
+    </w:p>
+  </w:endnote>
+  <w:endnote w:type="continuationSeparator" w:id="0">
+    <w:p>
+      <w:r>
+        <w:continuationSeparator/>
+      </w:r>
+    </w:p>
+  </w:endnote>
+</w:endnotes>
+</file>
+
+<file path=word/footer1.xml><?xml version="1.0" encoding="utf-8"?>
+<w:ftr xmlns:wpc="http://schemas.microsoft.com/office/word/2010/wordprocessingCanvas" xmlns:cx="http://schemas.microsoft.com/office/drawing/2014/chartex" xmlns:cx1="http://schemas.microsoft.com/office/drawing/2015/9/8/chartex" xmlns:cx2="http://schemas.microsoft.com/office/drawing/2015/10/21/chartex" xmlns:cx3="http://schemas.microsoft.com/office/drawing/2016/5/9/chartex" xmlns:cx4="http://schemas.microsoft.com/office/drawing/2016/5/10/chartex" xmlns:cx5="http://schemas.microsoft.com/office/drawing/2016/5/11/chartex" xmlns:cx6="http://schemas.microsoft.com/office/drawing/2016/5/12/chartex" xmlns:cx7="http://schemas.microsoft.com/office/drawing/2016/5/13/chartex" xmlns:cx8="http://schemas.microsoft.com/office/drawing/2016/5/14/chartex" xmlns:mc="http://schemas.openxmlformats.org/markup-compatibility/2006" xmlns:aink="http://schemas.microsoft.com/office/drawing/2016/ink" xmlns:am3d="http://schemas.microsoft.com/office/drawing/2017/model3d" xmlns:o="urn:schemas-microsoft-com:office:office" xmlns:oel="http://schemas.microsoft.com/office/2019/extlst" xmlns:r="http://schemas.openxmlformats.org/officeDocument/2006/relationships" xmlns:m="http://schemas.openxmlformats.org/officeDocument/2006/math" xmlns:v="urn:schemas-microsoft-com:vml" xmlns:wp14="http://schemas.microsoft.com/office/word/2010/wordprocessingDrawing" xmlns:wp="http://schemas.openxmlformats.org/drawingml/2006/wordprocessingDrawing" xmlns:w10="urn:schemas-microsoft-com:office:word" xmlns:w="http://schemas.openxmlformats.org/wordprocessingml/2006/main" xmlns:w14="http://schemas.microsoft.com/office/word/2010/wordml" xmlns:w15="http://schemas.microsoft.com/office/word/2012/wordml" xmlns:w16cex="http://schemas.microsoft.com/office/word/2018/wordml/cex" xmlns:w16cid="http://schemas.microsoft.com/office/word/2016/wordml/cid" xmlns:w16="http://schemas.microsoft.com/office/word/2018/wordml" xmlns:w16du="http://schemas.microsoft.com/office/word/2023/wordml/word16du" xmlns:w16sdtdh="http://schemas.microsoft.com/office/word/2020/wordml/sdtdatahash" xmlns:w16sdtfl="http://schemas.microsoft.com/office/word/2024/wordml/sdtformatlock" xmlns:w16se="http://schemas.microsoft.com/office/word/2015/wordml/symex" xmlns:wpg="http://schemas.microsoft.com/office/word/2010/wordprocessingGroup" xmlns:wpi="http://schemas.microsoft.com/office/word/2010/wordprocessingInk" xmlns:wne="http://schemas.microsoft.com/office/word/2006/wordml" xmlns:wps="http://schemas.microsoft.com/office/word/2010/wordprocessingShape" mc:Ignorable="w14 w15 w16se w16cid w16 w16cex w16sdtdh w16sdtfl w16du wp14">
+  <w:p>
+    <w:pPr>
+      <w:pStyle w:val="Footer"/>
+    </w:pPr>
+  </w:p>
+</w:ftr>
+</file>
+
+<file path=word/footer2.xml><?xml version="1.0" encoding="utf-8"?>
+<w:ftr xmlns:wpc="http://schemas.microsoft.com/office/word/2010/wordprocessingCanvas" xmlns:cx="http://schemas.microsoft.com/office/drawing/2014/chartex" xmlns:cx1="http://schemas.microsoft.com/office/drawing/2015/9/8/chartex" xmlns:cx2="http://schemas.microsoft.com/office/drawing/2015/10/21/chartex" xmlns:cx3="http://schemas.microsoft.com/office/drawing/2016/5/9/chartex" xmlns:cx4="http://schemas.microsoft.com/office/drawing/2016/5/10/chartex" xmlns:cx5="http://schemas.microsoft.com/office/drawing/2016/5/11/chartex" xmlns:cx6="http://schemas.microsoft.com/office/drawing/2016/5/12/chartex" xmlns:cx7="http://schemas.microsoft.com/office/drawing/2016/5/13/chartex" xmlns:cx8="http://schemas.microsoft.com/office/drawing/2016/5/14/chartex" xmlns:mc="http://schemas.openxmlformats.org/markup-compatibility/2006" xmlns:aink="http://schemas.microsoft.com/office/drawing/2016/ink" xmlns:am3d="http://schemas.microsoft.com/office/drawing/2017/model3d" xmlns:o="urn:schemas-microsoft-com:office:office" xmlns:oel="http://schemas.microsoft.com/office/2019/extlst" xmlns:r="http://schemas.openxmlformats.org/officeDocument/2006/relationships" xmlns:m="http://schemas.openxmlformats.org/officeDocument/2006/math" xmlns:v="urn:schemas-microsoft-com:vml" xmlns:wp14="http://schemas.microsoft.com/office/word/2010/wordprocessingDrawing" xmlns:wp="http://schemas.openxmlformats.org/drawingml/2006/wordprocessingDrawing" xmlns:w10="urn:schemas-microsoft-com:office:word" xmlns:w="http://schemas.openxmlformats.org/wordprocessingml/2006/main" xmlns:w14="http://schemas.microsoft.com/office/word/2010/wordml" xmlns:w15="http://schemas.microsoft.com/office/word/2012/wordml" xmlns:w16cex="http://schemas.microsoft.com/office/word/2018/wordml/cex" xmlns:w16cid="http://schemas.microsoft.com/office/word/2016/wordml/cid" xmlns:w16="http://schemas.microsoft.com/office/word/2018/wordml" xmlns:w16du="http://schemas.microsoft.com/office/word/2023/wordml/word16du" xmlns:w16sdtdh="http://schemas.microsoft.com/office/word/2020/wordml/sdtdatahash" xmlns:w16sdtfl="http://schemas.microsoft.com/office/word/2024/wordml/sdtformatlock" xmlns:w16se="http://schemas.microsoft.com/office/word/2015/wordml/symex" xmlns:wpg="http://schemas.microsoft.com/office/word/2010/wordprocessingGroup" xmlns:wpi="http://schemas.microsoft.com/office/word/2010/wordprocessingInk" xmlns:wne="http://schemas.microsoft.com/office/word/2006/wordml" xmlns:wps="http://schemas.microsoft.com/office/word/2010/wordprocessingShape" mc:Ignorable="w14 w15 w16se w16cid w16 w16cex w16sdtdh w16sdtfl w16du wp14">
+  <w:p>
+    <w:pPr>
+      <w:pStyle w:val="Footer"/>
+    </w:pPr>
+  </w:p>
+</w:ftr>
+</file>
+
+<file path=word/footer3.xml><?xml version="1.0" encoding="utf-8"?>
+<w:ftr xmlns:wpc="http://schemas.microsoft.com/office/word/2010/wordprocessingCanvas" xmlns:cx="http://schemas.microsoft.com/office/drawing/2014/chartex" xmlns:cx1="http://schemas.microsoft.com/office/drawing/2015/9/8/chartex" xmlns:cx2="http://schemas.microsoft.com/office/drawing/2015/10/21/chartex" xmlns:cx3="http://schemas.microsoft.com/office/drawing/2016/5/9/chartex" xmlns:cx4="http://schemas.microsoft.com/office/drawing/2016/5/10/chartex" xmlns:cx5="http://schemas.microsoft.com/office/drawing/2016/5/11/chartex" xmlns:cx6="http://schemas.microsoft.com/office/drawing/2016/5/12/chartex" xmlns:cx7="http://schemas.microsoft.com/office/drawing/2016/5/13/chartex" xmlns:cx8="http://schemas.microsoft.com/office/drawing/2016/5/14/chartex" xmlns:mc="http://schemas.openxmlformats.org/markup-compatibility/2006" xmlns:aink="http://schemas.microsoft.com/office/drawing/2016/ink" xmlns:am3d="http://schemas.microsoft.com/office/drawing/2017/model3d" xmlns:o="urn:schemas-microsoft-com:office:office" xmlns:oel="http://schemas.microsoft.com/office/2019/extlst" xmlns:r="http://schemas.openxmlformats.org/officeDocument/2006/relationships" xmlns:m="http://schemas.openxmlformats.org/officeDocument/2006/math" xmlns:v="urn:schemas-microsoft-com:vml" xmlns:wp14="http://schemas.microsoft.com/office/word/2010/wordprocessingDrawing" xmlns:wp="http://schemas.openxmlformats.org/drawingml/2006/wordprocessingDrawing" xmlns:w10="urn:schemas-microsoft-com:office:word" xmlns:w="http://schemas.openxmlformats.org/wordprocessingml/2006/main" xmlns:w14="http://schemas.microsoft.com/office/word/2010/wordml" xmlns:w15="http://schemas.microsoft.com/office/word/2012/wordml" xmlns:w16cex="http://schemas.microsoft.com/office/word/2018/wordml/cex" xmlns:w16cid="http://schemas.microsoft.com/office/word/2016/wordml/cid" xmlns:w16="http://schemas.microsoft.com/office/word/2018/wordml" xmlns:w16du="http://schemas.microsoft.com/office/word/2023/wordml/word16du" xmlns:w16sdtdh="http://schemas.microsoft.com/office/word/2020/wordml/sdtdatahash" xmlns:w16sdtfl="http://schemas.microsoft.com/office/word/2024/wordml/sdtformatlock" xmlns:w16se="http://schemas.microsoft.com/office/word/2015/wordml/symex" xmlns:wpg="http://schemas.microsoft.com/office/word/2010/wordprocessingGroup" xmlns:wpi="http://schemas.microsoft.com/office/word/2010/wordprocessingInk" xmlns:wne="http://schemas.microsoft.com/office/word/2006/wordml" xmlns:wps="http://schemas.microsoft.com/office/word/2010/wordprocessingShape" mc:Ignorable="w14 w15 w16se w16cid w16 w16cex w16sdtdh w16sdtfl w16du wp14">
+  <w:p>
+    <w:pPr>
+      <w:pStyle w:val="Footer"/>
+    </w:pPr>
+  </w:p>
+</w:ftr>
+</file>
+
+<file path=word/footnotes.xml><?xml version="1.0" encoding="utf-8"?>
+<w:footnotes xmlns:wpc="http://schemas.microsoft.com/office/word/2010/wordprocessingCanvas" xmlns:cx="http://schemas.microsoft.com/office/drawing/2014/chartex" xmlns:cx1="http://schemas.microsoft.com/office/drawing/2015/9/8/chartex" xmlns:cx2="http://schemas.microsoft.com/office/drawing/2015/10/21/chartex" xmlns:cx3="http://schemas.microsoft.com/office/drawing/2016/5/9/chartex" xmlns:cx4="http://schemas.microsoft.com/office/drawing/2016/5/10/chartex" xmlns:cx5="http://schemas.microsoft.com/office/drawing/2016/5/11/chartex" xmlns:cx6="http://schemas.microsoft.com/office/drawing/2016/5/12/chartex" xmlns:cx7="http://schemas.microsoft.com/office/drawing/2016/5/13/chartex" xmlns:cx8="http://schemas.microsoft.com/office/drawing/2016/5/14/chartex" xmlns:mc="http://schemas.openxmlformats.org/markup-compatibility/2006" xmlns:aink="http://schemas.microsoft.com/office/drawing/2016/ink" xmlns:am3d="http://schemas.microsoft.com/office/drawing/2017/model3d" xmlns:o="urn:schemas-microsoft-com:office:office" xmlns:oel="http://schemas.microsoft.com/office/2019/extlst" xmlns:r="http://schemas.openxmlformats.org/officeDocument/2006/relationships" xmlns:m="http://schemas.openxmlformats.org/officeDocument/2006/math" xmlns:v="urn:schemas-microsoft-com:vml" xmlns:wp14="http://schemas.microsoft.com/office/word/2010/wordprocessingDrawing" xmlns:wp="http://schemas.openxmlformats.org/drawingml/2006/wordprocessingDrawing" xmlns:w10="urn:schemas-microsoft-com:office:word" xmlns:w="http://schemas.openxmlformats.org/wordprocessingml/2006/main" xmlns:w14="http://schemas.microsoft.com/office/word/2010/wordml" xmlns:w15="http://schemas.microsoft.com/office/word/2012/wordml" xmlns:w16cex="http://schemas.microsoft.com/office/word/2018/wordml/cex" xmlns:w16cid="http://schemas.microsoft.com/office/word/2016/wordml/cid" xmlns:w16="http://schemas.microsoft.com/office/word/2018/wordml" xmlns:w16du="http://schemas.microsoft.com/office/word/2023/wordml/word16du" xmlns:w16sdtdh="http://schemas.microsoft.com/office/word/2020/wordml/sdtdatahash" xmlns:w16sdtfl="http://schemas.microsoft.com/office/word/2024/wordml/sdtformatlock" xmlns:w16se="http://schemas.microsoft.com/office/word/2015/wordml/symex" xmlns:wpg="http://schemas.microsoft.com/office/word/2010/wordprocessingGroup" xmlns:wpi="http://schemas.microsoft.com/office/word/2010/wordprocessingInk" xmlns:wne="http://schemas.microsoft.com/office/word/2006/wordml" xmlns:wps="http://schemas.microsoft.com/office/word/2010/wordprocessingShape" mc:Ignorable="w14 w15 w16se w16cid w16 w16cex w16sdtdh w16sdtfl w16du wp14">
+  <w:footnote w:type="separator" w:id="-1">
+    <w:p>
+      <w:r>
+        <w:separator/>
+      </w:r>
+    </w:p>
+  </w:footnote>
+  <w:footnote w:type="continuationSeparator" w:id="0">
+    <w:p>
+      <w:r>
+        <w:continuationSeparator/>
+      </w:r>
+    </w:p>
+  </w:footnote>
+</w:footnotes>
 </file>
 
 <file path=word/numbering.xml><?xml version="1.0" encoding="utf-8"?>
@@ -2432,6 +9470,119 @@
     </w:lvl>
   </w:abstractNum>
   <w:abstractNum w:abstractNumId="1" w15:restartNumberingAfterBreak="0">
+    <w:nsid w:val="4AB36C30"/>
+    <w:multiLevelType w:val="hybridMultilevel"/>
+    <w:tmpl w:val="1F50877A"/>
+    <w:lvl w:ilvl="0" w:tplc="08090001">
+      <w:start w:val="1"/>
+      <w:numFmt w:val="bullet"/>
+      <w:lvlText w:val=""/>
+      <w:lvlJc w:val="left"/>
+      <w:pPr>
+        <w:ind w:left="720" w:hanging="360"/>
+      </w:pPr>
+      <w:rPr>
+        <w:rFonts w:ascii="Symbol" w:hAnsi="Symbol" w:hint="default"/>
+      </w:rPr>
+    </w:lvl>
+    <w:lvl w:ilvl="1" w:tplc="08090003" w:tentative="1">
+      <w:start w:val="1"/>
+      <w:numFmt w:val="bullet"/>
+      <w:lvlText w:val="o"/>
+      <w:lvlJc w:val="left"/>
+      <w:pPr>
+        <w:ind w:left="1440" w:hanging="360"/>
+      </w:pPr>
+      <w:rPr>
+        <w:rFonts w:ascii="Courier New" w:hAnsi="Courier New" w:cs="Courier New" w:hint="default"/>
+      </w:rPr>
+    </w:lvl>
+    <w:lvl w:ilvl="2" w:tplc="08090005" w:tentative="1">
+      <w:start w:val="1"/>
+      <w:numFmt w:val="bullet"/>
+      <w:lvlText w:val=""/>
+      <w:lvlJc w:val="left"/>
+      <w:pPr>
+        <w:ind w:left="2160" w:hanging="360"/>
+      </w:pPr>
+      <w:rPr>
+        <w:rFonts w:ascii="Wingdings" w:hAnsi="Wingdings" w:hint="default"/>
+      </w:rPr>
+    </w:lvl>
+    <w:lvl w:ilvl="3" w:tplc="08090001" w:tentative="1">
+      <w:start w:val="1"/>
+      <w:numFmt w:val="bullet"/>
+      <w:lvlText w:val=""/>
+      <w:lvlJc w:val="left"/>
+      <w:pPr>
+        <w:ind w:left="2880" w:hanging="360"/>
+      </w:pPr>
+      <w:rPr>
+        <w:rFonts w:ascii="Symbol" w:hAnsi="Symbol" w:hint="default"/>
+      </w:rPr>
+    </w:lvl>
+    <w:lvl w:ilvl="4" w:tplc="08090003" w:tentative="1">
+      <w:start w:val="1"/>
+      <w:numFmt w:val="bullet"/>
+      <w:lvlText w:val="o"/>
+      <w:lvlJc w:val="left"/>
+      <w:pPr>
+        <w:ind w:left="3600" w:hanging="360"/>
+      </w:pPr>
+      <w:rPr>
+        <w:rFonts w:ascii="Courier New" w:hAnsi="Courier New" w:cs="Courier New" w:hint="default"/>
+      </w:rPr>
+    </w:lvl>
+    <w:lvl w:ilvl="5" w:tplc="08090005" w:tentative="1">
+      <w:start w:val="1"/>
+      <w:numFmt w:val="bullet"/>
+      <w:lvlText w:val=""/>
+      <w:lvlJc w:val="left"/>
+      <w:pPr>
+        <w:ind w:left="4320" w:hanging="360"/>
+      </w:pPr>
+      <w:rPr>
+        <w:rFonts w:ascii="Wingdings" w:hAnsi="Wingdings" w:hint="default"/>
+      </w:rPr>
+    </w:lvl>
+    <w:lvl w:ilvl="6" w:tplc="08090001" w:tentative="1">
+      <w:start w:val="1"/>
+      <w:numFmt w:val="bullet"/>
+      <w:lvlText w:val=""/>
+      <w:lvlJc w:val="left"/>
+      <w:pPr>
+        <w:ind w:left="5040" w:hanging="360"/>
+      </w:pPr>
+      <w:rPr>
+        <w:rFonts w:ascii="Symbol" w:hAnsi="Symbol" w:hint="default"/>
+      </w:rPr>
+    </w:lvl>
+    <w:lvl w:ilvl="7" w:tplc="08090003" w:tentative="1">
+      <w:start w:val="1"/>
+      <w:numFmt w:val="bullet"/>
+      <w:lvlText w:val="o"/>
+      <w:lvlJc w:val="left"/>
+      <w:pPr>
+        <w:ind w:left="5760" w:hanging="360"/>
+      </w:pPr>
+      <w:rPr>
+        <w:rFonts w:ascii="Courier New" w:hAnsi="Courier New" w:cs="Courier New" w:hint="default"/>
+      </w:rPr>
+    </w:lvl>
+    <w:lvl w:ilvl="8" w:tplc="08090005" w:tentative="1">
+      <w:start w:val="1"/>
+      <w:numFmt w:val="bullet"/>
+      <w:lvlText w:val=""/>
+      <w:lvlJc w:val="left"/>
+      <w:pPr>
+        <w:ind w:left="6480" w:hanging="360"/>
+      </w:pPr>
+      <w:rPr>
+        <w:rFonts w:ascii="Wingdings" w:hAnsi="Wingdings" w:hint="default"/>
+      </w:rPr>
+    </w:lvl>
+  </w:abstractNum>
+  <w:abstractNum w:abstractNumId="2" w15:restartNumberingAfterBreak="0">
     <w:nsid w:val="562E6F74"/>
     <w:multiLevelType w:val="hybridMultilevel"/>
     <w:tmpl w:val="3AE8372E"/>
@@ -2517,7 +9668,7 @@
       </w:pPr>
     </w:lvl>
   </w:abstractNum>
-  <w:abstractNum w:abstractNumId="2" w15:restartNumberingAfterBreak="0">
+  <w:abstractNum w:abstractNumId="3" w15:restartNumberingAfterBreak="0">
     <w:nsid w:val="7BB35BE1"/>
     <w:multiLevelType w:val="multilevel"/>
     <w:tmpl w:val="29AE7DB0"/>
@@ -2537,7 +9688,7 @@
         <w:sz w:val="20"/>
       </w:rPr>
     </w:lvl>
-    <w:lvl w:ilvl="1">
+    <w:lvl w:ilvl="1" w:tentative="1">
       <w:start w:val="1"/>
       <w:numFmt w:val="bullet"/>
       <w:lvlText w:val="o"/>
@@ -2667,7 +9818,7 @@
     </w:lvl>
   </w:abstractNum>
   <w:num w:numId="1" w16cid:durableId="1363821433">
-    <w:abstractNumId w:val="1"/>
+    <w:abstractNumId w:val="2"/>
     <w:lvlOverride w:ilvl="0">
       <w:startOverride w:val="1"/>
     </w:lvlOverride>
@@ -2679,7 +9830,10 @@
     </w:lvlOverride>
   </w:num>
   <w:num w:numId="3" w16cid:durableId="342323805">
-    <w:abstractNumId w:val="2"/>
+    <w:abstractNumId w:val="3"/>
+  </w:num>
+  <w:num w:numId="4" w16cid:durableId="513614724">
+    <w:abstractNumId w:val="1"/>
   </w:num>
 </w:numbering>
 </file>
@@ -3079,6 +10233,11 @@
   <w:style w:type="paragraph" w:default="1" w:styleId="Normal">
     <w:name w:val="Normal"/>
     <w:qFormat/>
+    <w:rsid w:val="00547841"/>
+    <w:rPr>
+      <w:color w:val="auto"/>
+      <w:lang w:val="en-RO" w:eastAsia="en-GB"/>
+    </w:rPr>
   </w:style>
   <w:style w:type="paragraph" w:styleId="Heading1">
     <w:name w:val="heading 1"/>
@@ -3286,6 +10445,272 @@
     <w:rPr>
       <w:sz w:val="20"/>
       <w:szCs w:val="20"/>
+    </w:rPr>
+  </w:style>
+  <w:style w:type="paragraph" w:customStyle="1" w:styleId="font-claude-response-body">
+    <w:name w:val="font-claude-response-body"/>
+    <w:basedOn w:val="Normal"/>
+    <w:rsid w:val="00547841"/>
+    <w:pPr>
+      <w:spacing w:before="100" w:beforeAutospacing="1" w:after="100" w:afterAutospacing="1"/>
+    </w:pPr>
+  </w:style>
+  <w:style w:type="character" w:styleId="Strong">
+    <w:name w:val="Strong"/>
+    <w:basedOn w:val="DefaultParagraphFont"/>
+    <w:uiPriority w:val="22"/>
+    <w:qFormat/>
+    <w:rsid w:val="00547841"/>
+    <w:rPr>
+      <w:b/>
+      <w:bCs/>
+    </w:rPr>
+  </w:style>
+  <w:style w:type="character" w:styleId="Emphasis">
+    <w:name w:val="Emphasis"/>
+    <w:basedOn w:val="DefaultParagraphFont"/>
+    <w:uiPriority w:val="20"/>
+    <w:qFormat/>
+    <w:rsid w:val="00547841"/>
+    <w:rPr>
+      <w:i/>
+      <w:iCs/>
+    </w:rPr>
+  </w:style>
+  <w:style w:type="character" w:styleId="HTMLCode">
+    <w:name w:val="HTML Code"/>
+    <w:basedOn w:val="DefaultParagraphFont"/>
+    <w:uiPriority w:val="99"/>
+    <w:semiHidden/>
+    <w:unhideWhenUsed/>
+    <w:rsid w:val="00547841"/>
+    <w:rPr>
+      <w:rFonts w:ascii="Courier New" w:eastAsia="Times New Roman" w:hAnsi="Courier New" w:cs="Courier New"/>
+      <w:sz w:val="20"/>
+      <w:szCs w:val="20"/>
+    </w:rPr>
+  </w:style>
+  <w:style w:type="paragraph" w:styleId="Footer">
+    <w:name w:val="footer"/>
+    <w:basedOn w:val="Normal"/>
+    <w:link w:val="FooterChar"/>
+    <w:uiPriority w:val="99"/>
+    <w:unhideWhenUsed/>
+    <w:rsid w:val="00116562"/>
+    <w:pPr>
+      <w:tabs>
+        <w:tab w:val="center" w:pos="4513"/>
+        <w:tab w:val="right" w:pos="9026"/>
+      </w:tabs>
+    </w:pPr>
+  </w:style>
+  <w:style w:type="character" w:customStyle="1" w:styleId="FooterChar">
+    <w:name w:val="Footer Char"/>
+    <w:basedOn w:val="DefaultParagraphFont"/>
+    <w:link w:val="Footer"/>
+    <w:uiPriority w:val="99"/>
+    <w:rsid w:val="00116562"/>
+    <w:rPr>
+      <w:color w:val="auto"/>
+      <w:lang w:val="en-RO" w:eastAsia="en-GB"/>
+    </w:rPr>
+  </w:style>
+  <w:style w:type="paragraph" w:styleId="TOCHeading">
+    <w:name w:val="TOC Heading"/>
+    <w:basedOn w:val="Heading1"/>
+    <w:next w:val="Normal"/>
+    <w:uiPriority w:val="39"/>
+    <w:unhideWhenUsed/>
+    <w:qFormat/>
+    <w:rsid w:val="00E0679B"/>
+    <w:pPr>
+      <w:keepNext/>
+      <w:keepLines/>
+      <w:spacing w:before="480" w:after="0" w:line="276" w:lineRule="auto"/>
+      <w:jc w:val="left"/>
+      <w:outlineLvl w:val="9"/>
+    </w:pPr>
+    <w:rPr>
+      <w:rFonts w:asciiTheme="majorHAnsi" w:eastAsiaTheme="majorEastAsia" w:hAnsiTheme="majorHAnsi" w:cstheme="majorBidi"/>
+      <w:color w:val="0F4761" w:themeColor="accent1" w:themeShade="BF"/>
+      <w:sz w:val="28"/>
+      <w:szCs w:val="28"/>
+    </w:rPr>
+  </w:style>
+  <w:style w:type="paragraph" w:styleId="TOC1">
+    <w:name w:val="toc 1"/>
+    <w:basedOn w:val="Normal"/>
+    <w:next w:val="Normal"/>
+    <w:autoRedefine/>
+    <w:uiPriority w:val="39"/>
+    <w:unhideWhenUsed/>
+    <w:rsid w:val="00E0679B"/>
+    <w:pPr>
+      <w:spacing w:before="120"/>
+    </w:pPr>
+    <w:rPr>
+      <w:rFonts w:asciiTheme="minorHAnsi" w:hAnsiTheme="minorHAnsi"/>
+      <w:b/>
+      <w:bCs/>
+      <w:i/>
+      <w:iCs/>
+    </w:rPr>
+  </w:style>
+  <w:style w:type="paragraph" w:styleId="TOC2">
+    <w:name w:val="toc 2"/>
+    <w:basedOn w:val="Normal"/>
+    <w:next w:val="Normal"/>
+    <w:autoRedefine/>
+    <w:uiPriority w:val="39"/>
+    <w:unhideWhenUsed/>
+    <w:rsid w:val="00E0679B"/>
+    <w:pPr>
+      <w:spacing w:before="120"/>
+      <w:ind w:left="240"/>
+    </w:pPr>
+    <w:rPr>
+      <w:rFonts w:asciiTheme="minorHAnsi" w:hAnsiTheme="minorHAnsi"/>
+      <w:b/>
+      <w:bCs/>
+      <w:sz w:val="22"/>
+      <w:szCs w:val="22"/>
+    </w:rPr>
+  </w:style>
+  <w:style w:type="paragraph" w:styleId="TOC3">
+    <w:name w:val="toc 3"/>
+    <w:basedOn w:val="Normal"/>
+    <w:next w:val="Normal"/>
+    <w:autoRedefine/>
+    <w:uiPriority w:val="39"/>
+    <w:unhideWhenUsed/>
+    <w:rsid w:val="00E0679B"/>
+    <w:pPr>
+      <w:ind w:left="480"/>
+    </w:pPr>
+    <w:rPr>
+      <w:rFonts w:asciiTheme="minorHAnsi" w:hAnsiTheme="minorHAnsi"/>
+      <w:sz w:val="20"/>
+      <w:szCs w:val="20"/>
+    </w:rPr>
+  </w:style>
+  <w:style w:type="paragraph" w:styleId="TOC4">
+    <w:name w:val="toc 4"/>
+    <w:basedOn w:val="Normal"/>
+    <w:next w:val="Normal"/>
+    <w:autoRedefine/>
+    <w:uiPriority w:val="39"/>
+    <w:semiHidden/>
+    <w:unhideWhenUsed/>
+    <w:rsid w:val="00E0679B"/>
+    <w:pPr>
+      <w:ind w:left="720"/>
+    </w:pPr>
+    <w:rPr>
+      <w:rFonts w:asciiTheme="minorHAnsi" w:hAnsiTheme="minorHAnsi"/>
+      <w:sz w:val="20"/>
+      <w:szCs w:val="20"/>
+    </w:rPr>
+  </w:style>
+  <w:style w:type="paragraph" w:styleId="TOC5">
+    <w:name w:val="toc 5"/>
+    <w:basedOn w:val="Normal"/>
+    <w:next w:val="Normal"/>
+    <w:autoRedefine/>
+    <w:uiPriority w:val="39"/>
+    <w:semiHidden/>
+    <w:unhideWhenUsed/>
+    <w:rsid w:val="00E0679B"/>
+    <w:pPr>
+      <w:ind w:left="960"/>
+    </w:pPr>
+    <w:rPr>
+      <w:rFonts w:asciiTheme="minorHAnsi" w:hAnsiTheme="minorHAnsi"/>
+      <w:sz w:val="20"/>
+      <w:szCs w:val="20"/>
+    </w:rPr>
+  </w:style>
+  <w:style w:type="paragraph" w:styleId="TOC6">
+    <w:name w:val="toc 6"/>
+    <w:basedOn w:val="Normal"/>
+    <w:next w:val="Normal"/>
+    <w:autoRedefine/>
+    <w:uiPriority w:val="39"/>
+    <w:semiHidden/>
+    <w:unhideWhenUsed/>
+    <w:rsid w:val="00E0679B"/>
+    <w:pPr>
+      <w:ind w:left="1200"/>
+    </w:pPr>
+    <w:rPr>
+      <w:rFonts w:asciiTheme="minorHAnsi" w:hAnsiTheme="minorHAnsi"/>
+      <w:sz w:val="20"/>
+      <w:szCs w:val="20"/>
+    </w:rPr>
+  </w:style>
+  <w:style w:type="paragraph" w:styleId="TOC7">
+    <w:name w:val="toc 7"/>
+    <w:basedOn w:val="Normal"/>
+    <w:next w:val="Normal"/>
+    <w:autoRedefine/>
+    <w:uiPriority w:val="39"/>
+    <w:semiHidden/>
+    <w:unhideWhenUsed/>
+    <w:rsid w:val="00E0679B"/>
+    <w:pPr>
+      <w:ind w:left="1440"/>
+    </w:pPr>
+    <w:rPr>
+      <w:rFonts w:asciiTheme="minorHAnsi" w:hAnsiTheme="minorHAnsi"/>
+      <w:sz w:val="20"/>
+      <w:szCs w:val="20"/>
+    </w:rPr>
+  </w:style>
+  <w:style w:type="paragraph" w:styleId="TOC8">
+    <w:name w:val="toc 8"/>
+    <w:basedOn w:val="Normal"/>
+    <w:next w:val="Normal"/>
+    <w:autoRedefine/>
+    <w:uiPriority w:val="39"/>
+    <w:semiHidden/>
+    <w:unhideWhenUsed/>
+    <w:rsid w:val="00E0679B"/>
+    <w:pPr>
+      <w:ind w:left="1680"/>
+    </w:pPr>
+    <w:rPr>
+      <w:rFonts w:asciiTheme="minorHAnsi" w:hAnsiTheme="minorHAnsi"/>
+      <w:sz w:val="20"/>
+      <w:szCs w:val="20"/>
+    </w:rPr>
+  </w:style>
+  <w:style w:type="paragraph" w:styleId="TOC9">
+    <w:name w:val="toc 9"/>
+    <w:basedOn w:val="Normal"/>
+    <w:next w:val="Normal"/>
+    <w:autoRedefine/>
+    <w:uiPriority w:val="39"/>
+    <w:semiHidden/>
+    <w:unhideWhenUsed/>
+    <w:rsid w:val="00E0679B"/>
+    <w:pPr>
+      <w:ind w:left="1920"/>
+    </w:pPr>
+    <w:rPr>
+      <w:rFonts w:asciiTheme="minorHAnsi" w:hAnsiTheme="minorHAnsi"/>
+      <w:sz w:val="20"/>
+      <w:szCs w:val="20"/>
+    </w:rPr>
+  </w:style>
+  <w:style w:type="character" w:styleId="FollowedHyperlink">
+    <w:name w:val="FollowedHyperlink"/>
+    <w:basedOn w:val="DefaultParagraphFont"/>
+    <w:uiPriority w:val="99"/>
+    <w:semiHidden/>
+    <w:unhideWhenUsed/>
+    <w:rsid w:val="000C6333"/>
+    <w:rPr>
+      <w:color w:val="96607D" w:themeColor="followedHyperlink"/>
+      <w:u w:val="single"/>
     </w:rPr>
   </w:style>
 </w:styles>
@@ -3604,4 +11029,16 @@
     </a:ext>
   </a:extLst>
 </a:theme>
+</file>
+
+<file path=customXml/item1.xml><?xml version="1.0" encoding="utf-8"?>
+<b:Sources xmlns:b="http://schemas.openxmlformats.org/officeDocument/2006/bibliography" xmlns="http://schemas.openxmlformats.org/officeDocument/2006/bibliography" SelectedStyle="/APASixthEditionOfficeOnline.xsl" StyleName="APA" Version="6"/>
+</file>
+
+<file path=customXml/itemProps1.xml><?xml version="1.0" encoding="utf-8"?>
+<ds:datastoreItem xmlns:ds="http://schemas.openxmlformats.org/officeDocument/2006/customXml" ds:itemID="{8D0466B4-DD4F-0347-856E-B08E43D4B164}">
+  <ds:schemaRefs>
+    <ds:schemaRef ds:uri="http://schemas.openxmlformats.org/officeDocument/2006/bibliography"/>
+  </ds:schemaRefs>
+</ds:datastoreItem>
 </file>
--- a/Proiect_RC.docx
+++ b/Proiect_RC.docx
@@ -114,7 +114,7 @@
       <w:pPr>
         <w:pStyle w:val="Heading1"/>
       </w:pPr>
-      <w:bookmarkStart w:id="0" w:name="_Toc230476075"/>
+      <w:bookmarkStart w:id="0" w:name="_Toc230480226"/>
       <w:r>
         <w:lastRenderedPageBreak/>
         <w:t>Cuprins</w:t>
@@ -156,9 +156,6 @@
           <w:pPr>
             <w:pStyle w:val="TOCHeading"/>
           </w:pPr>
-          <w:r>
-            <w:t>Table of Contents</w:t>
-          </w:r>
         </w:p>
         <w:p>
           <w:pPr>
@@ -194,7 +191,7 @@
             </w:rPr>
             <w:fldChar w:fldCharType="separate"/>
           </w:r>
-          <w:hyperlink w:anchor="_Toc230476075" w:history="1">
+          <w:hyperlink w:anchor="_Toc230480226" w:history="1">
             <w:r>
               <w:rPr>
                 <w:rStyle w:val="Hyperlink"/>
@@ -221,7 +218,7 @@
                 <w:noProof/>
                 <w:webHidden/>
               </w:rPr>
-              <w:instrText xml:space="preserve"> PAGEREF _Toc230476075 \h </w:instrText>
+              <w:instrText xml:space="preserve"> PAGEREF _Toc230480226 \h </w:instrText>
             </w:r>
             <w:r>
               <w:rPr>
@@ -269,7 +266,7 @@
               <w14:ligatures w14:val="standardContextual"/>
             </w:rPr>
           </w:pPr>
-          <w:hyperlink w:anchor="_Toc230476076" w:history="1">
+          <w:hyperlink w:anchor="_Toc230480227" w:history="1">
             <w:r>
               <w:rPr>
                 <w:rStyle w:val="Hyperlink"/>
@@ -296,7 +293,7 @@
                 <w:noProof/>
                 <w:webHidden/>
               </w:rPr>
-              <w:instrText xml:space="preserve"> PAGEREF _Toc230476076 \h </w:instrText>
+              <w:instrText xml:space="preserve"> PAGEREF _Toc230480227 \h </w:instrText>
             </w:r>
             <w:r>
               <w:rPr>
@@ -344,7 +341,7 @@
               <w14:ligatures w14:val="standardContextual"/>
             </w:rPr>
           </w:pPr>
-          <w:hyperlink w:anchor="_Toc230476077" w:history="1">
+          <w:hyperlink w:anchor="_Toc230480228" w:history="1">
             <w:r>
               <w:rPr>
                 <w:rStyle w:val="Hyperlink"/>
@@ -371,7 +368,7 @@
                 <w:noProof/>
                 <w:webHidden/>
               </w:rPr>
-              <w:instrText xml:space="preserve"> PAGEREF _Toc230476077 \h </w:instrText>
+              <w:instrText xml:space="preserve"> PAGEREF _Toc230480228 \h </w:instrText>
             </w:r>
             <w:r>
               <w:rPr>
@@ -419,7 +416,7 @@
               <w14:ligatures w14:val="standardContextual"/>
             </w:rPr>
           </w:pPr>
-          <w:hyperlink w:anchor="_Toc230476078" w:history="1">
+          <w:hyperlink w:anchor="_Toc230480229" w:history="1">
             <w:r>
               <w:rPr>
                 <w:rStyle w:val="Hyperlink"/>
@@ -446,7 +443,7 @@
                 <w:noProof/>
                 <w:webHidden/>
               </w:rPr>
-              <w:instrText xml:space="preserve"> PAGEREF _Toc230476078 \h </w:instrText>
+              <w:instrText xml:space="preserve"> PAGEREF _Toc230480229 \h </w:instrText>
             </w:r>
             <w:r>
               <w:rPr>
@@ -494,7 +491,7 @@
               <w14:ligatures w14:val="standardContextual"/>
             </w:rPr>
           </w:pPr>
-          <w:hyperlink w:anchor="_Toc230476079" w:history="1">
+          <w:hyperlink w:anchor="_Toc230480230" w:history="1">
             <w:r>
               <w:rPr>
                 <w:rStyle w:val="Hyperlink"/>
@@ -521,7 +518,7 @@
                 <w:noProof/>
                 <w:webHidden/>
               </w:rPr>
-              <w:instrText xml:space="preserve"> PAGEREF _Toc230476079 \h </w:instrText>
+              <w:instrText xml:space="preserve"> PAGEREF _Toc230480230 \h </w:instrText>
             </w:r>
             <w:r>
               <w:rPr>
@@ -567,7 +564,7 @@
               <w14:ligatures w14:val="standardContextual"/>
             </w:rPr>
           </w:pPr>
-          <w:hyperlink w:anchor="_Toc230476080" w:history="1">
+          <w:hyperlink w:anchor="_Toc230480231" w:history="1">
             <w:r>
               <w:rPr>
                 <w:rStyle w:val="Hyperlink"/>
@@ -594,7 +591,7 @@
                 <w:noProof/>
                 <w:webHidden/>
               </w:rPr>
-              <w:instrText xml:space="preserve"> PAGEREF _Toc230476080 \h </w:instrText>
+              <w:instrText xml:space="preserve"> PAGEREF _Toc230480231 \h </w:instrText>
             </w:r>
             <w:r>
               <w:rPr>
@@ -640,7 +637,7 @@
               <w14:ligatures w14:val="standardContextual"/>
             </w:rPr>
           </w:pPr>
-          <w:hyperlink w:anchor="_Toc230476081" w:history="1">
+          <w:hyperlink w:anchor="_Toc230480232" w:history="1">
             <w:r>
               <w:rPr>
                 <w:rStyle w:val="Hyperlink"/>
@@ -667,7 +664,7 @@
                 <w:noProof/>
                 <w:webHidden/>
               </w:rPr>
-              <w:instrText xml:space="preserve"> PAGEREF _Toc230476081 \h </w:instrText>
+              <w:instrText xml:space="preserve"> PAGEREF _Toc230480232 \h </w:instrText>
             </w:r>
             <w:r>
               <w:rPr>
@@ -713,7 +710,7 @@
               <w14:ligatures w14:val="standardContextual"/>
             </w:rPr>
           </w:pPr>
-          <w:hyperlink w:anchor="_Toc230476082" w:history="1">
+          <w:hyperlink w:anchor="_Toc230480233" w:history="1">
             <w:r>
               <w:rPr>
                 <w:rStyle w:val="Hyperlink"/>
@@ -740,7 +737,7 @@
                 <w:noProof/>
                 <w:webHidden/>
               </w:rPr>
-              <w:instrText xml:space="preserve"> PAGEREF _Toc230476082 \h </w:instrText>
+              <w:instrText xml:space="preserve"> PAGEREF _Toc230480233 \h </w:instrText>
             </w:r>
             <w:r>
               <w:rPr>
@@ -788,7 +785,7 @@
               <w14:ligatures w14:val="standardContextual"/>
             </w:rPr>
           </w:pPr>
-          <w:hyperlink w:anchor="_Toc230476083" w:history="1">
+          <w:hyperlink w:anchor="_Toc230480234" w:history="1">
             <w:r>
               <w:rPr>
                 <w:rStyle w:val="Hyperlink"/>
@@ -815,7 +812,7 @@
                 <w:noProof/>
                 <w:webHidden/>
               </w:rPr>
-              <w:instrText xml:space="preserve"> PAGEREF _Toc230476083 \h </w:instrText>
+              <w:instrText xml:space="preserve"> PAGEREF _Toc230480234 \h </w:instrText>
             </w:r>
             <w:r>
               <w:rPr>
@@ -861,13 +858,13 @@
               <w14:ligatures w14:val="standardContextual"/>
             </w:rPr>
           </w:pPr>
-          <w:hyperlink w:anchor="_Toc230476084" w:history="1">
+          <w:hyperlink w:anchor="_Toc230480235" w:history="1">
             <w:r>
               <w:rPr>
                 <w:rStyle w:val="Hyperlink"/>
                 <w:noProof/>
               </w:rPr>
-              <w:t>2.3.5 Modelarea Matematică a Segmentului Spațial</w:t>
+              <w:t>2.3.1 Antenele Echipamentelor Terestre și de Bord</w:t>
             </w:r>
             <w:r>
               <w:rPr>
@@ -888,7 +885,7 @@
                 <w:noProof/>
                 <w:webHidden/>
               </w:rPr>
-              <w:instrText xml:space="preserve"> PAGEREF _Toc230476084 \h </w:instrText>
+              <w:instrText xml:space="preserve"> PAGEREF _Toc230480235 \h </w:instrText>
             </w:r>
             <w:r>
               <w:rPr>
@@ -908,7 +905,80 @@
                 <w:noProof/>
                 <w:webHidden/>
               </w:rPr>
-              <w:t>8</w:t>
+              <w:t>6</w:t>
+            </w:r>
+            <w:r>
+              <w:rPr>
+                <w:noProof/>
+                <w:webHidden/>
+              </w:rPr>
+              <w:fldChar w:fldCharType="end"/>
+            </w:r>
+          </w:hyperlink>
+        </w:p>
+        <w:p>
+          <w:pPr>
+            <w:pStyle w:val="TOC3"/>
+            <w:tabs>
+              <w:tab w:val="right" w:leader="dot" w:pos="9402"/>
+            </w:tabs>
+            <w:rPr>
+              <w:rFonts w:eastAsiaTheme="minorEastAsia" w:cstheme="minorBidi"/>
+              <w:noProof/>
+              <w:kern w:val="2"/>
+              <w:sz w:val="24"/>
+              <w:szCs w:val="24"/>
+              <w14:ligatures w14:val="standardContextual"/>
+            </w:rPr>
+          </w:pPr>
+          <w:hyperlink w:anchor="_Toc230480236" w:history="1">
+            <w:r>
+              <w:rPr>
+                <w:rStyle w:val="Hyperlink"/>
+                <w:noProof/>
+              </w:rPr>
+              <w:t>2.3.2 Antenele Segmentului Spațial (Iridium NEXT)</w:t>
+            </w:r>
+            <w:r>
+              <w:rPr>
+                <w:noProof/>
+                <w:webHidden/>
+              </w:rPr>
+              <w:tab/>
+            </w:r>
+            <w:r>
+              <w:rPr>
+                <w:noProof/>
+                <w:webHidden/>
+              </w:rPr>
+              <w:fldChar w:fldCharType="begin"/>
+            </w:r>
+            <w:r>
+              <w:rPr>
+                <w:noProof/>
+                <w:webHidden/>
+              </w:rPr>
+              <w:instrText xml:space="preserve"> PAGEREF _Toc230480236 \h </w:instrText>
+            </w:r>
+            <w:r>
+              <w:rPr>
+                <w:noProof/>
+                <w:webHidden/>
+              </w:rPr>
+            </w:r>
+            <w:r>
+              <w:rPr>
+                <w:noProof/>
+                <w:webHidden/>
+              </w:rPr>
+              <w:fldChar w:fldCharType="separate"/>
+            </w:r>
+            <w:r>
+              <w:rPr>
+                <w:noProof/>
+                <w:webHidden/>
+              </w:rPr>
+              <w:t>6</w:t>
             </w:r>
             <w:r>
               <w:rPr>
@@ -936,13 +1006,13 @@
               <w14:ligatures w14:val="standardContextual"/>
             </w:rPr>
           </w:pPr>
-          <w:hyperlink w:anchor="_Toc230476085" w:history="1">
+          <w:hyperlink w:anchor="_Toc230480237" w:history="1">
             <w:r>
               <w:rPr>
                 <w:rStyle w:val="Hyperlink"/>
                 <w:noProof/>
               </w:rPr>
-              <w:t>2.4 Analiza Calității Legăturii de Date (Link Margin)</w:t>
+              <w:t>2.4 Corespondența cu Implementările Reale ale Sistemului ADS-B</w:t>
             </w:r>
             <w:r>
               <w:rPr>
@@ -963,7 +1033,303 @@
                 <w:noProof/>
                 <w:webHidden/>
               </w:rPr>
-              <w:instrText xml:space="preserve"> PAGEREF _Toc230476085 \h </w:instrText>
+              <w:instrText xml:space="preserve"> PAGEREF _Toc230480237 \h </w:instrText>
+            </w:r>
+            <w:r>
+              <w:rPr>
+                <w:noProof/>
+                <w:webHidden/>
+              </w:rPr>
+            </w:r>
+            <w:r>
+              <w:rPr>
+                <w:noProof/>
+                <w:webHidden/>
+              </w:rPr>
+              <w:fldChar w:fldCharType="separate"/>
+            </w:r>
+            <w:r>
+              <w:rPr>
+                <w:noProof/>
+                <w:webHidden/>
+              </w:rPr>
+              <w:t>7</w:t>
+            </w:r>
+            <w:r>
+              <w:rPr>
+                <w:noProof/>
+                <w:webHidden/>
+              </w:rPr>
+              <w:fldChar w:fldCharType="end"/>
+            </w:r>
+          </w:hyperlink>
+        </w:p>
+        <w:p>
+          <w:pPr>
+            <w:pStyle w:val="TOC3"/>
+            <w:tabs>
+              <w:tab w:val="right" w:leader="dot" w:pos="9402"/>
+            </w:tabs>
+            <w:rPr>
+              <w:rFonts w:eastAsiaTheme="minorEastAsia" w:cstheme="minorBidi"/>
+              <w:noProof/>
+              <w:kern w:val="2"/>
+              <w:sz w:val="24"/>
+              <w:szCs w:val="24"/>
+              <w14:ligatures w14:val="standardContextual"/>
+            </w:rPr>
+          </w:pPr>
+          <w:hyperlink w:anchor="_Toc230480238" w:history="1">
+            <w:r>
+              <w:rPr>
+                <w:rStyle w:val="Hyperlink"/>
+                <w:noProof/>
+              </w:rPr>
+              <w:t>2.4.1 Antenele de la Bordul Aeronavelor</w:t>
+            </w:r>
+            <w:r>
+              <w:rPr>
+                <w:noProof/>
+                <w:webHidden/>
+              </w:rPr>
+              <w:tab/>
+            </w:r>
+            <w:r>
+              <w:rPr>
+                <w:noProof/>
+                <w:webHidden/>
+              </w:rPr>
+              <w:fldChar w:fldCharType="begin"/>
+            </w:r>
+            <w:r>
+              <w:rPr>
+                <w:noProof/>
+                <w:webHidden/>
+              </w:rPr>
+              <w:instrText xml:space="preserve"> PAGEREF _Toc230480238 \h </w:instrText>
+            </w:r>
+            <w:r>
+              <w:rPr>
+                <w:noProof/>
+                <w:webHidden/>
+              </w:rPr>
+            </w:r>
+            <w:r>
+              <w:rPr>
+                <w:noProof/>
+                <w:webHidden/>
+              </w:rPr>
+              <w:fldChar w:fldCharType="separate"/>
+            </w:r>
+            <w:r>
+              <w:rPr>
+                <w:noProof/>
+                <w:webHidden/>
+              </w:rPr>
+              <w:t>7</w:t>
+            </w:r>
+            <w:r>
+              <w:rPr>
+                <w:noProof/>
+                <w:webHidden/>
+              </w:rPr>
+              <w:fldChar w:fldCharType="end"/>
+            </w:r>
+          </w:hyperlink>
+        </w:p>
+        <w:p>
+          <w:pPr>
+            <w:pStyle w:val="TOC3"/>
+            <w:tabs>
+              <w:tab w:val="right" w:leader="dot" w:pos="9402"/>
+            </w:tabs>
+            <w:rPr>
+              <w:rFonts w:eastAsiaTheme="minorEastAsia" w:cstheme="minorBidi"/>
+              <w:noProof/>
+              <w:kern w:val="2"/>
+              <w:sz w:val="24"/>
+              <w:szCs w:val="24"/>
+              <w14:ligatures w14:val="standardContextual"/>
+            </w:rPr>
+          </w:pPr>
+          <w:hyperlink w:anchor="_Toc230480239" w:history="1">
+            <w:r>
+              <w:rPr>
+                <w:rStyle w:val="Hyperlink"/>
+                <w:noProof/>
+              </w:rPr>
+              <w:t>2.4.2 Payload-ul ADS-B de pe Sateliții Iridium NEXT (Sistemul Aireon)</w:t>
+            </w:r>
+            <w:r>
+              <w:rPr>
+                <w:noProof/>
+                <w:webHidden/>
+              </w:rPr>
+              <w:tab/>
+            </w:r>
+            <w:r>
+              <w:rPr>
+                <w:noProof/>
+                <w:webHidden/>
+              </w:rPr>
+              <w:fldChar w:fldCharType="begin"/>
+            </w:r>
+            <w:r>
+              <w:rPr>
+                <w:noProof/>
+                <w:webHidden/>
+              </w:rPr>
+              <w:instrText xml:space="preserve"> PAGEREF _Toc230480239 \h </w:instrText>
+            </w:r>
+            <w:r>
+              <w:rPr>
+                <w:noProof/>
+                <w:webHidden/>
+              </w:rPr>
+            </w:r>
+            <w:r>
+              <w:rPr>
+                <w:noProof/>
+                <w:webHidden/>
+              </w:rPr>
+              <w:fldChar w:fldCharType="separate"/>
+            </w:r>
+            <w:r>
+              <w:rPr>
+                <w:noProof/>
+                <w:webHidden/>
+              </w:rPr>
+              <w:t>8</w:t>
+            </w:r>
+            <w:r>
+              <w:rPr>
+                <w:noProof/>
+                <w:webHidden/>
+              </w:rPr>
+              <w:fldChar w:fldCharType="end"/>
+            </w:r>
+          </w:hyperlink>
+        </w:p>
+        <w:p>
+          <w:pPr>
+            <w:pStyle w:val="TOC2"/>
+            <w:tabs>
+              <w:tab w:val="right" w:leader="dot" w:pos="9402"/>
+            </w:tabs>
+            <w:rPr>
+              <w:rFonts w:eastAsiaTheme="minorEastAsia" w:cstheme="minorBidi"/>
+              <w:b w:val="0"/>
+              <w:bCs w:val="0"/>
+              <w:noProof/>
+              <w:kern w:val="2"/>
+              <w:sz w:val="24"/>
+              <w:szCs w:val="24"/>
+              <w14:ligatures w14:val="standardContextual"/>
+            </w:rPr>
+          </w:pPr>
+          <w:hyperlink w:anchor="_Toc230480240" w:history="1">
+            <w:r>
+              <w:rPr>
+                <w:rStyle w:val="Hyperlink"/>
+                <w:noProof/>
+              </w:rPr>
+              <w:t>2.5 Modelarea Matematică a Segmentului Spațial</w:t>
+            </w:r>
+            <w:r>
+              <w:rPr>
+                <w:noProof/>
+                <w:webHidden/>
+              </w:rPr>
+              <w:tab/>
+            </w:r>
+            <w:r>
+              <w:rPr>
+                <w:noProof/>
+                <w:webHidden/>
+              </w:rPr>
+              <w:fldChar w:fldCharType="begin"/>
+            </w:r>
+            <w:r>
+              <w:rPr>
+                <w:noProof/>
+                <w:webHidden/>
+              </w:rPr>
+              <w:instrText xml:space="preserve"> PAGEREF _Toc230480240 \h </w:instrText>
+            </w:r>
+            <w:r>
+              <w:rPr>
+                <w:noProof/>
+                <w:webHidden/>
+              </w:rPr>
+            </w:r>
+            <w:r>
+              <w:rPr>
+                <w:noProof/>
+                <w:webHidden/>
+              </w:rPr>
+              <w:fldChar w:fldCharType="separate"/>
+            </w:r>
+            <w:r>
+              <w:rPr>
+                <w:noProof/>
+                <w:webHidden/>
+              </w:rPr>
+              <w:t>9</w:t>
+            </w:r>
+            <w:r>
+              <w:rPr>
+                <w:noProof/>
+                <w:webHidden/>
+              </w:rPr>
+              <w:fldChar w:fldCharType="end"/>
+            </w:r>
+          </w:hyperlink>
+        </w:p>
+        <w:p>
+          <w:pPr>
+            <w:pStyle w:val="TOC2"/>
+            <w:tabs>
+              <w:tab w:val="right" w:leader="dot" w:pos="9402"/>
+            </w:tabs>
+            <w:rPr>
+              <w:rFonts w:eastAsiaTheme="minorEastAsia" w:cstheme="minorBidi"/>
+              <w:b w:val="0"/>
+              <w:bCs w:val="0"/>
+              <w:noProof/>
+              <w:kern w:val="2"/>
+              <w:sz w:val="24"/>
+              <w:szCs w:val="24"/>
+              <w14:ligatures w14:val="standardContextual"/>
+            </w:rPr>
+          </w:pPr>
+          <w:hyperlink w:anchor="_Toc230480241" w:history="1">
+            <w:r>
+              <w:rPr>
+                <w:rStyle w:val="Hyperlink"/>
+                <w:noProof/>
+              </w:rPr>
+              <w:t>2.6 Analiza Calității Legăturii de Date (Link Margin)</w:t>
+            </w:r>
+            <w:r>
+              <w:rPr>
+                <w:noProof/>
+                <w:webHidden/>
+              </w:rPr>
+              <w:tab/>
+            </w:r>
+            <w:r>
+              <w:rPr>
+                <w:noProof/>
+                <w:webHidden/>
+              </w:rPr>
+              <w:fldChar w:fldCharType="begin"/>
+            </w:r>
+            <w:r>
+              <w:rPr>
+                <w:noProof/>
+                <w:webHidden/>
+              </w:rPr>
+              <w:instrText xml:space="preserve"> PAGEREF _Toc230480241 \h </w:instrText>
             </w:r>
             <w:r>
               <w:rPr>
@@ -1011,7 +1377,7 @@
               <w14:ligatures w14:val="standardContextual"/>
             </w:rPr>
           </w:pPr>
-          <w:hyperlink w:anchor="_Toc230476086" w:history="1">
+          <w:hyperlink w:anchor="_Toc230480242" w:history="1">
             <w:r>
               <w:rPr>
                 <w:rStyle w:val="Hyperlink"/>
@@ -1038,7 +1404,7 @@
                 <w:noProof/>
                 <w:webHidden/>
               </w:rPr>
-              <w:instrText xml:space="preserve"> PAGEREF _Toc230476086 \h </w:instrText>
+              <w:instrText xml:space="preserve"> PAGEREF _Toc230480242 \h </w:instrText>
             </w:r>
             <w:r>
               <w:rPr>
@@ -1086,7 +1452,7 @@
               <w14:ligatures w14:val="standardContextual"/>
             </w:rPr>
           </w:pPr>
-          <w:hyperlink w:anchor="_Toc230476087" w:history="1">
+          <w:hyperlink w:anchor="_Toc230480243" w:history="1">
             <w:r>
               <w:rPr>
                 <w:rStyle w:val="Hyperlink"/>
@@ -1129,7 +1495,7 @@
                 <w:noProof/>
                 <w:webHidden/>
               </w:rPr>
-              <w:instrText xml:space="preserve"> PAGEREF _Toc230476087 \h </w:instrText>
+              <w:instrText xml:space="preserve"> PAGEREF _Toc230480243 \h </w:instrText>
             </w:r>
             <w:r>
               <w:rPr>
@@ -1177,7 +1543,7 @@
               <w14:ligatures w14:val="standardContextual"/>
             </w:rPr>
           </w:pPr>
-          <w:hyperlink w:anchor="_Toc230476088" w:history="1">
+          <w:hyperlink w:anchor="_Toc230480244" w:history="1">
             <w:r>
               <w:rPr>
                 <w:rStyle w:val="Hyperlink"/>
@@ -1204,7 +1570,7 @@
                 <w:noProof/>
                 <w:webHidden/>
               </w:rPr>
-              <w:instrText xml:space="preserve"> PAGEREF _Toc230476088 \h </w:instrText>
+              <w:instrText xml:space="preserve"> PAGEREF _Toc230480244 \h </w:instrText>
             </w:r>
             <w:r>
               <w:rPr>
@@ -1252,7 +1618,7 @@
               <w14:ligatures w14:val="standardContextual"/>
             </w:rPr>
           </w:pPr>
-          <w:hyperlink w:anchor="_Toc230476089" w:history="1">
+          <w:hyperlink w:anchor="_Toc230480245" w:history="1">
             <w:r>
               <w:rPr>
                 <w:rStyle w:val="Hyperlink"/>
@@ -1279,7 +1645,7 @@
                 <w:noProof/>
                 <w:webHidden/>
               </w:rPr>
-              <w:instrText xml:space="preserve"> PAGEREF _Toc230476089 \h </w:instrText>
+              <w:instrText xml:space="preserve"> PAGEREF _Toc230480245 \h </w:instrText>
             </w:r>
             <w:r>
               <w:rPr>
@@ -1327,7 +1693,7 @@
               <w14:ligatures w14:val="standardContextual"/>
             </w:rPr>
           </w:pPr>
-          <w:hyperlink w:anchor="_Toc230476090" w:history="1">
+          <w:hyperlink w:anchor="_Toc230480246" w:history="1">
             <w:r>
               <w:rPr>
                 <w:rStyle w:val="Hyperlink"/>
@@ -1354,7 +1720,7 @@
                 <w:noProof/>
                 <w:webHidden/>
               </w:rPr>
-              <w:instrText xml:space="preserve"> PAGEREF _Toc230476090 \h </w:instrText>
+              <w:instrText xml:space="preserve"> PAGEREF _Toc230480246 \h </w:instrText>
             </w:r>
             <w:r>
               <w:rPr>
@@ -1402,7 +1768,7 @@
               <w14:ligatures w14:val="standardContextual"/>
             </w:rPr>
           </w:pPr>
-          <w:hyperlink w:anchor="_Toc230476091" w:history="1">
+          <w:hyperlink w:anchor="_Toc230480247" w:history="1">
             <w:r>
               <w:rPr>
                 <w:rStyle w:val="Hyperlink"/>
@@ -1429,7 +1795,7 @@
                 <w:noProof/>
                 <w:webHidden/>
               </w:rPr>
-              <w:instrText xml:space="preserve"> PAGEREF _Toc230476091 \h </w:instrText>
+              <w:instrText xml:space="preserve"> PAGEREF _Toc230480247 \h </w:instrText>
             </w:r>
             <w:r>
               <w:rPr>
@@ -1477,7 +1843,7 @@
               <w14:ligatures w14:val="standardContextual"/>
             </w:rPr>
           </w:pPr>
-          <w:hyperlink w:anchor="_Toc230476092" w:history="1">
+          <w:hyperlink w:anchor="_Toc230480248" w:history="1">
             <w:r>
               <w:rPr>
                 <w:rStyle w:val="Hyperlink"/>
@@ -1504,7 +1870,7 @@
                 <w:noProof/>
                 <w:webHidden/>
               </w:rPr>
-              <w:instrText xml:space="preserve"> PAGEREF _Toc230476092 \h </w:instrText>
+              <w:instrText xml:space="preserve"> PAGEREF _Toc230480248 \h </w:instrText>
             </w:r>
             <w:r>
               <w:rPr>
@@ -1552,7 +1918,7 @@
               <w14:ligatures w14:val="standardContextual"/>
             </w:rPr>
           </w:pPr>
-          <w:hyperlink w:anchor="_Toc230476093" w:history="1">
+          <w:hyperlink w:anchor="_Toc230480249" w:history="1">
             <w:r>
               <w:rPr>
                 <w:rStyle w:val="Hyperlink"/>
@@ -1579,7 +1945,7 @@
                 <w:noProof/>
                 <w:webHidden/>
               </w:rPr>
-              <w:instrText xml:space="preserve"> PAGEREF _Toc230476093 \h </w:instrText>
+              <w:instrText xml:space="preserve"> PAGEREF _Toc230480249 \h </w:instrText>
             </w:r>
             <w:r>
               <w:rPr>
@@ -1627,7 +1993,7 @@
               <w14:ligatures w14:val="standardContextual"/>
             </w:rPr>
           </w:pPr>
-          <w:hyperlink w:anchor="_Toc230476094" w:history="1">
+          <w:hyperlink w:anchor="_Toc230480250" w:history="1">
             <w:r>
               <w:rPr>
                 <w:rStyle w:val="Hyperlink"/>
@@ -1654,7 +2020,7 @@
                 <w:noProof/>
                 <w:webHidden/>
               </w:rPr>
-              <w:instrText xml:space="preserve"> PAGEREF _Toc230476094 \h </w:instrText>
+              <w:instrText xml:space="preserve"> PAGEREF _Toc230480250 \h </w:instrText>
             </w:r>
             <w:r>
               <w:rPr>
@@ -1702,7 +2068,7 @@
               <w14:ligatures w14:val="standardContextual"/>
             </w:rPr>
           </w:pPr>
-          <w:hyperlink w:anchor="_Toc230476095" w:history="1">
+          <w:hyperlink w:anchor="_Toc230480251" w:history="1">
             <w:r>
               <w:rPr>
                 <w:rStyle w:val="Hyperlink"/>
@@ -1729,7 +2095,7 @@
                 <w:noProof/>
                 <w:webHidden/>
               </w:rPr>
-              <w:instrText xml:space="preserve"> PAGEREF _Toc230476095 \h </w:instrText>
+              <w:instrText xml:space="preserve"> PAGEREF _Toc230480251 \h </w:instrText>
             </w:r>
             <w:r>
               <w:rPr>
@@ -1775,7 +2141,7 @@
               <w14:ligatures w14:val="standardContextual"/>
             </w:rPr>
           </w:pPr>
-          <w:hyperlink w:anchor="_Toc230476096" w:history="1">
+          <w:hyperlink w:anchor="_Toc230480252" w:history="1">
             <w:r>
               <w:rPr>
                 <w:rStyle w:val="Hyperlink"/>
@@ -1802,7 +2168,7 @@
                 <w:noProof/>
                 <w:webHidden/>
               </w:rPr>
-              <w:instrText xml:space="preserve"> PAGEREF _Toc230476096 \h </w:instrText>
+              <w:instrText xml:space="preserve"> PAGEREF _Toc230480252 \h </w:instrText>
             </w:r>
             <w:r>
               <w:rPr>
@@ -1848,7 +2214,7 @@
               <w14:ligatures w14:val="standardContextual"/>
             </w:rPr>
           </w:pPr>
-          <w:hyperlink w:anchor="_Toc230476097" w:history="1">
+          <w:hyperlink w:anchor="_Toc230480253" w:history="1">
             <w:r>
               <w:rPr>
                 <w:rStyle w:val="Hyperlink"/>
@@ -1875,7 +2241,7 @@
                 <w:noProof/>
                 <w:webHidden/>
               </w:rPr>
-              <w:instrText xml:space="preserve"> PAGEREF _Toc230476097 \h </w:instrText>
+              <w:instrText xml:space="preserve"> PAGEREF _Toc230480253 \h </w:instrText>
             </w:r>
             <w:r>
               <w:rPr>
@@ -1923,7 +2289,7 @@
               <w14:ligatures w14:val="standardContextual"/>
             </w:rPr>
           </w:pPr>
-          <w:hyperlink w:anchor="_Toc230476098" w:history="1">
+          <w:hyperlink w:anchor="_Toc230480254" w:history="1">
             <w:r>
               <w:rPr>
                 <w:rStyle w:val="Hyperlink"/>
@@ -1950,7 +2316,7 @@
                 <w:noProof/>
                 <w:webHidden/>
               </w:rPr>
-              <w:instrText xml:space="preserve"> PAGEREF _Toc230476098 \h </w:instrText>
+              <w:instrText xml:space="preserve"> PAGEREF _Toc230480254 \h </w:instrText>
             </w:r>
             <w:r>
               <w:rPr>
@@ -1998,7 +2364,7 @@
               <w14:ligatures w14:val="standardContextual"/>
             </w:rPr>
           </w:pPr>
-          <w:hyperlink w:anchor="_Toc230476099" w:history="1">
+          <w:hyperlink w:anchor="_Toc230480255" w:history="1">
             <w:r>
               <w:rPr>
                 <w:rStyle w:val="Hyperlink"/>
@@ -2025,7 +2391,7 @@
                 <w:noProof/>
                 <w:webHidden/>
               </w:rPr>
-              <w:instrText xml:space="preserve"> PAGEREF _Toc230476099 \h </w:instrText>
+              <w:instrText xml:space="preserve"> PAGEREF _Toc230480255 \h </w:instrText>
             </w:r>
             <w:r>
               <w:rPr>
@@ -2073,7 +2439,7 @@
               <w14:ligatures w14:val="standardContextual"/>
             </w:rPr>
           </w:pPr>
-          <w:hyperlink w:anchor="_Toc230476100" w:history="1">
+          <w:hyperlink w:anchor="_Toc230480256" w:history="1">
             <w:r>
               <w:rPr>
                 <w:rStyle w:val="Hyperlink"/>
@@ -2100,7 +2466,7 @@
                 <w:noProof/>
                 <w:webHidden/>
               </w:rPr>
-              <w:instrText xml:space="preserve"> PAGEREF _Toc230476100 \h </w:instrText>
+              <w:instrText xml:space="preserve"> PAGEREF _Toc230480256 \h </w:instrText>
             </w:r>
             <w:r>
               <w:rPr>
@@ -2143,24 +2509,19 @@
         </w:p>
       </w:sdtContent>
     </w:sdt>
-    <w:p>
-      <w:pPr>
-        <w:tabs>
-          <w:tab w:val="right" w:pos="9200"/>
-        </w:tabs>
-        <w:spacing w:before="60" w:after="60"/>
-      </w:pPr>
-      <w:r>
-        <w:br w:type="page"/>
-      </w:r>
-    </w:p>
+    <w:p/>
+    <w:p/>
+    <w:p/>
+    <w:p/>
+    <w:p/>
+    <w:p/>
+    <w:p/>
     <w:p>
       <w:pPr>
         <w:pStyle w:val="Heading1"/>
       </w:pPr>
-      <w:bookmarkStart w:id="1" w:name="_Toc230476076"/>
-      <w:r>
-        <w:lastRenderedPageBreak/>
+      <w:bookmarkStart w:id="1" w:name="_Toc230480227"/>
+      <w:r>
         <w:t>1. Abstract</w:t>
       </w:r>
       <w:bookmarkEnd w:id="1"/>
@@ -2189,7 +2550,7 @@
       <w:pPr>
         <w:pStyle w:val="Heading1"/>
       </w:pPr>
-      <w:bookmarkStart w:id="2" w:name="_Toc230476077"/>
+      <w:bookmarkStart w:id="2" w:name="_Toc230480228"/>
       <w:r>
         <w:lastRenderedPageBreak/>
         <w:t>2. Fundamentare Teoretică</w:t>
@@ -2200,7 +2561,7 @@
       <w:pPr>
         <w:pStyle w:val="Heading2"/>
       </w:pPr>
-      <w:bookmarkStart w:id="3" w:name="_Toc230476078"/>
+      <w:bookmarkStart w:id="3" w:name="_Toc230480229"/>
       <w:r>
         <w:t>2.1 Conceptul ADS-B (Automatic Dependent Surveillance-Broadcast)</w:t>
       </w:r>
@@ -2208,7 +2569,7 @@
     </w:p>
     <w:p>
       <w:pPr>
-        <w:ind w:firstLine="720"/>
+        <w:ind w:firstLine="567"/>
         <w:jc w:val="both"/>
       </w:pPr>
       <w:r>
@@ -2218,7 +2579,7 @@
     <w:p/>
     <w:p>
       <w:pPr>
-        <w:ind w:firstLine="360"/>
+        <w:ind w:firstLine="567"/>
         <w:jc w:val="both"/>
       </w:pPr>
       <w:r>
@@ -2373,7 +2734,7 @@
       <w:pPr>
         <w:pStyle w:val="Heading2"/>
       </w:pPr>
-      <w:bookmarkStart w:id="4" w:name="_Toc230476079"/>
+      <w:bookmarkStart w:id="4" w:name="_Toc230480230"/>
       <w:r>
         <w:t>2.2 Caracteristicile Semnalului ADS-B Out</w:t>
       </w:r>
@@ -2381,7 +2742,7 @@
     </w:p>
     <w:p>
       <w:pPr>
-        <w:ind w:firstLine="720"/>
+        <w:ind w:firstLine="567"/>
         <w:jc w:val="both"/>
       </w:pPr>
       <w:r>
@@ -2402,7 +2763,7 @@
       <w:pPr>
         <w:pStyle w:val="Heading3"/>
       </w:pPr>
-      <w:bookmarkStart w:id="5" w:name="_Toc230476080"/>
+      <w:bookmarkStart w:id="5" w:name="_Toc230480231"/>
       <w:r>
         <w:t>2.2.1 Specificații Tehnice ale Stratului Fizic (PHY)</w:t>
       </w:r>
@@ -2518,7 +2879,7 @@
     <w:p/>
     <w:p>
       <w:pPr>
-        <w:ind w:firstLine="360"/>
+        <w:ind w:firstLine="567"/>
         <w:jc w:val="both"/>
       </w:pPr>
       <w:r>
@@ -2536,15 +2897,34 @@
       <w:pPr>
         <w:pStyle w:val="Heading3"/>
       </w:pPr>
-      <w:bookmarkStart w:id="6" w:name="_Toc230476081"/>
-      <w:r>
-        <w:t>2.2.2 Structura Mesajului Extended Squitter</w:t>
+      <w:bookmarkStart w:id="6" w:name="_Toc230480232"/>
+      <w:r>
+        <w:t xml:space="preserve">2.2.2 </w:t>
+      </w:r>
+      <w:proofErr w:type="spellStart"/>
+      <w:r>
+        <w:t>Structura</w:t>
+      </w:r>
+      <w:proofErr w:type="spellEnd"/>
+      <w:r>
+        <w:t xml:space="preserve"> </w:t>
+      </w:r>
+      <w:proofErr w:type="spellStart"/>
+      <w:r>
+        <w:t>Mesajului</w:t>
+      </w:r>
+      <w:proofErr w:type="spellEnd"/>
+      <w:r>
+        <w:t xml:space="preserve"> </w:t>
+      </w:r>
+      <w:r>
+        <w:t>Extended Squitter</w:t>
       </w:r>
       <w:bookmarkEnd w:id="6"/>
     </w:p>
     <w:p>
       <w:pPr>
-        <w:ind w:firstLine="720"/>
+        <w:ind w:firstLine="567"/>
         <w:jc w:val="both"/>
       </w:pPr>
       <w:r>
@@ -2750,7 +3130,7 @@
       <w:pPr>
         <w:pStyle w:val="Heading3"/>
       </w:pPr>
-      <w:bookmarkStart w:id="7" w:name="_Toc230476082"/>
+      <w:bookmarkStart w:id="7" w:name="_Toc230480233"/>
       <w:r>
         <w:lastRenderedPageBreak/>
         <w:t>2</w:t>
@@ -2760,14 +3140,20 @@
           <w:color w:val="auto"/>
           <w:lang w:val="en-RO" w:eastAsia="en-GB"/>
         </w:rPr>
-        <w:t>.2.3 Structura Mesajului Extended Squitter</w:t>
+        <w:t xml:space="preserve">.2.3 Structura Mesajului </w:t>
+      </w:r>
+      <w:r>
+        <w:rPr>
+          <w:lang w:val="en-RO" w:eastAsia="en-GB"/>
+        </w:rPr>
+        <w:t>Extended Squitter</w:t>
       </w:r>
       <w:bookmarkEnd w:id="7"/>
     </w:p>
     <w:p>
       <w:pPr>
         <w:pStyle w:val="font-claude-response-body"/>
-        <w:ind w:firstLine="720"/>
+        <w:ind w:firstLine="567"/>
         <w:jc w:val="both"/>
       </w:pPr>
       <w:r>
@@ -2804,7 +3190,7 @@
     <w:p>
       <w:pPr>
         <w:pStyle w:val="font-claude-response-body"/>
-        <w:ind w:firstLine="720"/>
+        <w:ind w:firstLine="567"/>
         <w:jc w:val="both"/>
       </w:pPr>
       <w:r>
@@ -3330,22 +3716,13 @@
             </w:rPr>
             <m:t>+1</m:t>
           </m:r>
-          <m:r>
-            <m:rPr>
-              <m:sty m:val="p"/>
-            </m:rPr>
-            <w:rPr>
-              <w:rFonts w:ascii="Cambria Math" w:hAnsi="Cambria Math"/>
-            </w:rPr>
-            <w:br/>
-          </m:r>
         </m:oMath>
       </m:oMathPara>
     </w:p>
     <w:p>
       <w:pPr>
         <w:pStyle w:val="font-claude-response-body"/>
-        <w:ind w:firstLine="720"/>
+        <w:ind w:firstLine="567"/>
         <w:jc w:val="both"/>
       </w:pPr>
       <w:r>
@@ -3373,7 +3750,7 @@
     <w:p>
       <w:pPr>
         <w:pStyle w:val="font-claude-response-body"/>
-        <w:ind w:firstLine="720"/>
+        <w:ind w:firstLine="567"/>
         <w:jc w:val="both"/>
       </w:pPr>
       <w:r>
@@ -3411,7 +3788,7 @@
       <w:pPr>
         <w:pStyle w:val="Heading2"/>
       </w:pPr>
-      <w:bookmarkStart w:id="8" w:name="_Toc230476083"/>
+      <w:bookmarkStart w:id="8" w:name="_Toc230480234"/>
       <w:r>
         <w:t xml:space="preserve">2.3 </w:t>
       </w:r>
@@ -3451,7 +3828,10 @@
     </w:p>
     <w:p>
       <w:pPr>
-        <w:ind w:firstLine="720"/>
+        <w:tabs>
+          <w:tab w:val="left" w:pos="567"/>
+        </w:tabs>
+        <w:ind w:firstLine="567"/>
         <w:jc w:val="both"/>
       </w:pPr>
       <w:r>
@@ -3461,111 +3841,96 @@
     <w:p/>
     <w:p>
       <w:pPr>
-        <w:spacing w:before="360" w:after="240"/>
+        <w:pStyle w:val="Heading3"/>
+      </w:pPr>
+      <w:bookmarkStart w:id="9" w:name="_Toc230480235"/>
+      <w:r>
+        <w:t xml:space="preserve">2.3.1 </w:t>
+      </w:r>
+      <w:proofErr w:type="spellStart"/>
+      <w:r>
+        <w:t>Antenele</w:t>
+      </w:r>
+      <w:proofErr w:type="spellEnd"/>
+      <w:r>
+        <w:t xml:space="preserve"> </w:t>
+      </w:r>
+      <w:proofErr w:type="spellStart"/>
+      <w:r>
+        <w:t>Echipamentelor</w:t>
+      </w:r>
+      <w:proofErr w:type="spellEnd"/>
+      <w:r>
+        <w:t xml:space="preserve"> </w:t>
+      </w:r>
+      <w:proofErr w:type="spellStart"/>
+      <w:r>
+        <w:t>Terestre</w:t>
+      </w:r>
+      <w:proofErr w:type="spellEnd"/>
+      <w:r>
+        <w:t xml:space="preserve"> </w:t>
+      </w:r>
+      <w:proofErr w:type="spellStart"/>
+      <w:r>
+        <w:t>și</w:t>
+      </w:r>
+      <w:proofErr w:type="spellEnd"/>
+      <w:r>
+        <w:t xml:space="preserve"> de Bord</w:t>
+      </w:r>
+      <w:bookmarkEnd w:id="9"/>
+      <w:r>
+        <w:t xml:space="preserve"> </w:t>
+      </w:r>
+    </w:p>
+    <w:p>
+      <w:pPr>
+        <w:ind w:firstLine="567"/>
         <w:jc w:val="both"/>
-        <w:rPr>
-          <w:b/>
-          <w:bCs/>
-          <w:sz w:val="26"/>
-          <w:szCs w:val="26"/>
-        </w:rPr>
-      </w:pPr>
-      <w:r>
-        <w:rPr>
-          <w:b/>
-          <w:bCs/>
-          <w:sz w:val="26"/>
-          <w:szCs w:val="26"/>
-        </w:rPr>
-        <w:t xml:space="preserve">2.3.1 </w:t>
-      </w:r>
-      <w:r>
-        <w:rPr>
-          <w:b/>
-          <w:bCs/>
-          <w:sz w:val="26"/>
-          <w:szCs w:val="26"/>
-        </w:rPr>
-        <w:t>Antenele Echipamentelor Terestre și de Bord</w:t>
-      </w:r>
-      <w:r>
-        <w:rPr>
-          <w:b/>
-          <w:bCs/>
-          <w:sz w:val="26"/>
-          <w:szCs w:val="26"/>
-        </w:rPr>
+      </w:pPr>
+      <w:r>
+        <w:t>Pentru aeronave și stațiile de la sol (aeroporturi), sistemul este modelat folosind o antenă cu caracteristică de radiație izotropă. În mediul de simulare, aceasta este definită printr-o configurație elementară matriceală de tip array cu dimensiunea [1 1]. Această abordare garantează că recepția și transmisia semnalelor nu sunt condiționate de unghiurile de altitudine ale aeronavei pe durata zborului.</w:t>
+      </w:r>
+    </w:p>
+    <w:p>
+      <w:pPr>
+        <w:ind w:firstLine="567"/>
+      </w:pPr>
+    </w:p>
+    <w:p>
+      <w:pPr>
+        <w:pStyle w:val="Heading3"/>
+      </w:pPr>
+      <w:bookmarkStart w:id="10" w:name="_Toc230480236"/>
+      <w:r>
+        <w:t xml:space="preserve">2.3.2 </w:t>
+      </w:r>
+      <w:r>
+        <w:t>Antenele Segmentului Spațial (Iridium NEXT)</w:t>
+      </w:r>
+      <w:bookmarkEnd w:id="10"/>
+      <w:r>
         <w:t xml:space="preserve"> </w:t>
       </w:r>
-    </w:p>
-    <w:p>
-      <w:pPr>
-        <w:ind w:firstLine="720"/>
+      <w:r>
+        <w:tab/>
+      </w:r>
+    </w:p>
+    <w:p>
+      <w:pPr>
+        <w:ind w:firstLine="567"/>
         <w:jc w:val="both"/>
       </w:pPr>
       <w:r>
-        <w:t>Pentru aeronave și stațiile de la sol (aeroporturi), sistemul este modelat folosind o antenă cu caracteristică de radiație izotropă. În mediul de simulare, aceasta este definită printr-o configurație elementară matriceală de tip array cu dimensiunea [1 1]. Această abordare garantează că recepția și transmisia semnalelor nu sunt condiționate de unghiurile de altitudine ale aeronavei pe durata zborului.</w:t>
-      </w:r>
-    </w:p>
-    <w:p/>
-    <w:p>
-      <w:pPr>
-        <w:spacing w:before="360" w:after="240"/>
-        <w:jc w:val="both"/>
-        <w:rPr>
-          <w:b/>
-          <w:bCs/>
-          <w:sz w:val="26"/>
-          <w:szCs w:val="26"/>
-        </w:rPr>
-      </w:pPr>
-      <w:r>
-        <w:rPr>
-          <w:b/>
-          <w:bCs/>
-          <w:sz w:val="26"/>
-          <w:szCs w:val="26"/>
-        </w:rPr>
-        <w:t xml:space="preserve">2.3.2 </w:t>
-      </w:r>
-      <w:r>
-        <w:rPr>
-          <w:b/>
-          <w:bCs/>
-          <w:sz w:val="26"/>
-          <w:szCs w:val="26"/>
-        </w:rPr>
-        <w:t>Antenele Segmentului Spațial (Iridium NEXT)</w:t>
-      </w:r>
-      <w:r>
-        <w:rPr>
-          <w:b/>
-          <w:bCs/>
-          <w:sz w:val="26"/>
-          <w:szCs w:val="26"/>
-        </w:rPr>
-        <w:t xml:space="preserve"> </w:t>
-      </w:r>
-      <w:r>
-        <w:rPr>
-          <w:b/>
-          <w:bCs/>
-          <w:sz w:val="26"/>
-          <w:szCs w:val="26"/>
-        </w:rPr>
-        <w:tab/>
-      </w:r>
-    </w:p>
-    <w:p>
-      <w:pPr>
-        <w:ind w:firstLine="720"/>
-        <w:jc w:val="both"/>
-      </w:pPr>
-      <w:r>
         <w:t>Recepția semnalelor la nivel satelitar impune o arhitectură direcțională. Deși teoretic se poate implementa o antenă izotropă aliniată cu coordonatele satelitului (având unghiurile de montare [0,0,0]), performanța optimă a sistemului de supraveghere Aireon se obține folosind un sistem multi-fascicul. În simulare, se utilizează o antenă personalizată cu 48 de fascicule (Custom 48-Beam Antenna). Pentru a acoperi eficient suprafața terestră, antena satelitului este configurată cu un unghi de tangaj (pitch) de −90° ([0,−90,0]), orientând astfel fasciculul de recepție direct în jos, pe axa Y. Configurația antenei multi-fascicul a satelitului Iridium este ilustrată în Figura 3.</w:t>
       </w:r>
     </w:p>
-    <w:p/>
+    <w:p>
+      <w:pPr>
+        <w:ind w:firstLine="567"/>
+      </w:pPr>
+    </w:p>
     <w:p>
       <w:pPr>
         <w:spacing w:before="120" w:after="60"/>
@@ -3577,9 +3942,9 @@
         </w:rPr>
         <w:lastRenderedPageBreak/>
         <w:drawing>
-          <wp:inline distT="0" distB="0" distL="0" distR="0" wp14:anchorId="6AD901A4" wp14:editId="06845489">
-            <wp:extent cx="2800350" cy="2800350"/>
-            <wp:effectExtent l="0" t="0" r="6350" b="6350"/>
+          <wp:inline distT="0" distB="0" distL="0" distR="0" wp14:anchorId="6AD901A4" wp14:editId="05E37ADC">
+            <wp:extent cx="2822216" cy="2822216"/>
+            <wp:effectExtent l="0" t="0" r="0" b="0"/>
             <wp:docPr id="103" name="iridium-phased"/>
             <wp:cNvGraphicFramePr>
               <a:graphicFrameLocks xmlns:a="http://schemas.openxmlformats.org/drawingml/2006/main" noChangeAspect="1"/>
@@ -3602,7 +3967,7 @@
                   <pic:spPr bwMode="auto">
                     <a:xfrm>
                       <a:off x="0" y="0"/>
-                      <a:ext cx="2800444" cy="2800444"/>
+                      <a:ext cx="2847737" cy="2847737"/>
                     </a:xfrm>
                     <a:prstGeom prst="rect">
                       <a:avLst/>
@@ -3631,72 +3996,50 @@
     </w:p>
     <w:p>
       <w:pPr>
-        <w:spacing w:before="360" w:after="240"/>
+        <w:pStyle w:val="Heading2"/>
+      </w:pPr>
+      <w:bookmarkStart w:id="11" w:name="_Toc230480237"/>
+      <w:r>
+        <w:t>2.</w:t>
+      </w:r>
+      <w:r>
+        <w:t xml:space="preserve">4 </w:t>
+      </w:r>
+      <w:r>
+        <w:t>Corespondența cu Implementările Reale ale Sistemului ADS-B</w:t>
+      </w:r>
+      <w:bookmarkEnd w:id="11"/>
+    </w:p>
+    <w:p>
+      <w:pPr>
+        <w:pStyle w:val="Heading3"/>
+      </w:pPr>
+      <w:bookmarkStart w:id="12" w:name="_Toc230480238"/>
+      <w:r>
+        <w:t xml:space="preserve">2.4.1 </w:t>
+      </w:r>
+      <w:r>
+        <w:t>Antenele de la Bordul Aeronavelor</w:t>
+      </w:r>
+      <w:bookmarkEnd w:id="12"/>
+    </w:p>
+    <w:p>
+      <w:pPr>
+        <w:ind w:firstLine="567"/>
         <w:jc w:val="both"/>
-        <w:rPr>
-          <w:sz w:val="26"/>
-          <w:szCs w:val="26"/>
-        </w:rPr>
-      </w:pPr>
-      <w:r>
-        <w:rPr>
-          <w:b/>
-          <w:bCs/>
-          <w:sz w:val="26"/>
-          <w:szCs w:val="26"/>
-        </w:rPr>
-        <w:t>2.3.</w:t>
-      </w:r>
-      <w:r>
-        <w:rPr>
-          <w:b/>
-          <w:bCs/>
-          <w:sz w:val="26"/>
-          <w:szCs w:val="26"/>
-        </w:rPr>
-        <w:t>3</w:t>
-      </w:r>
-      <w:r>
-        <w:rPr>
-          <w:b/>
-          <w:bCs/>
-          <w:sz w:val="26"/>
-          <w:szCs w:val="26"/>
-        </w:rPr>
-        <w:t xml:space="preserve"> Corespondența cu Implementările Reale ale Sistemului ADS-B</w:t>
-      </w:r>
-    </w:p>
-    <w:p/>
-    <w:p>
-      <w:pPr>
-        <w:ind w:firstLine="720"/>
-        <w:jc w:val="both"/>
-        <w:rPr>
-          <w:b/>
-          <w:bCs/>
-        </w:rPr>
-      </w:pPr>
-      <w:r>
-        <w:rPr>
-          <w:b/>
-          <w:bCs/>
-        </w:rPr>
-        <w:t>Antenele de la Bordul Aeronavelor</w:t>
-      </w:r>
-    </w:p>
-    <w:p>
-      <w:pPr>
-        <w:ind w:firstLine="720"/>
-        <w:jc w:val="both"/>
       </w:pPr>
       <w:r>
         <w:t>În practica aviatică reală, transponderele ADS-B de la bordul aeronavelor utilizează antene de tip blade (lamă) sau monopol, cu polarizare verticală și caracteristică de radiație omnidirecțională în plan azimutal, operate la frecvența de 1090 MHz. Aceste antene sunt polarizate vertical și omnidirecționale, oferind un câștig de recepție superior față de un monopol λ/4 pe 90% din volumul de acoperire, pe toate direcțiile azimutale și între −15° și +20° în elevație.</w:t>
       </w:r>
     </w:p>
-    <w:p/>
-    <w:p>
-      <w:pPr>
-        <w:ind w:firstLine="720"/>
+    <w:p>
+      <w:pPr>
+        <w:ind w:firstLine="567"/>
+      </w:pPr>
+    </w:p>
+    <w:p>
+      <w:pPr>
+        <w:ind w:firstLine="567"/>
         <w:jc w:val="both"/>
       </w:pPr>
       <w:r>
@@ -3714,9 +4057,9 @@
           <w:noProof/>
         </w:rPr>
         <w:drawing>
-          <wp:inline distT="0" distB="0" distL="0" distR="0" wp14:anchorId="613E42CE" wp14:editId="18708B9B">
-            <wp:extent cx="2305050" cy="1533906"/>
-            <wp:effectExtent l="0" t="0" r="0" b="3175"/>
+          <wp:inline distT="0" distB="0" distL="0" distR="0" wp14:anchorId="613E42CE" wp14:editId="30252980">
+            <wp:extent cx="2846567" cy="1894261"/>
+            <wp:effectExtent l="0" t="0" r="0" b="0"/>
             <wp:docPr id="104" name="blade-antenna"/>
             <wp:cNvGraphicFramePr>
               <a:graphicFrameLocks xmlns:a="http://schemas.openxmlformats.org/drawingml/2006/main" noChangeAspect="1"/>
@@ -3739,7 +4082,7 @@
                   <pic:spPr bwMode="auto">
                     <a:xfrm>
                       <a:off x="0" y="0"/>
-                      <a:ext cx="2329038" cy="1549869"/>
+                      <a:ext cx="2952066" cy="1964466"/>
                     </a:xfrm>
                     <a:prstGeom prst="rect">
                       <a:avLst/>
@@ -3772,68 +4115,27 @@
         <w:jc w:val="both"/>
       </w:pPr>
       <w:r>
-        <w:t xml:space="preserve">Reglementările actuale impun ca echipamentul ADS-B să respecte standardele de performanță minimă și să dispună de capacitate de antenă pentru transmisie atât spre receptorii </w:t>
-      </w:r>
-      <w:r>
         <w:lastRenderedPageBreak/>
-        <w:t>terești, cât și spre cei spațiali, cerință satisfăcută fie prin diversitate de antenă (top + bottom), fie printr-o antenă unică cu acoperire bidirecțională. Această configurație omnidirecțională reală justifică modelarea simulată printr-o antenă radiantă izotropă [1×1]: indiferent de atitudinea aeronavei în zbor (viraj, cabraj, tangaj), semnalul ADS-B este radiat uniform în toate direcțiile, fără dependență de orientare.</w:t>
+        <w:t>Reglementările actuale impun ca echipamentul ADS-B să respecte standardele de performanță minimă și să dispună de capacitate de antenă pentru transmisie atât spre receptorii terești, cât și spre cei spațiali, cerință satisfăcută fie prin diversitate de antenă (top + bottom), fie printr-o antenă unică cu acoperire bidirecțională. Această configurație omnidirecțională reală justifică modelarea simulată printr-o antenă radiantă izotropă [1×1]: indiferent de atitudinea aeronavei în zbor (viraj, cabraj, tangaj), semnalul ADS-B este radiat uniform în toate direcțiile, fără dependență de orientare.</w:t>
       </w:r>
     </w:p>
     <w:p/>
     <w:p>
       <w:pPr>
-        <w:spacing w:before="360" w:after="240"/>
-        <w:jc w:val="both"/>
-        <w:rPr>
-          <w:b/>
-          <w:bCs/>
-          <w:sz w:val="26"/>
-          <w:szCs w:val="26"/>
-        </w:rPr>
-      </w:pPr>
-      <w:r>
-        <w:rPr>
-          <w:b/>
-          <w:bCs/>
-          <w:sz w:val="26"/>
-          <w:szCs w:val="26"/>
-        </w:rPr>
-        <w:t>2.3.</w:t>
-      </w:r>
-      <w:r>
-        <w:rPr>
-          <w:b/>
-          <w:bCs/>
-          <w:sz w:val="26"/>
-          <w:szCs w:val="26"/>
-        </w:rPr>
-        <w:t>4</w:t>
-      </w:r>
-      <w:r>
-        <w:rPr>
-          <w:b/>
-          <w:bCs/>
-          <w:sz w:val="26"/>
-          <w:szCs w:val="26"/>
-        </w:rPr>
-        <w:t xml:space="preserve"> </w:t>
-      </w:r>
-      <w:r>
-        <w:rPr>
-          <w:b/>
-          <w:bCs/>
-          <w:sz w:val="26"/>
-          <w:szCs w:val="26"/>
-        </w:rPr>
+        <w:pStyle w:val="Heading3"/>
+      </w:pPr>
+      <w:bookmarkStart w:id="13" w:name="_Toc230480239"/>
+      <w:r>
+        <w:t>2.</w:t>
+      </w:r>
+      <w:r>
+        <w:t xml:space="preserve">4.2 </w:t>
+      </w:r>
+      <w:r>
         <w:t>Payload-ul ADS-B de pe Sateliții Iridium NEXT (Sistemul Aireon)</w:t>
       </w:r>
-      <w:r>
-        <w:rPr>
-          <w:b/>
-          <w:bCs/>
-          <w:sz w:val="26"/>
-          <w:szCs w:val="26"/>
-        </w:rPr>
+      <w:bookmarkEnd w:id="13"/>
+      <w:r>
         <w:t xml:space="preserve"> </w:t>
       </w:r>
     </w:p>
@@ -3876,8 +4178,8 @@
           <w:noProof/>
         </w:rPr>
         <w:drawing>
-          <wp:inline distT="0" distB="0" distL="0" distR="0" wp14:anchorId="0978200B" wp14:editId="4C43D3FB">
-            <wp:extent cx="3048000" cy="3048000"/>
+          <wp:inline distT="0" distB="0" distL="0" distR="0" wp14:anchorId="0978200B" wp14:editId="6355A88A">
+            <wp:extent cx="3776870" cy="3776870"/>
             <wp:effectExtent l="0" t="0" r="0" b="0"/>
             <wp:docPr id="105" name="iridium-constellation"/>
             <wp:cNvGraphicFramePr>
@@ -3901,7 +4203,7 @@
                   <pic:spPr bwMode="auto">
                     <a:xfrm>
                       <a:off x="0" y="0"/>
-                      <a:ext cx="3048100" cy="3048100"/>
+                      <a:ext cx="3811615" cy="3811615"/>
                     </a:xfrm>
                     <a:prstGeom prst="rect">
                       <a:avLst/>
@@ -3918,23 +4220,29 @@
       <w:pPr>
         <w:spacing w:after="200"/>
         <w:jc w:val="center"/>
-      </w:pPr>
-      <w:r>
         <w:rPr>
           <w:i/>
           <w:sz w:val="20"/>
           <w:szCs w:val="20"/>
         </w:rPr>
+      </w:pPr>
+      <w:r>
+        <w:rPr>
+          <w:i/>
+          <w:sz w:val="20"/>
+          <w:szCs w:val="20"/>
+        </w:rPr>
         <w:t>Fig. 5: Constelația Iridium NEXT – 66 de satelitți LEO distribuiți pe 6 planuri orbitale [4]</w:t>
       </w:r>
     </w:p>
     <w:p>
       <w:pPr>
-        <w:pStyle w:val="Heading3"/>
-      </w:pPr>
-      <w:bookmarkStart w:id="9" w:name="_Toc230476084"/>
-      <w:r>
-        <w:t>2.3.</w:t>
+        <w:pStyle w:val="Heading2"/>
+      </w:pPr>
+      <w:bookmarkStart w:id="14" w:name="_Toc230480240"/>
+      <w:r>
+        <w:lastRenderedPageBreak/>
+        <w:t>2.</w:t>
       </w:r>
       <w:r>
         <w:t xml:space="preserve">5 </w:t>
@@ -3967,22 +4275,26 @@
       <w:r>
         <w:t>Spațial</w:t>
       </w:r>
-      <w:bookmarkEnd w:id="9"/>
+      <w:bookmarkEnd w:id="14"/>
       <w:proofErr w:type="spellEnd"/>
     </w:p>
     <w:p>
       <w:pPr>
-        <w:ind w:firstLine="720"/>
+        <w:ind w:firstLine="567"/>
         <w:jc w:val="both"/>
       </w:pPr>
       <w:r>
         <w:t>Rețeaua spațială este bazată pe constelația Iridium NEXT. Aceștia preiau semnalul ADS-B de la aeronavele aflate deasupra oceanelor și îl transmit prin legături inter-satelitare (cross-links) până când este identificat un satelit cu vizibilitate directă deasupra unei stații terestre.</w:t>
       </w:r>
     </w:p>
-    <w:p/>
-    <w:p>
-      <w:pPr>
-        <w:ind w:firstLine="720"/>
+    <w:p>
+      <w:pPr>
+        <w:ind w:firstLine="567"/>
+      </w:pPr>
+    </w:p>
+    <w:p>
+      <w:pPr>
+        <w:ind w:firstLine="567"/>
         <w:jc w:val="both"/>
       </w:pPr>
       <w:r>
@@ -4005,10 +4317,14 @@
         <w:t xml:space="preserve"> = 11 sateliți. Poziția spațială a fiecărui satelit este definită prin următorii parametri orbitali:</w:t>
       </w:r>
     </w:p>
-    <w:p/>
-    <w:p>
-      <w:pPr>
-        <w:ind w:firstLine="720"/>
+    <w:p>
+      <w:pPr>
+        <w:ind w:firstLine="567"/>
+      </w:pPr>
+    </w:p>
+    <w:p>
+      <w:pPr>
+        <w:ind w:firstLine="567"/>
         <w:jc w:val="both"/>
       </w:pPr>
       <w:r>
@@ -4031,6 +4347,7 @@
     <w:p>
       <w:pPr>
         <w:spacing w:before="240" w:after="240"/>
+        <w:ind w:firstLine="567"/>
         <w:jc w:val="center"/>
       </w:pPr>
       <w:r>
@@ -4039,7 +4356,7 @@
     </w:p>
     <w:p>
       <w:pPr>
-        <w:ind w:firstLine="720"/>
+        <w:ind w:firstLine="567"/>
         <w:jc w:val="both"/>
       </w:pPr>
       <w:r>
@@ -4053,10 +4370,14 @@
         <w:t xml:space="preserve"> Orbita sateliților este un cerc perfect, prin urmare excentricitatea este zero (ε = 0). Din acest motiv, argumentul perigeului este de asemenea setat la valoarea zero, neexistând un punct de apropiere maximă sau minimă față de Pământ.</w:t>
       </w:r>
     </w:p>
-    <w:p/>
-    <w:p>
-      <w:pPr>
-        <w:ind w:firstLine="720"/>
+    <w:p>
+      <w:pPr>
+        <w:ind w:firstLine="567"/>
+      </w:pPr>
+    </w:p>
+    <w:p>
+      <w:pPr>
+        <w:ind w:firstLine="567"/>
         <w:jc w:val="both"/>
       </w:pPr>
       <w:r>
@@ -4070,10 +4391,14 @@
         <w:t xml:space="preserve"> Planurile orbitale au o înclinație de 86,4° față de ecuator.</w:t>
       </w:r>
     </w:p>
-    <w:p/>
-    <w:p>
-      <w:pPr>
-        <w:ind w:firstLine="720"/>
+    <w:p>
+      <w:pPr>
+        <w:ind w:firstLine="567"/>
+      </w:pPr>
+    </w:p>
+    <w:p>
+      <w:pPr>
+        <w:ind w:firstLine="567"/>
         <w:jc w:val="both"/>
       </w:pPr>
       <w:r>
@@ -4090,6 +4415,7 @@
     <w:p>
       <w:pPr>
         <w:spacing w:before="240" w:after="240"/>
+        <w:ind w:firstLine="567"/>
         <w:jc w:val="center"/>
       </w:pPr>
       <m:oMathPara>
@@ -4143,7 +4469,7 @@
     </w:p>
     <w:p>
       <w:pPr>
-        <w:ind w:firstLine="720"/>
+        <w:ind w:firstLine="567"/>
         <w:jc w:val="both"/>
       </w:pPr>
       <w:r>
@@ -4160,6 +4486,7 @@
     <w:p>
       <w:pPr>
         <w:spacing w:before="240" w:after="240"/>
+        <w:ind w:firstLine="567"/>
         <w:jc w:val="center"/>
       </w:pPr>
       <m:oMathPara>
@@ -4231,11 +4558,29 @@
     </w:p>
     <w:p>
       <w:pPr>
-        <w:ind w:firstLine="720"/>
+        <w:ind w:firstLine="567"/>
         <w:jc w:val="both"/>
       </w:pPr>
       <w:r>
-        <w:t>Conform acestei formule, dacă orbita este pară, rezultatul modulului generează un factor de −0,5, mutând sateliții mai în spate cu jumătate de pas unghiular. Dacă orbita este impară, decalajul este zero, lăsând sateliții în poziția standard. Satelitul Iridium NEXT, ilustrat în Figura 6, servește drept platformă gazdă pentru payload-ul Aireon ADS-B.</w:t>
+        <w:t xml:space="preserve">Conform acestei formule, dacă orbita este pară, rezultatul modulului generează un factor de </w:t>
+      </w:r>
+      <w:r>
+        <w:t>(</w:t>
+      </w:r>
+      <w:r>
+        <w:t>−0</w:t>
+      </w:r>
+      <w:r>
+        <w:t>.</w:t>
+      </w:r>
+      <w:r>
+        <w:t>5</w:t>
+      </w:r>
+      <w:r>
+        <w:t>)</w:t>
+      </w:r>
+      <w:r>
+        <w:t>, mutând sateliții mai în spate cu jumătate de pas unghiular. Dacă orbita este impară, decalajul este zero, lăsând sateliții în poziția standard. Satelitul Iridium NEXT, ilustrat în Figura 6, servește drept platformă gazdă pentru payload-ul Aireon ADS-B.</w:t>
       </w:r>
     </w:p>
     <w:p/>
@@ -4248,10 +4593,11 @@
         <w:rPr>
           <w:noProof/>
         </w:rPr>
+        <w:lastRenderedPageBreak/>
         <w:drawing>
-          <wp:inline distT="0" distB="0" distL="0" distR="0" wp14:anchorId="1195F073" wp14:editId="604729D5">
-            <wp:extent cx="3841750" cy="2003339"/>
-            <wp:effectExtent l="0" t="0" r="0" b="3810"/>
+          <wp:inline distT="0" distB="0" distL="0" distR="0" wp14:anchorId="1195F073" wp14:editId="00E4B520">
+            <wp:extent cx="4468633" cy="2330237"/>
+            <wp:effectExtent l="0" t="0" r="1905" b="0"/>
             <wp:docPr id="106" name="iridium-satellite"/>
             <wp:cNvGraphicFramePr>
               <a:graphicFrameLocks xmlns:a="http://schemas.openxmlformats.org/drawingml/2006/main" noChangeAspect="1"/>
@@ -4274,7 +4620,7 @@
                   <pic:spPr bwMode="auto">
                     <a:xfrm>
                       <a:off x="0" y="0"/>
-                      <a:ext cx="3902818" cy="2035184"/>
+                      <a:ext cx="4781209" cy="2493235"/>
                     </a:xfrm>
                     <a:prstGeom prst="rect">
                       <a:avLst/>
@@ -4316,38 +4662,69 @@
     </w:p>
     <w:p>
       <w:pPr>
+        <w:spacing w:after="200"/>
+        <w:jc w:val="center"/>
+        <w:rPr>
+          <w:i/>
+          <w:sz w:val="20"/>
+          <w:szCs w:val="20"/>
+        </w:rPr>
+      </w:pPr>
+    </w:p>
+    <w:p>
+      <w:pPr>
         <w:pStyle w:val="Heading2"/>
       </w:pPr>
-      <w:bookmarkStart w:id="10" w:name="_Toc230476085"/>
-      <w:r>
-        <w:lastRenderedPageBreak/>
-        <w:t>2.4 Analiza Calității Legăturii de Date (Link Margin)</w:t>
-      </w:r>
-      <w:bookmarkEnd w:id="10"/>
-    </w:p>
-    <w:p>
-      <w:pPr>
-        <w:ind w:firstLine="720"/>
+      <w:bookmarkStart w:id="15" w:name="_Toc230480241"/>
+      <w:r>
+        <w:t>2.</w:t>
+      </w:r>
+      <w:r>
+        <w:t xml:space="preserve">6 </w:t>
+      </w:r>
+      <w:r>
+        <w:t xml:space="preserve">Analiza </w:t>
+      </w:r>
+      <w:proofErr w:type="spellStart"/>
+      <w:r>
+        <w:t>Calității</w:t>
+      </w:r>
+      <w:proofErr w:type="spellEnd"/>
+      <w:r>
+        <w:t xml:space="preserve"> </w:t>
+      </w:r>
+      <w:proofErr w:type="spellStart"/>
+      <w:r>
+        <w:t>Legăturii</w:t>
+      </w:r>
+      <w:proofErr w:type="spellEnd"/>
+      <w:r>
+        <w:t xml:space="preserve"> de Date (Link Margin)</w:t>
+      </w:r>
+      <w:bookmarkEnd w:id="15"/>
+    </w:p>
+    <w:p>
+      <w:pPr>
+        <w:ind w:firstLine="567"/>
         <w:jc w:val="both"/>
       </w:pPr>
       <w:r>
         <w:t>Un aspect esențial al simulării este evaluarea calității semnalului pe traseul definit de la transmițătorul aeronavei către grupul de receptoare (terestre și satelitare).</w:t>
       </w:r>
     </w:p>
-    <w:p/>
-    <w:p>
-      <w:pPr>
-        <w:ind w:firstLine="720"/>
+    <w:p>
+      <w:pPr>
+        <w:ind w:firstLine="567"/>
+      </w:pPr>
+    </w:p>
+    <w:p>
+      <w:pPr>
+        <w:ind w:firstLine="567"/>
         <w:jc w:val="both"/>
       </w:pPr>
       <w:r>
         <w:t>Parametrul de bază evaluat este calitatea brută a semnalului, măsurată prin raportul Eb/N0 (energia pe bit raportat la densitatea spectrală de putere a zgomotului). Pentru a determina fiabilitatea comunicației, simularea extrage „marja de semnal" (Link Margin). Această marjă reprezintă diferența exactă dintre nivelul semnalului primit și semnalul minim necesar (pragul cerut) pentru decodarea corectă a datelor ADS-B. O marjă de semnal pozitivă pe parcursul simulării demonstrează robustețea rețelei.</w:t>
       </w:r>
-    </w:p>
-    <w:p>
-      <w:pPr>
-        <w:pStyle w:val="Heading1"/>
-      </w:pPr>
     </w:p>
     <w:p>
       <w:pPr>
@@ -4385,22 +4762,23 @@
       <w:pPr>
         <w:pStyle w:val="Heading1"/>
       </w:pPr>
-      <w:bookmarkStart w:id="11" w:name="_Toc230476086"/>
-      <w:r>
+      <w:bookmarkStart w:id="16" w:name="_Toc230480242"/>
+      <w:r>
+        <w:lastRenderedPageBreak/>
         <w:t>3. Stadiu actual</w:t>
       </w:r>
-      <w:bookmarkEnd w:id="11"/>
-    </w:p>
-    <w:p>
-      <w:pPr>
-        <w:ind w:firstLine="720"/>
+      <w:bookmarkEnd w:id="16"/>
+    </w:p>
+    <w:p>
+      <w:pPr>
+        <w:ind w:firstLine="567"/>
         <w:jc w:val="both"/>
         <w:rPr>
           <w:b/>
           <w:bCs/>
         </w:rPr>
       </w:pPr>
-      <w:bookmarkStart w:id="12" w:name="_Toc230474504"/>
+      <w:bookmarkStart w:id="17" w:name="_Toc230474504"/>
       <w:r>
         <w:t>Evoluția sistemelor de monitorizare a traficului aerian a parcurs o tranziție accelerat</w:t>
       </w:r>
@@ -4413,7 +4791,7 @@
       <w:r>
         <w:t xml:space="preserve"> în ultimul deceniu, trecând de la o dependență exclusivă față de infrastructura terestră de radare, către rețele globale hibride, susținute de arhitecturi satelitare și analiză de date în timp real.</w:t>
       </w:r>
-      <w:bookmarkEnd w:id="12"/>
+      <w:bookmarkEnd w:id="17"/>
     </w:p>
     <w:p>
       <w:pPr>
@@ -4422,7 +4800,7 @@
           <w:lang w:val="ro-RO"/>
         </w:rPr>
       </w:pPr>
-      <w:bookmarkStart w:id="13" w:name="_Toc230476087"/>
+      <w:bookmarkStart w:id="18" w:name="_Toc230480243"/>
       <w:r>
         <w:rPr>
           <w:lang w:val="ro-RO"/>
@@ -4438,7 +4816,7 @@
         </w:rPr>
         <w:t>Flightradar24</w:t>
       </w:r>
-      <w:bookmarkEnd w:id="13"/>
+      <w:bookmarkEnd w:id="18"/>
     </w:p>
     <w:p>
       <w:pPr>
@@ -4472,7 +4850,6 @@
         <w:rPr>
           <w:noProof/>
         </w:rPr>
-        <w:lastRenderedPageBreak/>
         <w:drawing>
           <wp:inline distT="0" distB="0" distL="0" distR="0" wp14:anchorId="76C738E1" wp14:editId="293B3506">
             <wp:extent cx="2533650" cy="2533650"/>
@@ -4536,26 +4913,26 @@
           <w:szCs w:val="24"/>
         </w:rPr>
       </w:pPr>
-      <w:bookmarkStart w:id="14" w:name="_Toc230476088"/>
+      <w:bookmarkStart w:id="19" w:name="_Toc230480244"/>
       <w:r>
         <w:t>3.2 Supravegherea spațială globală (Space-Based ADS-B): Sistemul Aireon</w:t>
       </w:r>
-      <w:bookmarkEnd w:id="14"/>
-    </w:p>
-    <w:p>
-      <w:pPr>
-        <w:ind w:firstLine="720"/>
+      <w:bookmarkEnd w:id="19"/>
+    </w:p>
+    <w:p>
+      <w:pPr>
+        <w:ind w:firstLine="567"/>
         <w:jc w:val="both"/>
         <w:rPr>
           <w:b/>
           <w:bCs/>
         </w:rPr>
       </w:pPr>
-      <w:bookmarkStart w:id="15" w:name="_Toc230474508"/>
+      <w:bookmarkStart w:id="20" w:name="_Toc230474508"/>
       <w:r>
         <w:t>Răspunsul tehnologic actual la limitările impuse de orizontul radio este sistemul Space-Based ADS-B (SB-ADS-B), a cărui implementare a fost realizată de compania Aireon LLC. În loc de a plasa antene pe sol, sistemul se bazează pe integrarea unor echipamente specializate de recepție ADS-B direct pe constelația NEXT. Această schimbare permite eliminarea lacunelor de acoperire oceanică și polară, oferind monitorizare globală 100% și neîntreruptă a aeronavelor.</w:t>
       </w:r>
-      <w:bookmarkEnd w:id="15"/>
+      <w:bookmarkEnd w:id="20"/>
     </w:p>
     <w:p>
       <w:pPr>
@@ -4567,106 +4944,109 @@
           <w:szCs w:val="24"/>
         </w:rPr>
       </w:pPr>
-      <w:bookmarkStart w:id="16" w:name="_Toc230476089"/>
+      <w:bookmarkStart w:id="21" w:name="_Toc230480245"/>
       <w:r>
         <w:t>3.3 Inovații actuale: Detectarea și atenuarea interferențelor GNSS</w:t>
       </w:r>
-      <w:bookmarkEnd w:id="16"/>
-    </w:p>
-    <w:p>
-      <w:pPr>
-        <w:ind w:firstLine="720"/>
+      <w:bookmarkEnd w:id="21"/>
+    </w:p>
+    <w:p>
+      <w:pPr>
+        <w:ind w:firstLine="567"/>
         <w:jc w:val="both"/>
         <w:rPr>
           <w:b/>
           <w:bCs/>
         </w:rPr>
       </w:pPr>
-      <w:bookmarkStart w:id="17" w:name="_Toc230474510"/>
+      <w:bookmarkStart w:id="22" w:name="_Toc230474510"/>
       <w:r>
         <w:t>Datorită caracterului “Dependent” al sistemului, funcționarea  acestuia este subordonată exclusiv acurateței coordonatelor furnizate de sistemul de navigație de la bordul aeronavei (GNSS/GPS). Prin urmare, cea mai mare vulnerabilitate a stadiului actual al tehnicii o reprezintă interferențele cu frecvențe radio (RFI – Radio Frequency Interference). Conform analizelor recente dezvoltate de Aireon pe infrastructura proprie, atenția s-a îndreptat către monitorizarea fenomenelor de GNSS Jamming (bruiaj) și Spoofing (falsificarea coordonatelor).</w:t>
       </w:r>
-      <w:bookmarkEnd w:id="17"/>
-    </w:p>
-    <w:p>
-      <w:pPr>
-        <w:ind w:firstLine="720"/>
+      <w:bookmarkEnd w:id="22"/>
+    </w:p>
+    <w:p>
+      <w:pPr>
+        <w:ind w:firstLine="567"/>
         <w:jc w:val="both"/>
         <w:rPr>
           <w:b/>
           <w:bCs/>
         </w:rPr>
       </w:pPr>
-      <w:bookmarkStart w:id="18" w:name="_Toc230474511"/>
-      <w:r>
-        <w:t>Implementările de pe sateliții Iridium acționează astăzi și ca senzori globali pentru securitatea spectrului radio. Prin monitorizarea continuă a indicatorilor de calitate incluși în pachetul de date ADS-B și analizând anomaliile dintre poziția raportată și momentul recepției pachetului pe orbită, infrastructura spațială poate identifica și alerta în timp real zonele în care semnalul GNSS este alterat. Astfel sistemele SB-ADS-B moderne au evoluat din platforme de monitorizare a zborurilor în sisteme critice pentru siguranța cibernetică și radio-electronică pentru spațiul aerian internațional.</w:t>
-      </w:r>
-      <w:bookmarkEnd w:id="18"/>
+      <w:bookmarkStart w:id="23" w:name="_Toc230474511"/>
+      <w:r>
+        <w:t xml:space="preserve">Implementările de pe sateliții Iridium acționează astăzi și ca senzori globali pentru securitatea spectrului radio. Prin monitorizarea continuă a indicatorilor de calitate incluși în pachetul de date ADS-B și analizând anomaliile dintre poziția raportată și momentul recepției pachetului pe orbită, infrastructura spațială poate identifica și alerta în timp real zonele în care semnalul GNSS este alterat. Astfel sistemele SB-ADS-B moderne au evoluat din platforme de monitorizare a zborurilor </w:t>
+      </w:r>
+      <w:r>
+        <w:lastRenderedPageBreak/>
+        <w:t>în sisteme critice pentru siguranța cibernetică și radio-electronică pentru spațiul aerian internațional.</w:t>
+      </w:r>
+      <w:bookmarkEnd w:id="23"/>
     </w:p>
     <w:p>
       <w:pPr>
         <w:pStyle w:val="Heading2"/>
       </w:pPr>
-      <w:bookmarkStart w:id="19" w:name="_Toc230476090"/>
+      <w:bookmarkStart w:id="24" w:name="_Toc230480246"/>
       <w:r>
         <w:t>3.4 Vulnerabilitatea la interceptare și injectare</w:t>
       </w:r>
-      <w:bookmarkEnd w:id="19"/>
-    </w:p>
-    <w:p>
-      <w:pPr>
-        <w:ind w:firstLine="720"/>
+      <w:bookmarkEnd w:id="24"/>
+    </w:p>
+    <w:p>
+      <w:pPr>
+        <w:ind w:firstLine="567"/>
         <w:jc w:val="both"/>
         <w:rPr>
           <w:b/>
           <w:bCs/>
         </w:rPr>
       </w:pPr>
-      <w:bookmarkStart w:id="20" w:name="_Toc230474513"/>
+      <w:bookmarkStart w:id="25" w:name="_Toc230474513"/>
       <w:r>
         <w:t>Deși sistemele de tip Space-Based ADS-B rezolvă problema acoperirii geografice (stratul fizic), stadiul actual al tehnologiei se confruntă cu o vulnerabilitate fundamentală la nivelul legăturii de date. Standardul RTCA DO-260B [8], care guvernează emisiile ADS-B Out la 1090 MHz, a fost proiectat având ca priorități siguranța zborului, omițând aspectele de securitate informatică. În consecință, mesajele Extended Squitter sunt transmise în clar, nefiind protejate de niciun mecanism de criptare sau autentificare criptografică. Această arhitectură deschisă permite oricărei entități aflate în zona de acoperire radio să intercepteze datele zborului.</w:t>
       </w:r>
-      <w:bookmarkEnd w:id="20"/>
+      <w:bookmarkEnd w:id="25"/>
       <w:r>
         <w:t xml:space="preserve"> </w:t>
       </w:r>
     </w:p>
     <w:p>
       <w:pPr>
-        <w:ind w:firstLine="720"/>
+        <w:ind w:firstLine="567"/>
         <w:jc w:val="both"/>
         <w:rPr>
           <w:b/>
           <w:bCs/>
         </w:rPr>
       </w:pPr>
-      <w:bookmarkStart w:id="21" w:name="_Toc230474514"/>
-      <w:r>
-        <w:lastRenderedPageBreak/>
+      <w:bookmarkStart w:id="26" w:name="_Toc230474514"/>
+      <w:r>
         <w:t>Prin intermediul tehnologiei SDR (echipamente radio controlate prin software) și al unei antene de bază acordate pe frecvența de 1090 MHz, orice utilizator comercial sau rău intenționat poate capta și decoda cei 112 biți ai mesajului. Astfel, adresa ICAO, altitudinea, viteza și coordonatele GNSS exacte devin date publice, ridicând preocupări majore privind confidențialitatea pentru aeronavele de stat, militare sau private.</w:t>
       </w:r>
-      <w:bookmarkEnd w:id="21"/>
-    </w:p>
-    <w:p>
-      <w:pPr>
-        <w:ind w:firstLine="720"/>
+      <w:bookmarkEnd w:id="26"/>
+    </w:p>
+    <w:p>
+      <w:pPr>
+        <w:ind w:firstLine="567"/>
         <w:jc w:val="both"/>
         <w:rPr>
           <w:b/>
           <w:bCs/>
         </w:rPr>
       </w:pPr>
-      <w:bookmarkStart w:id="22" w:name="_Toc230474515"/>
+      <w:bookmarkStart w:id="27" w:name="_Toc230474515"/>
       <w:r>
         <w:t>Lipsa unui mecanism de autentificare face ca protocolul să fie vulnerabil nu doar la ascultare pasivă, ci și la atacuri cibernetice. Echipamentele SDR cu capacitate de emisie pot fi utilizate pentru a sintetiza și transmite mesaje 1090ES valide din punct de vedere sintactic, creând “aeronave fantomă” pe ecranele radar terestre sau chiar la nivelul receptoarelor de pe sateliții Iridium NEXT.</w:t>
       </w:r>
-      <w:bookmarkEnd w:id="22"/>
+      <w:bookmarkEnd w:id="27"/>
     </w:p>
     <w:p>
       <w:pPr>
         <w:pStyle w:val="Heading2"/>
       </w:pPr>
-      <w:bookmarkStart w:id="23" w:name="_Toc230476091"/>
+      <w:bookmarkStart w:id="28" w:name="_Toc230480247"/>
       <w:r>
         <w:t xml:space="preserve">3.5 Metode actuale de validare a datelor și atenuare </w:t>
       </w:r>
@@ -4678,18 +5058,18 @@
       <w:r>
         <w:t xml:space="preserve"> atacurilor de tip Spoofing</w:t>
       </w:r>
-      <w:bookmarkEnd w:id="23"/>
-    </w:p>
-    <w:p>
-      <w:pPr>
-        <w:ind w:firstLine="357"/>
+      <w:bookmarkEnd w:id="28"/>
+    </w:p>
+    <w:p>
+      <w:pPr>
+        <w:ind w:firstLine="567"/>
         <w:jc w:val="both"/>
         <w:rPr>
           <w:b/>
           <w:bCs/>
         </w:rPr>
       </w:pPr>
-      <w:bookmarkStart w:id="24" w:name="_Toc230474517"/>
+      <w:bookmarkStart w:id="29" w:name="_Toc230474517"/>
       <w:r>
         <w:t>Deoarece modificarea standardului RTCA DO-260B pentru a include mecanisme criptografice ar necesita înlocuirea hardware-ului pe zeci de mii de aeronave la nivel global, industria a adoptat o abordare de securitate la nivel de sistem. Stadiul actual al apărării împotriva</w:t>
       </w:r>
@@ -4699,7 +5079,7 @@
       <w:r>
         <w:t>atacurilor se bazează pe validarea independentă a semnalului și pe corelarea datelor la nivelul serverelor centrale sau al sistemelor ATC (Air Traffic Control).</w:t>
       </w:r>
-      <w:bookmarkEnd w:id="24"/>
+      <w:bookmarkEnd w:id="29"/>
     </w:p>
     <w:p>
       <w:pPr>
@@ -4717,18 +5097,18 @@
     </w:p>
     <w:p>
       <w:pPr>
-        <w:ind w:firstLine="357"/>
+        <w:ind w:firstLine="567"/>
         <w:jc w:val="both"/>
         <w:rPr>
           <w:b/>
           <w:bCs/>
         </w:rPr>
       </w:pPr>
-      <w:bookmarkStart w:id="25" w:name="_Toc230474518"/>
+      <w:bookmarkStart w:id="30" w:name="_Toc230474518"/>
       <w:r>
         <w:t>Principalele tehnici de detectare și filtrare a „aeronavelor fantomă” includ:</w:t>
       </w:r>
-      <w:bookmarkEnd w:id="25"/>
+      <w:bookmarkEnd w:id="30"/>
     </w:p>
     <w:p>
       <w:pPr>
@@ -4744,7 +5124,7 @@
         </w:numPr>
         <w:jc w:val="both"/>
       </w:pPr>
-      <w:bookmarkStart w:id="26" w:name="_Toc230474519"/>
+      <w:bookmarkStart w:id="31" w:name="_Toc230474519"/>
       <w:r>
         <w:t xml:space="preserve">Multilaterația (MLAT - Time Difference of Arrival): Este cea mai eficientă contra-măsură fizică implementată de rețelele terestre (precum Flightradar24). Când un emițător SDR transmite un mesaj ADS-B falsificat, semnalul radio este recepționat de multiple stații de la sol. Sistemul calculează diferența de timp la care semnalul </w:t>
       </w:r>
@@ -4764,7 +5144,7 @@
       <w:r>
         <w:t xml:space="preserve"> emisiei. Dacă poziția fizică dedusă prin MLAT nu coincide cu coordonatele GNSS raportate în mesajul 1090ES, sistemul respinge datele ca fiind falsificate. [7]</w:t>
       </w:r>
-      <w:bookmarkEnd w:id="26"/>
+      <w:bookmarkEnd w:id="31"/>
     </w:p>
     <w:p>
       <w:pPr>
@@ -4780,12 +5160,28 @@
         </w:numPr>
         <w:jc w:val="both"/>
       </w:pPr>
-      <w:bookmarkStart w:id="27" w:name="_Toc230474520"/>
-      <w:r>
-        <w:t xml:space="preserve">Fuziunea Datelor (Data Fusion) în sistemele ATC: La nivelul controlului de trafic aerian instituțional, datele ADS-B nu sunt folosite izolat. Ele sunt suprapuse peste datele obținute de la radarele primare (care detectează fizic reflexia undelor radio pe fuzelajul aeronavei, independent de colaborarea acesteia). O „aeronavă fantomă” generată de un SDR va apărea în mesajele ADS-B, dar va lipsi pe radarul primar, </w:t>
+      <w:bookmarkStart w:id="32" w:name="_Toc230474520"/>
+      <w:r>
+        <w:t xml:space="preserve">Fuziunea Datelor (Data Fusion) în sistemele ATC: La nivelul controlului de trafic aerian instituțional, datele ADS-B nu sunt folosite izolat. Ele sunt suprapuse peste datele obținute de la radarele primare (care detectează fizic reflexia undelor radio pe fuzelajul aeronavei, independent de colaborarea acesteia). O „aeronavă fantomă” generată de un SDR va apărea în mesajele ADS-B, dar va lipsi pe </w:t>
       </w:r>
       <w:proofErr w:type="spellStart"/>
       <w:r>
+        <w:t>radarul</w:t>
+      </w:r>
+      <w:proofErr w:type="spellEnd"/>
+      <w:r>
+        <w:t xml:space="preserve"> </w:t>
+      </w:r>
+      <w:proofErr w:type="spellStart"/>
+      <w:r>
+        <w:t>primar</w:t>
+      </w:r>
+      <w:proofErr w:type="spellEnd"/>
+      <w:r>
+        <w:t xml:space="preserve">, </w:t>
+      </w:r>
+      <w:proofErr w:type="spellStart"/>
+      <w:r>
         <w:t>generând</w:t>
       </w:r>
       <w:proofErr w:type="spellEnd"/>
@@ -4816,7 +5212,7 @@
       <w:r>
         <w:t>.</w:t>
       </w:r>
-      <w:bookmarkEnd w:id="27"/>
+      <w:bookmarkEnd w:id="32"/>
     </w:p>
     <w:p>
       <w:pPr>
@@ -4832,9 +5228,13 @@
         </w:numPr>
         <w:jc w:val="both"/>
       </w:pPr>
-      <w:bookmarkStart w:id="28" w:name="_Toc230474521"/>
-      <w:r>
-        <w:t xml:space="preserve">Filtrarea cinematică (Plausibility Checks): Algoritmii de pe serverele de procesare analizează comportamentul zborului raportat. Variațiile imposibile de viteză, altitudine sau accelerație (ex. un viraj cu forțe G care depășesc limitele fizice ale aeronavei) care adesea însoțesc atacurile de spoofing rudimentare, duc la invalidarea automată a track-ului. Un exemplu de echipament utilizat pentru atacuri de tip spoofing </w:t>
+      <w:bookmarkStart w:id="33" w:name="_Toc230474521"/>
+      <w:r>
+        <w:t xml:space="preserve">Filtrarea cinematică (Plausibility Checks): Algoritmii de pe serverele de procesare analizează comportamentul zborului raportat. Variațiile imposibile de viteză, altitudine sau accelerație (ex. un viraj cu forțe G care depășesc limitele fizice ale aeronavei) care adesea </w:t>
+      </w:r>
+      <w:r>
+        <w:lastRenderedPageBreak/>
+        <w:t xml:space="preserve">însoțesc atacurile de spoofing rudimentare, duc la invalidarea automată a track-ului. Un exemplu de echipament utilizat pentru atacuri de tip spoofing </w:t>
       </w:r>
       <w:proofErr w:type="spellStart"/>
       <w:r>
@@ -4868,7 +5268,7 @@
       <w:r>
         <w:t xml:space="preserve"> 8.</w:t>
       </w:r>
-      <w:bookmarkEnd w:id="28"/>
+      <w:bookmarkEnd w:id="33"/>
     </w:p>
     <w:p>
       <w:pPr>
@@ -4879,7 +5279,6 @@
         <w:rPr>
           <w:noProof/>
         </w:rPr>
-        <w:lastRenderedPageBreak/>
         <w:drawing>
           <wp:inline distT="0" distB="0" distL="0" distR="0" wp14:anchorId="0605A588" wp14:editId="7D0FBE58">
             <wp:extent cx="2051050" cy="2051050"/>
@@ -4942,39 +5341,206 @@
       <w:pPr>
         <w:pStyle w:val="Heading1"/>
       </w:pPr>
-      <w:bookmarkStart w:id="29" w:name="_Toc230476092"/>
+      <w:bookmarkStart w:id="34" w:name="_Toc230480248"/>
       <w:r>
         <w:lastRenderedPageBreak/>
         <w:t>4. Implementare</w:t>
       </w:r>
-      <w:bookmarkEnd w:id="29"/>
+      <w:bookmarkEnd w:id="34"/>
+    </w:p>
+    <w:p>
+      <w:pPr>
+        <w:ind w:firstLine="567"/>
+        <w:jc w:val="both"/>
+      </w:pPr>
+      <w:r>
+        <w:t>Implementarea simulării s-a realizat în mediul MATLAB, prin construirea unei aplicații interactive cu interfață grafică (GUI), structurată în jurul a patru module funcționale principale: construirea scenariului satelitar, modelarea antenelor, calculul bilanțului de legătură şi vizualizarea comparativă a rezultatelor. Codul sursă este organizat în funcția principală Gui(), care gestionează interfața, şi trei funcții auxiliare globale: buildScenario(), plotAntennaPattern() şi generateBeamDirections().</w:t>
+      </w:r>
+    </w:p>
+    <w:p>
+      <w:pPr>
+        <w:pStyle w:val="Heading2"/>
+      </w:pPr>
+      <w:bookmarkStart w:id="35" w:name="_Toc230480249"/>
+      <w:r>
+        <w:t>4.1 Arhitectura Aplicației MATLAB</w:t>
+      </w:r>
+      <w:bookmarkEnd w:id="35"/>
+    </w:p>
+    <w:p>
+      <w:pPr>
+        <w:ind w:firstLine="567"/>
+        <w:jc w:val="both"/>
+      </w:pPr>
+      <w:r>
+        <w:t>Aplicația este implementată ca funcția MATLAB Gui(), care instanțiază o fereastră grafică de 1280×760 pixeli cu două panouri principale. Panoul stâng ("Parametri de Intrare") expune controalele configurabile: tipul antenei satelitare (meniu drop-down cu două opțiuni: Izotropică sau 48 Fascicule Personalizate), unghiurile de montaj ale antenei satelitului (Yaw, Pitch, Roll, în grade) şi trei butoane de acțiune: Rulează Simularea, Deschide Documentația şi Reset. Panoul drept ("Rezultate") afişează diagrama de radiație 3D a antenei selectate, actualizată dinamic la fiecare schimbare a configurației prin callback-ul cbAntennaChange().</w:t>
+      </w:r>
+    </w:p>
+    <w:p>
+      <w:pPr>
+        <w:ind w:firstLine="567"/>
+        <w:jc w:val="both"/>
+      </w:pPr>
+      <w:r>
+        <w:t>La prima rulare a simulării se creează, prin funcția ensureCompareWindow(), o fereastră separată de comparație care persistă pe durata sesiunii. Aceasta conține două grafice suprapuse: bilanțul de legătură (Marjă vs. Timp) şi vizibilitatea satelitarele (Satelit Iridium vs. Timp). Fiecare rulare succesivă adaugă o curbă nouă cu o culoare distinctă şi o etichetă de tip "Rul N: [tip antenă] [Y/P/R]", permițând compararea vizuală a mai multor configurații în aceeaşi fereastră.</w:t>
+      </w:r>
+    </w:p>
+    <w:p>
+      <w:pPr>
+        <w:pStyle w:val="Heading2"/>
+      </w:pPr>
+      <w:bookmarkStart w:id="36" w:name="_Toc230480250"/>
+      <w:r>
+        <w:t>4.2 Construirea Scenariului de Simulare</w:t>
+      </w:r>
+      <w:bookmarkEnd w:id="36"/>
+    </w:p>
+    <w:p>
+      <w:pPr>
+        <w:ind w:firstLine="567"/>
+        <w:jc w:val="both"/>
+      </w:pPr>
+      <w:r>
+        <w:t>Scenariul de simulare este construit prin funcția buildScenario(), care returnează obiectele MATLAB necesare tuturor calculelor ulterioare: scenariul satelitar (sc), aeronava (aircraft), cei 66 de sateliți Iridium (iridiumSatellites), senzorii conici ai acestora (iridiumConicalSensors), transmitătorul ADS-B (txADSB) şi receptoarele aeroportuare (rxAirport). Simularea porneşte la data de 9 aprilie 2026, ora 15:55:00 (fus orar Pacific/Auckland), cu o durată totală de 3 ore şi 50 de minute şi un pas de eşantionare de 10 secunde.</w:t>
+      </w:r>
     </w:p>
     <w:p>
       <w:pPr>
         <w:ind w:firstLine="720"/>
         <w:jc w:val="both"/>
       </w:pPr>
-      <w:r>
-        <w:t>Implementarea simulării s-a realizat în mediul MATLAB, prin construirea unei aplicații interactive cu interfață grafică (GUI), structurată în jurul a patru module funcționale principale: construirea scenariului satelitar, modelarea antenelor, calculul bilanțului de legătură şi vizualizarea comparativă a rezultatelor. Codul sursă este organizat în funcția principală Gui(), care gestionează interfața, şi trei funcții auxiliare globale: buildScenario(), plotAntennaPattern() şi generateBeamDirections().</w:t>
-      </w:r>
-    </w:p>
-    <w:p>
-      <w:pPr>
-        <w:pStyle w:val="Heading2"/>
-      </w:pPr>
-      <w:bookmarkStart w:id="30" w:name="_Toc230476093"/>
-      <w:r>
-        <w:t>4.1 Arhitectura Aplicației MATLAB</w:t>
-      </w:r>
-      <w:bookmarkEnd w:id="30"/>
+    </w:p>
+    <w:p>
+      <w:pPr>
+        <w:rPr>
+          <w:rFonts w:ascii="Menlo" w:hAnsi="Menlo" w:cs="Menlo"/>
+          <w:sz w:val="20"/>
+          <w:szCs w:val="20"/>
+        </w:rPr>
+      </w:pPr>
+      <w:r>
+        <w:rPr>
+          <w:rFonts w:ascii="Menlo" w:hAnsi="Menlo" w:cs="Menlo"/>
+          <w:color w:val="0E00FF"/>
+          <w:sz w:val="20"/>
+          <w:szCs w:val="20"/>
+        </w:rPr>
+        <w:t xml:space="preserve">function </w:t>
+      </w:r>
+      <w:r>
+        <w:rPr>
+          <w:rFonts w:ascii="Menlo" w:hAnsi="Menlo" w:cs="Menlo"/>
+          <w:sz w:val="20"/>
+          <w:szCs w:val="20"/>
+        </w:rPr>
+        <w:t>[sc, aircraft, iridiumSatellites, iridiumConicalSensors, txADSB, rxAirport] = buildScenario()</w:t>
+      </w:r>
+    </w:p>
+    <w:p>
+      <w:pPr>
+        <w:rPr>
+          <w:rFonts w:ascii="Menlo" w:hAnsi="Menlo" w:cs="Menlo"/>
+          <w:sz w:val="20"/>
+          <w:szCs w:val="20"/>
+        </w:rPr>
+      </w:pPr>
+      <w:r>
+        <w:rPr>
+          <w:rFonts w:ascii="Menlo" w:hAnsi="Menlo" w:cs="Menlo"/>
+          <w:sz w:val="20"/>
+          <w:szCs w:val="20"/>
+        </w:rPr>
+        <w:t xml:space="preserve">    startTime  = datetime(2026,4,9,15,55,0, TimeZone=</w:t>
+      </w:r>
+      <w:r>
+        <w:rPr>
+          <w:rFonts w:ascii="Menlo" w:hAnsi="Menlo" w:cs="Menlo"/>
+          <w:color w:val="A709F5"/>
+          <w:sz w:val="20"/>
+          <w:szCs w:val="20"/>
+        </w:rPr>
+        <w:t>"Pacific/Auckland"</w:t>
+      </w:r>
+      <w:r>
+        <w:rPr>
+          <w:rFonts w:ascii="Menlo" w:hAnsi="Menlo" w:cs="Menlo"/>
+          <w:sz w:val="20"/>
+          <w:szCs w:val="20"/>
+        </w:rPr>
+        <w:t>);</w:t>
+      </w:r>
+    </w:p>
+    <w:p>
+      <w:pPr>
+        <w:rPr>
+          <w:rFonts w:ascii="Menlo" w:hAnsi="Menlo" w:cs="Menlo"/>
+          <w:sz w:val="20"/>
+          <w:szCs w:val="20"/>
+        </w:rPr>
+      </w:pPr>
+      <w:r>
+        <w:rPr>
+          <w:rFonts w:ascii="Menlo" w:hAnsi="Menlo" w:cs="Menlo"/>
+          <w:sz w:val="20"/>
+          <w:szCs w:val="20"/>
+        </w:rPr>
+        <w:t xml:space="preserve">    stopTime   = startTime + hours(3) + minutes(50);</w:t>
+      </w:r>
+    </w:p>
+    <w:p>
+      <w:pPr>
+        <w:rPr>
+          <w:rFonts w:ascii="Menlo" w:hAnsi="Menlo" w:cs="Menlo"/>
+          <w:sz w:val="20"/>
+          <w:szCs w:val="20"/>
+        </w:rPr>
+      </w:pPr>
+      <w:r>
+        <w:rPr>
+          <w:rFonts w:ascii="Menlo" w:hAnsi="Menlo" w:cs="Menlo"/>
+          <w:sz w:val="20"/>
+          <w:szCs w:val="20"/>
+        </w:rPr>
+        <w:t xml:space="preserve">    sampleTime = 10;</w:t>
+      </w:r>
+    </w:p>
+    <w:p>
+      <w:pPr>
+        <w:rPr>
+          <w:rFonts w:ascii="Menlo" w:hAnsi="Menlo" w:cs="Menlo"/>
+          <w:sz w:val="20"/>
+          <w:szCs w:val="20"/>
+        </w:rPr>
+      </w:pPr>
+      <w:r>
+        <w:rPr>
+          <w:rFonts w:ascii="Menlo" w:hAnsi="Menlo" w:cs="Menlo"/>
+          <w:sz w:val="20"/>
+          <w:szCs w:val="20"/>
+        </w:rPr>
+        <w:t xml:space="preserve">    sc = satelliteScenario(startTime, stopTime, sampleTime);</w:t>
+      </w:r>
     </w:p>
     <w:p>
       <w:pPr>
         <w:ind w:firstLine="720"/>
         <w:jc w:val="both"/>
       </w:pPr>
-      <w:r>
-        <w:t>Aplicația este implementată ca funcția MATLAB Gui(), care instanțiază o fereastră grafică de 1280×760 pixeli cu două panouri principale. Panoul stâng ("Parametri de Intrare") expune controalele configurabile: tipul antenei satelitare (meniu drop-down cu două opțiuni: Izotropică sau 48 Fascicule Personalizate), unghiurile de montaj ale antenei satelitului (Yaw, Pitch, Roll, în grade) şi trei butoane de acțiune: Rulează Simularea, Deschide Documentația şi Reset. Panoul drept ("Rezultate") afişează diagrama de radiație 3D a antenei selectate, actualizată dinamic la fiecare schimbare a configurației prin callback-ul cbAntennaChange().</w:t>
+    </w:p>
+    <w:p>
+      <w:pPr>
+        <w:ind w:firstLine="567"/>
+        <w:jc w:val="both"/>
+      </w:pPr>
+      <w:r>
+        <w:rPr>
+          <w:b/>
+          <w:bCs/>
+        </w:rPr>
+        <w:t xml:space="preserve">Traiectoria aeronavei </w:t>
+      </w:r>
+      <w:r>
+        <w:t>este definită prin 22 de puncte de rută (waypoints), acoperind ruta Wellington–Sydney deasupra Mării Tasman, cu o altitudine de croazieră de 11.582 m. Funcția geoTrajectory() cu parametrii AutoPitch=true şi AutoBank=true calculează automat orientarea aeronavei de-a lungul traseului. Modelul 3D (NarrowBodyAirliner.glb) este asociat obiectului platform pentru vizualizare în satelliteScenarioViewer. Cele două stații terestre — Aeroportul Internațional Wellington (φ = −41,33°, λ = 174,81°) şi Aeroportul Kingsford Smith Sydney (φ = −33,95°, λ = 151,19°) — sunt definite ca obiecte groundStation şi echipate cu receptoare ADS-B izotrope [1×1].</w:t>
       </w:r>
     </w:p>
     <w:p>
@@ -4982,27 +5548,1154 @@
         <w:ind w:firstLine="720"/>
         <w:jc w:val="both"/>
       </w:pPr>
-      <w:r>
-        <w:t>La prima rulare a simulării se creează, prin funcția ensureCompareWindow(), o fereastră separată de comparație care persistă pe durata sesiunii. Aceasta conține două grafice suprapuse: bilanțul de legătură (Marjă vs. Timp) şi vizibilitatea satelitarele (Satelit Iridium vs. Timp). Fiecare rulare succesivă adaugă o curbă nouă cu o culoare distinctă şi o etichetă de tip "Rul N: [tip antenă] [Y/P/R]", permițând compararea vizuală a mai multor configurații în aceeaşi fereastră.</w:t>
-      </w:r>
-    </w:p>
-    <w:p>
-      <w:pPr>
-        <w:pStyle w:val="Heading2"/>
-      </w:pPr>
-      <w:bookmarkStart w:id="31" w:name="_Toc230476094"/>
-      <w:r>
-        <w:t>4.2 Construirea Scenariului de Simulare</w:t>
-      </w:r>
-      <w:bookmarkEnd w:id="31"/>
     </w:p>
     <w:p>
       <w:pPr>
         <w:ind w:firstLine="720"/>
         <w:jc w:val="both"/>
       </w:pPr>
-      <w:r>
-        <w:t>Scenariul de simulare este construit prin funcția buildScenario(), care returnează obiectele MATLAB necesare tuturor calculelor ulterioare: scenariul satelitar (sc), aeronava (aircraft), cei 66 de sateliți Iridium (iridiumSatellites), senzorii conici ai acestora (iridiumConicalSensors), transmitătorul ADS-B (txADSB) şi receptoarele aeroportuare (rxAirport). Simularea porneşte la data de 9 aprilie 2026, ora 15:55:00 (fus orar Pacific/Auckland), cu o durată totală de 3 ore şi 50 de minute şi un pas de eşantionare de 10 secunde.</w:t>
+    </w:p>
+    <w:p>
+      <w:pPr>
+        <w:jc w:val="both"/>
+      </w:pPr>
+    </w:p>
+    <w:p>
+      <w:pPr>
+        <w:rPr>
+          <w:rFonts w:ascii="Menlo" w:hAnsi="Menlo" w:cs="Menlo"/>
+          <w:sz w:val="20"/>
+          <w:szCs w:val="20"/>
+        </w:rPr>
+      </w:pPr>
+      <w:r>
+        <w:rPr>
+          <w:rFonts w:ascii="Menlo" w:hAnsi="Menlo" w:cs="Menlo"/>
+          <w:sz w:val="20"/>
+          <w:szCs w:val="20"/>
+        </w:rPr>
+        <w:lastRenderedPageBreak/>
+        <w:t>airportName = [</w:t>
+      </w:r>
+      <w:r>
+        <w:rPr>
+          <w:rFonts w:ascii="Menlo" w:hAnsi="Menlo" w:cs="Menlo"/>
+          <w:color w:val="A709F5"/>
+          <w:sz w:val="20"/>
+          <w:szCs w:val="20"/>
+        </w:rPr>
+        <w:t>"Aeroportul Internațional Wellington (Wellington)"</w:t>
+      </w:r>
+      <w:r>
+        <w:rPr>
+          <w:rFonts w:ascii="Menlo" w:hAnsi="Menlo" w:cs="Menlo"/>
+          <w:sz w:val="20"/>
+          <w:szCs w:val="20"/>
+        </w:rPr>
+        <w:t xml:space="preserve">; </w:t>
+      </w:r>
+      <w:r>
+        <w:rPr>
+          <w:rFonts w:ascii="Menlo" w:hAnsi="Menlo" w:cs="Menlo"/>
+          <w:color w:val="0E00FF"/>
+          <w:sz w:val="20"/>
+          <w:szCs w:val="20"/>
+        </w:rPr>
+        <w:t>...</w:t>
+      </w:r>
+    </w:p>
+    <w:p>
+      <w:pPr>
+        <w:rPr>
+          <w:rFonts w:ascii="Menlo" w:hAnsi="Menlo" w:cs="Menlo"/>
+          <w:sz w:val="20"/>
+          <w:szCs w:val="20"/>
+        </w:rPr>
+      </w:pPr>
+      <w:r>
+        <w:rPr>
+          <w:rFonts w:ascii="Menlo" w:hAnsi="Menlo" w:cs="Menlo"/>
+          <w:sz w:val="20"/>
+          <w:szCs w:val="20"/>
+        </w:rPr>
+        <w:t xml:space="preserve">                   </w:t>
+      </w:r>
+      <w:r>
+        <w:rPr>
+          <w:rFonts w:ascii="Menlo" w:hAnsi="Menlo" w:cs="Menlo"/>
+          <w:color w:val="A709F5"/>
+          <w:sz w:val="20"/>
+          <w:szCs w:val="20"/>
+        </w:rPr>
+        <w:t>"Aeroportul Kingsford Smith Sydney (Sydney)"</w:t>
+      </w:r>
+      <w:r>
+        <w:rPr>
+          <w:rFonts w:ascii="Menlo" w:hAnsi="Menlo" w:cs="Menlo"/>
+          <w:sz w:val="20"/>
+          <w:szCs w:val="20"/>
+        </w:rPr>
+        <w:t>];</w:t>
+      </w:r>
+    </w:p>
+    <w:p>
+      <w:pPr>
+        <w:rPr>
+          <w:rFonts w:ascii="Menlo" w:hAnsi="Menlo" w:cs="Menlo"/>
+          <w:sz w:val="20"/>
+          <w:szCs w:val="20"/>
+        </w:rPr>
+      </w:pPr>
+      <w:r>
+        <w:rPr>
+          <w:rFonts w:ascii="Menlo" w:hAnsi="Menlo" w:cs="Menlo"/>
+          <w:sz w:val="20"/>
+          <w:szCs w:val="20"/>
+        </w:rPr>
+        <w:t xml:space="preserve">    airportLat  = [-41.3272; -33.9548];</w:t>
+      </w:r>
+    </w:p>
+    <w:p>
+      <w:pPr>
+        <w:rPr>
+          <w:rFonts w:ascii="Menlo" w:hAnsi="Menlo" w:cs="Menlo"/>
+          <w:sz w:val="20"/>
+          <w:szCs w:val="20"/>
+        </w:rPr>
+      </w:pPr>
+      <w:r>
+        <w:rPr>
+          <w:rFonts w:ascii="Menlo" w:hAnsi="Menlo" w:cs="Menlo"/>
+          <w:sz w:val="20"/>
+          <w:szCs w:val="20"/>
+        </w:rPr>
+        <w:t xml:space="preserve">    airportLon  = [174.8052; 151.1897];</w:t>
+      </w:r>
+    </w:p>
+    <w:p>
+      <w:pPr>
+        <w:rPr>
+          <w:rFonts w:ascii="Menlo" w:hAnsi="Menlo" w:cs="Menlo"/>
+          <w:sz w:val="20"/>
+          <w:szCs w:val="20"/>
+        </w:rPr>
+      </w:pPr>
+      <w:r>
+        <w:rPr>
+          <w:rFonts w:ascii="Menlo" w:hAnsi="Menlo" w:cs="Menlo"/>
+          <w:sz w:val="20"/>
+          <w:szCs w:val="20"/>
+        </w:rPr>
+        <w:t xml:space="preserve">    airports    = groundStation(sc, airportLat, airportLon, Name=airportName);</w:t>
+      </w:r>
+    </w:p>
+    <w:p>
+      <w:pPr>
+        <w:rPr>
+          <w:rFonts w:ascii="Menlo" w:hAnsi="Menlo" w:cs="Menlo"/>
+          <w:sz w:val="20"/>
+          <w:szCs w:val="20"/>
+        </w:rPr>
+      </w:pPr>
+    </w:p>
+    <w:p>
+      <w:pPr>
+        <w:rPr>
+          <w:rFonts w:ascii="Menlo" w:hAnsi="Menlo" w:cs="Menlo"/>
+          <w:sz w:val="20"/>
+          <w:szCs w:val="20"/>
+        </w:rPr>
+      </w:pPr>
+      <w:r>
+        <w:rPr>
+          <w:rFonts w:ascii="Menlo" w:hAnsi="Menlo" w:cs="Menlo"/>
+          <w:sz w:val="20"/>
+          <w:szCs w:val="20"/>
+        </w:rPr>
+        <w:t xml:space="preserve">    waypoints = [ </w:t>
+      </w:r>
+      <w:r>
+        <w:rPr>
+          <w:rFonts w:ascii="Menlo" w:hAnsi="Menlo" w:cs="Menlo"/>
+          <w:color w:val="0E00FF"/>
+          <w:sz w:val="20"/>
+          <w:szCs w:val="20"/>
+        </w:rPr>
+        <w:t>...</w:t>
+      </w:r>
+    </w:p>
+    <w:p>
+      <w:pPr>
+        <w:rPr>
+          <w:rFonts w:ascii="Menlo" w:hAnsi="Menlo" w:cs="Menlo"/>
+          <w:sz w:val="20"/>
+          <w:szCs w:val="20"/>
+        </w:rPr>
+      </w:pPr>
+      <w:r>
+        <w:rPr>
+          <w:rFonts w:ascii="Menlo" w:hAnsi="Menlo" w:cs="Menlo"/>
+          <w:sz w:val="20"/>
+          <w:szCs w:val="20"/>
+        </w:rPr>
+        <w:t xml:space="preserve">        -41.3272, 174.8052,    4; -41.4088, 174.7811,  609; </w:t>
+      </w:r>
+      <w:r>
+        <w:rPr>
+          <w:rFonts w:ascii="Menlo" w:hAnsi="Menlo" w:cs="Menlo"/>
+          <w:color w:val="0E00FF"/>
+          <w:sz w:val="20"/>
+          <w:szCs w:val="20"/>
+        </w:rPr>
+        <w:t>...</w:t>
+      </w:r>
+    </w:p>
+    <w:p>
+      <w:pPr>
+        <w:rPr>
+          <w:rFonts w:ascii="Menlo" w:hAnsi="Menlo" w:cs="Menlo"/>
+          <w:sz w:val="20"/>
+          <w:szCs w:val="20"/>
+        </w:rPr>
+      </w:pPr>
+      <w:r>
+        <w:rPr>
+          <w:rFonts w:ascii="Menlo" w:hAnsi="Menlo" w:cs="Menlo"/>
+          <w:sz w:val="20"/>
+          <w:szCs w:val="20"/>
+        </w:rPr>
+        <w:t xml:space="preserve">        -41.4424, 174.7494, 1219; -41.4298, 174.6538, 1828; </w:t>
+      </w:r>
+      <w:r>
+        <w:rPr>
+          <w:rFonts w:ascii="Menlo" w:hAnsi="Menlo" w:cs="Menlo"/>
+          <w:color w:val="0E00FF"/>
+          <w:sz w:val="20"/>
+          <w:szCs w:val="20"/>
+        </w:rPr>
+        <w:t>...</w:t>
+      </w:r>
+    </w:p>
+    <w:p>
+      <w:pPr>
+        <w:rPr>
+          <w:rFonts w:ascii="Menlo" w:hAnsi="Menlo" w:cs="Menlo"/>
+          <w:sz w:val="20"/>
+          <w:szCs w:val="20"/>
+        </w:rPr>
+      </w:pPr>
+      <w:r>
+        <w:rPr>
+          <w:rFonts w:ascii="Menlo" w:hAnsi="Menlo" w:cs="Menlo"/>
+          <w:sz w:val="20"/>
+          <w:szCs w:val="20"/>
+        </w:rPr>
+        <w:t xml:space="preserve">        -41.0500, 173.1000, 5500; -40.5500, 171.5000, 9000; </w:t>
+      </w:r>
+      <w:r>
+        <w:rPr>
+          <w:rFonts w:ascii="Menlo" w:hAnsi="Menlo" w:cs="Menlo"/>
+          <w:color w:val="0E00FF"/>
+          <w:sz w:val="20"/>
+          <w:szCs w:val="20"/>
+        </w:rPr>
+        <w:t>...</w:t>
+      </w:r>
+    </w:p>
+    <w:p>
+      <w:pPr>
+        <w:rPr>
+          <w:rFonts w:ascii="Menlo" w:hAnsi="Menlo" w:cs="Menlo"/>
+          <w:sz w:val="20"/>
+          <w:szCs w:val="20"/>
+        </w:rPr>
+      </w:pPr>
+      <w:r>
+        <w:rPr>
+          <w:rFonts w:ascii="Menlo" w:hAnsi="Menlo" w:cs="Menlo"/>
+          <w:sz w:val="20"/>
+          <w:szCs w:val="20"/>
+        </w:rPr>
+        <w:t xml:space="preserve">        -40.0000, 170.0000,11582; -39.2000, 167.0000,11582; </w:t>
+      </w:r>
+      <w:r>
+        <w:rPr>
+          <w:rFonts w:ascii="Menlo" w:hAnsi="Menlo" w:cs="Menlo"/>
+          <w:color w:val="0E00FF"/>
+          <w:sz w:val="20"/>
+          <w:szCs w:val="20"/>
+        </w:rPr>
+        <w:t>...</w:t>
+      </w:r>
+    </w:p>
+    <w:p>
+      <w:pPr>
+        <w:rPr>
+          <w:rFonts w:ascii="Menlo" w:hAnsi="Menlo" w:cs="Menlo"/>
+          <w:sz w:val="20"/>
+          <w:szCs w:val="20"/>
+        </w:rPr>
+      </w:pPr>
+      <w:r>
+        <w:rPr>
+          <w:rFonts w:ascii="Menlo" w:hAnsi="Menlo" w:cs="Menlo"/>
+          <w:sz w:val="20"/>
+          <w:szCs w:val="20"/>
+        </w:rPr>
+        <w:t xml:space="preserve">        -38.4000, 164.1000,11582; -37.5000, 161.1000,11582; </w:t>
+      </w:r>
+      <w:r>
+        <w:rPr>
+          <w:rFonts w:ascii="Menlo" w:hAnsi="Menlo" w:cs="Menlo"/>
+          <w:color w:val="0E00FF"/>
+          <w:sz w:val="20"/>
+          <w:szCs w:val="20"/>
+        </w:rPr>
+        <w:t>...</w:t>
+      </w:r>
+    </w:p>
+    <w:p>
+      <w:pPr>
+        <w:rPr>
+          <w:rFonts w:ascii="Menlo" w:hAnsi="Menlo" w:cs="Menlo"/>
+          <w:sz w:val="20"/>
+          <w:szCs w:val="20"/>
+        </w:rPr>
+      </w:pPr>
+      <w:r>
+        <w:rPr>
+          <w:rFonts w:ascii="Menlo" w:hAnsi="Menlo" w:cs="Menlo"/>
+          <w:sz w:val="20"/>
+          <w:szCs w:val="20"/>
+        </w:rPr>
+        <w:t xml:space="preserve">        -36.7000, 158.2000,11582; -35.9324, 155.2361,11582; </w:t>
+      </w:r>
+      <w:r>
+        <w:rPr>
+          <w:rFonts w:ascii="Menlo" w:hAnsi="Menlo" w:cs="Menlo"/>
+          <w:color w:val="0E00FF"/>
+          <w:sz w:val="20"/>
+          <w:szCs w:val="20"/>
+        </w:rPr>
+        <w:t>...</w:t>
+      </w:r>
+    </w:p>
+    <w:p>
+      <w:pPr>
+        <w:rPr>
+          <w:rFonts w:ascii="Menlo" w:hAnsi="Menlo" w:cs="Menlo"/>
+          <w:sz w:val="20"/>
+          <w:szCs w:val="20"/>
+        </w:rPr>
+      </w:pPr>
+      <w:r>
+        <w:rPr>
+          <w:rFonts w:ascii="Menlo" w:hAnsi="Menlo" w:cs="Menlo"/>
+          <w:sz w:val="20"/>
+          <w:szCs w:val="20"/>
+        </w:rPr>
+        <w:t xml:space="preserve">        -35.3403, 154.2447,11582; -35.1915, 153.9896,11277; </w:t>
+      </w:r>
+      <w:r>
+        <w:rPr>
+          <w:rFonts w:ascii="Menlo" w:hAnsi="Menlo" w:cs="Menlo"/>
+          <w:color w:val="0E00FF"/>
+          <w:sz w:val="20"/>
+          <w:szCs w:val="20"/>
+        </w:rPr>
+        <w:t>...</w:t>
+      </w:r>
+    </w:p>
+    <w:p>
+      <w:pPr>
+        <w:rPr>
+          <w:rFonts w:ascii="Menlo" w:hAnsi="Menlo" w:cs="Menlo"/>
+          <w:sz w:val="20"/>
+          <w:szCs w:val="20"/>
+        </w:rPr>
+      </w:pPr>
+      <w:r>
+        <w:rPr>
+          <w:rFonts w:ascii="Menlo" w:hAnsi="Menlo" w:cs="Menlo"/>
+          <w:sz w:val="20"/>
+          <w:szCs w:val="20"/>
+        </w:rPr>
+        <w:t xml:space="preserve">        -35.0398, 153.7313,11277; -34.8009, 153.3287,10500; </w:t>
+      </w:r>
+      <w:r>
+        <w:rPr>
+          <w:rFonts w:ascii="Menlo" w:hAnsi="Menlo" w:cs="Menlo"/>
+          <w:color w:val="0E00FF"/>
+          <w:sz w:val="20"/>
+          <w:szCs w:val="20"/>
+        </w:rPr>
+        <w:t>...</w:t>
+      </w:r>
+    </w:p>
+    <w:p>
+      <w:pPr>
+        <w:rPr>
+          <w:rFonts w:ascii="Menlo" w:hAnsi="Menlo" w:cs="Menlo"/>
+          <w:sz w:val="20"/>
+          <w:szCs w:val="20"/>
+        </w:rPr>
+      </w:pPr>
+      <w:r>
+        <w:rPr>
+          <w:rFonts w:ascii="Menlo" w:hAnsi="Menlo" w:cs="Menlo"/>
+          <w:sz w:val="20"/>
+          <w:szCs w:val="20"/>
+        </w:rPr>
+        <w:t xml:space="preserve">        -34.3358, 152.5571, 8229; -34.0329, 152.0384, 5181; </w:t>
+      </w:r>
+      <w:r>
+        <w:rPr>
+          <w:rFonts w:ascii="Menlo" w:hAnsi="Menlo" w:cs="Menlo"/>
+          <w:color w:val="0E00FF"/>
+          <w:sz w:val="20"/>
+          <w:szCs w:val="20"/>
+        </w:rPr>
+        <w:t>...</w:t>
+      </w:r>
+    </w:p>
+    <w:p>
+      <w:pPr>
+        <w:rPr>
+          <w:rFonts w:ascii="Menlo" w:hAnsi="Menlo" w:cs="Menlo"/>
+          <w:sz w:val="20"/>
+          <w:szCs w:val="20"/>
+        </w:rPr>
+      </w:pPr>
+      <w:r>
+        <w:rPr>
+          <w:rFonts w:ascii="Menlo" w:hAnsi="Menlo" w:cs="Menlo"/>
+          <w:sz w:val="20"/>
+          <w:szCs w:val="20"/>
+        </w:rPr>
+        <w:t xml:space="preserve">        -34.0017, 151.8044, 3657; -33.7669, 151.4050, 1524; </w:t>
+      </w:r>
+      <w:r>
+        <w:rPr>
+          <w:rFonts w:ascii="Menlo" w:hAnsi="Menlo" w:cs="Menlo"/>
+          <w:color w:val="0E00FF"/>
+          <w:sz w:val="20"/>
+          <w:szCs w:val="20"/>
+        </w:rPr>
+        <w:t>...</w:t>
+      </w:r>
+    </w:p>
+    <w:p>
+      <w:pPr>
+        <w:rPr>
+          <w:rFonts w:ascii="Menlo" w:hAnsi="Menlo" w:cs="Menlo"/>
+          <w:sz w:val="20"/>
+          <w:szCs w:val="20"/>
+        </w:rPr>
+      </w:pPr>
+      <w:r>
+        <w:rPr>
+          <w:rFonts w:ascii="Menlo" w:hAnsi="Menlo" w:cs="Menlo"/>
+          <w:sz w:val="20"/>
+          <w:szCs w:val="20"/>
+        </w:rPr>
+        <w:t xml:space="preserve">        -33.7430, 151.1863,  914; -33.7626, 151.1639,  914; </w:t>
+      </w:r>
+      <w:r>
+        <w:rPr>
+          <w:rFonts w:ascii="Menlo" w:hAnsi="Menlo" w:cs="Menlo"/>
+          <w:color w:val="0E00FF"/>
+          <w:sz w:val="20"/>
+          <w:szCs w:val="20"/>
+        </w:rPr>
+        <w:t>...</w:t>
+      </w:r>
+    </w:p>
+    <w:p>
+      <w:pPr>
+        <w:rPr>
+          <w:rFonts w:ascii="Menlo" w:hAnsi="Menlo" w:cs="Menlo"/>
+          <w:sz w:val="20"/>
+          <w:szCs w:val="20"/>
+        </w:rPr>
+      </w:pPr>
+      <w:r>
+        <w:rPr>
+          <w:rFonts w:ascii="Menlo" w:hAnsi="Menlo" w:cs="Menlo"/>
+          <w:sz w:val="20"/>
+          <w:szCs w:val="20"/>
+        </w:rPr>
+        <w:t xml:space="preserve">        -33.9548, 151.1897,    6];</w:t>
+      </w:r>
+    </w:p>
+    <w:p>
+      <w:pPr>
+        <w:rPr>
+          <w:rFonts w:ascii="Menlo" w:hAnsi="Menlo" w:cs="Menlo"/>
+          <w:sz w:val="20"/>
+          <w:szCs w:val="20"/>
+        </w:rPr>
+      </w:pPr>
+    </w:p>
+    <w:p>
+      <w:pPr>
+        <w:rPr>
+          <w:rFonts w:ascii="Menlo" w:hAnsi="Menlo" w:cs="Menlo"/>
+          <w:sz w:val="20"/>
+          <w:szCs w:val="20"/>
+        </w:rPr>
+      </w:pPr>
+      <w:r>
+        <w:rPr>
+          <w:rFonts w:ascii="Menlo" w:hAnsi="Menlo" w:cs="Menlo"/>
+          <w:sz w:val="20"/>
+          <w:szCs w:val="20"/>
+        </w:rPr>
+        <w:t xml:space="preserve">    timeOfArrival = duration([ </w:t>
+      </w:r>
+      <w:r>
+        <w:rPr>
+          <w:rFonts w:ascii="Menlo" w:hAnsi="Menlo" w:cs="Menlo"/>
+          <w:color w:val="0E00FF"/>
+          <w:sz w:val="20"/>
+          <w:szCs w:val="20"/>
+        </w:rPr>
+        <w:t>...</w:t>
+      </w:r>
+    </w:p>
+    <w:p>
+      <w:pPr>
+        <w:rPr>
+          <w:rFonts w:ascii="Menlo" w:hAnsi="Menlo" w:cs="Menlo"/>
+          <w:sz w:val="20"/>
+          <w:szCs w:val="20"/>
+        </w:rPr>
+      </w:pPr>
+      <w:r>
+        <w:rPr>
+          <w:rFonts w:ascii="Menlo" w:hAnsi="Menlo" w:cs="Menlo"/>
+          <w:sz w:val="20"/>
+          <w:szCs w:val="20"/>
+        </w:rPr>
+        <w:t xml:space="preserve">        </w:t>
+      </w:r>
+      <w:r>
+        <w:rPr>
+          <w:rFonts w:ascii="Menlo" w:hAnsi="Menlo" w:cs="Menlo"/>
+          <w:color w:val="A709F5"/>
+          <w:sz w:val="20"/>
+          <w:szCs w:val="20"/>
+        </w:rPr>
+        <w:t>"00:00:00"</w:t>
+      </w:r>
+      <w:r>
+        <w:rPr>
+          <w:rFonts w:ascii="Menlo" w:hAnsi="Menlo" w:cs="Menlo"/>
+          <w:sz w:val="20"/>
+          <w:szCs w:val="20"/>
+        </w:rPr>
+        <w:t>;</w:t>
+      </w:r>
+      <w:r>
+        <w:rPr>
+          <w:rFonts w:ascii="Menlo" w:hAnsi="Menlo" w:cs="Menlo"/>
+          <w:color w:val="A709F5"/>
+          <w:sz w:val="20"/>
+          <w:szCs w:val="20"/>
+        </w:rPr>
+        <w:t>"00:00:33"</w:t>
+      </w:r>
+      <w:r>
+        <w:rPr>
+          <w:rFonts w:ascii="Menlo" w:hAnsi="Menlo" w:cs="Menlo"/>
+          <w:sz w:val="20"/>
+          <w:szCs w:val="20"/>
+        </w:rPr>
+        <w:t>;</w:t>
+      </w:r>
+      <w:r>
+        <w:rPr>
+          <w:rFonts w:ascii="Menlo" w:hAnsi="Menlo" w:cs="Menlo"/>
+          <w:color w:val="A709F5"/>
+          <w:sz w:val="20"/>
+          <w:szCs w:val="20"/>
+        </w:rPr>
+        <w:t>"00:01:25"</w:t>
+      </w:r>
+      <w:r>
+        <w:rPr>
+          <w:rFonts w:ascii="Menlo" w:hAnsi="Menlo" w:cs="Menlo"/>
+          <w:sz w:val="20"/>
+          <w:szCs w:val="20"/>
+        </w:rPr>
+        <w:t>;</w:t>
+      </w:r>
+      <w:r>
+        <w:rPr>
+          <w:rFonts w:ascii="Menlo" w:hAnsi="Menlo" w:cs="Menlo"/>
+          <w:color w:val="A709F5"/>
+          <w:sz w:val="20"/>
+          <w:szCs w:val="20"/>
+        </w:rPr>
+        <w:t>"00:02:38"</w:t>
+      </w:r>
+      <w:r>
+        <w:rPr>
+          <w:rFonts w:ascii="Menlo" w:hAnsi="Menlo" w:cs="Menlo"/>
+          <w:sz w:val="20"/>
+          <w:szCs w:val="20"/>
+        </w:rPr>
+        <w:t>;</w:t>
+      </w:r>
+      <w:r>
+        <w:rPr>
+          <w:rFonts w:ascii="Menlo" w:hAnsi="Menlo" w:cs="Menlo"/>
+          <w:color w:val="A709F5"/>
+          <w:sz w:val="20"/>
+          <w:szCs w:val="20"/>
+        </w:rPr>
+        <w:t>"00:07:14"</w:t>
+      </w:r>
+      <w:r>
+        <w:rPr>
+          <w:rFonts w:ascii="Menlo" w:hAnsi="Menlo" w:cs="Menlo"/>
+          <w:sz w:val="20"/>
+          <w:szCs w:val="20"/>
+        </w:rPr>
+        <w:t>;</w:t>
+      </w:r>
+      <w:r>
+        <w:rPr>
+          <w:rFonts w:ascii="Menlo" w:hAnsi="Menlo" w:cs="Menlo"/>
+          <w:color w:val="A709F5"/>
+          <w:sz w:val="20"/>
+          <w:szCs w:val="20"/>
+        </w:rPr>
+        <w:t>"00:15:46"</w:t>
+      </w:r>
+      <w:r>
+        <w:rPr>
+          <w:rFonts w:ascii="Menlo" w:hAnsi="Menlo" w:cs="Menlo"/>
+          <w:sz w:val="20"/>
+          <w:szCs w:val="20"/>
+        </w:rPr>
+        <w:t xml:space="preserve">; </w:t>
+      </w:r>
+      <w:r>
+        <w:rPr>
+          <w:rFonts w:ascii="Menlo" w:hAnsi="Menlo" w:cs="Menlo"/>
+          <w:color w:val="0E00FF"/>
+          <w:sz w:val="20"/>
+          <w:szCs w:val="20"/>
+        </w:rPr>
+        <w:t>...</w:t>
+      </w:r>
+    </w:p>
+    <w:p>
+      <w:pPr>
+        <w:rPr>
+          <w:rFonts w:ascii="Menlo" w:hAnsi="Menlo" w:cs="Menlo"/>
+          <w:sz w:val="20"/>
+          <w:szCs w:val="20"/>
+        </w:rPr>
+      </w:pPr>
+      <w:r>
+        <w:rPr>
+          <w:rFonts w:ascii="Menlo" w:hAnsi="Menlo" w:cs="Menlo"/>
+          <w:sz w:val="20"/>
+          <w:szCs w:val="20"/>
+        </w:rPr>
+        <w:t xml:space="preserve">        </w:t>
+      </w:r>
+      <w:r>
+        <w:rPr>
+          <w:rFonts w:ascii="Menlo" w:hAnsi="Menlo" w:cs="Menlo"/>
+          <w:color w:val="A709F5"/>
+          <w:sz w:val="20"/>
+          <w:szCs w:val="20"/>
+        </w:rPr>
+        <w:t>"00:27:36"</w:t>
+      </w:r>
+      <w:r>
+        <w:rPr>
+          <w:rFonts w:ascii="Menlo" w:hAnsi="Menlo" w:cs="Menlo"/>
+          <w:sz w:val="20"/>
+          <w:szCs w:val="20"/>
+        </w:rPr>
+        <w:t>;</w:t>
+      </w:r>
+      <w:r>
+        <w:rPr>
+          <w:rFonts w:ascii="Menlo" w:hAnsi="Menlo" w:cs="Menlo"/>
+          <w:color w:val="A709F5"/>
+          <w:sz w:val="20"/>
+          <w:szCs w:val="20"/>
+        </w:rPr>
+        <w:t>"00:53:53"</w:t>
+      </w:r>
+      <w:r>
+        <w:rPr>
+          <w:rFonts w:ascii="Menlo" w:hAnsi="Menlo" w:cs="Menlo"/>
+          <w:sz w:val="20"/>
+          <w:szCs w:val="20"/>
+        </w:rPr>
+        <w:t>;</w:t>
+      </w:r>
+      <w:r>
+        <w:rPr>
+          <w:rFonts w:ascii="Menlo" w:hAnsi="Menlo" w:cs="Menlo"/>
+          <w:color w:val="A709F5"/>
+          <w:sz w:val="20"/>
+          <w:szCs w:val="20"/>
+        </w:rPr>
+        <w:t>"01:20:10"</w:t>
+      </w:r>
+      <w:r>
+        <w:rPr>
+          <w:rFonts w:ascii="Menlo" w:hAnsi="Menlo" w:cs="Menlo"/>
+          <w:sz w:val="20"/>
+          <w:szCs w:val="20"/>
+        </w:rPr>
+        <w:t>;</w:t>
+      </w:r>
+      <w:r>
+        <w:rPr>
+          <w:rFonts w:ascii="Menlo" w:hAnsi="Menlo" w:cs="Menlo"/>
+          <w:color w:val="A709F5"/>
+          <w:sz w:val="20"/>
+          <w:szCs w:val="20"/>
+        </w:rPr>
+        <w:t>"01:46:27"</w:t>
+      </w:r>
+      <w:r>
+        <w:rPr>
+          <w:rFonts w:ascii="Menlo" w:hAnsi="Menlo" w:cs="Menlo"/>
+          <w:sz w:val="20"/>
+          <w:szCs w:val="20"/>
+        </w:rPr>
+        <w:t>;</w:t>
+      </w:r>
+      <w:r>
+        <w:rPr>
+          <w:rFonts w:ascii="Menlo" w:hAnsi="Menlo" w:cs="Menlo"/>
+          <w:color w:val="A709F5"/>
+          <w:sz w:val="20"/>
+          <w:szCs w:val="20"/>
+        </w:rPr>
+        <w:t>"02:12:45"</w:t>
+      </w:r>
+      <w:r>
+        <w:rPr>
+          <w:rFonts w:ascii="Menlo" w:hAnsi="Menlo" w:cs="Menlo"/>
+          <w:sz w:val="20"/>
+          <w:szCs w:val="20"/>
+        </w:rPr>
+        <w:t>;</w:t>
+      </w:r>
+      <w:r>
+        <w:rPr>
+          <w:rFonts w:ascii="Menlo" w:hAnsi="Menlo" w:cs="Menlo"/>
+          <w:color w:val="A709F5"/>
+          <w:sz w:val="20"/>
+          <w:szCs w:val="20"/>
+        </w:rPr>
+        <w:t>"02:39:02"</w:t>
+      </w:r>
+      <w:r>
+        <w:rPr>
+          <w:rFonts w:ascii="Menlo" w:hAnsi="Menlo" w:cs="Menlo"/>
+          <w:sz w:val="20"/>
+          <w:szCs w:val="20"/>
+        </w:rPr>
+        <w:t xml:space="preserve">; </w:t>
+      </w:r>
+      <w:r>
+        <w:rPr>
+          <w:rFonts w:ascii="Menlo" w:hAnsi="Menlo" w:cs="Menlo"/>
+          <w:color w:val="0E00FF"/>
+          <w:sz w:val="20"/>
+          <w:szCs w:val="20"/>
+        </w:rPr>
+        <w:t>...</w:t>
+      </w:r>
+    </w:p>
+    <w:p>
+      <w:pPr>
+        <w:rPr>
+          <w:rFonts w:ascii="Menlo" w:hAnsi="Menlo" w:cs="Menlo"/>
+          <w:sz w:val="20"/>
+          <w:szCs w:val="20"/>
+        </w:rPr>
+      </w:pPr>
+      <w:r>
+        <w:rPr>
+          <w:rFonts w:ascii="Menlo" w:hAnsi="Menlo" w:cs="Menlo"/>
+          <w:sz w:val="20"/>
+          <w:szCs w:val="20"/>
+        </w:rPr>
+        <w:t xml:space="preserve">        </w:t>
+      </w:r>
+      <w:r>
+        <w:rPr>
+          <w:rFonts w:ascii="Menlo" w:hAnsi="Menlo" w:cs="Menlo"/>
+          <w:color w:val="A709F5"/>
+          <w:sz w:val="20"/>
+          <w:szCs w:val="20"/>
+        </w:rPr>
+        <w:t>"02:50:51"</w:t>
+      </w:r>
+      <w:r>
+        <w:rPr>
+          <w:rFonts w:ascii="Menlo" w:hAnsi="Menlo" w:cs="Menlo"/>
+          <w:sz w:val="20"/>
+          <w:szCs w:val="20"/>
+        </w:rPr>
+        <w:t>;</w:t>
+      </w:r>
+      <w:r>
+        <w:rPr>
+          <w:rFonts w:ascii="Menlo" w:hAnsi="Menlo" w:cs="Menlo"/>
+          <w:color w:val="A709F5"/>
+          <w:sz w:val="20"/>
+          <w:szCs w:val="20"/>
+        </w:rPr>
+        <w:t>"02:56:07"</w:t>
+      </w:r>
+      <w:r>
+        <w:rPr>
+          <w:rFonts w:ascii="Menlo" w:hAnsi="Menlo" w:cs="Menlo"/>
+          <w:sz w:val="20"/>
+          <w:szCs w:val="20"/>
+        </w:rPr>
+        <w:t>;</w:t>
+      </w:r>
+      <w:r>
+        <w:rPr>
+          <w:rFonts w:ascii="Menlo" w:hAnsi="Menlo" w:cs="Menlo"/>
+          <w:color w:val="A709F5"/>
+          <w:sz w:val="20"/>
+          <w:szCs w:val="20"/>
+        </w:rPr>
+        <w:t>"03:01:22"</w:t>
+      </w:r>
+      <w:r>
+        <w:rPr>
+          <w:rFonts w:ascii="Menlo" w:hAnsi="Menlo" w:cs="Menlo"/>
+          <w:sz w:val="20"/>
+          <w:szCs w:val="20"/>
+        </w:rPr>
+        <w:t>;</w:t>
+      </w:r>
+      <w:r>
+        <w:rPr>
+          <w:rFonts w:ascii="Menlo" w:hAnsi="Menlo" w:cs="Menlo"/>
+          <w:color w:val="A709F5"/>
+          <w:sz w:val="20"/>
+          <w:szCs w:val="20"/>
+        </w:rPr>
+        <w:t>"03:06:38"</w:t>
+      </w:r>
+      <w:r>
+        <w:rPr>
+          <w:rFonts w:ascii="Menlo" w:hAnsi="Menlo" w:cs="Menlo"/>
+          <w:sz w:val="20"/>
+          <w:szCs w:val="20"/>
+        </w:rPr>
+        <w:t>;</w:t>
+      </w:r>
+      <w:r>
+        <w:rPr>
+          <w:rFonts w:ascii="Menlo" w:hAnsi="Menlo" w:cs="Menlo"/>
+          <w:color w:val="A709F5"/>
+          <w:sz w:val="20"/>
+          <w:szCs w:val="20"/>
+        </w:rPr>
+        <w:t>"03:15:50"</w:t>
+      </w:r>
+      <w:r>
+        <w:rPr>
+          <w:rFonts w:ascii="Menlo" w:hAnsi="Menlo" w:cs="Menlo"/>
+          <w:sz w:val="20"/>
+          <w:szCs w:val="20"/>
+        </w:rPr>
+        <w:t>;</w:t>
+      </w:r>
+      <w:r>
+        <w:rPr>
+          <w:rFonts w:ascii="Menlo" w:hAnsi="Menlo" w:cs="Menlo"/>
+          <w:color w:val="A709F5"/>
+          <w:sz w:val="20"/>
+          <w:szCs w:val="20"/>
+        </w:rPr>
+        <w:t>"03:23:43"</w:t>
+      </w:r>
+      <w:r>
+        <w:rPr>
+          <w:rFonts w:ascii="Menlo" w:hAnsi="Menlo" w:cs="Menlo"/>
+          <w:sz w:val="20"/>
+          <w:szCs w:val="20"/>
+        </w:rPr>
+        <w:t xml:space="preserve">; </w:t>
+      </w:r>
+      <w:r>
+        <w:rPr>
+          <w:rFonts w:ascii="Menlo" w:hAnsi="Menlo" w:cs="Menlo"/>
+          <w:color w:val="0E00FF"/>
+          <w:sz w:val="20"/>
+          <w:szCs w:val="20"/>
+        </w:rPr>
+        <w:t>...</w:t>
+      </w:r>
+    </w:p>
+    <w:p>
+      <w:pPr>
+        <w:rPr>
+          <w:rFonts w:ascii="Menlo" w:hAnsi="Menlo" w:cs="Menlo"/>
+          <w:sz w:val="20"/>
+          <w:szCs w:val="20"/>
+        </w:rPr>
+      </w:pPr>
+      <w:r>
+        <w:rPr>
+          <w:rFonts w:ascii="Menlo" w:hAnsi="Menlo" w:cs="Menlo"/>
+          <w:sz w:val="20"/>
+          <w:szCs w:val="20"/>
+        </w:rPr>
+        <w:t xml:space="preserve">        </w:t>
+      </w:r>
+      <w:r>
+        <w:rPr>
+          <w:rFonts w:ascii="Menlo" w:hAnsi="Menlo" w:cs="Menlo"/>
+          <w:color w:val="A709F5"/>
+          <w:sz w:val="20"/>
+          <w:szCs w:val="20"/>
+        </w:rPr>
+        <w:t>"03:28:58"</w:t>
+      </w:r>
+      <w:r>
+        <w:rPr>
+          <w:rFonts w:ascii="Menlo" w:hAnsi="Menlo" w:cs="Menlo"/>
+          <w:sz w:val="20"/>
+          <w:szCs w:val="20"/>
+        </w:rPr>
+        <w:t>;</w:t>
+      </w:r>
+      <w:r>
+        <w:rPr>
+          <w:rFonts w:ascii="Menlo" w:hAnsi="Menlo" w:cs="Menlo"/>
+          <w:color w:val="A709F5"/>
+          <w:sz w:val="20"/>
+          <w:szCs w:val="20"/>
+        </w:rPr>
+        <w:t>"03:34:14"</w:t>
+      </w:r>
+      <w:r>
+        <w:rPr>
+          <w:rFonts w:ascii="Menlo" w:hAnsi="Menlo" w:cs="Menlo"/>
+          <w:sz w:val="20"/>
+          <w:szCs w:val="20"/>
+        </w:rPr>
+        <w:t>;</w:t>
+      </w:r>
+      <w:r>
+        <w:rPr>
+          <w:rFonts w:ascii="Menlo" w:hAnsi="Menlo" w:cs="Menlo"/>
+          <w:color w:val="A709F5"/>
+          <w:sz w:val="20"/>
+          <w:szCs w:val="20"/>
+        </w:rPr>
+        <w:t>"03:39:29"</w:t>
+      </w:r>
+      <w:r>
+        <w:rPr>
+          <w:rFonts w:ascii="Menlo" w:hAnsi="Menlo" w:cs="Menlo"/>
+          <w:sz w:val="20"/>
+          <w:szCs w:val="20"/>
+        </w:rPr>
+        <w:t>;</w:t>
+      </w:r>
+      <w:r>
+        <w:rPr>
+          <w:rFonts w:ascii="Menlo" w:hAnsi="Menlo" w:cs="Menlo"/>
+          <w:color w:val="A709F5"/>
+          <w:sz w:val="20"/>
+          <w:szCs w:val="20"/>
+        </w:rPr>
+        <w:t>"03:43:26"</w:t>
+      </w:r>
+      <w:r>
+        <w:rPr>
+          <w:rFonts w:ascii="Menlo" w:hAnsi="Menlo" w:cs="Menlo"/>
+          <w:sz w:val="20"/>
+          <w:szCs w:val="20"/>
+        </w:rPr>
+        <w:t>;</w:t>
+      </w:r>
+      <w:r>
+        <w:rPr>
+          <w:rFonts w:ascii="Menlo" w:hAnsi="Menlo" w:cs="Menlo"/>
+          <w:color w:val="A709F5"/>
+          <w:sz w:val="20"/>
+          <w:szCs w:val="20"/>
+        </w:rPr>
+        <w:t>"03:50:00"</w:t>
+      </w:r>
+      <w:r>
+        <w:rPr>
+          <w:rFonts w:ascii="Menlo" w:hAnsi="Menlo" w:cs="Menlo"/>
+          <w:sz w:val="20"/>
+          <w:szCs w:val="20"/>
+        </w:rPr>
+        <w:t>]);</w:t>
+      </w:r>
+    </w:p>
+    <w:p>
+      <w:pPr>
+        <w:rPr>
+          <w:rFonts w:ascii="Menlo" w:hAnsi="Menlo" w:cs="Menlo"/>
+          <w:sz w:val="20"/>
+          <w:szCs w:val="20"/>
+        </w:rPr>
+      </w:pPr>
+    </w:p>
+    <w:p>
+      <w:pPr>
+        <w:rPr>
+          <w:rFonts w:ascii="Menlo" w:hAnsi="Menlo" w:cs="Menlo"/>
+          <w:sz w:val="20"/>
+          <w:szCs w:val="20"/>
+        </w:rPr>
+      </w:pPr>
+      <w:r>
+        <w:rPr>
+          <w:rFonts w:ascii="Menlo" w:hAnsi="Menlo" w:cs="Menlo"/>
+          <w:sz w:val="20"/>
+          <w:szCs w:val="20"/>
+        </w:rPr>
+        <w:t xml:space="preserve">    trajectory = geoTrajectory(waypoints, seconds(timeOfArrival), </w:t>
+      </w:r>
+      <w:r>
+        <w:rPr>
+          <w:rFonts w:ascii="Menlo" w:hAnsi="Menlo" w:cs="Menlo"/>
+          <w:color w:val="0E00FF"/>
+          <w:sz w:val="20"/>
+          <w:szCs w:val="20"/>
+        </w:rPr>
+        <w:t>...</w:t>
+      </w:r>
+    </w:p>
+    <w:p>
+      <w:pPr>
+        <w:rPr>
+          <w:rFonts w:ascii="Menlo" w:hAnsi="Menlo" w:cs="Menlo"/>
+          <w:sz w:val="20"/>
+          <w:szCs w:val="20"/>
+        </w:rPr>
+      </w:pPr>
+      <w:r>
+        <w:rPr>
+          <w:rFonts w:ascii="Menlo" w:hAnsi="Menlo" w:cs="Menlo"/>
+          <w:sz w:val="20"/>
+          <w:szCs w:val="20"/>
+        </w:rPr>
+        <w:t xml:space="preserve">        AutoPitch=true, AutoBank=true);</w:t>
+      </w:r>
+    </w:p>
+    <w:p>
+      <w:pPr>
+        <w:rPr>
+          <w:rFonts w:ascii="Menlo" w:hAnsi="Menlo" w:cs="Menlo"/>
+          <w:sz w:val="20"/>
+          <w:szCs w:val="20"/>
+        </w:rPr>
+      </w:pPr>
+      <w:r>
+        <w:rPr>
+          <w:rFonts w:ascii="Menlo" w:hAnsi="Menlo" w:cs="Menlo"/>
+          <w:sz w:val="20"/>
+          <w:szCs w:val="20"/>
+        </w:rPr>
+        <w:t xml:space="preserve">    aircraft = platform(sc, trajectory, Name=</w:t>
+      </w:r>
+      <w:r>
+        <w:rPr>
+          <w:rFonts w:ascii="Menlo" w:hAnsi="Menlo" w:cs="Menlo"/>
+          <w:color w:val="A709F5"/>
+          <w:sz w:val="20"/>
+          <w:szCs w:val="20"/>
+        </w:rPr>
+        <w:t>"Avion"</w:t>
+      </w:r>
+      <w:r>
+        <w:rPr>
+          <w:rFonts w:ascii="Menlo" w:hAnsi="Menlo" w:cs="Menlo"/>
+          <w:sz w:val="20"/>
+          <w:szCs w:val="20"/>
+        </w:rPr>
+        <w:t xml:space="preserve">, </w:t>
+      </w:r>
+      <w:r>
+        <w:rPr>
+          <w:rFonts w:ascii="Menlo" w:hAnsi="Menlo" w:cs="Menlo"/>
+          <w:color w:val="0E00FF"/>
+          <w:sz w:val="20"/>
+          <w:szCs w:val="20"/>
+        </w:rPr>
+        <w:t>...</w:t>
+      </w:r>
+    </w:p>
+    <w:p>
+      <w:pPr>
+        <w:rPr>
+          <w:rFonts w:ascii="Menlo" w:hAnsi="Menlo" w:cs="Menlo"/>
+          <w:sz w:val="20"/>
+          <w:szCs w:val="20"/>
+        </w:rPr>
+      </w:pPr>
+      <w:r>
+        <w:rPr>
+          <w:rFonts w:ascii="Menlo" w:hAnsi="Menlo" w:cs="Menlo"/>
+          <w:sz w:val="20"/>
+          <w:szCs w:val="20"/>
+        </w:rPr>
+        <w:t xml:space="preserve">        Visual3DModel=</w:t>
+      </w:r>
+      <w:r>
+        <w:rPr>
+          <w:rFonts w:ascii="Menlo" w:hAnsi="Menlo" w:cs="Menlo"/>
+          <w:color w:val="A709F5"/>
+          <w:sz w:val="20"/>
+          <w:szCs w:val="20"/>
+        </w:rPr>
+        <w:t>"NarrowBodyAirliner.glb"</w:t>
+      </w:r>
+      <w:r>
+        <w:rPr>
+          <w:rFonts w:ascii="Menlo" w:hAnsi="Menlo" w:cs="Menlo"/>
+          <w:sz w:val="20"/>
+          <w:szCs w:val="20"/>
+        </w:rPr>
+        <w:t>);</w:t>
+      </w:r>
+    </w:p>
+    <w:p>
+      <w:pPr>
+        <w:jc w:val="both"/>
+      </w:pPr>
+    </w:p>
+    <w:p>
+      <w:pPr>
+        <w:ind w:firstLine="567"/>
+        <w:jc w:val="both"/>
+      </w:pPr>
+      <w:r>
+        <w:rPr>
+          <w:b/>
+          <w:bCs/>
+        </w:rPr>
+        <w:t xml:space="preserve">Constelatia Iridium NEXT </w:t>
+      </w:r>
+      <w:r>
+        <w:t>este construită parametric: 66 de sateliți distribuiți pe 6 planuri orbitale cu câte 11 sateliți fiecare. Longitudinea Nodului Ascendent (RAAN) este distribuită uniform la 30° între planuri: Ω = 180° × (orbitIdx − 1) / 6. Anomalia adevărată aplică un decalaj de 0,5 paşi unghiulari între planurile de indice par şi impar, prevțenind zonele oarbe de acoperire. Semiaxa mare este setată la (6.371 + 780) × 10³ m, cu excentricitate zero şi înclinație de 86,4°. Fiecărui satelit îi este ataşat un senzor conic (conicalSensor) cu un unghi maxim de deschidere de 125°, corespunzător acoperirii reale a payload-ului Aireon [5].</w:t>
       </w:r>
     </w:p>
     <w:p>
@@ -5022,104 +6715,112 @@
       <w:r>
         <w:rPr>
           <w:rFonts w:ascii="Menlo" w:hAnsi="Menlo" w:cs="Menlo"/>
-          <w:color w:val="0E00FF"/>
-          <w:sz w:val="20"/>
-          <w:szCs w:val="20"/>
-        </w:rPr>
-        <w:t xml:space="preserve">function </w:t>
-      </w:r>
-      <w:r>
-        <w:rPr>
-          <w:rFonts w:ascii="Menlo" w:hAnsi="Menlo" w:cs="Menlo"/>
-          <w:sz w:val="20"/>
-          <w:szCs w:val="20"/>
-        </w:rPr>
-        <w:t>[sc, aircraft, iridiumSatellites, iridiumConicalSensors, txADSB, rxAirport] = buildScenario()</w:t>
-      </w:r>
-    </w:p>
-    <w:p>
-      <w:pPr>
-        <w:rPr>
-          <w:rFonts w:ascii="Menlo" w:hAnsi="Menlo" w:cs="Menlo"/>
-          <w:sz w:val="20"/>
-          <w:szCs w:val="20"/>
-        </w:rPr>
-      </w:pPr>
-      <w:r>
-        <w:rPr>
-          <w:rFonts w:ascii="Menlo" w:hAnsi="Menlo" w:cs="Menlo"/>
-          <w:sz w:val="20"/>
-          <w:szCs w:val="20"/>
-        </w:rPr>
-        <w:t xml:space="preserve">    startTime  = datetime(2026,4,9,15,55,0, TimeZone=</w:t>
-      </w:r>
-      <w:r>
-        <w:rPr>
-          <w:rFonts w:ascii="Menlo" w:hAnsi="Menlo" w:cs="Menlo"/>
-          <w:color w:val="A709F5"/>
-          <w:sz w:val="20"/>
-          <w:szCs w:val="20"/>
-        </w:rPr>
-        <w:t>"Pacific/Auckland"</w:t>
-      </w:r>
-      <w:r>
-        <w:rPr>
-          <w:rFonts w:ascii="Menlo" w:hAnsi="Menlo" w:cs="Menlo"/>
-          <w:sz w:val="20"/>
-          <w:szCs w:val="20"/>
-        </w:rPr>
-        <w:t>);</w:t>
-      </w:r>
-    </w:p>
-    <w:p>
-      <w:pPr>
-        <w:rPr>
-          <w:rFonts w:ascii="Menlo" w:hAnsi="Menlo" w:cs="Menlo"/>
-          <w:sz w:val="20"/>
-          <w:szCs w:val="20"/>
-        </w:rPr>
-      </w:pPr>
-      <w:r>
-        <w:rPr>
-          <w:rFonts w:ascii="Menlo" w:hAnsi="Menlo" w:cs="Menlo"/>
-          <w:sz w:val="20"/>
-          <w:szCs w:val="20"/>
-        </w:rPr>
-        <w:t xml:space="preserve">    stopTime   = startTime + hours(3) + minutes(50);</w:t>
-      </w:r>
-    </w:p>
-    <w:p>
-      <w:pPr>
-        <w:rPr>
-          <w:rFonts w:ascii="Menlo" w:hAnsi="Menlo" w:cs="Menlo"/>
-          <w:sz w:val="20"/>
-          <w:szCs w:val="20"/>
-        </w:rPr>
-      </w:pPr>
-      <w:r>
-        <w:rPr>
-          <w:rFonts w:ascii="Menlo" w:hAnsi="Menlo" w:cs="Menlo"/>
-          <w:sz w:val="20"/>
-          <w:szCs w:val="20"/>
-        </w:rPr>
-        <w:t xml:space="preserve">    sampleTime = 10;</w:t>
-      </w:r>
-    </w:p>
-    <w:p>
-      <w:pPr>
-        <w:rPr>
-          <w:rFonts w:ascii="Menlo" w:hAnsi="Menlo" w:cs="Menlo"/>
-          <w:sz w:val="20"/>
-          <w:szCs w:val="20"/>
-        </w:rPr>
-      </w:pPr>
-      <w:r>
-        <w:rPr>
-          <w:rFonts w:ascii="Menlo" w:hAnsi="Menlo" w:cs="Menlo"/>
-          <w:sz w:val="20"/>
-          <w:szCs w:val="20"/>
-        </w:rPr>
-        <w:t xml:space="preserve">    sc = satelliteScenario(startTime, stopTime, sampleTime);</w:t>
+          <w:sz w:val="20"/>
+          <w:szCs w:val="20"/>
+        </w:rPr>
+        <w:t xml:space="preserve">    numSatsPerPlane = 11;</w:t>
+      </w:r>
+    </w:p>
+    <w:p>
+      <w:pPr>
+        <w:rPr>
+          <w:rFonts w:ascii="Menlo" w:hAnsi="Menlo" w:cs="Menlo"/>
+          <w:sz w:val="20"/>
+          <w:szCs w:val="20"/>
+        </w:rPr>
+      </w:pPr>
+      <w:r>
+        <w:rPr>
+          <w:rFonts w:ascii="Menlo" w:hAnsi="Menlo" w:cs="Menlo"/>
+          <w:sz w:val="20"/>
+          <w:szCs w:val="20"/>
+        </w:rPr>
+        <w:t xml:space="preserve">    numOrbits       = 6;</w:t>
+      </w:r>
+    </w:p>
+    <w:p>
+      <w:pPr>
+        <w:rPr>
+          <w:rFonts w:ascii="Menlo" w:hAnsi="Menlo" w:cs="Menlo"/>
+          <w:sz w:val="20"/>
+          <w:szCs w:val="20"/>
+        </w:rPr>
+      </w:pPr>
+      <w:r>
+        <w:rPr>
+          <w:rFonts w:ascii="Menlo" w:hAnsi="Menlo" w:cs="Menlo"/>
+          <w:sz w:val="20"/>
+          <w:szCs w:val="20"/>
+        </w:rPr>
+        <w:t xml:space="preserve">    orbitIdx  = repelem(1:numOrbits, 1, numSatsPerPlane);</w:t>
+      </w:r>
+    </w:p>
+    <w:p>
+      <w:pPr>
+        <w:rPr>
+          <w:rFonts w:ascii="Menlo" w:hAnsi="Menlo" w:cs="Menlo"/>
+          <w:sz w:val="20"/>
+          <w:szCs w:val="20"/>
+        </w:rPr>
+      </w:pPr>
+      <w:r>
+        <w:rPr>
+          <w:rFonts w:ascii="Menlo" w:hAnsi="Menlo" w:cs="Menlo"/>
+          <w:sz w:val="20"/>
+          <w:szCs w:val="20"/>
+        </w:rPr>
+        <w:t xml:space="preserve">    planeIdx  = repmat(1:numSatsPerPlane, 1, numOrbits);</w:t>
+      </w:r>
+    </w:p>
+    <w:p>
+      <w:pPr>
+        <w:rPr>
+          <w:rFonts w:ascii="Menlo" w:hAnsi="Menlo" w:cs="Menlo"/>
+          <w:sz w:val="20"/>
+          <w:szCs w:val="20"/>
+        </w:rPr>
+      </w:pPr>
+      <w:r>
+        <w:rPr>
+          <w:rFonts w:ascii="Menlo" w:hAnsi="Menlo" w:cs="Menlo"/>
+          <w:sz w:val="20"/>
+          <w:szCs w:val="20"/>
+        </w:rPr>
+        <w:t xml:space="preserve">    RAAN      = 180*(orbitIdx-1)/numOrbits;</w:t>
+      </w:r>
+    </w:p>
+    <w:p>
+      <w:pPr>
+        <w:rPr>
+          <w:rFonts w:ascii="Menlo" w:hAnsi="Menlo" w:cs="Menlo"/>
+          <w:sz w:val="20"/>
+          <w:szCs w:val="20"/>
+        </w:rPr>
+      </w:pPr>
+      <w:r>
+        <w:rPr>
+          <w:rFonts w:ascii="Menlo" w:hAnsi="Menlo" w:cs="Menlo"/>
+          <w:sz w:val="20"/>
+          <w:szCs w:val="20"/>
+        </w:rPr>
+        <w:t xml:space="preserve">    trueanom  = 360*(planeIdx-1 + 0.5*(mod(orbitIdx,2)-1))/numSatsPerPlane;</w:t>
+      </w:r>
+    </w:p>
+    <w:p>
+      <w:pPr>
+        <w:rPr>
+          <w:rFonts w:ascii="Menlo" w:hAnsi="Menlo" w:cs="Menlo"/>
+          <w:sz w:val="20"/>
+          <w:szCs w:val="20"/>
+        </w:rPr>
+      </w:pPr>
+      <w:r>
+        <w:rPr>
+          <w:rFonts w:ascii="Menlo" w:hAnsi="Menlo" w:cs="Menlo"/>
+          <w:sz w:val="20"/>
+          <w:szCs w:val="20"/>
+        </w:rPr>
+        <w:t xml:space="preserve">    sma       = repmat((6371+780)*1e3, size(RAAN));</w:t>
       </w:r>
     </w:p>
     <w:p>
@@ -5133,15 +6834,21 @@
         <w:ind w:firstLine="720"/>
         <w:jc w:val="both"/>
       </w:pPr>
+    </w:p>
+    <w:p>
+      <w:pPr>
+        <w:ind w:firstLine="720"/>
+        <w:jc w:val="both"/>
+      </w:pPr>
       <w:r>
         <w:rPr>
           <w:b/>
           <w:bCs/>
         </w:rPr>
-        <w:t xml:space="preserve">Traiectoria aeronavei </w:t>
-      </w:r>
-      <w:r>
-        <w:t>este definită prin 22 de puncte de rută (waypoints), acoperind ruta Wellington–Sydney deasupra Mării Tasman, cu o altitudine de croazieră de 11.582 m. Funcția geoTrajectory() cu parametrii AutoPitch=true şi AutoBank=true calculează automat orientarea aeronavei de-a lungul traseului. Modelul 3D (NarrowBodyAirliner.glb) este asociat obiectului platform pentru vizualizare în satelliteScenarioViewer. Cele două stații terestre — Aeroportul Internațional Wellington (φ = −41,33°, λ = 174,81°) şi Aeroportul Kingsford Smith Sydney (φ = −33,95°, λ = 151,19°) — sunt definite ca obiecte groundStation şi echipate cu receptoare ADS-B izotrope [1×1].</w:t>
+        <w:t xml:space="preserve">Transmitătorul ADS-B </w:t>
+      </w:r>
+      <w:r>
+        <w:t>al aeronavei este configurat la frecvența de 1090 MHz, cu o putere de 125 W (≈ 21 dBW, conform EIRP minim impus de standardul 1090ES [2]), şi o antenă izotropă [1×1], montat la poziția [8, 0, −2,7] m față de centrul de masă al aeronavei.</w:t>
       </w:r>
     </w:p>
     <w:p>
@@ -5152,31 +6859,448 @@
     </w:p>
     <w:p>
       <w:pPr>
+        <w:rPr>
+          <w:rFonts w:ascii="Menlo" w:hAnsi="Menlo" w:cs="Menlo"/>
+          <w:sz w:val="20"/>
+          <w:szCs w:val="20"/>
+        </w:rPr>
+      </w:pPr>
+      <w:r>
+        <w:rPr>
+          <w:rFonts w:ascii="Menlo" w:hAnsi="Menlo" w:cs="Menlo"/>
+          <w:sz w:val="20"/>
+          <w:szCs w:val="20"/>
+        </w:rPr>
+        <w:t xml:space="preserve">iridiumSatellites = satellite(sc, sma, zeros(size(RAAN)), </w:t>
+      </w:r>
+      <w:r>
+        <w:rPr>
+          <w:rFonts w:ascii="Menlo" w:hAnsi="Menlo" w:cs="Menlo"/>
+          <w:color w:val="0E00FF"/>
+          <w:sz w:val="20"/>
+          <w:szCs w:val="20"/>
+        </w:rPr>
+        <w:t>...</w:t>
+      </w:r>
+    </w:p>
+    <w:p>
+      <w:pPr>
+        <w:rPr>
+          <w:rFonts w:ascii="Menlo" w:hAnsi="Menlo" w:cs="Menlo"/>
+          <w:sz w:val="20"/>
+          <w:szCs w:val="20"/>
+        </w:rPr>
+      </w:pPr>
+      <w:r>
+        <w:rPr>
+          <w:rFonts w:ascii="Menlo" w:hAnsi="Menlo" w:cs="Menlo"/>
+          <w:sz w:val="20"/>
+          <w:szCs w:val="20"/>
+        </w:rPr>
+        <w:t xml:space="preserve">        repmat(86.4,size(RAAN)), RAAN, zeros(size(RAAN)), trueanom, </w:t>
+      </w:r>
+      <w:r>
+        <w:rPr>
+          <w:rFonts w:ascii="Menlo" w:hAnsi="Menlo" w:cs="Menlo"/>
+          <w:color w:val="0E00FF"/>
+          <w:sz w:val="20"/>
+          <w:szCs w:val="20"/>
+        </w:rPr>
+        <w:t>...</w:t>
+      </w:r>
+    </w:p>
+    <w:p>
+      <w:pPr>
+        <w:rPr>
+          <w:rFonts w:ascii="Menlo" w:hAnsi="Menlo" w:cs="Menlo"/>
+          <w:sz w:val="20"/>
+          <w:szCs w:val="20"/>
+        </w:rPr>
+      </w:pPr>
+      <w:r>
+        <w:rPr>
+          <w:rFonts w:ascii="Menlo" w:hAnsi="Menlo" w:cs="Menlo"/>
+          <w:sz w:val="20"/>
+          <w:szCs w:val="20"/>
+        </w:rPr>
+        <w:t xml:space="preserve">        Name=</w:t>
+      </w:r>
+      <w:r>
+        <w:rPr>
+          <w:rFonts w:ascii="Menlo" w:hAnsi="Menlo" w:cs="Menlo"/>
+          <w:color w:val="A709F5"/>
+          <w:sz w:val="20"/>
+          <w:szCs w:val="20"/>
+        </w:rPr>
+        <w:t xml:space="preserve">"Iridium " </w:t>
+      </w:r>
+      <w:r>
+        <w:rPr>
+          <w:rFonts w:ascii="Menlo" w:hAnsi="Menlo" w:cs="Menlo"/>
+          <w:sz w:val="20"/>
+          <w:szCs w:val="20"/>
+        </w:rPr>
+        <w:t>+ string(1:66)');</w:t>
+      </w:r>
+    </w:p>
+    <w:p>
+      <w:pPr>
+        <w:rPr>
+          <w:rFonts w:ascii="Menlo" w:hAnsi="Menlo" w:cs="Menlo"/>
+          <w:sz w:val="20"/>
+          <w:szCs w:val="20"/>
+        </w:rPr>
+      </w:pPr>
+    </w:p>
+    <w:p>
+      <w:pPr>
+        <w:rPr>
+          <w:rFonts w:ascii="Menlo" w:hAnsi="Menlo" w:cs="Menlo"/>
+          <w:sz w:val="20"/>
+          <w:szCs w:val="20"/>
+        </w:rPr>
+      </w:pPr>
+      <w:r>
+        <w:rPr>
+          <w:rFonts w:ascii="Menlo" w:hAnsi="Menlo" w:cs="Menlo"/>
+          <w:sz w:val="20"/>
+          <w:szCs w:val="20"/>
+        </w:rPr>
+        <w:t xml:space="preserve">    iridiumConicalSensors = conicalSensor(iridiumSatellites, </w:t>
+      </w:r>
+      <w:r>
+        <w:rPr>
+          <w:rFonts w:ascii="Menlo" w:hAnsi="Menlo" w:cs="Menlo"/>
+          <w:color w:val="A709F5"/>
+          <w:sz w:val="20"/>
+          <w:szCs w:val="20"/>
+        </w:rPr>
+        <w:t>"MaxViewAngle"</w:t>
+      </w:r>
+      <w:r>
+        <w:rPr>
+          <w:rFonts w:ascii="Menlo" w:hAnsi="Menlo" w:cs="Menlo"/>
+          <w:sz w:val="20"/>
+          <w:szCs w:val="20"/>
+        </w:rPr>
+        <w:t>, 125);</w:t>
+      </w:r>
+    </w:p>
+    <w:p>
+      <w:pPr>
+        <w:rPr>
+          <w:rFonts w:ascii="Menlo" w:hAnsi="Menlo" w:cs="Menlo"/>
+          <w:sz w:val="20"/>
+          <w:szCs w:val="20"/>
+        </w:rPr>
+      </w:pPr>
+    </w:p>
+    <w:p>
+      <w:pPr>
+        <w:rPr>
+          <w:rFonts w:ascii="Menlo" w:hAnsi="Menlo" w:cs="Menlo"/>
+          <w:sz w:val="20"/>
+          <w:szCs w:val="20"/>
+        </w:rPr>
+      </w:pPr>
+      <w:r>
+        <w:rPr>
+          <w:rFonts w:ascii="Menlo" w:hAnsi="Menlo" w:cs="Menlo"/>
+          <w:sz w:val="20"/>
+          <w:szCs w:val="20"/>
+        </w:rPr>
+        <w:lastRenderedPageBreak/>
+        <w:t xml:space="preserve">    fADSB  = 1090e6;</w:t>
+      </w:r>
+    </w:p>
+    <w:p>
+      <w:pPr>
+        <w:rPr>
+          <w:rFonts w:ascii="Menlo" w:hAnsi="Menlo" w:cs="Menlo"/>
+          <w:sz w:val="20"/>
+          <w:szCs w:val="20"/>
+        </w:rPr>
+      </w:pPr>
+      <w:r>
+        <w:rPr>
+          <w:rFonts w:ascii="Menlo" w:hAnsi="Menlo" w:cs="Menlo"/>
+          <w:sz w:val="20"/>
+          <w:szCs w:val="20"/>
+        </w:rPr>
+        <w:t xml:space="preserve">    txAnt  = arrayConfig(</w:t>
+      </w:r>
+      <w:r>
+        <w:rPr>
+          <w:rFonts w:ascii="Menlo" w:hAnsi="Menlo" w:cs="Menlo"/>
+          <w:color w:val="A709F5"/>
+          <w:sz w:val="20"/>
+          <w:szCs w:val="20"/>
+        </w:rPr>
+        <w:t>"Size"</w:t>
+      </w:r>
+      <w:r>
+        <w:rPr>
+          <w:rFonts w:ascii="Menlo" w:hAnsi="Menlo" w:cs="Menlo"/>
+          <w:sz w:val="20"/>
+          <w:szCs w:val="20"/>
+        </w:rPr>
+        <w:t>,[1 1]);</w:t>
+      </w:r>
+    </w:p>
+    <w:p>
+      <w:pPr>
+        <w:rPr>
+          <w:rFonts w:ascii="Menlo" w:hAnsi="Menlo" w:cs="Menlo"/>
+          <w:sz w:val="20"/>
+          <w:szCs w:val="20"/>
+        </w:rPr>
+      </w:pPr>
+      <w:r>
+        <w:rPr>
+          <w:rFonts w:ascii="Menlo" w:hAnsi="Menlo" w:cs="Menlo"/>
+          <w:sz w:val="20"/>
+          <w:szCs w:val="20"/>
+        </w:rPr>
+        <w:t xml:space="preserve">    txADSB = transmitter(aircraft, </w:t>
+      </w:r>
+      <w:r>
+        <w:rPr>
+          <w:rFonts w:ascii="Menlo" w:hAnsi="Menlo" w:cs="Menlo"/>
+          <w:color w:val="0E00FF"/>
+          <w:sz w:val="20"/>
+          <w:szCs w:val="20"/>
+        </w:rPr>
+        <w:t>...</w:t>
+      </w:r>
+    </w:p>
+    <w:p>
+      <w:pPr>
+        <w:rPr>
+          <w:rFonts w:ascii="Menlo" w:hAnsi="Menlo" w:cs="Menlo"/>
+          <w:sz w:val="20"/>
+          <w:szCs w:val="20"/>
+        </w:rPr>
+      </w:pPr>
+      <w:r>
+        <w:rPr>
+          <w:rFonts w:ascii="Menlo" w:hAnsi="Menlo" w:cs="Menlo"/>
+          <w:sz w:val="20"/>
+          <w:szCs w:val="20"/>
+        </w:rPr>
+        <w:t xml:space="preserve">        Antenna=txAnt, Frequency=fADSB, Power=10*log10(125), </w:t>
+      </w:r>
+      <w:r>
+        <w:rPr>
+          <w:rFonts w:ascii="Menlo" w:hAnsi="Menlo" w:cs="Menlo"/>
+          <w:color w:val="0E00FF"/>
+          <w:sz w:val="20"/>
+          <w:szCs w:val="20"/>
+        </w:rPr>
+        <w:t>...</w:t>
+      </w:r>
+    </w:p>
+    <w:p>
+      <w:pPr>
+        <w:rPr>
+          <w:rFonts w:ascii="Menlo" w:hAnsi="Menlo" w:cs="Menlo"/>
+          <w:sz w:val="20"/>
+          <w:szCs w:val="20"/>
+        </w:rPr>
+      </w:pPr>
+      <w:r>
+        <w:rPr>
+          <w:rFonts w:ascii="Menlo" w:hAnsi="Menlo" w:cs="Menlo"/>
+          <w:sz w:val="20"/>
+          <w:szCs w:val="20"/>
+        </w:rPr>
+        <w:t xml:space="preserve">        MountingLocation=[8,0,-2.7], Name=</w:t>
+      </w:r>
+      <w:r>
+        <w:rPr>
+          <w:rFonts w:ascii="Menlo" w:hAnsi="Menlo" w:cs="Menlo"/>
+          <w:color w:val="A709F5"/>
+          <w:sz w:val="20"/>
+          <w:szCs w:val="20"/>
+        </w:rPr>
+        <w:t>"Emițător ADS-B Avion"</w:t>
+      </w:r>
+      <w:r>
+        <w:rPr>
+          <w:rFonts w:ascii="Menlo" w:hAnsi="Menlo" w:cs="Menlo"/>
+          <w:sz w:val="20"/>
+          <w:szCs w:val="20"/>
+        </w:rPr>
+        <w:t>);</w:t>
+      </w:r>
+    </w:p>
+    <w:p>
+      <w:pPr>
+        <w:rPr>
+          <w:rFonts w:ascii="Menlo" w:hAnsi="Menlo" w:cs="Menlo"/>
+          <w:sz w:val="20"/>
+          <w:szCs w:val="20"/>
+        </w:rPr>
+      </w:pPr>
+    </w:p>
+    <w:p>
+      <w:pPr>
+        <w:rPr>
+          <w:rFonts w:ascii="Menlo" w:hAnsi="Menlo" w:cs="Menlo"/>
+          <w:sz w:val="20"/>
+          <w:szCs w:val="20"/>
+        </w:rPr>
+      </w:pPr>
+      <w:r>
+        <w:rPr>
+          <w:rFonts w:ascii="Menlo" w:hAnsi="Menlo" w:cs="Menlo"/>
+          <w:sz w:val="20"/>
+          <w:szCs w:val="20"/>
+        </w:rPr>
+        <w:t xml:space="preserve">    rxAnt     = arrayConfig(</w:t>
+      </w:r>
+      <w:r>
+        <w:rPr>
+          <w:rFonts w:ascii="Menlo" w:hAnsi="Menlo" w:cs="Menlo"/>
+          <w:color w:val="A709F5"/>
+          <w:sz w:val="20"/>
+          <w:szCs w:val="20"/>
+        </w:rPr>
+        <w:t>"Size"</w:t>
+      </w:r>
+      <w:r>
+        <w:rPr>
+          <w:rFonts w:ascii="Menlo" w:hAnsi="Menlo" w:cs="Menlo"/>
+          <w:sz w:val="20"/>
+          <w:szCs w:val="20"/>
+        </w:rPr>
+        <w:t>,[1 1]);</w:t>
+      </w:r>
+    </w:p>
+    <w:p>
+      <w:pPr>
+        <w:rPr>
+          <w:rFonts w:ascii="Menlo" w:hAnsi="Menlo" w:cs="Menlo"/>
+          <w:sz w:val="20"/>
+          <w:szCs w:val="20"/>
+        </w:rPr>
+      </w:pPr>
+      <w:r>
+        <w:rPr>
+          <w:rFonts w:ascii="Menlo" w:hAnsi="Menlo" w:cs="Menlo"/>
+          <w:sz w:val="20"/>
+          <w:szCs w:val="20"/>
+        </w:rPr>
+        <w:t xml:space="preserve">    rxAirport = receiver(airports, Antenna=rxAnt, Name=airports.Name + </w:t>
+      </w:r>
+      <w:r>
+        <w:rPr>
+          <w:rFonts w:ascii="Menlo" w:hAnsi="Menlo" w:cs="Menlo"/>
+          <w:color w:val="A709F5"/>
+          <w:sz w:val="20"/>
+          <w:szCs w:val="20"/>
+        </w:rPr>
+        <w:t>" Receptor"</w:t>
+      </w:r>
+      <w:r>
+        <w:rPr>
+          <w:rFonts w:ascii="Menlo" w:hAnsi="Menlo" w:cs="Menlo"/>
+          <w:sz w:val="20"/>
+          <w:szCs w:val="20"/>
+        </w:rPr>
+        <w:t>);</w:t>
+      </w:r>
+    </w:p>
+    <w:p>
+      <w:pPr>
+        <w:rPr>
+          <w:rFonts w:ascii="Menlo" w:hAnsi="Menlo" w:cs="Menlo"/>
+          <w:sz w:val="20"/>
+          <w:szCs w:val="20"/>
+        </w:rPr>
+      </w:pPr>
+      <w:r>
+        <w:rPr>
+          <w:rFonts w:ascii="Menlo" w:hAnsi="Menlo" w:cs="Menlo"/>
+          <w:sz w:val="20"/>
+          <w:szCs w:val="20"/>
+        </w:rPr>
+        <w:t xml:space="preserve">    pattern(rxAirport, fADSB, Size=1000);</w:t>
+      </w:r>
+    </w:p>
+    <w:p>
+      <w:pPr>
+        <w:pStyle w:val="Heading2"/>
+      </w:pPr>
+      <w:bookmarkStart w:id="37" w:name="_Toc230480251"/>
+      <w:r>
+        <w:t>4.3 Modelarea Antenelor Satelitare</w:t>
+      </w:r>
+      <w:bookmarkEnd w:id="37"/>
+    </w:p>
+    <w:p>
+      <w:pPr>
+        <w:ind w:firstLine="567"/>
+        <w:jc w:val="both"/>
+      </w:pPr>
+      <w:r>
+        <w:t>Aplicația suportă două modele de antenă satelitară, selectabile din interfața grafică. La schimbarea selecției, callback-ul cbAntennaChange() actualizează diagrama de radiație, lista de caracteristici şi unghiurile de montaj implicite.</w:t>
+      </w:r>
+    </w:p>
+    <w:p>
+      <w:pPr>
+        <w:pStyle w:val="Heading3"/>
+      </w:pPr>
+      <w:bookmarkStart w:id="38" w:name="_Toc230480252"/>
+      <w:r>
+        <w:t>4.3.1 Antena Izotropă</w:t>
+      </w:r>
+      <w:bookmarkEnd w:id="38"/>
+    </w:p>
+    <w:p>
+      <w:pPr>
+        <w:ind w:firstLine="567"/>
+        <w:jc w:val="both"/>
+      </w:pPr>
+      <w:r>
+        <w:t>Antena izotropă este definită ca un array [1×1] prin arrayConfig("Size",[1 1]), cu câştig uniform de 0 dBi în toate direcțiile. Unghiurile de montaj implicite sunt [0°, 0°, 0°] (Yaw, Pitch, Roll). Diagrama de radiație este vizualizată ca o sferă uniform colorată prin funcția plotAntennaPattern(), utilizând o grilă de 80×80 puncte şi colormap parula. Această configurație modelează antena de la bordul aeronavei şi receptoarele aeroportuare, garantând recepția semnalului indiferent de a</w:t>
+      </w:r>
+      <w:r>
+        <w:t>l</w:t>
+      </w:r>
+      <w:r>
+        <w:t>titudinea în zbor a aeronavei.</w:t>
+      </w:r>
+    </w:p>
+    <w:p>
+      <w:pPr>
         <w:ind w:firstLine="720"/>
         <w:jc w:val="both"/>
       </w:pPr>
     </w:p>
     <w:p>
       <w:pPr>
-        <w:jc w:val="both"/>
-      </w:pPr>
-    </w:p>
-    <w:p>
-      <w:pPr>
-        <w:rPr>
-          <w:rFonts w:ascii="Menlo" w:hAnsi="Menlo" w:cs="Menlo"/>
-          <w:sz w:val="20"/>
-          <w:szCs w:val="20"/>
-        </w:rPr>
-      </w:pPr>
-      <w:r>
-        <w:rPr>
-          <w:rFonts w:ascii="Menlo" w:hAnsi="Menlo" w:cs="Menlo"/>
-          <w:sz w:val="20"/>
-          <w:szCs w:val="20"/>
-        </w:rPr>
-        <w:lastRenderedPageBreak/>
-        <w:t>airportName = [</w:t>
+        <w:rPr>
+          <w:rFonts w:ascii="Menlo" w:hAnsi="Menlo" w:cs="Menlo"/>
+          <w:sz w:val="20"/>
+          <w:szCs w:val="20"/>
+        </w:rPr>
+      </w:pPr>
+      <w:r>
+        <w:rPr>
+          <w:rFonts w:ascii="Menlo" w:hAnsi="Menlo" w:cs="Menlo"/>
+          <w:color w:val="0E00FF"/>
+          <w:sz w:val="20"/>
+          <w:szCs w:val="20"/>
+        </w:rPr>
+        <w:t xml:space="preserve">if </w:t>
+      </w:r>
+      <w:r>
+        <w:rPr>
+          <w:rFonts w:ascii="Menlo" w:hAnsi="Menlo" w:cs="Menlo"/>
+          <w:sz w:val="20"/>
+          <w:szCs w:val="20"/>
+        </w:rPr>
+        <w:t xml:space="preserve">strcmp(antennaType, </w:t>
       </w:r>
       <w:r>
         <w:rPr>
@@ -5185,15 +7309,66 @@
           <w:sz w:val="20"/>
           <w:szCs w:val="20"/>
         </w:rPr>
-        <w:t>"Aeroportul Internațional Wellington (Wellington)"</w:t>
-      </w:r>
-      <w:r>
-        <w:rPr>
-          <w:rFonts w:ascii="Menlo" w:hAnsi="Menlo" w:cs="Menlo"/>
-          <w:sz w:val="20"/>
-          <w:szCs w:val="20"/>
-        </w:rPr>
-        <w:t xml:space="preserve">; </w:t>
+        <w:t>'Izotropică'</w:t>
+      </w:r>
+      <w:r>
+        <w:rPr>
+          <w:rFonts w:ascii="Menlo" w:hAnsi="Menlo" w:cs="Menlo"/>
+          <w:sz w:val="20"/>
+          <w:szCs w:val="20"/>
+        </w:rPr>
+        <w:t>)</w:t>
+      </w:r>
+    </w:p>
+    <w:p>
+      <w:pPr>
+        <w:rPr>
+          <w:rFonts w:ascii="Menlo" w:hAnsi="Menlo" w:cs="Menlo"/>
+          <w:sz w:val="20"/>
+          <w:szCs w:val="20"/>
+        </w:rPr>
+      </w:pPr>
+      <w:r>
+        <w:rPr>
+          <w:rFonts w:ascii="Menlo" w:hAnsi="Menlo" w:cs="Menlo"/>
+          <w:sz w:val="20"/>
+          <w:szCs w:val="20"/>
+        </w:rPr>
+        <w:t xml:space="preserve">                satAnt = arrayConfig(</w:t>
+      </w:r>
+      <w:r>
+        <w:rPr>
+          <w:rFonts w:ascii="Menlo" w:hAnsi="Menlo" w:cs="Menlo"/>
+          <w:color w:val="A709F5"/>
+          <w:sz w:val="20"/>
+          <w:szCs w:val="20"/>
+        </w:rPr>
+        <w:t>"Size"</w:t>
+      </w:r>
+      <w:r>
+        <w:rPr>
+          <w:rFonts w:ascii="Menlo" w:hAnsi="Menlo" w:cs="Menlo"/>
+          <w:sz w:val="20"/>
+          <w:szCs w:val="20"/>
+        </w:rPr>
+        <w:t>,[1 1]);</w:t>
+      </w:r>
+    </w:p>
+    <w:p>
+      <w:pPr>
+        <w:rPr>
+          <w:rFonts w:ascii="Menlo" w:hAnsi="Menlo" w:cs="Menlo"/>
+          <w:sz w:val="20"/>
+          <w:szCs w:val="20"/>
+        </w:rPr>
+      </w:pPr>
+      <w:r>
+        <w:rPr>
+          <w:rFonts w:ascii="Menlo" w:hAnsi="Menlo" w:cs="Menlo"/>
+          <w:sz w:val="20"/>
+          <w:szCs w:val="20"/>
+        </w:rPr>
+        <w:t xml:space="preserve">                rxSat  = receiver(iridiumSats, </w:t>
       </w:r>
       <w:r>
         <w:rPr>
@@ -5219,7 +7394,33 @@
           <w:sz w:val="20"/>
           <w:szCs w:val="20"/>
         </w:rPr>
-        <w:t xml:space="preserve">                   </w:t>
+        <w:t xml:space="preserve">                    Antenna=satAnt, MountingAngles=mAng, </w:t>
+      </w:r>
+      <w:r>
+        <w:rPr>
+          <w:rFonts w:ascii="Menlo" w:hAnsi="Menlo" w:cs="Menlo"/>
+          <w:color w:val="0E00FF"/>
+          <w:sz w:val="20"/>
+          <w:szCs w:val="20"/>
+        </w:rPr>
+        <w:t>...</w:t>
+      </w:r>
+    </w:p>
+    <w:p>
+      <w:pPr>
+        <w:rPr>
+          <w:rFonts w:ascii="Menlo" w:hAnsi="Menlo" w:cs="Menlo"/>
+          <w:sz w:val="20"/>
+          <w:szCs w:val="20"/>
+        </w:rPr>
+      </w:pPr>
+      <w:r>
+        <w:rPr>
+          <w:rFonts w:ascii="Menlo" w:hAnsi="Menlo" w:cs="Menlo"/>
+          <w:sz w:val="20"/>
+          <w:szCs w:val="20"/>
+        </w:rPr>
+        <w:t xml:space="preserve">                    Name=iridiumSats.Name + </w:t>
       </w:r>
       <w:r>
         <w:rPr>
@@ -5228,1046 +7429,7 @@
           <w:sz w:val="20"/>
           <w:szCs w:val="20"/>
         </w:rPr>
-        <w:t>"Aeroportul Kingsford Smith Sydney (Sydney)"</w:t>
-      </w:r>
-      <w:r>
-        <w:rPr>
-          <w:rFonts w:ascii="Menlo" w:hAnsi="Menlo" w:cs="Menlo"/>
-          <w:sz w:val="20"/>
-          <w:szCs w:val="20"/>
-        </w:rPr>
-        <w:t>];</w:t>
-      </w:r>
-    </w:p>
-    <w:p>
-      <w:pPr>
-        <w:rPr>
-          <w:rFonts w:ascii="Menlo" w:hAnsi="Menlo" w:cs="Menlo"/>
-          <w:sz w:val="20"/>
-          <w:szCs w:val="20"/>
-        </w:rPr>
-      </w:pPr>
-      <w:r>
-        <w:rPr>
-          <w:rFonts w:ascii="Menlo" w:hAnsi="Menlo" w:cs="Menlo"/>
-          <w:sz w:val="20"/>
-          <w:szCs w:val="20"/>
-        </w:rPr>
-        <w:t xml:space="preserve">    airportLat  = [-41.3272; -33.9548];</w:t>
-      </w:r>
-    </w:p>
-    <w:p>
-      <w:pPr>
-        <w:rPr>
-          <w:rFonts w:ascii="Menlo" w:hAnsi="Menlo" w:cs="Menlo"/>
-          <w:sz w:val="20"/>
-          <w:szCs w:val="20"/>
-        </w:rPr>
-      </w:pPr>
-      <w:r>
-        <w:rPr>
-          <w:rFonts w:ascii="Menlo" w:hAnsi="Menlo" w:cs="Menlo"/>
-          <w:sz w:val="20"/>
-          <w:szCs w:val="20"/>
-        </w:rPr>
-        <w:t xml:space="preserve">    airportLon  = [174.8052; 151.1897];</w:t>
-      </w:r>
-    </w:p>
-    <w:p>
-      <w:pPr>
-        <w:rPr>
-          <w:rFonts w:ascii="Menlo" w:hAnsi="Menlo" w:cs="Menlo"/>
-          <w:sz w:val="20"/>
-          <w:szCs w:val="20"/>
-        </w:rPr>
-      </w:pPr>
-      <w:r>
-        <w:rPr>
-          <w:rFonts w:ascii="Menlo" w:hAnsi="Menlo" w:cs="Menlo"/>
-          <w:sz w:val="20"/>
-          <w:szCs w:val="20"/>
-        </w:rPr>
-        <w:t xml:space="preserve">    airports    = groundStation(sc, airportLat, airportLon, Name=airportName);</w:t>
-      </w:r>
-    </w:p>
-    <w:p>
-      <w:pPr>
-        <w:rPr>
-          <w:rFonts w:ascii="Menlo" w:hAnsi="Menlo" w:cs="Menlo"/>
-          <w:sz w:val="20"/>
-          <w:szCs w:val="20"/>
-        </w:rPr>
-      </w:pPr>
-    </w:p>
-    <w:p>
-      <w:pPr>
-        <w:rPr>
-          <w:rFonts w:ascii="Menlo" w:hAnsi="Menlo" w:cs="Menlo"/>
-          <w:sz w:val="20"/>
-          <w:szCs w:val="20"/>
-        </w:rPr>
-      </w:pPr>
-      <w:r>
-        <w:rPr>
-          <w:rFonts w:ascii="Menlo" w:hAnsi="Menlo" w:cs="Menlo"/>
-          <w:sz w:val="20"/>
-          <w:szCs w:val="20"/>
-        </w:rPr>
-        <w:t xml:space="preserve">    waypoints = [ </w:t>
-      </w:r>
-      <w:r>
-        <w:rPr>
-          <w:rFonts w:ascii="Menlo" w:hAnsi="Menlo" w:cs="Menlo"/>
-          <w:color w:val="0E00FF"/>
-          <w:sz w:val="20"/>
-          <w:szCs w:val="20"/>
-        </w:rPr>
-        <w:t>...</w:t>
-      </w:r>
-    </w:p>
-    <w:p>
-      <w:pPr>
-        <w:rPr>
-          <w:rFonts w:ascii="Menlo" w:hAnsi="Menlo" w:cs="Menlo"/>
-          <w:sz w:val="20"/>
-          <w:szCs w:val="20"/>
-        </w:rPr>
-      </w:pPr>
-      <w:r>
-        <w:rPr>
-          <w:rFonts w:ascii="Menlo" w:hAnsi="Menlo" w:cs="Menlo"/>
-          <w:sz w:val="20"/>
-          <w:szCs w:val="20"/>
-        </w:rPr>
-        <w:t xml:space="preserve">        -41.3272, 174.8052,    4; -41.4088, 174.7811,  609; </w:t>
-      </w:r>
-      <w:r>
-        <w:rPr>
-          <w:rFonts w:ascii="Menlo" w:hAnsi="Menlo" w:cs="Menlo"/>
-          <w:color w:val="0E00FF"/>
-          <w:sz w:val="20"/>
-          <w:szCs w:val="20"/>
-        </w:rPr>
-        <w:t>...</w:t>
-      </w:r>
-    </w:p>
-    <w:p>
-      <w:pPr>
-        <w:rPr>
-          <w:rFonts w:ascii="Menlo" w:hAnsi="Menlo" w:cs="Menlo"/>
-          <w:sz w:val="20"/>
-          <w:szCs w:val="20"/>
-        </w:rPr>
-      </w:pPr>
-      <w:r>
-        <w:rPr>
-          <w:rFonts w:ascii="Menlo" w:hAnsi="Menlo" w:cs="Menlo"/>
-          <w:sz w:val="20"/>
-          <w:szCs w:val="20"/>
-        </w:rPr>
-        <w:t xml:space="preserve">        -41.4424, 174.7494, 1219; -41.4298, 174.6538, 1828; </w:t>
-      </w:r>
-      <w:r>
-        <w:rPr>
-          <w:rFonts w:ascii="Menlo" w:hAnsi="Menlo" w:cs="Menlo"/>
-          <w:color w:val="0E00FF"/>
-          <w:sz w:val="20"/>
-          <w:szCs w:val="20"/>
-        </w:rPr>
-        <w:t>...</w:t>
-      </w:r>
-    </w:p>
-    <w:p>
-      <w:pPr>
-        <w:rPr>
-          <w:rFonts w:ascii="Menlo" w:hAnsi="Menlo" w:cs="Menlo"/>
-          <w:sz w:val="20"/>
-          <w:szCs w:val="20"/>
-        </w:rPr>
-      </w:pPr>
-      <w:r>
-        <w:rPr>
-          <w:rFonts w:ascii="Menlo" w:hAnsi="Menlo" w:cs="Menlo"/>
-          <w:sz w:val="20"/>
-          <w:szCs w:val="20"/>
-        </w:rPr>
-        <w:t xml:space="preserve">        -41.0500, 173.1000, 5500; -40.5500, 171.5000, 9000; </w:t>
-      </w:r>
-      <w:r>
-        <w:rPr>
-          <w:rFonts w:ascii="Menlo" w:hAnsi="Menlo" w:cs="Menlo"/>
-          <w:color w:val="0E00FF"/>
-          <w:sz w:val="20"/>
-          <w:szCs w:val="20"/>
-        </w:rPr>
-        <w:t>...</w:t>
-      </w:r>
-    </w:p>
-    <w:p>
-      <w:pPr>
-        <w:rPr>
-          <w:rFonts w:ascii="Menlo" w:hAnsi="Menlo" w:cs="Menlo"/>
-          <w:sz w:val="20"/>
-          <w:szCs w:val="20"/>
-        </w:rPr>
-      </w:pPr>
-      <w:r>
-        <w:rPr>
-          <w:rFonts w:ascii="Menlo" w:hAnsi="Menlo" w:cs="Menlo"/>
-          <w:sz w:val="20"/>
-          <w:szCs w:val="20"/>
-        </w:rPr>
-        <w:t xml:space="preserve">        -40.0000, 170.0000,11582; -39.2000, 167.0000,11582; </w:t>
-      </w:r>
-      <w:r>
-        <w:rPr>
-          <w:rFonts w:ascii="Menlo" w:hAnsi="Menlo" w:cs="Menlo"/>
-          <w:color w:val="0E00FF"/>
-          <w:sz w:val="20"/>
-          <w:szCs w:val="20"/>
-        </w:rPr>
-        <w:t>...</w:t>
-      </w:r>
-    </w:p>
-    <w:p>
-      <w:pPr>
-        <w:rPr>
-          <w:rFonts w:ascii="Menlo" w:hAnsi="Menlo" w:cs="Menlo"/>
-          <w:sz w:val="20"/>
-          <w:szCs w:val="20"/>
-        </w:rPr>
-      </w:pPr>
-      <w:r>
-        <w:rPr>
-          <w:rFonts w:ascii="Menlo" w:hAnsi="Menlo" w:cs="Menlo"/>
-          <w:sz w:val="20"/>
-          <w:szCs w:val="20"/>
-        </w:rPr>
-        <w:t xml:space="preserve">        -38.4000, 164.1000,11582; -37.5000, 161.1000,11582; </w:t>
-      </w:r>
-      <w:r>
-        <w:rPr>
-          <w:rFonts w:ascii="Menlo" w:hAnsi="Menlo" w:cs="Menlo"/>
-          <w:color w:val="0E00FF"/>
-          <w:sz w:val="20"/>
-          <w:szCs w:val="20"/>
-        </w:rPr>
-        <w:t>...</w:t>
-      </w:r>
-    </w:p>
-    <w:p>
-      <w:pPr>
-        <w:rPr>
-          <w:rFonts w:ascii="Menlo" w:hAnsi="Menlo" w:cs="Menlo"/>
-          <w:sz w:val="20"/>
-          <w:szCs w:val="20"/>
-        </w:rPr>
-      </w:pPr>
-      <w:r>
-        <w:rPr>
-          <w:rFonts w:ascii="Menlo" w:hAnsi="Menlo" w:cs="Menlo"/>
-          <w:sz w:val="20"/>
-          <w:szCs w:val="20"/>
-        </w:rPr>
-        <w:t xml:space="preserve">        -36.7000, 158.2000,11582; -35.9324, 155.2361,11582; </w:t>
-      </w:r>
-      <w:r>
-        <w:rPr>
-          <w:rFonts w:ascii="Menlo" w:hAnsi="Menlo" w:cs="Menlo"/>
-          <w:color w:val="0E00FF"/>
-          <w:sz w:val="20"/>
-          <w:szCs w:val="20"/>
-        </w:rPr>
-        <w:t>...</w:t>
-      </w:r>
-    </w:p>
-    <w:p>
-      <w:pPr>
-        <w:rPr>
-          <w:rFonts w:ascii="Menlo" w:hAnsi="Menlo" w:cs="Menlo"/>
-          <w:sz w:val="20"/>
-          <w:szCs w:val="20"/>
-        </w:rPr>
-      </w:pPr>
-      <w:r>
-        <w:rPr>
-          <w:rFonts w:ascii="Menlo" w:hAnsi="Menlo" w:cs="Menlo"/>
-          <w:sz w:val="20"/>
-          <w:szCs w:val="20"/>
-        </w:rPr>
-        <w:t xml:space="preserve">        -35.3403, 154.2447,11582; -35.1915, 153.9896,11277; </w:t>
-      </w:r>
-      <w:r>
-        <w:rPr>
-          <w:rFonts w:ascii="Menlo" w:hAnsi="Menlo" w:cs="Menlo"/>
-          <w:color w:val="0E00FF"/>
-          <w:sz w:val="20"/>
-          <w:szCs w:val="20"/>
-        </w:rPr>
-        <w:t>...</w:t>
-      </w:r>
-    </w:p>
-    <w:p>
-      <w:pPr>
-        <w:rPr>
-          <w:rFonts w:ascii="Menlo" w:hAnsi="Menlo" w:cs="Menlo"/>
-          <w:sz w:val="20"/>
-          <w:szCs w:val="20"/>
-        </w:rPr>
-      </w:pPr>
-      <w:r>
-        <w:rPr>
-          <w:rFonts w:ascii="Menlo" w:hAnsi="Menlo" w:cs="Menlo"/>
-          <w:sz w:val="20"/>
-          <w:szCs w:val="20"/>
-        </w:rPr>
-        <w:t xml:space="preserve">        -35.0398, 153.7313,11277; -34.8009, 153.3287,10500; </w:t>
-      </w:r>
-      <w:r>
-        <w:rPr>
-          <w:rFonts w:ascii="Menlo" w:hAnsi="Menlo" w:cs="Menlo"/>
-          <w:color w:val="0E00FF"/>
-          <w:sz w:val="20"/>
-          <w:szCs w:val="20"/>
-        </w:rPr>
-        <w:t>...</w:t>
-      </w:r>
-    </w:p>
-    <w:p>
-      <w:pPr>
-        <w:rPr>
-          <w:rFonts w:ascii="Menlo" w:hAnsi="Menlo" w:cs="Menlo"/>
-          <w:sz w:val="20"/>
-          <w:szCs w:val="20"/>
-        </w:rPr>
-      </w:pPr>
-      <w:r>
-        <w:rPr>
-          <w:rFonts w:ascii="Menlo" w:hAnsi="Menlo" w:cs="Menlo"/>
-          <w:sz w:val="20"/>
-          <w:szCs w:val="20"/>
-        </w:rPr>
-        <w:t xml:space="preserve">        -34.3358, 152.5571, 8229; -34.0329, 152.0384, 5181; </w:t>
-      </w:r>
-      <w:r>
-        <w:rPr>
-          <w:rFonts w:ascii="Menlo" w:hAnsi="Menlo" w:cs="Menlo"/>
-          <w:color w:val="0E00FF"/>
-          <w:sz w:val="20"/>
-          <w:szCs w:val="20"/>
-        </w:rPr>
-        <w:t>...</w:t>
-      </w:r>
-    </w:p>
-    <w:p>
-      <w:pPr>
-        <w:rPr>
-          <w:rFonts w:ascii="Menlo" w:hAnsi="Menlo" w:cs="Menlo"/>
-          <w:sz w:val="20"/>
-          <w:szCs w:val="20"/>
-        </w:rPr>
-      </w:pPr>
-      <w:r>
-        <w:rPr>
-          <w:rFonts w:ascii="Menlo" w:hAnsi="Menlo" w:cs="Menlo"/>
-          <w:sz w:val="20"/>
-          <w:szCs w:val="20"/>
-        </w:rPr>
-        <w:t xml:space="preserve">        -34.0017, 151.8044, 3657; -33.7669, 151.4050, 1524; </w:t>
-      </w:r>
-      <w:r>
-        <w:rPr>
-          <w:rFonts w:ascii="Menlo" w:hAnsi="Menlo" w:cs="Menlo"/>
-          <w:color w:val="0E00FF"/>
-          <w:sz w:val="20"/>
-          <w:szCs w:val="20"/>
-        </w:rPr>
-        <w:t>...</w:t>
-      </w:r>
-    </w:p>
-    <w:p>
-      <w:pPr>
-        <w:rPr>
-          <w:rFonts w:ascii="Menlo" w:hAnsi="Menlo" w:cs="Menlo"/>
-          <w:sz w:val="20"/>
-          <w:szCs w:val="20"/>
-        </w:rPr>
-      </w:pPr>
-      <w:r>
-        <w:rPr>
-          <w:rFonts w:ascii="Menlo" w:hAnsi="Menlo" w:cs="Menlo"/>
-          <w:sz w:val="20"/>
-          <w:szCs w:val="20"/>
-        </w:rPr>
-        <w:t xml:space="preserve">        -33.7430, 151.1863,  914; -33.7626, 151.1639,  914; </w:t>
-      </w:r>
-      <w:r>
-        <w:rPr>
-          <w:rFonts w:ascii="Menlo" w:hAnsi="Menlo" w:cs="Menlo"/>
-          <w:color w:val="0E00FF"/>
-          <w:sz w:val="20"/>
-          <w:szCs w:val="20"/>
-        </w:rPr>
-        <w:t>...</w:t>
-      </w:r>
-    </w:p>
-    <w:p>
-      <w:pPr>
-        <w:rPr>
-          <w:rFonts w:ascii="Menlo" w:hAnsi="Menlo" w:cs="Menlo"/>
-          <w:sz w:val="20"/>
-          <w:szCs w:val="20"/>
-        </w:rPr>
-      </w:pPr>
-      <w:r>
-        <w:rPr>
-          <w:rFonts w:ascii="Menlo" w:hAnsi="Menlo" w:cs="Menlo"/>
-          <w:sz w:val="20"/>
-          <w:szCs w:val="20"/>
-        </w:rPr>
-        <w:t xml:space="preserve">        -33.9548, 151.1897,    6];</w:t>
-      </w:r>
-    </w:p>
-    <w:p>
-      <w:pPr>
-        <w:rPr>
-          <w:rFonts w:ascii="Menlo" w:hAnsi="Menlo" w:cs="Menlo"/>
-          <w:sz w:val="20"/>
-          <w:szCs w:val="20"/>
-        </w:rPr>
-      </w:pPr>
-    </w:p>
-    <w:p>
-      <w:pPr>
-        <w:rPr>
-          <w:rFonts w:ascii="Menlo" w:hAnsi="Menlo" w:cs="Menlo"/>
-          <w:sz w:val="20"/>
-          <w:szCs w:val="20"/>
-        </w:rPr>
-      </w:pPr>
-      <w:r>
-        <w:rPr>
-          <w:rFonts w:ascii="Menlo" w:hAnsi="Menlo" w:cs="Menlo"/>
-          <w:sz w:val="20"/>
-          <w:szCs w:val="20"/>
-        </w:rPr>
-        <w:t xml:space="preserve">    timeOfArrival = duration([ </w:t>
-      </w:r>
-      <w:r>
-        <w:rPr>
-          <w:rFonts w:ascii="Menlo" w:hAnsi="Menlo" w:cs="Menlo"/>
-          <w:color w:val="0E00FF"/>
-          <w:sz w:val="20"/>
-          <w:szCs w:val="20"/>
-        </w:rPr>
-        <w:t>...</w:t>
-      </w:r>
-    </w:p>
-    <w:p>
-      <w:pPr>
-        <w:rPr>
-          <w:rFonts w:ascii="Menlo" w:hAnsi="Menlo" w:cs="Menlo"/>
-          <w:sz w:val="20"/>
-          <w:szCs w:val="20"/>
-        </w:rPr>
-      </w:pPr>
-      <w:r>
-        <w:rPr>
-          <w:rFonts w:ascii="Menlo" w:hAnsi="Menlo" w:cs="Menlo"/>
-          <w:sz w:val="20"/>
-          <w:szCs w:val="20"/>
-        </w:rPr>
-        <w:t xml:space="preserve">        </w:t>
-      </w:r>
-      <w:r>
-        <w:rPr>
-          <w:rFonts w:ascii="Menlo" w:hAnsi="Menlo" w:cs="Menlo"/>
-          <w:color w:val="A709F5"/>
-          <w:sz w:val="20"/>
-          <w:szCs w:val="20"/>
-        </w:rPr>
-        <w:t>"00:00:00"</w:t>
-      </w:r>
-      <w:r>
-        <w:rPr>
-          <w:rFonts w:ascii="Menlo" w:hAnsi="Menlo" w:cs="Menlo"/>
-          <w:sz w:val="20"/>
-          <w:szCs w:val="20"/>
-        </w:rPr>
-        <w:t>;</w:t>
-      </w:r>
-      <w:r>
-        <w:rPr>
-          <w:rFonts w:ascii="Menlo" w:hAnsi="Menlo" w:cs="Menlo"/>
-          <w:color w:val="A709F5"/>
-          <w:sz w:val="20"/>
-          <w:szCs w:val="20"/>
-        </w:rPr>
-        <w:t>"00:00:33"</w:t>
-      </w:r>
-      <w:r>
-        <w:rPr>
-          <w:rFonts w:ascii="Menlo" w:hAnsi="Menlo" w:cs="Menlo"/>
-          <w:sz w:val="20"/>
-          <w:szCs w:val="20"/>
-        </w:rPr>
-        <w:t>;</w:t>
-      </w:r>
-      <w:r>
-        <w:rPr>
-          <w:rFonts w:ascii="Menlo" w:hAnsi="Menlo" w:cs="Menlo"/>
-          <w:color w:val="A709F5"/>
-          <w:sz w:val="20"/>
-          <w:szCs w:val="20"/>
-        </w:rPr>
-        <w:t>"00:01:25"</w:t>
-      </w:r>
-      <w:r>
-        <w:rPr>
-          <w:rFonts w:ascii="Menlo" w:hAnsi="Menlo" w:cs="Menlo"/>
-          <w:sz w:val="20"/>
-          <w:szCs w:val="20"/>
-        </w:rPr>
-        <w:t>;</w:t>
-      </w:r>
-      <w:r>
-        <w:rPr>
-          <w:rFonts w:ascii="Menlo" w:hAnsi="Menlo" w:cs="Menlo"/>
-          <w:color w:val="A709F5"/>
-          <w:sz w:val="20"/>
-          <w:szCs w:val="20"/>
-        </w:rPr>
-        <w:t>"00:02:38"</w:t>
-      </w:r>
-      <w:r>
-        <w:rPr>
-          <w:rFonts w:ascii="Menlo" w:hAnsi="Menlo" w:cs="Menlo"/>
-          <w:sz w:val="20"/>
-          <w:szCs w:val="20"/>
-        </w:rPr>
-        <w:t>;</w:t>
-      </w:r>
-      <w:r>
-        <w:rPr>
-          <w:rFonts w:ascii="Menlo" w:hAnsi="Menlo" w:cs="Menlo"/>
-          <w:color w:val="A709F5"/>
-          <w:sz w:val="20"/>
-          <w:szCs w:val="20"/>
-        </w:rPr>
-        <w:t>"00:07:14"</w:t>
-      </w:r>
-      <w:r>
-        <w:rPr>
-          <w:rFonts w:ascii="Menlo" w:hAnsi="Menlo" w:cs="Menlo"/>
-          <w:sz w:val="20"/>
-          <w:szCs w:val="20"/>
-        </w:rPr>
-        <w:t>;</w:t>
-      </w:r>
-      <w:r>
-        <w:rPr>
-          <w:rFonts w:ascii="Menlo" w:hAnsi="Menlo" w:cs="Menlo"/>
-          <w:color w:val="A709F5"/>
-          <w:sz w:val="20"/>
-          <w:szCs w:val="20"/>
-        </w:rPr>
-        <w:t>"00:15:46"</w:t>
-      </w:r>
-      <w:r>
-        <w:rPr>
-          <w:rFonts w:ascii="Menlo" w:hAnsi="Menlo" w:cs="Menlo"/>
-          <w:sz w:val="20"/>
-          <w:szCs w:val="20"/>
-        </w:rPr>
-        <w:t xml:space="preserve">; </w:t>
-      </w:r>
-      <w:r>
-        <w:rPr>
-          <w:rFonts w:ascii="Menlo" w:hAnsi="Menlo" w:cs="Menlo"/>
-          <w:color w:val="0E00FF"/>
-          <w:sz w:val="20"/>
-          <w:szCs w:val="20"/>
-        </w:rPr>
-        <w:t>...</w:t>
-      </w:r>
-    </w:p>
-    <w:p>
-      <w:pPr>
-        <w:rPr>
-          <w:rFonts w:ascii="Menlo" w:hAnsi="Menlo" w:cs="Menlo"/>
-          <w:sz w:val="20"/>
-          <w:szCs w:val="20"/>
-        </w:rPr>
-      </w:pPr>
-      <w:r>
-        <w:rPr>
-          <w:rFonts w:ascii="Menlo" w:hAnsi="Menlo" w:cs="Menlo"/>
-          <w:sz w:val="20"/>
-          <w:szCs w:val="20"/>
-        </w:rPr>
-        <w:t xml:space="preserve">        </w:t>
-      </w:r>
-      <w:r>
-        <w:rPr>
-          <w:rFonts w:ascii="Menlo" w:hAnsi="Menlo" w:cs="Menlo"/>
-          <w:color w:val="A709F5"/>
-          <w:sz w:val="20"/>
-          <w:szCs w:val="20"/>
-        </w:rPr>
-        <w:t>"00:27:36"</w:t>
-      </w:r>
-      <w:r>
-        <w:rPr>
-          <w:rFonts w:ascii="Menlo" w:hAnsi="Menlo" w:cs="Menlo"/>
-          <w:sz w:val="20"/>
-          <w:szCs w:val="20"/>
-        </w:rPr>
-        <w:t>;</w:t>
-      </w:r>
-      <w:r>
-        <w:rPr>
-          <w:rFonts w:ascii="Menlo" w:hAnsi="Menlo" w:cs="Menlo"/>
-          <w:color w:val="A709F5"/>
-          <w:sz w:val="20"/>
-          <w:szCs w:val="20"/>
-        </w:rPr>
-        <w:t>"00:53:53"</w:t>
-      </w:r>
-      <w:r>
-        <w:rPr>
-          <w:rFonts w:ascii="Menlo" w:hAnsi="Menlo" w:cs="Menlo"/>
-          <w:sz w:val="20"/>
-          <w:szCs w:val="20"/>
-        </w:rPr>
-        <w:t>;</w:t>
-      </w:r>
-      <w:r>
-        <w:rPr>
-          <w:rFonts w:ascii="Menlo" w:hAnsi="Menlo" w:cs="Menlo"/>
-          <w:color w:val="A709F5"/>
-          <w:sz w:val="20"/>
-          <w:szCs w:val="20"/>
-        </w:rPr>
-        <w:t>"01:20:10"</w:t>
-      </w:r>
-      <w:r>
-        <w:rPr>
-          <w:rFonts w:ascii="Menlo" w:hAnsi="Menlo" w:cs="Menlo"/>
-          <w:sz w:val="20"/>
-          <w:szCs w:val="20"/>
-        </w:rPr>
-        <w:t>;</w:t>
-      </w:r>
-      <w:r>
-        <w:rPr>
-          <w:rFonts w:ascii="Menlo" w:hAnsi="Menlo" w:cs="Menlo"/>
-          <w:color w:val="A709F5"/>
-          <w:sz w:val="20"/>
-          <w:szCs w:val="20"/>
-        </w:rPr>
-        <w:t>"01:46:27"</w:t>
-      </w:r>
-      <w:r>
-        <w:rPr>
-          <w:rFonts w:ascii="Menlo" w:hAnsi="Menlo" w:cs="Menlo"/>
-          <w:sz w:val="20"/>
-          <w:szCs w:val="20"/>
-        </w:rPr>
-        <w:t>;</w:t>
-      </w:r>
-      <w:r>
-        <w:rPr>
-          <w:rFonts w:ascii="Menlo" w:hAnsi="Menlo" w:cs="Menlo"/>
-          <w:color w:val="A709F5"/>
-          <w:sz w:val="20"/>
-          <w:szCs w:val="20"/>
-        </w:rPr>
-        <w:t>"02:12:45"</w:t>
-      </w:r>
-      <w:r>
-        <w:rPr>
-          <w:rFonts w:ascii="Menlo" w:hAnsi="Menlo" w:cs="Menlo"/>
-          <w:sz w:val="20"/>
-          <w:szCs w:val="20"/>
-        </w:rPr>
-        <w:t>;</w:t>
-      </w:r>
-      <w:r>
-        <w:rPr>
-          <w:rFonts w:ascii="Menlo" w:hAnsi="Menlo" w:cs="Menlo"/>
-          <w:color w:val="A709F5"/>
-          <w:sz w:val="20"/>
-          <w:szCs w:val="20"/>
-        </w:rPr>
-        <w:t>"02:39:02"</w:t>
-      </w:r>
-      <w:r>
-        <w:rPr>
-          <w:rFonts w:ascii="Menlo" w:hAnsi="Menlo" w:cs="Menlo"/>
-          <w:sz w:val="20"/>
-          <w:szCs w:val="20"/>
-        </w:rPr>
-        <w:t xml:space="preserve">; </w:t>
-      </w:r>
-      <w:r>
-        <w:rPr>
-          <w:rFonts w:ascii="Menlo" w:hAnsi="Menlo" w:cs="Menlo"/>
-          <w:color w:val="0E00FF"/>
-          <w:sz w:val="20"/>
-          <w:szCs w:val="20"/>
-        </w:rPr>
-        <w:t>...</w:t>
-      </w:r>
-    </w:p>
-    <w:p>
-      <w:pPr>
-        <w:rPr>
-          <w:rFonts w:ascii="Menlo" w:hAnsi="Menlo" w:cs="Menlo"/>
-          <w:sz w:val="20"/>
-          <w:szCs w:val="20"/>
-        </w:rPr>
-      </w:pPr>
-      <w:r>
-        <w:rPr>
-          <w:rFonts w:ascii="Menlo" w:hAnsi="Menlo" w:cs="Menlo"/>
-          <w:sz w:val="20"/>
-          <w:szCs w:val="20"/>
-        </w:rPr>
-        <w:t xml:space="preserve">        </w:t>
-      </w:r>
-      <w:r>
-        <w:rPr>
-          <w:rFonts w:ascii="Menlo" w:hAnsi="Menlo" w:cs="Menlo"/>
-          <w:color w:val="A709F5"/>
-          <w:sz w:val="20"/>
-          <w:szCs w:val="20"/>
-        </w:rPr>
-        <w:t>"02:50:51"</w:t>
-      </w:r>
-      <w:r>
-        <w:rPr>
-          <w:rFonts w:ascii="Menlo" w:hAnsi="Menlo" w:cs="Menlo"/>
-          <w:sz w:val="20"/>
-          <w:szCs w:val="20"/>
-        </w:rPr>
-        <w:t>;</w:t>
-      </w:r>
-      <w:r>
-        <w:rPr>
-          <w:rFonts w:ascii="Menlo" w:hAnsi="Menlo" w:cs="Menlo"/>
-          <w:color w:val="A709F5"/>
-          <w:sz w:val="20"/>
-          <w:szCs w:val="20"/>
-        </w:rPr>
-        <w:t>"02:56:07"</w:t>
-      </w:r>
-      <w:r>
-        <w:rPr>
-          <w:rFonts w:ascii="Menlo" w:hAnsi="Menlo" w:cs="Menlo"/>
-          <w:sz w:val="20"/>
-          <w:szCs w:val="20"/>
-        </w:rPr>
-        <w:t>;</w:t>
-      </w:r>
-      <w:r>
-        <w:rPr>
-          <w:rFonts w:ascii="Menlo" w:hAnsi="Menlo" w:cs="Menlo"/>
-          <w:color w:val="A709F5"/>
-          <w:sz w:val="20"/>
-          <w:szCs w:val="20"/>
-        </w:rPr>
-        <w:t>"03:01:22"</w:t>
-      </w:r>
-      <w:r>
-        <w:rPr>
-          <w:rFonts w:ascii="Menlo" w:hAnsi="Menlo" w:cs="Menlo"/>
-          <w:sz w:val="20"/>
-          <w:szCs w:val="20"/>
-        </w:rPr>
-        <w:t>;</w:t>
-      </w:r>
-      <w:r>
-        <w:rPr>
-          <w:rFonts w:ascii="Menlo" w:hAnsi="Menlo" w:cs="Menlo"/>
-          <w:color w:val="A709F5"/>
-          <w:sz w:val="20"/>
-          <w:szCs w:val="20"/>
-        </w:rPr>
-        <w:t>"03:06:38"</w:t>
-      </w:r>
-      <w:r>
-        <w:rPr>
-          <w:rFonts w:ascii="Menlo" w:hAnsi="Menlo" w:cs="Menlo"/>
-          <w:sz w:val="20"/>
-          <w:szCs w:val="20"/>
-        </w:rPr>
-        <w:t>;</w:t>
-      </w:r>
-      <w:r>
-        <w:rPr>
-          <w:rFonts w:ascii="Menlo" w:hAnsi="Menlo" w:cs="Menlo"/>
-          <w:color w:val="A709F5"/>
-          <w:sz w:val="20"/>
-          <w:szCs w:val="20"/>
-        </w:rPr>
-        <w:t>"03:15:50"</w:t>
-      </w:r>
-      <w:r>
-        <w:rPr>
-          <w:rFonts w:ascii="Menlo" w:hAnsi="Menlo" w:cs="Menlo"/>
-          <w:sz w:val="20"/>
-          <w:szCs w:val="20"/>
-        </w:rPr>
-        <w:t>;</w:t>
-      </w:r>
-      <w:r>
-        <w:rPr>
-          <w:rFonts w:ascii="Menlo" w:hAnsi="Menlo" w:cs="Menlo"/>
-          <w:color w:val="A709F5"/>
-          <w:sz w:val="20"/>
-          <w:szCs w:val="20"/>
-        </w:rPr>
-        <w:t>"03:23:43"</w:t>
-      </w:r>
-      <w:r>
-        <w:rPr>
-          <w:rFonts w:ascii="Menlo" w:hAnsi="Menlo" w:cs="Menlo"/>
-          <w:sz w:val="20"/>
-          <w:szCs w:val="20"/>
-        </w:rPr>
-        <w:t xml:space="preserve">; </w:t>
-      </w:r>
-      <w:r>
-        <w:rPr>
-          <w:rFonts w:ascii="Menlo" w:hAnsi="Menlo" w:cs="Menlo"/>
-          <w:color w:val="0E00FF"/>
-          <w:sz w:val="20"/>
-          <w:szCs w:val="20"/>
-        </w:rPr>
-        <w:t>...</w:t>
-      </w:r>
-    </w:p>
-    <w:p>
-      <w:pPr>
-        <w:rPr>
-          <w:rFonts w:ascii="Menlo" w:hAnsi="Menlo" w:cs="Menlo"/>
-          <w:sz w:val="20"/>
-          <w:szCs w:val="20"/>
-        </w:rPr>
-      </w:pPr>
-      <w:r>
-        <w:rPr>
-          <w:rFonts w:ascii="Menlo" w:hAnsi="Menlo" w:cs="Menlo"/>
-          <w:sz w:val="20"/>
-          <w:szCs w:val="20"/>
-        </w:rPr>
-        <w:t xml:space="preserve">        </w:t>
-      </w:r>
-      <w:r>
-        <w:rPr>
-          <w:rFonts w:ascii="Menlo" w:hAnsi="Menlo" w:cs="Menlo"/>
-          <w:color w:val="A709F5"/>
-          <w:sz w:val="20"/>
-          <w:szCs w:val="20"/>
-        </w:rPr>
-        <w:t>"03:28:58"</w:t>
-      </w:r>
-      <w:r>
-        <w:rPr>
-          <w:rFonts w:ascii="Menlo" w:hAnsi="Menlo" w:cs="Menlo"/>
-          <w:sz w:val="20"/>
-          <w:szCs w:val="20"/>
-        </w:rPr>
-        <w:t>;</w:t>
-      </w:r>
-      <w:r>
-        <w:rPr>
-          <w:rFonts w:ascii="Menlo" w:hAnsi="Menlo" w:cs="Menlo"/>
-          <w:color w:val="A709F5"/>
-          <w:sz w:val="20"/>
-          <w:szCs w:val="20"/>
-        </w:rPr>
-        <w:t>"03:34:14"</w:t>
-      </w:r>
-      <w:r>
-        <w:rPr>
-          <w:rFonts w:ascii="Menlo" w:hAnsi="Menlo" w:cs="Menlo"/>
-          <w:sz w:val="20"/>
-          <w:szCs w:val="20"/>
-        </w:rPr>
-        <w:t>;</w:t>
-      </w:r>
-      <w:r>
-        <w:rPr>
-          <w:rFonts w:ascii="Menlo" w:hAnsi="Menlo" w:cs="Menlo"/>
-          <w:color w:val="A709F5"/>
-          <w:sz w:val="20"/>
-          <w:szCs w:val="20"/>
-        </w:rPr>
-        <w:t>"03:39:29"</w:t>
-      </w:r>
-      <w:r>
-        <w:rPr>
-          <w:rFonts w:ascii="Menlo" w:hAnsi="Menlo" w:cs="Menlo"/>
-          <w:sz w:val="20"/>
-          <w:szCs w:val="20"/>
-        </w:rPr>
-        <w:t>;</w:t>
-      </w:r>
-      <w:r>
-        <w:rPr>
-          <w:rFonts w:ascii="Menlo" w:hAnsi="Menlo" w:cs="Menlo"/>
-          <w:color w:val="A709F5"/>
-          <w:sz w:val="20"/>
-          <w:szCs w:val="20"/>
-        </w:rPr>
-        <w:t>"03:43:26"</w:t>
-      </w:r>
-      <w:r>
-        <w:rPr>
-          <w:rFonts w:ascii="Menlo" w:hAnsi="Menlo" w:cs="Menlo"/>
-          <w:sz w:val="20"/>
-          <w:szCs w:val="20"/>
-        </w:rPr>
-        <w:t>;</w:t>
-      </w:r>
-      <w:r>
-        <w:rPr>
-          <w:rFonts w:ascii="Menlo" w:hAnsi="Menlo" w:cs="Menlo"/>
-          <w:color w:val="A709F5"/>
-          <w:sz w:val="20"/>
-          <w:szCs w:val="20"/>
-        </w:rPr>
-        <w:t>"03:50:00"</w:t>
-      </w:r>
-      <w:r>
-        <w:rPr>
-          <w:rFonts w:ascii="Menlo" w:hAnsi="Menlo" w:cs="Menlo"/>
-          <w:sz w:val="20"/>
-          <w:szCs w:val="20"/>
-        </w:rPr>
-        <w:t>]);</w:t>
-      </w:r>
-    </w:p>
-    <w:p>
-      <w:pPr>
-        <w:rPr>
-          <w:rFonts w:ascii="Menlo" w:hAnsi="Menlo" w:cs="Menlo"/>
-          <w:sz w:val="20"/>
-          <w:szCs w:val="20"/>
-        </w:rPr>
-      </w:pPr>
-    </w:p>
-    <w:p>
-      <w:pPr>
-        <w:rPr>
-          <w:rFonts w:ascii="Menlo" w:hAnsi="Menlo" w:cs="Menlo"/>
-          <w:sz w:val="20"/>
-          <w:szCs w:val="20"/>
-        </w:rPr>
-      </w:pPr>
-      <w:r>
-        <w:rPr>
-          <w:rFonts w:ascii="Menlo" w:hAnsi="Menlo" w:cs="Menlo"/>
-          <w:sz w:val="20"/>
-          <w:szCs w:val="20"/>
-        </w:rPr>
-        <w:t xml:space="preserve">    trajectory = geoTrajectory(waypoints, seconds(timeOfArrival), </w:t>
-      </w:r>
-      <w:r>
-        <w:rPr>
-          <w:rFonts w:ascii="Menlo" w:hAnsi="Menlo" w:cs="Menlo"/>
-          <w:color w:val="0E00FF"/>
-          <w:sz w:val="20"/>
-          <w:szCs w:val="20"/>
-        </w:rPr>
-        <w:t>...</w:t>
-      </w:r>
-    </w:p>
-    <w:p>
-      <w:pPr>
-        <w:rPr>
-          <w:rFonts w:ascii="Menlo" w:hAnsi="Menlo" w:cs="Menlo"/>
-          <w:sz w:val="20"/>
-          <w:szCs w:val="20"/>
-        </w:rPr>
-      </w:pPr>
-      <w:r>
-        <w:rPr>
-          <w:rFonts w:ascii="Menlo" w:hAnsi="Menlo" w:cs="Menlo"/>
-          <w:sz w:val="20"/>
-          <w:szCs w:val="20"/>
-        </w:rPr>
-        <w:t xml:space="preserve">        AutoPitch=true, AutoBank=true);</w:t>
-      </w:r>
-    </w:p>
-    <w:p>
-      <w:pPr>
-        <w:rPr>
-          <w:rFonts w:ascii="Menlo" w:hAnsi="Menlo" w:cs="Menlo"/>
-          <w:sz w:val="20"/>
-          <w:szCs w:val="20"/>
-        </w:rPr>
-      </w:pPr>
-      <w:r>
-        <w:rPr>
-          <w:rFonts w:ascii="Menlo" w:hAnsi="Menlo" w:cs="Menlo"/>
-          <w:sz w:val="20"/>
-          <w:szCs w:val="20"/>
-        </w:rPr>
-        <w:t xml:space="preserve">    aircraft = platform(sc, trajectory, Name=</w:t>
-      </w:r>
-      <w:r>
-        <w:rPr>
-          <w:rFonts w:ascii="Menlo" w:hAnsi="Menlo" w:cs="Menlo"/>
-          <w:color w:val="A709F5"/>
-          <w:sz w:val="20"/>
-          <w:szCs w:val="20"/>
-        </w:rPr>
-        <w:t>"Avion"</w:t>
-      </w:r>
-      <w:r>
-        <w:rPr>
-          <w:rFonts w:ascii="Menlo" w:hAnsi="Menlo" w:cs="Menlo"/>
-          <w:sz w:val="20"/>
-          <w:szCs w:val="20"/>
-        </w:rPr>
-        <w:t xml:space="preserve">, </w:t>
-      </w:r>
-      <w:r>
-        <w:rPr>
-          <w:rFonts w:ascii="Menlo" w:hAnsi="Menlo" w:cs="Menlo"/>
-          <w:color w:val="0E00FF"/>
-          <w:sz w:val="20"/>
-          <w:szCs w:val="20"/>
-        </w:rPr>
-        <w:t>...</w:t>
-      </w:r>
-    </w:p>
-    <w:p>
-      <w:pPr>
-        <w:rPr>
-          <w:rFonts w:ascii="Menlo" w:hAnsi="Menlo" w:cs="Menlo"/>
-          <w:sz w:val="20"/>
-          <w:szCs w:val="20"/>
-        </w:rPr>
-      </w:pPr>
-      <w:r>
-        <w:rPr>
-          <w:rFonts w:ascii="Menlo" w:hAnsi="Menlo" w:cs="Menlo"/>
-          <w:sz w:val="20"/>
-          <w:szCs w:val="20"/>
-        </w:rPr>
-        <w:t xml:space="preserve">        Visual3DModel=</w:t>
-      </w:r>
-      <w:r>
-        <w:rPr>
-          <w:rFonts w:ascii="Menlo" w:hAnsi="Menlo" w:cs="Menlo"/>
-          <w:color w:val="A709F5"/>
-          <w:sz w:val="20"/>
-          <w:szCs w:val="20"/>
-        </w:rPr>
-        <w:t>"NarrowBodyAirliner.glb"</w:t>
+        <w:t>" Receptor"</w:t>
       </w:r>
       <w:r>
         <w:rPr>
@@ -6280,24 +7442,26 @@
     </w:p>
     <w:p>
       <w:pPr>
-        <w:jc w:val="both"/>
-      </w:pPr>
+        <w:rPr>
+          <w:rFonts w:ascii="Menlo" w:hAnsi="Menlo" w:cs="Menlo"/>
+          <w:sz w:val="20"/>
+          <w:szCs w:val="20"/>
+        </w:rPr>
+      </w:pPr>
+      <w:r>
+        <w:rPr>
+          <w:rFonts w:ascii="Menlo" w:hAnsi="Menlo" w:cs="Menlo"/>
+          <w:sz w:val="20"/>
+          <w:szCs w:val="20"/>
+        </w:rPr>
+        <w:t xml:space="preserve">                pattern(rxSat, fADSB, Size=50000);</w:t>
+      </w:r>
     </w:p>
     <w:p>
       <w:pPr>
         <w:ind w:firstLine="720"/>
         <w:jc w:val="both"/>
       </w:pPr>
-      <w:r>
-        <w:rPr>
-          <w:b/>
-          <w:bCs/>
-        </w:rPr>
-        <w:t xml:space="preserve">Constelatia Iridium NEXT </w:t>
-      </w:r>
-      <w:r>
-        <w:t>este construită parametric: 66 de sateliți distribuiți pe 6 planuri orbitale cu câte 11 sateliți fiecare. Longitudinea Nodului Ascendent (RAAN) este distribuită uniform la 30° între planuri: Ω = 180° × (orbitIdx − 1) / 6. Anomalia adevărată aplică un decalaj de 0,5 paşi unghiulari între planurile de indice par şi impar, prevțenind zonele oarbe de acoperire. Semiaxa mare este setată la (6.371 + 780) × 10³ m, cu excentricitate zero şi înclinație de 86,4°. Fiecărui satelit îi este ataşat un senzor conic (conicalSensor) cu un unghi maxim de deschidere de 125°, corespunzător acoperirii reale a payload-ului Aireon [5].</w:t>
-      </w:r>
     </w:p>
     <w:p>
       <w:pPr>
@@ -6316,112 +7480,325 @@
       <w:r>
         <w:rPr>
           <w:rFonts w:ascii="Menlo" w:hAnsi="Menlo" w:cs="Menlo"/>
-          <w:sz w:val="20"/>
-          <w:szCs w:val="20"/>
-        </w:rPr>
-        <w:t xml:space="preserve">    numSatsPerPlane = 11;</w:t>
-      </w:r>
-    </w:p>
-    <w:p>
-      <w:pPr>
-        <w:rPr>
-          <w:rFonts w:ascii="Menlo" w:hAnsi="Menlo" w:cs="Menlo"/>
-          <w:sz w:val="20"/>
-          <w:szCs w:val="20"/>
-        </w:rPr>
-      </w:pPr>
-      <w:r>
-        <w:rPr>
-          <w:rFonts w:ascii="Menlo" w:hAnsi="Menlo" w:cs="Menlo"/>
-          <w:sz w:val="20"/>
-          <w:szCs w:val="20"/>
-        </w:rPr>
-        <w:t xml:space="preserve">    numOrbits       = 6;</w:t>
-      </w:r>
-    </w:p>
-    <w:p>
-      <w:pPr>
-        <w:rPr>
-          <w:rFonts w:ascii="Menlo" w:hAnsi="Menlo" w:cs="Menlo"/>
-          <w:sz w:val="20"/>
-          <w:szCs w:val="20"/>
-        </w:rPr>
-      </w:pPr>
-      <w:r>
-        <w:rPr>
-          <w:rFonts w:ascii="Menlo" w:hAnsi="Menlo" w:cs="Menlo"/>
-          <w:sz w:val="20"/>
-          <w:szCs w:val="20"/>
-        </w:rPr>
-        <w:t xml:space="preserve">    orbitIdx  = repelem(1:numOrbits, 1, numSatsPerPlane);</w:t>
-      </w:r>
-    </w:p>
-    <w:p>
-      <w:pPr>
-        <w:rPr>
-          <w:rFonts w:ascii="Menlo" w:hAnsi="Menlo" w:cs="Menlo"/>
-          <w:sz w:val="20"/>
-          <w:szCs w:val="20"/>
-        </w:rPr>
-      </w:pPr>
-      <w:r>
-        <w:rPr>
-          <w:rFonts w:ascii="Menlo" w:hAnsi="Menlo" w:cs="Menlo"/>
-          <w:sz w:val="20"/>
-          <w:szCs w:val="20"/>
-        </w:rPr>
-        <w:t xml:space="preserve">    planeIdx  = repmat(1:numSatsPerPlane, 1, numOrbits);</w:t>
-      </w:r>
-    </w:p>
-    <w:p>
-      <w:pPr>
-        <w:rPr>
-          <w:rFonts w:ascii="Menlo" w:hAnsi="Menlo" w:cs="Menlo"/>
-          <w:sz w:val="20"/>
-          <w:szCs w:val="20"/>
-        </w:rPr>
-      </w:pPr>
-      <w:r>
-        <w:rPr>
-          <w:rFonts w:ascii="Menlo" w:hAnsi="Menlo" w:cs="Menlo"/>
-          <w:sz w:val="20"/>
-          <w:szCs w:val="20"/>
-        </w:rPr>
-        <w:t xml:space="preserve">    RAAN      = 180*(orbitIdx-1)/numOrbits;</w:t>
-      </w:r>
-    </w:p>
-    <w:p>
-      <w:pPr>
-        <w:rPr>
-          <w:rFonts w:ascii="Menlo" w:hAnsi="Menlo" w:cs="Menlo"/>
-          <w:sz w:val="20"/>
-          <w:szCs w:val="20"/>
-        </w:rPr>
-      </w:pPr>
-      <w:r>
-        <w:rPr>
-          <w:rFonts w:ascii="Menlo" w:hAnsi="Menlo" w:cs="Menlo"/>
-          <w:sz w:val="20"/>
-          <w:szCs w:val="20"/>
-        </w:rPr>
-        <w:t xml:space="preserve">    trueanom  = 360*(planeIdx-1 + 0.5*(mod(orbitIdx,2)-1))/numSatsPerPlane;</w:t>
-      </w:r>
-    </w:p>
-    <w:p>
-      <w:pPr>
-        <w:rPr>
-          <w:rFonts w:ascii="Menlo" w:hAnsi="Menlo" w:cs="Menlo"/>
-          <w:sz w:val="20"/>
-          <w:szCs w:val="20"/>
-        </w:rPr>
-      </w:pPr>
-      <w:r>
-        <w:rPr>
-          <w:rFonts w:ascii="Menlo" w:hAnsi="Menlo" w:cs="Menlo"/>
-          <w:sz w:val="20"/>
-          <w:szCs w:val="20"/>
-        </w:rPr>
-        <w:t xml:space="preserve">    sma       = repmat((6371+780)*1e3, size(RAAN));</w:t>
+          <w:color w:val="0E00FF"/>
+          <w:sz w:val="20"/>
+          <w:szCs w:val="20"/>
+        </w:rPr>
+        <w:t xml:space="preserve">function </w:t>
+      </w:r>
+      <w:r>
+        <w:rPr>
+          <w:rFonts w:ascii="Menlo" w:hAnsi="Menlo" w:cs="Menlo"/>
+          <w:sz w:val="20"/>
+          <w:szCs w:val="20"/>
+        </w:rPr>
+        <w:t>plotAntennaPattern(ax, antennaType)</w:t>
+      </w:r>
+    </w:p>
+    <w:p>
+      <w:pPr>
+        <w:rPr>
+          <w:rFonts w:ascii="Menlo" w:hAnsi="Menlo" w:cs="Menlo"/>
+          <w:sz w:val="20"/>
+          <w:szCs w:val="20"/>
+        </w:rPr>
+      </w:pPr>
+      <w:r>
+        <w:rPr>
+          <w:rFonts w:ascii="Menlo" w:hAnsi="Menlo" w:cs="Menlo"/>
+          <w:sz w:val="20"/>
+          <w:szCs w:val="20"/>
+        </w:rPr>
+        <w:t xml:space="preserve">    cla(ax);</w:t>
+      </w:r>
+    </w:p>
+    <w:p>
+      <w:pPr>
+        <w:rPr>
+          <w:rFonts w:ascii="Menlo" w:hAnsi="Menlo" w:cs="Menlo"/>
+          <w:sz w:val="20"/>
+          <w:szCs w:val="20"/>
+        </w:rPr>
+      </w:pPr>
+      <w:r>
+        <w:rPr>
+          <w:rFonts w:ascii="Menlo" w:hAnsi="Menlo" w:cs="Menlo"/>
+          <w:sz w:val="20"/>
+          <w:szCs w:val="20"/>
+        </w:rPr>
+        <w:t xml:space="preserve">    </w:t>
+      </w:r>
+      <w:r>
+        <w:rPr>
+          <w:rFonts w:ascii="Menlo" w:hAnsi="Menlo" w:cs="Menlo"/>
+          <w:color w:val="0E00FF"/>
+          <w:sz w:val="20"/>
+          <w:szCs w:val="20"/>
+        </w:rPr>
+        <w:t xml:space="preserve">if </w:t>
+      </w:r>
+      <w:r>
+        <w:rPr>
+          <w:rFonts w:ascii="Menlo" w:hAnsi="Menlo" w:cs="Menlo"/>
+          <w:sz w:val="20"/>
+          <w:szCs w:val="20"/>
+        </w:rPr>
+        <w:t xml:space="preserve">strcmp(antennaType, </w:t>
+      </w:r>
+      <w:r>
+        <w:rPr>
+          <w:rFonts w:ascii="Menlo" w:hAnsi="Menlo" w:cs="Menlo"/>
+          <w:color w:val="A709F5"/>
+          <w:sz w:val="20"/>
+          <w:szCs w:val="20"/>
+        </w:rPr>
+        <w:t>'Izotropică'</w:t>
+      </w:r>
+      <w:r>
+        <w:rPr>
+          <w:rFonts w:ascii="Menlo" w:hAnsi="Menlo" w:cs="Menlo"/>
+          <w:sz w:val="20"/>
+          <w:szCs w:val="20"/>
+        </w:rPr>
+        <w:t>)</w:t>
+      </w:r>
+    </w:p>
+    <w:p>
+      <w:pPr>
+        <w:rPr>
+          <w:rFonts w:ascii="Menlo" w:hAnsi="Menlo" w:cs="Menlo"/>
+          <w:sz w:val="20"/>
+          <w:szCs w:val="20"/>
+        </w:rPr>
+      </w:pPr>
+      <w:r>
+        <w:rPr>
+          <w:rFonts w:ascii="Menlo" w:hAnsi="Menlo" w:cs="Menlo"/>
+          <w:sz w:val="20"/>
+          <w:szCs w:val="20"/>
+        </w:rPr>
+        <w:t xml:space="preserve">        [X,Y,Z] = sphere(80);</w:t>
+      </w:r>
+    </w:p>
+    <w:p>
+      <w:pPr>
+        <w:rPr>
+          <w:rFonts w:ascii="Menlo" w:hAnsi="Menlo" w:cs="Menlo"/>
+          <w:sz w:val="20"/>
+          <w:szCs w:val="20"/>
+        </w:rPr>
+      </w:pPr>
+      <w:r>
+        <w:rPr>
+          <w:rFonts w:ascii="Menlo" w:hAnsi="Menlo" w:cs="Menlo"/>
+          <w:sz w:val="20"/>
+          <w:szCs w:val="20"/>
+        </w:rPr>
+        <w:t xml:space="preserve">        G = zeros(size(X));</w:t>
+      </w:r>
+    </w:p>
+    <w:p>
+      <w:pPr>
+        <w:rPr>
+          <w:rFonts w:ascii="Menlo" w:hAnsi="Menlo" w:cs="Menlo"/>
+          <w:sz w:val="20"/>
+          <w:szCs w:val="20"/>
+        </w:rPr>
+      </w:pPr>
+      <w:r>
+        <w:rPr>
+          <w:rFonts w:ascii="Menlo" w:hAnsi="Menlo" w:cs="Menlo"/>
+          <w:sz w:val="20"/>
+          <w:szCs w:val="20"/>
+        </w:rPr>
+        <w:t xml:space="preserve">        surf(ax, X, Y, Z, G, </w:t>
+      </w:r>
+      <w:r>
+        <w:rPr>
+          <w:rFonts w:ascii="Menlo" w:hAnsi="Menlo" w:cs="Menlo"/>
+          <w:color w:val="A709F5"/>
+          <w:sz w:val="20"/>
+          <w:szCs w:val="20"/>
+        </w:rPr>
+        <w:t>'EdgeColor'</w:t>
+      </w:r>
+      <w:r>
+        <w:rPr>
+          <w:rFonts w:ascii="Menlo" w:hAnsi="Menlo" w:cs="Menlo"/>
+          <w:sz w:val="20"/>
+          <w:szCs w:val="20"/>
+        </w:rPr>
+        <w:t>,</w:t>
+      </w:r>
+      <w:r>
+        <w:rPr>
+          <w:rFonts w:ascii="Menlo" w:hAnsi="Menlo" w:cs="Menlo"/>
+          <w:color w:val="A709F5"/>
+          <w:sz w:val="20"/>
+          <w:szCs w:val="20"/>
+        </w:rPr>
+        <w:t>'none'</w:t>
+      </w:r>
+      <w:r>
+        <w:rPr>
+          <w:rFonts w:ascii="Menlo" w:hAnsi="Menlo" w:cs="Menlo"/>
+          <w:sz w:val="20"/>
+          <w:szCs w:val="20"/>
+        </w:rPr>
+        <w:t xml:space="preserve">, </w:t>
+      </w:r>
+      <w:r>
+        <w:rPr>
+          <w:rFonts w:ascii="Menlo" w:hAnsi="Menlo" w:cs="Menlo"/>
+          <w:color w:val="A709F5"/>
+          <w:sz w:val="20"/>
+          <w:szCs w:val="20"/>
+        </w:rPr>
+        <w:t>'FaceAlpha'</w:t>
+      </w:r>
+      <w:r>
+        <w:rPr>
+          <w:rFonts w:ascii="Menlo" w:hAnsi="Menlo" w:cs="Menlo"/>
+          <w:sz w:val="20"/>
+          <w:szCs w:val="20"/>
+        </w:rPr>
+        <w:t>,0.80);</w:t>
+      </w:r>
+    </w:p>
+    <w:p>
+      <w:pPr>
+        <w:rPr>
+          <w:rFonts w:ascii="Menlo" w:hAnsi="Menlo" w:cs="Menlo"/>
+          <w:sz w:val="20"/>
+          <w:szCs w:val="20"/>
+        </w:rPr>
+      </w:pPr>
+      <w:r>
+        <w:rPr>
+          <w:rFonts w:ascii="Menlo" w:hAnsi="Menlo" w:cs="Menlo"/>
+          <w:sz w:val="20"/>
+          <w:szCs w:val="20"/>
+        </w:rPr>
+        <w:t xml:space="preserve">        colormap(ax, parula);</w:t>
+      </w:r>
+    </w:p>
+    <w:p>
+      <w:pPr>
+        <w:rPr>
+          <w:rFonts w:ascii="Menlo" w:hAnsi="Menlo" w:cs="Menlo"/>
+          <w:sz w:val="20"/>
+          <w:szCs w:val="20"/>
+        </w:rPr>
+      </w:pPr>
+      <w:r>
+        <w:rPr>
+          <w:rFonts w:ascii="Menlo" w:hAnsi="Menlo" w:cs="Menlo"/>
+          <w:sz w:val="20"/>
+          <w:szCs w:val="20"/>
+        </w:rPr>
+        <w:t xml:space="preserve">        cb = colorbar(ax);</w:t>
+      </w:r>
+    </w:p>
+    <w:p>
+      <w:pPr>
+        <w:rPr>
+          <w:rFonts w:ascii="Menlo" w:hAnsi="Menlo" w:cs="Menlo"/>
+          <w:sz w:val="20"/>
+          <w:szCs w:val="20"/>
+        </w:rPr>
+      </w:pPr>
+      <w:r>
+        <w:rPr>
+          <w:rFonts w:ascii="Menlo" w:hAnsi="Menlo" w:cs="Menlo"/>
+          <w:sz w:val="20"/>
+          <w:szCs w:val="20"/>
+        </w:rPr>
+        <w:t xml:space="preserve">        ylabel(cb,</w:t>
+      </w:r>
+      <w:r>
+        <w:rPr>
+          <w:rFonts w:ascii="Menlo" w:hAnsi="Menlo" w:cs="Menlo"/>
+          <w:color w:val="A709F5"/>
+          <w:sz w:val="20"/>
+          <w:szCs w:val="20"/>
+        </w:rPr>
+        <w:t>'Câștig (dBi)'</w:t>
+      </w:r>
+      <w:r>
+        <w:rPr>
+          <w:rFonts w:ascii="Menlo" w:hAnsi="Menlo" w:cs="Menlo"/>
+          <w:sz w:val="20"/>
+          <w:szCs w:val="20"/>
+        </w:rPr>
+        <w:t>);</w:t>
+      </w:r>
+    </w:p>
+    <w:p>
+      <w:pPr>
+        <w:rPr>
+          <w:rFonts w:ascii="Menlo" w:hAnsi="Menlo" w:cs="Menlo"/>
+          <w:sz w:val="20"/>
+          <w:szCs w:val="20"/>
+        </w:rPr>
+      </w:pPr>
+      <w:r>
+        <w:rPr>
+          <w:rFonts w:ascii="Menlo" w:hAnsi="Menlo" w:cs="Menlo"/>
+          <w:sz w:val="20"/>
+          <w:szCs w:val="20"/>
+        </w:rPr>
+        <w:t xml:space="preserve">        cb.Color = [0.62 0.62 0.62];</w:t>
+      </w:r>
+    </w:p>
+    <w:p>
+      <w:pPr>
+        <w:rPr>
+          <w:rFonts w:ascii="Menlo" w:hAnsi="Menlo" w:cs="Menlo"/>
+          <w:sz w:val="20"/>
+          <w:szCs w:val="20"/>
+        </w:rPr>
+      </w:pPr>
+      <w:r>
+        <w:rPr>
+          <w:rFonts w:ascii="Menlo" w:hAnsi="Menlo" w:cs="Menlo"/>
+          <w:sz w:val="20"/>
+          <w:szCs w:val="20"/>
+        </w:rPr>
+        <w:t xml:space="preserve">        axis(ax,</w:t>
+      </w:r>
+      <w:r>
+        <w:rPr>
+          <w:rFonts w:ascii="Menlo" w:hAnsi="Menlo" w:cs="Menlo"/>
+          <w:color w:val="A709F5"/>
+          <w:sz w:val="20"/>
+          <w:szCs w:val="20"/>
+        </w:rPr>
+        <w:t>'equal'</w:t>
+      </w:r>
+      <w:r>
+        <w:rPr>
+          <w:rFonts w:ascii="Menlo" w:hAnsi="Menlo" w:cs="Menlo"/>
+          <w:sz w:val="20"/>
+          <w:szCs w:val="20"/>
+        </w:rPr>
+        <w:t>);</w:t>
+      </w:r>
+    </w:p>
+    <w:p>
+      <w:pPr>
+        <w:rPr>
+          <w:rFonts w:ascii="Menlo" w:hAnsi="Menlo" w:cs="Menlo"/>
+          <w:sz w:val="20"/>
+          <w:szCs w:val="20"/>
+        </w:rPr>
+      </w:pPr>
+      <w:r>
+        <w:rPr>
+          <w:rFonts w:ascii="Menlo" w:hAnsi="Menlo" w:cs="Menlo"/>
+          <w:sz w:val="20"/>
+          <w:szCs w:val="20"/>
+        </w:rPr>
+        <w:t xml:space="preserve">        view(ax, 3);</w:t>
       </w:r>
     </w:p>
     <w:p>
@@ -6432,995 +7809,17 @@
     </w:p>
     <w:p>
       <w:pPr>
-        <w:ind w:firstLine="720"/>
-        <w:jc w:val="both"/>
-      </w:pPr>
-    </w:p>
-    <w:p>
-      <w:pPr>
-        <w:ind w:firstLine="720"/>
-        <w:jc w:val="both"/>
-      </w:pPr>
-      <w:r>
-        <w:rPr>
-          <w:b/>
-          <w:bCs/>
-        </w:rPr>
-        <w:t xml:space="preserve">Transmitătorul ADS-B </w:t>
-      </w:r>
-      <w:r>
-        <w:t>al aeronavei este configurat la frecvența de 1090 MHz, cu o putere de 125 W (≈ 21 dBW, conform EIRP minim impus de standardul 1090ES [2]), şi o antenă izotropă [1×1], montat la poziția [8, 0, −2,7] m față de centrul de masă al aeronavei.</w:t>
-      </w:r>
-    </w:p>
-    <w:p>
-      <w:pPr>
-        <w:ind w:firstLine="720"/>
-        <w:jc w:val="both"/>
-      </w:pPr>
-    </w:p>
-    <w:p>
-      <w:pPr>
-        <w:rPr>
-          <w:rFonts w:ascii="Menlo" w:hAnsi="Menlo" w:cs="Menlo"/>
-          <w:sz w:val="20"/>
-          <w:szCs w:val="20"/>
-        </w:rPr>
-      </w:pPr>
-      <w:r>
-        <w:rPr>
-          <w:rFonts w:ascii="Menlo" w:hAnsi="Menlo" w:cs="Menlo"/>
-          <w:sz w:val="20"/>
-          <w:szCs w:val="20"/>
-        </w:rPr>
-        <w:t xml:space="preserve">iridiumSatellites = satellite(sc, sma, zeros(size(RAAN)), </w:t>
-      </w:r>
-      <w:r>
-        <w:rPr>
-          <w:rFonts w:ascii="Menlo" w:hAnsi="Menlo" w:cs="Menlo"/>
-          <w:color w:val="0E00FF"/>
-          <w:sz w:val="20"/>
-          <w:szCs w:val="20"/>
-        </w:rPr>
-        <w:t>...</w:t>
-      </w:r>
-    </w:p>
-    <w:p>
-      <w:pPr>
-        <w:rPr>
-          <w:rFonts w:ascii="Menlo" w:hAnsi="Menlo" w:cs="Menlo"/>
-          <w:sz w:val="20"/>
-          <w:szCs w:val="20"/>
-        </w:rPr>
-      </w:pPr>
-      <w:r>
-        <w:rPr>
-          <w:rFonts w:ascii="Menlo" w:hAnsi="Menlo" w:cs="Menlo"/>
-          <w:sz w:val="20"/>
-          <w:szCs w:val="20"/>
-        </w:rPr>
-        <w:t xml:space="preserve">        repmat(86.4,size(RAAN)), RAAN, zeros(size(RAAN)), trueanom, </w:t>
-      </w:r>
-      <w:r>
-        <w:rPr>
-          <w:rFonts w:ascii="Menlo" w:hAnsi="Menlo" w:cs="Menlo"/>
-          <w:color w:val="0E00FF"/>
-          <w:sz w:val="20"/>
-          <w:szCs w:val="20"/>
-        </w:rPr>
-        <w:t>...</w:t>
-      </w:r>
-    </w:p>
-    <w:p>
-      <w:pPr>
-        <w:rPr>
-          <w:rFonts w:ascii="Menlo" w:hAnsi="Menlo" w:cs="Menlo"/>
-          <w:sz w:val="20"/>
-          <w:szCs w:val="20"/>
-        </w:rPr>
-      </w:pPr>
-      <w:r>
-        <w:rPr>
-          <w:rFonts w:ascii="Menlo" w:hAnsi="Menlo" w:cs="Menlo"/>
-          <w:sz w:val="20"/>
-          <w:szCs w:val="20"/>
-        </w:rPr>
-        <w:t xml:space="preserve">        Name=</w:t>
-      </w:r>
-      <w:r>
-        <w:rPr>
-          <w:rFonts w:ascii="Menlo" w:hAnsi="Menlo" w:cs="Menlo"/>
-          <w:color w:val="A709F5"/>
-          <w:sz w:val="20"/>
-          <w:szCs w:val="20"/>
-        </w:rPr>
-        <w:t xml:space="preserve">"Iridium " </w:t>
-      </w:r>
-      <w:r>
-        <w:rPr>
-          <w:rFonts w:ascii="Menlo" w:hAnsi="Menlo" w:cs="Menlo"/>
-          <w:sz w:val="20"/>
-          <w:szCs w:val="20"/>
-        </w:rPr>
-        <w:t>+ string(1:66)');</w:t>
-      </w:r>
-    </w:p>
-    <w:p>
-      <w:pPr>
-        <w:rPr>
-          <w:rFonts w:ascii="Menlo" w:hAnsi="Menlo" w:cs="Menlo"/>
-          <w:sz w:val="20"/>
-          <w:szCs w:val="20"/>
-        </w:rPr>
-      </w:pPr>
-    </w:p>
-    <w:p>
-      <w:pPr>
-        <w:rPr>
-          <w:rFonts w:ascii="Menlo" w:hAnsi="Menlo" w:cs="Menlo"/>
-          <w:sz w:val="20"/>
-          <w:szCs w:val="20"/>
-        </w:rPr>
-      </w:pPr>
-      <w:r>
-        <w:rPr>
-          <w:rFonts w:ascii="Menlo" w:hAnsi="Menlo" w:cs="Menlo"/>
-          <w:sz w:val="20"/>
-          <w:szCs w:val="20"/>
-        </w:rPr>
-        <w:t xml:space="preserve">    iridiumConicalSensors = conicalSensor(iridiumSatellites, </w:t>
-      </w:r>
-      <w:r>
-        <w:rPr>
-          <w:rFonts w:ascii="Menlo" w:hAnsi="Menlo" w:cs="Menlo"/>
-          <w:color w:val="A709F5"/>
-          <w:sz w:val="20"/>
-          <w:szCs w:val="20"/>
-        </w:rPr>
-        <w:t>"MaxViewAngle"</w:t>
-      </w:r>
-      <w:r>
-        <w:rPr>
-          <w:rFonts w:ascii="Menlo" w:hAnsi="Menlo" w:cs="Menlo"/>
-          <w:sz w:val="20"/>
-          <w:szCs w:val="20"/>
-        </w:rPr>
-        <w:t>, 125);</w:t>
-      </w:r>
-    </w:p>
-    <w:p>
-      <w:pPr>
-        <w:rPr>
-          <w:rFonts w:ascii="Menlo" w:hAnsi="Menlo" w:cs="Menlo"/>
-          <w:sz w:val="20"/>
-          <w:szCs w:val="20"/>
-        </w:rPr>
-      </w:pPr>
-    </w:p>
-    <w:p>
-      <w:pPr>
-        <w:rPr>
-          <w:rFonts w:ascii="Menlo" w:hAnsi="Menlo" w:cs="Menlo"/>
-          <w:sz w:val="20"/>
-          <w:szCs w:val="20"/>
-        </w:rPr>
-      </w:pPr>
-      <w:r>
-        <w:rPr>
-          <w:rFonts w:ascii="Menlo" w:hAnsi="Menlo" w:cs="Menlo"/>
-          <w:sz w:val="20"/>
-          <w:szCs w:val="20"/>
-        </w:rPr>
-        <w:lastRenderedPageBreak/>
-        <w:t xml:space="preserve">    fADSB  = 1090e6;</w:t>
-      </w:r>
-    </w:p>
-    <w:p>
-      <w:pPr>
-        <w:rPr>
-          <w:rFonts w:ascii="Menlo" w:hAnsi="Menlo" w:cs="Menlo"/>
-          <w:sz w:val="20"/>
-          <w:szCs w:val="20"/>
-        </w:rPr>
-      </w:pPr>
-      <w:r>
-        <w:rPr>
-          <w:rFonts w:ascii="Menlo" w:hAnsi="Menlo" w:cs="Menlo"/>
-          <w:sz w:val="20"/>
-          <w:szCs w:val="20"/>
-        </w:rPr>
-        <w:t xml:space="preserve">    txAnt  = arrayConfig(</w:t>
-      </w:r>
-      <w:r>
-        <w:rPr>
-          <w:rFonts w:ascii="Menlo" w:hAnsi="Menlo" w:cs="Menlo"/>
-          <w:color w:val="A709F5"/>
-          <w:sz w:val="20"/>
-          <w:szCs w:val="20"/>
-        </w:rPr>
-        <w:t>"Size"</w:t>
-      </w:r>
-      <w:r>
-        <w:rPr>
-          <w:rFonts w:ascii="Menlo" w:hAnsi="Menlo" w:cs="Menlo"/>
-          <w:sz w:val="20"/>
-          <w:szCs w:val="20"/>
-        </w:rPr>
-        <w:t>,[1 1]);</w:t>
-      </w:r>
-    </w:p>
-    <w:p>
-      <w:pPr>
-        <w:rPr>
-          <w:rFonts w:ascii="Menlo" w:hAnsi="Menlo" w:cs="Menlo"/>
-          <w:sz w:val="20"/>
-          <w:szCs w:val="20"/>
-        </w:rPr>
-      </w:pPr>
-      <w:r>
-        <w:rPr>
-          <w:rFonts w:ascii="Menlo" w:hAnsi="Menlo" w:cs="Menlo"/>
-          <w:sz w:val="20"/>
-          <w:szCs w:val="20"/>
-        </w:rPr>
-        <w:t xml:space="preserve">    txADSB = transmitter(aircraft, </w:t>
-      </w:r>
-      <w:r>
-        <w:rPr>
-          <w:rFonts w:ascii="Menlo" w:hAnsi="Menlo" w:cs="Menlo"/>
-          <w:color w:val="0E00FF"/>
-          <w:sz w:val="20"/>
-          <w:szCs w:val="20"/>
-        </w:rPr>
-        <w:t>...</w:t>
-      </w:r>
-    </w:p>
-    <w:p>
-      <w:pPr>
-        <w:rPr>
-          <w:rFonts w:ascii="Menlo" w:hAnsi="Menlo" w:cs="Menlo"/>
-          <w:sz w:val="20"/>
-          <w:szCs w:val="20"/>
-        </w:rPr>
-      </w:pPr>
-      <w:r>
-        <w:rPr>
-          <w:rFonts w:ascii="Menlo" w:hAnsi="Menlo" w:cs="Menlo"/>
-          <w:sz w:val="20"/>
-          <w:szCs w:val="20"/>
-        </w:rPr>
-        <w:t xml:space="preserve">        Antenna=txAnt, Frequency=fADSB, Power=10*log10(125), </w:t>
-      </w:r>
-      <w:r>
-        <w:rPr>
-          <w:rFonts w:ascii="Menlo" w:hAnsi="Menlo" w:cs="Menlo"/>
-          <w:color w:val="0E00FF"/>
-          <w:sz w:val="20"/>
-          <w:szCs w:val="20"/>
-        </w:rPr>
-        <w:t>...</w:t>
-      </w:r>
-    </w:p>
-    <w:p>
-      <w:pPr>
-        <w:rPr>
-          <w:rFonts w:ascii="Menlo" w:hAnsi="Menlo" w:cs="Menlo"/>
-          <w:sz w:val="20"/>
-          <w:szCs w:val="20"/>
-        </w:rPr>
-      </w:pPr>
-      <w:r>
-        <w:rPr>
-          <w:rFonts w:ascii="Menlo" w:hAnsi="Menlo" w:cs="Menlo"/>
-          <w:sz w:val="20"/>
-          <w:szCs w:val="20"/>
-        </w:rPr>
-        <w:t xml:space="preserve">        MountingLocation=[8,0,-2.7], Name=</w:t>
-      </w:r>
-      <w:r>
-        <w:rPr>
-          <w:rFonts w:ascii="Menlo" w:hAnsi="Menlo" w:cs="Menlo"/>
-          <w:color w:val="A709F5"/>
-          <w:sz w:val="20"/>
-          <w:szCs w:val="20"/>
-        </w:rPr>
-        <w:t>"Emițător ADS-B Avion"</w:t>
-      </w:r>
-      <w:r>
-        <w:rPr>
-          <w:rFonts w:ascii="Menlo" w:hAnsi="Menlo" w:cs="Menlo"/>
-          <w:sz w:val="20"/>
-          <w:szCs w:val="20"/>
-        </w:rPr>
-        <w:t>);</w:t>
-      </w:r>
-    </w:p>
-    <w:p>
-      <w:pPr>
-        <w:rPr>
-          <w:rFonts w:ascii="Menlo" w:hAnsi="Menlo" w:cs="Menlo"/>
-          <w:sz w:val="20"/>
-          <w:szCs w:val="20"/>
-        </w:rPr>
-      </w:pPr>
-    </w:p>
-    <w:p>
-      <w:pPr>
-        <w:rPr>
-          <w:rFonts w:ascii="Menlo" w:hAnsi="Menlo" w:cs="Menlo"/>
-          <w:sz w:val="20"/>
-          <w:szCs w:val="20"/>
-        </w:rPr>
-      </w:pPr>
-      <w:r>
-        <w:rPr>
-          <w:rFonts w:ascii="Menlo" w:hAnsi="Menlo" w:cs="Menlo"/>
-          <w:sz w:val="20"/>
-          <w:szCs w:val="20"/>
-        </w:rPr>
-        <w:t xml:space="preserve">    rxAnt     = arrayConfig(</w:t>
-      </w:r>
-      <w:r>
-        <w:rPr>
-          <w:rFonts w:ascii="Menlo" w:hAnsi="Menlo" w:cs="Menlo"/>
-          <w:color w:val="A709F5"/>
-          <w:sz w:val="20"/>
-          <w:szCs w:val="20"/>
-        </w:rPr>
-        <w:t>"Size"</w:t>
-      </w:r>
-      <w:r>
-        <w:rPr>
-          <w:rFonts w:ascii="Menlo" w:hAnsi="Menlo" w:cs="Menlo"/>
-          <w:sz w:val="20"/>
-          <w:szCs w:val="20"/>
-        </w:rPr>
-        <w:t>,[1 1]);</w:t>
-      </w:r>
-    </w:p>
-    <w:p>
-      <w:pPr>
-        <w:rPr>
-          <w:rFonts w:ascii="Menlo" w:hAnsi="Menlo" w:cs="Menlo"/>
-          <w:sz w:val="20"/>
-          <w:szCs w:val="20"/>
-        </w:rPr>
-      </w:pPr>
-      <w:r>
-        <w:rPr>
-          <w:rFonts w:ascii="Menlo" w:hAnsi="Menlo" w:cs="Menlo"/>
-          <w:sz w:val="20"/>
-          <w:szCs w:val="20"/>
-        </w:rPr>
-        <w:t xml:space="preserve">    rxAirport = receiver(airports, Antenna=rxAnt, Name=airports.Name + </w:t>
-      </w:r>
-      <w:r>
-        <w:rPr>
-          <w:rFonts w:ascii="Menlo" w:hAnsi="Menlo" w:cs="Menlo"/>
-          <w:color w:val="A709F5"/>
-          <w:sz w:val="20"/>
-          <w:szCs w:val="20"/>
-        </w:rPr>
-        <w:t>" Receptor"</w:t>
-      </w:r>
-      <w:r>
-        <w:rPr>
-          <w:rFonts w:ascii="Menlo" w:hAnsi="Menlo" w:cs="Menlo"/>
-          <w:sz w:val="20"/>
-          <w:szCs w:val="20"/>
-        </w:rPr>
-        <w:t>);</w:t>
-      </w:r>
-    </w:p>
-    <w:p>
-      <w:pPr>
-        <w:rPr>
-          <w:rFonts w:ascii="Menlo" w:hAnsi="Menlo" w:cs="Menlo"/>
-          <w:sz w:val="20"/>
-          <w:szCs w:val="20"/>
-        </w:rPr>
-      </w:pPr>
-      <w:r>
-        <w:rPr>
-          <w:rFonts w:ascii="Menlo" w:hAnsi="Menlo" w:cs="Menlo"/>
-          <w:sz w:val="20"/>
-          <w:szCs w:val="20"/>
-        </w:rPr>
-        <w:t xml:space="preserve">    pattern(rxAirport, fADSB, Size=1000);</w:t>
-      </w:r>
-    </w:p>
-    <w:p>
-      <w:pPr>
-        <w:pStyle w:val="Heading2"/>
-      </w:pPr>
-      <w:bookmarkStart w:id="32" w:name="_Toc230476095"/>
-      <w:r>
-        <w:t>4.3 Modelarea Antenelor Satelitare</w:t>
-      </w:r>
-      <w:bookmarkEnd w:id="32"/>
-    </w:p>
-    <w:p>
-      <w:pPr>
-        <w:ind w:firstLine="720"/>
-        <w:jc w:val="both"/>
-      </w:pPr>
-      <w:r>
-        <w:t>Aplicația suportă două modele de antenă satelitară, selectabile din interfața grafică. La schimbarea selecției, callback-ul cbAntennaChange() actualizează diagrama de radiație, lista de caracteristici şi unghiurile de montaj implicite.</w:t>
-      </w:r>
-    </w:p>
-    <w:p>
-      <w:pPr>
         <w:pStyle w:val="Heading3"/>
       </w:pPr>
-      <w:bookmarkStart w:id="33" w:name="_Toc230476096"/>
-      <w:r>
-        <w:t>4.3.1 Antena Izotropă</w:t>
-      </w:r>
-      <w:bookmarkEnd w:id="33"/>
-    </w:p>
-    <w:p>
-      <w:pPr>
-        <w:ind w:firstLine="720"/>
-        <w:jc w:val="both"/>
-      </w:pPr>
-      <w:r>
-        <w:t>Antena izotropă este definită ca un array [1×1] prin arrayConfig("Size",[1 1]), cu câştig uniform de 0 dBi în toate direcțiile. Unghiurile de montaj implicite sunt [0°, 0°, 0°] (Yaw, Pitch, Roll). Diagrama de radiație este vizualizată ca o sferă uniform colorată prin funcția plotAntennaPattern(), utilizând o grilă de 80×80 puncte şi colormap parula. Această configurație modelează antena de la bordul aeronavei şi receptoarele aeroportuare, garantând recepția semnalului indiferent de a</w:t>
-      </w:r>
-      <w:r>
-        <w:t>l</w:t>
-      </w:r>
-      <w:r>
-        <w:t>titudinea în zbor a aeronavei.</w:t>
-      </w:r>
-    </w:p>
-    <w:p>
-      <w:pPr>
-        <w:ind w:firstLine="720"/>
-        <w:jc w:val="both"/>
-      </w:pPr>
-    </w:p>
-    <w:p>
-      <w:pPr>
-        <w:rPr>
-          <w:rFonts w:ascii="Menlo" w:hAnsi="Menlo" w:cs="Menlo"/>
-          <w:sz w:val="20"/>
-          <w:szCs w:val="20"/>
-        </w:rPr>
-      </w:pPr>
-      <w:r>
-        <w:rPr>
-          <w:rFonts w:ascii="Menlo" w:hAnsi="Menlo" w:cs="Menlo"/>
-          <w:color w:val="0E00FF"/>
-          <w:sz w:val="20"/>
-          <w:szCs w:val="20"/>
-        </w:rPr>
-        <w:t xml:space="preserve">if </w:t>
-      </w:r>
-      <w:r>
-        <w:rPr>
-          <w:rFonts w:ascii="Menlo" w:hAnsi="Menlo" w:cs="Menlo"/>
-          <w:sz w:val="20"/>
-          <w:szCs w:val="20"/>
-        </w:rPr>
-        <w:t xml:space="preserve">strcmp(antennaType, </w:t>
-      </w:r>
-      <w:r>
-        <w:rPr>
-          <w:rFonts w:ascii="Menlo" w:hAnsi="Menlo" w:cs="Menlo"/>
-          <w:color w:val="A709F5"/>
-          <w:sz w:val="20"/>
-          <w:szCs w:val="20"/>
-        </w:rPr>
-        <w:t>'Izotropică'</w:t>
-      </w:r>
-      <w:r>
-        <w:rPr>
-          <w:rFonts w:ascii="Menlo" w:hAnsi="Menlo" w:cs="Menlo"/>
-          <w:sz w:val="20"/>
-          <w:szCs w:val="20"/>
-        </w:rPr>
-        <w:t>)</w:t>
-      </w:r>
-    </w:p>
-    <w:p>
-      <w:pPr>
-        <w:rPr>
-          <w:rFonts w:ascii="Menlo" w:hAnsi="Menlo" w:cs="Menlo"/>
-          <w:sz w:val="20"/>
-          <w:szCs w:val="20"/>
-        </w:rPr>
-      </w:pPr>
-      <w:r>
-        <w:rPr>
-          <w:rFonts w:ascii="Menlo" w:hAnsi="Menlo" w:cs="Menlo"/>
-          <w:sz w:val="20"/>
-          <w:szCs w:val="20"/>
-        </w:rPr>
-        <w:t xml:space="preserve">                satAnt = arrayConfig(</w:t>
-      </w:r>
-      <w:r>
-        <w:rPr>
-          <w:rFonts w:ascii="Menlo" w:hAnsi="Menlo" w:cs="Menlo"/>
-          <w:color w:val="A709F5"/>
-          <w:sz w:val="20"/>
-          <w:szCs w:val="20"/>
-        </w:rPr>
-        <w:t>"Size"</w:t>
-      </w:r>
-      <w:r>
-        <w:rPr>
-          <w:rFonts w:ascii="Menlo" w:hAnsi="Menlo" w:cs="Menlo"/>
-          <w:sz w:val="20"/>
-          <w:szCs w:val="20"/>
-        </w:rPr>
-        <w:t>,[1 1]);</w:t>
-      </w:r>
-    </w:p>
-    <w:p>
-      <w:pPr>
-        <w:rPr>
-          <w:rFonts w:ascii="Menlo" w:hAnsi="Menlo" w:cs="Menlo"/>
-          <w:sz w:val="20"/>
-          <w:szCs w:val="20"/>
-        </w:rPr>
-      </w:pPr>
-      <w:r>
-        <w:rPr>
-          <w:rFonts w:ascii="Menlo" w:hAnsi="Menlo" w:cs="Menlo"/>
-          <w:sz w:val="20"/>
-          <w:szCs w:val="20"/>
-        </w:rPr>
-        <w:t xml:space="preserve">                rxSat  = receiver(iridiumSats, </w:t>
-      </w:r>
-      <w:r>
-        <w:rPr>
-          <w:rFonts w:ascii="Menlo" w:hAnsi="Menlo" w:cs="Menlo"/>
-          <w:color w:val="0E00FF"/>
-          <w:sz w:val="20"/>
-          <w:szCs w:val="20"/>
-        </w:rPr>
-        <w:t>...</w:t>
-      </w:r>
-    </w:p>
-    <w:p>
-      <w:pPr>
-        <w:rPr>
-          <w:rFonts w:ascii="Menlo" w:hAnsi="Menlo" w:cs="Menlo"/>
-          <w:sz w:val="20"/>
-          <w:szCs w:val="20"/>
-        </w:rPr>
-      </w:pPr>
-      <w:r>
-        <w:rPr>
-          <w:rFonts w:ascii="Menlo" w:hAnsi="Menlo" w:cs="Menlo"/>
-          <w:sz w:val="20"/>
-          <w:szCs w:val="20"/>
-        </w:rPr>
-        <w:t xml:space="preserve">                    Antenna=satAnt, MountingAngles=mAng, </w:t>
-      </w:r>
-      <w:r>
-        <w:rPr>
-          <w:rFonts w:ascii="Menlo" w:hAnsi="Menlo" w:cs="Menlo"/>
-          <w:color w:val="0E00FF"/>
-          <w:sz w:val="20"/>
-          <w:szCs w:val="20"/>
-        </w:rPr>
-        <w:t>...</w:t>
-      </w:r>
-    </w:p>
-    <w:p>
-      <w:pPr>
-        <w:rPr>
-          <w:rFonts w:ascii="Menlo" w:hAnsi="Menlo" w:cs="Menlo"/>
-          <w:sz w:val="20"/>
-          <w:szCs w:val="20"/>
-        </w:rPr>
-      </w:pPr>
-      <w:r>
-        <w:rPr>
-          <w:rFonts w:ascii="Menlo" w:hAnsi="Menlo" w:cs="Menlo"/>
-          <w:sz w:val="20"/>
-          <w:szCs w:val="20"/>
-        </w:rPr>
-        <w:t xml:space="preserve">                    Name=iridiumSats.Name + </w:t>
-      </w:r>
-      <w:r>
-        <w:rPr>
-          <w:rFonts w:ascii="Menlo" w:hAnsi="Menlo" w:cs="Menlo"/>
-          <w:color w:val="A709F5"/>
-          <w:sz w:val="20"/>
-          <w:szCs w:val="20"/>
-        </w:rPr>
-        <w:t>" Receptor"</w:t>
-      </w:r>
-      <w:r>
-        <w:rPr>
-          <w:rFonts w:ascii="Menlo" w:hAnsi="Menlo" w:cs="Menlo"/>
-          <w:sz w:val="20"/>
-          <w:szCs w:val="20"/>
-        </w:rPr>
-        <w:t>);</w:t>
-      </w:r>
-    </w:p>
-    <w:p>
-      <w:pPr>
-        <w:rPr>
-          <w:rFonts w:ascii="Menlo" w:hAnsi="Menlo" w:cs="Menlo"/>
-          <w:sz w:val="20"/>
-          <w:szCs w:val="20"/>
-        </w:rPr>
-      </w:pPr>
-      <w:r>
-        <w:rPr>
-          <w:rFonts w:ascii="Menlo" w:hAnsi="Menlo" w:cs="Menlo"/>
-          <w:sz w:val="20"/>
-          <w:szCs w:val="20"/>
-        </w:rPr>
-        <w:t xml:space="preserve">                pattern(rxSat, fADSB, Size=50000);</w:t>
-      </w:r>
-    </w:p>
-    <w:p>
-      <w:pPr>
-        <w:ind w:firstLine="720"/>
-        <w:jc w:val="both"/>
-      </w:pPr>
-    </w:p>
-    <w:p>
-      <w:pPr>
-        <w:ind w:firstLine="720"/>
-        <w:jc w:val="both"/>
-      </w:pPr>
-    </w:p>
-    <w:p>
-      <w:pPr>
-        <w:rPr>
-          <w:rFonts w:ascii="Menlo" w:hAnsi="Menlo" w:cs="Menlo"/>
-          <w:sz w:val="20"/>
-          <w:szCs w:val="20"/>
-        </w:rPr>
-      </w:pPr>
-      <w:r>
-        <w:rPr>
-          <w:rFonts w:ascii="Menlo" w:hAnsi="Menlo" w:cs="Menlo"/>
-          <w:color w:val="0E00FF"/>
-          <w:sz w:val="20"/>
-          <w:szCs w:val="20"/>
-        </w:rPr>
-        <w:t xml:space="preserve">function </w:t>
-      </w:r>
-      <w:r>
-        <w:rPr>
-          <w:rFonts w:ascii="Menlo" w:hAnsi="Menlo" w:cs="Menlo"/>
-          <w:sz w:val="20"/>
-          <w:szCs w:val="20"/>
-        </w:rPr>
-        <w:t>plotAntennaPattern(ax, antennaType)</w:t>
-      </w:r>
-    </w:p>
-    <w:p>
-      <w:pPr>
-        <w:rPr>
-          <w:rFonts w:ascii="Menlo" w:hAnsi="Menlo" w:cs="Menlo"/>
-          <w:sz w:val="20"/>
-          <w:szCs w:val="20"/>
-        </w:rPr>
-      </w:pPr>
-      <w:r>
-        <w:rPr>
-          <w:rFonts w:ascii="Menlo" w:hAnsi="Menlo" w:cs="Menlo"/>
-          <w:sz w:val="20"/>
-          <w:szCs w:val="20"/>
-        </w:rPr>
-        <w:t xml:space="preserve">    cla(ax);</w:t>
-      </w:r>
-    </w:p>
-    <w:p>
-      <w:pPr>
-        <w:rPr>
-          <w:rFonts w:ascii="Menlo" w:hAnsi="Menlo" w:cs="Menlo"/>
-          <w:sz w:val="20"/>
-          <w:szCs w:val="20"/>
-        </w:rPr>
-      </w:pPr>
-      <w:r>
-        <w:rPr>
-          <w:rFonts w:ascii="Menlo" w:hAnsi="Menlo" w:cs="Menlo"/>
-          <w:sz w:val="20"/>
-          <w:szCs w:val="20"/>
-        </w:rPr>
-        <w:t xml:space="preserve">    </w:t>
-      </w:r>
-      <w:r>
-        <w:rPr>
-          <w:rFonts w:ascii="Menlo" w:hAnsi="Menlo" w:cs="Menlo"/>
-          <w:color w:val="0E00FF"/>
-          <w:sz w:val="20"/>
-          <w:szCs w:val="20"/>
-        </w:rPr>
-        <w:t xml:space="preserve">if </w:t>
-      </w:r>
-      <w:r>
-        <w:rPr>
-          <w:rFonts w:ascii="Menlo" w:hAnsi="Menlo" w:cs="Menlo"/>
-          <w:sz w:val="20"/>
-          <w:szCs w:val="20"/>
-        </w:rPr>
-        <w:t xml:space="preserve">strcmp(antennaType, </w:t>
-      </w:r>
-      <w:r>
-        <w:rPr>
-          <w:rFonts w:ascii="Menlo" w:hAnsi="Menlo" w:cs="Menlo"/>
-          <w:color w:val="A709F5"/>
-          <w:sz w:val="20"/>
-          <w:szCs w:val="20"/>
-        </w:rPr>
-        <w:t>'Izotropică'</w:t>
-      </w:r>
-      <w:r>
-        <w:rPr>
-          <w:rFonts w:ascii="Menlo" w:hAnsi="Menlo" w:cs="Menlo"/>
-          <w:sz w:val="20"/>
-          <w:szCs w:val="20"/>
-        </w:rPr>
-        <w:t>)</w:t>
-      </w:r>
-    </w:p>
-    <w:p>
-      <w:pPr>
-        <w:rPr>
-          <w:rFonts w:ascii="Menlo" w:hAnsi="Menlo" w:cs="Menlo"/>
-          <w:sz w:val="20"/>
-          <w:szCs w:val="20"/>
-        </w:rPr>
-      </w:pPr>
-      <w:r>
-        <w:rPr>
-          <w:rFonts w:ascii="Menlo" w:hAnsi="Menlo" w:cs="Menlo"/>
-          <w:sz w:val="20"/>
-          <w:szCs w:val="20"/>
-        </w:rPr>
-        <w:t xml:space="preserve">        [X,Y,Z] = sphere(80);</w:t>
-      </w:r>
-    </w:p>
-    <w:p>
-      <w:pPr>
-        <w:rPr>
-          <w:rFonts w:ascii="Menlo" w:hAnsi="Menlo" w:cs="Menlo"/>
-          <w:sz w:val="20"/>
-          <w:szCs w:val="20"/>
-        </w:rPr>
-      </w:pPr>
-      <w:r>
-        <w:rPr>
-          <w:rFonts w:ascii="Menlo" w:hAnsi="Menlo" w:cs="Menlo"/>
-          <w:sz w:val="20"/>
-          <w:szCs w:val="20"/>
-        </w:rPr>
-        <w:t xml:space="preserve">        G = zeros(size(X));</w:t>
-      </w:r>
-    </w:p>
-    <w:p>
-      <w:pPr>
-        <w:rPr>
-          <w:rFonts w:ascii="Menlo" w:hAnsi="Menlo" w:cs="Menlo"/>
-          <w:sz w:val="20"/>
-          <w:szCs w:val="20"/>
-        </w:rPr>
-      </w:pPr>
-      <w:r>
-        <w:rPr>
-          <w:rFonts w:ascii="Menlo" w:hAnsi="Menlo" w:cs="Menlo"/>
-          <w:sz w:val="20"/>
-          <w:szCs w:val="20"/>
-        </w:rPr>
-        <w:t xml:space="preserve">        surf(ax, X, Y, Z, G, </w:t>
-      </w:r>
-      <w:r>
-        <w:rPr>
-          <w:rFonts w:ascii="Menlo" w:hAnsi="Menlo" w:cs="Menlo"/>
-          <w:color w:val="A709F5"/>
-          <w:sz w:val="20"/>
-          <w:szCs w:val="20"/>
-        </w:rPr>
-        <w:t>'EdgeColor'</w:t>
-      </w:r>
-      <w:r>
-        <w:rPr>
-          <w:rFonts w:ascii="Menlo" w:hAnsi="Menlo" w:cs="Menlo"/>
-          <w:sz w:val="20"/>
-          <w:szCs w:val="20"/>
-        </w:rPr>
-        <w:t>,</w:t>
-      </w:r>
-      <w:r>
-        <w:rPr>
-          <w:rFonts w:ascii="Menlo" w:hAnsi="Menlo" w:cs="Menlo"/>
-          <w:color w:val="A709F5"/>
-          <w:sz w:val="20"/>
-          <w:szCs w:val="20"/>
-        </w:rPr>
-        <w:t>'none'</w:t>
-      </w:r>
-      <w:r>
-        <w:rPr>
-          <w:rFonts w:ascii="Menlo" w:hAnsi="Menlo" w:cs="Menlo"/>
-          <w:sz w:val="20"/>
-          <w:szCs w:val="20"/>
-        </w:rPr>
-        <w:t xml:space="preserve">, </w:t>
-      </w:r>
-      <w:r>
-        <w:rPr>
-          <w:rFonts w:ascii="Menlo" w:hAnsi="Menlo" w:cs="Menlo"/>
-          <w:color w:val="A709F5"/>
-          <w:sz w:val="20"/>
-          <w:szCs w:val="20"/>
-        </w:rPr>
-        <w:t>'FaceAlpha'</w:t>
-      </w:r>
-      <w:r>
-        <w:rPr>
-          <w:rFonts w:ascii="Menlo" w:hAnsi="Menlo" w:cs="Menlo"/>
-          <w:sz w:val="20"/>
-          <w:szCs w:val="20"/>
-        </w:rPr>
-        <w:t>,0.80);</w:t>
-      </w:r>
-    </w:p>
-    <w:p>
-      <w:pPr>
-        <w:rPr>
-          <w:rFonts w:ascii="Menlo" w:hAnsi="Menlo" w:cs="Menlo"/>
-          <w:sz w:val="20"/>
-          <w:szCs w:val="20"/>
-        </w:rPr>
-      </w:pPr>
-      <w:r>
-        <w:rPr>
-          <w:rFonts w:ascii="Menlo" w:hAnsi="Menlo" w:cs="Menlo"/>
-          <w:sz w:val="20"/>
-          <w:szCs w:val="20"/>
-        </w:rPr>
-        <w:t xml:space="preserve">        colormap(ax, parula);</w:t>
-      </w:r>
-    </w:p>
-    <w:p>
-      <w:pPr>
-        <w:rPr>
-          <w:rFonts w:ascii="Menlo" w:hAnsi="Menlo" w:cs="Menlo"/>
-          <w:sz w:val="20"/>
-          <w:szCs w:val="20"/>
-        </w:rPr>
-      </w:pPr>
-      <w:r>
-        <w:rPr>
-          <w:rFonts w:ascii="Menlo" w:hAnsi="Menlo" w:cs="Menlo"/>
-          <w:sz w:val="20"/>
-          <w:szCs w:val="20"/>
-        </w:rPr>
-        <w:t xml:space="preserve">        cb = colorbar(ax);</w:t>
-      </w:r>
-    </w:p>
-    <w:p>
-      <w:pPr>
-        <w:rPr>
-          <w:rFonts w:ascii="Menlo" w:hAnsi="Menlo" w:cs="Menlo"/>
-          <w:sz w:val="20"/>
-          <w:szCs w:val="20"/>
-        </w:rPr>
-      </w:pPr>
-      <w:r>
-        <w:rPr>
-          <w:rFonts w:ascii="Menlo" w:hAnsi="Menlo" w:cs="Menlo"/>
-          <w:sz w:val="20"/>
-          <w:szCs w:val="20"/>
-        </w:rPr>
-        <w:t xml:space="preserve">        ylabel(cb,</w:t>
-      </w:r>
-      <w:r>
-        <w:rPr>
-          <w:rFonts w:ascii="Menlo" w:hAnsi="Menlo" w:cs="Menlo"/>
-          <w:color w:val="A709F5"/>
-          <w:sz w:val="20"/>
-          <w:szCs w:val="20"/>
-        </w:rPr>
-        <w:t>'Câștig (dBi)'</w:t>
-      </w:r>
-      <w:r>
-        <w:rPr>
-          <w:rFonts w:ascii="Menlo" w:hAnsi="Menlo" w:cs="Menlo"/>
-          <w:sz w:val="20"/>
-          <w:szCs w:val="20"/>
-        </w:rPr>
-        <w:t>);</w:t>
-      </w:r>
-    </w:p>
-    <w:p>
-      <w:pPr>
-        <w:rPr>
-          <w:rFonts w:ascii="Menlo" w:hAnsi="Menlo" w:cs="Menlo"/>
-          <w:sz w:val="20"/>
-          <w:szCs w:val="20"/>
-        </w:rPr>
-      </w:pPr>
-      <w:r>
-        <w:rPr>
-          <w:rFonts w:ascii="Menlo" w:hAnsi="Menlo" w:cs="Menlo"/>
-          <w:sz w:val="20"/>
-          <w:szCs w:val="20"/>
-        </w:rPr>
-        <w:t xml:space="preserve">        cb.Color = [0.62 0.62 0.62];</w:t>
-      </w:r>
-    </w:p>
-    <w:p>
-      <w:pPr>
-        <w:rPr>
-          <w:rFonts w:ascii="Menlo" w:hAnsi="Menlo" w:cs="Menlo"/>
-          <w:sz w:val="20"/>
-          <w:szCs w:val="20"/>
-        </w:rPr>
-      </w:pPr>
-      <w:r>
-        <w:rPr>
-          <w:rFonts w:ascii="Menlo" w:hAnsi="Menlo" w:cs="Menlo"/>
-          <w:sz w:val="20"/>
-          <w:szCs w:val="20"/>
-        </w:rPr>
-        <w:t xml:space="preserve">        axis(ax,</w:t>
-      </w:r>
-      <w:r>
-        <w:rPr>
-          <w:rFonts w:ascii="Menlo" w:hAnsi="Menlo" w:cs="Menlo"/>
-          <w:color w:val="A709F5"/>
-          <w:sz w:val="20"/>
-          <w:szCs w:val="20"/>
-        </w:rPr>
-        <w:t>'equal'</w:t>
-      </w:r>
-      <w:r>
-        <w:rPr>
-          <w:rFonts w:ascii="Menlo" w:hAnsi="Menlo" w:cs="Menlo"/>
-          <w:sz w:val="20"/>
-          <w:szCs w:val="20"/>
-        </w:rPr>
-        <w:t>);</w:t>
-      </w:r>
-    </w:p>
-    <w:p>
-      <w:pPr>
-        <w:rPr>
-          <w:rFonts w:ascii="Menlo" w:hAnsi="Menlo" w:cs="Menlo"/>
-          <w:sz w:val="20"/>
-          <w:szCs w:val="20"/>
-        </w:rPr>
-      </w:pPr>
-      <w:r>
-        <w:rPr>
-          <w:rFonts w:ascii="Menlo" w:hAnsi="Menlo" w:cs="Menlo"/>
-          <w:sz w:val="20"/>
-          <w:szCs w:val="20"/>
-        </w:rPr>
-        <w:t xml:space="preserve">        view(ax, 3);</w:t>
-      </w:r>
-    </w:p>
-    <w:p>
-      <w:pPr>
-        <w:ind w:firstLine="720"/>
-        <w:jc w:val="both"/>
-      </w:pPr>
-    </w:p>
-    <w:p>
-      <w:pPr>
-        <w:pStyle w:val="Heading3"/>
-      </w:pPr>
-      <w:bookmarkStart w:id="34" w:name="_Toc230476097"/>
+      <w:bookmarkStart w:id="39" w:name="_Toc230480253"/>
       <w:r>
         <w:t>4.3.2 Antena cu 48 de Fascicule (Phased Array)</w:t>
       </w:r>
-      <w:bookmarkEnd w:id="34"/>
-    </w:p>
-    <w:p>
-      <w:pPr>
-        <w:ind w:firstLine="720"/>
+      <w:bookmarkEnd w:id="39"/>
+    </w:p>
+    <w:p>
+      <w:pPr>
+        <w:ind w:firstLine="567"/>
         <w:jc w:val="both"/>
       </w:pPr>
       <w:r>
@@ -8457,15 +8856,15 @@
       <w:pPr>
         <w:pStyle w:val="Heading2"/>
       </w:pPr>
-      <w:bookmarkStart w:id="35" w:name="_Toc230476098"/>
+      <w:bookmarkStart w:id="40" w:name="_Toc230480254"/>
       <w:r>
         <w:t>4.4 Calculul Bilanțului de Legătură şi al Vizibilității Satelitare</w:t>
       </w:r>
-      <w:bookmarkEnd w:id="35"/>
-    </w:p>
-    <w:p>
-      <w:pPr>
-        <w:ind w:firstLine="720"/>
+      <w:bookmarkEnd w:id="40"/>
+    </w:p>
+    <w:p>
+      <w:pPr>
+        <w:ind w:firstLine="567"/>
         <w:jc w:val="both"/>
       </w:pPr>
       <w:r>
@@ -8820,6 +9219,7 @@
     </w:p>
     <w:p>
       <w:pPr>
+        <w:ind w:firstLine="567"/>
         <w:jc w:val="both"/>
       </w:pPr>
       <w:r>
@@ -8833,14 +9233,105 @@
       <w:pPr>
         <w:jc w:val="both"/>
       </w:pPr>
+    </w:p>
+    <w:p>
+      <w:pPr>
+        <w:ind w:firstLine="567"/>
+        <w:jc w:val="both"/>
+      </w:pPr>
+      <w:r>
+        <w:t>Vizibilitatea satelitară este calculată prin funcția access(), aplicată obiectului aeronavei şi senzorilor conici ai sateliților Iridium. Funcția accessStatus() returnează o matrice booleană [66 × T] indicând, pentru fiecare satelit şi moment de timp, dacă aeronava se află în câmpul de vedere al senzorului. Rezultatele sunt reprezentate grafic în fereastra de comparație ca puncte scatter pe axa satelit–timp, oferind o imagine intuitivă a distribuției temporale a accesului la constelația Iridium NEXT pe durata întregii rute.</w:t>
+      </w:r>
     </w:p>
     <w:p>
       <w:pPr>
         <w:ind w:firstLine="720"/>
         <w:jc w:val="both"/>
       </w:pPr>
-      <w:r>
-        <w:t>Vizibilitatea satelitară este calculată prin funcția access(), aplicată obiectului aeronavei şi senzorilor conici ai sateliților Iridium. Funcția accessStatus() returnează o matrice booleană [66 × T] indicând, pentru fiecare satelit şi moment de timp, dacă aeronava se află în câmpul de vedere al senzorului. Rezultatele sunt reprezentate grafic în fereastra de comparație ca puncte scatter pe axa satelit–timp, oferind o imagine intuitivă a distribuției temporale a accesului la constelația Iridium NEXT pe durata întregii rute.</w:t>
+    </w:p>
+    <w:p>
+      <w:pPr>
+        <w:rPr>
+          <w:rFonts w:ascii="Menlo" w:hAnsi="Menlo" w:cs="Menlo"/>
+          <w:sz w:val="20"/>
+          <w:szCs w:val="20"/>
+        </w:rPr>
+      </w:pPr>
+      <w:r>
+        <w:rPr>
+          <w:rFonts w:ascii="Menlo" w:hAnsi="Menlo" w:cs="Menlo"/>
+          <w:sz w:val="20"/>
+          <w:szCs w:val="20"/>
+        </w:rPr>
+        <w:t>acSatellite = access(aircraft, iridiumConicalSensors);</w:t>
+      </w:r>
+    </w:p>
+    <w:p>
+      <w:pPr>
+        <w:rPr>
+          <w:rFonts w:ascii="Menlo" w:hAnsi="Menlo" w:cs="Menlo"/>
+          <w:sz w:val="20"/>
+          <w:szCs w:val="20"/>
+        </w:rPr>
+      </w:pPr>
+      <w:r>
+        <w:rPr>
+          <w:rFonts w:ascii="Menlo" w:hAnsi="Menlo" w:cs="Menlo"/>
+          <w:sz w:val="20"/>
+          <w:szCs w:val="20"/>
+        </w:rPr>
+        <w:t>[sSatellite, timeVis] = accessStatus(acSatellite);</w:t>
+      </w:r>
+    </w:p>
+    <w:p>
+      <w:pPr>
+        <w:rPr>
+          <w:rFonts w:ascii="Menlo" w:hAnsi="Menlo" w:cs="Menlo"/>
+          <w:sz w:val="20"/>
+          <w:szCs w:val="20"/>
+        </w:rPr>
+      </w:pPr>
+      <w:r>
+        <w:rPr>
+          <w:rFonts w:ascii="Menlo" w:hAnsi="Menlo" w:cs="Menlo"/>
+          <w:sz w:val="20"/>
+          <w:szCs w:val="20"/>
+        </w:rPr>
+        <w:t>satVisData = double(sSatellite);</w:t>
+      </w:r>
+    </w:p>
+    <w:p>
+      <w:pPr>
+        <w:rPr>
+          <w:rFonts w:ascii="Menlo" w:hAnsi="Menlo" w:cs="Menlo"/>
+          <w:sz w:val="20"/>
+          <w:szCs w:val="20"/>
+        </w:rPr>
+      </w:pPr>
+      <w:r>
+        <w:rPr>
+          <w:rFonts w:ascii="Menlo" w:hAnsi="Menlo" w:cs="Menlo"/>
+          <w:sz w:val="20"/>
+          <w:szCs w:val="20"/>
+        </w:rPr>
+        <w:t>satVisData(satVisData == 0) = NaN;</w:t>
+      </w:r>
+    </w:p>
+    <w:p>
+      <w:pPr>
+        <w:rPr>
+          <w:rFonts w:ascii="Menlo" w:hAnsi="Menlo" w:cs="Menlo"/>
+          <w:sz w:val="20"/>
+          <w:szCs w:val="20"/>
+        </w:rPr>
+      </w:pPr>
+      <w:r>
+        <w:rPr>
+          <w:rFonts w:ascii="Menlo" w:hAnsi="Menlo" w:cs="Menlo"/>
+          <w:sz w:val="20"/>
+          <w:szCs w:val="20"/>
+        </w:rPr>
+        <w:t>satVisData = satVisData + (0:numel(iridiumSats)-1)';</w:t>
       </w:r>
     </w:p>
     <w:p>
@@ -8850,88 +9341,116 @@
       </w:pPr>
     </w:p>
     <w:p>
-      <w:pPr>
-        <w:rPr>
-          <w:rFonts w:ascii="Menlo" w:hAnsi="Menlo" w:cs="Menlo"/>
-          <w:sz w:val="20"/>
-          <w:szCs w:val="20"/>
-        </w:rPr>
-      </w:pPr>
-      <w:r>
-        <w:rPr>
-          <w:rFonts w:ascii="Menlo" w:hAnsi="Menlo" w:cs="Menlo"/>
-          <w:sz w:val="20"/>
-          <w:szCs w:val="20"/>
-        </w:rPr>
-        <w:t>acSatellite = access(aircraft, iridiumConicalSensors);</w:t>
-      </w:r>
-    </w:p>
-    <w:p>
-      <w:pPr>
-        <w:rPr>
-          <w:rFonts w:ascii="Menlo" w:hAnsi="Menlo" w:cs="Menlo"/>
-          <w:sz w:val="20"/>
-          <w:szCs w:val="20"/>
-        </w:rPr>
-      </w:pPr>
-      <w:r>
-        <w:rPr>
-          <w:rFonts w:ascii="Menlo" w:hAnsi="Menlo" w:cs="Menlo"/>
-          <w:sz w:val="20"/>
-          <w:szCs w:val="20"/>
-        </w:rPr>
-        <w:t>[sSatellite, timeVis] = accessStatus(acSatellite);</w:t>
-      </w:r>
-    </w:p>
-    <w:p>
-      <w:pPr>
-        <w:rPr>
-          <w:rFonts w:ascii="Menlo" w:hAnsi="Menlo" w:cs="Menlo"/>
-          <w:sz w:val="20"/>
-          <w:szCs w:val="20"/>
-        </w:rPr>
-      </w:pPr>
-      <w:r>
-        <w:rPr>
-          <w:rFonts w:ascii="Menlo" w:hAnsi="Menlo" w:cs="Menlo"/>
-          <w:sz w:val="20"/>
-          <w:szCs w:val="20"/>
-        </w:rPr>
-        <w:t>satVisData = double(sSatellite);</w:t>
-      </w:r>
-    </w:p>
-    <w:p>
-      <w:pPr>
-        <w:rPr>
-          <w:rFonts w:ascii="Menlo" w:hAnsi="Menlo" w:cs="Menlo"/>
-          <w:sz w:val="20"/>
-          <w:szCs w:val="20"/>
-        </w:rPr>
-      </w:pPr>
-      <w:r>
-        <w:rPr>
-          <w:rFonts w:ascii="Menlo" w:hAnsi="Menlo" w:cs="Menlo"/>
-          <w:sz w:val="20"/>
-          <w:szCs w:val="20"/>
-        </w:rPr>
-        <w:t>satVisData(satVisData == 0) = NaN;</w:t>
-      </w:r>
-    </w:p>
-    <w:p>
-      <w:pPr>
-        <w:rPr>
-          <w:rFonts w:ascii="Menlo" w:hAnsi="Menlo" w:cs="Menlo"/>
-          <w:sz w:val="20"/>
-          <w:szCs w:val="20"/>
-        </w:rPr>
-      </w:pPr>
-      <w:r>
-        <w:rPr>
-          <w:rFonts w:ascii="Menlo" w:hAnsi="Menlo" w:cs="Menlo"/>
-          <w:sz w:val="20"/>
-          <w:szCs w:val="20"/>
-        </w:rPr>
-        <w:t>satVisData = satVisData + (0:numel(iridiumSats)-1)';</w:t>
+      <w:r>
+        <w:br w:type="page"/>
+      </w:r>
+    </w:p>
+    <w:p>
+      <w:pPr>
+        <w:pStyle w:val="Heading1"/>
+      </w:pPr>
+      <w:bookmarkStart w:id="41" w:name="_Toc230480255"/>
+      <w:r>
+        <w:lastRenderedPageBreak/>
+        <w:t>6. Concluzii</w:t>
+      </w:r>
+      <w:bookmarkEnd w:id="41"/>
+    </w:p>
+    <w:p>
+      <w:pPr>
+        <w:ind w:firstLine="567"/>
+        <w:jc w:val="both"/>
+      </w:pPr>
+      <w:r>
+        <w:t>Proiectul a demonstrat, prin simulare implementată în MATLAB cu ajutorul Satellite Communications Toolbox, Phased Array System Toolbox şi Antenna Toolbox, că arhitectura hibridă sol–spațiu bazată pe constelația Iridium NEXT este capabilă să asigure supravegherea continuă şi neîntreruptă a aeronavelor pe rute oceanice, unde infrastructura terestră clasică de radare şi receptoare ADS-B este ineficientă sau complet absentă din cauza curburii Pământului.</w:t>
+      </w:r>
+    </w:p>
+    <w:p>
+      <w:pPr>
+        <w:ind w:firstLine="567"/>
+        <w:jc w:val="both"/>
+      </w:pPr>
+    </w:p>
+    <w:p>
+      <w:pPr>
+        <w:ind w:firstLine="567"/>
+        <w:jc w:val="both"/>
+      </w:pPr>
+      <w:r>
+        <w:rPr>
+          <w:b/>
+          <w:bCs/>
+        </w:rPr>
+        <w:t xml:space="preserve">Acoperire şi continuitate a transmisiei. </w:t>
+      </w:r>
+      <w:r>
+        <w:t>Pe ruta Wellington–Sydney (~2.162 km, deasupra Mării Tasman), scenariul simulat acoperă un zbor de 3 ore şi 50 de minute, cu 22 de puncte de rută şi o altitudine de croazieră de 11.582 m. Analiza de vizibilitate (“access status”) a confirmat că nu există niciun interval temporal în care aeronava să nu se afle în câmpul de vedere al cel puțin unui satelit Iridium NEXT. Aceasta validează premisa fundamentală a sistemului SB-ADS-B: acoperire globală de 100%, față de aproximativ 30% în cazul rețelelor terestre tradiționale [4][5]. Parametrii esențiali de zbor — poziția GNSS, altitudinea barometrică, viteza față de sol şi codul ICAO de 24 de biți — sunt transmisi neîntrerupt pe toată durata zborului simulat.</w:t>
+      </w:r>
+    </w:p>
+    <w:p>
+      <w:pPr>
+        <w:ind w:firstLine="567"/>
+        <w:jc w:val="both"/>
+      </w:pPr>
+    </w:p>
+    <w:p>
+      <w:pPr>
+        <w:ind w:firstLine="567"/>
+        <w:jc w:val="both"/>
+      </w:pPr>
+      <w:r>
+        <w:rPr>
+          <w:b/>
+          <w:bCs/>
+        </w:rPr>
+        <w:t xml:space="preserve">Impactul modelului de antenă asupra bilanțului de legătură. </w:t>
+      </w:r>
+      <w:r>
+        <w:t>Un obiectiv central al simulării a constat în compararea celor două modele de antenă satelitară: antena izotropă simplificată [1×1] (câştig 0 dBi, radiere sferică uniformă) şi antena personalizată cu 48 de fascicule (Custom 48-Beam Phased Array), cu un câştig de vârf de ~24 dBi per fascicul şi o lățime la jumătatea puterii (HPBW) de ~8°. Rezultatele bilanțului de legătură (link margin, calculat ca diferența dintre Eb/N₀ recepționat şi pragul minim impus receptorului) au evidențiat marje de semnal semnificativ superioare pentru modelul multi-fascicul, justificând complexitatea sa arhitecturală. Antena este montată la un unghi de tangaj de −90° pentru a orienta toate fasciculele spre nadir, reproducând configurația reală a sateliților Iridium NEXT operați de Aireon LLC [5].</w:t>
+      </w:r>
+    </w:p>
+    <w:p>
+      <w:pPr>
+        <w:ind w:firstLine="567"/>
+        <w:jc w:val="both"/>
+      </w:pPr>
+    </w:p>
+    <w:p>
+      <w:pPr>
+        <w:ind w:firstLine="567"/>
+        <w:jc w:val="both"/>
+      </w:pPr>
+      <w:r>
+        <w:rPr>
+          <w:b/>
+          <w:bCs/>
+        </w:rPr>
+        <w:t xml:space="preserve">Validarea prin corespondență cu sistemul real. </w:t>
+      </w:r>
+      <w:r>
+        <w:t>Parametrii constelației implementați în simulare — 66 de sateliți distribuiți pe 6 planuri orbitale, altitudine de 780 km, înclinare de 86,4°, senzori conici cu unghi de deschidere de 125° şi legături inter-satelitare (crosslinks) în banda Ka — corespund specificațiilor tehnice reale ale constelației Iridium NEXT [4]. Transmitătorul aeronavei este modelat cu o putere de 125 W (EIRP minim impus de standardul ADS-B Out [2]), montat la poziția [8, 0, −2,7] m față de centrul de masă al modelului 3D al aeronavei. Această fidelitate a modelului conferă relevanță practică rezultatelor obținute, ele putând fi interpretate ca o aproximare validă a comportamentului sistemului real.</w:t>
+      </w:r>
+    </w:p>
+    <w:p>
+      <w:pPr>
+        <w:ind w:firstLine="567"/>
+        <w:jc w:val="both"/>
+      </w:pPr>
+    </w:p>
+    <w:p>
+      <w:pPr>
+        <w:ind w:firstLine="567"/>
+        <w:jc w:val="both"/>
+      </w:pPr>
+      <w:r>
+        <w:rPr>
+          <w:b/>
+          <w:bCs/>
+        </w:rPr>
+        <w:t xml:space="preserve">Limitări identificate şi direcții viitoare. </w:t>
+      </w:r>
+      <w:r>
+        <w:t>Analiza stadiului actual al tehnicii a evidențiat că principala vulnerabilitate a sistemului ADS-B Out rămâne absența mecanismelor criptografice în standardul RTCA DO-260B [8]. Transmisia mesajelor 1090ES în clar expune sistemul la atacuri de tip spoofing şi injecție de date false, imposibil de detectat exclusiv la nivelul receptorului. Deşi soluțiile actuale — multilateralie MLAT [7], fuziunea datelor cu radarul primar şi filtrarea cinematică — atenuează parțial aceste riscuri, ele nu elimină vulnerabilitatea fundamentală de autentificare. Din perspectiva simulării, o direcție de îmbunătățire constă în modelarea efectelor de propagare atmosferică (ionosferică şi troposferică) la 1090 MHz, precum şi în introducerea unui model de trafic aerian dens pentru analiza fenomenului de garbling în spațiile aeriene aglomerate.</w:t>
       </w:r>
     </w:p>
     <w:p>
@@ -8941,127 +9460,8 @@
       </w:pPr>
     </w:p>
     <w:p>
-      <w:r>
-        <w:br w:type="page"/>
-      </w:r>
-    </w:p>
-    <w:p>
-      <w:pPr>
-        <w:pStyle w:val="Heading1"/>
-      </w:pPr>
-      <w:bookmarkStart w:id="36" w:name="_Toc230476099"/>
-      <w:r>
-        <w:lastRenderedPageBreak/>
-        <w:t>6. Concluzii</w:t>
-      </w:r>
-      <w:bookmarkEnd w:id="36"/>
-    </w:p>
-    <w:p>
-      <w:pPr>
-        <w:ind w:firstLine="720"/>
-        <w:jc w:val="both"/>
-      </w:pPr>
-      <w:r>
-        <w:t>Proiectul a demonstrat, prin simulare implementată în MATLAB cu ajutorul Satellite Communications Toolbox, Phased Array System Toolbox şi Antenna Toolbox, că arhitectura hibridă sol–spațiu bazată pe constelația Iridium NEXT este capabilă să asigure supravegherea continuă şi neîntreruptă a aeronavelor pe rute oceanice, unde infrastructura terestră clasică de radare şi receptoare ADS-B este ineficientă sau complet absentă din cauza curburii Pământului.</w:t>
-      </w:r>
-    </w:p>
-    <w:p>
-      <w:pPr>
-        <w:ind w:firstLine="720"/>
-        <w:jc w:val="both"/>
-      </w:pPr>
-    </w:p>
-    <w:p>
-      <w:pPr>
-        <w:ind w:firstLine="720"/>
-        <w:jc w:val="both"/>
-      </w:pPr>
-      <w:r>
-        <w:rPr>
-          <w:b/>
-          <w:bCs/>
-        </w:rPr>
-        <w:t xml:space="preserve">Acoperire şi continuitate a transmisiei. </w:t>
-      </w:r>
-      <w:r>
-        <w:t>Pe ruta Wellington–Sydney (~2.162 km, deasupra Mării Tasman), scenariul simulat acoperă un zbor de 3 ore şi 50 de minute, cu 22 de puncte de rută şi o altitudine de croazieră de 11.582 m. Analiza de vizibilitate (“access status”) a confirmat că nu există niciun interval temporal în care aeronava să nu se afle în câmpul de vedere al cel puțin unui satelit Iridium NEXT. Aceasta validează premisa fundamentală a sistemului SB-ADS-B: acoperire globală de 100%, față de aproximativ 30% în cazul rețelelor terestre tradiționale [4][5]. Parametrii esențiali de zbor — poziția GNSS, altitudinea barometrică, viteza față de sol şi codul ICAO de 24 de biți — sunt transmisi neîntrerupt pe toată durata zborului simulat.</w:t>
-      </w:r>
-    </w:p>
-    <w:p>
-      <w:pPr>
-        <w:ind w:firstLine="720"/>
-        <w:jc w:val="both"/>
-      </w:pPr>
-    </w:p>
-    <w:p>
-      <w:pPr>
-        <w:ind w:firstLine="720"/>
-        <w:jc w:val="both"/>
-      </w:pPr>
-      <w:r>
-        <w:rPr>
-          <w:b/>
-          <w:bCs/>
-        </w:rPr>
-        <w:t xml:space="preserve">Impactul modelului de antenă asupra bilanțului de legătură. </w:t>
-      </w:r>
-      <w:r>
-        <w:t>Un obiectiv central al simulării a constat în compararea celor două modele de antenă satelitară: antena izotropă simplificată [1×1] (câştig 0 dBi, radiere sferică uniformă) şi antena personalizată cu 48 de fascicule (Custom 48-Beam Phased Array), cu un câştig de vârf de ~24 dBi per fascicul şi o lățime la jumătatea puterii (HPBW) de ~8°. Rezultatele bilanțului de legătură (link margin, calculat ca diferența dintre Eb/N₀ recepționat şi pragul minim impus receptorului) au evidențiat marje de semnal semnificativ superioare pentru modelul multi-fascicul, justificând complexitatea sa arhitecturală. Antena este montată la un unghi de tangaj de −90° pentru a orienta toate fasciculele spre nadir, reproducând configurația reală a sateliților Iridium NEXT operați de Aireon LLC [5].</w:t>
-      </w:r>
-    </w:p>
-    <w:p>
-      <w:pPr>
-        <w:ind w:firstLine="720"/>
-        <w:jc w:val="both"/>
-      </w:pPr>
-    </w:p>
-    <w:p>
-      <w:pPr>
-        <w:ind w:firstLine="720"/>
-        <w:jc w:val="both"/>
-      </w:pPr>
-      <w:r>
-        <w:rPr>
-          <w:b/>
-          <w:bCs/>
-        </w:rPr>
-        <w:t xml:space="preserve">Validarea prin corespondență cu sistemul real. </w:t>
-      </w:r>
-      <w:r>
-        <w:t>Parametrii constelației implementați în simulare — 66 de sateliți distribuiți pe 6 planuri orbitale, altitudine de 780 km, înclinare de 86,4°, senzori conici cu unghi de deschidere de 125° şi legături inter-satelitare (crosslinks) în banda Ka — corespund specificațiilor tehnice reale ale constelației Iridium NEXT [4]. Transmitătorul aeronavei este modelat cu o putere de 125 W (EIRP minim impus de standardul ADS-B Out [2]), montat la poziția [8, 0, −2,7] m față de centrul de masă al modelului 3D al aeronavei. Această fidelitate a modelului conferă relevanță practică rezultatelor obținute, ele putând fi interpretate ca o aproximare validă a comportamentului sistemului real.</w:t>
-      </w:r>
-    </w:p>
-    <w:p>
-      <w:pPr>
-        <w:ind w:firstLine="720"/>
-        <w:jc w:val="both"/>
-      </w:pPr>
-    </w:p>
-    <w:p>
-      <w:pPr>
-        <w:ind w:firstLine="720"/>
-        <w:jc w:val="both"/>
-      </w:pPr>
-      <w:r>
-        <w:rPr>
-          <w:b/>
-          <w:bCs/>
-        </w:rPr>
-        <w:t xml:space="preserve">Limitări identificate şi direcții viitoare. </w:t>
-      </w:r>
-      <w:r>
-        <w:t>Analiza stadiului actual al tehnicii a evidențiat că principala vulnerabilitate a sistemului ADS-B Out rămâne absența mecanismelor criptografice în standardul RTCA DO-260B [8]. Transmisia mesajelor 1090ES în clar expune sistemul la atacuri de tip spoofing şi injecție de date false, imposibil de detectat exclusiv la nivelul receptorului. Deşi soluțiile actuale — multilateralie MLAT [7], fuziunea datelor cu radarul primar şi filtrarea cinematică — atenuează parțial aceste riscuri, ele nu elimină vulnerabilitatea fundamentală de autentificare. Din perspectiva simulării, o direcție de îmbunătățire constă în modelarea efectelor de propagare atmosferică (ionosferică şi troposferică) la 1090 MHz, precum şi în introducerea unui model de trafic aerian dens pentru analiza fenomenului de garbling în spațiile aeriene aglomerate.</w:t>
-      </w:r>
-    </w:p>
-    <w:p>
-      <w:pPr>
-        <w:ind w:firstLine="720"/>
-        <w:jc w:val="both"/>
-      </w:pPr>
-    </w:p>
-    <w:p>
-      <w:pPr>
-        <w:ind w:firstLine="720"/>
+      <w:pPr>
+        <w:ind w:firstLine="567"/>
         <w:jc w:val="both"/>
       </w:pPr>
       <w:r>
@@ -9139,12 +9539,12 @@
       <w:pPr>
         <w:pStyle w:val="Heading1"/>
       </w:pPr>
-      <w:bookmarkStart w:id="37" w:name="_Toc230476100"/>
+      <w:bookmarkStart w:id="42" w:name="_Toc230480256"/>
       <w:r>
         <w:lastRenderedPageBreak/>
         <w:t>Bibliografie</w:t>
       </w:r>
-      <w:bookmarkEnd w:id="37"/>
+      <w:bookmarkEnd w:id="42"/>
     </w:p>
     <w:p>
       <w:pPr>
@@ -9158,23 +9558,11 @@
           <w:rPr>
             <w:rStyle w:val="Hyperlink"/>
           </w:rPr>
-          <w:t>https://www.flightradar24</w:t>
-        </w:r>
-        <w:r>
-          <w:rPr>
-            <w:rStyle w:val="Hyperlink"/>
-          </w:rPr>
-          <w:t>.</w:t>
-        </w:r>
-        <w:r>
-          <w:rPr>
-            <w:rStyle w:val="Hyperlink"/>
-          </w:rPr>
-          <w:t>com</w:t>
+          <w:t>https://www.flightradar24.com</w:t>
         </w:r>
       </w:hyperlink>
       <w:r>
-        <w:t xml:space="preserve"> [Accesat: Mai 2026].</w:t>
+        <w:t xml:space="preserve"> </w:t>
       </w:r>
     </w:p>
     <w:p>
@@ -9330,7 +9718,6 @@
     <w:sectPr>
       <w:footerReference w:type="even" r:id="rId19"/>
       <w:footerReference w:type="default" r:id="rId20"/>
-      <w:footerReference w:type="first" r:id="rId21"/>
       <w:pgSz w:w="11906" w:h="16838"/>
       <w:pgMar w:top="1134" w:right="1247" w:bottom="1134" w:left="1247" w:header="708" w:footer="708" w:gutter="0"/>
       <w:cols w:space="720"/>
@@ -9361,9 +9748,57 @@
 
 <file path=word/footer1.xml><?xml version="1.0" encoding="utf-8"?>
 <w:ftr xmlns:wpc="http://schemas.microsoft.com/office/word/2010/wordprocessingCanvas" xmlns:cx="http://schemas.microsoft.com/office/drawing/2014/chartex" xmlns:cx1="http://schemas.microsoft.com/office/drawing/2015/9/8/chartex" xmlns:cx2="http://schemas.microsoft.com/office/drawing/2015/10/21/chartex" xmlns:cx3="http://schemas.microsoft.com/office/drawing/2016/5/9/chartex" xmlns:cx4="http://schemas.microsoft.com/office/drawing/2016/5/10/chartex" xmlns:cx5="http://schemas.microsoft.com/office/drawing/2016/5/11/chartex" xmlns:cx6="http://schemas.microsoft.com/office/drawing/2016/5/12/chartex" xmlns:cx7="http://schemas.microsoft.com/office/drawing/2016/5/13/chartex" xmlns:cx8="http://schemas.microsoft.com/office/drawing/2016/5/14/chartex" xmlns:mc="http://schemas.openxmlformats.org/markup-compatibility/2006" xmlns:aink="http://schemas.microsoft.com/office/drawing/2016/ink" xmlns:am3d="http://schemas.microsoft.com/office/drawing/2017/model3d" xmlns:o="urn:schemas-microsoft-com:office:office" xmlns:oel="http://schemas.microsoft.com/office/2019/extlst" xmlns:r="http://schemas.openxmlformats.org/officeDocument/2006/relationships" xmlns:m="http://schemas.openxmlformats.org/officeDocument/2006/math" xmlns:v="urn:schemas-microsoft-com:vml" xmlns:wp14="http://schemas.microsoft.com/office/word/2010/wordprocessingDrawing" xmlns:wp="http://schemas.openxmlformats.org/drawingml/2006/wordprocessingDrawing" xmlns:w10="urn:schemas-microsoft-com:office:word" xmlns:w="http://schemas.openxmlformats.org/wordprocessingml/2006/main" xmlns:w14="http://schemas.microsoft.com/office/word/2010/wordml" xmlns:w15="http://schemas.microsoft.com/office/word/2012/wordml" xmlns:w16cex="http://schemas.microsoft.com/office/word/2018/wordml/cex" xmlns:w16cid="http://schemas.microsoft.com/office/word/2016/wordml/cid" xmlns:w16="http://schemas.microsoft.com/office/word/2018/wordml" xmlns:w16du="http://schemas.microsoft.com/office/word/2023/wordml/word16du" xmlns:w16sdtdh="http://schemas.microsoft.com/office/word/2020/wordml/sdtdatahash" xmlns:w16sdtfl="http://schemas.microsoft.com/office/word/2024/wordml/sdtformatlock" xmlns:w16se="http://schemas.microsoft.com/office/word/2015/wordml/symex" xmlns:wpg="http://schemas.microsoft.com/office/word/2010/wordprocessingGroup" xmlns:wpi="http://schemas.microsoft.com/office/word/2010/wordprocessingInk" xmlns:wne="http://schemas.microsoft.com/office/word/2006/wordml" xmlns:wps="http://schemas.microsoft.com/office/word/2010/wordprocessingShape" mc:Ignorable="w14 w15 w16se w16cid w16 w16cex w16sdtdh w16sdtfl w16du wp14">
+  <w:sdt>
+    <w:sdtPr>
+      <w:rPr>
+        <w:rStyle w:val="PageNumber"/>
+      </w:rPr>
+      <w:id w:val="549201930"/>
+      <w:docPartObj>
+        <w:docPartGallery w:val="Page Numbers (Bottom of Page)"/>
+        <w:docPartUnique/>
+      </w:docPartObj>
+    </w:sdtPr>
+    <w:sdtContent>
+      <w:p>
+        <w:pPr>
+          <w:pStyle w:val="Footer"/>
+          <w:framePr w:wrap="none" w:vAnchor="text" w:hAnchor="margin" w:xAlign="right" w:y="1"/>
+          <w:rPr>
+            <w:rStyle w:val="PageNumber"/>
+          </w:rPr>
+        </w:pPr>
+        <w:r>
+          <w:rPr>
+            <w:rStyle w:val="PageNumber"/>
+          </w:rPr>
+          <w:fldChar w:fldCharType="begin"/>
+        </w:r>
+        <w:r>
+          <w:rPr>
+            <w:rStyle w:val="PageNumber"/>
+          </w:rPr>
+          <w:instrText xml:space="preserve"> PAGE </w:instrText>
+        </w:r>
+        <w:r>
+          <w:rPr>
+            <w:rStyle w:val="PageNumber"/>
+          </w:rPr>
+          <w:fldChar w:fldCharType="separate"/>
+        </w:r>
+        <w:r>
+          <w:rPr>
+            <w:rStyle w:val="PageNumber"/>
+          </w:rPr>
+          <w:fldChar w:fldCharType="end"/>
+        </w:r>
+      </w:p>
+    </w:sdtContent>
+  </w:sdt>
   <w:p>
     <w:pPr>
       <w:pStyle w:val="Footer"/>
+      <w:ind w:right="360"/>
     </w:pPr>
   </w:p>
 </w:ftr>
@@ -9371,19 +9806,64 @@
 
 <file path=word/footer2.xml><?xml version="1.0" encoding="utf-8"?>
 <w:ftr xmlns:wpc="http://schemas.microsoft.com/office/word/2010/wordprocessingCanvas" xmlns:cx="http://schemas.microsoft.com/office/drawing/2014/chartex" xmlns:cx1="http://schemas.microsoft.com/office/drawing/2015/9/8/chartex" xmlns:cx2="http://schemas.microsoft.com/office/drawing/2015/10/21/chartex" xmlns:cx3="http://schemas.microsoft.com/office/drawing/2016/5/9/chartex" xmlns:cx4="http://schemas.microsoft.com/office/drawing/2016/5/10/chartex" xmlns:cx5="http://schemas.microsoft.com/office/drawing/2016/5/11/chartex" xmlns:cx6="http://schemas.microsoft.com/office/drawing/2016/5/12/chartex" xmlns:cx7="http://schemas.microsoft.com/office/drawing/2016/5/13/chartex" xmlns:cx8="http://schemas.microsoft.com/office/drawing/2016/5/14/chartex" xmlns:mc="http://schemas.openxmlformats.org/markup-compatibility/2006" xmlns:aink="http://schemas.microsoft.com/office/drawing/2016/ink" xmlns:am3d="http://schemas.microsoft.com/office/drawing/2017/model3d" xmlns:o="urn:schemas-microsoft-com:office:office" xmlns:oel="http://schemas.microsoft.com/office/2019/extlst" xmlns:r="http://schemas.openxmlformats.org/officeDocument/2006/relationships" xmlns:m="http://schemas.openxmlformats.org/officeDocument/2006/math" xmlns:v="urn:schemas-microsoft-com:vml" xmlns:wp14="http://schemas.microsoft.com/office/word/2010/wordprocessingDrawing" xmlns:wp="http://schemas.openxmlformats.org/drawingml/2006/wordprocessingDrawing" xmlns:w10="urn:schemas-microsoft-com:office:word" xmlns:w="http://schemas.openxmlformats.org/wordprocessingml/2006/main" xmlns:w14="http://schemas.microsoft.com/office/word/2010/wordml" xmlns:w15="http://schemas.microsoft.com/office/word/2012/wordml" xmlns:w16cex="http://schemas.microsoft.com/office/word/2018/wordml/cex" xmlns:w16cid="http://schemas.microsoft.com/office/word/2016/wordml/cid" xmlns:w16="http://schemas.microsoft.com/office/word/2018/wordml" xmlns:w16du="http://schemas.microsoft.com/office/word/2023/wordml/word16du" xmlns:w16sdtdh="http://schemas.microsoft.com/office/word/2020/wordml/sdtdatahash" xmlns:w16sdtfl="http://schemas.microsoft.com/office/word/2024/wordml/sdtformatlock" xmlns:w16se="http://schemas.microsoft.com/office/word/2015/wordml/symex" xmlns:wpg="http://schemas.microsoft.com/office/word/2010/wordprocessingGroup" xmlns:wpi="http://schemas.microsoft.com/office/word/2010/wordprocessingInk" xmlns:wne="http://schemas.microsoft.com/office/word/2006/wordml" xmlns:wps="http://schemas.microsoft.com/office/word/2010/wordprocessingShape" mc:Ignorable="w14 w15 w16se w16cid w16 w16cex w16sdtdh w16sdtfl w16du wp14">
+  <w:sdt>
+    <w:sdtPr>
+      <w:rPr>
+        <w:rStyle w:val="PageNumber"/>
+      </w:rPr>
+      <w:id w:val="-514001358"/>
+      <w:docPartObj>
+        <w:docPartGallery w:val="Page Numbers (Bottom of Page)"/>
+        <w:docPartUnique/>
+      </w:docPartObj>
+    </w:sdtPr>
+    <w:sdtContent>
+      <w:p>
+        <w:pPr>
+          <w:pStyle w:val="Footer"/>
+          <w:framePr w:wrap="none" w:vAnchor="text" w:hAnchor="margin" w:xAlign="right" w:y="1"/>
+          <w:rPr>
+            <w:rStyle w:val="PageNumber"/>
+          </w:rPr>
+        </w:pPr>
+        <w:r>
+          <w:rPr>
+            <w:rStyle w:val="PageNumber"/>
+          </w:rPr>
+          <w:fldChar w:fldCharType="begin"/>
+        </w:r>
+        <w:r>
+          <w:rPr>
+            <w:rStyle w:val="PageNumber"/>
+          </w:rPr>
+          <w:instrText xml:space="preserve"> PAGE </w:instrText>
+        </w:r>
+        <w:r>
+          <w:rPr>
+            <w:rStyle w:val="PageNumber"/>
+          </w:rPr>
+          <w:fldChar w:fldCharType="separate"/>
+        </w:r>
+        <w:r>
+          <w:rPr>
+            <w:rStyle w:val="PageNumber"/>
+            <w:noProof/>
+          </w:rPr>
+          <w:t>1</w:t>
+        </w:r>
+        <w:r>
+          <w:rPr>
+            <w:rStyle w:val="PageNumber"/>
+          </w:rPr>
+          <w:fldChar w:fldCharType="end"/>
+        </w:r>
+      </w:p>
+    </w:sdtContent>
+  </w:sdt>
   <w:p>
     <w:pPr>
       <w:pStyle w:val="Footer"/>
-    </w:pPr>
-  </w:p>
-</w:ftr>
-</file>
-
-<file path=word/footer3.xml><?xml version="1.0" encoding="utf-8"?>
-<w:ftr xmlns:wpc="http://schemas.microsoft.com/office/word/2010/wordprocessingCanvas" xmlns:cx="http://schemas.microsoft.com/office/drawing/2014/chartex" xmlns:cx1="http://schemas.microsoft.com/office/drawing/2015/9/8/chartex" xmlns:cx2="http://schemas.microsoft.com/office/drawing/2015/10/21/chartex" xmlns:cx3="http://schemas.microsoft.com/office/drawing/2016/5/9/chartex" xmlns:cx4="http://schemas.microsoft.com/office/drawing/2016/5/10/chartex" xmlns:cx5="http://schemas.microsoft.com/office/drawing/2016/5/11/chartex" xmlns:cx6="http://schemas.microsoft.com/office/drawing/2016/5/12/chartex" xmlns:cx7="http://schemas.microsoft.com/office/drawing/2016/5/13/chartex" xmlns:cx8="http://schemas.microsoft.com/office/drawing/2016/5/14/chartex" xmlns:mc="http://schemas.openxmlformats.org/markup-compatibility/2006" xmlns:aink="http://schemas.microsoft.com/office/drawing/2016/ink" xmlns:am3d="http://schemas.microsoft.com/office/drawing/2017/model3d" xmlns:o="urn:schemas-microsoft-com:office:office" xmlns:oel="http://schemas.microsoft.com/office/2019/extlst" xmlns:r="http://schemas.openxmlformats.org/officeDocument/2006/relationships" xmlns:m="http://schemas.openxmlformats.org/officeDocument/2006/math" xmlns:v="urn:schemas-microsoft-com:vml" xmlns:wp14="http://schemas.microsoft.com/office/word/2010/wordprocessingDrawing" xmlns:wp="http://schemas.openxmlformats.org/drawingml/2006/wordprocessingDrawing" xmlns:w10="urn:schemas-microsoft-com:office:word" xmlns:w="http://schemas.openxmlformats.org/wordprocessingml/2006/main" xmlns:w14="http://schemas.microsoft.com/office/word/2010/wordml" xmlns:w15="http://schemas.microsoft.com/office/word/2012/wordml" xmlns:w16cex="http://schemas.microsoft.com/office/word/2018/wordml/cex" xmlns:w16cid="http://schemas.microsoft.com/office/word/2016/wordml/cid" xmlns:w16="http://schemas.microsoft.com/office/word/2018/wordml" xmlns:w16du="http://schemas.microsoft.com/office/word/2023/wordml/word16du" xmlns:w16sdtdh="http://schemas.microsoft.com/office/word/2020/wordml/sdtdatahash" xmlns:w16sdtfl="http://schemas.microsoft.com/office/word/2024/wordml/sdtformatlock" xmlns:w16se="http://schemas.microsoft.com/office/word/2015/wordml/symex" xmlns:wpg="http://schemas.microsoft.com/office/word/2010/wordprocessingGroup" xmlns:wpi="http://schemas.microsoft.com/office/word/2010/wordprocessingInk" xmlns:wne="http://schemas.microsoft.com/office/word/2006/wordml" xmlns:wps="http://schemas.microsoft.com/office/word/2010/wordprocessingShape" mc:Ignorable="w14 w15 w16se w16cid w16 w16cex w16sdtdh w16sdtfl w16du wp14">
-  <w:p>
-    <w:pPr>
-      <w:pStyle w:val="Footer"/>
+      <w:ind w:right="360"/>
     </w:pPr>
   </w:p>
 </w:ftr>
@@ -10331,7 +10811,6 @@
   <w:style w:type="character" w:default="1" w:styleId="DefaultParagraphFont">
     <w:name w:val="Default Paragraph Font"/>
     <w:uiPriority w:val="1"/>
-    <w:semiHidden/>
     <w:unhideWhenUsed/>
   </w:style>
   <w:style w:type="table" w:default="1" w:styleId="TableNormal">
@@ -10713,6 +11192,39 @@
       <w:u w:val="single"/>
     </w:rPr>
   </w:style>
+  <w:style w:type="paragraph" w:styleId="Header">
+    <w:name w:val="header"/>
+    <w:basedOn w:val="Normal"/>
+    <w:link w:val="HeaderChar"/>
+    <w:uiPriority w:val="99"/>
+    <w:unhideWhenUsed/>
+    <w:rsid w:val="00A93AAB"/>
+    <w:pPr>
+      <w:tabs>
+        <w:tab w:val="center" w:pos="4513"/>
+        <w:tab w:val="right" w:pos="9026"/>
+      </w:tabs>
+    </w:pPr>
+  </w:style>
+  <w:style w:type="character" w:customStyle="1" w:styleId="HeaderChar">
+    <w:name w:val="Header Char"/>
+    <w:basedOn w:val="DefaultParagraphFont"/>
+    <w:link w:val="Header"/>
+    <w:uiPriority w:val="99"/>
+    <w:rsid w:val="00A93AAB"/>
+    <w:rPr>
+      <w:color w:val="auto"/>
+      <w:lang w:val="en-RO" w:eastAsia="en-GB"/>
+    </w:rPr>
+  </w:style>
+  <w:style w:type="character" w:styleId="PageNumber">
+    <w:name w:val="page number"/>
+    <w:basedOn w:val="DefaultParagraphFont"/>
+    <w:uiPriority w:val="99"/>
+    <w:semiHidden/>
+    <w:unhideWhenUsed/>
+    <w:rsid w:val="00A93AAB"/>
+  </w:style>
 </w:styles>
 </file>
 
